--- a/Deliverables/Edil CommerceDesign_TestPlan.docx
+++ b/Deliverables/Edil CommerceDesign_TestPlan.docx
@@ -403,7 +403,13 @@
         <w:rPr>
           <w:sz w:val="32"/>
         </w:rPr>
-        <w:t>13</w:t>
+        <w:t>1</w:t>
+      </w:r>
+      <w:r>
+        <w:rPr>
+          <w:sz w:val="32"/>
+        </w:rPr>
+        <w:t>9</w:t>
       </w:r>
       <w:r>
         <w:rPr>
@@ -557,6 +563,15 @@
     </w:p>
     <w:sdt>
       <w:sdtPr>
+        <w:rPr>
+          <w:rFonts w:ascii="Times New Roman" w:eastAsia="Lucida Sans Unicode" w:hAnsi="Times New Roman" w:cs="Times New Roman"/>
+          <w:color w:val="0563C1" w:themeColor="hyperlink"/>
+          <w:kern w:val="1"/>
+          <w:sz w:val="24"/>
+          <w:szCs w:val="24"/>
+          <w:u w:val="single"/>
+          <w:lang w:eastAsia="en-US"/>
+        </w:rPr>
         <w:id w:val="1396245710"/>
         <w:docPartObj>
           <w:docPartGallery w:val="Table of Contents"/>
@@ -565,14 +580,10 @@
       </w:sdtPr>
       <w:sdtEndPr>
         <w:rPr>
-          <w:rFonts w:ascii="Times New Roman" w:eastAsia="Lucida Sans Unicode" w:hAnsi="Times New Roman" w:cs="Times New Roman"/>
           <w:b/>
           <w:bCs/>
           <w:color w:val="auto"/>
-          <w:kern w:val="1"/>
-          <w:sz w:val="24"/>
-          <w:szCs w:val="24"/>
-          <w:lang w:eastAsia="en-US"/>
+          <w:u w:val="none"/>
         </w:rPr>
       </w:sdtEndPr>
       <w:sdtContent>
@@ -1461,6 +1472,13 @@
           <w:sz w:val="28"/>
           <w:szCs w:val="28"/>
         </w:rPr>
+        <w:t>GUI_</w:t>
+      </w:r>
+      <w:r>
+        <w:rPr>
+          <w:sz w:val="28"/>
+          <w:szCs w:val="28"/>
+        </w:rPr>
         <w:t>Account:</w:t>
       </w:r>
     </w:p>
@@ -1645,23 +1663,7 @@
           <w:sz w:val="28"/>
           <w:szCs w:val="28"/>
         </w:rPr>
-        <w:t xml:space="preserve">Aggiorna </w:t>
-      </w:r>
-      <w:proofErr w:type="gramStart"/>
-      <w:r>
-        <w:rPr>
-          <w:sz w:val="28"/>
-          <w:szCs w:val="28"/>
-        </w:rPr>
-        <w:t>articolo ?</w:t>
-      </w:r>
-      <w:proofErr w:type="gramEnd"/>
-      <w:r>
-        <w:rPr>
-          <w:sz w:val="28"/>
-          <w:szCs w:val="28"/>
-        </w:rPr>
-        <w:t xml:space="preserve"> modifica giacenze</w:t>
+        <w:t>Aggiorna articolo ? modifica giacenze</w:t>
       </w:r>
     </w:p>
     <w:p>
@@ -1978,6 +1980,7 @@
       <w:bookmarkEnd w:id="3"/>
     </w:p>
     <w:p/>
+    <w:p/>
     <w:p>
       <w:pPr>
         <w:pStyle w:val="Titolo1"/>
@@ -2000,6 +2003,68 @@
       </w:r>
       <w:bookmarkEnd w:id="4"/>
     </w:p>
+    <w:p>
+      <w:r>
+        <w:t>Per il nostro sistema il Testing si dividerà in :</w:t>
+      </w:r>
+    </w:p>
+    <w:p>
+      <w:r>
+        <w:t xml:space="preserve">-Testing di unità, ovvero testeremo i singoli componenti, in modo da verificare che non ci siano </w:t>
+      </w:r>
+      <w:r>
+        <w:lastRenderedPageBreak/>
+        <w:t xml:space="preserve">errori, su ogni funzionalità. </w:t>
+      </w:r>
+    </w:p>
+    <w:p>
+      <w:r>
+        <w:t xml:space="preserve">-Testing di Integrazione verrà utilizzato per testare la logica interna del sottosistema, infatti, </w:t>
+      </w:r>
+      <w:r>
+        <w:t>verranno testati un numero finito di “cammini”, ovvero di sequenze di istruzioni utilizzate da un’esecuzione.</w:t>
+      </w:r>
+    </w:p>
+    <w:p>
+      <w:r>
+        <w:t>Per il test di integrazione utilizziamo il Tool “</w:t>
+      </w:r>
+      <w:proofErr w:type="spellStart"/>
+      <w:r>
+        <w:t>JUnit</w:t>
+      </w:r>
+      <w:proofErr w:type="spellEnd"/>
+      <w:r>
+        <w:t xml:space="preserve">” , che ci permetterà con approccio bottom-up di testare un insieme di componenti e poter </w:t>
+      </w:r>
+      <w:proofErr w:type="gramStart"/>
+      <w:r>
+        <w:t>cosi</w:t>
+      </w:r>
+      <w:proofErr w:type="gramEnd"/>
+      <w:r>
+        <w:t xml:space="preserve"> individuare dove si trova l’errore.</w:t>
+      </w:r>
+    </w:p>
+    <w:p>
+      <w:r>
+        <w:t>-Testing di sistema utilizzando il tool “</w:t>
+      </w:r>
+      <w:proofErr w:type="spellStart"/>
+      <w:r>
+        <w:t>Selenium</w:t>
+      </w:r>
+      <w:proofErr w:type="spellEnd"/>
+      <w:r>
+        <w:t>”, per il testing completo d</w:t>
+      </w:r>
+      <w:r>
+        <w:t>el sistema</w:t>
+      </w:r>
+      <w:r>
+        <w:t>.</w:t>
+      </w:r>
+    </w:p>
     <w:p/>
     <w:p>
       <w:pPr>
@@ -2009,6 +2074,7 @@
           <w:b/>
           <w:bCs/>
           <w:color w:val="000000" w:themeColor="text1"/>
+          <w:lang w:val="en-US"/>
         </w:rPr>
       </w:pPr>
       <w:bookmarkStart w:id="5" w:name="_Toc121850493"/>
@@ -2018,10 +2084,9729 @@
           <w:b/>
           <w:bCs/>
           <w:color w:val="000000" w:themeColor="text1"/>
+          <w:lang w:val="en-US"/>
         </w:rPr>
         <w:t>MATERIALE PER IL TESTING</w:t>
       </w:r>
       <w:bookmarkEnd w:id="5"/>
+    </w:p>
+    <w:p>
+      <w:pPr>
+        <w:rPr>
+          <w:lang w:val="en-US"/>
+        </w:rPr>
+      </w:pPr>
+    </w:p>
+    <w:p>
+      <w:pPr>
+        <w:rPr>
+          <w:lang w:val="en-US"/>
+        </w:rPr>
+      </w:pPr>
+    </w:p>
+    <w:p>
+      <w:pPr>
+        <w:rPr>
+          <w:lang w:val="en-US"/>
+        </w:rPr>
+      </w:pPr>
+    </w:p>
+    <w:p>
+      <w:pPr>
+        <w:rPr>
+          <w:lang w:val="en-US"/>
+        </w:rPr>
+      </w:pPr>
+    </w:p>
+    <w:p>
+      <w:pPr>
+        <w:rPr>
+          <w:lang w:val="en-US"/>
+        </w:rPr>
+      </w:pPr>
+    </w:p>
+    <w:p>
+      <w:pPr>
+        <w:rPr>
+          <w:b/>
+          <w:bCs/>
+          <w:sz w:val="32"/>
+          <w:szCs w:val="32"/>
+          <w:lang w:val="en-US"/>
+        </w:rPr>
+      </w:pPr>
+      <w:r>
+        <w:rPr>
+          <w:b/>
+          <w:bCs/>
+          <w:sz w:val="32"/>
+          <w:szCs w:val="32"/>
+          <w:lang w:val="en-US"/>
+        </w:rPr>
+        <w:t>TEST CASES</w:t>
+      </w:r>
+    </w:p>
+    <w:p>
+      <w:pPr>
+        <w:rPr>
+          <w:b/>
+          <w:bCs/>
+          <w:sz w:val="32"/>
+          <w:szCs w:val="32"/>
+          <w:lang w:val="en-US"/>
+        </w:rPr>
+      </w:pPr>
+    </w:p>
+    <w:p>
+      <w:pPr>
+        <w:jc w:val="center"/>
+        <w:rPr>
+          <w:b/>
+          <w:bCs/>
+          <w:sz w:val="32"/>
+          <w:szCs w:val="32"/>
+          <w:lang w:val="en-US"/>
+        </w:rPr>
+      </w:pPr>
+      <w:r>
+        <w:rPr>
+          <w:b/>
+          <w:bCs/>
+          <w:sz w:val="32"/>
+          <w:szCs w:val="32"/>
+          <w:lang w:val="en-US"/>
+        </w:rPr>
+        <w:t>TEST GUI_ACCOUNT</w:t>
+      </w:r>
+    </w:p>
+    <w:p>
+      <w:pPr>
+        <w:rPr>
+          <w:lang w:val="en-US"/>
+        </w:rPr>
+      </w:pPr>
+    </w:p>
+    <w:p>
+      <w:pPr>
+        <w:rPr>
+          <w:sz w:val="28"/>
+          <w:szCs w:val="28"/>
+        </w:rPr>
+      </w:pPr>
+      <w:r>
+        <w:rPr>
+          <w:sz w:val="28"/>
+          <w:szCs w:val="28"/>
+        </w:rPr>
+        <w:t>TEST_REGISTRAZIONE</w:t>
+      </w:r>
+    </w:p>
+    <w:p/>
+    <w:p/>
+    <w:p>
+      <w:pPr>
+        <w:rPr>
+          <w:sz w:val="22"/>
+          <w:szCs w:val="22"/>
+        </w:rPr>
+      </w:pPr>
+      <w:r>
+        <w:rPr>
+          <w:sz w:val="22"/>
+          <w:szCs w:val="22"/>
+        </w:rPr>
+        <w:t xml:space="preserve">PARAMETRI: </w:t>
+      </w:r>
+    </w:p>
+    <w:p>
+      <w:pPr>
+        <w:rPr>
+          <w:sz w:val="22"/>
+          <w:szCs w:val="22"/>
+        </w:rPr>
+      </w:pPr>
+      <w:r>
+        <w:rPr>
+          <w:sz w:val="22"/>
+          <w:szCs w:val="22"/>
+        </w:rPr>
+        <w:t>Nome,</w:t>
+      </w:r>
+      <w:r>
+        <w:rPr>
+          <w:sz w:val="22"/>
+          <w:szCs w:val="22"/>
+        </w:rPr>
+        <w:t xml:space="preserve"> </w:t>
+      </w:r>
+      <w:r>
+        <w:rPr>
+          <w:sz w:val="22"/>
+          <w:szCs w:val="22"/>
+        </w:rPr>
+        <w:t>Cognome,</w:t>
+      </w:r>
+      <w:r>
+        <w:rPr>
+          <w:sz w:val="22"/>
+          <w:szCs w:val="22"/>
+        </w:rPr>
+        <w:t xml:space="preserve"> </w:t>
+      </w:r>
+      <w:r>
+        <w:rPr>
+          <w:sz w:val="22"/>
+          <w:szCs w:val="22"/>
+        </w:rPr>
+        <w:t>Username,</w:t>
+      </w:r>
+      <w:r>
+        <w:rPr>
+          <w:sz w:val="22"/>
+          <w:szCs w:val="22"/>
+        </w:rPr>
+        <w:t xml:space="preserve"> </w:t>
+      </w:r>
+      <w:r>
+        <w:rPr>
+          <w:sz w:val="22"/>
+          <w:szCs w:val="22"/>
+        </w:rPr>
+        <w:t>E-mail,</w:t>
+      </w:r>
+      <w:r>
+        <w:rPr>
+          <w:sz w:val="22"/>
+          <w:szCs w:val="22"/>
+        </w:rPr>
+        <w:t xml:space="preserve"> </w:t>
+      </w:r>
+      <w:r>
+        <w:rPr>
+          <w:sz w:val="22"/>
+          <w:szCs w:val="22"/>
+        </w:rPr>
+        <w:t>Password,</w:t>
+      </w:r>
+      <w:r>
+        <w:rPr>
+          <w:sz w:val="22"/>
+          <w:szCs w:val="22"/>
+        </w:rPr>
+        <w:t xml:space="preserve"> </w:t>
+      </w:r>
+      <w:r>
+        <w:rPr>
+          <w:sz w:val="22"/>
+          <w:szCs w:val="22"/>
+        </w:rPr>
+        <w:t>Conferma_Password,</w:t>
+      </w:r>
+      <w:r>
+        <w:rPr>
+          <w:sz w:val="22"/>
+          <w:szCs w:val="22"/>
+        </w:rPr>
+        <w:t xml:space="preserve"> </w:t>
+      </w:r>
+      <w:r>
+        <w:rPr>
+          <w:sz w:val="22"/>
+          <w:szCs w:val="22"/>
+        </w:rPr>
+        <w:t>Indirizzo,</w:t>
+      </w:r>
+      <w:r>
+        <w:rPr>
+          <w:sz w:val="22"/>
+          <w:szCs w:val="22"/>
+        </w:rPr>
+        <w:t xml:space="preserve"> </w:t>
+      </w:r>
+      <w:r>
+        <w:rPr>
+          <w:sz w:val="22"/>
+          <w:szCs w:val="22"/>
+        </w:rPr>
+        <w:t>Telefono,</w:t>
+      </w:r>
+      <w:r>
+        <w:rPr>
+          <w:sz w:val="22"/>
+          <w:szCs w:val="22"/>
+        </w:rPr>
+        <w:t xml:space="preserve"> </w:t>
+      </w:r>
+      <w:r>
+        <w:rPr>
+          <w:sz w:val="22"/>
+          <w:szCs w:val="22"/>
+        </w:rPr>
+        <w:t>Città,</w:t>
+      </w:r>
+      <w:r>
+        <w:rPr>
+          <w:sz w:val="22"/>
+          <w:szCs w:val="22"/>
+        </w:rPr>
+        <w:t xml:space="preserve"> </w:t>
+      </w:r>
+      <w:r>
+        <w:rPr>
+          <w:sz w:val="22"/>
+          <w:szCs w:val="22"/>
+        </w:rPr>
+        <w:t>Cap,</w:t>
+      </w:r>
+      <w:r>
+        <w:rPr>
+          <w:sz w:val="22"/>
+          <w:szCs w:val="22"/>
+        </w:rPr>
+        <w:t xml:space="preserve"> </w:t>
+      </w:r>
+      <w:r>
+        <w:rPr>
+          <w:sz w:val="22"/>
+          <w:szCs w:val="22"/>
+        </w:rPr>
+        <w:t>Stato.</w:t>
+      </w:r>
+    </w:p>
+    <w:p/>
+    <w:p/>
+    <w:tbl>
+      <w:tblPr>
+        <w:tblStyle w:val="Grigliatabella"/>
+        <w:tblW w:w="0" w:type="auto"/>
+        <w:tblLook w:val="04A0" w:firstRow="1" w:lastRow="0" w:firstColumn="1" w:lastColumn="0" w:noHBand="0" w:noVBand="1"/>
+      </w:tblPr>
+      <w:tblGrid>
+        <w:gridCol w:w="2802"/>
+        <w:gridCol w:w="6826"/>
+      </w:tblGrid>
+      <w:tr>
+        <w:tc>
+          <w:tcPr>
+            <w:tcW w:w="9628" w:type="dxa"/>
+            <w:gridSpan w:val="2"/>
+          </w:tcPr>
+          <w:p>
+            <w:pPr>
+              <w:jc w:val="center"/>
+            </w:pPr>
+            <w:r>
+              <w:t>Parametro:</w:t>
+            </w:r>
+            <w:r>
+              <w:t xml:space="preserve"> </w:t>
+            </w:r>
+            <w:r>
+              <w:t>Nome</w:t>
+            </w:r>
+          </w:p>
+        </w:tc>
+      </w:tr>
+      <w:tr>
+        <w:tc>
+          <w:tcPr>
+            <w:tcW w:w="2802" w:type="dxa"/>
+          </w:tcPr>
+          <w:p>
+            <w:pPr>
+              <w:jc w:val="center"/>
+            </w:pPr>
+            <w:r>
+              <w:t>Categorie</w:t>
+            </w:r>
+          </w:p>
+        </w:tc>
+        <w:tc>
+          <w:tcPr>
+            <w:tcW w:w="6826" w:type="dxa"/>
+          </w:tcPr>
+          <w:p>
+            <w:pPr>
+              <w:jc w:val="center"/>
+            </w:pPr>
+            <w:r>
+              <w:t>Scelte</w:t>
+            </w:r>
+          </w:p>
+        </w:tc>
+      </w:tr>
+      <w:tr>
+        <w:tc>
+          <w:tcPr>
+            <w:tcW w:w="2802" w:type="dxa"/>
+          </w:tcPr>
+          <w:p>
+            <w:r>
+              <w:t xml:space="preserve">Lunghezza Nome LN </w:t>
+            </w:r>
+          </w:p>
+        </w:tc>
+        <w:tc>
+          <w:tcPr>
+            <w:tcW w:w="6826" w:type="dxa"/>
+          </w:tcPr>
+          <w:p>
+            <w:r>
+              <w:t>1. Lunghezza</w:t>
+            </w:r>
+            <w:r>
+              <w:t xml:space="preserve"> corretta</w:t>
+            </w:r>
+            <w:r>
+              <w:t>&gt;1</w:t>
+            </w:r>
+            <w:r>
+              <w:t xml:space="preserve"> e &lt;=15</w:t>
+            </w:r>
+            <w:r>
+              <w:t xml:space="preserve"> </w:t>
+            </w:r>
+            <w:r>
+              <w:t xml:space="preserve"> </w:t>
+            </w:r>
+            <w:r>
+              <w:t>[property LN_VALID]</w:t>
+            </w:r>
+          </w:p>
+          <w:p>
+            <w:r>
+              <w:t xml:space="preserve">2. Lunghezza non corretta </w:t>
+            </w:r>
+          </w:p>
+        </w:tc>
+      </w:tr>
+      <w:tr>
+        <w:tc>
+          <w:tcPr>
+            <w:tcW w:w="2802" w:type="dxa"/>
+          </w:tcPr>
+          <w:p>
+            <w:r>
+              <w:t>Formato Nome FN</w:t>
+            </w:r>
+          </w:p>
+        </w:tc>
+        <w:tc>
+          <w:tcPr>
+            <w:tcW w:w="6826" w:type="dxa"/>
+          </w:tcPr>
+          <w:p>
+            <w:r>
+              <w:t>1. Rispetta il formato</w:t>
+            </w:r>
+            <w:r>
+              <w:t xml:space="preserve"> </w:t>
+            </w:r>
+            <w:r>
+              <w:t xml:space="preserve">     </w:t>
+            </w:r>
+            <w:r>
+              <w:t xml:space="preserve"> </w:t>
+            </w:r>
+            <w:r>
+              <w:t xml:space="preserve"> </w:t>
+            </w:r>
+            <w:r>
+              <w:t>[if LN_VALID][property FN_VALID]</w:t>
+            </w:r>
+          </w:p>
+          <w:p>
+            <w:pPr>
+              <w:rPr>
+                <w:sz w:val="21"/>
+                <w:szCs w:val="21"/>
+              </w:rPr>
+            </w:pPr>
+            <w:r>
+              <w:t>2. Non rispetta il formato</w:t>
+            </w:r>
+            <w:r>
+              <w:t xml:space="preserve"> </w:t>
+            </w:r>
+            <w:r>
+              <w:t xml:space="preserve"> </w:t>
+            </w:r>
+            <w:r>
+              <w:t>[property FN_NOT_VALID ]</w:t>
+            </w:r>
+          </w:p>
+          <w:p/>
+        </w:tc>
+      </w:tr>
+    </w:tbl>
+    <w:p>
+      <w:r>
+        <w:t>*Rispetta il formato: La Stringa non presenta caratteri speciali e/o numeri.</w:t>
+      </w:r>
+    </w:p>
+    <w:p/>
+    <w:p>
+      <w:pPr>
+        <w:rPr>
+          <w:b/>
+          <w:bCs/>
+          <w:sz w:val="20"/>
+          <w:szCs w:val="20"/>
+        </w:rPr>
+      </w:pPr>
+      <w:r>
+        <w:rPr>
+          <w:b/>
+          <w:bCs/>
+          <w:sz w:val="20"/>
+          <w:szCs w:val="20"/>
+        </w:rPr>
+        <w:t>LN</w:t>
+      </w:r>
+      <w:r>
+        <w:rPr>
+          <w:b/>
+          <w:bCs/>
+          <w:sz w:val="20"/>
+          <w:szCs w:val="20"/>
+        </w:rPr>
+        <w:t>2</w:t>
+      </w:r>
+      <w:r>
+        <w:rPr>
+          <w:b/>
+          <w:bCs/>
+          <w:sz w:val="20"/>
+          <w:szCs w:val="20"/>
+        </w:rPr>
+        <w:t xml:space="preserve"> LC</w:t>
+      </w:r>
+      <w:r>
+        <w:rPr>
+          <w:b/>
+          <w:bCs/>
+          <w:sz w:val="20"/>
+          <w:szCs w:val="20"/>
+        </w:rPr>
+        <w:t>1</w:t>
+      </w:r>
+      <w:r>
+        <w:rPr>
+          <w:b/>
+          <w:bCs/>
+          <w:sz w:val="20"/>
+          <w:szCs w:val="20"/>
+        </w:rPr>
+        <w:t xml:space="preserve"> FC</w:t>
+      </w:r>
+      <w:r>
+        <w:rPr>
+          <w:b/>
+          <w:bCs/>
+          <w:sz w:val="20"/>
+          <w:szCs w:val="20"/>
+        </w:rPr>
+        <w:t>1</w:t>
+      </w:r>
+      <w:r>
+        <w:rPr>
+          <w:b/>
+          <w:bCs/>
+          <w:sz w:val="20"/>
+          <w:szCs w:val="20"/>
+        </w:rPr>
+        <w:t xml:space="preserve"> LU</w:t>
+      </w:r>
+      <w:r>
+        <w:rPr>
+          <w:b/>
+          <w:bCs/>
+          <w:sz w:val="20"/>
+          <w:szCs w:val="20"/>
+        </w:rPr>
+        <w:t>1</w:t>
+      </w:r>
+      <w:r>
+        <w:rPr>
+          <w:b/>
+          <w:bCs/>
+          <w:sz w:val="20"/>
+          <w:szCs w:val="20"/>
+        </w:rPr>
+        <w:t xml:space="preserve"> FU</w:t>
+      </w:r>
+      <w:r>
+        <w:rPr>
+          <w:b/>
+          <w:bCs/>
+          <w:sz w:val="20"/>
+          <w:szCs w:val="20"/>
+        </w:rPr>
+        <w:t>1</w:t>
+      </w:r>
+      <w:r>
+        <w:rPr>
+          <w:b/>
+          <w:bCs/>
+          <w:sz w:val="20"/>
+          <w:szCs w:val="20"/>
+        </w:rPr>
+        <w:t xml:space="preserve"> EU</w:t>
+      </w:r>
+      <w:r>
+        <w:rPr>
+          <w:b/>
+          <w:bCs/>
+          <w:sz w:val="20"/>
+          <w:szCs w:val="20"/>
+        </w:rPr>
+        <w:t>1</w:t>
+      </w:r>
+      <w:r>
+        <w:rPr>
+          <w:b/>
+          <w:bCs/>
+          <w:sz w:val="20"/>
+          <w:szCs w:val="20"/>
+        </w:rPr>
+        <w:t xml:space="preserve"> LE</w:t>
+      </w:r>
+      <w:r>
+        <w:rPr>
+          <w:b/>
+          <w:bCs/>
+          <w:sz w:val="20"/>
+          <w:szCs w:val="20"/>
+        </w:rPr>
+        <w:t>1</w:t>
+      </w:r>
+      <w:r>
+        <w:rPr>
+          <w:b/>
+          <w:bCs/>
+          <w:sz w:val="20"/>
+          <w:szCs w:val="20"/>
+        </w:rPr>
+        <w:t xml:space="preserve"> FE</w:t>
+      </w:r>
+      <w:r>
+        <w:rPr>
+          <w:b/>
+          <w:bCs/>
+          <w:sz w:val="20"/>
+          <w:szCs w:val="20"/>
+        </w:rPr>
+        <w:t>1</w:t>
+      </w:r>
+      <w:r>
+        <w:rPr>
+          <w:b/>
+          <w:bCs/>
+          <w:sz w:val="20"/>
+          <w:szCs w:val="20"/>
+        </w:rPr>
+        <w:t xml:space="preserve"> EE</w:t>
+      </w:r>
+      <w:r>
+        <w:rPr>
+          <w:b/>
+          <w:bCs/>
+          <w:sz w:val="20"/>
+          <w:szCs w:val="20"/>
+        </w:rPr>
+        <w:t>1</w:t>
+      </w:r>
+      <w:r>
+        <w:rPr>
+          <w:b/>
+          <w:bCs/>
+          <w:sz w:val="20"/>
+          <w:szCs w:val="20"/>
+        </w:rPr>
+        <w:t xml:space="preserve"> LP</w:t>
+      </w:r>
+      <w:r>
+        <w:rPr>
+          <w:b/>
+          <w:bCs/>
+          <w:sz w:val="20"/>
+          <w:szCs w:val="20"/>
+        </w:rPr>
+        <w:t>1</w:t>
+      </w:r>
+      <w:r>
+        <w:rPr>
+          <w:b/>
+          <w:bCs/>
+          <w:sz w:val="20"/>
+          <w:szCs w:val="20"/>
+        </w:rPr>
+        <w:t xml:space="preserve"> FP</w:t>
+      </w:r>
+      <w:r>
+        <w:rPr>
+          <w:b/>
+          <w:bCs/>
+          <w:sz w:val="20"/>
+          <w:szCs w:val="20"/>
+        </w:rPr>
+        <w:t>1</w:t>
+      </w:r>
+      <w:r>
+        <w:rPr>
+          <w:b/>
+          <w:bCs/>
+          <w:sz w:val="20"/>
+          <w:szCs w:val="20"/>
+        </w:rPr>
+        <w:t xml:space="preserve"> </w:t>
+      </w:r>
+      <w:r>
+        <w:rPr>
+          <w:b/>
+          <w:bCs/>
+          <w:sz w:val="20"/>
+          <w:szCs w:val="20"/>
+        </w:rPr>
+        <w:t>CCP</w:t>
+      </w:r>
+      <w:r>
+        <w:rPr>
+          <w:b/>
+          <w:bCs/>
+          <w:sz w:val="20"/>
+          <w:szCs w:val="20"/>
+        </w:rPr>
+        <w:t>1</w:t>
+      </w:r>
+      <w:r>
+        <w:rPr>
+          <w:b/>
+          <w:bCs/>
+          <w:sz w:val="20"/>
+          <w:szCs w:val="20"/>
+        </w:rPr>
+        <w:t xml:space="preserve"> LI</w:t>
+      </w:r>
+      <w:r>
+        <w:rPr>
+          <w:b/>
+          <w:bCs/>
+          <w:sz w:val="20"/>
+          <w:szCs w:val="20"/>
+        </w:rPr>
+        <w:t>1</w:t>
+      </w:r>
+      <w:r>
+        <w:rPr>
+          <w:b/>
+          <w:bCs/>
+          <w:sz w:val="20"/>
+          <w:szCs w:val="20"/>
+        </w:rPr>
+        <w:t xml:space="preserve"> LT</w:t>
+      </w:r>
+      <w:r>
+        <w:rPr>
+          <w:b/>
+          <w:bCs/>
+          <w:sz w:val="20"/>
+          <w:szCs w:val="20"/>
+        </w:rPr>
+        <w:t>1</w:t>
+      </w:r>
+      <w:r>
+        <w:rPr>
+          <w:b/>
+          <w:bCs/>
+          <w:sz w:val="20"/>
+          <w:szCs w:val="20"/>
+        </w:rPr>
+        <w:t xml:space="preserve"> FT</w:t>
+      </w:r>
+      <w:r>
+        <w:rPr>
+          <w:b/>
+          <w:bCs/>
+          <w:sz w:val="20"/>
+          <w:szCs w:val="20"/>
+        </w:rPr>
+        <w:t>1</w:t>
+      </w:r>
+      <w:r>
+        <w:rPr>
+          <w:b/>
+          <w:bCs/>
+          <w:sz w:val="20"/>
+          <w:szCs w:val="20"/>
+        </w:rPr>
+        <w:t xml:space="preserve"> LCI</w:t>
+      </w:r>
+      <w:r>
+        <w:rPr>
+          <w:b/>
+          <w:bCs/>
+          <w:sz w:val="20"/>
+          <w:szCs w:val="20"/>
+        </w:rPr>
+        <w:t>1</w:t>
+      </w:r>
+      <w:r>
+        <w:rPr>
+          <w:b/>
+          <w:bCs/>
+          <w:sz w:val="20"/>
+          <w:szCs w:val="20"/>
+        </w:rPr>
+        <w:t xml:space="preserve"> LCA</w:t>
+      </w:r>
+      <w:r>
+        <w:rPr>
+          <w:b/>
+          <w:bCs/>
+          <w:sz w:val="20"/>
+          <w:szCs w:val="20"/>
+        </w:rPr>
+        <w:t>1</w:t>
+      </w:r>
+      <w:r>
+        <w:rPr>
+          <w:b/>
+          <w:bCs/>
+          <w:sz w:val="20"/>
+          <w:szCs w:val="20"/>
+        </w:rPr>
+        <w:t xml:space="preserve"> FCA</w:t>
+      </w:r>
+      <w:r>
+        <w:rPr>
+          <w:b/>
+          <w:bCs/>
+          <w:sz w:val="20"/>
+          <w:szCs w:val="20"/>
+        </w:rPr>
+        <w:t>1</w:t>
+      </w:r>
+      <w:r>
+        <w:rPr>
+          <w:b/>
+          <w:bCs/>
+          <w:sz w:val="20"/>
+          <w:szCs w:val="20"/>
+        </w:rPr>
+        <w:t xml:space="preserve"> LS</w:t>
+      </w:r>
+      <w:r>
+        <w:rPr>
+          <w:b/>
+          <w:bCs/>
+          <w:sz w:val="20"/>
+          <w:szCs w:val="20"/>
+        </w:rPr>
+        <w:t>1 : ERRORE LUNGHEZZA NOME</w:t>
+      </w:r>
+    </w:p>
+    <w:p/>
+    <w:p>
+      <w:pPr>
+        <w:rPr>
+          <w:b/>
+          <w:bCs/>
+          <w:sz w:val="20"/>
+          <w:szCs w:val="20"/>
+        </w:rPr>
+      </w:pPr>
+      <w:r>
+        <w:rPr>
+          <w:b/>
+          <w:bCs/>
+          <w:sz w:val="20"/>
+          <w:szCs w:val="20"/>
+        </w:rPr>
+        <w:t>LN</w:t>
+      </w:r>
+      <w:r>
+        <w:rPr>
+          <w:b/>
+          <w:bCs/>
+          <w:sz w:val="20"/>
+          <w:szCs w:val="20"/>
+        </w:rPr>
+        <w:t>1</w:t>
+      </w:r>
+      <w:r>
+        <w:rPr>
+          <w:b/>
+          <w:bCs/>
+          <w:sz w:val="20"/>
+          <w:szCs w:val="20"/>
+        </w:rPr>
+        <w:t xml:space="preserve"> FN</w:t>
+      </w:r>
+      <w:r>
+        <w:rPr>
+          <w:b/>
+          <w:bCs/>
+          <w:sz w:val="20"/>
+          <w:szCs w:val="20"/>
+        </w:rPr>
+        <w:t>2</w:t>
+      </w:r>
+      <w:r>
+        <w:rPr>
+          <w:b/>
+          <w:bCs/>
+          <w:sz w:val="20"/>
+          <w:szCs w:val="20"/>
+        </w:rPr>
+        <w:t xml:space="preserve"> LC</w:t>
+      </w:r>
+      <w:r>
+        <w:rPr>
+          <w:b/>
+          <w:bCs/>
+          <w:sz w:val="20"/>
+          <w:szCs w:val="20"/>
+        </w:rPr>
+        <w:t>1</w:t>
+      </w:r>
+      <w:r>
+        <w:rPr>
+          <w:b/>
+          <w:bCs/>
+          <w:sz w:val="20"/>
+          <w:szCs w:val="20"/>
+        </w:rPr>
+        <w:t xml:space="preserve"> FC</w:t>
+      </w:r>
+      <w:r>
+        <w:rPr>
+          <w:b/>
+          <w:bCs/>
+          <w:sz w:val="20"/>
+          <w:szCs w:val="20"/>
+        </w:rPr>
+        <w:t>1</w:t>
+      </w:r>
+      <w:r>
+        <w:rPr>
+          <w:b/>
+          <w:bCs/>
+          <w:sz w:val="20"/>
+          <w:szCs w:val="20"/>
+        </w:rPr>
+        <w:t xml:space="preserve"> LU</w:t>
+      </w:r>
+      <w:r>
+        <w:rPr>
+          <w:b/>
+          <w:bCs/>
+          <w:sz w:val="20"/>
+          <w:szCs w:val="20"/>
+        </w:rPr>
+        <w:t>1</w:t>
+      </w:r>
+      <w:r>
+        <w:rPr>
+          <w:b/>
+          <w:bCs/>
+          <w:sz w:val="20"/>
+          <w:szCs w:val="20"/>
+        </w:rPr>
+        <w:t xml:space="preserve"> FU</w:t>
+      </w:r>
+      <w:r>
+        <w:rPr>
+          <w:b/>
+          <w:bCs/>
+          <w:sz w:val="20"/>
+          <w:szCs w:val="20"/>
+        </w:rPr>
+        <w:t>1</w:t>
+      </w:r>
+      <w:r>
+        <w:rPr>
+          <w:b/>
+          <w:bCs/>
+          <w:sz w:val="20"/>
+          <w:szCs w:val="20"/>
+        </w:rPr>
+        <w:t xml:space="preserve"> EU</w:t>
+      </w:r>
+      <w:r>
+        <w:rPr>
+          <w:b/>
+          <w:bCs/>
+          <w:sz w:val="20"/>
+          <w:szCs w:val="20"/>
+        </w:rPr>
+        <w:t>1</w:t>
+      </w:r>
+      <w:r>
+        <w:rPr>
+          <w:b/>
+          <w:bCs/>
+          <w:sz w:val="20"/>
+          <w:szCs w:val="20"/>
+        </w:rPr>
+        <w:t xml:space="preserve"> LE</w:t>
+      </w:r>
+      <w:r>
+        <w:rPr>
+          <w:b/>
+          <w:bCs/>
+          <w:sz w:val="20"/>
+          <w:szCs w:val="20"/>
+        </w:rPr>
+        <w:t>1</w:t>
+      </w:r>
+      <w:r>
+        <w:rPr>
+          <w:b/>
+          <w:bCs/>
+          <w:sz w:val="20"/>
+          <w:szCs w:val="20"/>
+        </w:rPr>
+        <w:t xml:space="preserve"> FE</w:t>
+      </w:r>
+      <w:r>
+        <w:rPr>
+          <w:b/>
+          <w:bCs/>
+          <w:sz w:val="20"/>
+          <w:szCs w:val="20"/>
+        </w:rPr>
+        <w:t>1</w:t>
+      </w:r>
+      <w:r>
+        <w:rPr>
+          <w:b/>
+          <w:bCs/>
+          <w:sz w:val="20"/>
+          <w:szCs w:val="20"/>
+        </w:rPr>
+        <w:t xml:space="preserve"> EE</w:t>
+      </w:r>
+      <w:r>
+        <w:rPr>
+          <w:b/>
+          <w:bCs/>
+          <w:sz w:val="20"/>
+          <w:szCs w:val="20"/>
+        </w:rPr>
+        <w:t>1</w:t>
+      </w:r>
+      <w:r>
+        <w:rPr>
+          <w:b/>
+          <w:bCs/>
+          <w:sz w:val="20"/>
+          <w:szCs w:val="20"/>
+        </w:rPr>
+        <w:t xml:space="preserve"> LP</w:t>
+      </w:r>
+      <w:r>
+        <w:rPr>
+          <w:b/>
+          <w:bCs/>
+          <w:sz w:val="20"/>
+          <w:szCs w:val="20"/>
+        </w:rPr>
+        <w:t>1</w:t>
+      </w:r>
+      <w:r>
+        <w:rPr>
+          <w:b/>
+          <w:bCs/>
+          <w:sz w:val="20"/>
+          <w:szCs w:val="20"/>
+        </w:rPr>
+        <w:t xml:space="preserve"> FP</w:t>
+      </w:r>
+      <w:r>
+        <w:rPr>
+          <w:b/>
+          <w:bCs/>
+          <w:sz w:val="20"/>
+          <w:szCs w:val="20"/>
+        </w:rPr>
+        <w:t>1</w:t>
+      </w:r>
+      <w:r>
+        <w:rPr>
+          <w:b/>
+          <w:bCs/>
+          <w:sz w:val="20"/>
+          <w:szCs w:val="20"/>
+        </w:rPr>
+        <w:t xml:space="preserve"> </w:t>
+      </w:r>
+      <w:r>
+        <w:rPr>
+          <w:b/>
+          <w:bCs/>
+          <w:sz w:val="20"/>
+          <w:szCs w:val="20"/>
+        </w:rPr>
+        <w:t>CCP</w:t>
+      </w:r>
+      <w:r>
+        <w:rPr>
+          <w:b/>
+          <w:bCs/>
+          <w:sz w:val="20"/>
+          <w:szCs w:val="20"/>
+        </w:rPr>
+        <w:t>1</w:t>
+      </w:r>
+      <w:r>
+        <w:rPr>
+          <w:b/>
+          <w:bCs/>
+          <w:sz w:val="20"/>
+          <w:szCs w:val="20"/>
+        </w:rPr>
+        <w:t xml:space="preserve"> LI</w:t>
+      </w:r>
+      <w:r>
+        <w:rPr>
+          <w:b/>
+          <w:bCs/>
+          <w:sz w:val="20"/>
+          <w:szCs w:val="20"/>
+        </w:rPr>
+        <w:t>1</w:t>
+      </w:r>
+      <w:r>
+        <w:rPr>
+          <w:b/>
+          <w:bCs/>
+          <w:sz w:val="20"/>
+          <w:szCs w:val="20"/>
+        </w:rPr>
+        <w:t xml:space="preserve"> LT</w:t>
+      </w:r>
+      <w:r>
+        <w:rPr>
+          <w:b/>
+          <w:bCs/>
+          <w:sz w:val="20"/>
+          <w:szCs w:val="20"/>
+        </w:rPr>
+        <w:t>1</w:t>
+      </w:r>
+      <w:r>
+        <w:rPr>
+          <w:b/>
+          <w:bCs/>
+          <w:sz w:val="20"/>
+          <w:szCs w:val="20"/>
+        </w:rPr>
+        <w:t xml:space="preserve"> FT</w:t>
+      </w:r>
+      <w:r>
+        <w:rPr>
+          <w:b/>
+          <w:bCs/>
+          <w:sz w:val="20"/>
+          <w:szCs w:val="20"/>
+        </w:rPr>
+        <w:t>1</w:t>
+      </w:r>
+      <w:r>
+        <w:rPr>
+          <w:b/>
+          <w:bCs/>
+          <w:sz w:val="20"/>
+          <w:szCs w:val="20"/>
+        </w:rPr>
+        <w:t xml:space="preserve"> LCI</w:t>
+      </w:r>
+      <w:r>
+        <w:rPr>
+          <w:b/>
+          <w:bCs/>
+          <w:sz w:val="20"/>
+          <w:szCs w:val="20"/>
+        </w:rPr>
+        <w:t>1</w:t>
+      </w:r>
+      <w:r>
+        <w:rPr>
+          <w:b/>
+          <w:bCs/>
+          <w:sz w:val="20"/>
+          <w:szCs w:val="20"/>
+        </w:rPr>
+        <w:t xml:space="preserve"> LCA</w:t>
+      </w:r>
+      <w:r>
+        <w:rPr>
+          <w:b/>
+          <w:bCs/>
+          <w:sz w:val="20"/>
+          <w:szCs w:val="20"/>
+        </w:rPr>
+        <w:t>1</w:t>
+      </w:r>
+      <w:r>
+        <w:rPr>
+          <w:b/>
+          <w:bCs/>
+          <w:sz w:val="20"/>
+          <w:szCs w:val="20"/>
+        </w:rPr>
+        <w:t xml:space="preserve"> FCA</w:t>
+      </w:r>
+      <w:r>
+        <w:rPr>
+          <w:b/>
+          <w:bCs/>
+          <w:sz w:val="20"/>
+          <w:szCs w:val="20"/>
+        </w:rPr>
+        <w:t>1</w:t>
+      </w:r>
+      <w:r>
+        <w:rPr>
+          <w:b/>
+          <w:bCs/>
+          <w:sz w:val="20"/>
+          <w:szCs w:val="20"/>
+        </w:rPr>
+        <w:t xml:space="preserve"> LS</w:t>
+      </w:r>
+      <w:r>
+        <w:rPr>
+          <w:b/>
+          <w:bCs/>
+          <w:sz w:val="20"/>
+          <w:szCs w:val="20"/>
+        </w:rPr>
+        <w:t>1</w:t>
+      </w:r>
+    </w:p>
+    <w:p>
+      <w:r>
+        <w:t>ERRORE FORMATO NOME</w:t>
+      </w:r>
+    </w:p>
+    <w:p/>
+    <w:p/>
+    <w:p/>
+    <w:tbl>
+      <w:tblPr>
+        <w:tblStyle w:val="Grigliatabella"/>
+        <w:tblW w:w="0" w:type="auto"/>
+        <w:tblLook w:val="04A0" w:firstRow="1" w:lastRow="0" w:firstColumn="1" w:lastColumn="0" w:noHBand="0" w:noVBand="1"/>
+      </w:tblPr>
+      <w:tblGrid>
+        <w:gridCol w:w="2943"/>
+        <w:gridCol w:w="6685"/>
+      </w:tblGrid>
+      <w:tr>
+        <w:tc>
+          <w:tcPr>
+            <w:tcW w:w="9628" w:type="dxa"/>
+            <w:gridSpan w:val="2"/>
+          </w:tcPr>
+          <w:p>
+            <w:pPr>
+              <w:jc w:val="center"/>
+            </w:pPr>
+            <w:r>
+              <w:t>Parametro:</w:t>
+            </w:r>
+            <w:r>
+              <w:t xml:space="preserve"> </w:t>
+            </w:r>
+            <w:r>
+              <w:t>Cognome</w:t>
+            </w:r>
+          </w:p>
+        </w:tc>
+      </w:tr>
+      <w:tr>
+        <w:tc>
+          <w:tcPr>
+            <w:tcW w:w="2943" w:type="dxa"/>
+          </w:tcPr>
+          <w:p>
+            <w:pPr>
+              <w:jc w:val="center"/>
+            </w:pPr>
+            <w:r>
+              <w:t>Categorie</w:t>
+            </w:r>
+          </w:p>
+        </w:tc>
+        <w:tc>
+          <w:tcPr>
+            <w:tcW w:w="6685" w:type="dxa"/>
+          </w:tcPr>
+          <w:p>
+            <w:pPr>
+              <w:jc w:val="center"/>
+            </w:pPr>
+            <w:r>
+              <w:t>Scelte</w:t>
+            </w:r>
+          </w:p>
+        </w:tc>
+      </w:tr>
+      <w:tr>
+        <w:tc>
+          <w:tcPr>
+            <w:tcW w:w="2943" w:type="dxa"/>
+          </w:tcPr>
+          <w:p>
+            <w:r>
+              <w:t xml:space="preserve">Lunghezza Cognome LC </w:t>
+            </w:r>
+          </w:p>
+        </w:tc>
+        <w:tc>
+          <w:tcPr>
+            <w:tcW w:w="6685" w:type="dxa"/>
+          </w:tcPr>
+          <w:p>
+            <w:r>
+              <w:t>1. Lunghezza</w:t>
+            </w:r>
+            <w:r>
+              <w:t xml:space="preserve"> corretta</w:t>
+            </w:r>
+            <w:r>
+              <w:t>&gt;1 e &lt;=15  [property L</w:t>
+            </w:r>
+            <w:r>
+              <w:t>C</w:t>
+            </w:r>
+            <w:r>
+              <w:t>_VALID]</w:t>
+            </w:r>
+          </w:p>
+          <w:p>
+            <w:r>
+              <w:t xml:space="preserve">2. Lunghezza non corretta </w:t>
+            </w:r>
+          </w:p>
+        </w:tc>
+      </w:tr>
+      <w:tr>
+        <w:tc>
+          <w:tcPr>
+            <w:tcW w:w="2943" w:type="dxa"/>
+          </w:tcPr>
+          <w:p>
+            <w:r>
+              <w:t>Formato Cognome FC</w:t>
+            </w:r>
+          </w:p>
+        </w:tc>
+        <w:tc>
+          <w:tcPr>
+            <w:tcW w:w="6685" w:type="dxa"/>
+          </w:tcPr>
+          <w:p>
+            <w:r>
+              <w:t>1. Rispetta il formato       [if L</w:t>
+            </w:r>
+            <w:r>
+              <w:t>C</w:t>
+            </w:r>
+            <w:r>
+              <w:t>_VALID][property F</w:t>
+            </w:r>
+            <w:r>
+              <w:t>C</w:t>
+            </w:r>
+            <w:r>
+              <w:t>_VALID]</w:t>
+            </w:r>
+          </w:p>
+          <w:p>
+            <w:pPr>
+              <w:rPr>
+                <w:sz w:val="21"/>
+                <w:szCs w:val="21"/>
+              </w:rPr>
+            </w:pPr>
+            <w:r>
+              <w:t>2. Non rispetta il formato [property F</w:t>
+            </w:r>
+            <w:r>
+              <w:t>C</w:t>
+            </w:r>
+            <w:r>
+              <w:t>_NOT_VALID ]</w:t>
+            </w:r>
+          </w:p>
+          <w:p/>
+        </w:tc>
+      </w:tr>
+    </w:tbl>
+    <w:p>
+      <w:r>
+        <w:lastRenderedPageBreak/>
+        <w:t>*Rispetta il formato: La Stringa non presenta caratteri speciali e/o numeri.</w:t>
+      </w:r>
+    </w:p>
+    <w:p>
+      <w:pPr>
+        <w:rPr>
+          <w:b/>
+          <w:bCs/>
+          <w:sz w:val="20"/>
+          <w:szCs w:val="20"/>
+        </w:rPr>
+      </w:pPr>
+      <w:r>
+        <w:rPr>
+          <w:b/>
+          <w:bCs/>
+          <w:sz w:val="20"/>
+          <w:szCs w:val="20"/>
+        </w:rPr>
+        <w:t>LN</w:t>
+      </w:r>
+      <w:r>
+        <w:rPr>
+          <w:b/>
+          <w:bCs/>
+          <w:sz w:val="20"/>
+          <w:szCs w:val="20"/>
+        </w:rPr>
+        <w:t>1</w:t>
+      </w:r>
+      <w:r>
+        <w:rPr>
+          <w:b/>
+          <w:bCs/>
+          <w:sz w:val="20"/>
+          <w:szCs w:val="20"/>
+        </w:rPr>
+        <w:t xml:space="preserve"> FN</w:t>
+      </w:r>
+      <w:r>
+        <w:rPr>
+          <w:b/>
+          <w:bCs/>
+          <w:sz w:val="20"/>
+          <w:szCs w:val="20"/>
+        </w:rPr>
+        <w:t>1</w:t>
+      </w:r>
+      <w:r>
+        <w:rPr>
+          <w:b/>
+          <w:bCs/>
+          <w:sz w:val="20"/>
+          <w:szCs w:val="20"/>
+        </w:rPr>
+        <w:t xml:space="preserve"> LC</w:t>
+      </w:r>
+      <w:r>
+        <w:rPr>
+          <w:b/>
+          <w:bCs/>
+          <w:sz w:val="20"/>
+          <w:szCs w:val="20"/>
+        </w:rPr>
+        <w:t>2</w:t>
+      </w:r>
+      <w:r>
+        <w:rPr>
+          <w:b/>
+          <w:bCs/>
+          <w:sz w:val="20"/>
+          <w:szCs w:val="20"/>
+        </w:rPr>
+        <w:t xml:space="preserve"> LU</w:t>
+      </w:r>
+      <w:r>
+        <w:rPr>
+          <w:b/>
+          <w:bCs/>
+          <w:sz w:val="20"/>
+          <w:szCs w:val="20"/>
+        </w:rPr>
+        <w:t>1</w:t>
+      </w:r>
+      <w:r>
+        <w:rPr>
+          <w:b/>
+          <w:bCs/>
+          <w:sz w:val="20"/>
+          <w:szCs w:val="20"/>
+        </w:rPr>
+        <w:t xml:space="preserve"> FU</w:t>
+      </w:r>
+      <w:r>
+        <w:rPr>
+          <w:b/>
+          <w:bCs/>
+          <w:sz w:val="20"/>
+          <w:szCs w:val="20"/>
+        </w:rPr>
+        <w:t>1</w:t>
+      </w:r>
+      <w:r>
+        <w:rPr>
+          <w:b/>
+          <w:bCs/>
+          <w:sz w:val="20"/>
+          <w:szCs w:val="20"/>
+        </w:rPr>
+        <w:t xml:space="preserve"> EU</w:t>
+      </w:r>
+      <w:r>
+        <w:rPr>
+          <w:b/>
+          <w:bCs/>
+          <w:sz w:val="20"/>
+          <w:szCs w:val="20"/>
+        </w:rPr>
+        <w:t>1</w:t>
+      </w:r>
+      <w:r>
+        <w:rPr>
+          <w:b/>
+          <w:bCs/>
+          <w:sz w:val="20"/>
+          <w:szCs w:val="20"/>
+        </w:rPr>
+        <w:t xml:space="preserve"> LE</w:t>
+      </w:r>
+      <w:r>
+        <w:rPr>
+          <w:b/>
+          <w:bCs/>
+          <w:sz w:val="20"/>
+          <w:szCs w:val="20"/>
+        </w:rPr>
+        <w:t>1</w:t>
+      </w:r>
+      <w:r>
+        <w:rPr>
+          <w:b/>
+          <w:bCs/>
+          <w:sz w:val="20"/>
+          <w:szCs w:val="20"/>
+        </w:rPr>
+        <w:t xml:space="preserve"> FE</w:t>
+      </w:r>
+      <w:r>
+        <w:rPr>
+          <w:b/>
+          <w:bCs/>
+          <w:sz w:val="20"/>
+          <w:szCs w:val="20"/>
+        </w:rPr>
+        <w:t>1</w:t>
+      </w:r>
+      <w:r>
+        <w:rPr>
+          <w:b/>
+          <w:bCs/>
+          <w:sz w:val="20"/>
+          <w:szCs w:val="20"/>
+        </w:rPr>
+        <w:t xml:space="preserve"> EE</w:t>
+      </w:r>
+      <w:r>
+        <w:rPr>
+          <w:b/>
+          <w:bCs/>
+          <w:sz w:val="20"/>
+          <w:szCs w:val="20"/>
+        </w:rPr>
+        <w:t>1</w:t>
+      </w:r>
+      <w:r>
+        <w:rPr>
+          <w:b/>
+          <w:bCs/>
+          <w:sz w:val="20"/>
+          <w:szCs w:val="20"/>
+        </w:rPr>
+        <w:t xml:space="preserve"> LP</w:t>
+      </w:r>
+      <w:r>
+        <w:rPr>
+          <w:b/>
+          <w:bCs/>
+          <w:sz w:val="20"/>
+          <w:szCs w:val="20"/>
+        </w:rPr>
+        <w:t>1</w:t>
+      </w:r>
+      <w:r>
+        <w:rPr>
+          <w:b/>
+          <w:bCs/>
+          <w:sz w:val="20"/>
+          <w:szCs w:val="20"/>
+        </w:rPr>
+        <w:t xml:space="preserve"> FP</w:t>
+      </w:r>
+      <w:r>
+        <w:rPr>
+          <w:b/>
+          <w:bCs/>
+          <w:sz w:val="20"/>
+          <w:szCs w:val="20"/>
+        </w:rPr>
+        <w:t>1</w:t>
+      </w:r>
+      <w:r>
+        <w:rPr>
+          <w:b/>
+          <w:bCs/>
+          <w:sz w:val="20"/>
+          <w:szCs w:val="20"/>
+        </w:rPr>
+        <w:t xml:space="preserve"> </w:t>
+      </w:r>
+      <w:r>
+        <w:rPr>
+          <w:b/>
+          <w:bCs/>
+          <w:sz w:val="20"/>
+          <w:szCs w:val="20"/>
+        </w:rPr>
+        <w:t>CCP</w:t>
+      </w:r>
+      <w:r>
+        <w:rPr>
+          <w:b/>
+          <w:bCs/>
+          <w:sz w:val="20"/>
+          <w:szCs w:val="20"/>
+        </w:rPr>
+        <w:t>1</w:t>
+      </w:r>
+      <w:r>
+        <w:rPr>
+          <w:b/>
+          <w:bCs/>
+          <w:sz w:val="20"/>
+          <w:szCs w:val="20"/>
+        </w:rPr>
+        <w:t xml:space="preserve"> LI</w:t>
+      </w:r>
+      <w:r>
+        <w:rPr>
+          <w:b/>
+          <w:bCs/>
+          <w:sz w:val="20"/>
+          <w:szCs w:val="20"/>
+        </w:rPr>
+        <w:t>1</w:t>
+      </w:r>
+      <w:r>
+        <w:rPr>
+          <w:b/>
+          <w:bCs/>
+          <w:sz w:val="20"/>
+          <w:szCs w:val="20"/>
+        </w:rPr>
+        <w:t xml:space="preserve"> LT</w:t>
+      </w:r>
+      <w:r>
+        <w:rPr>
+          <w:b/>
+          <w:bCs/>
+          <w:sz w:val="20"/>
+          <w:szCs w:val="20"/>
+        </w:rPr>
+        <w:t>1</w:t>
+      </w:r>
+      <w:r>
+        <w:rPr>
+          <w:b/>
+          <w:bCs/>
+          <w:sz w:val="20"/>
+          <w:szCs w:val="20"/>
+        </w:rPr>
+        <w:t xml:space="preserve"> FT</w:t>
+      </w:r>
+      <w:r>
+        <w:rPr>
+          <w:b/>
+          <w:bCs/>
+          <w:sz w:val="20"/>
+          <w:szCs w:val="20"/>
+        </w:rPr>
+        <w:t>1</w:t>
+      </w:r>
+      <w:r>
+        <w:rPr>
+          <w:b/>
+          <w:bCs/>
+          <w:sz w:val="20"/>
+          <w:szCs w:val="20"/>
+        </w:rPr>
+        <w:t xml:space="preserve"> LCI</w:t>
+      </w:r>
+      <w:r>
+        <w:rPr>
+          <w:b/>
+          <w:bCs/>
+          <w:sz w:val="20"/>
+          <w:szCs w:val="20"/>
+        </w:rPr>
+        <w:t>1</w:t>
+      </w:r>
+      <w:r>
+        <w:rPr>
+          <w:b/>
+          <w:bCs/>
+          <w:sz w:val="20"/>
+          <w:szCs w:val="20"/>
+        </w:rPr>
+        <w:t xml:space="preserve"> LCA</w:t>
+      </w:r>
+      <w:r>
+        <w:rPr>
+          <w:b/>
+          <w:bCs/>
+          <w:sz w:val="20"/>
+          <w:szCs w:val="20"/>
+        </w:rPr>
+        <w:t>1</w:t>
+      </w:r>
+      <w:r>
+        <w:rPr>
+          <w:b/>
+          <w:bCs/>
+          <w:sz w:val="20"/>
+          <w:szCs w:val="20"/>
+        </w:rPr>
+        <w:t xml:space="preserve"> FCA</w:t>
+      </w:r>
+      <w:r>
+        <w:rPr>
+          <w:b/>
+          <w:bCs/>
+          <w:sz w:val="20"/>
+          <w:szCs w:val="20"/>
+        </w:rPr>
+        <w:t>1</w:t>
+      </w:r>
+      <w:r>
+        <w:rPr>
+          <w:b/>
+          <w:bCs/>
+          <w:sz w:val="20"/>
+          <w:szCs w:val="20"/>
+        </w:rPr>
+        <w:t xml:space="preserve"> LS</w:t>
+      </w:r>
+      <w:r>
+        <w:rPr>
+          <w:b/>
+          <w:bCs/>
+          <w:sz w:val="20"/>
+          <w:szCs w:val="20"/>
+        </w:rPr>
+        <w:t>1: LUNGHEZZA CONGOME NON CORRETTA</w:t>
+      </w:r>
+    </w:p>
+    <w:p>
+      <w:pPr>
+        <w:rPr>
+          <w:b/>
+          <w:bCs/>
+          <w:sz w:val="20"/>
+          <w:szCs w:val="20"/>
+        </w:rPr>
+      </w:pPr>
+      <w:r>
+        <w:rPr>
+          <w:b/>
+          <w:bCs/>
+          <w:sz w:val="20"/>
+          <w:szCs w:val="20"/>
+        </w:rPr>
+        <w:t>LN</w:t>
+      </w:r>
+      <w:r>
+        <w:rPr>
+          <w:b/>
+          <w:bCs/>
+          <w:sz w:val="20"/>
+          <w:szCs w:val="20"/>
+        </w:rPr>
+        <w:t>1</w:t>
+      </w:r>
+      <w:r>
+        <w:rPr>
+          <w:b/>
+          <w:bCs/>
+          <w:sz w:val="20"/>
+          <w:szCs w:val="20"/>
+        </w:rPr>
+        <w:t xml:space="preserve"> FN</w:t>
+      </w:r>
+      <w:r>
+        <w:rPr>
+          <w:b/>
+          <w:bCs/>
+          <w:sz w:val="20"/>
+          <w:szCs w:val="20"/>
+        </w:rPr>
+        <w:t>1</w:t>
+      </w:r>
+      <w:r>
+        <w:rPr>
+          <w:b/>
+          <w:bCs/>
+          <w:sz w:val="20"/>
+          <w:szCs w:val="20"/>
+        </w:rPr>
+        <w:t xml:space="preserve"> LC</w:t>
+      </w:r>
+      <w:r>
+        <w:rPr>
+          <w:b/>
+          <w:bCs/>
+          <w:sz w:val="20"/>
+          <w:szCs w:val="20"/>
+        </w:rPr>
+        <w:t>1</w:t>
+      </w:r>
+      <w:r>
+        <w:rPr>
+          <w:b/>
+          <w:bCs/>
+          <w:sz w:val="20"/>
+          <w:szCs w:val="20"/>
+        </w:rPr>
+        <w:t xml:space="preserve"> FC</w:t>
+      </w:r>
+      <w:r>
+        <w:rPr>
+          <w:b/>
+          <w:bCs/>
+          <w:sz w:val="20"/>
+          <w:szCs w:val="20"/>
+        </w:rPr>
+        <w:t>2</w:t>
+      </w:r>
+      <w:r>
+        <w:rPr>
+          <w:b/>
+          <w:bCs/>
+          <w:sz w:val="20"/>
+          <w:szCs w:val="20"/>
+        </w:rPr>
+        <w:t xml:space="preserve"> LU</w:t>
+      </w:r>
+      <w:r>
+        <w:rPr>
+          <w:b/>
+          <w:bCs/>
+          <w:sz w:val="20"/>
+          <w:szCs w:val="20"/>
+        </w:rPr>
+        <w:t>1</w:t>
+      </w:r>
+      <w:r>
+        <w:rPr>
+          <w:b/>
+          <w:bCs/>
+          <w:sz w:val="20"/>
+          <w:szCs w:val="20"/>
+        </w:rPr>
+        <w:t xml:space="preserve"> FU</w:t>
+      </w:r>
+      <w:r>
+        <w:rPr>
+          <w:b/>
+          <w:bCs/>
+          <w:sz w:val="20"/>
+          <w:szCs w:val="20"/>
+        </w:rPr>
+        <w:t>1</w:t>
+      </w:r>
+      <w:r>
+        <w:rPr>
+          <w:b/>
+          <w:bCs/>
+          <w:sz w:val="20"/>
+          <w:szCs w:val="20"/>
+        </w:rPr>
+        <w:t xml:space="preserve"> EU</w:t>
+      </w:r>
+      <w:r>
+        <w:rPr>
+          <w:b/>
+          <w:bCs/>
+          <w:sz w:val="20"/>
+          <w:szCs w:val="20"/>
+        </w:rPr>
+        <w:t>1</w:t>
+      </w:r>
+      <w:r>
+        <w:rPr>
+          <w:b/>
+          <w:bCs/>
+          <w:sz w:val="20"/>
+          <w:szCs w:val="20"/>
+        </w:rPr>
+        <w:t xml:space="preserve"> LE</w:t>
+      </w:r>
+      <w:r>
+        <w:rPr>
+          <w:b/>
+          <w:bCs/>
+          <w:sz w:val="20"/>
+          <w:szCs w:val="20"/>
+        </w:rPr>
+        <w:t>1</w:t>
+      </w:r>
+      <w:r>
+        <w:rPr>
+          <w:b/>
+          <w:bCs/>
+          <w:sz w:val="20"/>
+          <w:szCs w:val="20"/>
+        </w:rPr>
+        <w:t xml:space="preserve"> FE</w:t>
+      </w:r>
+      <w:r>
+        <w:rPr>
+          <w:b/>
+          <w:bCs/>
+          <w:sz w:val="20"/>
+          <w:szCs w:val="20"/>
+        </w:rPr>
+        <w:t>1</w:t>
+      </w:r>
+      <w:r>
+        <w:rPr>
+          <w:b/>
+          <w:bCs/>
+          <w:sz w:val="20"/>
+          <w:szCs w:val="20"/>
+        </w:rPr>
+        <w:t xml:space="preserve"> EE</w:t>
+      </w:r>
+      <w:r>
+        <w:rPr>
+          <w:b/>
+          <w:bCs/>
+          <w:sz w:val="20"/>
+          <w:szCs w:val="20"/>
+        </w:rPr>
+        <w:t>1</w:t>
+      </w:r>
+      <w:r>
+        <w:rPr>
+          <w:b/>
+          <w:bCs/>
+          <w:sz w:val="20"/>
+          <w:szCs w:val="20"/>
+        </w:rPr>
+        <w:t xml:space="preserve"> LP</w:t>
+      </w:r>
+      <w:r>
+        <w:rPr>
+          <w:b/>
+          <w:bCs/>
+          <w:sz w:val="20"/>
+          <w:szCs w:val="20"/>
+        </w:rPr>
+        <w:t>1</w:t>
+      </w:r>
+      <w:r>
+        <w:rPr>
+          <w:b/>
+          <w:bCs/>
+          <w:sz w:val="20"/>
+          <w:szCs w:val="20"/>
+        </w:rPr>
+        <w:t xml:space="preserve"> FP</w:t>
+      </w:r>
+      <w:r>
+        <w:rPr>
+          <w:b/>
+          <w:bCs/>
+          <w:sz w:val="20"/>
+          <w:szCs w:val="20"/>
+        </w:rPr>
+        <w:t>1</w:t>
+      </w:r>
+      <w:r>
+        <w:rPr>
+          <w:b/>
+          <w:bCs/>
+          <w:sz w:val="20"/>
+          <w:szCs w:val="20"/>
+        </w:rPr>
+        <w:t xml:space="preserve"> </w:t>
+      </w:r>
+      <w:r>
+        <w:rPr>
+          <w:b/>
+          <w:bCs/>
+          <w:sz w:val="20"/>
+          <w:szCs w:val="20"/>
+        </w:rPr>
+        <w:t>CCP</w:t>
+      </w:r>
+      <w:r>
+        <w:rPr>
+          <w:b/>
+          <w:bCs/>
+          <w:sz w:val="20"/>
+          <w:szCs w:val="20"/>
+        </w:rPr>
+        <w:t>1</w:t>
+      </w:r>
+      <w:r>
+        <w:rPr>
+          <w:b/>
+          <w:bCs/>
+          <w:sz w:val="20"/>
+          <w:szCs w:val="20"/>
+        </w:rPr>
+        <w:t xml:space="preserve"> LI</w:t>
+      </w:r>
+      <w:r>
+        <w:rPr>
+          <w:b/>
+          <w:bCs/>
+          <w:sz w:val="20"/>
+          <w:szCs w:val="20"/>
+        </w:rPr>
+        <w:t>1</w:t>
+      </w:r>
+      <w:r>
+        <w:rPr>
+          <w:b/>
+          <w:bCs/>
+          <w:sz w:val="20"/>
+          <w:szCs w:val="20"/>
+        </w:rPr>
+        <w:t xml:space="preserve"> LT</w:t>
+      </w:r>
+      <w:r>
+        <w:rPr>
+          <w:b/>
+          <w:bCs/>
+          <w:sz w:val="20"/>
+          <w:szCs w:val="20"/>
+        </w:rPr>
+        <w:t>1</w:t>
+      </w:r>
+      <w:r>
+        <w:rPr>
+          <w:b/>
+          <w:bCs/>
+          <w:sz w:val="20"/>
+          <w:szCs w:val="20"/>
+        </w:rPr>
+        <w:t xml:space="preserve"> FT</w:t>
+      </w:r>
+      <w:r>
+        <w:rPr>
+          <w:b/>
+          <w:bCs/>
+          <w:sz w:val="20"/>
+          <w:szCs w:val="20"/>
+        </w:rPr>
+        <w:t>1</w:t>
+      </w:r>
+      <w:r>
+        <w:rPr>
+          <w:b/>
+          <w:bCs/>
+          <w:sz w:val="20"/>
+          <w:szCs w:val="20"/>
+        </w:rPr>
+        <w:t xml:space="preserve"> LCI</w:t>
+      </w:r>
+      <w:r>
+        <w:rPr>
+          <w:b/>
+          <w:bCs/>
+          <w:sz w:val="20"/>
+          <w:szCs w:val="20"/>
+        </w:rPr>
+        <w:t>1</w:t>
+      </w:r>
+      <w:r>
+        <w:rPr>
+          <w:b/>
+          <w:bCs/>
+          <w:sz w:val="20"/>
+          <w:szCs w:val="20"/>
+        </w:rPr>
+        <w:t xml:space="preserve"> LCA</w:t>
+      </w:r>
+      <w:r>
+        <w:rPr>
+          <w:b/>
+          <w:bCs/>
+          <w:sz w:val="20"/>
+          <w:szCs w:val="20"/>
+        </w:rPr>
+        <w:t>1</w:t>
+      </w:r>
+      <w:r>
+        <w:rPr>
+          <w:b/>
+          <w:bCs/>
+          <w:sz w:val="20"/>
+          <w:szCs w:val="20"/>
+        </w:rPr>
+        <w:t xml:space="preserve"> FCA</w:t>
+      </w:r>
+      <w:r>
+        <w:rPr>
+          <w:b/>
+          <w:bCs/>
+          <w:sz w:val="20"/>
+          <w:szCs w:val="20"/>
+        </w:rPr>
+        <w:t>1</w:t>
+      </w:r>
+      <w:r>
+        <w:rPr>
+          <w:b/>
+          <w:bCs/>
+          <w:sz w:val="20"/>
+          <w:szCs w:val="20"/>
+        </w:rPr>
+        <w:t xml:space="preserve"> LS</w:t>
+      </w:r>
+      <w:r>
+        <w:rPr>
+          <w:b/>
+          <w:bCs/>
+          <w:sz w:val="20"/>
+          <w:szCs w:val="20"/>
+        </w:rPr>
+        <w:t>1:</w:t>
+      </w:r>
+    </w:p>
+    <w:p>
+      <w:pPr>
+        <w:rPr>
+          <w:b/>
+          <w:bCs/>
+          <w:sz w:val="20"/>
+          <w:szCs w:val="20"/>
+        </w:rPr>
+      </w:pPr>
+      <w:r>
+        <w:rPr>
+          <w:b/>
+          <w:bCs/>
+          <w:sz w:val="20"/>
+          <w:szCs w:val="20"/>
+        </w:rPr>
+        <w:t>FORMATO COGNOME NON CORRETTO</w:t>
+      </w:r>
+    </w:p>
+    <w:p/>
+    <w:p/>
+    <w:tbl>
+      <w:tblPr>
+        <w:tblStyle w:val="Grigliatabella"/>
+        <w:tblW w:w="0" w:type="auto"/>
+        <w:tblLook w:val="04A0" w:firstRow="1" w:lastRow="0" w:firstColumn="1" w:lastColumn="0" w:noHBand="0" w:noVBand="1"/>
+      </w:tblPr>
+      <w:tblGrid>
+        <w:gridCol w:w="3227"/>
+        <w:gridCol w:w="6401"/>
+      </w:tblGrid>
+      <w:tr>
+        <w:tc>
+          <w:tcPr>
+            <w:tcW w:w="9628" w:type="dxa"/>
+            <w:gridSpan w:val="2"/>
+          </w:tcPr>
+          <w:p>
+            <w:pPr>
+              <w:jc w:val="center"/>
+            </w:pPr>
+            <w:r>
+              <w:t>Parametro:</w:t>
+            </w:r>
+            <w:r>
+              <w:t xml:space="preserve"> </w:t>
+            </w:r>
+            <w:r>
+              <w:t>Username</w:t>
+            </w:r>
+          </w:p>
+        </w:tc>
+      </w:tr>
+      <w:tr>
+        <w:tc>
+          <w:tcPr>
+            <w:tcW w:w="3227" w:type="dxa"/>
+          </w:tcPr>
+          <w:p>
+            <w:pPr>
+              <w:jc w:val="center"/>
+            </w:pPr>
+            <w:r>
+              <w:t>Categorie</w:t>
+            </w:r>
+          </w:p>
+        </w:tc>
+        <w:tc>
+          <w:tcPr>
+            <w:tcW w:w="6401" w:type="dxa"/>
+          </w:tcPr>
+          <w:p>
+            <w:pPr>
+              <w:jc w:val="center"/>
+            </w:pPr>
+            <w:r>
+              <w:t>Scelte</w:t>
+            </w:r>
+          </w:p>
+        </w:tc>
+      </w:tr>
+      <w:tr>
+        <w:tc>
+          <w:tcPr>
+            <w:tcW w:w="3227" w:type="dxa"/>
+          </w:tcPr>
+          <w:p>
+            <w:r>
+              <w:t xml:space="preserve">Lunghezza Username LU </w:t>
+            </w:r>
+          </w:p>
+        </w:tc>
+        <w:tc>
+          <w:tcPr>
+            <w:tcW w:w="6401" w:type="dxa"/>
+          </w:tcPr>
+          <w:p>
+            <w:r>
+              <w:t>1. Lunghezza</w:t>
+            </w:r>
+            <w:r>
+              <w:t xml:space="preserve"> corretta</w:t>
+            </w:r>
+            <w:r>
+              <w:t>&gt;1 e &lt;=10   [property LU_VALID]</w:t>
+            </w:r>
+          </w:p>
+          <w:p>
+            <w:r>
+              <w:t xml:space="preserve">2. Lunghezza non corretta </w:t>
+            </w:r>
+          </w:p>
+        </w:tc>
+      </w:tr>
+      <w:tr>
+        <w:tc>
+          <w:tcPr>
+            <w:tcW w:w="3227" w:type="dxa"/>
+          </w:tcPr>
+          <w:p>
+            <w:r>
+              <w:t>Formato Username FU</w:t>
+            </w:r>
+          </w:p>
+        </w:tc>
+        <w:tc>
+          <w:tcPr>
+            <w:tcW w:w="6401" w:type="dxa"/>
+          </w:tcPr>
+          <w:p>
+            <w:r>
+              <w:t xml:space="preserve">1. Rispetta il formato       </w:t>
+            </w:r>
+            <w:r>
+              <w:t xml:space="preserve">  </w:t>
+            </w:r>
+            <w:r>
+              <w:t>[if LU_VALID][property FU_VALID]</w:t>
+            </w:r>
+          </w:p>
+          <w:p>
+            <w:pPr>
+              <w:rPr>
+                <w:sz w:val="21"/>
+                <w:szCs w:val="21"/>
+              </w:rPr>
+            </w:pPr>
+            <w:r>
+              <w:t xml:space="preserve">2. Non rispetta il formato </w:t>
+            </w:r>
+            <w:r>
+              <w:t xml:space="preserve"> </w:t>
+            </w:r>
+            <w:r>
+              <w:t>[property FU_NOT_VALID ]</w:t>
+            </w:r>
+          </w:p>
+        </w:tc>
+      </w:tr>
+      <w:tr>
+        <w:tc>
+          <w:tcPr>
+            <w:tcW w:w="3227" w:type="dxa"/>
+          </w:tcPr>
+          <w:p>
+            <w:r>
+              <w:t>Esistenza Username EU</w:t>
+            </w:r>
+          </w:p>
+        </w:tc>
+        <w:tc>
+          <w:tcPr>
+            <w:tcW w:w="6401" w:type="dxa"/>
+          </w:tcPr>
+          <w:p>
+            <w:r>
+              <w:t>1. Non esiste nel Database  [property EU_NOT_EXIST]</w:t>
+            </w:r>
+          </w:p>
+          <w:p>
+            <w:pPr>
+              <w:rPr>
+                <w:lang w:val="en-US"/>
+              </w:rPr>
+            </w:pPr>
+            <w:r>
+              <w:t>2</w:t>
+            </w:r>
+            <w:r>
+              <w:t>. Esiste nel Database</w:t>
+            </w:r>
+            <w:r>
+              <w:t xml:space="preserve">.        </w:t>
+            </w:r>
+            <w:r>
+              <w:rPr>
+                <w:lang w:val="en-US"/>
+              </w:rPr>
+              <w:t>[if FU_VALID][property EU_EXIST]</w:t>
+            </w:r>
+          </w:p>
+        </w:tc>
+      </w:tr>
+    </w:tbl>
+    <w:p>
+      <w:r>
+        <w:t>*Rispetta il formato: La Stringa non presenta caratteri speciali.</w:t>
+      </w:r>
+    </w:p>
+    <w:p/>
+    <w:p>
+      <w:pPr>
+        <w:rPr>
+          <w:b/>
+          <w:bCs/>
+          <w:sz w:val="20"/>
+          <w:szCs w:val="20"/>
+        </w:rPr>
+      </w:pPr>
+      <w:r>
+        <w:rPr>
+          <w:b/>
+          <w:bCs/>
+          <w:sz w:val="20"/>
+          <w:szCs w:val="20"/>
+        </w:rPr>
+        <w:t>LN</w:t>
+      </w:r>
+      <w:r>
+        <w:rPr>
+          <w:b/>
+          <w:bCs/>
+          <w:sz w:val="20"/>
+          <w:szCs w:val="20"/>
+        </w:rPr>
+        <w:t>1</w:t>
+      </w:r>
+      <w:r>
+        <w:rPr>
+          <w:b/>
+          <w:bCs/>
+          <w:sz w:val="20"/>
+          <w:szCs w:val="20"/>
+        </w:rPr>
+        <w:t xml:space="preserve"> FN</w:t>
+      </w:r>
+      <w:r>
+        <w:rPr>
+          <w:b/>
+          <w:bCs/>
+          <w:sz w:val="20"/>
+          <w:szCs w:val="20"/>
+        </w:rPr>
+        <w:t>1</w:t>
+      </w:r>
+      <w:r>
+        <w:rPr>
+          <w:b/>
+          <w:bCs/>
+          <w:sz w:val="20"/>
+          <w:szCs w:val="20"/>
+        </w:rPr>
+        <w:t xml:space="preserve"> LC</w:t>
+      </w:r>
+      <w:r>
+        <w:rPr>
+          <w:b/>
+          <w:bCs/>
+          <w:sz w:val="20"/>
+          <w:szCs w:val="20"/>
+        </w:rPr>
+        <w:t>1</w:t>
+      </w:r>
+      <w:r>
+        <w:rPr>
+          <w:b/>
+          <w:bCs/>
+          <w:sz w:val="20"/>
+          <w:szCs w:val="20"/>
+        </w:rPr>
+        <w:t xml:space="preserve"> FC</w:t>
+      </w:r>
+      <w:r>
+        <w:rPr>
+          <w:b/>
+          <w:bCs/>
+          <w:sz w:val="20"/>
+          <w:szCs w:val="20"/>
+        </w:rPr>
+        <w:t>1</w:t>
+      </w:r>
+      <w:r>
+        <w:rPr>
+          <w:b/>
+          <w:bCs/>
+          <w:sz w:val="20"/>
+          <w:szCs w:val="20"/>
+        </w:rPr>
+        <w:t xml:space="preserve"> LU</w:t>
+      </w:r>
+      <w:r>
+        <w:rPr>
+          <w:b/>
+          <w:bCs/>
+          <w:sz w:val="20"/>
+          <w:szCs w:val="20"/>
+        </w:rPr>
+        <w:t>2</w:t>
+      </w:r>
+      <w:r>
+        <w:rPr>
+          <w:b/>
+          <w:bCs/>
+          <w:sz w:val="20"/>
+          <w:szCs w:val="20"/>
+        </w:rPr>
+        <w:t xml:space="preserve"> LE</w:t>
+      </w:r>
+      <w:r>
+        <w:rPr>
+          <w:b/>
+          <w:bCs/>
+          <w:sz w:val="20"/>
+          <w:szCs w:val="20"/>
+        </w:rPr>
+        <w:t>1</w:t>
+      </w:r>
+      <w:r>
+        <w:rPr>
+          <w:b/>
+          <w:bCs/>
+          <w:sz w:val="20"/>
+          <w:szCs w:val="20"/>
+        </w:rPr>
+        <w:t xml:space="preserve"> FE</w:t>
+      </w:r>
+      <w:r>
+        <w:rPr>
+          <w:b/>
+          <w:bCs/>
+          <w:sz w:val="20"/>
+          <w:szCs w:val="20"/>
+        </w:rPr>
+        <w:t>1</w:t>
+      </w:r>
+      <w:r>
+        <w:rPr>
+          <w:b/>
+          <w:bCs/>
+          <w:sz w:val="20"/>
+          <w:szCs w:val="20"/>
+        </w:rPr>
+        <w:t xml:space="preserve"> EE</w:t>
+      </w:r>
+      <w:r>
+        <w:rPr>
+          <w:b/>
+          <w:bCs/>
+          <w:sz w:val="20"/>
+          <w:szCs w:val="20"/>
+        </w:rPr>
+        <w:t>1</w:t>
+      </w:r>
+      <w:r>
+        <w:rPr>
+          <w:b/>
+          <w:bCs/>
+          <w:sz w:val="20"/>
+          <w:szCs w:val="20"/>
+        </w:rPr>
+        <w:t xml:space="preserve"> LP</w:t>
+      </w:r>
+      <w:r>
+        <w:rPr>
+          <w:b/>
+          <w:bCs/>
+          <w:sz w:val="20"/>
+          <w:szCs w:val="20"/>
+        </w:rPr>
+        <w:t>1</w:t>
+      </w:r>
+      <w:r>
+        <w:rPr>
+          <w:b/>
+          <w:bCs/>
+          <w:sz w:val="20"/>
+          <w:szCs w:val="20"/>
+        </w:rPr>
+        <w:t xml:space="preserve"> FP</w:t>
+      </w:r>
+      <w:r>
+        <w:rPr>
+          <w:b/>
+          <w:bCs/>
+          <w:sz w:val="20"/>
+          <w:szCs w:val="20"/>
+        </w:rPr>
+        <w:t>1</w:t>
+      </w:r>
+      <w:r>
+        <w:rPr>
+          <w:b/>
+          <w:bCs/>
+          <w:sz w:val="20"/>
+          <w:szCs w:val="20"/>
+        </w:rPr>
+        <w:t xml:space="preserve"> CCP</w:t>
+      </w:r>
+      <w:r>
+        <w:rPr>
+          <w:b/>
+          <w:bCs/>
+          <w:sz w:val="20"/>
+          <w:szCs w:val="20"/>
+        </w:rPr>
+        <w:t>1</w:t>
+      </w:r>
+      <w:r>
+        <w:rPr>
+          <w:b/>
+          <w:bCs/>
+          <w:sz w:val="20"/>
+          <w:szCs w:val="20"/>
+        </w:rPr>
+        <w:t xml:space="preserve"> </w:t>
+      </w:r>
+      <w:r>
+        <w:rPr>
+          <w:b/>
+          <w:bCs/>
+          <w:sz w:val="20"/>
+          <w:szCs w:val="20"/>
+        </w:rPr>
+        <w:t>LI</w:t>
+      </w:r>
+      <w:r>
+        <w:rPr>
+          <w:b/>
+          <w:bCs/>
+          <w:sz w:val="20"/>
+          <w:szCs w:val="20"/>
+        </w:rPr>
+        <w:t>1</w:t>
+      </w:r>
+      <w:r>
+        <w:rPr>
+          <w:b/>
+          <w:bCs/>
+          <w:sz w:val="20"/>
+          <w:szCs w:val="20"/>
+        </w:rPr>
+        <w:t xml:space="preserve"> LT</w:t>
+      </w:r>
+      <w:r>
+        <w:rPr>
+          <w:b/>
+          <w:bCs/>
+          <w:sz w:val="20"/>
+          <w:szCs w:val="20"/>
+        </w:rPr>
+        <w:t>1</w:t>
+      </w:r>
+      <w:r>
+        <w:rPr>
+          <w:b/>
+          <w:bCs/>
+          <w:sz w:val="20"/>
+          <w:szCs w:val="20"/>
+        </w:rPr>
+        <w:t xml:space="preserve"> FT</w:t>
+      </w:r>
+      <w:r>
+        <w:rPr>
+          <w:b/>
+          <w:bCs/>
+          <w:sz w:val="20"/>
+          <w:szCs w:val="20"/>
+        </w:rPr>
+        <w:t>1</w:t>
+      </w:r>
+      <w:r>
+        <w:rPr>
+          <w:b/>
+          <w:bCs/>
+          <w:sz w:val="20"/>
+          <w:szCs w:val="20"/>
+        </w:rPr>
+        <w:t xml:space="preserve"> LCI</w:t>
+      </w:r>
+      <w:r>
+        <w:rPr>
+          <w:b/>
+          <w:bCs/>
+          <w:sz w:val="20"/>
+          <w:szCs w:val="20"/>
+        </w:rPr>
+        <w:t>1</w:t>
+      </w:r>
+      <w:r>
+        <w:rPr>
+          <w:b/>
+          <w:bCs/>
+          <w:sz w:val="20"/>
+          <w:szCs w:val="20"/>
+        </w:rPr>
+        <w:t xml:space="preserve"> LCA</w:t>
+      </w:r>
+      <w:r>
+        <w:rPr>
+          <w:b/>
+          <w:bCs/>
+          <w:sz w:val="20"/>
+          <w:szCs w:val="20"/>
+        </w:rPr>
+        <w:t>1</w:t>
+      </w:r>
+      <w:r>
+        <w:rPr>
+          <w:b/>
+          <w:bCs/>
+          <w:sz w:val="20"/>
+          <w:szCs w:val="20"/>
+        </w:rPr>
+        <w:t xml:space="preserve"> FCA</w:t>
+      </w:r>
+      <w:r>
+        <w:rPr>
+          <w:b/>
+          <w:bCs/>
+          <w:sz w:val="20"/>
+          <w:szCs w:val="20"/>
+        </w:rPr>
+        <w:t>1</w:t>
+      </w:r>
+      <w:r>
+        <w:rPr>
+          <w:b/>
+          <w:bCs/>
+          <w:sz w:val="20"/>
+          <w:szCs w:val="20"/>
+        </w:rPr>
+        <w:t xml:space="preserve"> LS</w:t>
+      </w:r>
+      <w:r>
+        <w:rPr>
+          <w:b/>
+          <w:bCs/>
+          <w:sz w:val="20"/>
+          <w:szCs w:val="20"/>
+        </w:rPr>
+        <w:t>1</w:t>
+      </w:r>
+    </w:p>
+    <w:p>
+      <w:r>
+        <w:t>: LUNGHEZZA USERNAME NON CORRETTA</w:t>
+      </w:r>
+    </w:p>
+    <w:p>
+      <w:pPr>
+        <w:rPr>
+          <w:b/>
+          <w:bCs/>
+          <w:sz w:val="20"/>
+          <w:szCs w:val="20"/>
+        </w:rPr>
+      </w:pPr>
+      <w:r>
+        <w:rPr>
+          <w:b/>
+          <w:bCs/>
+          <w:sz w:val="20"/>
+          <w:szCs w:val="20"/>
+        </w:rPr>
+        <w:t>LN</w:t>
+      </w:r>
+      <w:r>
+        <w:rPr>
+          <w:b/>
+          <w:bCs/>
+          <w:sz w:val="20"/>
+          <w:szCs w:val="20"/>
+        </w:rPr>
+        <w:t>1</w:t>
+      </w:r>
+      <w:r>
+        <w:rPr>
+          <w:b/>
+          <w:bCs/>
+          <w:sz w:val="20"/>
+          <w:szCs w:val="20"/>
+        </w:rPr>
+        <w:t xml:space="preserve"> FN</w:t>
+      </w:r>
+      <w:r>
+        <w:rPr>
+          <w:b/>
+          <w:bCs/>
+          <w:sz w:val="20"/>
+          <w:szCs w:val="20"/>
+        </w:rPr>
+        <w:t>1</w:t>
+      </w:r>
+      <w:r>
+        <w:rPr>
+          <w:b/>
+          <w:bCs/>
+          <w:sz w:val="20"/>
+          <w:szCs w:val="20"/>
+        </w:rPr>
+        <w:t xml:space="preserve"> LC</w:t>
+      </w:r>
+      <w:r>
+        <w:rPr>
+          <w:b/>
+          <w:bCs/>
+          <w:sz w:val="20"/>
+          <w:szCs w:val="20"/>
+        </w:rPr>
+        <w:t>1</w:t>
+      </w:r>
+      <w:r>
+        <w:rPr>
+          <w:b/>
+          <w:bCs/>
+          <w:sz w:val="20"/>
+          <w:szCs w:val="20"/>
+        </w:rPr>
+        <w:t xml:space="preserve"> FC</w:t>
+      </w:r>
+      <w:r>
+        <w:rPr>
+          <w:b/>
+          <w:bCs/>
+          <w:sz w:val="20"/>
+          <w:szCs w:val="20"/>
+        </w:rPr>
+        <w:t>1</w:t>
+      </w:r>
+      <w:r>
+        <w:rPr>
+          <w:b/>
+          <w:bCs/>
+          <w:sz w:val="20"/>
+          <w:szCs w:val="20"/>
+        </w:rPr>
+        <w:t xml:space="preserve"> LU</w:t>
+      </w:r>
+      <w:r>
+        <w:rPr>
+          <w:b/>
+          <w:bCs/>
+          <w:sz w:val="20"/>
+          <w:szCs w:val="20"/>
+        </w:rPr>
+        <w:t>1</w:t>
+      </w:r>
+      <w:r>
+        <w:rPr>
+          <w:b/>
+          <w:bCs/>
+          <w:sz w:val="20"/>
+          <w:szCs w:val="20"/>
+        </w:rPr>
+        <w:t xml:space="preserve"> FU</w:t>
+      </w:r>
+      <w:r>
+        <w:rPr>
+          <w:b/>
+          <w:bCs/>
+          <w:sz w:val="20"/>
+          <w:szCs w:val="20"/>
+        </w:rPr>
+        <w:t>2</w:t>
+      </w:r>
+      <w:r>
+        <w:rPr>
+          <w:b/>
+          <w:bCs/>
+          <w:sz w:val="20"/>
+          <w:szCs w:val="20"/>
+        </w:rPr>
+        <w:t xml:space="preserve"> LE</w:t>
+      </w:r>
+      <w:r>
+        <w:rPr>
+          <w:b/>
+          <w:bCs/>
+          <w:sz w:val="20"/>
+          <w:szCs w:val="20"/>
+        </w:rPr>
+        <w:t>1</w:t>
+      </w:r>
+      <w:r>
+        <w:rPr>
+          <w:b/>
+          <w:bCs/>
+          <w:sz w:val="20"/>
+          <w:szCs w:val="20"/>
+        </w:rPr>
+        <w:t xml:space="preserve"> FE</w:t>
+      </w:r>
+      <w:r>
+        <w:rPr>
+          <w:b/>
+          <w:bCs/>
+          <w:sz w:val="20"/>
+          <w:szCs w:val="20"/>
+        </w:rPr>
+        <w:t>1</w:t>
+      </w:r>
+      <w:r>
+        <w:rPr>
+          <w:b/>
+          <w:bCs/>
+          <w:sz w:val="20"/>
+          <w:szCs w:val="20"/>
+        </w:rPr>
+        <w:t xml:space="preserve"> EE</w:t>
+      </w:r>
+      <w:r>
+        <w:rPr>
+          <w:b/>
+          <w:bCs/>
+          <w:sz w:val="20"/>
+          <w:szCs w:val="20"/>
+        </w:rPr>
+        <w:t>1</w:t>
+      </w:r>
+      <w:r>
+        <w:rPr>
+          <w:b/>
+          <w:bCs/>
+          <w:sz w:val="20"/>
+          <w:szCs w:val="20"/>
+        </w:rPr>
+        <w:t xml:space="preserve"> LP</w:t>
+      </w:r>
+      <w:r>
+        <w:rPr>
+          <w:b/>
+          <w:bCs/>
+          <w:sz w:val="20"/>
+          <w:szCs w:val="20"/>
+        </w:rPr>
+        <w:t>1</w:t>
+      </w:r>
+      <w:r>
+        <w:rPr>
+          <w:b/>
+          <w:bCs/>
+          <w:sz w:val="20"/>
+          <w:szCs w:val="20"/>
+        </w:rPr>
+        <w:t xml:space="preserve"> FP</w:t>
+      </w:r>
+      <w:r>
+        <w:rPr>
+          <w:b/>
+          <w:bCs/>
+          <w:sz w:val="20"/>
+          <w:szCs w:val="20"/>
+        </w:rPr>
+        <w:t>1</w:t>
+      </w:r>
+      <w:r>
+        <w:rPr>
+          <w:b/>
+          <w:bCs/>
+          <w:sz w:val="20"/>
+          <w:szCs w:val="20"/>
+        </w:rPr>
+        <w:t xml:space="preserve"> CCP</w:t>
+      </w:r>
+      <w:r>
+        <w:rPr>
+          <w:b/>
+          <w:bCs/>
+          <w:sz w:val="20"/>
+          <w:szCs w:val="20"/>
+        </w:rPr>
+        <w:t>1</w:t>
+      </w:r>
+      <w:r>
+        <w:rPr>
+          <w:b/>
+          <w:bCs/>
+          <w:sz w:val="20"/>
+          <w:szCs w:val="20"/>
+        </w:rPr>
+        <w:t xml:space="preserve"> LI</w:t>
+      </w:r>
+      <w:r>
+        <w:rPr>
+          <w:b/>
+          <w:bCs/>
+          <w:sz w:val="20"/>
+          <w:szCs w:val="20"/>
+        </w:rPr>
+        <w:t>1</w:t>
+      </w:r>
+      <w:r>
+        <w:rPr>
+          <w:b/>
+          <w:bCs/>
+          <w:sz w:val="20"/>
+          <w:szCs w:val="20"/>
+        </w:rPr>
+        <w:t xml:space="preserve"> LT</w:t>
+      </w:r>
+      <w:r>
+        <w:rPr>
+          <w:b/>
+          <w:bCs/>
+          <w:sz w:val="20"/>
+          <w:szCs w:val="20"/>
+        </w:rPr>
+        <w:t>1</w:t>
+      </w:r>
+      <w:r>
+        <w:rPr>
+          <w:b/>
+          <w:bCs/>
+          <w:sz w:val="20"/>
+          <w:szCs w:val="20"/>
+        </w:rPr>
+        <w:t xml:space="preserve"> FT</w:t>
+      </w:r>
+      <w:r>
+        <w:rPr>
+          <w:b/>
+          <w:bCs/>
+          <w:sz w:val="20"/>
+          <w:szCs w:val="20"/>
+        </w:rPr>
+        <w:t>1</w:t>
+      </w:r>
+      <w:r>
+        <w:rPr>
+          <w:b/>
+          <w:bCs/>
+          <w:sz w:val="20"/>
+          <w:szCs w:val="20"/>
+        </w:rPr>
+        <w:t xml:space="preserve"> LCI</w:t>
+      </w:r>
+      <w:r>
+        <w:rPr>
+          <w:b/>
+          <w:bCs/>
+          <w:sz w:val="20"/>
+          <w:szCs w:val="20"/>
+        </w:rPr>
+        <w:t>1</w:t>
+      </w:r>
+      <w:r>
+        <w:rPr>
+          <w:b/>
+          <w:bCs/>
+          <w:sz w:val="20"/>
+          <w:szCs w:val="20"/>
+        </w:rPr>
+        <w:t xml:space="preserve"> LCA</w:t>
+      </w:r>
+      <w:r>
+        <w:rPr>
+          <w:b/>
+          <w:bCs/>
+          <w:sz w:val="20"/>
+          <w:szCs w:val="20"/>
+        </w:rPr>
+        <w:t>1</w:t>
+      </w:r>
+      <w:r>
+        <w:rPr>
+          <w:b/>
+          <w:bCs/>
+          <w:sz w:val="20"/>
+          <w:szCs w:val="20"/>
+        </w:rPr>
+        <w:t xml:space="preserve"> FCA</w:t>
+      </w:r>
+      <w:r>
+        <w:rPr>
+          <w:b/>
+          <w:bCs/>
+          <w:sz w:val="20"/>
+          <w:szCs w:val="20"/>
+        </w:rPr>
+        <w:t>1</w:t>
+      </w:r>
+      <w:r>
+        <w:rPr>
+          <w:b/>
+          <w:bCs/>
+          <w:sz w:val="20"/>
+          <w:szCs w:val="20"/>
+        </w:rPr>
+        <w:t xml:space="preserve"> LS</w:t>
+      </w:r>
+      <w:r>
+        <w:rPr>
+          <w:b/>
+          <w:bCs/>
+          <w:sz w:val="20"/>
+          <w:szCs w:val="20"/>
+        </w:rPr>
+        <w:t>1</w:t>
+      </w:r>
+    </w:p>
+    <w:p>
+      <w:r>
+        <w:t xml:space="preserve"> : FORMATO USERNAME NON CORRETTO</w:t>
+      </w:r>
+    </w:p>
+    <w:p>
+      <w:pPr>
+        <w:rPr>
+          <w:b/>
+          <w:bCs/>
+          <w:sz w:val="20"/>
+          <w:szCs w:val="20"/>
+        </w:rPr>
+      </w:pPr>
+      <w:r>
+        <w:rPr>
+          <w:b/>
+          <w:bCs/>
+          <w:sz w:val="20"/>
+          <w:szCs w:val="20"/>
+        </w:rPr>
+        <w:t>LN</w:t>
+      </w:r>
+      <w:r>
+        <w:rPr>
+          <w:b/>
+          <w:bCs/>
+          <w:sz w:val="20"/>
+          <w:szCs w:val="20"/>
+        </w:rPr>
+        <w:t>1</w:t>
+      </w:r>
+      <w:r>
+        <w:rPr>
+          <w:b/>
+          <w:bCs/>
+          <w:sz w:val="20"/>
+          <w:szCs w:val="20"/>
+        </w:rPr>
+        <w:t xml:space="preserve"> FN</w:t>
+      </w:r>
+      <w:r>
+        <w:rPr>
+          <w:b/>
+          <w:bCs/>
+          <w:sz w:val="20"/>
+          <w:szCs w:val="20"/>
+        </w:rPr>
+        <w:t>1</w:t>
+      </w:r>
+      <w:r>
+        <w:rPr>
+          <w:b/>
+          <w:bCs/>
+          <w:sz w:val="20"/>
+          <w:szCs w:val="20"/>
+        </w:rPr>
+        <w:t xml:space="preserve"> LC</w:t>
+      </w:r>
+      <w:r>
+        <w:rPr>
+          <w:b/>
+          <w:bCs/>
+          <w:sz w:val="20"/>
+          <w:szCs w:val="20"/>
+        </w:rPr>
+        <w:t>1</w:t>
+      </w:r>
+      <w:r>
+        <w:rPr>
+          <w:b/>
+          <w:bCs/>
+          <w:sz w:val="20"/>
+          <w:szCs w:val="20"/>
+        </w:rPr>
+        <w:t xml:space="preserve"> FC</w:t>
+      </w:r>
+      <w:r>
+        <w:rPr>
+          <w:b/>
+          <w:bCs/>
+          <w:sz w:val="20"/>
+          <w:szCs w:val="20"/>
+        </w:rPr>
+        <w:t>1</w:t>
+      </w:r>
+      <w:r>
+        <w:rPr>
+          <w:b/>
+          <w:bCs/>
+          <w:sz w:val="20"/>
+          <w:szCs w:val="20"/>
+        </w:rPr>
+        <w:t xml:space="preserve"> LU</w:t>
+      </w:r>
+      <w:r>
+        <w:rPr>
+          <w:b/>
+          <w:bCs/>
+          <w:sz w:val="20"/>
+          <w:szCs w:val="20"/>
+        </w:rPr>
+        <w:t>1</w:t>
+      </w:r>
+      <w:r>
+        <w:rPr>
+          <w:b/>
+          <w:bCs/>
+          <w:sz w:val="20"/>
+          <w:szCs w:val="20"/>
+        </w:rPr>
+        <w:t xml:space="preserve"> FU</w:t>
+      </w:r>
+      <w:r>
+        <w:rPr>
+          <w:b/>
+          <w:bCs/>
+          <w:sz w:val="20"/>
+          <w:szCs w:val="20"/>
+        </w:rPr>
+        <w:t>1</w:t>
+      </w:r>
+      <w:r>
+        <w:rPr>
+          <w:b/>
+          <w:bCs/>
+          <w:sz w:val="20"/>
+          <w:szCs w:val="20"/>
+        </w:rPr>
+        <w:t xml:space="preserve"> EU</w:t>
+      </w:r>
+      <w:r>
+        <w:rPr>
+          <w:b/>
+          <w:bCs/>
+          <w:sz w:val="20"/>
+          <w:szCs w:val="20"/>
+        </w:rPr>
+        <w:t>2</w:t>
+      </w:r>
+      <w:r>
+        <w:rPr>
+          <w:b/>
+          <w:bCs/>
+          <w:sz w:val="20"/>
+          <w:szCs w:val="20"/>
+        </w:rPr>
+        <w:t xml:space="preserve"> LE</w:t>
+      </w:r>
+      <w:r>
+        <w:rPr>
+          <w:b/>
+          <w:bCs/>
+          <w:sz w:val="20"/>
+          <w:szCs w:val="20"/>
+        </w:rPr>
+        <w:t>1</w:t>
+      </w:r>
+      <w:r>
+        <w:rPr>
+          <w:b/>
+          <w:bCs/>
+          <w:sz w:val="20"/>
+          <w:szCs w:val="20"/>
+        </w:rPr>
+        <w:t xml:space="preserve"> FE</w:t>
+      </w:r>
+      <w:r>
+        <w:rPr>
+          <w:b/>
+          <w:bCs/>
+          <w:sz w:val="20"/>
+          <w:szCs w:val="20"/>
+        </w:rPr>
+        <w:t>1</w:t>
+      </w:r>
+      <w:r>
+        <w:rPr>
+          <w:b/>
+          <w:bCs/>
+          <w:sz w:val="20"/>
+          <w:szCs w:val="20"/>
+        </w:rPr>
+        <w:t xml:space="preserve"> EE</w:t>
+      </w:r>
+      <w:r>
+        <w:rPr>
+          <w:b/>
+          <w:bCs/>
+          <w:sz w:val="20"/>
+          <w:szCs w:val="20"/>
+        </w:rPr>
+        <w:t>1</w:t>
+      </w:r>
+      <w:r>
+        <w:rPr>
+          <w:b/>
+          <w:bCs/>
+          <w:sz w:val="20"/>
+          <w:szCs w:val="20"/>
+        </w:rPr>
+        <w:t xml:space="preserve"> LP</w:t>
+      </w:r>
+      <w:r>
+        <w:rPr>
+          <w:b/>
+          <w:bCs/>
+          <w:sz w:val="20"/>
+          <w:szCs w:val="20"/>
+        </w:rPr>
+        <w:t>1</w:t>
+      </w:r>
+      <w:r>
+        <w:rPr>
+          <w:b/>
+          <w:bCs/>
+          <w:sz w:val="20"/>
+          <w:szCs w:val="20"/>
+        </w:rPr>
+        <w:t xml:space="preserve"> FP</w:t>
+      </w:r>
+      <w:r>
+        <w:rPr>
+          <w:b/>
+          <w:bCs/>
+          <w:sz w:val="20"/>
+          <w:szCs w:val="20"/>
+        </w:rPr>
+        <w:t>1</w:t>
+      </w:r>
+      <w:r>
+        <w:rPr>
+          <w:b/>
+          <w:bCs/>
+          <w:sz w:val="20"/>
+          <w:szCs w:val="20"/>
+        </w:rPr>
+        <w:t xml:space="preserve"> CCP</w:t>
+      </w:r>
+      <w:r>
+        <w:rPr>
+          <w:b/>
+          <w:bCs/>
+          <w:sz w:val="20"/>
+          <w:szCs w:val="20"/>
+        </w:rPr>
+        <w:t>1</w:t>
+      </w:r>
+      <w:r>
+        <w:rPr>
+          <w:b/>
+          <w:bCs/>
+          <w:sz w:val="20"/>
+          <w:szCs w:val="20"/>
+        </w:rPr>
+        <w:t xml:space="preserve"> LI</w:t>
+      </w:r>
+      <w:r>
+        <w:rPr>
+          <w:b/>
+          <w:bCs/>
+          <w:sz w:val="20"/>
+          <w:szCs w:val="20"/>
+        </w:rPr>
+        <w:t>1</w:t>
+      </w:r>
+      <w:r>
+        <w:rPr>
+          <w:b/>
+          <w:bCs/>
+          <w:sz w:val="20"/>
+          <w:szCs w:val="20"/>
+        </w:rPr>
+        <w:t xml:space="preserve"> LT</w:t>
+      </w:r>
+      <w:r>
+        <w:rPr>
+          <w:b/>
+          <w:bCs/>
+          <w:sz w:val="20"/>
+          <w:szCs w:val="20"/>
+        </w:rPr>
+        <w:t>1</w:t>
+      </w:r>
+      <w:r>
+        <w:rPr>
+          <w:b/>
+          <w:bCs/>
+          <w:sz w:val="20"/>
+          <w:szCs w:val="20"/>
+        </w:rPr>
+        <w:t xml:space="preserve"> FT</w:t>
+      </w:r>
+      <w:r>
+        <w:rPr>
+          <w:b/>
+          <w:bCs/>
+          <w:sz w:val="20"/>
+          <w:szCs w:val="20"/>
+        </w:rPr>
+        <w:t>1</w:t>
+      </w:r>
+      <w:r>
+        <w:rPr>
+          <w:b/>
+          <w:bCs/>
+          <w:sz w:val="20"/>
+          <w:szCs w:val="20"/>
+        </w:rPr>
+        <w:t xml:space="preserve"> LCI</w:t>
+      </w:r>
+      <w:r>
+        <w:rPr>
+          <w:b/>
+          <w:bCs/>
+          <w:sz w:val="20"/>
+          <w:szCs w:val="20"/>
+        </w:rPr>
+        <w:t>1</w:t>
+      </w:r>
+      <w:r>
+        <w:rPr>
+          <w:b/>
+          <w:bCs/>
+          <w:sz w:val="20"/>
+          <w:szCs w:val="20"/>
+        </w:rPr>
+        <w:t xml:space="preserve"> LCA</w:t>
+      </w:r>
+      <w:r>
+        <w:rPr>
+          <w:b/>
+          <w:bCs/>
+          <w:sz w:val="20"/>
+          <w:szCs w:val="20"/>
+        </w:rPr>
+        <w:t>1</w:t>
+      </w:r>
+      <w:r>
+        <w:rPr>
+          <w:b/>
+          <w:bCs/>
+          <w:sz w:val="20"/>
+          <w:szCs w:val="20"/>
+        </w:rPr>
+        <w:t xml:space="preserve"> FCA</w:t>
+      </w:r>
+      <w:r>
+        <w:rPr>
+          <w:b/>
+          <w:bCs/>
+          <w:sz w:val="20"/>
+          <w:szCs w:val="20"/>
+        </w:rPr>
+        <w:t>1</w:t>
+      </w:r>
+      <w:r>
+        <w:rPr>
+          <w:b/>
+          <w:bCs/>
+          <w:sz w:val="20"/>
+          <w:szCs w:val="20"/>
+        </w:rPr>
+        <w:t xml:space="preserve"> LS</w:t>
+      </w:r>
+      <w:r>
+        <w:rPr>
+          <w:b/>
+          <w:bCs/>
+          <w:sz w:val="20"/>
+          <w:szCs w:val="20"/>
+        </w:rPr>
+        <w:t>1</w:t>
+      </w:r>
+    </w:p>
+    <w:p>
+      <w:r>
+        <w:t>:USERNAME GIA ESISTENTE NEL DB</w:t>
+      </w:r>
+    </w:p>
+    <w:p/>
+    <w:p/>
+    <w:tbl>
+      <w:tblPr>
+        <w:tblStyle w:val="Grigliatabella"/>
+        <w:tblW w:w="0" w:type="auto"/>
+        <w:tblLook w:val="04A0" w:firstRow="1" w:lastRow="0" w:firstColumn="1" w:lastColumn="0" w:noHBand="0" w:noVBand="1"/>
+      </w:tblPr>
+      <w:tblGrid>
+        <w:gridCol w:w="3510"/>
+        <w:gridCol w:w="6118"/>
+      </w:tblGrid>
+      <w:tr>
+        <w:tc>
+          <w:tcPr>
+            <w:tcW w:w="9628" w:type="dxa"/>
+            <w:gridSpan w:val="2"/>
+          </w:tcPr>
+          <w:p>
+            <w:pPr>
+              <w:jc w:val="center"/>
+            </w:pPr>
+            <w:r>
+              <w:t>Parametro:</w:t>
+            </w:r>
+            <w:r>
+              <w:t xml:space="preserve"> </w:t>
+            </w:r>
+            <w:r>
+              <w:t>E-mail</w:t>
+            </w:r>
+          </w:p>
+        </w:tc>
+      </w:tr>
+      <w:tr>
+        <w:tc>
+          <w:tcPr>
+            <w:tcW w:w="3510" w:type="dxa"/>
+          </w:tcPr>
+          <w:p>
+            <w:pPr>
+              <w:jc w:val="center"/>
+            </w:pPr>
+            <w:r>
+              <w:t>Categorie</w:t>
+            </w:r>
+          </w:p>
+        </w:tc>
+        <w:tc>
+          <w:tcPr>
+            <w:tcW w:w="6118" w:type="dxa"/>
+          </w:tcPr>
+          <w:p>
+            <w:pPr>
+              <w:jc w:val="center"/>
+            </w:pPr>
+            <w:r>
+              <w:t>Scelte</w:t>
+            </w:r>
+          </w:p>
+        </w:tc>
+      </w:tr>
+      <w:tr>
+        <w:tc>
+          <w:tcPr>
+            <w:tcW w:w="3510" w:type="dxa"/>
+          </w:tcPr>
+          <w:p>
+            <w:r>
+              <w:t xml:space="preserve">Lunghezza E-mail LE </w:t>
+            </w:r>
+          </w:p>
+        </w:tc>
+        <w:tc>
+          <w:tcPr>
+            <w:tcW w:w="6118" w:type="dxa"/>
+          </w:tcPr>
+          <w:p>
+            <w:r>
+              <w:t>1. Lunghezza</w:t>
+            </w:r>
+            <w:r>
+              <w:t xml:space="preserve"> corretta</w:t>
+            </w:r>
+            <w:r>
+              <w:t>&gt;10 e &lt;=30   [property L</w:t>
+            </w:r>
+            <w:r>
+              <w:t>E</w:t>
+            </w:r>
+            <w:r>
+              <w:t>_VALID]</w:t>
+            </w:r>
+          </w:p>
+          <w:p>
+            <w:r>
+              <w:t>2. Lunghezza</w:t>
+            </w:r>
+            <w:r>
+              <w:t xml:space="preserve"> non corretta</w:t>
+            </w:r>
+            <w:r>
+              <w:t xml:space="preserve"> </w:t>
+            </w:r>
+          </w:p>
+        </w:tc>
+      </w:tr>
+      <w:tr>
+        <w:tc>
+          <w:tcPr>
+            <w:tcW w:w="3510" w:type="dxa"/>
+          </w:tcPr>
+          <w:p>
+            <w:r>
+              <w:t>Formato E-mail FE</w:t>
+            </w:r>
+          </w:p>
+        </w:tc>
+        <w:tc>
+          <w:tcPr>
+            <w:tcW w:w="6118" w:type="dxa"/>
+          </w:tcPr>
+          <w:p>
+            <w:r>
+              <w:t>1. Rispetta il formato         [if LE_VALID][property FE_VALID]</w:t>
+            </w:r>
+          </w:p>
+          <w:p>
+            <w:r>
+              <w:t>2. Non rispetta il formato  [property FE_NOT_VALID ]</w:t>
+            </w:r>
+          </w:p>
+        </w:tc>
+      </w:tr>
+      <w:tr>
+        <w:tc>
+          <w:tcPr>
+            <w:tcW w:w="3510" w:type="dxa"/>
+          </w:tcPr>
+          <w:p>
+            <w:r>
+              <w:t>Esistenza E-mail EE</w:t>
+            </w:r>
+          </w:p>
+        </w:tc>
+        <w:tc>
+          <w:tcPr>
+            <w:tcW w:w="6118" w:type="dxa"/>
+          </w:tcPr>
+          <w:p>
+            <w:r>
+              <w:t>1. Non esiste nel Database  [property EE_NOT_EXIST]</w:t>
+            </w:r>
+          </w:p>
+          <w:p>
+            <w:pPr>
+              <w:rPr>
+                <w:lang w:val="en-US"/>
+              </w:rPr>
+            </w:pPr>
+            <w:r>
+              <w:t>2</w:t>
+            </w:r>
+            <w:r>
+              <w:t xml:space="preserve">. Esiste nel Database.        </w:t>
+            </w:r>
+            <w:r>
+              <w:rPr>
+                <w:lang w:val="en-US"/>
+              </w:rPr>
+              <w:t xml:space="preserve">[if </w:t>
+            </w:r>
+            <w:r>
+              <w:rPr>
+                <w:lang w:val="en-US"/>
+              </w:rPr>
+              <w:t>FE</w:t>
+            </w:r>
+            <w:r>
+              <w:rPr>
+                <w:lang w:val="en-US"/>
+              </w:rPr>
+              <w:t>_VALID][property E</w:t>
+            </w:r>
+            <w:r>
+              <w:rPr>
+                <w:lang w:val="en-US"/>
+              </w:rPr>
+              <w:t>E</w:t>
+            </w:r>
+            <w:r>
+              <w:rPr>
+                <w:lang w:val="en-US"/>
+              </w:rPr>
+              <w:t>_EXIST]</w:t>
+            </w:r>
+          </w:p>
+        </w:tc>
+      </w:tr>
+    </w:tbl>
+    <w:p>
+      <w:r>
+        <w:t>*Rispetta il formato: La Stringa presenta un carattere ”@”, almeno un carattere “.”</w:t>
+      </w:r>
+      <w:r>
+        <w:t xml:space="preserve"> e almeno </w:t>
+      </w:r>
+      <w:proofErr w:type="gramStart"/>
+      <w:r>
+        <w:t>4</w:t>
+      </w:r>
+      <w:proofErr w:type="gramEnd"/>
+      <w:r>
+        <w:t xml:space="preserve"> caratteri dopo la @. </w:t>
+      </w:r>
+    </w:p>
+    <w:p>
+      <w:pPr>
+        <w:rPr>
+          <w:b/>
+          <w:bCs/>
+          <w:sz w:val="20"/>
+          <w:szCs w:val="20"/>
+        </w:rPr>
+      </w:pPr>
+      <w:r>
+        <w:rPr>
+          <w:b/>
+          <w:bCs/>
+          <w:sz w:val="20"/>
+          <w:szCs w:val="20"/>
+        </w:rPr>
+        <w:t>LN</w:t>
+      </w:r>
+      <w:r>
+        <w:rPr>
+          <w:b/>
+          <w:bCs/>
+          <w:sz w:val="20"/>
+          <w:szCs w:val="20"/>
+        </w:rPr>
+        <w:t>1</w:t>
+      </w:r>
+      <w:r>
+        <w:rPr>
+          <w:b/>
+          <w:bCs/>
+          <w:sz w:val="20"/>
+          <w:szCs w:val="20"/>
+        </w:rPr>
+        <w:t xml:space="preserve"> FN</w:t>
+      </w:r>
+      <w:r>
+        <w:rPr>
+          <w:b/>
+          <w:bCs/>
+          <w:sz w:val="20"/>
+          <w:szCs w:val="20"/>
+        </w:rPr>
+        <w:t>1</w:t>
+      </w:r>
+      <w:r>
+        <w:rPr>
+          <w:b/>
+          <w:bCs/>
+          <w:sz w:val="20"/>
+          <w:szCs w:val="20"/>
+        </w:rPr>
+        <w:t xml:space="preserve"> LC</w:t>
+      </w:r>
+      <w:r>
+        <w:rPr>
+          <w:b/>
+          <w:bCs/>
+          <w:sz w:val="20"/>
+          <w:szCs w:val="20"/>
+        </w:rPr>
+        <w:t>1</w:t>
+      </w:r>
+      <w:r>
+        <w:rPr>
+          <w:b/>
+          <w:bCs/>
+          <w:sz w:val="20"/>
+          <w:szCs w:val="20"/>
+        </w:rPr>
+        <w:t xml:space="preserve"> FC</w:t>
+      </w:r>
+      <w:r>
+        <w:rPr>
+          <w:b/>
+          <w:bCs/>
+          <w:sz w:val="20"/>
+          <w:szCs w:val="20"/>
+        </w:rPr>
+        <w:t>1</w:t>
+      </w:r>
+      <w:r>
+        <w:rPr>
+          <w:b/>
+          <w:bCs/>
+          <w:sz w:val="20"/>
+          <w:szCs w:val="20"/>
+        </w:rPr>
+        <w:t xml:space="preserve"> LU</w:t>
+      </w:r>
+      <w:r>
+        <w:rPr>
+          <w:b/>
+          <w:bCs/>
+          <w:sz w:val="20"/>
+          <w:szCs w:val="20"/>
+        </w:rPr>
+        <w:t>1</w:t>
+      </w:r>
+      <w:r>
+        <w:rPr>
+          <w:b/>
+          <w:bCs/>
+          <w:sz w:val="20"/>
+          <w:szCs w:val="20"/>
+        </w:rPr>
+        <w:t xml:space="preserve"> FU</w:t>
+      </w:r>
+      <w:r>
+        <w:rPr>
+          <w:b/>
+          <w:bCs/>
+          <w:sz w:val="20"/>
+          <w:szCs w:val="20"/>
+        </w:rPr>
+        <w:t>1</w:t>
+      </w:r>
+      <w:r>
+        <w:rPr>
+          <w:b/>
+          <w:bCs/>
+          <w:sz w:val="20"/>
+          <w:szCs w:val="20"/>
+        </w:rPr>
+        <w:t xml:space="preserve"> EU</w:t>
+      </w:r>
+      <w:r>
+        <w:rPr>
+          <w:b/>
+          <w:bCs/>
+          <w:sz w:val="20"/>
+          <w:szCs w:val="20"/>
+        </w:rPr>
+        <w:t>1</w:t>
+      </w:r>
+      <w:r>
+        <w:rPr>
+          <w:b/>
+          <w:bCs/>
+          <w:sz w:val="20"/>
+          <w:szCs w:val="20"/>
+        </w:rPr>
+        <w:t xml:space="preserve"> LE</w:t>
+      </w:r>
+      <w:r>
+        <w:rPr>
+          <w:b/>
+          <w:bCs/>
+          <w:sz w:val="20"/>
+          <w:szCs w:val="20"/>
+        </w:rPr>
+        <w:t>2</w:t>
+      </w:r>
+      <w:r>
+        <w:rPr>
+          <w:b/>
+          <w:bCs/>
+          <w:sz w:val="20"/>
+          <w:szCs w:val="20"/>
+        </w:rPr>
+        <w:t xml:space="preserve"> LP</w:t>
+      </w:r>
+      <w:r>
+        <w:rPr>
+          <w:b/>
+          <w:bCs/>
+          <w:sz w:val="20"/>
+          <w:szCs w:val="20"/>
+        </w:rPr>
+        <w:t>1</w:t>
+      </w:r>
+      <w:r>
+        <w:rPr>
+          <w:b/>
+          <w:bCs/>
+          <w:sz w:val="20"/>
+          <w:szCs w:val="20"/>
+        </w:rPr>
+        <w:t xml:space="preserve"> FP</w:t>
+      </w:r>
+      <w:r>
+        <w:rPr>
+          <w:b/>
+          <w:bCs/>
+          <w:sz w:val="20"/>
+          <w:szCs w:val="20"/>
+        </w:rPr>
+        <w:t>1</w:t>
+      </w:r>
+      <w:r>
+        <w:rPr>
+          <w:b/>
+          <w:bCs/>
+          <w:sz w:val="20"/>
+          <w:szCs w:val="20"/>
+        </w:rPr>
+        <w:t xml:space="preserve"> </w:t>
+      </w:r>
+      <w:r>
+        <w:rPr>
+          <w:b/>
+          <w:bCs/>
+          <w:sz w:val="20"/>
+          <w:szCs w:val="20"/>
+        </w:rPr>
+        <w:t>CCP</w:t>
+      </w:r>
+      <w:r>
+        <w:rPr>
+          <w:b/>
+          <w:bCs/>
+          <w:sz w:val="20"/>
+          <w:szCs w:val="20"/>
+        </w:rPr>
+        <w:t>1</w:t>
+      </w:r>
+      <w:r>
+        <w:rPr>
+          <w:b/>
+          <w:bCs/>
+          <w:sz w:val="20"/>
+          <w:szCs w:val="20"/>
+        </w:rPr>
+        <w:t xml:space="preserve"> LI</w:t>
+      </w:r>
+      <w:r>
+        <w:rPr>
+          <w:b/>
+          <w:bCs/>
+          <w:sz w:val="20"/>
+          <w:szCs w:val="20"/>
+        </w:rPr>
+        <w:t>1</w:t>
+      </w:r>
+      <w:r>
+        <w:rPr>
+          <w:b/>
+          <w:bCs/>
+          <w:sz w:val="20"/>
+          <w:szCs w:val="20"/>
+        </w:rPr>
+        <w:t xml:space="preserve"> LT</w:t>
+      </w:r>
+      <w:r>
+        <w:rPr>
+          <w:b/>
+          <w:bCs/>
+          <w:sz w:val="20"/>
+          <w:szCs w:val="20"/>
+        </w:rPr>
+        <w:t>1</w:t>
+      </w:r>
+      <w:r>
+        <w:rPr>
+          <w:b/>
+          <w:bCs/>
+          <w:sz w:val="20"/>
+          <w:szCs w:val="20"/>
+        </w:rPr>
+        <w:t xml:space="preserve"> FT</w:t>
+      </w:r>
+      <w:r>
+        <w:rPr>
+          <w:b/>
+          <w:bCs/>
+          <w:sz w:val="20"/>
+          <w:szCs w:val="20"/>
+        </w:rPr>
+        <w:t>1</w:t>
+      </w:r>
+      <w:r>
+        <w:rPr>
+          <w:b/>
+          <w:bCs/>
+          <w:sz w:val="20"/>
+          <w:szCs w:val="20"/>
+        </w:rPr>
+        <w:t xml:space="preserve"> LCI</w:t>
+      </w:r>
+      <w:r>
+        <w:rPr>
+          <w:b/>
+          <w:bCs/>
+          <w:sz w:val="20"/>
+          <w:szCs w:val="20"/>
+        </w:rPr>
+        <w:t>1</w:t>
+      </w:r>
+      <w:r>
+        <w:rPr>
+          <w:b/>
+          <w:bCs/>
+          <w:sz w:val="20"/>
+          <w:szCs w:val="20"/>
+        </w:rPr>
+        <w:t xml:space="preserve"> LCA</w:t>
+      </w:r>
+      <w:r>
+        <w:rPr>
+          <w:b/>
+          <w:bCs/>
+          <w:sz w:val="20"/>
+          <w:szCs w:val="20"/>
+        </w:rPr>
+        <w:t>1</w:t>
+      </w:r>
+      <w:r>
+        <w:rPr>
+          <w:b/>
+          <w:bCs/>
+          <w:sz w:val="20"/>
+          <w:szCs w:val="20"/>
+        </w:rPr>
+        <w:t xml:space="preserve"> FCA</w:t>
+      </w:r>
+      <w:r>
+        <w:rPr>
+          <w:b/>
+          <w:bCs/>
+          <w:sz w:val="20"/>
+          <w:szCs w:val="20"/>
+        </w:rPr>
+        <w:t>1</w:t>
+      </w:r>
+      <w:r>
+        <w:rPr>
+          <w:b/>
+          <w:bCs/>
+          <w:sz w:val="20"/>
+          <w:szCs w:val="20"/>
+        </w:rPr>
+        <w:t xml:space="preserve"> LS</w:t>
+      </w:r>
+      <w:r>
+        <w:rPr>
+          <w:b/>
+          <w:bCs/>
+          <w:sz w:val="20"/>
+          <w:szCs w:val="20"/>
+        </w:rPr>
+        <w:t>1</w:t>
+      </w:r>
+    </w:p>
+    <w:p>
+      <w:r>
+        <w:t>:LUNGHEZZA MAIL NON CORRETTA</w:t>
+      </w:r>
+    </w:p>
+    <w:p>
+      <w:pPr>
+        <w:rPr>
+          <w:b/>
+          <w:bCs/>
+          <w:sz w:val="20"/>
+          <w:szCs w:val="20"/>
+        </w:rPr>
+      </w:pPr>
+      <w:r>
+        <w:rPr>
+          <w:b/>
+          <w:bCs/>
+          <w:sz w:val="20"/>
+          <w:szCs w:val="20"/>
+        </w:rPr>
+        <w:t>LN</w:t>
+      </w:r>
+      <w:r>
+        <w:rPr>
+          <w:b/>
+          <w:bCs/>
+          <w:sz w:val="20"/>
+          <w:szCs w:val="20"/>
+        </w:rPr>
+        <w:t>1</w:t>
+      </w:r>
+      <w:r>
+        <w:rPr>
+          <w:b/>
+          <w:bCs/>
+          <w:sz w:val="20"/>
+          <w:szCs w:val="20"/>
+        </w:rPr>
+        <w:t xml:space="preserve"> FN</w:t>
+      </w:r>
+      <w:r>
+        <w:rPr>
+          <w:b/>
+          <w:bCs/>
+          <w:sz w:val="20"/>
+          <w:szCs w:val="20"/>
+        </w:rPr>
+        <w:t>1</w:t>
+      </w:r>
+      <w:r>
+        <w:rPr>
+          <w:b/>
+          <w:bCs/>
+          <w:sz w:val="20"/>
+          <w:szCs w:val="20"/>
+        </w:rPr>
+        <w:t xml:space="preserve"> LC</w:t>
+      </w:r>
+      <w:r>
+        <w:rPr>
+          <w:b/>
+          <w:bCs/>
+          <w:sz w:val="20"/>
+          <w:szCs w:val="20"/>
+        </w:rPr>
+        <w:t>1</w:t>
+      </w:r>
+      <w:r>
+        <w:rPr>
+          <w:b/>
+          <w:bCs/>
+          <w:sz w:val="20"/>
+          <w:szCs w:val="20"/>
+        </w:rPr>
+        <w:t xml:space="preserve"> FC</w:t>
+      </w:r>
+      <w:r>
+        <w:rPr>
+          <w:b/>
+          <w:bCs/>
+          <w:sz w:val="20"/>
+          <w:szCs w:val="20"/>
+        </w:rPr>
+        <w:t>1</w:t>
+      </w:r>
+      <w:r>
+        <w:rPr>
+          <w:b/>
+          <w:bCs/>
+          <w:sz w:val="20"/>
+          <w:szCs w:val="20"/>
+        </w:rPr>
+        <w:t xml:space="preserve"> LU</w:t>
+      </w:r>
+      <w:r>
+        <w:rPr>
+          <w:b/>
+          <w:bCs/>
+          <w:sz w:val="20"/>
+          <w:szCs w:val="20"/>
+        </w:rPr>
+        <w:t>1</w:t>
+      </w:r>
+      <w:r>
+        <w:rPr>
+          <w:b/>
+          <w:bCs/>
+          <w:sz w:val="20"/>
+          <w:szCs w:val="20"/>
+        </w:rPr>
+        <w:t xml:space="preserve"> FU</w:t>
+      </w:r>
+      <w:r>
+        <w:rPr>
+          <w:b/>
+          <w:bCs/>
+          <w:sz w:val="20"/>
+          <w:szCs w:val="20"/>
+        </w:rPr>
+        <w:t>1</w:t>
+      </w:r>
+      <w:r>
+        <w:rPr>
+          <w:b/>
+          <w:bCs/>
+          <w:sz w:val="20"/>
+          <w:szCs w:val="20"/>
+        </w:rPr>
+        <w:t xml:space="preserve"> EU</w:t>
+      </w:r>
+      <w:r>
+        <w:rPr>
+          <w:b/>
+          <w:bCs/>
+          <w:sz w:val="20"/>
+          <w:szCs w:val="20"/>
+        </w:rPr>
+        <w:t>1</w:t>
+      </w:r>
+      <w:r>
+        <w:rPr>
+          <w:b/>
+          <w:bCs/>
+          <w:sz w:val="20"/>
+          <w:szCs w:val="20"/>
+        </w:rPr>
+        <w:t xml:space="preserve"> LE</w:t>
+      </w:r>
+      <w:r>
+        <w:rPr>
+          <w:b/>
+          <w:bCs/>
+          <w:sz w:val="20"/>
+          <w:szCs w:val="20"/>
+        </w:rPr>
+        <w:t>1</w:t>
+      </w:r>
+      <w:r>
+        <w:rPr>
+          <w:b/>
+          <w:bCs/>
+          <w:sz w:val="20"/>
+          <w:szCs w:val="20"/>
+        </w:rPr>
+        <w:t xml:space="preserve"> FE</w:t>
+      </w:r>
+      <w:r>
+        <w:rPr>
+          <w:b/>
+          <w:bCs/>
+          <w:sz w:val="20"/>
+          <w:szCs w:val="20"/>
+        </w:rPr>
+        <w:t>2</w:t>
+      </w:r>
+      <w:r>
+        <w:rPr>
+          <w:b/>
+          <w:bCs/>
+          <w:sz w:val="20"/>
+          <w:szCs w:val="20"/>
+        </w:rPr>
+        <w:t xml:space="preserve"> LP</w:t>
+      </w:r>
+      <w:r>
+        <w:rPr>
+          <w:b/>
+          <w:bCs/>
+          <w:sz w:val="20"/>
+          <w:szCs w:val="20"/>
+        </w:rPr>
+        <w:t>1</w:t>
+      </w:r>
+      <w:r>
+        <w:rPr>
+          <w:b/>
+          <w:bCs/>
+          <w:sz w:val="20"/>
+          <w:szCs w:val="20"/>
+        </w:rPr>
+        <w:t xml:space="preserve"> FP</w:t>
+      </w:r>
+      <w:r>
+        <w:rPr>
+          <w:b/>
+          <w:bCs/>
+          <w:sz w:val="20"/>
+          <w:szCs w:val="20"/>
+        </w:rPr>
+        <w:t>1</w:t>
+      </w:r>
+      <w:r>
+        <w:rPr>
+          <w:b/>
+          <w:bCs/>
+          <w:sz w:val="20"/>
+          <w:szCs w:val="20"/>
+        </w:rPr>
+        <w:t xml:space="preserve"> </w:t>
+      </w:r>
+      <w:r>
+        <w:rPr>
+          <w:b/>
+          <w:bCs/>
+          <w:sz w:val="20"/>
+          <w:szCs w:val="20"/>
+        </w:rPr>
+        <w:t>CCP</w:t>
+      </w:r>
+      <w:r>
+        <w:rPr>
+          <w:b/>
+          <w:bCs/>
+          <w:sz w:val="20"/>
+          <w:szCs w:val="20"/>
+        </w:rPr>
+        <w:t>1</w:t>
+      </w:r>
+      <w:r>
+        <w:rPr>
+          <w:b/>
+          <w:bCs/>
+          <w:sz w:val="20"/>
+          <w:szCs w:val="20"/>
+        </w:rPr>
+        <w:t xml:space="preserve"> LI</w:t>
+      </w:r>
+      <w:r>
+        <w:rPr>
+          <w:b/>
+          <w:bCs/>
+          <w:sz w:val="20"/>
+          <w:szCs w:val="20"/>
+        </w:rPr>
+        <w:t>1</w:t>
+      </w:r>
+      <w:r>
+        <w:rPr>
+          <w:b/>
+          <w:bCs/>
+          <w:sz w:val="20"/>
+          <w:szCs w:val="20"/>
+        </w:rPr>
+        <w:t xml:space="preserve"> LT</w:t>
+      </w:r>
+      <w:r>
+        <w:rPr>
+          <w:b/>
+          <w:bCs/>
+          <w:sz w:val="20"/>
+          <w:szCs w:val="20"/>
+        </w:rPr>
+        <w:t>1</w:t>
+      </w:r>
+      <w:r>
+        <w:rPr>
+          <w:b/>
+          <w:bCs/>
+          <w:sz w:val="20"/>
+          <w:szCs w:val="20"/>
+        </w:rPr>
+        <w:t xml:space="preserve"> FT</w:t>
+      </w:r>
+      <w:r>
+        <w:rPr>
+          <w:b/>
+          <w:bCs/>
+          <w:sz w:val="20"/>
+          <w:szCs w:val="20"/>
+        </w:rPr>
+        <w:t>1</w:t>
+      </w:r>
+      <w:r>
+        <w:rPr>
+          <w:b/>
+          <w:bCs/>
+          <w:sz w:val="20"/>
+          <w:szCs w:val="20"/>
+        </w:rPr>
+        <w:t xml:space="preserve"> LCI</w:t>
+      </w:r>
+      <w:r>
+        <w:rPr>
+          <w:b/>
+          <w:bCs/>
+          <w:sz w:val="20"/>
+          <w:szCs w:val="20"/>
+        </w:rPr>
+        <w:t>1</w:t>
+      </w:r>
+      <w:r>
+        <w:rPr>
+          <w:b/>
+          <w:bCs/>
+          <w:sz w:val="20"/>
+          <w:szCs w:val="20"/>
+        </w:rPr>
+        <w:t xml:space="preserve"> LCA</w:t>
+      </w:r>
+      <w:r>
+        <w:rPr>
+          <w:b/>
+          <w:bCs/>
+          <w:sz w:val="20"/>
+          <w:szCs w:val="20"/>
+        </w:rPr>
+        <w:t>1</w:t>
+      </w:r>
+      <w:r>
+        <w:rPr>
+          <w:b/>
+          <w:bCs/>
+          <w:sz w:val="20"/>
+          <w:szCs w:val="20"/>
+        </w:rPr>
+        <w:t xml:space="preserve"> FCA</w:t>
+      </w:r>
+      <w:r>
+        <w:rPr>
+          <w:b/>
+          <w:bCs/>
+          <w:sz w:val="20"/>
+          <w:szCs w:val="20"/>
+        </w:rPr>
+        <w:t>1</w:t>
+      </w:r>
+      <w:r>
+        <w:rPr>
+          <w:b/>
+          <w:bCs/>
+          <w:sz w:val="20"/>
+          <w:szCs w:val="20"/>
+        </w:rPr>
+        <w:t xml:space="preserve"> LS</w:t>
+      </w:r>
+      <w:r>
+        <w:rPr>
+          <w:b/>
+          <w:bCs/>
+          <w:sz w:val="20"/>
+          <w:szCs w:val="20"/>
+        </w:rPr>
+        <w:t>1</w:t>
+      </w:r>
+    </w:p>
+    <w:p>
+      <w:r>
+        <w:t>:FORMATO MAIL NON CORRETTO</w:t>
+      </w:r>
+    </w:p>
+    <w:p>
+      <w:pPr>
+        <w:rPr>
+          <w:b/>
+          <w:bCs/>
+          <w:sz w:val="20"/>
+          <w:szCs w:val="20"/>
+        </w:rPr>
+      </w:pPr>
+      <w:r>
+        <w:rPr>
+          <w:b/>
+          <w:bCs/>
+          <w:sz w:val="20"/>
+          <w:szCs w:val="20"/>
+        </w:rPr>
+        <w:t>LN</w:t>
+      </w:r>
+      <w:r>
+        <w:rPr>
+          <w:b/>
+          <w:bCs/>
+          <w:sz w:val="20"/>
+          <w:szCs w:val="20"/>
+        </w:rPr>
+        <w:t>1</w:t>
+      </w:r>
+      <w:r>
+        <w:rPr>
+          <w:b/>
+          <w:bCs/>
+          <w:sz w:val="20"/>
+          <w:szCs w:val="20"/>
+        </w:rPr>
+        <w:t xml:space="preserve"> FN</w:t>
+      </w:r>
+      <w:r>
+        <w:rPr>
+          <w:b/>
+          <w:bCs/>
+          <w:sz w:val="20"/>
+          <w:szCs w:val="20"/>
+        </w:rPr>
+        <w:t>1</w:t>
+      </w:r>
+      <w:r>
+        <w:rPr>
+          <w:b/>
+          <w:bCs/>
+          <w:sz w:val="20"/>
+          <w:szCs w:val="20"/>
+        </w:rPr>
+        <w:t xml:space="preserve"> LC</w:t>
+      </w:r>
+      <w:r>
+        <w:rPr>
+          <w:b/>
+          <w:bCs/>
+          <w:sz w:val="20"/>
+          <w:szCs w:val="20"/>
+        </w:rPr>
+        <w:t>1</w:t>
+      </w:r>
+      <w:r>
+        <w:rPr>
+          <w:b/>
+          <w:bCs/>
+          <w:sz w:val="20"/>
+          <w:szCs w:val="20"/>
+        </w:rPr>
+        <w:t xml:space="preserve"> FC</w:t>
+      </w:r>
+      <w:r>
+        <w:rPr>
+          <w:b/>
+          <w:bCs/>
+          <w:sz w:val="20"/>
+          <w:szCs w:val="20"/>
+        </w:rPr>
+        <w:t>1</w:t>
+      </w:r>
+      <w:r>
+        <w:rPr>
+          <w:b/>
+          <w:bCs/>
+          <w:sz w:val="20"/>
+          <w:szCs w:val="20"/>
+        </w:rPr>
+        <w:t xml:space="preserve"> LU</w:t>
+      </w:r>
+      <w:r>
+        <w:rPr>
+          <w:b/>
+          <w:bCs/>
+          <w:sz w:val="20"/>
+          <w:szCs w:val="20"/>
+        </w:rPr>
+        <w:t>1</w:t>
+      </w:r>
+      <w:r>
+        <w:rPr>
+          <w:b/>
+          <w:bCs/>
+          <w:sz w:val="20"/>
+          <w:szCs w:val="20"/>
+        </w:rPr>
+        <w:t xml:space="preserve"> FU</w:t>
+      </w:r>
+      <w:r>
+        <w:rPr>
+          <w:b/>
+          <w:bCs/>
+          <w:sz w:val="20"/>
+          <w:szCs w:val="20"/>
+        </w:rPr>
+        <w:t>1</w:t>
+      </w:r>
+      <w:r>
+        <w:rPr>
+          <w:b/>
+          <w:bCs/>
+          <w:sz w:val="20"/>
+          <w:szCs w:val="20"/>
+        </w:rPr>
+        <w:t xml:space="preserve"> EU</w:t>
+      </w:r>
+      <w:r>
+        <w:rPr>
+          <w:b/>
+          <w:bCs/>
+          <w:sz w:val="20"/>
+          <w:szCs w:val="20"/>
+        </w:rPr>
+        <w:t>1</w:t>
+      </w:r>
+      <w:r>
+        <w:rPr>
+          <w:b/>
+          <w:bCs/>
+          <w:sz w:val="20"/>
+          <w:szCs w:val="20"/>
+        </w:rPr>
+        <w:t xml:space="preserve"> LE</w:t>
+      </w:r>
+      <w:r>
+        <w:rPr>
+          <w:b/>
+          <w:bCs/>
+          <w:sz w:val="20"/>
+          <w:szCs w:val="20"/>
+        </w:rPr>
+        <w:t>1</w:t>
+      </w:r>
+      <w:r>
+        <w:rPr>
+          <w:b/>
+          <w:bCs/>
+          <w:sz w:val="20"/>
+          <w:szCs w:val="20"/>
+        </w:rPr>
+        <w:t xml:space="preserve"> FE</w:t>
+      </w:r>
+      <w:r>
+        <w:rPr>
+          <w:b/>
+          <w:bCs/>
+          <w:sz w:val="20"/>
+          <w:szCs w:val="20"/>
+        </w:rPr>
+        <w:t>1</w:t>
+      </w:r>
+      <w:r>
+        <w:rPr>
+          <w:b/>
+          <w:bCs/>
+          <w:sz w:val="20"/>
+          <w:szCs w:val="20"/>
+        </w:rPr>
+        <w:t xml:space="preserve"> EE</w:t>
+      </w:r>
+      <w:r>
+        <w:rPr>
+          <w:b/>
+          <w:bCs/>
+          <w:sz w:val="20"/>
+          <w:szCs w:val="20"/>
+        </w:rPr>
+        <w:t>2</w:t>
+      </w:r>
+      <w:r>
+        <w:rPr>
+          <w:b/>
+          <w:bCs/>
+          <w:sz w:val="20"/>
+          <w:szCs w:val="20"/>
+        </w:rPr>
+        <w:t xml:space="preserve"> LP</w:t>
+      </w:r>
+      <w:r>
+        <w:rPr>
+          <w:b/>
+          <w:bCs/>
+          <w:sz w:val="20"/>
+          <w:szCs w:val="20"/>
+        </w:rPr>
+        <w:t>1</w:t>
+      </w:r>
+      <w:r>
+        <w:rPr>
+          <w:b/>
+          <w:bCs/>
+          <w:sz w:val="20"/>
+          <w:szCs w:val="20"/>
+        </w:rPr>
+        <w:t xml:space="preserve"> FP</w:t>
+      </w:r>
+      <w:r>
+        <w:rPr>
+          <w:b/>
+          <w:bCs/>
+          <w:sz w:val="20"/>
+          <w:szCs w:val="20"/>
+        </w:rPr>
+        <w:t>1</w:t>
+      </w:r>
+      <w:r>
+        <w:rPr>
+          <w:b/>
+          <w:bCs/>
+          <w:sz w:val="20"/>
+          <w:szCs w:val="20"/>
+        </w:rPr>
+        <w:t xml:space="preserve"> </w:t>
+      </w:r>
+      <w:r>
+        <w:rPr>
+          <w:b/>
+          <w:bCs/>
+          <w:sz w:val="20"/>
+          <w:szCs w:val="20"/>
+        </w:rPr>
+        <w:t>CCP</w:t>
+      </w:r>
+      <w:r>
+        <w:rPr>
+          <w:b/>
+          <w:bCs/>
+          <w:sz w:val="20"/>
+          <w:szCs w:val="20"/>
+        </w:rPr>
+        <w:t>1</w:t>
+      </w:r>
+      <w:r>
+        <w:rPr>
+          <w:b/>
+          <w:bCs/>
+          <w:sz w:val="20"/>
+          <w:szCs w:val="20"/>
+        </w:rPr>
+        <w:t xml:space="preserve"> LI</w:t>
+      </w:r>
+      <w:r>
+        <w:rPr>
+          <w:b/>
+          <w:bCs/>
+          <w:sz w:val="20"/>
+          <w:szCs w:val="20"/>
+        </w:rPr>
+        <w:t>1</w:t>
+      </w:r>
+      <w:r>
+        <w:rPr>
+          <w:b/>
+          <w:bCs/>
+          <w:sz w:val="20"/>
+          <w:szCs w:val="20"/>
+        </w:rPr>
+        <w:t xml:space="preserve"> LT</w:t>
+      </w:r>
+      <w:r>
+        <w:rPr>
+          <w:b/>
+          <w:bCs/>
+          <w:sz w:val="20"/>
+          <w:szCs w:val="20"/>
+        </w:rPr>
+        <w:t>1</w:t>
+      </w:r>
+      <w:r>
+        <w:rPr>
+          <w:b/>
+          <w:bCs/>
+          <w:sz w:val="20"/>
+          <w:szCs w:val="20"/>
+        </w:rPr>
+        <w:t xml:space="preserve"> FT</w:t>
+      </w:r>
+      <w:r>
+        <w:rPr>
+          <w:b/>
+          <w:bCs/>
+          <w:sz w:val="20"/>
+          <w:szCs w:val="20"/>
+        </w:rPr>
+        <w:t>1</w:t>
+      </w:r>
+      <w:r>
+        <w:rPr>
+          <w:b/>
+          <w:bCs/>
+          <w:sz w:val="20"/>
+          <w:szCs w:val="20"/>
+        </w:rPr>
+        <w:t xml:space="preserve"> LCI</w:t>
+      </w:r>
+      <w:r>
+        <w:rPr>
+          <w:b/>
+          <w:bCs/>
+          <w:sz w:val="20"/>
+          <w:szCs w:val="20"/>
+        </w:rPr>
+        <w:t>1</w:t>
+      </w:r>
+      <w:r>
+        <w:rPr>
+          <w:b/>
+          <w:bCs/>
+          <w:sz w:val="20"/>
+          <w:szCs w:val="20"/>
+        </w:rPr>
+        <w:t xml:space="preserve"> LCA</w:t>
+      </w:r>
+      <w:r>
+        <w:rPr>
+          <w:b/>
+          <w:bCs/>
+          <w:sz w:val="20"/>
+          <w:szCs w:val="20"/>
+        </w:rPr>
+        <w:t>1</w:t>
+      </w:r>
+      <w:r>
+        <w:rPr>
+          <w:b/>
+          <w:bCs/>
+          <w:sz w:val="20"/>
+          <w:szCs w:val="20"/>
+        </w:rPr>
+        <w:t xml:space="preserve"> FCA</w:t>
+      </w:r>
+      <w:r>
+        <w:rPr>
+          <w:b/>
+          <w:bCs/>
+          <w:sz w:val="20"/>
+          <w:szCs w:val="20"/>
+        </w:rPr>
+        <w:t>1</w:t>
+      </w:r>
+      <w:r>
+        <w:rPr>
+          <w:b/>
+          <w:bCs/>
+          <w:sz w:val="20"/>
+          <w:szCs w:val="20"/>
+        </w:rPr>
+        <w:t xml:space="preserve"> LS</w:t>
+      </w:r>
+      <w:r>
+        <w:rPr>
+          <w:b/>
+          <w:bCs/>
+          <w:sz w:val="20"/>
+          <w:szCs w:val="20"/>
+        </w:rPr>
+        <w:t>1</w:t>
+      </w:r>
+    </w:p>
+    <w:p>
+      <w:r>
+        <w:t>:MAIL GIA ESISTENTE NEL DB</w:t>
+      </w:r>
+    </w:p>
+    <w:p/>
+    <w:tbl>
+      <w:tblPr>
+        <w:tblStyle w:val="Grigliatabella"/>
+        <w:tblW w:w="0" w:type="auto"/>
+        <w:tblLook w:val="04A0" w:firstRow="1" w:lastRow="0" w:firstColumn="1" w:lastColumn="0" w:noHBand="0" w:noVBand="1"/>
+      </w:tblPr>
+      <w:tblGrid>
+        <w:gridCol w:w="3510"/>
+        <w:gridCol w:w="6118"/>
+      </w:tblGrid>
+      <w:tr>
+        <w:tc>
+          <w:tcPr>
+            <w:tcW w:w="9628" w:type="dxa"/>
+            <w:gridSpan w:val="2"/>
+          </w:tcPr>
+          <w:p>
+            <w:pPr>
+              <w:jc w:val="center"/>
+            </w:pPr>
+            <w:r>
+              <w:t>Parametro:</w:t>
+            </w:r>
+            <w:r>
+              <w:t xml:space="preserve"> </w:t>
+            </w:r>
+            <w:r>
+              <w:t>Password</w:t>
+            </w:r>
+          </w:p>
+        </w:tc>
+      </w:tr>
+      <w:tr>
+        <w:tc>
+          <w:tcPr>
+            <w:tcW w:w="3510" w:type="dxa"/>
+          </w:tcPr>
+          <w:p>
+            <w:pPr>
+              <w:jc w:val="center"/>
+            </w:pPr>
+            <w:r>
+              <w:t>Categorie</w:t>
+            </w:r>
+          </w:p>
+        </w:tc>
+        <w:tc>
+          <w:tcPr>
+            <w:tcW w:w="6118" w:type="dxa"/>
+          </w:tcPr>
+          <w:p>
+            <w:pPr>
+              <w:jc w:val="center"/>
+            </w:pPr>
+            <w:r>
+              <w:t>Scelte</w:t>
+            </w:r>
+          </w:p>
+        </w:tc>
+      </w:tr>
+      <w:tr>
+        <w:tc>
+          <w:tcPr>
+            <w:tcW w:w="3510" w:type="dxa"/>
+          </w:tcPr>
+          <w:p>
+            <w:r>
+              <w:t xml:space="preserve">Lunghezza Password LP </w:t>
+            </w:r>
+          </w:p>
+        </w:tc>
+        <w:tc>
+          <w:tcPr>
+            <w:tcW w:w="6118" w:type="dxa"/>
+          </w:tcPr>
+          <w:p>
+            <w:r>
+              <w:t>1. Lunghezza corretta&gt;=8 [property LP_VALID]</w:t>
+            </w:r>
+          </w:p>
+          <w:p>
+            <w:r>
+              <w:t>2. Lunghezza non corretta</w:t>
+            </w:r>
+          </w:p>
+        </w:tc>
+      </w:tr>
+      <w:tr>
+        <w:tc>
+          <w:tcPr>
+            <w:tcW w:w="3510" w:type="dxa"/>
+          </w:tcPr>
+          <w:p>
+            <w:r>
+              <w:t>Formato Password FP</w:t>
+            </w:r>
+          </w:p>
+        </w:tc>
+        <w:tc>
+          <w:tcPr>
+            <w:tcW w:w="6118" w:type="dxa"/>
+          </w:tcPr>
+          <w:p>
+            <w:r>
+              <w:t>1. Rispetta il formato         [if LP_VALID][property FP_VALID]</w:t>
+            </w:r>
+          </w:p>
+          <w:p>
+            <w:r>
+              <w:lastRenderedPageBreak/>
+              <w:t>2. Non rispetta il formato  [property FP_NOT_VALID ]</w:t>
+            </w:r>
+          </w:p>
+        </w:tc>
+      </w:tr>
+    </w:tbl>
+    <w:p>
+      <w:r>
+        <w:lastRenderedPageBreak/>
+        <w:t xml:space="preserve">*Rispetta il formato: La Stringa deve contenere un carattere speciale, un carattere </w:t>
+      </w:r>
+      <w:proofErr w:type="spellStart"/>
+      <w:r>
+        <w:t>maiusc</w:t>
+      </w:r>
+      <w:proofErr w:type="spellEnd"/>
+      <w:r>
+        <w:t xml:space="preserve"> e un numero.</w:t>
+      </w:r>
+    </w:p>
+    <w:p/>
+    <w:p>
+      <w:pPr>
+        <w:rPr>
+          <w:b/>
+          <w:bCs/>
+          <w:sz w:val="20"/>
+          <w:szCs w:val="20"/>
+        </w:rPr>
+      </w:pPr>
+      <w:r>
+        <w:rPr>
+          <w:b/>
+          <w:bCs/>
+          <w:sz w:val="20"/>
+          <w:szCs w:val="20"/>
+        </w:rPr>
+        <w:t>LN</w:t>
+      </w:r>
+      <w:r>
+        <w:rPr>
+          <w:b/>
+          <w:bCs/>
+          <w:sz w:val="20"/>
+          <w:szCs w:val="20"/>
+        </w:rPr>
+        <w:t>1</w:t>
+      </w:r>
+      <w:r>
+        <w:rPr>
+          <w:b/>
+          <w:bCs/>
+          <w:sz w:val="20"/>
+          <w:szCs w:val="20"/>
+        </w:rPr>
+        <w:t xml:space="preserve"> FN</w:t>
+      </w:r>
+      <w:r>
+        <w:rPr>
+          <w:b/>
+          <w:bCs/>
+          <w:sz w:val="20"/>
+          <w:szCs w:val="20"/>
+        </w:rPr>
+        <w:t>1</w:t>
+      </w:r>
+      <w:r>
+        <w:rPr>
+          <w:b/>
+          <w:bCs/>
+          <w:sz w:val="20"/>
+          <w:szCs w:val="20"/>
+        </w:rPr>
+        <w:t xml:space="preserve"> LC</w:t>
+      </w:r>
+      <w:r>
+        <w:rPr>
+          <w:b/>
+          <w:bCs/>
+          <w:sz w:val="20"/>
+          <w:szCs w:val="20"/>
+        </w:rPr>
+        <w:t>1</w:t>
+      </w:r>
+      <w:r>
+        <w:rPr>
+          <w:b/>
+          <w:bCs/>
+          <w:sz w:val="20"/>
+          <w:szCs w:val="20"/>
+        </w:rPr>
+        <w:t xml:space="preserve"> FC</w:t>
+      </w:r>
+      <w:r>
+        <w:rPr>
+          <w:b/>
+          <w:bCs/>
+          <w:sz w:val="20"/>
+          <w:szCs w:val="20"/>
+        </w:rPr>
+        <w:t>1</w:t>
+      </w:r>
+      <w:r>
+        <w:rPr>
+          <w:b/>
+          <w:bCs/>
+          <w:sz w:val="20"/>
+          <w:szCs w:val="20"/>
+        </w:rPr>
+        <w:t xml:space="preserve"> LU</w:t>
+      </w:r>
+      <w:r>
+        <w:rPr>
+          <w:b/>
+          <w:bCs/>
+          <w:sz w:val="20"/>
+          <w:szCs w:val="20"/>
+        </w:rPr>
+        <w:t>1</w:t>
+      </w:r>
+      <w:r>
+        <w:rPr>
+          <w:b/>
+          <w:bCs/>
+          <w:sz w:val="20"/>
+          <w:szCs w:val="20"/>
+        </w:rPr>
+        <w:t xml:space="preserve"> FU</w:t>
+      </w:r>
+      <w:r>
+        <w:rPr>
+          <w:b/>
+          <w:bCs/>
+          <w:sz w:val="20"/>
+          <w:szCs w:val="20"/>
+        </w:rPr>
+        <w:t>1</w:t>
+      </w:r>
+      <w:r>
+        <w:rPr>
+          <w:b/>
+          <w:bCs/>
+          <w:sz w:val="20"/>
+          <w:szCs w:val="20"/>
+        </w:rPr>
+        <w:t xml:space="preserve"> EU</w:t>
+      </w:r>
+      <w:r>
+        <w:rPr>
+          <w:b/>
+          <w:bCs/>
+          <w:sz w:val="20"/>
+          <w:szCs w:val="20"/>
+        </w:rPr>
+        <w:t>1</w:t>
+      </w:r>
+      <w:r>
+        <w:rPr>
+          <w:b/>
+          <w:bCs/>
+          <w:sz w:val="20"/>
+          <w:szCs w:val="20"/>
+        </w:rPr>
+        <w:t xml:space="preserve"> LE</w:t>
+      </w:r>
+      <w:r>
+        <w:rPr>
+          <w:b/>
+          <w:bCs/>
+          <w:sz w:val="20"/>
+          <w:szCs w:val="20"/>
+        </w:rPr>
+        <w:t>1</w:t>
+      </w:r>
+      <w:r>
+        <w:rPr>
+          <w:b/>
+          <w:bCs/>
+          <w:sz w:val="20"/>
+          <w:szCs w:val="20"/>
+        </w:rPr>
+        <w:t xml:space="preserve"> FE</w:t>
+      </w:r>
+      <w:r>
+        <w:rPr>
+          <w:b/>
+          <w:bCs/>
+          <w:sz w:val="20"/>
+          <w:szCs w:val="20"/>
+        </w:rPr>
+        <w:t>1</w:t>
+      </w:r>
+      <w:r>
+        <w:rPr>
+          <w:b/>
+          <w:bCs/>
+          <w:sz w:val="20"/>
+          <w:szCs w:val="20"/>
+        </w:rPr>
+        <w:t xml:space="preserve"> EE</w:t>
+      </w:r>
+      <w:r>
+        <w:rPr>
+          <w:b/>
+          <w:bCs/>
+          <w:sz w:val="20"/>
+          <w:szCs w:val="20"/>
+        </w:rPr>
+        <w:t>1</w:t>
+      </w:r>
+      <w:r>
+        <w:rPr>
+          <w:b/>
+          <w:bCs/>
+          <w:sz w:val="20"/>
+          <w:szCs w:val="20"/>
+        </w:rPr>
+        <w:t xml:space="preserve"> LP</w:t>
+      </w:r>
+      <w:r>
+        <w:rPr>
+          <w:b/>
+          <w:bCs/>
+          <w:sz w:val="20"/>
+          <w:szCs w:val="20"/>
+        </w:rPr>
+        <w:t>2</w:t>
+      </w:r>
+      <w:r>
+        <w:rPr>
+          <w:b/>
+          <w:bCs/>
+          <w:sz w:val="20"/>
+          <w:szCs w:val="20"/>
+        </w:rPr>
+        <w:t xml:space="preserve"> CCP</w:t>
+      </w:r>
+      <w:r>
+        <w:rPr>
+          <w:b/>
+          <w:bCs/>
+          <w:sz w:val="20"/>
+          <w:szCs w:val="20"/>
+        </w:rPr>
+        <w:t>1</w:t>
+      </w:r>
+      <w:r>
+        <w:rPr>
+          <w:b/>
+          <w:bCs/>
+          <w:sz w:val="20"/>
+          <w:szCs w:val="20"/>
+        </w:rPr>
+        <w:t xml:space="preserve"> LI</w:t>
+      </w:r>
+      <w:r>
+        <w:rPr>
+          <w:b/>
+          <w:bCs/>
+          <w:sz w:val="20"/>
+          <w:szCs w:val="20"/>
+        </w:rPr>
+        <w:t>1</w:t>
+      </w:r>
+      <w:r>
+        <w:rPr>
+          <w:b/>
+          <w:bCs/>
+          <w:sz w:val="20"/>
+          <w:szCs w:val="20"/>
+        </w:rPr>
+        <w:t xml:space="preserve"> LT</w:t>
+      </w:r>
+      <w:r>
+        <w:rPr>
+          <w:b/>
+          <w:bCs/>
+          <w:sz w:val="20"/>
+          <w:szCs w:val="20"/>
+        </w:rPr>
+        <w:t>1</w:t>
+      </w:r>
+      <w:r>
+        <w:rPr>
+          <w:b/>
+          <w:bCs/>
+          <w:sz w:val="20"/>
+          <w:szCs w:val="20"/>
+        </w:rPr>
+        <w:t xml:space="preserve"> FT</w:t>
+      </w:r>
+      <w:r>
+        <w:rPr>
+          <w:b/>
+          <w:bCs/>
+          <w:sz w:val="20"/>
+          <w:szCs w:val="20"/>
+        </w:rPr>
+        <w:t>1</w:t>
+      </w:r>
+      <w:r>
+        <w:rPr>
+          <w:b/>
+          <w:bCs/>
+          <w:sz w:val="20"/>
+          <w:szCs w:val="20"/>
+        </w:rPr>
+        <w:t xml:space="preserve"> LCI</w:t>
+      </w:r>
+      <w:r>
+        <w:rPr>
+          <w:b/>
+          <w:bCs/>
+          <w:sz w:val="20"/>
+          <w:szCs w:val="20"/>
+        </w:rPr>
+        <w:t>1</w:t>
+      </w:r>
+      <w:r>
+        <w:rPr>
+          <w:b/>
+          <w:bCs/>
+          <w:sz w:val="20"/>
+          <w:szCs w:val="20"/>
+        </w:rPr>
+        <w:t xml:space="preserve"> LCA</w:t>
+      </w:r>
+      <w:r>
+        <w:rPr>
+          <w:b/>
+          <w:bCs/>
+          <w:sz w:val="20"/>
+          <w:szCs w:val="20"/>
+        </w:rPr>
+        <w:t>1</w:t>
+      </w:r>
+      <w:r>
+        <w:rPr>
+          <w:b/>
+          <w:bCs/>
+          <w:sz w:val="20"/>
+          <w:szCs w:val="20"/>
+        </w:rPr>
+        <w:t xml:space="preserve"> FCA</w:t>
+      </w:r>
+      <w:r>
+        <w:rPr>
+          <w:b/>
+          <w:bCs/>
+          <w:sz w:val="20"/>
+          <w:szCs w:val="20"/>
+        </w:rPr>
+        <w:t>1</w:t>
+      </w:r>
+      <w:r>
+        <w:rPr>
+          <w:b/>
+          <w:bCs/>
+          <w:sz w:val="20"/>
+          <w:szCs w:val="20"/>
+        </w:rPr>
+        <w:t xml:space="preserve"> LS</w:t>
+      </w:r>
+      <w:r>
+        <w:rPr>
+          <w:b/>
+          <w:bCs/>
+          <w:sz w:val="20"/>
+          <w:szCs w:val="20"/>
+        </w:rPr>
+        <w:t>1</w:t>
+      </w:r>
+    </w:p>
+    <w:p>
+      <w:r>
+        <w:t>:LUNGHEZZA PASSWORD NON CORRETTA</w:t>
+      </w:r>
+    </w:p>
+    <w:p>
+      <w:pPr>
+        <w:rPr>
+          <w:b/>
+          <w:bCs/>
+          <w:sz w:val="20"/>
+          <w:szCs w:val="20"/>
+        </w:rPr>
+      </w:pPr>
+      <w:r>
+        <w:rPr>
+          <w:b/>
+          <w:bCs/>
+          <w:sz w:val="20"/>
+          <w:szCs w:val="20"/>
+        </w:rPr>
+        <w:t>LN</w:t>
+      </w:r>
+      <w:r>
+        <w:rPr>
+          <w:b/>
+          <w:bCs/>
+          <w:sz w:val="20"/>
+          <w:szCs w:val="20"/>
+        </w:rPr>
+        <w:t>1</w:t>
+      </w:r>
+      <w:r>
+        <w:rPr>
+          <w:b/>
+          <w:bCs/>
+          <w:sz w:val="20"/>
+          <w:szCs w:val="20"/>
+        </w:rPr>
+        <w:t xml:space="preserve"> FN</w:t>
+      </w:r>
+      <w:r>
+        <w:rPr>
+          <w:b/>
+          <w:bCs/>
+          <w:sz w:val="20"/>
+          <w:szCs w:val="20"/>
+        </w:rPr>
+        <w:t>1</w:t>
+      </w:r>
+      <w:r>
+        <w:rPr>
+          <w:b/>
+          <w:bCs/>
+          <w:sz w:val="20"/>
+          <w:szCs w:val="20"/>
+        </w:rPr>
+        <w:t xml:space="preserve"> LC</w:t>
+      </w:r>
+      <w:r>
+        <w:rPr>
+          <w:b/>
+          <w:bCs/>
+          <w:sz w:val="20"/>
+          <w:szCs w:val="20"/>
+        </w:rPr>
+        <w:t>1</w:t>
+      </w:r>
+      <w:r>
+        <w:rPr>
+          <w:b/>
+          <w:bCs/>
+          <w:sz w:val="20"/>
+          <w:szCs w:val="20"/>
+        </w:rPr>
+        <w:t xml:space="preserve"> FC</w:t>
+      </w:r>
+      <w:r>
+        <w:rPr>
+          <w:b/>
+          <w:bCs/>
+          <w:sz w:val="20"/>
+          <w:szCs w:val="20"/>
+        </w:rPr>
+        <w:t>1</w:t>
+      </w:r>
+      <w:r>
+        <w:rPr>
+          <w:b/>
+          <w:bCs/>
+          <w:sz w:val="20"/>
+          <w:szCs w:val="20"/>
+        </w:rPr>
+        <w:t xml:space="preserve"> LU</w:t>
+      </w:r>
+      <w:r>
+        <w:rPr>
+          <w:b/>
+          <w:bCs/>
+          <w:sz w:val="20"/>
+          <w:szCs w:val="20"/>
+        </w:rPr>
+        <w:t>1</w:t>
+      </w:r>
+      <w:r>
+        <w:rPr>
+          <w:b/>
+          <w:bCs/>
+          <w:sz w:val="20"/>
+          <w:szCs w:val="20"/>
+        </w:rPr>
+        <w:t xml:space="preserve"> FU</w:t>
+      </w:r>
+      <w:r>
+        <w:rPr>
+          <w:b/>
+          <w:bCs/>
+          <w:sz w:val="20"/>
+          <w:szCs w:val="20"/>
+        </w:rPr>
+        <w:t>1</w:t>
+      </w:r>
+      <w:r>
+        <w:rPr>
+          <w:b/>
+          <w:bCs/>
+          <w:sz w:val="20"/>
+          <w:szCs w:val="20"/>
+        </w:rPr>
+        <w:t xml:space="preserve"> EU</w:t>
+      </w:r>
+      <w:r>
+        <w:rPr>
+          <w:b/>
+          <w:bCs/>
+          <w:sz w:val="20"/>
+          <w:szCs w:val="20"/>
+        </w:rPr>
+        <w:t>1</w:t>
+      </w:r>
+      <w:r>
+        <w:rPr>
+          <w:b/>
+          <w:bCs/>
+          <w:sz w:val="20"/>
+          <w:szCs w:val="20"/>
+        </w:rPr>
+        <w:t xml:space="preserve"> LE</w:t>
+      </w:r>
+      <w:r>
+        <w:rPr>
+          <w:b/>
+          <w:bCs/>
+          <w:sz w:val="20"/>
+          <w:szCs w:val="20"/>
+        </w:rPr>
+        <w:t>1</w:t>
+      </w:r>
+      <w:r>
+        <w:rPr>
+          <w:b/>
+          <w:bCs/>
+          <w:sz w:val="20"/>
+          <w:szCs w:val="20"/>
+        </w:rPr>
+        <w:t xml:space="preserve"> FE</w:t>
+      </w:r>
+      <w:r>
+        <w:rPr>
+          <w:b/>
+          <w:bCs/>
+          <w:sz w:val="20"/>
+          <w:szCs w:val="20"/>
+        </w:rPr>
+        <w:t>1</w:t>
+      </w:r>
+      <w:r>
+        <w:rPr>
+          <w:b/>
+          <w:bCs/>
+          <w:sz w:val="20"/>
+          <w:szCs w:val="20"/>
+        </w:rPr>
+        <w:t xml:space="preserve"> EE</w:t>
+      </w:r>
+      <w:r>
+        <w:rPr>
+          <w:b/>
+          <w:bCs/>
+          <w:sz w:val="20"/>
+          <w:szCs w:val="20"/>
+        </w:rPr>
+        <w:t>1</w:t>
+      </w:r>
+      <w:r>
+        <w:rPr>
+          <w:b/>
+          <w:bCs/>
+          <w:sz w:val="20"/>
+          <w:szCs w:val="20"/>
+        </w:rPr>
+        <w:t xml:space="preserve"> LP</w:t>
+      </w:r>
+      <w:r>
+        <w:rPr>
+          <w:b/>
+          <w:bCs/>
+          <w:sz w:val="20"/>
+          <w:szCs w:val="20"/>
+        </w:rPr>
+        <w:t>1</w:t>
+      </w:r>
+      <w:r>
+        <w:rPr>
+          <w:b/>
+          <w:bCs/>
+          <w:sz w:val="20"/>
+          <w:szCs w:val="20"/>
+        </w:rPr>
+        <w:t xml:space="preserve"> FP</w:t>
+      </w:r>
+      <w:r>
+        <w:rPr>
+          <w:b/>
+          <w:bCs/>
+          <w:sz w:val="20"/>
+          <w:szCs w:val="20"/>
+        </w:rPr>
+        <w:t>2</w:t>
+      </w:r>
+      <w:r>
+        <w:rPr>
+          <w:b/>
+          <w:bCs/>
+          <w:sz w:val="20"/>
+          <w:szCs w:val="20"/>
+        </w:rPr>
+        <w:t xml:space="preserve"> CCP</w:t>
+      </w:r>
+      <w:r>
+        <w:rPr>
+          <w:b/>
+          <w:bCs/>
+          <w:sz w:val="20"/>
+          <w:szCs w:val="20"/>
+        </w:rPr>
+        <w:t>1</w:t>
+      </w:r>
+      <w:r>
+        <w:rPr>
+          <w:b/>
+          <w:bCs/>
+          <w:sz w:val="20"/>
+          <w:szCs w:val="20"/>
+        </w:rPr>
+        <w:t xml:space="preserve"> LI</w:t>
+      </w:r>
+      <w:r>
+        <w:rPr>
+          <w:b/>
+          <w:bCs/>
+          <w:sz w:val="20"/>
+          <w:szCs w:val="20"/>
+        </w:rPr>
+        <w:t>1</w:t>
+      </w:r>
+      <w:r>
+        <w:rPr>
+          <w:b/>
+          <w:bCs/>
+          <w:sz w:val="20"/>
+          <w:szCs w:val="20"/>
+        </w:rPr>
+        <w:t xml:space="preserve"> LT</w:t>
+      </w:r>
+      <w:r>
+        <w:rPr>
+          <w:b/>
+          <w:bCs/>
+          <w:sz w:val="20"/>
+          <w:szCs w:val="20"/>
+        </w:rPr>
+        <w:t>1</w:t>
+      </w:r>
+      <w:r>
+        <w:rPr>
+          <w:b/>
+          <w:bCs/>
+          <w:sz w:val="20"/>
+          <w:szCs w:val="20"/>
+        </w:rPr>
+        <w:t xml:space="preserve"> FT</w:t>
+      </w:r>
+      <w:r>
+        <w:rPr>
+          <w:b/>
+          <w:bCs/>
+          <w:sz w:val="20"/>
+          <w:szCs w:val="20"/>
+        </w:rPr>
+        <w:t>1</w:t>
+      </w:r>
+      <w:r>
+        <w:rPr>
+          <w:b/>
+          <w:bCs/>
+          <w:sz w:val="20"/>
+          <w:szCs w:val="20"/>
+        </w:rPr>
+        <w:t xml:space="preserve"> LCI</w:t>
+      </w:r>
+      <w:r>
+        <w:rPr>
+          <w:b/>
+          <w:bCs/>
+          <w:sz w:val="20"/>
+          <w:szCs w:val="20"/>
+        </w:rPr>
+        <w:t>1</w:t>
+      </w:r>
+      <w:r>
+        <w:rPr>
+          <w:b/>
+          <w:bCs/>
+          <w:sz w:val="20"/>
+          <w:szCs w:val="20"/>
+        </w:rPr>
+        <w:t xml:space="preserve"> LCA</w:t>
+      </w:r>
+      <w:r>
+        <w:rPr>
+          <w:b/>
+          <w:bCs/>
+          <w:sz w:val="20"/>
+          <w:szCs w:val="20"/>
+        </w:rPr>
+        <w:t>1</w:t>
+      </w:r>
+      <w:r>
+        <w:rPr>
+          <w:b/>
+          <w:bCs/>
+          <w:sz w:val="20"/>
+          <w:szCs w:val="20"/>
+        </w:rPr>
+        <w:t xml:space="preserve"> FCA</w:t>
+      </w:r>
+      <w:r>
+        <w:rPr>
+          <w:b/>
+          <w:bCs/>
+          <w:sz w:val="20"/>
+          <w:szCs w:val="20"/>
+        </w:rPr>
+        <w:t>1</w:t>
+      </w:r>
+      <w:r>
+        <w:rPr>
+          <w:b/>
+          <w:bCs/>
+          <w:sz w:val="20"/>
+          <w:szCs w:val="20"/>
+        </w:rPr>
+        <w:t xml:space="preserve"> LS</w:t>
+      </w:r>
+      <w:r>
+        <w:rPr>
+          <w:b/>
+          <w:bCs/>
+          <w:sz w:val="20"/>
+          <w:szCs w:val="20"/>
+        </w:rPr>
+        <w:t>1</w:t>
+      </w:r>
+    </w:p>
+    <w:p>
+      <w:r>
+        <w:t>:FORMATO PASSWORD NON CORRETTO</w:t>
+      </w:r>
+    </w:p>
+    <w:p/>
+    <w:p/>
+    <w:p/>
+    <w:tbl>
+      <w:tblPr>
+        <w:tblStyle w:val="Grigliatabella"/>
+        <w:tblW w:w="0" w:type="auto"/>
+        <w:tblLook w:val="04A0" w:firstRow="1" w:lastRow="0" w:firstColumn="1" w:lastColumn="0" w:noHBand="0" w:noVBand="1"/>
+      </w:tblPr>
+      <w:tblGrid>
+        <w:gridCol w:w="3510"/>
+        <w:gridCol w:w="6118"/>
+      </w:tblGrid>
+      <w:tr>
+        <w:tc>
+          <w:tcPr>
+            <w:tcW w:w="9628" w:type="dxa"/>
+            <w:gridSpan w:val="2"/>
+          </w:tcPr>
+          <w:p>
+            <w:pPr>
+              <w:jc w:val="center"/>
+            </w:pPr>
+            <w:r>
+              <w:t>Parametro:</w:t>
+            </w:r>
+            <w:r>
+              <w:t xml:space="preserve"> </w:t>
+            </w:r>
+            <w:r>
+              <w:t>Conferma_Password</w:t>
+            </w:r>
+          </w:p>
+        </w:tc>
+      </w:tr>
+      <w:tr>
+        <w:tc>
+          <w:tcPr>
+            <w:tcW w:w="3510" w:type="dxa"/>
+          </w:tcPr>
+          <w:p>
+            <w:pPr>
+              <w:jc w:val="center"/>
+            </w:pPr>
+            <w:r>
+              <w:t>Categorie</w:t>
+            </w:r>
+          </w:p>
+        </w:tc>
+        <w:tc>
+          <w:tcPr>
+            <w:tcW w:w="6118" w:type="dxa"/>
+          </w:tcPr>
+          <w:p>
+            <w:pPr>
+              <w:jc w:val="center"/>
+            </w:pPr>
+            <w:r>
+              <w:t>Scelte</w:t>
+            </w:r>
+          </w:p>
+        </w:tc>
+      </w:tr>
+      <w:tr>
+        <w:tc>
+          <w:tcPr>
+            <w:tcW w:w="3510" w:type="dxa"/>
+          </w:tcPr>
+          <w:p>
+            <w:r>
+              <w:t>Coincide Conferma_Password CCP</w:t>
+            </w:r>
+          </w:p>
+        </w:tc>
+        <w:tc>
+          <w:tcPr>
+            <w:tcW w:w="6118" w:type="dxa"/>
+          </w:tcPr>
+          <w:p>
+            <w:r>
+              <w:t>1. Coincide con il campo Password</w:t>
+            </w:r>
+            <w:r>
+              <w:t xml:space="preserve"> [</w:t>
+            </w:r>
+            <w:r>
+              <w:t xml:space="preserve">if </w:t>
+            </w:r>
+            <w:r>
+              <w:t>FP_VALIDO]</w:t>
+            </w:r>
+            <w:r>
+              <w:t>[property Coin</w:t>
+            </w:r>
+            <w:r>
+              <w:t>c</w:t>
+            </w:r>
+            <w:r>
+              <w:t>ide]</w:t>
+            </w:r>
+          </w:p>
+          <w:p>
+            <w:pPr>
+              <w:rPr>
+                <w:sz w:val="21"/>
+                <w:szCs w:val="21"/>
+              </w:rPr>
+            </w:pPr>
+            <w:r>
+              <w:t>2. Non coincide con il campo Password</w:t>
+            </w:r>
+          </w:p>
+          <w:p/>
+        </w:tc>
+      </w:tr>
+    </w:tbl>
+    <w:p>
+      <w:pPr>
+        <w:rPr>
+          <w:b/>
+          <w:bCs/>
+          <w:sz w:val="20"/>
+          <w:szCs w:val="20"/>
+        </w:rPr>
+      </w:pPr>
+      <w:r>
+        <w:rPr>
+          <w:b/>
+          <w:bCs/>
+          <w:sz w:val="20"/>
+          <w:szCs w:val="20"/>
+        </w:rPr>
+        <w:t>LN</w:t>
+      </w:r>
+      <w:r>
+        <w:rPr>
+          <w:b/>
+          <w:bCs/>
+          <w:sz w:val="20"/>
+          <w:szCs w:val="20"/>
+        </w:rPr>
+        <w:t>1</w:t>
+      </w:r>
+      <w:r>
+        <w:rPr>
+          <w:b/>
+          <w:bCs/>
+          <w:sz w:val="20"/>
+          <w:szCs w:val="20"/>
+        </w:rPr>
+        <w:t xml:space="preserve"> FN</w:t>
+      </w:r>
+      <w:r>
+        <w:rPr>
+          <w:b/>
+          <w:bCs/>
+          <w:sz w:val="20"/>
+          <w:szCs w:val="20"/>
+        </w:rPr>
+        <w:t>1</w:t>
+      </w:r>
+      <w:r>
+        <w:rPr>
+          <w:b/>
+          <w:bCs/>
+          <w:sz w:val="20"/>
+          <w:szCs w:val="20"/>
+        </w:rPr>
+        <w:t xml:space="preserve"> LC</w:t>
+      </w:r>
+      <w:r>
+        <w:rPr>
+          <w:b/>
+          <w:bCs/>
+          <w:sz w:val="20"/>
+          <w:szCs w:val="20"/>
+        </w:rPr>
+        <w:t>1</w:t>
+      </w:r>
+      <w:r>
+        <w:rPr>
+          <w:b/>
+          <w:bCs/>
+          <w:sz w:val="20"/>
+          <w:szCs w:val="20"/>
+        </w:rPr>
+        <w:t xml:space="preserve"> FC</w:t>
+      </w:r>
+      <w:r>
+        <w:rPr>
+          <w:b/>
+          <w:bCs/>
+          <w:sz w:val="20"/>
+          <w:szCs w:val="20"/>
+        </w:rPr>
+        <w:t>1</w:t>
+      </w:r>
+      <w:r>
+        <w:rPr>
+          <w:b/>
+          <w:bCs/>
+          <w:sz w:val="20"/>
+          <w:szCs w:val="20"/>
+        </w:rPr>
+        <w:t xml:space="preserve"> LU</w:t>
+      </w:r>
+      <w:r>
+        <w:rPr>
+          <w:b/>
+          <w:bCs/>
+          <w:sz w:val="20"/>
+          <w:szCs w:val="20"/>
+        </w:rPr>
+        <w:t>1</w:t>
+      </w:r>
+      <w:r>
+        <w:rPr>
+          <w:b/>
+          <w:bCs/>
+          <w:sz w:val="20"/>
+          <w:szCs w:val="20"/>
+        </w:rPr>
+        <w:t xml:space="preserve"> FU</w:t>
+      </w:r>
+      <w:r>
+        <w:rPr>
+          <w:b/>
+          <w:bCs/>
+          <w:sz w:val="20"/>
+          <w:szCs w:val="20"/>
+        </w:rPr>
+        <w:t>1</w:t>
+      </w:r>
+      <w:r>
+        <w:rPr>
+          <w:b/>
+          <w:bCs/>
+          <w:sz w:val="20"/>
+          <w:szCs w:val="20"/>
+        </w:rPr>
+        <w:t xml:space="preserve"> EU</w:t>
+      </w:r>
+      <w:r>
+        <w:rPr>
+          <w:b/>
+          <w:bCs/>
+          <w:sz w:val="20"/>
+          <w:szCs w:val="20"/>
+        </w:rPr>
+        <w:t>1</w:t>
+      </w:r>
+      <w:r>
+        <w:rPr>
+          <w:b/>
+          <w:bCs/>
+          <w:sz w:val="20"/>
+          <w:szCs w:val="20"/>
+        </w:rPr>
+        <w:t xml:space="preserve"> LE</w:t>
+      </w:r>
+      <w:r>
+        <w:rPr>
+          <w:b/>
+          <w:bCs/>
+          <w:sz w:val="20"/>
+          <w:szCs w:val="20"/>
+        </w:rPr>
+        <w:t>1</w:t>
+      </w:r>
+      <w:r>
+        <w:rPr>
+          <w:b/>
+          <w:bCs/>
+          <w:sz w:val="20"/>
+          <w:szCs w:val="20"/>
+        </w:rPr>
+        <w:t xml:space="preserve"> FE</w:t>
+      </w:r>
+      <w:r>
+        <w:rPr>
+          <w:b/>
+          <w:bCs/>
+          <w:sz w:val="20"/>
+          <w:szCs w:val="20"/>
+        </w:rPr>
+        <w:t>1</w:t>
+      </w:r>
+      <w:r>
+        <w:rPr>
+          <w:b/>
+          <w:bCs/>
+          <w:sz w:val="20"/>
+          <w:szCs w:val="20"/>
+        </w:rPr>
+        <w:t xml:space="preserve"> EE</w:t>
+      </w:r>
+      <w:r>
+        <w:rPr>
+          <w:b/>
+          <w:bCs/>
+          <w:sz w:val="20"/>
+          <w:szCs w:val="20"/>
+        </w:rPr>
+        <w:t>1</w:t>
+      </w:r>
+      <w:r>
+        <w:rPr>
+          <w:b/>
+          <w:bCs/>
+          <w:sz w:val="20"/>
+          <w:szCs w:val="20"/>
+        </w:rPr>
+        <w:t xml:space="preserve"> LP</w:t>
+      </w:r>
+      <w:r>
+        <w:rPr>
+          <w:b/>
+          <w:bCs/>
+          <w:sz w:val="20"/>
+          <w:szCs w:val="20"/>
+        </w:rPr>
+        <w:t>1</w:t>
+      </w:r>
+      <w:r>
+        <w:rPr>
+          <w:b/>
+          <w:bCs/>
+          <w:sz w:val="20"/>
+          <w:szCs w:val="20"/>
+        </w:rPr>
+        <w:t xml:space="preserve"> FP</w:t>
+      </w:r>
+      <w:r>
+        <w:rPr>
+          <w:b/>
+          <w:bCs/>
+          <w:sz w:val="20"/>
+          <w:szCs w:val="20"/>
+        </w:rPr>
+        <w:t>1</w:t>
+      </w:r>
+      <w:r>
+        <w:rPr>
+          <w:b/>
+          <w:bCs/>
+          <w:sz w:val="20"/>
+          <w:szCs w:val="20"/>
+        </w:rPr>
+        <w:t xml:space="preserve"> </w:t>
+      </w:r>
+      <w:r>
+        <w:rPr>
+          <w:b/>
+          <w:bCs/>
+          <w:sz w:val="20"/>
+          <w:szCs w:val="20"/>
+        </w:rPr>
+        <w:t>CCP2</w:t>
+      </w:r>
+      <w:r>
+        <w:rPr>
+          <w:b/>
+          <w:bCs/>
+          <w:sz w:val="20"/>
+          <w:szCs w:val="20"/>
+        </w:rPr>
+        <w:t xml:space="preserve"> </w:t>
+      </w:r>
+      <w:r>
+        <w:rPr>
+          <w:b/>
+          <w:bCs/>
+          <w:sz w:val="20"/>
+          <w:szCs w:val="20"/>
+        </w:rPr>
+        <w:t>LI</w:t>
+      </w:r>
+      <w:r>
+        <w:rPr>
+          <w:b/>
+          <w:bCs/>
+          <w:sz w:val="20"/>
+          <w:szCs w:val="20"/>
+        </w:rPr>
+        <w:t>1</w:t>
+      </w:r>
+      <w:r>
+        <w:rPr>
+          <w:b/>
+          <w:bCs/>
+          <w:sz w:val="20"/>
+          <w:szCs w:val="20"/>
+        </w:rPr>
+        <w:t xml:space="preserve"> LT</w:t>
+      </w:r>
+      <w:r>
+        <w:rPr>
+          <w:b/>
+          <w:bCs/>
+          <w:sz w:val="20"/>
+          <w:szCs w:val="20"/>
+        </w:rPr>
+        <w:t>1</w:t>
+      </w:r>
+      <w:r>
+        <w:rPr>
+          <w:b/>
+          <w:bCs/>
+          <w:sz w:val="20"/>
+          <w:szCs w:val="20"/>
+        </w:rPr>
+        <w:t xml:space="preserve"> FT</w:t>
+      </w:r>
+      <w:r>
+        <w:rPr>
+          <w:b/>
+          <w:bCs/>
+          <w:sz w:val="20"/>
+          <w:szCs w:val="20"/>
+        </w:rPr>
+        <w:t>1</w:t>
+      </w:r>
+      <w:r>
+        <w:rPr>
+          <w:b/>
+          <w:bCs/>
+          <w:sz w:val="20"/>
+          <w:szCs w:val="20"/>
+        </w:rPr>
+        <w:t xml:space="preserve"> LCI</w:t>
+      </w:r>
+      <w:r>
+        <w:rPr>
+          <w:b/>
+          <w:bCs/>
+          <w:sz w:val="20"/>
+          <w:szCs w:val="20"/>
+        </w:rPr>
+        <w:t>1</w:t>
+      </w:r>
+      <w:r>
+        <w:rPr>
+          <w:b/>
+          <w:bCs/>
+          <w:sz w:val="20"/>
+          <w:szCs w:val="20"/>
+        </w:rPr>
+        <w:t xml:space="preserve"> LCA</w:t>
+      </w:r>
+      <w:r>
+        <w:rPr>
+          <w:b/>
+          <w:bCs/>
+          <w:sz w:val="20"/>
+          <w:szCs w:val="20"/>
+        </w:rPr>
+        <w:t>1</w:t>
+      </w:r>
+      <w:r>
+        <w:rPr>
+          <w:b/>
+          <w:bCs/>
+          <w:sz w:val="20"/>
+          <w:szCs w:val="20"/>
+        </w:rPr>
+        <w:t xml:space="preserve"> FCA</w:t>
+      </w:r>
+      <w:r>
+        <w:rPr>
+          <w:b/>
+          <w:bCs/>
+          <w:sz w:val="20"/>
+          <w:szCs w:val="20"/>
+        </w:rPr>
+        <w:t>1</w:t>
+      </w:r>
+      <w:r>
+        <w:rPr>
+          <w:b/>
+          <w:bCs/>
+          <w:sz w:val="20"/>
+          <w:szCs w:val="20"/>
+        </w:rPr>
+        <w:t xml:space="preserve"> LS</w:t>
+      </w:r>
+      <w:r>
+        <w:rPr>
+          <w:b/>
+          <w:bCs/>
+          <w:sz w:val="20"/>
+          <w:szCs w:val="20"/>
+        </w:rPr>
+        <w:t>1</w:t>
+      </w:r>
+    </w:p>
+    <w:p>
+      <w:r>
+        <w:t>:</w:t>
+      </w:r>
+      <w:r>
+        <w:t>CONFERMA_PASSWORD NON COINCIDE CON IL CAMPO PASSWORD</w:t>
+      </w:r>
+    </w:p>
+    <w:p/>
+    <w:p/>
+    <w:tbl>
+      <w:tblPr>
+        <w:tblStyle w:val="Grigliatabella"/>
+        <w:tblW w:w="0" w:type="auto"/>
+        <w:tblLook w:val="04A0" w:firstRow="1" w:lastRow="0" w:firstColumn="1" w:lastColumn="0" w:noHBand="0" w:noVBand="1"/>
+      </w:tblPr>
+      <w:tblGrid>
+        <w:gridCol w:w="3510"/>
+        <w:gridCol w:w="6118"/>
+      </w:tblGrid>
+      <w:tr>
+        <w:tc>
+          <w:tcPr>
+            <w:tcW w:w="9628" w:type="dxa"/>
+            <w:gridSpan w:val="2"/>
+          </w:tcPr>
+          <w:p>
+            <w:pPr>
+              <w:jc w:val="center"/>
+            </w:pPr>
+            <w:r>
+              <w:t>Parametro: Indirizzo</w:t>
+            </w:r>
+          </w:p>
+        </w:tc>
+      </w:tr>
+      <w:tr>
+        <w:tc>
+          <w:tcPr>
+            <w:tcW w:w="3510" w:type="dxa"/>
+          </w:tcPr>
+          <w:p>
+            <w:pPr>
+              <w:jc w:val="center"/>
+            </w:pPr>
+            <w:r>
+              <w:t>Categorie</w:t>
+            </w:r>
+          </w:p>
+        </w:tc>
+        <w:tc>
+          <w:tcPr>
+            <w:tcW w:w="6118" w:type="dxa"/>
+          </w:tcPr>
+          <w:p>
+            <w:pPr>
+              <w:jc w:val="center"/>
+            </w:pPr>
+            <w:r>
+              <w:t>Scelte</w:t>
+            </w:r>
+          </w:p>
+        </w:tc>
+      </w:tr>
+      <w:tr>
+        <w:tc>
+          <w:tcPr>
+            <w:tcW w:w="3510" w:type="dxa"/>
+          </w:tcPr>
+          <w:p>
+            <w:r>
+              <w:t>Lunghezza Indirizzo LI</w:t>
+            </w:r>
+          </w:p>
+        </w:tc>
+        <w:tc>
+          <w:tcPr>
+            <w:tcW w:w="6118" w:type="dxa"/>
+          </w:tcPr>
+          <w:p>
+            <w:r>
+              <w:t>1. Lunghezza corretta&gt;8</w:t>
+            </w:r>
+            <w:r>
+              <w:t xml:space="preserve"> </w:t>
+            </w:r>
+            <w:r>
+              <w:t>[property L</w:t>
+            </w:r>
+            <w:r>
+              <w:t>I</w:t>
+            </w:r>
+            <w:r>
+              <w:t>_VALID]</w:t>
+            </w:r>
+          </w:p>
+          <w:p>
+            <w:r>
+              <w:t>2. Lunghezza non corretta</w:t>
+            </w:r>
+          </w:p>
+        </w:tc>
+      </w:tr>
+    </w:tbl>
+    <w:p>
+      <w:pPr>
+        <w:rPr>
+          <w:b/>
+          <w:bCs/>
+          <w:sz w:val="20"/>
+          <w:szCs w:val="20"/>
+        </w:rPr>
+      </w:pPr>
+      <w:r>
+        <w:rPr>
+          <w:b/>
+          <w:bCs/>
+          <w:sz w:val="20"/>
+          <w:szCs w:val="20"/>
+        </w:rPr>
+        <w:t>LN</w:t>
+      </w:r>
+      <w:r>
+        <w:rPr>
+          <w:b/>
+          <w:bCs/>
+          <w:sz w:val="20"/>
+          <w:szCs w:val="20"/>
+        </w:rPr>
+        <w:t>1</w:t>
+      </w:r>
+      <w:r>
+        <w:rPr>
+          <w:b/>
+          <w:bCs/>
+          <w:sz w:val="20"/>
+          <w:szCs w:val="20"/>
+        </w:rPr>
+        <w:t xml:space="preserve"> FN</w:t>
+      </w:r>
+      <w:r>
+        <w:rPr>
+          <w:b/>
+          <w:bCs/>
+          <w:sz w:val="20"/>
+          <w:szCs w:val="20"/>
+        </w:rPr>
+        <w:t>1</w:t>
+      </w:r>
+      <w:r>
+        <w:rPr>
+          <w:b/>
+          <w:bCs/>
+          <w:sz w:val="20"/>
+          <w:szCs w:val="20"/>
+        </w:rPr>
+        <w:t xml:space="preserve"> LC</w:t>
+      </w:r>
+      <w:r>
+        <w:rPr>
+          <w:b/>
+          <w:bCs/>
+          <w:sz w:val="20"/>
+          <w:szCs w:val="20"/>
+        </w:rPr>
+        <w:t>1</w:t>
+      </w:r>
+      <w:r>
+        <w:rPr>
+          <w:b/>
+          <w:bCs/>
+          <w:sz w:val="20"/>
+          <w:szCs w:val="20"/>
+        </w:rPr>
+        <w:t xml:space="preserve"> FC</w:t>
+      </w:r>
+      <w:r>
+        <w:rPr>
+          <w:b/>
+          <w:bCs/>
+          <w:sz w:val="20"/>
+          <w:szCs w:val="20"/>
+        </w:rPr>
+        <w:t>1</w:t>
+      </w:r>
+      <w:r>
+        <w:rPr>
+          <w:b/>
+          <w:bCs/>
+          <w:sz w:val="20"/>
+          <w:szCs w:val="20"/>
+        </w:rPr>
+        <w:t xml:space="preserve"> LU</w:t>
+      </w:r>
+      <w:r>
+        <w:rPr>
+          <w:b/>
+          <w:bCs/>
+          <w:sz w:val="20"/>
+          <w:szCs w:val="20"/>
+        </w:rPr>
+        <w:t>1</w:t>
+      </w:r>
+      <w:r>
+        <w:rPr>
+          <w:b/>
+          <w:bCs/>
+          <w:sz w:val="20"/>
+          <w:szCs w:val="20"/>
+        </w:rPr>
+        <w:t xml:space="preserve"> FU</w:t>
+      </w:r>
+      <w:r>
+        <w:rPr>
+          <w:b/>
+          <w:bCs/>
+          <w:sz w:val="20"/>
+          <w:szCs w:val="20"/>
+        </w:rPr>
+        <w:t>1</w:t>
+      </w:r>
+      <w:r>
+        <w:rPr>
+          <w:b/>
+          <w:bCs/>
+          <w:sz w:val="20"/>
+          <w:szCs w:val="20"/>
+        </w:rPr>
+        <w:t xml:space="preserve"> EU</w:t>
+      </w:r>
+      <w:r>
+        <w:rPr>
+          <w:b/>
+          <w:bCs/>
+          <w:sz w:val="20"/>
+          <w:szCs w:val="20"/>
+        </w:rPr>
+        <w:t>1</w:t>
+      </w:r>
+      <w:r>
+        <w:rPr>
+          <w:b/>
+          <w:bCs/>
+          <w:sz w:val="20"/>
+          <w:szCs w:val="20"/>
+        </w:rPr>
+        <w:t xml:space="preserve"> LE</w:t>
+      </w:r>
+      <w:r>
+        <w:rPr>
+          <w:b/>
+          <w:bCs/>
+          <w:sz w:val="20"/>
+          <w:szCs w:val="20"/>
+        </w:rPr>
+        <w:t>1</w:t>
+      </w:r>
+      <w:r>
+        <w:rPr>
+          <w:b/>
+          <w:bCs/>
+          <w:sz w:val="20"/>
+          <w:szCs w:val="20"/>
+        </w:rPr>
+        <w:t xml:space="preserve"> FE</w:t>
+      </w:r>
+      <w:r>
+        <w:rPr>
+          <w:b/>
+          <w:bCs/>
+          <w:sz w:val="20"/>
+          <w:szCs w:val="20"/>
+        </w:rPr>
+        <w:t>1</w:t>
+      </w:r>
+      <w:r>
+        <w:rPr>
+          <w:b/>
+          <w:bCs/>
+          <w:sz w:val="20"/>
+          <w:szCs w:val="20"/>
+        </w:rPr>
+        <w:t xml:space="preserve"> EE</w:t>
+      </w:r>
+      <w:r>
+        <w:rPr>
+          <w:b/>
+          <w:bCs/>
+          <w:sz w:val="20"/>
+          <w:szCs w:val="20"/>
+        </w:rPr>
+        <w:t>1</w:t>
+      </w:r>
+      <w:r>
+        <w:rPr>
+          <w:b/>
+          <w:bCs/>
+          <w:sz w:val="20"/>
+          <w:szCs w:val="20"/>
+        </w:rPr>
+        <w:t xml:space="preserve"> LP</w:t>
+      </w:r>
+      <w:r>
+        <w:rPr>
+          <w:b/>
+          <w:bCs/>
+          <w:sz w:val="20"/>
+          <w:szCs w:val="20"/>
+        </w:rPr>
+        <w:t>1</w:t>
+      </w:r>
+      <w:r>
+        <w:rPr>
+          <w:b/>
+          <w:bCs/>
+          <w:sz w:val="20"/>
+          <w:szCs w:val="20"/>
+        </w:rPr>
+        <w:t xml:space="preserve"> FP</w:t>
+      </w:r>
+      <w:r>
+        <w:rPr>
+          <w:b/>
+          <w:bCs/>
+          <w:sz w:val="20"/>
+          <w:szCs w:val="20"/>
+        </w:rPr>
+        <w:t xml:space="preserve">1 </w:t>
+      </w:r>
+      <w:r>
+        <w:rPr>
+          <w:b/>
+          <w:bCs/>
+          <w:sz w:val="20"/>
+          <w:szCs w:val="20"/>
+        </w:rPr>
+        <w:t>CCP</w:t>
+      </w:r>
+      <w:r>
+        <w:rPr>
+          <w:b/>
+          <w:bCs/>
+          <w:sz w:val="20"/>
+          <w:szCs w:val="20"/>
+        </w:rPr>
+        <w:t>1</w:t>
+      </w:r>
+      <w:r>
+        <w:rPr>
+          <w:b/>
+          <w:bCs/>
+          <w:sz w:val="20"/>
+          <w:szCs w:val="20"/>
+        </w:rPr>
+        <w:t xml:space="preserve"> LI</w:t>
+      </w:r>
+      <w:r>
+        <w:rPr>
+          <w:b/>
+          <w:bCs/>
+          <w:sz w:val="20"/>
+          <w:szCs w:val="20"/>
+        </w:rPr>
+        <w:t>2</w:t>
+      </w:r>
+      <w:r>
+        <w:rPr>
+          <w:b/>
+          <w:bCs/>
+          <w:sz w:val="20"/>
+          <w:szCs w:val="20"/>
+        </w:rPr>
+        <w:t xml:space="preserve"> LT</w:t>
+      </w:r>
+      <w:r>
+        <w:rPr>
+          <w:b/>
+          <w:bCs/>
+          <w:sz w:val="20"/>
+          <w:szCs w:val="20"/>
+        </w:rPr>
+        <w:t>1</w:t>
+      </w:r>
+      <w:r>
+        <w:rPr>
+          <w:b/>
+          <w:bCs/>
+          <w:sz w:val="20"/>
+          <w:szCs w:val="20"/>
+        </w:rPr>
+        <w:t xml:space="preserve"> FT</w:t>
+      </w:r>
+      <w:r>
+        <w:rPr>
+          <w:b/>
+          <w:bCs/>
+          <w:sz w:val="20"/>
+          <w:szCs w:val="20"/>
+        </w:rPr>
+        <w:t>1</w:t>
+      </w:r>
+      <w:r>
+        <w:rPr>
+          <w:b/>
+          <w:bCs/>
+          <w:sz w:val="20"/>
+          <w:szCs w:val="20"/>
+        </w:rPr>
+        <w:t xml:space="preserve"> LCI</w:t>
+      </w:r>
+      <w:r>
+        <w:rPr>
+          <w:b/>
+          <w:bCs/>
+          <w:sz w:val="20"/>
+          <w:szCs w:val="20"/>
+        </w:rPr>
+        <w:t>1</w:t>
+      </w:r>
+      <w:r>
+        <w:rPr>
+          <w:b/>
+          <w:bCs/>
+          <w:sz w:val="20"/>
+          <w:szCs w:val="20"/>
+        </w:rPr>
+        <w:t xml:space="preserve"> LCA</w:t>
+      </w:r>
+      <w:r>
+        <w:rPr>
+          <w:b/>
+          <w:bCs/>
+          <w:sz w:val="20"/>
+          <w:szCs w:val="20"/>
+        </w:rPr>
+        <w:t>1</w:t>
+      </w:r>
+      <w:r>
+        <w:rPr>
+          <w:b/>
+          <w:bCs/>
+          <w:sz w:val="20"/>
+          <w:szCs w:val="20"/>
+        </w:rPr>
+        <w:t xml:space="preserve"> FCA</w:t>
+      </w:r>
+      <w:r>
+        <w:rPr>
+          <w:b/>
+          <w:bCs/>
+          <w:sz w:val="20"/>
+          <w:szCs w:val="20"/>
+        </w:rPr>
+        <w:t>1</w:t>
+      </w:r>
+      <w:r>
+        <w:rPr>
+          <w:b/>
+          <w:bCs/>
+          <w:sz w:val="20"/>
+          <w:szCs w:val="20"/>
+        </w:rPr>
+        <w:t xml:space="preserve"> LS</w:t>
+      </w:r>
+      <w:r>
+        <w:rPr>
+          <w:b/>
+          <w:bCs/>
+          <w:sz w:val="20"/>
+          <w:szCs w:val="20"/>
+        </w:rPr>
+        <w:t>1</w:t>
+      </w:r>
+    </w:p>
+    <w:p>
+      <w:r>
+        <w:t>:LUNGHEZZA INDIRIZZO NON CORRETTA</w:t>
+      </w:r>
+    </w:p>
+    <w:p/>
+    <w:tbl>
+      <w:tblPr>
+        <w:tblStyle w:val="Grigliatabella"/>
+        <w:tblW w:w="0" w:type="auto"/>
+        <w:tblLook w:val="04A0" w:firstRow="1" w:lastRow="0" w:firstColumn="1" w:lastColumn="0" w:noHBand="0" w:noVBand="1"/>
+      </w:tblPr>
+      <w:tblGrid>
+        <w:gridCol w:w="3510"/>
+        <w:gridCol w:w="6118"/>
+      </w:tblGrid>
+      <w:tr>
+        <w:tc>
+          <w:tcPr>
+            <w:tcW w:w="9628" w:type="dxa"/>
+            <w:gridSpan w:val="2"/>
+          </w:tcPr>
+          <w:p>
+            <w:pPr>
+              <w:jc w:val="center"/>
+            </w:pPr>
+            <w:r>
+              <w:t>Parametro:</w:t>
+            </w:r>
+            <w:r>
+              <w:t xml:space="preserve"> </w:t>
+            </w:r>
+            <w:r>
+              <w:t>Telefono</w:t>
+            </w:r>
+          </w:p>
+        </w:tc>
+      </w:tr>
+      <w:tr>
+        <w:tc>
+          <w:tcPr>
+            <w:tcW w:w="3510" w:type="dxa"/>
+          </w:tcPr>
+          <w:p>
+            <w:pPr>
+              <w:jc w:val="center"/>
+            </w:pPr>
+            <w:r>
+              <w:t>Categorie</w:t>
+            </w:r>
+          </w:p>
+        </w:tc>
+        <w:tc>
+          <w:tcPr>
+            <w:tcW w:w="6118" w:type="dxa"/>
+          </w:tcPr>
+          <w:p>
+            <w:pPr>
+              <w:jc w:val="center"/>
+            </w:pPr>
+            <w:r>
+              <w:t>Scelte</w:t>
+            </w:r>
+          </w:p>
+        </w:tc>
+      </w:tr>
+      <w:tr>
+        <w:tc>
+          <w:tcPr>
+            <w:tcW w:w="3510" w:type="dxa"/>
+          </w:tcPr>
+          <w:p>
+            <w:r>
+              <w:t xml:space="preserve">Lunghezza Telefono LT </w:t>
+            </w:r>
+          </w:p>
+        </w:tc>
+        <w:tc>
+          <w:tcPr>
+            <w:tcW w:w="6118" w:type="dxa"/>
+          </w:tcPr>
+          <w:p>
+            <w:r>
+              <w:t>1. Lunghezza corretta&gt;8 e &lt;=10 [property LT_VALID]</w:t>
+            </w:r>
+          </w:p>
+          <w:p>
+            <w:r>
+              <w:t>2. Lunghezza non corretta</w:t>
+            </w:r>
+          </w:p>
+        </w:tc>
+      </w:tr>
+      <w:tr>
+        <w:tc>
+          <w:tcPr>
+            <w:tcW w:w="3510" w:type="dxa"/>
+          </w:tcPr>
+          <w:p>
+            <w:r>
+              <w:t>Formato Telefono FT</w:t>
+            </w:r>
+          </w:p>
+        </w:tc>
+        <w:tc>
+          <w:tcPr>
+            <w:tcW w:w="6118" w:type="dxa"/>
+          </w:tcPr>
+          <w:p>
+            <w:r>
+              <w:t>1. Rispetta il formato         [if LT_VALID][property FT_VALID]</w:t>
+            </w:r>
+          </w:p>
+          <w:p>
+            <w:r>
+              <w:t>2. Non rispetta il formato  [property FT_NOT_VALID ]</w:t>
+            </w:r>
+          </w:p>
+        </w:tc>
+      </w:tr>
+    </w:tbl>
+    <w:p>
+      <w:r>
+        <w:t>*Rispetta il formato: La Stringa deve contenere solo numeri.</w:t>
+      </w:r>
+    </w:p>
+    <w:p>
+      <w:pPr>
+        <w:rPr>
+          <w:b/>
+          <w:bCs/>
+          <w:sz w:val="20"/>
+          <w:szCs w:val="20"/>
+        </w:rPr>
+      </w:pPr>
+      <w:r>
+        <w:rPr>
+          <w:b/>
+          <w:bCs/>
+          <w:sz w:val="20"/>
+          <w:szCs w:val="20"/>
+        </w:rPr>
+        <w:t>LN</w:t>
+      </w:r>
+      <w:r>
+        <w:rPr>
+          <w:b/>
+          <w:bCs/>
+          <w:sz w:val="20"/>
+          <w:szCs w:val="20"/>
+        </w:rPr>
+        <w:t>1</w:t>
+      </w:r>
+      <w:r>
+        <w:rPr>
+          <w:b/>
+          <w:bCs/>
+          <w:sz w:val="20"/>
+          <w:szCs w:val="20"/>
+        </w:rPr>
+        <w:t xml:space="preserve"> FN</w:t>
+      </w:r>
+      <w:r>
+        <w:rPr>
+          <w:b/>
+          <w:bCs/>
+          <w:sz w:val="20"/>
+          <w:szCs w:val="20"/>
+        </w:rPr>
+        <w:t>1</w:t>
+      </w:r>
+      <w:r>
+        <w:rPr>
+          <w:b/>
+          <w:bCs/>
+          <w:sz w:val="20"/>
+          <w:szCs w:val="20"/>
+        </w:rPr>
+        <w:t xml:space="preserve"> LC</w:t>
+      </w:r>
+      <w:r>
+        <w:rPr>
+          <w:b/>
+          <w:bCs/>
+          <w:sz w:val="20"/>
+          <w:szCs w:val="20"/>
+        </w:rPr>
+        <w:t>1</w:t>
+      </w:r>
+      <w:r>
+        <w:rPr>
+          <w:b/>
+          <w:bCs/>
+          <w:sz w:val="20"/>
+          <w:szCs w:val="20"/>
+        </w:rPr>
+        <w:t xml:space="preserve"> FC</w:t>
+      </w:r>
+      <w:r>
+        <w:rPr>
+          <w:b/>
+          <w:bCs/>
+          <w:sz w:val="20"/>
+          <w:szCs w:val="20"/>
+        </w:rPr>
+        <w:t>1</w:t>
+      </w:r>
+      <w:r>
+        <w:rPr>
+          <w:b/>
+          <w:bCs/>
+          <w:sz w:val="20"/>
+          <w:szCs w:val="20"/>
+        </w:rPr>
+        <w:t xml:space="preserve"> LU</w:t>
+      </w:r>
+      <w:r>
+        <w:rPr>
+          <w:b/>
+          <w:bCs/>
+          <w:sz w:val="20"/>
+          <w:szCs w:val="20"/>
+        </w:rPr>
+        <w:t>1</w:t>
+      </w:r>
+      <w:r>
+        <w:rPr>
+          <w:b/>
+          <w:bCs/>
+          <w:sz w:val="20"/>
+          <w:szCs w:val="20"/>
+        </w:rPr>
+        <w:t xml:space="preserve"> FU</w:t>
+      </w:r>
+      <w:r>
+        <w:rPr>
+          <w:b/>
+          <w:bCs/>
+          <w:sz w:val="20"/>
+          <w:szCs w:val="20"/>
+        </w:rPr>
+        <w:t>1</w:t>
+      </w:r>
+      <w:r>
+        <w:rPr>
+          <w:b/>
+          <w:bCs/>
+          <w:sz w:val="20"/>
+          <w:szCs w:val="20"/>
+        </w:rPr>
+        <w:t xml:space="preserve"> EU</w:t>
+      </w:r>
+      <w:r>
+        <w:rPr>
+          <w:b/>
+          <w:bCs/>
+          <w:sz w:val="20"/>
+          <w:szCs w:val="20"/>
+        </w:rPr>
+        <w:t>1</w:t>
+      </w:r>
+      <w:r>
+        <w:rPr>
+          <w:b/>
+          <w:bCs/>
+          <w:sz w:val="20"/>
+          <w:szCs w:val="20"/>
+        </w:rPr>
+        <w:t xml:space="preserve"> LE</w:t>
+      </w:r>
+      <w:r>
+        <w:rPr>
+          <w:b/>
+          <w:bCs/>
+          <w:sz w:val="20"/>
+          <w:szCs w:val="20"/>
+        </w:rPr>
+        <w:t>1</w:t>
+      </w:r>
+      <w:r>
+        <w:rPr>
+          <w:b/>
+          <w:bCs/>
+          <w:sz w:val="20"/>
+          <w:szCs w:val="20"/>
+        </w:rPr>
+        <w:t xml:space="preserve"> FE</w:t>
+      </w:r>
+      <w:r>
+        <w:rPr>
+          <w:b/>
+          <w:bCs/>
+          <w:sz w:val="20"/>
+          <w:szCs w:val="20"/>
+        </w:rPr>
+        <w:t>1</w:t>
+      </w:r>
+      <w:r>
+        <w:rPr>
+          <w:b/>
+          <w:bCs/>
+          <w:sz w:val="20"/>
+          <w:szCs w:val="20"/>
+        </w:rPr>
+        <w:t xml:space="preserve"> EE</w:t>
+      </w:r>
+      <w:r>
+        <w:rPr>
+          <w:b/>
+          <w:bCs/>
+          <w:sz w:val="20"/>
+          <w:szCs w:val="20"/>
+        </w:rPr>
+        <w:t>1</w:t>
+      </w:r>
+      <w:r>
+        <w:rPr>
+          <w:b/>
+          <w:bCs/>
+          <w:sz w:val="20"/>
+          <w:szCs w:val="20"/>
+        </w:rPr>
+        <w:t xml:space="preserve"> LP</w:t>
+      </w:r>
+      <w:r>
+        <w:rPr>
+          <w:b/>
+          <w:bCs/>
+          <w:sz w:val="20"/>
+          <w:szCs w:val="20"/>
+        </w:rPr>
+        <w:t>1</w:t>
+      </w:r>
+      <w:r>
+        <w:rPr>
+          <w:b/>
+          <w:bCs/>
+          <w:sz w:val="20"/>
+          <w:szCs w:val="20"/>
+        </w:rPr>
+        <w:t xml:space="preserve"> FP</w:t>
+      </w:r>
+      <w:r>
+        <w:rPr>
+          <w:b/>
+          <w:bCs/>
+          <w:sz w:val="20"/>
+          <w:szCs w:val="20"/>
+        </w:rPr>
+        <w:t xml:space="preserve">1 </w:t>
+      </w:r>
+      <w:r>
+        <w:rPr>
+          <w:b/>
+          <w:bCs/>
+          <w:sz w:val="20"/>
+          <w:szCs w:val="20"/>
+        </w:rPr>
+        <w:t>CCP</w:t>
+      </w:r>
+      <w:r>
+        <w:rPr>
+          <w:b/>
+          <w:bCs/>
+          <w:sz w:val="20"/>
+          <w:szCs w:val="20"/>
+        </w:rPr>
+        <w:t>1</w:t>
+      </w:r>
+      <w:r>
+        <w:rPr>
+          <w:b/>
+          <w:bCs/>
+          <w:sz w:val="20"/>
+          <w:szCs w:val="20"/>
+        </w:rPr>
+        <w:t xml:space="preserve"> LI</w:t>
+      </w:r>
+      <w:r>
+        <w:rPr>
+          <w:b/>
+          <w:bCs/>
+          <w:sz w:val="20"/>
+          <w:szCs w:val="20"/>
+        </w:rPr>
+        <w:t>1</w:t>
+      </w:r>
+      <w:r>
+        <w:rPr>
+          <w:b/>
+          <w:bCs/>
+          <w:sz w:val="20"/>
+          <w:szCs w:val="20"/>
+        </w:rPr>
+        <w:t xml:space="preserve"> LT</w:t>
+      </w:r>
+      <w:r>
+        <w:rPr>
+          <w:b/>
+          <w:bCs/>
+          <w:sz w:val="20"/>
+          <w:szCs w:val="20"/>
+        </w:rPr>
+        <w:t>2</w:t>
+      </w:r>
+      <w:r>
+        <w:rPr>
+          <w:b/>
+          <w:bCs/>
+          <w:sz w:val="20"/>
+          <w:szCs w:val="20"/>
+        </w:rPr>
+        <w:t xml:space="preserve"> LCI</w:t>
+      </w:r>
+      <w:r>
+        <w:rPr>
+          <w:b/>
+          <w:bCs/>
+          <w:sz w:val="20"/>
+          <w:szCs w:val="20"/>
+        </w:rPr>
+        <w:t>1</w:t>
+      </w:r>
+      <w:r>
+        <w:rPr>
+          <w:b/>
+          <w:bCs/>
+          <w:sz w:val="20"/>
+          <w:szCs w:val="20"/>
+        </w:rPr>
+        <w:t xml:space="preserve"> LCA</w:t>
+      </w:r>
+      <w:r>
+        <w:rPr>
+          <w:b/>
+          <w:bCs/>
+          <w:sz w:val="20"/>
+          <w:szCs w:val="20"/>
+        </w:rPr>
+        <w:t>1</w:t>
+      </w:r>
+      <w:r>
+        <w:rPr>
+          <w:b/>
+          <w:bCs/>
+          <w:sz w:val="20"/>
+          <w:szCs w:val="20"/>
+        </w:rPr>
+        <w:t xml:space="preserve"> FCA</w:t>
+      </w:r>
+      <w:r>
+        <w:rPr>
+          <w:b/>
+          <w:bCs/>
+          <w:sz w:val="20"/>
+          <w:szCs w:val="20"/>
+        </w:rPr>
+        <w:t>1</w:t>
+      </w:r>
+      <w:r>
+        <w:rPr>
+          <w:b/>
+          <w:bCs/>
+          <w:sz w:val="20"/>
+          <w:szCs w:val="20"/>
+        </w:rPr>
+        <w:t xml:space="preserve"> LS</w:t>
+      </w:r>
+      <w:r>
+        <w:rPr>
+          <w:b/>
+          <w:bCs/>
+          <w:sz w:val="20"/>
+          <w:szCs w:val="20"/>
+        </w:rPr>
+        <w:t>1</w:t>
+      </w:r>
+    </w:p>
+    <w:p>
+      <w:pPr>
+        <w:rPr>
+          <w:b/>
+          <w:bCs/>
+          <w:sz w:val="20"/>
+          <w:szCs w:val="20"/>
+        </w:rPr>
+      </w:pPr>
+      <w:r>
+        <w:rPr>
+          <w:b/>
+          <w:bCs/>
+          <w:sz w:val="20"/>
+          <w:szCs w:val="20"/>
+        </w:rPr>
+        <w:t>:  LUNGHEZZA TELEFONO NON CORRETTA</w:t>
+      </w:r>
+    </w:p>
+    <w:p>
+      <w:pPr>
+        <w:rPr>
+          <w:b/>
+          <w:bCs/>
+          <w:sz w:val="20"/>
+          <w:szCs w:val="20"/>
+        </w:rPr>
+      </w:pPr>
+      <w:r>
+        <w:rPr>
+          <w:b/>
+          <w:bCs/>
+          <w:sz w:val="20"/>
+          <w:szCs w:val="20"/>
+        </w:rPr>
+        <w:t>LN</w:t>
+      </w:r>
+      <w:r>
+        <w:rPr>
+          <w:b/>
+          <w:bCs/>
+          <w:sz w:val="20"/>
+          <w:szCs w:val="20"/>
+        </w:rPr>
+        <w:t>1</w:t>
+      </w:r>
+      <w:r>
+        <w:rPr>
+          <w:b/>
+          <w:bCs/>
+          <w:sz w:val="20"/>
+          <w:szCs w:val="20"/>
+        </w:rPr>
+        <w:t xml:space="preserve"> FN</w:t>
+      </w:r>
+      <w:r>
+        <w:rPr>
+          <w:b/>
+          <w:bCs/>
+          <w:sz w:val="20"/>
+          <w:szCs w:val="20"/>
+        </w:rPr>
+        <w:t>1</w:t>
+      </w:r>
+      <w:r>
+        <w:rPr>
+          <w:b/>
+          <w:bCs/>
+          <w:sz w:val="20"/>
+          <w:szCs w:val="20"/>
+        </w:rPr>
+        <w:t xml:space="preserve"> LC</w:t>
+      </w:r>
+      <w:r>
+        <w:rPr>
+          <w:b/>
+          <w:bCs/>
+          <w:sz w:val="20"/>
+          <w:szCs w:val="20"/>
+        </w:rPr>
+        <w:t>1</w:t>
+      </w:r>
+      <w:r>
+        <w:rPr>
+          <w:b/>
+          <w:bCs/>
+          <w:sz w:val="20"/>
+          <w:szCs w:val="20"/>
+        </w:rPr>
+        <w:t xml:space="preserve"> FC</w:t>
+      </w:r>
+      <w:r>
+        <w:rPr>
+          <w:b/>
+          <w:bCs/>
+          <w:sz w:val="20"/>
+          <w:szCs w:val="20"/>
+        </w:rPr>
+        <w:t>1</w:t>
+      </w:r>
+      <w:r>
+        <w:rPr>
+          <w:b/>
+          <w:bCs/>
+          <w:sz w:val="20"/>
+          <w:szCs w:val="20"/>
+        </w:rPr>
+        <w:t xml:space="preserve"> LU</w:t>
+      </w:r>
+      <w:r>
+        <w:rPr>
+          <w:b/>
+          <w:bCs/>
+          <w:sz w:val="20"/>
+          <w:szCs w:val="20"/>
+        </w:rPr>
+        <w:t>1</w:t>
+      </w:r>
+      <w:r>
+        <w:rPr>
+          <w:b/>
+          <w:bCs/>
+          <w:sz w:val="20"/>
+          <w:szCs w:val="20"/>
+        </w:rPr>
+        <w:t xml:space="preserve"> FU</w:t>
+      </w:r>
+      <w:r>
+        <w:rPr>
+          <w:b/>
+          <w:bCs/>
+          <w:sz w:val="20"/>
+          <w:szCs w:val="20"/>
+        </w:rPr>
+        <w:t>1</w:t>
+      </w:r>
+      <w:r>
+        <w:rPr>
+          <w:b/>
+          <w:bCs/>
+          <w:sz w:val="20"/>
+          <w:szCs w:val="20"/>
+        </w:rPr>
+        <w:t xml:space="preserve"> EU</w:t>
+      </w:r>
+      <w:r>
+        <w:rPr>
+          <w:b/>
+          <w:bCs/>
+          <w:sz w:val="20"/>
+          <w:szCs w:val="20"/>
+        </w:rPr>
+        <w:t>1</w:t>
+      </w:r>
+      <w:r>
+        <w:rPr>
+          <w:b/>
+          <w:bCs/>
+          <w:sz w:val="20"/>
+          <w:szCs w:val="20"/>
+        </w:rPr>
+        <w:t xml:space="preserve"> LE</w:t>
+      </w:r>
+      <w:r>
+        <w:rPr>
+          <w:b/>
+          <w:bCs/>
+          <w:sz w:val="20"/>
+          <w:szCs w:val="20"/>
+        </w:rPr>
+        <w:t>1</w:t>
+      </w:r>
+      <w:r>
+        <w:rPr>
+          <w:b/>
+          <w:bCs/>
+          <w:sz w:val="20"/>
+          <w:szCs w:val="20"/>
+        </w:rPr>
+        <w:t xml:space="preserve"> FE</w:t>
+      </w:r>
+      <w:r>
+        <w:rPr>
+          <w:b/>
+          <w:bCs/>
+          <w:sz w:val="20"/>
+          <w:szCs w:val="20"/>
+        </w:rPr>
+        <w:t>1</w:t>
+      </w:r>
+      <w:r>
+        <w:rPr>
+          <w:b/>
+          <w:bCs/>
+          <w:sz w:val="20"/>
+          <w:szCs w:val="20"/>
+        </w:rPr>
+        <w:t xml:space="preserve"> EE</w:t>
+      </w:r>
+      <w:r>
+        <w:rPr>
+          <w:b/>
+          <w:bCs/>
+          <w:sz w:val="20"/>
+          <w:szCs w:val="20"/>
+        </w:rPr>
+        <w:t>1</w:t>
+      </w:r>
+      <w:r>
+        <w:rPr>
+          <w:b/>
+          <w:bCs/>
+          <w:sz w:val="20"/>
+          <w:szCs w:val="20"/>
+        </w:rPr>
+        <w:t xml:space="preserve"> LP</w:t>
+      </w:r>
+      <w:r>
+        <w:rPr>
+          <w:b/>
+          <w:bCs/>
+          <w:sz w:val="20"/>
+          <w:szCs w:val="20"/>
+        </w:rPr>
+        <w:t>1</w:t>
+      </w:r>
+      <w:r>
+        <w:rPr>
+          <w:b/>
+          <w:bCs/>
+          <w:sz w:val="20"/>
+          <w:szCs w:val="20"/>
+        </w:rPr>
+        <w:t xml:space="preserve"> FP</w:t>
+      </w:r>
+      <w:r>
+        <w:rPr>
+          <w:b/>
+          <w:bCs/>
+          <w:sz w:val="20"/>
+          <w:szCs w:val="20"/>
+        </w:rPr>
+        <w:t xml:space="preserve">1 </w:t>
+      </w:r>
+      <w:r>
+        <w:rPr>
+          <w:b/>
+          <w:bCs/>
+          <w:sz w:val="20"/>
+          <w:szCs w:val="20"/>
+        </w:rPr>
+        <w:t>CCP</w:t>
+      </w:r>
+      <w:r>
+        <w:rPr>
+          <w:b/>
+          <w:bCs/>
+          <w:sz w:val="20"/>
+          <w:szCs w:val="20"/>
+        </w:rPr>
+        <w:t>1</w:t>
+      </w:r>
+      <w:r>
+        <w:rPr>
+          <w:b/>
+          <w:bCs/>
+          <w:sz w:val="20"/>
+          <w:szCs w:val="20"/>
+        </w:rPr>
+        <w:t xml:space="preserve"> LI</w:t>
+      </w:r>
+      <w:r>
+        <w:rPr>
+          <w:b/>
+          <w:bCs/>
+          <w:sz w:val="20"/>
+          <w:szCs w:val="20"/>
+        </w:rPr>
+        <w:t>1</w:t>
+      </w:r>
+      <w:r>
+        <w:rPr>
+          <w:b/>
+          <w:bCs/>
+          <w:sz w:val="20"/>
+          <w:szCs w:val="20"/>
+        </w:rPr>
+        <w:t xml:space="preserve"> LT</w:t>
+      </w:r>
+      <w:r>
+        <w:rPr>
+          <w:b/>
+          <w:bCs/>
+          <w:sz w:val="20"/>
+          <w:szCs w:val="20"/>
+        </w:rPr>
+        <w:t>1</w:t>
+      </w:r>
+      <w:r>
+        <w:rPr>
+          <w:b/>
+          <w:bCs/>
+          <w:sz w:val="20"/>
+          <w:szCs w:val="20"/>
+        </w:rPr>
+        <w:t xml:space="preserve"> FT</w:t>
+      </w:r>
+      <w:r>
+        <w:rPr>
+          <w:b/>
+          <w:bCs/>
+          <w:sz w:val="20"/>
+          <w:szCs w:val="20"/>
+        </w:rPr>
+        <w:t>2</w:t>
+      </w:r>
+      <w:r>
+        <w:rPr>
+          <w:b/>
+          <w:bCs/>
+          <w:sz w:val="20"/>
+          <w:szCs w:val="20"/>
+        </w:rPr>
+        <w:t xml:space="preserve"> LCI</w:t>
+      </w:r>
+      <w:r>
+        <w:rPr>
+          <w:b/>
+          <w:bCs/>
+          <w:sz w:val="20"/>
+          <w:szCs w:val="20"/>
+        </w:rPr>
+        <w:t>1</w:t>
+      </w:r>
+      <w:r>
+        <w:rPr>
+          <w:b/>
+          <w:bCs/>
+          <w:sz w:val="20"/>
+          <w:szCs w:val="20"/>
+        </w:rPr>
+        <w:t xml:space="preserve"> LCA</w:t>
+      </w:r>
+      <w:r>
+        <w:rPr>
+          <w:b/>
+          <w:bCs/>
+          <w:sz w:val="20"/>
+          <w:szCs w:val="20"/>
+        </w:rPr>
+        <w:t>1</w:t>
+      </w:r>
+      <w:r>
+        <w:rPr>
+          <w:b/>
+          <w:bCs/>
+          <w:sz w:val="20"/>
+          <w:szCs w:val="20"/>
+        </w:rPr>
+        <w:t xml:space="preserve"> FCA</w:t>
+      </w:r>
+      <w:r>
+        <w:rPr>
+          <w:b/>
+          <w:bCs/>
+          <w:sz w:val="20"/>
+          <w:szCs w:val="20"/>
+        </w:rPr>
+        <w:t>1</w:t>
+      </w:r>
+      <w:r>
+        <w:rPr>
+          <w:b/>
+          <w:bCs/>
+          <w:sz w:val="20"/>
+          <w:szCs w:val="20"/>
+        </w:rPr>
+        <w:t xml:space="preserve"> LS</w:t>
+      </w:r>
+      <w:r>
+        <w:rPr>
+          <w:b/>
+          <w:bCs/>
+          <w:sz w:val="20"/>
+          <w:szCs w:val="20"/>
+        </w:rPr>
+        <w:t>1</w:t>
+      </w:r>
+    </w:p>
+    <w:p>
+      <w:pPr>
+        <w:rPr>
+          <w:b/>
+          <w:bCs/>
+          <w:sz w:val="20"/>
+          <w:szCs w:val="20"/>
+        </w:rPr>
+      </w:pPr>
+      <w:r>
+        <w:rPr>
+          <w:b/>
+          <w:bCs/>
+          <w:sz w:val="20"/>
+          <w:szCs w:val="20"/>
+        </w:rPr>
+        <w:t>:TELEFONO NON RISPETTA IL FORMATO</w:t>
+      </w:r>
+    </w:p>
+    <w:p/>
+    <w:p/>
+    <w:p/>
+    <w:tbl>
+      <w:tblPr>
+        <w:tblStyle w:val="Grigliatabella"/>
+        <w:tblW w:w="0" w:type="auto"/>
+        <w:tblLook w:val="04A0" w:firstRow="1" w:lastRow="0" w:firstColumn="1" w:lastColumn="0" w:noHBand="0" w:noVBand="1"/>
+      </w:tblPr>
+      <w:tblGrid>
+        <w:gridCol w:w="3369"/>
+        <w:gridCol w:w="6259"/>
+      </w:tblGrid>
+      <w:tr>
+        <w:tc>
+          <w:tcPr>
+            <w:tcW w:w="9628" w:type="dxa"/>
+            <w:gridSpan w:val="2"/>
+          </w:tcPr>
+          <w:p>
+            <w:pPr>
+              <w:jc w:val="center"/>
+            </w:pPr>
+            <w:r>
+              <w:t>Parametro: Citta</w:t>
+            </w:r>
+          </w:p>
+        </w:tc>
+      </w:tr>
+      <w:tr>
+        <w:tc>
+          <w:tcPr>
+            <w:tcW w:w="3369" w:type="dxa"/>
+          </w:tcPr>
+          <w:p>
+            <w:pPr>
+              <w:jc w:val="center"/>
+            </w:pPr>
+            <w:r>
+              <w:t>Categorie</w:t>
+            </w:r>
+          </w:p>
+        </w:tc>
+        <w:tc>
+          <w:tcPr>
+            <w:tcW w:w="6259" w:type="dxa"/>
+          </w:tcPr>
+          <w:p>
+            <w:pPr>
+              <w:jc w:val="center"/>
+            </w:pPr>
+            <w:r>
+              <w:t>Scelte</w:t>
+            </w:r>
+          </w:p>
+        </w:tc>
+      </w:tr>
+      <w:tr>
+        <w:tc>
+          <w:tcPr>
+            <w:tcW w:w="3369" w:type="dxa"/>
+          </w:tcPr>
+          <w:p>
+            <w:r>
+              <w:t>Lunghezza Città LCI</w:t>
+            </w:r>
+          </w:p>
+        </w:tc>
+        <w:tc>
+          <w:tcPr>
+            <w:tcW w:w="6259" w:type="dxa"/>
+          </w:tcPr>
+          <w:p>
+            <w:r>
+              <w:t>1. Lunghezza corretta&gt;4  [property LCI_VALID]</w:t>
+            </w:r>
+          </w:p>
+          <w:p>
+            <w:r>
+              <w:t>2. Lunghezza non corretta</w:t>
+            </w:r>
+          </w:p>
+        </w:tc>
+      </w:tr>
+    </w:tbl>
+    <w:p>
+      <w:pPr>
+        <w:rPr>
+          <w:b/>
+          <w:bCs/>
+          <w:sz w:val="20"/>
+          <w:szCs w:val="20"/>
+        </w:rPr>
+      </w:pPr>
+      <w:r>
+        <w:rPr>
+          <w:b/>
+          <w:bCs/>
+          <w:sz w:val="20"/>
+          <w:szCs w:val="20"/>
+        </w:rPr>
+        <w:t>LN</w:t>
+      </w:r>
+      <w:r>
+        <w:rPr>
+          <w:b/>
+          <w:bCs/>
+          <w:sz w:val="20"/>
+          <w:szCs w:val="20"/>
+        </w:rPr>
+        <w:t>1</w:t>
+      </w:r>
+      <w:r>
+        <w:rPr>
+          <w:b/>
+          <w:bCs/>
+          <w:sz w:val="20"/>
+          <w:szCs w:val="20"/>
+        </w:rPr>
+        <w:t xml:space="preserve"> FN</w:t>
+      </w:r>
+      <w:r>
+        <w:rPr>
+          <w:b/>
+          <w:bCs/>
+          <w:sz w:val="20"/>
+          <w:szCs w:val="20"/>
+        </w:rPr>
+        <w:t>1</w:t>
+      </w:r>
+      <w:r>
+        <w:rPr>
+          <w:b/>
+          <w:bCs/>
+          <w:sz w:val="20"/>
+          <w:szCs w:val="20"/>
+        </w:rPr>
+        <w:t xml:space="preserve"> LC</w:t>
+      </w:r>
+      <w:r>
+        <w:rPr>
+          <w:b/>
+          <w:bCs/>
+          <w:sz w:val="20"/>
+          <w:szCs w:val="20"/>
+        </w:rPr>
+        <w:t>1</w:t>
+      </w:r>
+      <w:r>
+        <w:rPr>
+          <w:b/>
+          <w:bCs/>
+          <w:sz w:val="20"/>
+          <w:szCs w:val="20"/>
+        </w:rPr>
+        <w:t xml:space="preserve"> FC</w:t>
+      </w:r>
+      <w:r>
+        <w:rPr>
+          <w:b/>
+          <w:bCs/>
+          <w:sz w:val="20"/>
+          <w:szCs w:val="20"/>
+        </w:rPr>
+        <w:t>1</w:t>
+      </w:r>
+      <w:r>
+        <w:rPr>
+          <w:b/>
+          <w:bCs/>
+          <w:sz w:val="20"/>
+          <w:szCs w:val="20"/>
+        </w:rPr>
+        <w:t xml:space="preserve"> LU</w:t>
+      </w:r>
+      <w:r>
+        <w:rPr>
+          <w:b/>
+          <w:bCs/>
+          <w:sz w:val="20"/>
+          <w:szCs w:val="20"/>
+        </w:rPr>
+        <w:t>1</w:t>
+      </w:r>
+      <w:r>
+        <w:rPr>
+          <w:b/>
+          <w:bCs/>
+          <w:sz w:val="20"/>
+          <w:szCs w:val="20"/>
+        </w:rPr>
+        <w:t xml:space="preserve"> FU</w:t>
+      </w:r>
+      <w:r>
+        <w:rPr>
+          <w:b/>
+          <w:bCs/>
+          <w:sz w:val="20"/>
+          <w:szCs w:val="20"/>
+        </w:rPr>
+        <w:t>1</w:t>
+      </w:r>
+      <w:r>
+        <w:rPr>
+          <w:b/>
+          <w:bCs/>
+          <w:sz w:val="20"/>
+          <w:szCs w:val="20"/>
+        </w:rPr>
+        <w:t xml:space="preserve"> EU</w:t>
+      </w:r>
+      <w:r>
+        <w:rPr>
+          <w:b/>
+          <w:bCs/>
+          <w:sz w:val="20"/>
+          <w:szCs w:val="20"/>
+        </w:rPr>
+        <w:t>1</w:t>
+      </w:r>
+      <w:r>
+        <w:rPr>
+          <w:b/>
+          <w:bCs/>
+          <w:sz w:val="20"/>
+          <w:szCs w:val="20"/>
+        </w:rPr>
+        <w:t xml:space="preserve"> LE</w:t>
+      </w:r>
+      <w:r>
+        <w:rPr>
+          <w:b/>
+          <w:bCs/>
+          <w:sz w:val="20"/>
+          <w:szCs w:val="20"/>
+        </w:rPr>
+        <w:t>1</w:t>
+      </w:r>
+      <w:r>
+        <w:rPr>
+          <w:b/>
+          <w:bCs/>
+          <w:sz w:val="20"/>
+          <w:szCs w:val="20"/>
+        </w:rPr>
+        <w:t xml:space="preserve"> FE</w:t>
+      </w:r>
+      <w:r>
+        <w:rPr>
+          <w:b/>
+          <w:bCs/>
+          <w:sz w:val="20"/>
+          <w:szCs w:val="20"/>
+        </w:rPr>
+        <w:t>1</w:t>
+      </w:r>
+      <w:r>
+        <w:rPr>
+          <w:b/>
+          <w:bCs/>
+          <w:sz w:val="20"/>
+          <w:szCs w:val="20"/>
+        </w:rPr>
+        <w:t xml:space="preserve"> EE</w:t>
+      </w:r>
+      <w:r>
+        <w:rPr>
+          <w:b/>
+          <w:bCs/>
+          <w:sz w:val="20"/>
+          <w:szCs w:val="20"/>
+        </w:rPr>
+        <w:t>1</w:t>
+      </w:r>
+      <w:r>
+        <w:rPr>
+          <w:b/>
+          <w:bCs/>
+          <w:sz w:val="20"/>
+          <w:szCs w:val="20"/>
+        </w:rPr>
+        <w:t xml:space="preserve"> LP</w:t>
+      </w:r>
+      <w:r>
+        <w:rPr>
+          <w:b/>
+          <w:bCs/>
+          <w:sz w:val="20"/>
+          <w:szCs w:val="20"/>
+        </w:rPr>
+        <w:t>1</w:t>
+      </w:r>
+      <w:r>
+        <w:rPr>
+          <w:b/>
+          <w:bCs/>
+          <w:sz w:val="20"/>
+          <w:szCs w:val="20"/>
+        </w:rPr>
+        <w:t xml:space="preserve"> FP</w:t>
+      </w:r>
+      <w:r>
+        <w:rPr>
+          <w:b/>
+          <w:bCs/>
+          <w:sz w:val="20"/>
+          <w:szCs w:val="20"/>
+        </w:rPr>
+        <w:t xml:space="preserve">1 </w:t>
+      </w:r>
+      <w:r>
+        <w:rPr>
+          <w:b/>
+          <w:bCs/>
+          <w:sz w:val="20"/>
+          <w:szCs w:val="20"/>
+        </w:rPr>
+        <w:t>CCP</w:t>
+      </w:r>
+      <w:r>
+        <w:rPr>
+          <w:b/>
+          <w:bCs/>
+          <w:sz w:val="20"/>
+          <w:szCs w:val="20"/>
+        </w:rPr>
+        <w:t>1</w:t>
+      </w:r>
+      <w:r>
+        <w:rPr>
+          <w:b/>
+          <w:bCs/>
+          <w:sz w:val="20"/>
+          <w:szCs w:val="20"/>
+        </w:rPr>
+        <w:t xml:space="preserve"> LI</w:t>
+      </w:r>
+      <w:r>
+        <w:rPr>
+          <w:b/>
+          <w:bCs/>
+          <w:sz w:val="20"/>
+          <w:szCs w:val="20"/>
+        </w:rPr>
+        <w:t>1</w:t>
+      </w:r>
+      <w:r>
+        <w:rPr>
+          <w:b/>
+          <w:bCs/>
+          <w:sz w:val="20"/>
+          <w:szCs w:val="20"/>
+        </w:rPr>
+        <w:t xml:space="preserve"> LT</w:t>
+      </w:r>
+      <w:r>
+        <w:rPr>
+          <w:b/>
+          <w:bCs/>
+          <w:sz w:val="20"/>
+          <w:szCs w:val="20"/>
+        </w:rPr>
+        <w:t>1</w:t>
+      </w:r>
+      <w:r>
+        <w:rPr>
+          <w:b/>
+          <w:bCs/>
+          <w:sz w:val="20"/>
+          <w:szCs w:val="20"/>
+        </w:rPr>
+        <w:t xml:space="preserve"> FT</w:t>
+      </w:r>
+      <w:r>
+        <w:rPr>
+          <w:b/>
+          <w:bCs/>
+          <w:sz w:val="20"/>
+          <w:szCs w:val="20"/>
+        </w:rPr>
+        <w:t>1</w:t>
+      </w:r>
+      <w:r>
+        <w:rPr>
+          <w:b/>
+          <w:bCs/>
+          <w:sz w:val="20"/>
+          <w:szCs w:val="20"/>
+        </w:rPr>
+        <w:t xml:space="preserve"> LCI</w:t>
+      </w:r>
+      <w:r>
+        <w:rPr>
+          <w:b/>
+          <w:bCs/>
+          <w:sz w:val="20"/>
+          <w:szCs w:val="20"/>
+        </w:rPr>
+        <w:t>2</w:t>
+      </w:r>
+      <w:r>
+        <w:rPr>
+          <w:b/>
+          <w:bCs/>
+          <w:sz w:val="20"/>
+          <w:szCs w:val="20"/>
+        </w:rPr>
+        <w:t xml:space="preserve"> LCA</w:t>
+      </w:r>
+      <w:r>
+        <w:rPr>
+          <w:b/>
+          <w:bCs/>
+          <w:sz w:val="20"/>
+          <w:szCs w:val="20"/>
+        </w:rPr>
+        <w:t>1</w:t>
+      </w:r>
+      <w:r>
+        <w:rPr>
+          <w:b/>
+          <w:bCs/>
+          <w:sz w:val="20"/>
+          <w:szCs w:val="20"/>
+        </w:rPr>
+        <w:t xml:space="preserve"> FCA</w:t>
+      </w:r>
+      <w:r>
+        <w:rPr>
+          <w:b/>
+          <w:bCs/>
+          <w:sz w:val="20"/>
+          <w:szCs w:val="20"/>
+        </w:rPr>
+        <w:t>1</w:t>
+      </w:r>
+      <w:r>
+        <w:rPr>
+          <w:b/>
+          <w:bCs/>
+          <w:sz w:val="20"/>
+          <w:szCs w:val="20"/>
+        </w:rPr>
+        <w:t xml:space="preserve"> LS</w:t>
+      </w:r>
+      <w:r>
+        <w:rPr>
+          <w:b/>
+          <w:bCs/>
+          <w:sz w:val="20"/>
+          <w:szCs w:val="20"/>
+        </w:rPr>
+        <w:t>1</w:t>
+      </w:r>
+    </w:p>
+    <w:p>
+      <w:r>
+        <w:t>:LUNGHEZZA CITTA NON CORRETTA</w:t>
+      </w:r>
+    </w:p>
+    <w:p/>
+    <w:tbl>
+      <w:tblPr>
+        <w:tblStyle w:val="Grigliatabella"/>
+        <w:tblW w:w="0" w:type="auto"/>
+        <w:tblLook w:val="04A0" w:firstRow="1" w:lastRow="0" w:firstColumn="1" w:lastColumn="0" w:noHBand="0" w:noVBand="1"/>
+      </w:tblPr>
+      <w:tblGrid>
+        <w:gridCol w:w="3369"/>
+        <w:gridCol w:w="6259"/>
+      </w:tblGrid>
+      <w:tr>
+        <w:tc>
+          <w:tcPr>
+            <w:tcW w:w="9628" w:type="dxa"/>
+            <w:gridSpan w:val="2"/>
+          </w:tcPr>
+          <w:p>
+            <w:pPr>
+              <w:jc w:val="center"/>
+            </w:pPr>
+            <w:r>
+              <w:t>Parametro:</w:t>
+            </w:r>
+            <w:r>
+              <w:t xml:space="preserve"> </w:t>
+            </w:r>
+            <w:r>
+              <w:t>Cap</w:t>
+            </w:r>
+          </w:p>
+        </w:tc>
+      </w:tr>
+      <w:tr>
+        <w:tc>
+          <w:tcPr>
+            <w:tcW w:w="3369" w:type="dxa"/>
+          </w:tcPr>
+          <w:p>
+            <w:pPr>
+              <w:jc w:val="center"/>
+            </w:pPr>
+            <w:r>
+              <w:lastRenderedPageBreak/>
+              <w:t>Categorie</w:t>
+            </w:r>
+          </w:p>
+        </w:tc>
+        <w:tc>
+          <w:tcPr>
+            <w:tcW w:w="6259" w:type="dxa"/>
+          </w:tcPr>
+          <w:p>
+            <w:pPr>
+              <w:jc w:val="center"/>
+            </w:pPr>
+            <w:r>
+              <w:t>Scelte</w:t>
+            </w:r>
+          </w:p>
+        </w:tc>
+      </w:tr>
+      <w:tr>
+        <w:tc>
+          <w:tcPr>
+            <w:tcW w:w="3369" w:type="dxa"/>
+          </w:tcPr>
+          <w:p>
+            <w:r>
+              <w:t>Lunghezza Cap LCA</w:t>
+            </w:r>
+          </w:p>
+        </w:tc>
+        <w:tc>
+          <w:tcPr>
+            <w:tcW w:w="6259" w:type="dxa"/>
+          </w:tcPr>
+          <w:p>
+            <w:r>
+              <w:t>1. Lunghezza corretta=5  [property LCA_VALID]</w:t>
+            </w:r>
+          </w:p>
+          <w:p>
+            <w:r>
+              <w:t>2. Lunghezza non corretta</w:t>
+            </w:r>
+          </w:p>
+        </w:tc>
+      </w:tr>
+      <w:tr>
+        <w:tc>
+          <w:tcPr>
+            <w:tcW w:w="3369" w:type="dxa"/>
+          </w:tcPr>
+          <w:p>
+            <w:r>
+              <w:t>Formato Cap FCA</w:t>
+            </w:r>
+          </w:p>
+        </w:tc>
+        <w:tc>
+          <w:tcPr>
+            <w:tcW w:w="6259" w:type="dxa"/>
+          </w:tcPr>
+          <w:p>
+            <w:r>
+              <w:t>1. Rispetta il formato       [if LCA_VALID][property FCA_VALID]</w:t>
+            </w:r>
+          </w:p>
+          <w:p>
+            <w:r>
+              <w:t>2. Non rispetta il formato [property F</w:t>
+            </w:r>
+            <w:r>
+              <w:t>CA</w:t>
+            </w:r>
+            <w:r>
+              <w:t>_NOT_VALID ]</w:t>
+            </w:r>
+          </w:p>
+        </w:tc>
+      </w:tr>
+    </w:tbl>
+    <w:p>
+      <w:r>
+        <w:t>*Rispetta il formato: La Stringa deve contenere solo numeri.</w:t>
+      </w:r>
+    </w:p>
+    <w:p>
+      <w:pPr>
+        <w:rPr>
+          <w:b/>
+          <w:bCs/>
+          <w:sz w:val="20"/>
+          <w:szCs w:val="20"/>
+        </w:rPr>
+      </w:pPr>
+      <w:r>
+        <w:rPr>
+          <w:b/>
+          <w:bCs/>
+          <w:sz w:val="20"/>
+          <w:szCs w:val="20"/>
+        </w:rPr>
+        <w:t>LN</w:t>
+      </w:r>
+      <w:r>
+        <w:rPr>
+          <w:b/>
+          <w:bCs/>
+          <w:sz w:val="20"/>
+          <w:szCs w:val="20"/>
+        </w:rPr>
+        <w:t>1</w:t>
+      </w:r>
+      <w:r>
+        <w:rPr>
+          <w:b/>
+          <w:bCs/>
+          <w:sz w:val="20"/>
+          <w:szCs w:val="20"/>
+        </w:rPr>
+        <w:t xml:space="preserve"> FN</w:t>
+      </w:r>
+      <w:r>
+        <w:rPr>
+          <w:b/>
+          <w:bCs/>
+          <w:sz w:val="20"/>
+          <w:szCs w:val="20"/>
+        </w:rPr>
+        <w:t>1</w:t>
+      </w:r>
+      <w:r>
+        <w:rPr>
+          <w:b/>
+          <w:bCs/>
+          <w:sz w:val="20"/>
+          <w:szCs w:val="20"/>
+        </w:rPr>
+        <w:t xml:space="preserve"> LC</w:t>
+      </w:r>
+      <w:r>
+        <w:rPr>
+          <w:b/>
+          <w:bCs/>
+          <w:sz w:val="20"/>
+          <w:szCs w:val="20"/>
+        </w:rPr>
+        <w:t>1</w:t>
+      </w:r>
+      <w:r>
+        <w:rPr>
+          <w:b/>
+          <w:bCs/>
+          <w:sz w:val="20"/>
+          <w:szCs w:val="20"/>
+        </w:rPr>
+        <w:t xml:space="preserve"> FC</w:t>
+      </w:r>
+      <w:r>
+        <w:rPr>
+          <w:b/>
+          <w:bCs/>
+          <w:sz w:val="20"/>
+          <w:szCs w:val="20"/>
+        </w:rPr>
+        <w:t>1</w:t>
+      </w:r>
+      <w:r>
+        <w:rPr>
+          <w:b/>
+          <w:bCs/>
+          <w:sz w:val="20"/>
+          <w:szCs w:val="20"/>
+        </w:rPr>
+        <w:t xml:space="preserve"> LU</w:t>
+      </w:r>
+      <w:r>
+        <w:rPr>
+          <w:b/>
+          <w:bCs/>
+          <w:sz w:val="20"/>
+          <w:szCs w:val="20"/>
+        </w:rPr>
+        <w:t>1</w:t>
+      </w:r>
+      <w:r>
+        <w:rPr>
+          <w:b/>
+          <w:bCs/>
+          <w:sz w:val="20"/>
+          <w:szCs w:val="20"/>
+        </w:rPr>
+        <w:t xml:space="preserve"> FU</w:t>
+      </w:r>
+      <w:r>
+        <w:rPr>
+          <w:b/>
+          <w:bCs/>
+          <w:sz w:val="20"/>
+          <w:szCs w:val="20"/>
+        </w:rPr>
+        <w:t>1</w:t>
+      </w:r>
+      <w:r>
+        <w:rPr>
+          <w:b/>
+          <w:bCs/>
+          <w:sz w:val="20"/>
+          <w:szCs w:val="20"/>
+        </w:rPr>
+        <w:t xml:space="preserve"> EU</w:t>
+      </w:r>
+      <w:r>
+        <w:rPr>
+          <w:b/>
+          <w:bCs/>
+          <w:sz w:val="20"/>
+          <w:szCs w:val="20"/>
+        </w:rPr>
+        <w:t>1</w:t>
+      </w:r>
+      <w:r>
+        <w:rPr>
+          <w:b/>
+          <w:bCs/>
+          <w:sz w:val="20"/>
+          <w:szCs w:val="20"/>
+        </w:rPr>
+        <w:t xml:space="preserve"> LE</w:t>
+      </w:r>
+      <w:r>
+        <w:rPr>
+          <w:b/>
+          <w:bCs/>
+          <w:sz w:val="20"/>
+          <w:szCs w:val="20"/>
+        </w:rPr>
+        <w:t>1</w:t>
+      </w:r>
+      <w:r>
+        <w:rPr>
+          <w:b/>
+          <w:bCs/>
+          <w:sz w:val="20"/>
+          <w:szCs w:val="20"/>
+        </w:rPr>
+        <w:t xml:space="preserve"> FE</w:t>
+      </w:r>
+      <w:r>
+        <w:rPr>
+          <w:b/>
+          <w:bCs/>
+          <w:sz w:val="20"/>
+          <w:szCs w:val="20"/>
+        </w:rPr>
+        <w:t>1</w:t>
+      </w:r>
+      <w:r>
+        <w:rPr>
+          <w:b/>
+          <w:bCs/>
+          <w:sz w:val="20"/>
+          <w:szCs w:val="20"/>
+        </w:rPr>
+        <w:t xml:space="preserve"> EE</w:t>
+      </w:r>
+      <w:r>
+        <w:rPr>
+          <w:b/>
+          <w:bCs/>
+          <w:sz w:val="20"/>
+          <w:szCs w:val="20"/>
+        </w:rPr>
+        <w:t>1</w:t>
+      </w:r>
+      <w:r>
+        <w:rPr>
+          <w:b/>
+          <w:bCs/>
+          <w:sz w:val="20"/>
+          <w:szCs w:val="20"/>
+        </w:rPr>
+        <w:t xml:space="preserve"> LP</w:t>
+      </w:r>
+      <w:r>
+        <w:rPr>
+          <w:b/>
+          <w:bCs/>
+          <w:sz w:val="20"/>
+          <w:szCs w:val="20"/>
+        </w:rPr>
+        <w:t>1</w:t>
+      </w:r>
+      <w:r>
+        <w:rPr>
+          <w:b/>
+          <w:bCs/>
+          <w:sz w:val="20"/>
+          <w:szCs w:val="20"/>
+        </w:rPr>
+        <w:t xml:space="preserve"> FP</w:t>
+      </w:r>
+      <w:r>
+        <w:rPr>
+          <w:b/>
+          <w:bCs/>
+          <w:sz w:val="20"/>
+          <w:szCs w:val="20"/>
+        </w:rPr>
+        <w:t xml:space="preserve">1 </w:t>
+      </w:r>
+      <w:r>
+        <w:rPr>
+          <w:b/>
+          <w:bCs/>
+          <w:sz w:val="20"/>
+          <w:szCs w:val="20"/>
+        </w:rPr>
+        <w:t>CCP</w:t>
+      </w:r>
+      <w:r>
+        <w:rPr>
+          <w:b/>
+          <w:bCs/>
+          <w:sz w:val="20"/>
+          <w:szCs w:val="20"/>
+        </w:rPr>
+        <w:t>1</w:t>
+      </w:r>
+      <w:r>
+        <w:rPr>
+          <w:b/>
+          <w:bCs/>
+          <w:sz w:val="20"/>
+          <w:szCs w:val="20"/>
+        </w:rPr>
+        <w:t xml:space="preserve"> LI</w:t>
+      </w:r>
+      <w:r>
+        <w:rPr>
+          <w:b/>
+          <w:bCs/>
+          <w:sz w:val="20"/>
+          <w:szCs w:val="20"/>
+        </w:rPr>
+        <w:t>1</w:t>
+      </w:r>
+      <w:r>
+        <w:rPr>
+          <w:b/>
+          <w:bCs/>
+          <w:sz w:val="20"/>
+          <w:szCs w:val="20"/>
+        </w:rPr>
+        <w:t xml:space="preserve"> LT</w:t>
+      </w:r>
+      <w:r>
+        <w:rPr>
+          <w:b/>
+          <w:bCs/>
+          <w:sz w:val="20"/>
+          <w:szCs w:val="20"/>
+        </w:rPr>
+        <w:t>1</w:t>
+      </w:r>
+      <w:r>
+        <w:rPr>
+          <w:b/>
+          <w:bCs/>
+          <w:sz w:val="20"/>
+          <w:szCs w:val="20"/>
+        </w:rPr>
+        <w:t xml:space="preserve"> FT</w:t>
+      </w:r>
+      <w:r>
+        <w:rPr>
+          <w:b/>
+          <w:bCs/>
+          <w:sz w:val="20"/>
+          <w:szCs w:val="20"/>
+        </w:rPr>
+        <w:t>1</w:t>
+      </w:r>
+      <w:r>
+        <w:rPr>
+          <w:b/>
+          <w:bCs/>
+          <w:sz w:val="20"/>
+          <w:szCs w:val="20"/>
+        </w:rPr>
+        <w:t xml:space="preserve"> LCI</w:t>
+      </w:r>
+      <w:r>
+        <w:rPr>
+          <w:b/>
+          <w:bCs/>
+          <w:sz w:val="20"/>
+          <w:szCs w:val="20"/>
+        </w:rPr>
+        <w:t>1</w:t>
+      </w:r>
+      <w:r>
+        <w:rPr>
+          <w:b/>
+          <w:bCs/>
+          <w:sz w:val="20"/>
+          <w:szCs w:val="20"/>
+        </w:rPr>
+        <w:t xml:space="preserve"> LCA</w:t>
+      </w:r>
+      <w:r>
+        <w:rPr>
+          <w:b/>
+          <w:bCs/>
+          <w:sz w:val="20"/>
+          <w:szCs w:val="20"/>
+        </w:rPr>
+        <w:t xml:space="preserve">2 </w:t>
+      </w:r>
+      <w:r>
+        <w:rPr>
+          <w:b/>
+          <w:bCs/>
+          <w:sz w:val="20"/>
+          <w:szCs w:val="20"/>
+        </w:rPr>
+        <w:t>LS</w:t>
+      </w:r>
+      <w:r>
+        <w:rPr>
+          <w:b/>
+          <w:bCs/>
+          <w:sz w:val="20"/>
+          <w:szCs w:val="20"/>
+        </w:rPr>
+        <w:t>1</w:t>
+      </w:r>
+    </w:p>
+    <w:p>
+      <w:r>
+        <w:t>:LUNGHEZZA CAP NON CORRETTA</w:t>
+      </w:r>
+    </w:p>
+    <w:p>
+      <w:pPr>
+        <w:rPr>
+          <w:b/>
+          <w:bCs/>
+          <w:sz w:val="20"/>
+          <w:szCs w:val="20"/>
+        </w:rPr>
+      </w:pPr>
+      <w:r>
+        <w:rPr>
+          <w:b/>
+          <w:bCs/>
+          <w:sz w:val="20"/>
+          <w:szCs w:val="20"/>
+        </w:rPr>
+        <w:t>LN</w:t>
+      </w:r>
+      <w:r>
+        <w:rPr>
+          <w:b/>
+          <w:bCs/>
+          <w:sz w:val="20"/>
+          <w:szCs w:val="20"/>
+        </w:rPr>
+        <w:t>1</w:t>
+      </w:r>
+      <w:r>
+        <w:rPr>
+          <w:b/>
+          <w:bCs/>
+          <w:sz w:val="20"/>
+          <w:szCs w:val="20"/>
+        </w:rPr>
+        <w:t xml:space="preserve"> FN</w:t>
+      </w:r>
+      <w:r>
+        <w:rPr>
+          <w:b/>
+          <w:bCs/>
+          <w:sz w:val="20"/>
+          <w:szCs w:val="20"/>
+        </w:rPr>
+        <w:t>1</w:t>
+      </w:r>
+      <w:r>
+        <w:rPr>
+          <w:b/>
+          <w:bCs/>
+          <w:sz w:val="20"/>
+          <w:szCs w:val="20"/>
+        </w:rPr>
+        <w:t xml:space="preserve"> LC</w:t>
+      </w:r>
+      <w:r>
+        <w:rPr>
+          <w:b/>
+          <w:bCs/>
+          <w:sz w:val="20"/>
+          <w:szCs w:val="20"/>
+        </w:rPr>
+        <w:t>1</w:t>
+      </w:r>
+      <w:r>
+        <w:rPr>
+          <w:b/>
+          <w:bCs/>
+          <w:sz w:val="20"/>
+          <w:szCs w:val="20"/>
+        </w:rPr>
+        <w:t xml:space="preserve"> FC</w:t>
+      </w:r>
+      <w:r>
+        <w:rPr>
+          <w:b/>
+          <w:bCs/>
+          <w:sz w:val="20"/>
+          <w:szCs w:val="20"/>
+        </w:rPr>
+        <w:t>1</w:t>
+      </w:r>
+      <w:r>
+        <w:rPr>
+          <w:b/>
+          <w:bCs/>
+          <w:sz w:val="20"/>
+          <w:szCs w:val="20"/>
+        </w:rPr>
+        <w:t xml:space="preserve"> LU</w:t>
+      </w:r>
+      <w:r>
+        <w:rPr>
+          <w:b/>
+          <w:bCs/>
+          <w:sz w:val="20"/>
+          <w:szCs w:val="20"/>
+        </w:rPr>
+        <w:t>1</w:t>
+      </w:r>
+      <w:r>
+        <w:rPr>
+          <w:b/>
+          <w:bCs/>
+          <w:sz w:val="20"/>
+          <w:szCs w:val="20"/>
+        </w:rPr>
+        <w:t xml:space="preserve"> FU</w:t>
+      </w:r>
+      <w:r>
+        <w:rPr>
+          <w:b/>
+          <w:bCs/>
+          <w:sz w:val="20"/>
+          <w:szCs w:val="20"/>
+        </w:rPr>
+        <w:t>1</w:t>
+      </w:r>
+      <w:r>
+        <w:rPr>
+          <w:b/>
+          <w:bCs/>
+          <w:sz w:val="20"/>
+          <w:szCs w:val="20"/>
+        </w:rPr>
+        <w:t xml:space="preserve"> EU</w:t>
+      </w:r>
+      <w:r>
+        <w:rPr>
+          <w:b/>
+          <w:bCs/>
+          <w:sz w:val="20"/>
+          <w:szCs w:val="20"/>
+        </w:rPr>
+        <w:t>1</w:t>
+      </w:r>
+      <w:r>
+        <w:rPr>
+          <w:b/>
+          <w:bCs/>
+          <w:sz w:val="20"/>
+          <w:szCs w:val="20"/>
+        </w:rPr>
+        <w:t xml:space="preserve"> LE</w:t>
+      </w:r>
+      <w:r>
+        <w:rPr>
+          <w:b/>
+          <w:bCs/>
+          <w:sz w:val="20"/>
+          <w:szCs w:val="20"/>
+        </w:rPr>
+        <w:t>1</w:t>
+      </w:r>
+      <w:r>
+        <w:rPr>
+          <w:b/>
+          <w:bCs/>
+          <w:sz w:val="20"/>
+          <w:szCs w:val="20"/>
+        </w:rPr>
+        <w:t xml:space="preserve"> FE</w:t>
+      </w:r>
+      <w:r>
+        <w:rPr>
+          <w:b/>
+          <w:bCs/>
+          <w:sz w:val="20"/>
+          <w:szCs w:val="20"/>
+        </w:rPr>
+        <w:t>1</w:t>
+      </w:r>
+      <w:r>
+        <w:rPr>
+          <w:b/>
+          <w:bCs/>
+          <w:sz w:val="20"/>
+          <w:szCs w:val="20"/>
+        </w:rPr>
+        <w:t xml:space="preserve"> EE</w:t>
+      </w:r>
+      <w:r>
+        <w:rPr>
+          <w:b/>
+          <w:bCs/>
+          <w:sz w:val="20"/>
+          <w:szCs w:val="20"/>
+        </w:rPr>
+        <w:t>1</w:t>
+      </w:r>
+      <w:r>
+        <w:rPr>
+          <w:b/>
+          <w:bCs/>
+          <w:sz w:val="20"/>
+          <w:szCs w:val="20"/>
+        </w:rPr>
+        <w:t xml:space="preserve"> LP</w:t>
+      </w:r>
+      <w:r>
+        <w:rPr>
+          <w:b/>
+          <w:bCs/>
+          <w:sz w:val="20"/>
+          <w:szCs w:val="20"/>
+        </w:rPr>
+        <w:t>1</w:t>
+      </w:r>
+      <w:r>
+        <w:rPr>
+          <w:b/>
+          <w:bCs/>
+          <w:sz w:val="20"/>
+          <w:szCs w:val="20"/>
+        </w:rPr>
+        <w:t xml:space="preserve"> FP</w:t>
+      </w:r>
+      <w:r>
+        <w:rPr>
+          <w:b/>
+          <w:bCs/>
+          <w:sz w:val="20"/>
+          <w:szCs w:val="20"/>
+        </w:rPr>
+        <w:t xml:space="preserve">1 </w:t>
+      </w:r>
+      <w:r>
+        <w:rPr>
+          <w:b/>
+          <w:bCs/>
+          <w:sz w:val="20"/>
+          <w:szCs w:val="20"/>
+        </w:rPr>
+        <w:t>CCP</w:t>
+      </w:r>
+      <w:r>
+        <w:rPr>
+          <w:b/>
+          <w:bCs/>
+          <w:sz w:val="20"/>
+          <w:szCs w:val="20"/>
+        </w:rPr>
+        <w:t>1</w:t>
+      </w:r>
+      <w:r>
+        <w:rPr>
+          <w:b/>
+          <w:bCs/>
+          <w:sz w:val="20"/>
+          <w:szCs w:val="20"/>
+        </w:rPr>
+        <w:t xml:space="preserve"> LI</w:t>
+      </w:r>
+      <w:r>
+        <w:rPr>
+          <w:b/>
+          <w:bCs/>
+          <w:sz w:val="20"/>
+          <w:szCs w:val="20"/>
+        </w:rPr>
+        <w:t>1</w:t>
+      </w:r>
+      <w:r>
+        <w:rPr>
+          <w:b/>
+          <w:bCs/>
+          <w:sz w:val="20"/>
+          <w:szCs w:val="20"/>
+        </w:rPr>
+        <w:t xml:space="preserve"> LT</w:t>
+      </w:r>
+      <w:r>
+        <w:rPr>
+          <w:b/>
+          <w:bCs/>
+          <w:sz w:val="20"/>
+          <w:szCs w:val="20"/>
+        </w:rPr>
+        <w:t>1</w:t>
+      </w:r>
+      <w:r>
+        <w:rPr>
+          <w:b/>
+          <w:bCs/>
+          <w:sz w:val="20"/>
+          <w:szCs w:val="20"/>
+        </w:rPr>
+        <w:t xml:space="preserve"> FT</w:t>
+      </w:r>
+      <w:r>
+        <w:rPr>
+          <w:b/>
+          <w:bCs/>
+          <w:sz w:val="20"/>
+          <w:szCs w:val="20"/>
+        </w:rPr>
+        <w:t>1</w:t>
+      </w:r>
+      <w:r>
+        <w:rPr>
+          <w:b/>
+          <w:bCs/>
+          <w:sz w:val="20"/>
+          <w:szCs w:val="20"/>
+        </w:rPr>
+        <w:t xml:space="preserve"> LCI</w:t>
+      </w:r>
+      <w:r>
+        <w:rPr>
+          <w:b/>
+          <w:bCs/>
+          <w:sz w:val="20"/>
+          <w:szCs w:val="20"/>
+        </w:rPr>
+        <w:t>1</w:t>
+      </w:r>
+      <w:r>
+        <w:rPr>
+          <w:b/>
+          <w:bCs/>
+          <w:sz w:val="20"/>
+          <w:szCs w:val="20"/>
+        </w:rPr>
+        <w:t xml:space="preserve"> LCA</w:t>
+      </w:r>
+      <w:r>
+        <w:rPr>
+          <w:b/>
+          <w:bCs/>
+          <w:sz w:val="20"/>
+          <w:szCs w:val="20"/>
+        </w:rPr>
+        <w:t>1</w:t>
+      </w:r>
+      <w:r>
+        <w:rPr>
+          <w:b/>
+          <w:bCs/>
+          <w:sz w:val="20"/>
+          <w:szCs w:val="20"/>
+        </w:rPr>
+        <w:t xml:space="preserve"> FCA</w:t>
+      </w:r>
+      <w:r>
+        <w:rPr>
+          <w:b/>
+          <w:bCs/>
+          <w:sz w:val="20"/>
+          <w:szCs w:val="20"/>
+        </w:rPr>
+        <w:t>2</w:t>
+      </w:r>
+      <w:r>
+        <w:rPr>
+          <w:b/>
+          <w:bCs/>
+          <w:sz w:val="20"/>
+          <w:szCs w:val="20"/>
+        </w:rPr>
+        <w:t xml:space="preserve"> LS</w:t>
+      </w:r>
+      <w:r>
+        <w:rPr>
+          <w:b/>
+          <w:bCs/>
+          <w:sz w:val="20"/>
+          <w:szCs w:val="20"/>
+        </w:rPr>
+        <w:t>1</w:t>
+      </w:r>
+    </w:p>
+    <w:p>
+      <w:r>
+        <w:t>:FORMATO CAP NON CORRETTO</w:t>
+      </w:r>
+    </w:p>
+    <w:p/>
+    <w:p/>
+    <w:tbl>
+      <w:tblPr>
+        <w:tblStyle w:val="Grigliatabella"/>
+        <w:tblW w:w="0" w:type="auto"/>
+        <w:tblLook w:val="04A0" w:firstRow="1" w:lastRow="0" w:firstColumn="1" w:lastColumn="0" w:noHBand="0" w:noVBand="1"/>
+      </w:tblPr>
+      <w:tblGrid>
+        <w:gridCol w:w="3369"/>
+        <w:gridCol w:w="6259"/>
+      </w:tblGrid>
+      <w:tr>
+        <w:tc>
+          <w:tcPr>
+            <w:tcW w:w="9628" w:type="dxa"/>
+            <w:gridSpan w:val="2"/>
+          </w:tcPr>
+          <w:p>
+            <w:pPr>
+              <w:jc w:val="center"/>
+            </w:pPr>
+            <w:r>
+              <w:t>Parametro: Stato</w:t>
+            </w:r>
+          </w:p>
+        </w:tc>
+      </w:tr>
+      <w:tr>
+        <w:tc>
+          <w:tcPr>
+            <w:tcW w:w="3369" w:type="dxa"/>
+          </w:tcPr>
+          <w:p>
+            <w:pPr>
+              <w:jc w:val="center"/>
+            </w:pPr>
+            <w:r>
+              <w:t>Categorie</w:t>
+            </w:r>
+          </w:p>
+        </w:tc>
+        <w:tc>
+          <w:tcPr>
+            <w:tcW w:w="6259" w:type="dxa"/>
+          </w:tcPr>
+          <w:p>
+            <w:pPr>
+              <w:jc w:val="center"/>
+            </w:pPr>
+            <w:r>
+              <w:t>Scelte</w:t>
+            </w:r>
+          </w:p>
+        </w:tc>
+      </w:tr>
+      <w:tr>
+        <w:tc>
+          <w:tcPr>
+            <w:tcW w:w="3369" w:type="dxa"/>
+          </w:tcPr>
+          <w:p>
+            <w:r>
+              <w:t>Lunghezza Stato LS</w:t>
+            </w:r>
+          </w:p>
+        </w:tc>
+        <w:tc>
+          <w:tcPr>
+            <w:tcW w:w="6259" w:type="dxa"/>
+          </w:tcPr>
+          <w:p>
+            <w:r>
+              <w:t>1. Lunghezza corretta&gt;=4 e &lt;=20  [property L</w:t>
+            </w:r>
+            <w:r>
+              <w:t>S</w:t>
+            </w:r>
+            <w:r>
+              <w:t>_VALID]</w:t>
+            </w:r>
+          </w:p>
+          <w:p>
+            <w:r>
+              <w:t>2. Lunghezza non corretta</w:t>
+            </w:r>
+          </w:p>
+          <w:p/>
+        </w:tc>
+      </w:tr>
+    </w:tbl>
+    <w:p>
+      <w:pPr>
+        <w:rPr>
+          <w:b/>
+          <w:bCs/>
+          <w:sz w:val="20"/>
+          <w:szCs w:val="20"/>
+        </w:rPr>
+      </w:pPr>
+      <w:r>
+        <w:rPr>
+          <w:b/>
+          <w:bCs/>
+          <w:sz w:val="20"/>
+          <w:szCs w:val="20"/>
+        </w:rPr>
+        <w:t>LN</w:t>
+      </w:r>
+      <w:r>
+        <w:rPr>
+          <w:b/>
+          <w:bCs/>
+          <w:sz w:val="20"/>
+          <w:szCs w:val="20"/>
+        </w:rPr>
+        <w:t>1</w:t>
+      </w:r>
+      <w:r>
+        <w:rPr>
+          <w:b/>
+          <w:bCs/>
+          <w:sz w:val="20"/>
+          <w:szCs w:val="20"/>
+        </w:rPr>
+        <w:t xml:space="preserve"> FN</w:t>
+      </w:r>
+      <w:r>
+        <w:rPr>
+          <w:b/>
+          <w:bCs/>
+          <w:sz w:val="20"/>
+          <w:szCs w:val="20"/>
+        </w:rPr>
+        <w:t>1</w:t>
+      </w:r>
+      <w:r>
+        <w:rPr>
+          <w:b/>
+          <w:bCs/>
+          <w:sz w:val="20"/>
+          <w:szCs w:val="20"/>
+        </w:rPr>
+        <w:t xml:space="preserve"> LC</w:t>
+      </w:r>
+      <w:r>
+        <w:rPr>
+          <w:b/>
+          <w:bCs/>
+          <w:sz w:val="20"/>
+          <w:szCs w:val="20"/>
+        </w:rPr>
+        <w:t>1</w:t>
+      </w:r>
+      <w:r>
+        <w:rPr>
+          <w:b/>
+          <w:bCs/>
+          <w:sz w:val="20"/>
+          <w:szCs w:val="20"/>
+        </w:rPr>
+        <w:t xml:space="preserve"> FC</w:t>
+      </w:r>
+      <w:r>
+        <w:rPr>
+          <w:b/>
+          <w:bCs/>
+          <w:sz w:val="20"/>
+          <w:szCs w:val="20"/>
+        </w:rPr>
+        <w:t>1</w:t>
+      </w:r>
+      <w:r>
+        <w:rPr>
+          <w:b/>
+          <w:bCs/>
+          <w:sz w:val="20"/>
+          <w:szCs w:val="20"/>
+        </w:rPr>
+        <w:t xml:space="preserve"> LU</w:t>
+      </w:r>
+      <w:r>
+        <w:rPr>
+          <w:b/>
+          <w:bCs/>
+          <w:sz w:val="20"/>
+          <w:szCs w:val="20"/>
+        </w:rPr>
+        <w:t>1</w:t>
+      </w:r>
+      <w:r>
+        <w:rPr>
+          <w:b/>
+          <w:bCs/>
+          <w:sz w:val="20"/>
+          <w:szCs w:val="20"/>
+        </w:rPr>
+        <w:t xml:space="preserve"> FU</w:t>
+      </w:r>
+      <w:r>
+        <w:rPr>
+          <w:b/>
+          <w:bCs/>
+          <w:sz w:val="20"/>
+          <w:szCs w:val="20"/>
+        </w:rPr>
+        <w:t>1</w:t>
+      </w:r>
+      <w:r>
+        <w:rPr>
+          <w:b/>
+          <w:bCs/>
+          <w:sz w:val="20"/>
+          <w:szCs w:val="20"/>
+        </w:rPr>
+        <w:t xml:space="preserve"> EU</w:t>
+      </w:r>
+      <w:r>
+        <w:rPr>
+          <w:b/>
+          <w:bCs/>
+          <w:sz w:val="20"/>
+          <w:szCs w:val="20"/>
+        </w:rPr>
+        <w:t>1</w:t>
+      </w:r>
+      <w:r>
+        <w:rPr>
+          <w:b/>
+          <w:bCs/>
+          <w:sz w:val="20"/>
+          <w:szCs w:val="20"/>
+        </w:rPr>
+        <w:t xml:space="preserve"> LE</w:t>
+      </w:r>
+      <w:r>
+        <w:rPr>
+          <w:b/>
+          <w:bCs/>
+          <w:sz w:val="20"/>
+          <w:szCs w:val="20"/>
+        </w:rPr>
+        <w:t>1</w:t>
+      </w:r>
+      <w:r>
+        <w:rPr>
+          <w:b/>
+          <w:bCs/>
+          <w:sz w:val="20"/>
+          <w:szCs w:val="20"/>
+        </w:rPr>
+        <w:t xml:space="preserve"> FE</w:t>
+      </w:r>
+      <w:r>
+        <w:rPr>
+          <w:b/>
+          <w:bCs/>
+          <w:sz w:val="20"/>
+          <w:szCs w:val="20"/>
+        </w:rPr>
+        <w:t>1</w:t>
+      </w:r>
+      <w:r>
+        <w:rPr>
+          <w:b/>
+          <w:bCs/>
+          <w:sz w:val="20"/>
+          <w:szCs w:val="20"/>
+        </w:rPr>
+        <w:t xml:space="preserve"> EE</w:t>
+      </w:r>
+      <w:r>
+        <w:rPr>
+          <w:b/>
+          <w:bCs/>
+          <w:sz w:val="20"/>
+          <w:szCs w:val="20"/>
+        </w:rPr>
+        <w:t>1</w:t>
+      </w:r>
+      <w:r>
+        <w:rPr>
+          <w:b/>
+          <w:bCs/>
+          <w:sz w:val="20"/>
+          <w:szCs w:val="20"/>
+        </w:rPr>
+        <w:t xml:space="preserve"> LP</w:t>
+      </w:r>
+      <w:r>
+        <w:rPr>
+          <w:b/>
+          <w:bCs/>
+          <w:sz w:val="20"/>
+          <w:szCs w:val="20"/>
+        </w:rPr>
+        <w:t>1</w:t>
+      </w:r>
+      <w:r>
+        <w:rPr>
+          <w:b/>
+          <w:bCs/>
+          <w:sz w:val="20"/>
+          <w:szCs w:val="20"/>
+        </w:rPr>
+        <w:t xml:space="preserve"> FP</w:t>
+      </w:r>
+      <w:r>
+        <w:rPr>
+          <w:b/>
+          <w:bCs/>
+          <w:sz w:val="20"/>
+          <w:szCs w:val="20"/>
+        </w:rPr>
+        <w:t xml:space="preserve">1 </w:t>
+      </w:r>
+      <w:r>
+        <w:rPr>
+          <w:b/>
+          <w:bCs/>
+          <w:sz w:val="20"/>
+          <w:szCs w:val="20"/>
+        </w:rPr>
+        <w:t>CCP</w:t>
+      </w:r>
+      <w:r>
+        <w:rPr>
+          <w:b/>
+          <w:bCs/>
+          <w:sz w:val="20"/>
+          <w:szCs w:val="20"/>
+        </w:rPr>
+        <w:t>1</w:t>
+      </w:r>
+      <w:r>
+        <w:rPr>
+          <w:b/>
+          <w:bCs/>
+          <w:sz w:val="20"/>
+          <w:szCs w:val="20"/>
+        </w:rPr>
+        <w:t xml:space="preserve"> LI</w:t>
+      </w:r>
+      <w:r>
+        <w:rPr>
+          <w:b/>
+          <w:bCs/>
+          <w:sz w:val="20"/>
+          <w:szCs w:val="20"/>
+        </w:rPr>
+        <w:t>1</w:t>
+      </w:r>
+      <w:r>
+        <w:rPr>
+          <w:b/>
+          <w:bCs/>
+          <w:sz w:val="20"/>
+          <w:szCs w:val="20"/>
+        </w:rPr>
+        <w:t xml:space="preserve"> LT</w:t>
+      </w:r>
+      <w:r>
+        <w:rPr>
+          <w:b/>
+          <w:bCs/>
+          <w:sz w:val="20"/>
+          <w:szCs w:val="20"/>
+        </w:rPr>
+        <w:t>1</w:t>
+      </w:r>
+      <w:r>
+        <w:rPr>
+          <w:b/>
+          <w:bCs/>
+          <w:sz w:val="20"/>
+          <w:szCs w:val="20"/>
+        </w:rPr>
+        <w:t xml:space="preserve"> FT</w:t>
+      </w:r>
+      <w:r>
+        <w:rPr>
+          <w:b/>
+          <w:bCs/>
+          <w:sz w:val="20"/>
+          <w:szCs w:val="20"/>
+        </w:rPr>
+        <w:t>1</w:t>
+      </w:r>
+      <w:r>
+        <w:rPr>
+          <w:b/>
+          <w:bCs/>
+          <w:sz w:val="20"/>
+          <w:szCs w:val="20"/>
+        </w:rPr>
+        <w:t xml:space="preserve"> LCI</w:t>
+      </w:r>
+      <w:r>
+        <w:rPr>
+          <w:b/>
+          <w:bCs/>
+          <w:sz w:val="20"/>
+          <w:szCs w:val="20"/>
+        </w:rPr>
+        <w:t>1</w:t>
+      </w:r>
+      <w:r>
+        <w:rPr>
+          <w:b/>
+          <w:bCs/>
+          <w:sz w:val="20"/>
+          <w:szCs w:val="20"/>
+        </w:rPr>
+        <w:t xml:space="preserve"> LCA</w:t>
+      </w:r>
+      <w:r>
+        <w:rPr>
+          <w:b/>
+          <w:bCs/>
+          <w:sz w:val="20"/>
+          <w:szCs w:val="20"/>
+        </w:rPr>
+        <w:t>1</w:t>
+      </w:r>
+      <w:r>
+        <w:rPr>
+          <w:b/>
+          <w:bCs/>
+          <w:sz w:val="20"/>
+          <w:szCs w:val="20"/>
+        </w:rPr>
+        <w:t xml:space="preserve"> FCA</w:t>
+      </w:r>
+      <w:r>
+        <w:rPr>
+          <w:b/>
+          <w:bCs/>
+          <w:sz w:val="20"/>
+          <w:szCs w:val="20"/>
+        </w:rPr>
+        <w:t>1</w:t>
+      </w:r>
+      <w:r>
+        <w:rPr>
+          <w:b/>
+          <w:bCs/>
+          <w:sz w:val="20"/>
+          <w:szCs w:val="20"/>
+        </w:rPr>
+        <w:t xml:space="preserve"> LS</w:t>
+      </w:r>
+      <w:r>
+        <w:rPr>
+          <w:b/>
+          <w:bCs/>
+          <w:sz w:val="20"/>
+          <w:szCs w:val="20"/>
+        </w:rPr>
+        <w:t>2</w:t>
+      </w:r>
+    </w:p>
+    <w:p>
+      <w:r>
+        <w:t>:LUNGHEZZA STATO NON CORRETTA</w:t>
+      </w:r>
+    </w:p>
+    <w:p/>
+    <w:p>
+      <w:pPr>
+        <w:rPr>
+          <w:b/>
+          <w:bCs/>
+          <w:sz w:val="32"/>
+          <w:szCs w:val="32"/>
+        </w:rPr>
+      </w:pPr>
+    </w:p>
+    <w:p>
+      <w:pPr>
+        <w:rPr>
+          <w:b/>
+          <w:bCs/>
+          <w:sz w:val="32"/>
+          <w:szCs w:val="32"/>
+        </w:rPr>
+      </w:pPr>
+      <w:r>
+        <w:rPr>
+          <w:b/>
+          <w:bCs/>
+          <w:sz w:val="32"/>
+          <w:szCs w:val="32"/>
+        </w:rPr>
+        <w:t>TEST FRAME :</w:t>
+      </w:r>
+    </w:p>
+    <w:p>
+      <w:pPr>
+        <w:rPr>
+          <w:b/>
+          <w:bCs/>
+          <w:sz w:val="32"/>
+          <w:szCs w:val="32"/>
+        </w:rPr>
+      </w:pPr>
+      <w:r>
+        <w:rPr>
+          <w:b/>
+          <w:bCs/>
+          <w:sz w:val="32"/>
+          <w:szCs w:val="32"/>
+        </w:rPr>
+        <w:t>Le combinazioni sono state sviluppate di seguito alle tabelle dei parametri.</w:t>
+      </w:r>
+    </w:p>
+    <w:p>
+      <w:pPr>
+        <w:rPr>
+          <w:b/>
+          <w:bCs/>
+          <w:sz w:val="20"/>
+          <w:szCs w:val="20"/>
+        </w:rPr>
+      </w:pPr>
+      <w:r>
+        <w:rPr>
+          <w:b/>
+          <w:bCs/>
+          <w:sz w:val="20"/>
+          <w:szCs w:val="20"/>
+        </w:rPr>
+        <w:t>TC_REGISTRAZIONE_SUCCESSUFUL:</w:t>
+      </w:r>
+    </w:p>
+    <w:p>
+      <w:pPr>
+        <w:rPr>
+          <w:b/>
+          <w:bCs/>
+          <w:sz w:val="20"/>
+          <w:szCs w:val="20"/>
+        </w:rPr>
+      </w:pPr>
+      <w:r>
+        <w:rPr>
+          <w:b/>
+          <w:bCs/>
+          <w:sz w:val="20"/>
+          <w:szCs w:val="20"/>
+        </w:rPr>
+        <w:t>LN</w:t>
+      </w:r>
+      <w:r>
+        <w:rPr>
+          <w:b/>
+          <w:bCs/>
+          <w:sz w:val="20"/>
+          <w:szCs w:val="20"/>
+        </w:rPr>
+        <w:t>1</w:t>
+      </w:r>
+      <w:r>
+        <w:rPr>
+          <w:b/>
+          <w:bCs/>
+          <w:sz w:val="20"/>
+          <w:szCs w:val="20"/>
+        </w:rPr>
+        <w:t xml:space="preserve"> FN</w:t>
+      </w:r>
+      <w:r>
+        <w:rPr>
+          <w:b/>
+          <w:bCs/>
+          <w:sz w:val="20"/>
+          <w:szCs w:val="20"/>
+        </w:rPr>
+        <w:t>1</w:t>
+      </w:r>
+      <w:r>
+        <w:rPr>
+          <w:b/>
+          <w:bCs/>
+          <w:sz w:val="20"/>
+          <w:szCs w:val="20"/>
+        </w:rPr>
+        <w:t xml:space="preserve"> LC</w:t>
+      </w:r>
+      <w:r>
+        <w:rPr>
+          <w:b/>
+          <w:bCs/>
+          <w:sz w:val="20"/>
+          <w:szCs w:val="20"/>
+        </w:rPr>
+        <w:t>1</w:t>
+      </w:r>
+      <w:r>
+        <w:rPr>
+          <w:b/>
+          <w:bCs/>
+          <w:sz w:val="20"/>
+          <w:szCs w:val="20"/>
+        </w:rPr>
+        <w:t xml:space="preserve"> FC</w:t>
+      </w:r>
+      <w:r>
+        <w:rPr>
+          <w:b/>
+          <w:bCs/>
+          <w:sz w:val="20"/>
+          <w:szCs w:val="20"/>
+        </w:rPr>
+        <w:t>1</w:t>
+      </w:r>
+      <w:r>
+        <w:rPr>
+          <w:b/>
+          <w:bCs/>
+          <w:sz w:val="20"/>
+          <w:szCs w:val="20"/>
+        </w:rPr>
+        <w:t xml:space="preserve"> LU</w:t>
+      </w:r>
+      <w:r>
+        <w:rPr>
+          <w:b/>
+          <w:bCs/>
+          <w:sz w:val="20"/>
+          <w:szCs w:val="20"/>
+        </w:rPr>
+        <w:t>1</w:t>
+      </w:r>
+      <w:r>
+        <w:rPr>
+          <w:b/>
+          <w:bCs/>
+          <w:sz w:val="20"/>
+          <w:szCs w:val="20"/>
+        </w:rPr>
+        <w:t xml:space="preserve"> FU</w:t>
+      </w:r>
+      <w:r>
+        <w:rPr>
+          <w:b/>
+          <w:bCs/>
+          <w:sz w:val="20"/>
+          <w:szCs w:val="20"/>
+        </w:rPr>
+        <w:t>1</w:t>
+      </w:r>
+      <w:r>
+        <w:rPr>
+          <w:b/>
+          <w:bCs/>
+          <w:sz w:val="20"/>
+          <w:szCs w:val="20"/>
+        </w:rPr>
+        <w:t xml:space="preserve"> EU</w:t>
+      </w:r>
+      <w:r>
+        <w:rPr>
+          <w:b/>
+          <w:bCs/>
+          <w:sz w:val="20"/>
+          <w:szCs w:val="20"/>
+        </w:rPr>
+        <w:t>1</w:t>
+      </w:r>
+      <w:r>
+        <w:rPr>
+          <w:b/>
+          <w:bCs/>
+          <w:sz w:val="20"/>
+          <w:szCs w:val="20"/>
+        </w:rPr>
+        <w:t xml:space="preserve"> LE</w:t>
+      </w:r>
+      <w:r>
+        <w:rPr>
+          <w:b/>
+          <w:bCs/>
+          <w:sz w:val="20"/>
+          <w:szCs w:val="20"/>
+        </w:rPr>
+        <w:t>1</w:t>
+      </w:r>
+      <w:r>
+        <w:rPr>
+          <w:b/>
+          <w:bCs/>
+          <w:sz w:val="20"/>
+          <w:szCs w:val="20"/>
+        </w:rPr>
+        <w:t xml:space="preserve"> FE</w:t>
+      </w:r>
+      <w:r>
+        <w:rPr>
+          <w:b/>
+          <w:bCs/>
+          <w:sz w:val="20"/>
+          <w:szCs w:val="20"/>
+        </w:rPr>
+        <w:t>1</w:t>
+      </w:r>
+      <w:r>
+        <w:rPr>
+          <w:b/>
+          <w:bCs/>
+          <w:sz w:val="20"/>
+          <w:szCs w:val="20"/>
+        </w:rPr>
+        <w:t xml:space="preserve"> EE</w:t>
+      </w:r>
+      <w:r>
+        <w:rPr>
+          <w:b/>
+          <w:bCs/>
+          <w:sz w:val="20"/>
+          <w:szCs w:val="20"/>
+        </w:rPr>
+        <w:t>1</w:t>
+      </w:r>
+      <w:r>
+        <w:rPr>
+          <w:b/>
+          <w:bCs/>
+          <w:sz w:val="20"/>
+          <w:szCs w:val="20"/>
+        </w:rPr>
+        <w:t xml:space="preserve"> LP</w:t>
+      </w:r>
+      <w:r>
+        <w:rPr>
+          <w:b/>
+          <w:bCs/>
+          <w:sz w:val="20"/>
+          <w:szCs w:val="20"/>
+        </w:rPr>
+        <w:t>1</w:t>
+      </w:r>
+      <w:r>
+        <w:rPr>
+          <w:b/>
+          <w:bCs/>
+          <w:sz w:val="20"/>
+          <w:szCs w:val="20"/>
+        </w:rPr>
+        <w:t xml:space="preserve"> FP</w:t>
+      </w:r>
+      <w:r>
+        <w:rPr>
+          <w:b/>
+          <w:bCs/>
+          <w:sz w:val="20"/>
+          <w:szCs w:val="20"/>
+        </w:rPr>
+        <w:t>1</w:t>
+      </w:r>
+      <w:r>
+        <w:rPr>
+          <w:b/>
+          <w:bCs/>
+          <w:sz w:val="20"/>
+          <w:szCs w:val="20"/>
+        </w:rPr>
+        <w:t xml:space="preserve"> </w:t>
+      </w:r>
+      <w:r>
+        <w:rPr>
+          <w:b/>
+          <w:bCs/>
+          <w:sz w:val="20"/>
+          <w:szCs w:val="20"/>
+        </w:rPr>
+        <w:t>CCP</w:t>
+      </w:r>
+      <w:r>
+        <w:rPr>
+          <w:b/>
+          <w:bCs/>
+          <w:sz w:val="20"/>
+          <w:szCs w:val="20"/>
+        </w:rPr>
+        <w:t>1</w:t>
+      </w:r>
+      <w:r>
+        <w:rPr>
+          <w:b/>
+          <w:bCs/>
+          <w:sz w:val="20"/>
+          <w:szCs w:val="20"/>
+        </w:rPr>
+        <w:t xml:space="preserve"> LI</w:t>
+      </w:r>
+      <w:r>
+        <w:rPr>
+          <w:b/>
+          <w:bCs/>
+          <w:sz w:val="20"/>
+          <w:szCs w:val="20"/>
+        </w:rPr>
+        <w:t>1</w:t>
+      </w:r>
+      <w:r>
+        <w:rPr>
+          <w:b/>
+          <w:bCs/>
+          <w:sz w:val="20"/>
+          <w:szCs w:val="20"/>
+        </w:rPr>
+        <w:t xml:space="preserve"> LT</w:t>
+      </w:r>
+      <w:r>
+        <w:rPr>
+          <w:b/>
+          <w:bCs/>
+          <w:sz w:val="20"/>
+          <w:szCs w:val="20"/>
+        </w:rPr>
+        <w:t>1</w:t>
+      </w:r>
+      <w:r>
+        <w:rPr>
+          <w:b/>
+          <w:bCs/>
+          <w:sz w:val="20"/>
+          <w:szCs w:val="20"/>
+        </w:rPr>
+        <w:t xml:space="preserve"> FT</w:t>
+      </w:r>
+      <w:r>
+        <w:rPr>
+          <w:b/>
+          <w:bCs/>
+          <w:sz w:val="20"/>
+          <w:szCs w:val="20"/>
+        </w:rPr>
+        <w:t>1</w:t>
+      </w:r>
+      <w:r>
+        <w:rPr>
+          <w:b/>
+          <w:bCs/>
+          <w:sz w:val="20"/>
+          <w:szCs w:val="20"/>
+        </w:rPr>
+        <w:t xml:space="preserve"> LCI</w:t>
+      </w:r>
+      <w:r>
+        <w:rPr>
+          <w:b/>
+          <w:bCs/>
+          <w:sz w:val="20"/>
+          <w:szCs w:val="20"/>
+        </w:rPr>
+        <w:t>1</w:t>
+      </w:r>
+      <w:r>
+        <w:rPr>
+          <w:b/>
+          <w:bCs/>
+          <w:sz w:val="20"/>
+          <w:szCs w:val="20"/>
+        </w:rPr>
+        <w:t xml:space="preserve"> LCA</w:t>
+      </w:r>
+      <w:r>
+        <w:rPr>
+          <w:b/>
+          <w:bCs/>
+          <w:sz w:val="20"/>
+          <w:szCs w:val="20"/>
+        </w:rPr>
+        <w:t>1</w:t>
+      </w:r>
+      <w:r>
+        <w:rPr>
+          <w:b/>
+          <w:bCs/>
+          <w:sz w:val="20"/>
+          <w:szCs w:val="20"/>
+        </w:rPr>
+        <w:t xml:space="preserve"> FCA</w:t>
+      </w:r>
+      <w:r>
+        <w:rPr>
+          <w:b/>
+          <w:bCs/>
+          <w:sz w:val="20"/>
+          <w:szCs w:val="20"/>
+        </w:rPr>
+        <w:t>1</w:t>
+      </w:r>
+      <w:r>
+        <w:rPr>
+          <w:b/>
+          <w:bCs/>
+          <w:sz w:val="20"/>
+          <w:szCs w:val="20"/>
+        </w:rPr>
+        <w:t xml:space="preserve"> LS</w:t>
+      </w:r>
+      <w:r>
+        <w:rPr>
+          <w:b/>
+          <w:bCs/>
+          <w:sz w:val="20"/>
+          <w:szCs w:val="20"/>
+        </w:rPr>
+        <w:t>1</w:t>
+      </w:r>
+    </w:p>
+    <w:p>
+      <w:pPr>
+        <w:rPr>
+          <w:b/>
+          <w:bCs/>
+          <w:sz w:val="20"/>
+          <w:szCs w:val="20"/>
+        </w:rPr>
+      </w:pPr>
+    </w:p>
+    <w:p>
+      <w:pPr>
+        <w:rPr>
+          <w:b/>
+          <w:bCs/>
+          <w:sz w:val="20"/>
+          <w:szCs w:val="20"/>
+        </w:rPr>
+      </w:pPr>
+    </w:p>
+    <w:p>
+      <w:pPr>
+        <w:rPr>
+          <w:b/>
+          <w:bCs/>
+          <w:sz w:val="20"/>
+          <w:szCs w:val="20"/>
+        </w:rPr>
+      </w:pPr>
+    </w:p>
+    <w:p>
+      <w:pPr>
+        <w:rPr>
+          <w:b/>
+          <w:bCs/>
+          <w:sz w:val="20"/>
+          <w:szCs w:val="20"/>
+        </w:rPr>
+      </w:pPr>
+    </w:p>
+    <w:p>
+      <w:pPr>
+        <w:rPr>
+          <w:b/>
+          <w:bCs/>
+          <w:sz w:val="20"/>
+          <w:szCs w:val="20"/>
+        </w:rPr>
+      </w:pPr>
+    </w:p>
+    <w:p>
+      <w:pPr>
+        <w:rPr>
+          <w:b/>
+          <w:bCs/>
+          <w:sz w:val="20"/>
+          <w:szCs w:val="20"/>
+        </w:rPr>
+      </w:pPr>
     </w:p>
     <w:sectPr>
       <w:footerReference w:type="default" r:id="rId9"/>

--- a/Deliverables/Edil CommerceDesign_TestPlan.docx
+++ b/Deliverables/Edil CommerceDesign_TestPlan.docx
@@ -2075,7 +2075,75 @@
           <w:sz w:val="28"/>
           <w:szCs w:val="28"/>
         </w:rPr>
-        <w:t xml:space="preserve">, ovvero testeremo i singoli componenti, in modo da verificare che non ci siano errori, su ogni funzionalità. </w:t>
+        <w:t>, ovvero testeremo i singoli componenti, in modo da verificare che non ci siano errori, su ogni funzionalità</w:t>
+      </w:r>
+      <w:r>
+        <w:rPr>
+          <w:sz w:val="28"/>
+          <w:szCs w:val="28"/>
+        </w:rPr>
+        <w:t xml:space="preserve">, utilizzando la tecnica ”BLACK-BOX” </w:t>
+      </w:r>
+      <w:r>
+        <w:rPr>
+          <w:sz w:val="28"/>
+          <w:szCs w:val="28"/>
+        </w:rPr>
+        <w:t>.</w:t>
+      </w:r>
+    </w:p>
+    <w:p>
+      <w:pPr>
+        <w:rPr>
+          <w:sz w:val="28"/>
+          <w:szCs w:val="28"/>
+        </w:rPr>
+      </w:pPr>
+      <w:r>
+        <w:rPr>
+          <w:sz w:val="28"/>
+          <w:szCs w:val="28"/>
+        </w:rPr>
+        <w:t>Verrà utilizzata la strategia di testing “</w:t>
+      </w:r>
+      <w:proofErr w:type="spellStart"/>
+      <w:r>
+        <w:rPr>
+          <w:sz w:val="28"/>
+          <w:szCs w:val="28"/>
+        </w:rPr>
+        <w:t>Category</w:t>
+      </w:r>
+      <w:proofErr w:type="spellEnd"/>
+      <w:r>
+        <w:rPr>
+          <w:sz w:val="28"/>
+          <w:szCs w:val="28"/>
+        </w:rPr>
+        <w:t xml:space="preserve"> </w:t>
+      </w:r>
+      <w:proofErr w:type="spellStart"/>
+      <w:r>
+        <w:rPr>
+          <w:sz w:val="28"/>
+          <w:szCs w:val="28"/>
+        </w:rPr>
+        <w:t>Partition</w:t>
+      </w:r>
+      <w:proofErr w:type="spellEnd"/>
+      <w:r>
+        <w:rPr>
+          <w:sz w:val="28"/>
+          <w:szCs w:val="28"/>
+        </w:rPr>
+        <w:t>”, per generare test funzionali da specifiche informali.</w:t>
+      </w:r>
+      <w:r>
+        <w:rPr>
+          <w:sz w:val="28"/>
+          <w:szCs w:val="28"/>
+        </w:rPr>
+        <w:t xml:space="preserve"> </w:t>
       </w:r>
     </w:p>
     <w:p>
@@ -2108,14 +2176,42 @@
           <w:sz w:val="28"/>
           <w:szCs w:val="28"/>
         </w:rPr>
-        <w:t xml:space="preserve"> verrà utilizzato per testare la logica interna del sottosistema, infatti, </w:t>
-      </w:r>
-      <w:r>
-        <w:rPr>
-          <w:sz w:val="28"/>
-          <w:szCs w:val="28"/>
-        </w:rPr>
-        <w:t>verranno testati un numero finito di “cammini”, sequenze di istruzioni utilizzate da un’esecuzione.</w:t>
+        <w:t xml:space="preserve"> verrà utilizzato per testare la logica interna del sottosistema,</w:t>
+      </w:r>
+      <w:r>
+        <w:rPr>
+          <w:sz w:val="28"/>
+          <w:szCs w:val="28"/>
+        </w:rPr>
+        <w:t xml:space="preserve"> utilizzando la tecnica ”WHITE-BOX”,</w:t>
+      </w:r>
+      <w:r>
+        <w:rPr>
+          <w:sz w:val="28"/>
+          <w:szCs w:val="28"/>
+        </w:rPr>
+        <w:t xml:space="preserve"> infatti, </w:t>
+      </w:r>
+      <w:r>
+        <w:rPr>
+          <w:sz w:val="28"/>
+          <w:szCs w:val="28"/>
+        </w:rPr>
+        <w:t>verranno testati un numero finito di “cammini”,</w:t>
+      </w:r>
+      <w:r>
+        <w:rPr>
+          <w:sz w:val="28"/>
+          <w:szCs w:val="28"/>
+        </w:rPr>
+        <w:t xml:space="preserve"> ovvero</w:t>
+      </w:r>
+      <w:r>
+        <w:rPr>
+          <w:sz w:val="28"/>
+          <w:szCs w:val="28"/>
+        </w:rPr>
+        <w:t xml:space="preserve"> sequenze di istruzioni utilizzate da un’esecuzione.</w:t>
       </w:r>
     </w:p>
     <w:p>
@@ -2200,7 +2296,25 @@
           <w:sz w:val="28"/>
           <w:szCs w:val="28"/>
         </w:rPr>
-        <w:t>-Testing di sistema utilizzando il tool “</w:t>
+        <w:t>-</w:t>
+      </w:r>
+      <w:r>
+        <w:rPr>
+          <w:b/>
+          <w:bCs/>
+          <w:i/>
+          <w:iCs/>
+          <w:sz w:val="28"/>
+          <w:szCs w:val="28"/>
+        </w:rPr>
+        <w:t>Testing di sistema</w:t>
+      </w:r>
+      <w:r>
+        <w:rPr>
+          <w:sz w:val="28"/>
+          <w:szCs w:val="28"/>
+        </w:rPr>
+        <w:t xml:space="preserve"> utilizzando il tool “</w:t>
       </w:r>
       <w:proofErr w:type="spellStart"/>
       <w:r>
@@ -2840,7 +2954,6 @@
               <w:jc w:val="center"/>
             </w:pPr>
             <w:r>
-              <w:lastRenderedPageBreak/>
               <w:t>Parametro:</w:t>
             </w:r>
             <w:r>
@@ -3227,21 +3340,7 @@
               <w:rPr>
                 <w:lang w:val="en-US"/>
               </w:rPr>
-              <w:t>[if FU_</w:t>
-            </w:r>
-            <w:proofErr w:type="gramStart"/>
-            <w:r>
-              <w:rPr>
-                <w:lang w:val="en-US"/>
-              </w:rPr>
-              <w:t>VALID][</w:t>
-            </w:r>
-            <w:proofErr w:type="gramEnd"/>
-            <w:r>
-              <w:rPr>
-                <w:lang w:val="en-US"/>
-              </w:rPr>
-              <w:t>property EU_EXIST]</w:t>
+              <w:t>[if FU_VALID][property EU_EXIST]</w:t>
             </w:r>
           </w:p>
         </w:tc>
@@ -3493,64 +3592,16 @@
               </w:rPr>
             </w:pPr>
             <w:r>
-              <w:rPr>
-                <w:lang w:val="en-GB"/>
-              </w:rPr>
               <w:t>2</w:t>
             </w:r>
             <w:r>
-              <w:rPr>
-                <w:lang w:val="en-GB"/>
-              </w:rPr>
-              <w:t xml:space="preserve">. </w:t>
-            </w:r>
-            <w:proofErr w:type="spellStart"/>
-            <w:r>
-              <w:rPr>
-                <w:lang w:val="en-GB"/>
-              </w:rPr>
-              <w:t>Esiste</w:t>
-            </w:r>
-            <w:proofErr w:type="spellEnd"/>
-            <w:r>
-              <w:rPr>
-                <w:lang w:val="en-GB"/>
-              </w:rPr>
-              <w:t xml:space="preserve"> </w:t>
-            </w:r>
-            <w:proofErr w:type="spellStart"/>
-            <w:r>
-              <w:rPr>
-                <w:lang w:val="en-GB"/>
-              </w:rPr>
-              <w:t>nel</w:t>
-            </w:r>
-            <w:proofErr w:type="spellEnd"/>
-            <w:r>
-              <w:rPr>
-                <w:lang w:val="en-GB"/>
-              </w:rPr>
-              <w:t xml:space="preserve"> Database.        </w:t>
+              <w:t xml:space="preserve">. Esiste nel Database.        </w:t>
             </w:r>
             <w:r>
               <w:rPr>
                 <w:lang w:val="en-US"/>
               </w:rPr>
-              <w:t>[if FE_</w:t>
-            </w:r>
-            <w:proofErr w:type="gramStart"/>
-            <w:r>
-              <w:rPr>
-                <w:lang w:val="en-US"/>
-              </w:rPr>
-              <w:t>VALID][</w:t>
-            </w:r>
-            <w:proofErr w:type="gramEnd"/>
-            <w:r>
-              <w:rPr>
-                <w:lang w:val="en-US"/>
-              </w:rPr>
-              <w:t>property EE_EXIST]</w:t>
+              <w:t>[if FE_VALID][property EE_EXIST]</w:t>
             </w:r>
           </w:p>
         </w:tc>
@@ -3584,6 +3635,7 @@
           <w:b/>
           <w:bCs/>
         </w:rPr>
+        <w:lastRenderedPageBreak/>
         <w:t>LN1 FN1 LC1 FC1 LU1 FU1 EU1 LE2 LP1 FP1</w:t>
       </w:r>
       <w:r>
@@ -3618,7 +3670,6 @@
           <w:b/>
           <w:bCs/>
         </w:rPr>
-        <w:lastRenderedPageBreak/>
         <w:t>LN1 FN1 LC1 FC1 LU1 FU1 EU1 LE1 FE2 LP1 FP1</w:t>
       </w:r>
       <w:r>
@@ -4149,7 +4200,6 @@
               <w:jc w:val="center"/>
             </w:pPr>
             <w:r>
-              <w:lastRenderedPageBreak/>
               <w:t>Parametro:</w:t>
             </w:r>
             <w:r>
@@ -4717,6 +4767,7 @@
     </w:p>
     <w:p>
       <w:r>
+        <w:lastRenderedPageBreak/>
         <w:t>:LUNGHEZZA STATO NON CORRETTA</w:t>
       </w:r>
     </w:p>
@@ -4740,7 +4791,6 @@
           <w:b/>
           <w:bCs/>
         </w:rPr>
-        <w:lastRenderedPageBreak/>
         <w:t>TEST FRAME :</w:t>
       </w:r>
     </w:p>
@@ -4879,23 +4929,7 @@
           <w:sz w:val="28"/>
           <w:szCs w:val="28"/>
         </w:rPr>
-        <w:t xml:space="preserve">Nome, Cognome, Username, E-mail, Password, </w:t>
-      </w:r>
-      <w:proofErr w:type="spellStart"/>
-      <w:r>
-        <w:rPr>
-          <w:sz w:val="28"/>
-          <w:szCs w:val="28"/>
-        </w:rPr>
-        <w:t>Conferma_Password</w:t>
-      </w:r>
-      <w:proofErr w:type="spellEnd"/>
-      <w:r>
-        <w:rPr>
-          <w:sz w:val="28"/>
-          <w:szCs w:val="28"/>
-        </w:rPr>
-        <w:t>, Indirizzo, Telefono, Città, Cap, Stato.</w:t>
+        <w:t>Nome, Cognome, Username, E-mail, Password, Conferma_Password, Indirizzo, Telefono, Città, Cap, Stato.</w:t>
       </w:r>
     </w:p>
     <w:p>
@@ -4953,7 +4987,16 @@
     </w:p>
     <w:p>
       <w:pPr>
-        <w:jc w:val="center"/>
+        <w:rPr>
+          <w:b/>
+          <w:bCs/>
+          <w:sz w:val="20"/>
+          <w:szCs w:val="20"/>
+        </w:rPr>
+      </w:pPr>
+    </w:p>
+    <w:p>
+      <w:pPr>
         <w:rPr>
           <w:b/>
           <w:bCs/>
@@ -4968,6 +5011,466 @@
           <w:sz w:val="32"/>
           <w:szCs w:val="32"/>
         </w:rPr>
+        <w:t>TC_LOGIN</w:t>
+      </w:r>
+    </w:p>
+    <w:p>
+      <w:pPr>
+        <w:rPr>
+          <w:b/>
+          <w:bCs/>
+        </w:rPr>
+      </w:pPr>
+      <w:r>
+        <w:rPr>
+          <w:b/>
+          <w:bCs/>
+        </w:rPr>
+        <w:t>Parametri: e-mail, password.</w:t>
+      </w:r>
+    </w:p>
+    <w:p>
+      <w:pPr>
+        <w:rPr>
+          <w:b/>
+          <w:bCs/>
+        </w:rPr>
+      </w:pPr>
+      <w:r>
+        <w:rPr>
+          <w:b/>
+          <w:bCs/>
+        </w:rPr>
+        <w:t>Variabile d’ambiente: Database</w:t>
+      </w:r>
+    </w:p>
+    <w:p>
+      <w:pPr>
+        <w:rPr>
+          <w:b/>
+          <w:bCs/>
+          <w:sz w:val="32"/>
+          <w:szCs w:val="32"/>
+        </w:rPr>
+      </w:pPr>
+    </w:p>
+    <w:tbl>
+      <w:tblPr>
+        <w:tblStyle w:val="Grigliatabella"/>
+        <w:tblW w:w="0" w:type="auto"/>
+        <w:tblLook w:val="04A0" w:firstRow="1" w:lastRow="0" w:firstColumn="1" w:lastColumn="0" w:noHBand="0" w:noVBand="1"/>
+      </w:tblPr>
+      <w:tblGrid>
+        <w:gridCol w:w="3510"/>
+        <w:gridCol w:w="6118"/>
+      </w:tblGrid>
+      <w:tr>
+        <w:tc>
+          <w:tcPr>
+            <w:tcW w:w="9628" w:type="dxa"/>
+            <w:gridSpan w:val="2"/>
+            <w:shd w:val="clear" w:color="auto" w:fill="92D050"/>
+          </w:tcPr>
+          <w:p>
+            <w:pPr>
+              <w:jc w:val="center"/>
+            </w:pPr>
+            <w:r>
+              <w:t>Parametro: E-mail</w:t>
+            </w:r>
+          </w:p>
+        </w:tc>
+      </w:tr>
+      <w:tr>
+        <w:tc>
+          <w:tcPr>
+            <w:tcW w:w="3510" w:type="dxa"/>
+            <w:shd w:val="clear" w:color="auto" w:fill="92D050"/>
+          </w:tcPr>
+          <w:p>
+            <w:pPr>
+              <w:jc w:val="center"/>
+            </w:pPr>
+            <w:r>
+              <w:t>Categorie</w:t>
+            </w:r>
+          </w:p>
+        </w:tc>
+        <w:tc>
+          <w:tcPr>
+            <w:tcW w:w="6118" w:type="dxa"/>
+            <w:shd w:val="clear" w:color="auto" w:fill="92D050"/>
+          </w:tcPr>
+          <w:p>
+            <w:pPr>
+              <w:jc w:val="center"/>
+            </w:pPr>
+            <w:r>
+              <w:t>Scelte</w:t>
+            </w:r>
+          </w:p>
+        </w:tc>
+      </w:tr>
+      <w:tr>
+        <w:tc>
+          <w:tcPr>
+            <w:tcW w:w="3510" w:type="dxa"/>
+            <w:shd w:val="clear" w:color="auto" w:fill="92D050"/>
+          </w:tcPr>
+          <w:p>
+            <w:r>
+              <w:t>Esistenza E-mail EE</w:t>
+            </w:r>
+          </w:p>
+        </w:tc>
+        <w:tc>
+          <w:tcPr>
+            <w:tcW w:w="6118" w:type="dxa"/>
+          </w:tcPr>
+          <w:p>
+            <w:r>
+              <w:t>1. Non esiste nel Database  [property EE_NOT_EXIST]</w:t>
+            </w:r>
+          </w:p>
+          <w:p>
+            <w:pPr>
+              <w:rPr>
+                <w:lang w:val="en-US"/>
+              </w:rPr>
+            </w:pPr>
+            <w:r>
+              <w:t xml:space="preserve">2. Esiste nel Database.        </w:t>
+            </w:r>
+            <w:r>
+              <w:rPr>
+                <w:lang w:val="en-US"/>
+              </w:rPr>
+              <w:t>[property EE_EXIST]</w:t>
+            </w:r>
+          </w:p>
+        </w:tc>
+      </w:tr>
+    </w:tbl>
+    <w:p>
+      <w:pPr>
+        <w:rPr>
+          <w:b/>
+          <w:bCs/>
+          <w:sz w:val="32"/>
+          <w:szCs w:val="32"/>
+          <w:lang w:val="en-US"/>
+        </w:rPr>
+      </w:pPr>
+    </w:p>
+    <w:p>
+      <w:pPr>
+        <w:rPr>
+          <w:b/>
+          <w:bCs/>
+          <w:sz w:val="20"/>
+          <w:szCs w:val="20"/>
+          <w:lang w:val="en-US"/>
+        </w:rPr>
+      </w:pPr>
+    </w:p>
+    <w:tbl>
+      <w:tblPr>
+        <w:tblStyle w:val="Grigliatabella"/>
+        <w:tblW w:w="0" w:type="auto"/>
+        <w:tblLook w:val="04A0" w:firstRow="1" w:lastRow="0" w:firstColumn="1" w:lastColumn="0" w:noHBand="0" w:noVBand="1"/>
+      </w:tblPr>
+      <w:tblGrid>
+        <w:gridCol w:w="3510"/>
+        <w:gridCol w:w="6118"/>
+      </w:tblGrid>
+      <w:tr>
+        <w:tc>
+          <w:tcPr>
+            <w:tcW w:w="9628" w:type="dxa"/>
+            <w:gridSpan w:val="2"/>
+            <w:shd w:val="clear" w:color="auto" w:fill="92D050"/>
+          </w:tcPr>
+          <w:p>
+            <w:pPr>
+              <w:jc w:val="center"/>
+            </w:pPr>
+            <w:r>
+              <w:t xml:space="preserve">Parametro: </w:t>
+            </w:r>
+            <w:r>
+              <w:t>Password</w:t>
+            </w:r>
+          </w:p>
+        </w:tc>
+      </w:tr>
+      <w:tr>
+        <w:tc>
+          <w:tcPr>
+            <w:tcW w:w="3510" w:type="dxa"/>
+            <w:shd w:val="clear" w:color="auto" w:fill="92D050"/>
+          </w:tcPr>
+          <w:p>
+            <w:pPr>
+              <w:jc w:val="center"/>
+            </w:pPr>
+            <w:r>
+              <w:t>Categorie</w:t>
+            </w:r>
+          </w:p>
+        </w:tc>
+        <w:tc>
+          <w:tcPr>
+            <w:tcW w:w="6118" w:type="dxa"/>
+            <w:shd w:val="clear" w:color="auto" w:fill="92D050"/>
+          </w:tcPr>
+          <w:p>
+            <w:pPr>
+              <w:jc w:val="center"/>
+            </w:pPr>
+            <w:r>
+              <w:t>Scelte</w:t>
+            </w:r>
+          </w:p>
+        </w:tc>
+      </w:tr>
+      <w:tr>
+        <w:tc>
+          <w:tcPr>
+            <w:tcW w:w="3510" w:type="dxa"/>
+            <w:shd w:val="clear" w:color="auto" w:fill="92D050"/>
+          </w:tcPr>
+          <w:p>
+            <w:r>
+              <w:t>Associazione Password ASP</w:t>
+            </w:r>
+          </w:p>
+        </w:tc>
+        <w:tc>
+          <w:tcPr>
+            <w:tcW w:w="6118" w:type="dxa"/>
+          </w:tcPr>
+          <w:p>
+            <w:pPr>
+              <w:rPr>
+                <w:lang w:val="en-US"/>
+              </w:rPr>
+            </w:pPr>
+            <w:r>
+              <w:rPr>
+                <w:lang w:val="en-US"/>
+              </w:rPr>
+              <w:t>1.Password associate all’ e-mail</w:t>
+            </w:r>
+            <w:r>
+              <w:rPr>
+                <w:lang w:val="en-US"/>
+              </w:rPr>
+              <w:t>[if EE_EXI</w:t>
+            </w:r>
+            <w:r>
+              <w:rPr>
+                <w:lang w:val="en-US"/>
+              </w:rPr>
+              <w:t>ST</w:t>
+            </w:r>
+            <w:r>
+              <w:rPr>
+                <w:lang w:val="en-US"/>
+              </w:rPr>
+              <w:t>]</w:t>
+            </w:r>
+            <w:r>
+              <w:rPr>
+                <w:lang w:val="en-US"/>
+              </w:rPr>
+              <w:t>[property ASSOCIATA_VALID]</w:t>
+            </w:r>
+          </w:p>
+          <w:p>
+            <w:r>
+              <w:t>2.Password non associata all</w:t>
+            </w:r>
+            <w:r>
+              <w:t>’ e-mail[property NOT_ASSOCIATA_VALID]</w:t>
+            </w:r>
+          </w:p>
+        </w:tc>
+      </w:tr>
+    </w:tbl>
+    <w:p>
+      <w:pPr>
+        <w:rPr>
+          <w:b/>
+          <w:bCs/>
+          <w:sz w:val="20"/>
+          <w:szCs w:val="20"/>
+        </w:rPr>
+      </w:pPr>
+    </w:p>
+    <w:p>
+      <w:pPr>
+        <w:rPr>
+          <w:b/>
+          <w:bCs/>
+          <w:sz w:val="20"/>
+          <w:szCs w:val="20"/>
+        </w:rPr>
+      </w:pPr>
+    </w:p>
+    <w:p>
+      <w:pPr>
+        <w:rPr>
+          <w:b/>
+          <w:bCs/>
+          <w:sz w:val="20"/>
+          <w:szCs w:val="20"/>
+        </w:rPr>
+      </w:pPr>
+      <w:r>
+        <w:rPr>
+          <w:b/>
+          <w:bCs/>
+          <w:sz w:val="20"/>
+          <w:szCs w:val="20"/>
+        </w:rPr>
+        <w:t xml:space="preserve">TC_LOGIN_SUCCESSFUL: </w:t>
+      </w:r>
+    </w:p>
+    <w:p>
+      <w:pPr>
+        <w:rPr>
+          <w:b/>
+          <w:bCs/>
+          <w:sz w:val="22"/>
+          <w:szCs w:val="22"/>
+        </w:rPr>
+      </w:pPr>
+      <w:r>
+        <w:rPr>
+          <w:b/>
+          <w:bCs/>
+          <w:sz w:val="22"/>
+          <w:szCs w:val="22"/>
+        </w:rPr>
+        <w:t>EE1.ASP1</w:t>
+      </w:r>
+    </w:p>
+    <w:p>
+      <w:pPr>
+        <w:rPr>
+          <w:b/>
+          <w:bCs/>
+          <w:sz w:val="20"/>
+          <w:szCs w:val="20"/>
+        </w:rPr>
+      </w:pPr>
+      <w:r>
+        <w:rPr>
+          <w:b/>
+          <w:bCs/>
+          <w:sz w:val="20"/>
+          <w:szCs w:val="20"/>
+        </w:rPr>
+        <w:t>TC_LOGIN_MAIL_ERRATA:</w:t>
+      </w:r>
+    </w:p>
+    <w:p>
+      <w:pPr>
+        <w:rPr>
+          <w:b/>
+          <w:bCs/>
+          <w:sz w:val="22"/>
+          <w:szCs w:val="22"/>
+        </w:rPr>
+      </w:pPr>
+      <w:r>
+        <w:rPr>
+          <w:b/>
+          <w:bCs/>
+          <w:sz w:val="22"/>
+          <w:szCs w:val="22"/>
+        </w:rPr>
+        <w:t>EE2</w:t>
+      </w:r>
+    </w:p>
+    <w:p>
+      <w:pPr>
+        <w:rPr>
+          <w:b/>
+          <w:bCs/>
+          <w:sz w:val="20"/>
+          <w:szCs w:val="20"/>
+        </w:rPr>
+      </w:pPr>
+      <w:r>
+        <w:rPr>
+          <w:b/>
+          <w:bCs/>
+          <w:sz w:val="20"/>
+          <w:szCs w:val="20"/>
+        </w:rPr>
+        <w:t>TC_LOGIN_PASS_ERRATA:</w:t>
+      </w:r>
+    </w:p>
+    <w:p>
+      <w:pPr>
+        <w:tabs>
+          <w:tab w:val="left" w:pos="1320"/>
+        </w:tabs>
+        <w:rPr>
+          <w:b/>
+          <w:bCs/>
+          <w:sz w:val="22"/>
+          <w:szCs w:val="22"/>
+        </w:rPr>
+      </w:pPr>
+      <w:r>
+        <w:rPr>
+          <w:b/>
+          <w:bCs/>
+          <w:sz w:val="22"/>
+          <w:szCs w:val="22"/>
+        </w:rPr>
+        <w:t>EE1.ASP2</w:t>
+      </w:r>
+    </w:p>
+    <w:p>
+      <w:pPr>
+        <w:rPr>
+          <w:b/>
+          <w:bCs/>
+          <w:sz w:val="20"/>
+          <w:szCs w:val="20"/>
+        </w:rPr>
+      </w:pPr>
+    </w:p>
+    <w:p>
+      <w:pPr>
+        <w:rPr>
+          <w:b/>
+          <w:bCs/>
+          <w:sz w:val="20"/>
+          <w:szCs w:val="20"/>
+        </w:rPr>
+      </w:pPr>
+    </w:p>
+    <w:p>
+      <w:pPr>
+        <w:jc w:val="center"/>
+        <w:rPr>
+          <w:b/>
+          <w:bCs/>
+          <w:sz w:val="32"/>
+          <w:szCs w:val="32"/>
+        </w:rPr>
+      </w:pPr>
+      <w:r>
+        <w:rPr>
+          <w:b/>
+          <w:bCs/>
+          <w:sz w:val="32"/>
+          <w:szCs w:val="32"/>
+        </w:rPr>
         <w:t>TEST GUI_ARTICOLO</w:t>
       </w:r>
     </w:p>
@@ -4987,8 +5490,37 @@
           <w:sz w:val="28"/>
           <w:szCs w:val="28"/>
         </w:rPr>
-        <w:t xml:space="preserve">Chiedere per </w:t>
-      </w:r>
+        <w:t>Chiedere per codiceArticolo autogenerato e per categori</w:t>
+      </w:r>
+      <w:r>
+        <w:rPr>
+          <w:b/>
+          <w:bCs/>
+          <w:sz w:val="28"/>
+          <w:szCs w:val="28"/>
+        </w:rPr>
+        <w:t>a selezionabile solo dalla lista ottenuta dal sistema.</w:t>
+      </w:r>
+    </w:p>
+    <w:p>
+      <w:pPr>
+        <w:rPr>
+          <w:b/>
+          <w:bCs/>
+          <w:sz w:val="28"/>
+          <w:szCs w:val="28"/>
+        </w:rPr>
+      </w:pPr>
+    </w:p>
+    <w:p>
+      <w:pPr>
+        <w:rPr>
+          <w:b/>
+          <w:bCs/>
+          <w:sz w:val="28"/>
+          <w:szCs w:val="28"/>
+        </w:rPr>
+      </w:pPr>
       <w:proofErr w:type="spellStart"/>
       <w:r>
         <w:rPr>
@@ -4997,55 +5529,7 @@
           <w:sz w:val="28"/>
           <w:szCs w:val="28"/>
         </w:rPr>
-        <w:t>codiceArticolo</w:t>
-      </w:r>
-      <w:proofErr w:type="spellEnd"/>
-      <w:r>
-        <w:rPr>
-          <w:b/>
-          <w:bCs/>
-          <w:sz w:val="28"/>
-          <w:szCs w:val="28"/>
-        </w:rPr>
-        <w:t xml:space="preserve"> autogenerato e per categori</w:t>
-      </w:r>
-      <w:r>
-        <w:rPr>
-          <w:b/>
-          <w:bCs/>
-          <w:sz w:val="28"/>
-          <w:szCs w:val="28"/>
-        </w:rPr>
-        <w:t>a selezionabile solo dalla lista ottenuta dal sistema.</w:t>
-      </w:r>
-    </w:p>
-    <w:p>
-      <w:pPr>
-        <w:rPr>
-          <w:b/>
-          <w:bCs/>
-          <w:sz w:val="28"/>
-          <w:szCs w:val="28"/>
-        </w:rPr>
-      </w:pPr>
-    </w:p>
-    <w:p>
-      <w:pPr>
-        <w:rPr>
-          <w:b/>
-          <w:bCs/>
-          <w:sz w:val="28"/>
-          <w:szCs w:val="28"/>
-        </w:rPr>
-      </w:pPr>
-      <w:proofErr w:type="spellStart"/>
-      <w:r>
-        <w:rPr>
-          <w:b/>
-          <w:bCs/>
-          <w:sz w:val="28"/>
-          <w:szCs w:val="28"/>
-        </w:rPr>
+        <w:lastRenderedPageBreak/>
         <w:t>TC_AggiungiArticolo</w:t>
       </w:r>
       <w:proofErr w:type="spellEnd"/>
@@ -5597,7 +6081,6 @@
               <w:jc w:val="both"/>
             </w:pPr>
             <w:r>
-              <w:lastRenderedPageBreak/>
               <w:t xml:space="preserve">2. Non rispetta il formato [property </w:t>
             </w:r>
             <w:r>
@@ -5623,7 +6106,6 @@
           </w:tcPr>
           <w:p>
             <w:r>
-              <w:lastRenderedPageBreak/>
               <w:t xml:space="preserve">Esistenza </w:t>
             </w:r>
             <w:proofErr w:type="spellStart"/>
@@ -6068,6 +6550,7 @@
           </w:tcPr>
           <w:p>
             <w:r>
+              <w:lastRenderedPageBreak/>
               <w:t xml:space="preserve">Formato </w:t>
             </w:r>
             <w:r>
@@ -7598,6 +8081,95 @@
     </w:lvl>
   </w:abstractNum>
   <w:abstractNum w:abstractNumId="1" w15:restartNumberingAfterBreak="0">
+    <w:nsid w:val="307819D8"/>
+    <w:multiLevelType w:val="hybridMultilevel"/>
+    <w:tmpl w:val="3A6CD088"/>
+    <w:lvl w:ilvl="0" w:tplc="0410000F">
+      <w:start w:val="1"/>
+      <w:numFmt w:val="decimal"/>
+      <w:lvlText w:val="%1."/>
+      <w:lvlJc w:val="left"/>
+      <w:pPr>
+        <w:ind w:left="720" w:hanging="360"/>
+      </w:pPr>
+      <w:rPr>
+        <w:rFonts w:hint="default"/>
+      </w:rPr>
+    </w:lvl>
+    <w:lvl w:ilvl="1" w:tplc="04100019" w:tentative="1">
+      <w:start w:val="1"/>
+      <w:numFmt w:val="lowerLetter"/>
+      <w:lvlText w:val="%2."/>
+      <w:lvlJc w:val="left"/>
+      <w:pPr>
+        <w:ind w:left="1440" w:hanging="360"/>
+      </w:pPr>
+    </w:lvl>
+    <w:lvl w:ilvl="2" w:tplc="0410001B" w:tentative="1">
+      <w:start w:val="1"/>
+      <w:numFmt w:val="lowerRoman"/>
+      <w:lvlText w:val="%3."/>
+      <w:lvlJc w:val="right"/>
+      <w:pPr>
+        <w:ind w:left="2160" w:hanging="180"/>
+      </w:pPr>
+    </w:lvl>
+    <w:lvl w:ilvl="3" w:tplc="0410000F" w:tentative="1">
+      <w:start w:val="1"/>
+      <w:numFmt w:val="decimal"/>
+      <w:lvlText w:val="%4."/>
+      <w:lvlJc w:val="left"/>
+      <w:pPr>
+        <w:ind w:left="2880" w:hanging="360"/>
+      </w:pPr>
+    </w:lvl>
+    <w:lvl w:ilvl="4" w:tplc="04100019" w:tentative="1">
+      <w:start w:val="1"/>
+      <w:numFmt w:val="lowerLetter"/>
+      <w:lvlText w:val="%5."/>
+      <w:lvlJc w:val="left"/>
+      <w:pPr>
+        <w:ind w:left="3600" w:hanging="360"/>
+      </w:pPr>
+    </w:lvl>
+    <w:lvl w:ilvl="5" w:tplc="0410001B" w:tentative="1">
+      <w:start w:val="1"/>
+      <w:numFmt w:val="lowerRoman"/>
+      <w:lvlText w:val="%6."/>
+      <w:lvlJc w:val="right"/>
+      <w:pPr>
+        <w:ind w:left="4320" w:hanging="180"/>
+      </w:pPr>
+    </w:lvl>
+    <w:lvl w:ilvl="6" w:tplc="0410000F" w:tentative="1">
+      <w:start w:val="1"/>
+      <w:numFmt w:val="decimal"/>
+      <w:lvlText w:val="%7."/>
+      <w:lvlJc w:val="left"/>
+      <w:pPr>
+        <w:ind w:left="5040" w:hanging="360"/>
+      </w:pPr>
+    </w:lvl>
+    <w:lvl w:ilvl="7" w:tplc="04100019" w:tentative="1">
+      <w:start w:val="1"/>
+      <w:numFmt w:val="lowerLetter"/>
+      <w:lvlText w:val="%8."/>
+      <w:lvlJc w:val="left"/>
+      <w:pPr>
+        <w:ind w:left="5760" w:hanging="360"/>
+      </w:pPr>
+    </w:lvl>
+    <w:lvl w:ilvl="8" w:tplc="0410001B" w:tentative="1">
+      <w:start w:val="1"/>
+      <w:numFmt w:val="lowerRoman"/>
+      <w:lvlText w:val="%9."/>
+      <w:lvlJc w:val="right"/>
+      <w:pPr>
+        <w:ind w:left="6480" w:hanging="180"/>
+      </w:pPr>
+    </w:lvl>
+  </w:abstractNum>
+  <w:abstractNum w:abstractNumId="2" w15:restartNumberingAfterBreak="0">
     <w:nsid w:val="35E140B0"/>
     <w:multiLevelType w:val="hybridMultilevel"/>
     <w:tmpl w:val="B9AEE7C2"/>
@@ -7710,7 +8282,7 @@
       </w:rPr>
     </w:lvl>
   </w:abstractNum>
-  <w:abstractNum w:abstractNumId="2" w15:restartNumberingAfterBreak="0">
+  <w:abstractNum w:abstractNumId="3" w15:restartNumberingAfterBreak="0">
     <w:nsid w:val="38026EDB"/>
     <w:multiLevelType w:val="hybridMultilevel"/>
     <w:tmpl w:val="2DAA5AC4"/>
@@ -7823,7 +8395,7 @@
       </w:rPr>
     </w:lvl>
   </w:abstractNum>
-  <w:abstractNum w:abstractNumId="3" w15:restartNumberingAfterBreak="0">
+  <w:abstractNum w:abstractNumId="4" w15:restartNumberingAfterBreak="0">
     <w:nsid w:val="397A4B1D"/>
     <w:multiLevelType w:val="hybridMultilevel"/>
     <w:tmpl w:val="CAB29362"/>
@@ -7936,7 +8508,7 @@
       </w:rPr>
     </w:lvl>
   </w:abstractNum>
-  <w:abstractNum w:abstractNumId="4" w15:restartNumberingAfterBreak="0">
+  <w:abstractNum w:abstractNumId="5" w15:restartNumberingAfterBreak="0">
     <w:nsid w:val="690944A6"/>
     <w:multiLevelType w:val="hybridMultilevel"/>
     <w:tmpl w:val="BA3ADDFA"/>
@@ -8049,20 +8621,115 @@
       </w:rPr>
     </w:lvl>
   </w:abstractNum>
+  <w:abstractNum w:abstractNumId="6" w15:restartNumberingAfterBreak="0">
+    <w:nsid w:val="7C2577AA"/>
+    <w:multiLevelType w:val="hybridMultilevel"/>
+    <w:tmpl w:val="DE4EFAC8"/>
+    <w:lvl w:ilvl="0" w:tplc="0410000F">
+      <w:start w:val="1"/>
+      <w:numFmt w:val="decimal"/>
+      <w:lvlText w:val="%1."/>
+      <w:lvlJc w:val="left"/>
+      <w:pPr>
+        <w:ind w:left="720" w:hanging="360"/>
+      </w:pPr>
+      <w:rPr>
+        <w:rFonts w:hint="default"/>
+      </w:rPr>
+    </w:lvl>
+    <w:lvl w:ilvl="1" w:tplc="04100019" w:tentative="1">
+      <w:start w:val="1"/>
+      <w:numFmt w:val="lowerLetter"/>
+      <w:lvlText w:val="%2."/>
+      <w:lvlJc w:val="left"/>
+      <w:pPr>
+        <w:ind w:left="1440" w:hanging="360"/>
+      </w:pPr>
+    </w:lvl>
+    <w:lvl w:ilvl="2" w:tplc="0410001B" w:tentative="1">
+      <w:start w:val="1"/>
+      <w:numFmt w:val="lowerRoman"/>
+      <w:lvlText w:val="%3."/>
+      <w:lvlJc w:val="right"/>
+      <w:pPr>
+        <w:ind w:left="2160" w:hanging="180"/>
+      </w:pPr>
+    </w:lvl>
+    <w:lvl w:ilvl="3" w:tplc="0410000F" w:tentative="1">
+      <w:start w:val="1"/>
+      <w:numFmt w:val="decimal"/>
+      <w:lvlText w:val="%4."/>
+      <w:lvlJc w:val="left"/>
+      <w:pPr>
+        <w:ind w:left="2880" w:hanging="360"/>
+      </w:pPr>
+    </w:lvl>
+    <w:lvl w:ilvl="4" w:tplc="04100019" w:tentative="1">
+      <w:start w:val="1"/>
+      <w:numFmt w:val="lowerLetter"/>
+      <w:lvlText w:val="%5."/>
+      <w:lvlJc w:val="left"/>
+      <w:pPr>
+        <w:ind w:left="3600" w:hanging="360"/>
+      </w:pPr>
+    </w:lvl>
+    <w:lvl w:ilvl="5" w:tplc="0410001B" w:tentative="1">
+      <w:start w:val="1"/>
+      <w:numFmt w:val="lowerRoman"/>
+      <w:lvlText w:val="%6."/>
+      <w:lvlJc w:val="right"/>
+      <w:pPr>
+        <w:ind w:left="4320" w:hanging="180"/>
+      </w:pPr>
+    </w:lvl>
+    <w:lvl w:ilvl="6" w:tplc="0410000F" w:tentative="1">
+      <w:start w:val="1"/>
+      <w:numFmt w:val="decimal"/>
+      <w:lvlText w:val="%7."/>
+      <w:lvlJc w:val="left"/>
+      <w:pPr>
+        <w:ind w:left="5040" w:hanging="360"/>
+      </w:pPr>
+    </w:lvl>
+    <w:lvl w:ilvl="7" w:tplc="04100019" w:tentative="1">
+      <w:start w:val="1"/>
+      <w:numFmt w:val="lowerLetter"/>
+      <w:lvlText w:val="%8."/>
+      <w:lvlJc w:val="left"/>
+      <w:pPr>
+        <w:ind w:left="5760" w:hanging="360"/>
+      </w:pPr>
+    </w:lvl>
+    <w:lvl w:ilvl="8" w:tplc="0410001B" w:tentative="1">
+      <w:start w:val="1"/>
+      <w:numFmt w:val="lowerRoman"/>
+      <w:lvlText w:val="%9."/>
+      <w:lvlJc w:val="right"/>
+      <w:pPr>
+        <w:ind w:left="6480" w:hanging="180"/>
+      </w:pPr>
+    </w:lvl>
+  </w:abstractNum>
   <w:num w:numId="1" w16cid:durableId="813451496">
-    <w:abstractNumId w:val="1"/>
+    <w:abstractNumId w:val="2"/>
   </w:num>
   <w:num w:numId="2" w16cid:durableId="1109811505">
+    <w:abstractNumId w:val="5"/>
+  </w:num>
+  <w:num w:numId="3" w16cid:durableId="1413627095">
     <w:abstractNumId w:val="4"/>
   </w:num>
-  <w:num w:numId="3" w16cid:durableId="1413627095">
+  <w:num w:numId="4" w16cid:durableId="1718704465">
     <w:abstractNumId w:val="3"/>
-  </w:num>
-  <w:num w:numId="4" w16cid:durableId="1718704465">
-    <w:abstractNumId w:val="2"/>
   </w:num>
   <w:num w:numId="5" w16cid:durableId="965433964">
     <w:abstractNumId w:val="0"/>
+  </w:num>
+  <w:num w:numId="6" w16cid:durableId="755326564">
+    <w:abstractNumId w:val="6"/>
+  </w:num>
+  <w:num w:numId="7" w16cid:durableId="1203590513">
+    <w:abstractNumId w:val="1"/>
   </w:num>
   <w:numIdMacAtCleanup w:val="5"/>
 </w:numbering>

--- a/Deliverables/Edil CommerceDesign_TestPlan.docx
+++ b/Deliverables/Edil CommerceDesign_TestPlan.docx
@@ -613,7 +613,7 @@
           <w:r>
             <w:fldChar w:fldCharType="separate"/>
           </w:r>
-          <w:hyperlink w:anchor="_Toc121850489" w:history="1">
+          <w:hyperlink w:anchor="_Toc122507015" w:history="1">
             <w:r>
               <w:rPr>
                 <w:rStyle w:val="Collegamentoipertestuale"/>
@@ -642,7 +642,7 @@
                 <w:noProof/>
                 <w:webHidden/>
               </w:rPr>
-              <w:instrText xml:space="preserve"> PAGEREF _Toc121850489 \h </w:instrText>
+              <w:instrText xml:space="preserve"> PAGEREF _Toc122507015 \h </w:instrText>
             </w:r>
             <w:r>
               <w:rPr>
@@ -688,7 +688,7 @@
               <w:lang w:eastAsia="it-IT"/>
             </w:rPr>
           </w:pPr>
-          <w:hyperlink w:anchor="_Toc121850490" w:history="1">
+          <w:hyperlink w:anchor="_Toc122507016" w:history="1">
             <w:r>
               <w:rPr>
                 <w:rStyle w:val="Collegamentoipertestuale"/>
@@ -717,7 +717,7 @@
                 <w:noProof/>
                 <w:webHidden/>
               </w:rPr>
-              <w:instrText xml:space="preserve"> PAGEREF _Toc121850490 \h </w:instrText>
+              <w:instrText xml:space="preserve"> PAGEREF _Toc122507016 \h </w:instrText>
             </w:r>
             <w:r>
               <w:rPr>
@@ -763,7 +763,7 @@
               <w:lang w:eastAsia="it-IT"/>
             </w:rPr>
           </w:pPr>
-          <w:hyperlink w:anchor="_Toc121850491" w:history="1">
+          <w:hyperlink w:anchor="_Toc122507017" w:history="1">
             <w:r>
               <w:rPr>
                 <w:rStyle w:val="Collegamentoipertestuale"/>
@@ -792,7 +792,7 @@
                 <w:noProof/>
                 <w:webHidden/>
               </w:rPr>
-              <w:instrText xml:space="preserve"> PAGEREF _Toc121850491 \h </w:instrText>
+              <w:instrText xml:space="preserve"> PAGEREF _Toc122507017 \h </w:instrText>
             </w:r>
             <w:r>
               <w:rPr>
@@ -838,7 +838,7 @@
               <w:lang w:eastAsia="it-IT"/>
             </w:rPr>
           </w:pPr>
-          <w:hyperlink w:anchor="_Toc121850492" w:history="1">
+          <w:hyperlink w:anchor="_Toc122507018" w:history="1">
             <w:r>
               <w:rPr>
                 <w:rStyle w:val="Collegamentoipertestuale"/>
@@ -867,7 +867,7 @@
                 <w:noProof/>
                 <w:webHidden/>
               </w:rPr>
-              <w:instrText xml:space="preserve"> PAGEREF _Toc121850492 \h </w:instrText>
+              <w:instrText xml:space="preserve"> PAGEREF _Toc122507018 \h </w:instrText>
             </w:r>
             <w:r>
               <w:rPr>
@@ -887,7 +887,7 @@
                 <w:noProof/>
                 <w:webHidden/>
               </w:rPr>
-              <w:t>3</w:t>
+              <w:t>4</w:t>
             </w:r>
             <w:r>
               <w:rPr>
@@ -913,13 +913,14 @@
               <w:lang w:eastAsia="it-IT"/>
             </w:rPr>
           </w:pPr>
-          <w:hyperlink w:anchor="_Toc121850493" w:history="1">
+          <w:hyperlink w:anchor="_Toc122507019" w:history="1">
             <w:r>
               <w:rPr>
                 <w:rStyle w:val="Collegamentoipertestuale"/>
                 <w:b/>
                 <w:bCs/>
                 <w:noProof/>
+                <w:lang w:val="en-US"/>
               </w:rPr>
               <w:t>MATERIALE PER IL TESTING</w:t>
             </w:r>
@@ -942,7 +943,7 @@
                 <w:noProof/>
                 <w:webHidden/>
               </w:rPr>
-              <w:instrText xml:space="preserve"> PAGEREF _Toc121850493 \h </w:instrText>
+              <w:instrText xml:space="preserve"> PAGEREF _Toc122507019 \h </w:instrText>
             </w:r>
             <w:r>
               <w:rPr>
@@ -962,7 +963,7 @@
                 <w:noProof/>
                 <w:webHidden/>
               </w:rPr>
-              <w:t>3</w:t>
+              <w:t>4</w:t>
             </w:r>
             <w:r>
               <w:rPr>
@@ -1218,7 +1219,7 @@
           <w:color w:val="000000" w:themeColor="text1"/>
         </w:rPr>
       </w:pPr>
-      <w:bookmarkStart w:id="1" w:name="_Toc121850489"/>
+      <w:bookmarkStart w:id="1" w:name="_Toc122507015"/>
       <w:r>
         <w:rPr>
           <w:rFonts w:ascii="Times New Roman" w:hAnsi="Times New Roman" w:cs="Times New Roman"/>
@@ -1434,7 +1435,7 @@
           <w:color w:val="000000" w:themeColor="text1"/>
         </w:rPr>
       </w:pPr>
-      <w:bookmarkStart w:id="2" w:name="_Toc121850490"/>
+      <w:bookmarkStart w:id="2" w:name="_Toc122507016"/>
       <w:r>
         <w:rPr>
           <w:rFonts w:ascii="Times New Roman" w:hAnsi="Times New Roman" w:cs="Times New Roman"/>
@@ -1533,26 +1534,6 @@
           <w:sz w:val="28"/>
           <w:szCs w:val="28"/>
         </w:rPr>
-        <w:t>Logout</w:t>
-      </w:r>
-    </w:p>
-    <w:p>
-      <w:pPr>
-        <w:pStyle w:val="Paragrafoelenco"/>
-        <w:numPr>
-          <w:ilvl w:val="0"/>
-          <w:numId w:val="2"/>
-        </w:numPr>
-        <w:rPr>
-          <w:sz w:val="28"/>
-          <w:szCs w:val="28"/>
-        </w:rPr>
-      </w:pPr>
-      <w:r>
-        <w:rPr>
-          <w:sz w:val="28"/>
-          <w:szCs w:val="28"/>
-        </w:rPr>
         <w:t>Modifica informazioni personali</w:t>
       </w:r>
     </w:p>
@@ -1644,7 +1625,21 @@
           <w:sz w:val="28"/>
           <w:szCs w:val="28"/>
         </w:rPr>
-        <w:t>Rimuovi articolo</w:t>
+        <w:t xml:space="preserve">Aggiorna </w:t>
+      </w:r>
+      <w:r>
+        <w:rPr>
+          <w:sz w:val="28"/>
+          <w:szCs w:val="28"/>
+        </w:rPr>
+        <w:t xml:space="preserve">giacenza </w:t>
+      </w:r>
+      <w:r>
+        <w:rPr>
+          <w:sz w:val="28"/>
+          <w:szCs w:val="28"/>
+        </w:rPr>
+        <w:t>articolo</w:t>
       </w:r>
     </w:p>
     <w:p>
@@ -1664,7 +1659,7 @@
           <w:sz w:val="28"/>
           <w:szCs w:val="28"/>
         </w:rPr>
-        <w:t>Aggiorna articolo ? modifica giacenze</w:t>
+        <w:t>Aggiungi recensione</w:t>
       </w:r>
     </w:p>
     <w:p>
@@ -1684,52 +1679,12 @@
           <w:sz w:val="28"/>
           <w:szCs w:val="28"/>
         </w:rPr>
-        <w:t>Aggiungi recensione</w:t>
+        <w:t>Modifica recensione</w:t>
       </w:r>
     </w:p>
     <w:p>
       <w:pPr>
         <w:pStyle w:val="Paragrafoelenco"/>
-        <w:numPr>
-          <w:ilvl w:val="0"/>
-          <w:numId w:val="3"/>
-        </w:numPr>
-        <w:rPr>
-          <w:sz w:val="28"/>
-          <w:szCs w:val="28"/>
-        </w:rPr>
-      </w:pPr>
-      <w:r>
-        <w:rPr>
-          <w:sz w:val="28"/>
-          <w:szCs w:val="28"/>
-        </w:rPr>
-        <w:t>Modifica recensione</w:t>
-      </w:r>
-    </w:p>
-    <w:p>
-      <w:pPr>
-        <w:pStyle w:val="Paragrafoelenco"/>
-        <w:numPr>
-          <w:ilvl w:val="0"/>
-          <w:numId w:val="3"/>
-        </w:numPr>
-        <w:rPr>
-          <w:sz w:val="28"/>
-          <w:szCs w:val="28"/>
-        </w:rPr>
-      </w:pPr>
-      <w:r>
-        <w:rPr>
-          <w:sz w:val="28"/>
-          <w:szCs w:val="28"/>
-        </w:rPr>
-        <w:t>Rimuovi recensione</w:t>
-      </w:r>
-    </w:p>
-    <w:p>
-      <w:pPr>
-        <w:ind w:left="360"/>
         <w:rPr>
           <w:sz w:val="28"/>
           <w:szCs w:val="28"/>
@@ -1821,26 +1776,6 @@
     </w:p>
     <w:p>
       <w:pPr>
-        <w:pStyle w:val="Paragrafoelenco"/>
-        <w:numPr>
-          <w:ilvl w:val="0"/>
-          <w:numId w:val="4"/>
-        </w:numPr>
-        <w:rPr>
-          <w:sz w:val="28"/>
-          <w:szCs w:val="28"/>
-        </w:rPr>
-      </w:pPr>
-      <w:r>
-        <w:rPr>
-          <w:sz w:val="28"/>
-          <w:szCs w:val="28"/>
-        </w:rPr>
-        <w:t>Rimuovi ordine</w:t>
-      </w:r>
-    </w:p>
-    <w:p>
-      <w:pPr>
         <w:rPr>
           <w:sz w:val="28"/>
           <w:szCs w:val="28"/>
@@ -1925,46 +1860,6 @@
     </w:p>
     <w:p>
       <w:pPr>
-        <w:pStyle w:val="Paragrafoelenco"/>
-        <w:numPr>
-          <w:ilvl w:val="0"/>
-          <w:numId w:val="5"/>
-        </w:numPr>
-        <w:rPr>
-          <w:sz w:val="28"/>
-          <w:szCs w:val="28"/>
-        </w:rPr>
-      </w:pPr>
-      <w:r>
-        <w:rPr>
-          <w:sz w:val="28"/>
-          <w:szCs w:val="28"/>
-        </w:rPr>
-        <w:t>Rimuovi articolo</w:t>
-      </w:r>
-    </w:p>
-    <w:p>
-      <w:pPr>
-        <w:pStyle w:val="Paragrafoelenco"/>
-        <w:numPr>
-          <w:ilvl w:val="0"/>
-          <w:numId w:val="5"/>
-        </w:numPr>
-        <w:rPr>
-          <w:sz w:val="28"/>
-          <w:szCs w:val="28"/>
-        </w:rPr>
-      </w:pPr>
-      <w:r>
-        <w:rPr>
-          <w:sz w:val="28"/>
-          <w:szCs w:val="28"/>
-        </w:rPr>
-        <w:t>Svuota carrello</w:t>
-      </w:r>
-    </w:p>
-    <w:p>
-      <w:pPr>
         <w:ind w:left="360"/>
         <w:rPr>
           <w:sz w:val="28"/>
@@ -1982,7 +1877,7 @@
           <w:color w:val="000000" w:themeColor="text1"/>
         </w:rPr>
       </w:pPr>
-      <w:bookmarkStart w:id="3" w:name="_Toc121850491"/>
+      <w:bookmarkStart w:id="3" w:name="_Toc122507017"/>
       <w:r>
         <w:rPr>
           <w:rFonts w:ascii="Times New Roman" w:hAnsi="Times New Roman" w:cs="Times New Roman"/>
@@ -1995,6 +1890,7 @@
       <w:bookmarkEnd w:id="3"/>
     </w:p>
     <w:p/>
+    <w:p/>
     <w:p>
       <w:pPr>
         <w:pStyle w:val="Titolo1"/>
@@ -2005,27 +1901,14 @@
           <w:color w:val="000000" w:themeColor="text1"/>
         </w:rPr>
       </w:pPr>
-      <w:bookmarkStart w:id="4" w:name="_Toc121850492"/>
-    </w:p>
-    <w:p/>
-    <w:p>
-      <w:pPr>
-        <w:pStyle w:val="Titolo1"/>
+      <w:bookmarkStart w:id="4" w:name="_Toc122507018"/>
+      <w:r>
         <w:rPr>
           <w:rFonts w:ascii="Times New Roman" w:hAnsi="Times New Roman" w:cs="Times New Roman"/>
           <w:b/>
           <w:bCs/>
           <w:color w:val="000000" w:themeColor="text1"/>
         </w:rPr>
-      </w:pPr>
-      <w:r>
-        <w:rPr>
-          <w:rFonts w:ascii="Times New Roman" w:hAnsi="Times New Roman" w:cs="Times New Roman"/>
-          <w:b/>
-          <w:bCs/>
-          <w:color w:val="000000" w:themeColor="text1"/>
-        </w:rPr>
-        <w:lastRenderedPageBreak/>
         <w:t>APPROCCIO</w:t>
       </w:r>
       <w:bookmarkEnd w:id="4"/>
@@ -2226,6 +2109,7 @@
           <w:sz w:val="28"/>
           <w:szCs w:val="28"/>
         </w:rPr>
+        <w:lastRenderedPageBreak/>
         <w:t>Per il test di integrazione utilizziamo il Tool “</w:t>
       </w:r>
       <w:proofErr w:type="spellStart"/>
@@ -2359,7 +2243,7 @@
           <w:lang w:val="en-US"/>
         </w:rPr>
       </w:pPr>
-      <w:bookmarkStart w:id="5" w:name="_Toc121850493"/>
+      <w:bookmarkStart w:id="5" w:name="_Toc122507019"/>
       <w:r>
         <w:rPr>
           <w:rFonts w:ascii="Times New Roman" w:hAnsi="Times New Roman" w:cs="Times New Roman"/>
@@ -3114,7 +2998,21 @@
           <w:b/>
           <w:bCs/>
         </w:rPr>
-        <w:t>CCP1 LI1 LT1 FT1 LCI1 LCA1 FCA1 LS1: LUNGHEZZA CONGOME NON CORRETTA</w:t>
+        <w:t xml:space="preserve">CCP1 LI1 LT1 FT1 LCI1 LCA1 FCA1 </w:t>
+      </w:r>
+      <w:r>
+        <w:rPr>
+          <w:b/>
+          <w:bCs/>
+        </w:rPr>
+        <w:lastRenderedPageBreak/>
+        <w:t xml:space="preserve">LS1: </w:t>
+      </w:r>
+      <w:r>
+        <w:t>lunghezza cognome non corretta</w:t>
+      </w:r>
+      <w:r>
+        <w:t>.</w:t>
       </w:r>
     </w:p>
     <w:p>
@@ -3145,20 +3043,18 @@
         </w:rPr>
         <w:t>CCP1 LI1 LT1 FT1 LCI1 LCA1 FCA1 LS1:</w:t>
       </w:r>
-    </w:p>
-    <w:p>
-      <w:pPr>
-        <w:rPr>
-          <w:b/>
-          <w:bCs/>
-        </w:rPr>
-      </w:pPr>
-      <w:r>
-        <w:rPr>
-          <w:b/>
-          <w:bCs/>
-        </w:rPr>
-        <w:t>FORMATO COGNOME NON CORRETTO</w:t>
+      <w:r>
+        <w:rPr>
+          <w:b/>
+          <w:bCs/>
+        </w:rPr>
+        <w:t xml:space="preserve"> </w:t>
+      </w:r>
+      <w:r>
+        <w:t>Formato cognome non corretto</w:t>
+      </w:r>
+      <w:r>
+        <w:t>.</w:t>
       </w:r>
     </w:p>
     <w:p/>
@@ -3318,7 +3214,16 @@
           </w:tcPr>
           <w:p>
             <w:r>
-              <w:t>1. Non esiste nel Database  [property EU_NOT_EXIST]</w:t>
+              <w:t xml:space="preserve">1. Non esiste nel Database </w:t>
+            </w:r>
+            <w:r>
+              <w:rPr>
+                <w:lang w:val="en-US"/>
+              </w:rPr>
+              <w:t>[if FU_VALID]</w:t>
+            </w:r>
+            <w:r>
+              <w:t xml:space="preserve"> [property EU_NOT_EXIST]</w:t>
             </w:r>
           </w:p>
           <w:p>
@@ -3340,7 +3245,7 @@
               <w:rPr>
                 <w:lang w:val="en-US"/>
               </w:rPr>
-              <w:t>[if FU_VALID][property EU_EXIST]</w:t>
+              <w:t>[property EU_EXIST]</w:t>
             </w:r>
           </w:p>
         </w:tc>
@@ -3383,7 +3288,13 @@
     </w:p>
     <w:p>
       <w:r>
-        <w:t>: LUNGHEZZA USERNAME NON CORRETTA</w:t>
+        <w:t xml:space="preserve">: </w:t>
+      </w:r>
+      <w:r>
+        <w:t>lunghezza username non corretta</w:t>
+      </w:r>
+      <w:r>
+        <w:t>.</w:t>
       </w:r>
     </w:p>
     <w:p>
@@ -3400,10 +3311,14 @@
         </w:rPr>
         <w:t>LN1 FN1 LC1 FC1 LU1 FU2 LE1 FE1 EE1 LP1 FP1 CCP1 LI1 LT1 FT1 LCI1 LCA1 FCA1 LS1</w:t>
       </w:r>
-    </w:p>
-    <w:p>
-      <w:r>
-        <w:t xml:space="preserve"> : FORMATO USERNAME NON CORRETTO</w:t>
+      <w:r>
+        <w:t xml:space="preserve">: </w:t>
+      </w:r>
+      <w:r>
+        <w:t>formato username non corretto</w:t>
+      </w:r>
+      <w:r>
+        <w:t>.</w:t>
       </w:r>
     </w:p>
     <w:p>
@@ -3420,10 +3335,14 @@
         </w:rPr>
         <w:t>LN1 FN1 LC1 FC1 LU1 FU1 EU2 LE1 FE1 EE1 LP1 FP1 CCP1 LI1 LT1 FT1 LCI1 LCA1 FCA1 LS1</w:t>
       </w:r>
-    </w:p>
-    <w:p>
-      <w:r>
-        <w:t>:USERNAME GIA ESISTENTE NEL DB</w:t>
+      <w:r>
+        <w:t>:</w:t>
+      </w:r>
+      <w:r>
+        <w:t xml:space="preserve">username già esistente nel </w:t>
+      </w:r>
+      <w:r>
+        <w:t>DB.</w:t>
       </w:r>
     </w:p>
     <w:p/>
@@ -3581,8 +3500,76 @@
             <w:tcW w:w="6118" w:type="dxa"/>
           </w:tcPr>
           <w:p>
-            <w:r>
-              <w:t>1. Non esiste nel Database  [property EE_NOT_EXIST]</w:t>
+            <w:pPr>
+              <w:rPr>
+                <w:lang w:val="en-GB"/>
+              </w:rPr>
+            </w:pPr>
+            <w:r>
+              <w:rPr>
+                <w:lang w:val="en-GB"/>
+              </w:rPr>
+              <w:t xml:space="preserve">1. Non </w:t>
+            </w:r>
+            <w:proofErr w:type="spellStart"/>
+            <w:r>
+              <w:rPr>
+                <w:lang w:val="en-GB"/>
+              </w:rPr>
+              <w:t>esiste</w:t>
+            </w:r>
+            <w:proofErr w:type="spellEnd"/>
+            <w:r>
+              <w:rPr>
+                <w:lang w:val="en-GB"/>
+              </w:rPr>
+              <w:t xml:space="preserve"> </w:t>
+            </w:r>
+            <w:proofErr w:type="spellStart"/>
+            <w:r>
+              <w:rPr>
+                <w:lang w:val="en-GB"/>
+              </w:rPr>
+              <w:t>nel</w:t>
+            </w:r>
+            <w:proofErr w:type="spellEnd"/>
+            <w:r>
+              <w:rPr>
+                <w:lang w:val="en-GB"/>
+              </w:rPr>
+              <w:t xml:space="preserve"> Database</w:t>
+            </w:r>
+            <w:proofErr w:type="gramStart"/>
+            <w:r>
+              <w:rPr>
+                <w:lang w:val="en-GB"/>
+              </w:rPr>
+              <w:t xml:space="preserve">  </w:t>
+            </w:r>
+            <w:r>
+              <w:rPr>
+                <w:lang w:val="en-GB"/>
+              </w:rPr>
+              <w:t xml:space="preserve"> </w:t>
+            </w:r>
+            <w:r>
+              <w:rPr>
+                <w:lang w:val="en-US"/>
+              </w:rPr>
+              <w:t>[</w:t>
+            </w:r>
+            <w:proofErr w:type="gramEnd"/>
+            <w:r>
+              <w:rPr>
+                <w:lang w:val="en-US"/>
+              </w:rPr>
+              <w:t>if FE_VALID]</w:t>
+            </w:r>
+            <w:r>
+              <w:rPr>
+                <w:lang w:val="en-GB"/>
+              </w:rPr>
+              <w:t>[property EE_NOT_EXIST]</w:t>
             </w:r>
           </w:p>
           <w:p>
@@ -3601,7 +3588,13 @@
               <w:rPr>
                 <w:lang w:val="en-US"/>
               </w:rPr>
-              <w:t>[if FE_VALID][property EE_EXIST]</w:t>
+              <w:t>[</w:t>
+            </w:r>
+            <w:r>
+              <w:rPr>
+                <w:lang w:val="en-US"/>
+              </w:rPr>
+              <w:t>property EE_EXIST]</w:t>
             </w:r>
           </w:p>
         </w:tc>
@@ -3635,7 +3628,6 @@
           <w:b/>
           <w:bCs/>
         </w:rPr>
-        <w:lastRenderedPageBreak/>
         <w:t>LN1 FN1 LC1 FC1 LU1 FU1 EU1 LE2 LP1 FP1</w:t>
       </w:r>
       <w:r>
@@ -3655,16 +3647,16 @@
     </w:p>
     <w:p>
       <w:r>
-        <w:t>:LUNGHEZZA MAIL NON CORRETTA</w:t>
-      </w:r>
-    </w:p>
-    <w:p>
-      <w:pPr>
-        <w:rPr>
-          <w:b/>
-          <w:bCs/>
-        </w:rPr>
-      </w:pPr>
+        <w:t>:</w:t>
+      </w:r>
+      <w:r>
+        <w:t>lunghezza mail non corretta</w:t>
+      </w:r>
+      <w:r>
+        <w:t>.</w:t>
+      </w:r>
+    </w:p>
+    <w:p>
       <w:r>
         <w:rPr>
           <w:b/>
@@ -3686,10 +3678,17 @@
         </w:rPr>
         <w:t>CCP1 LI1 LT1 FT1 LCI1 LCA1 FCA1 LS1</w:t>
       </w:r>
-    </w:p>
-    <w:p>
-      <w:r>
-        <w:t>:FORMATO MAIL NON CORRETTO</w:t>
+      <w:r>
+        <w:t>:</w:t>
+      </w:r>
+      <w:r>
+        <w:t xml:space="preserve"> </w:t>
+      </w:r>
+      <w:r>
+        <w:t>formato mail non corretto</w:t>
+      </w:r>
+      <w:r>
+        <w:t>.</w:t>
       </w:r>
     </w:p>
     <w:p>
@@ -3720,10 +3719,20 @@
         </w:rPr>
         <w:t>CCP1 LI1 LT1 FT1 LCI1 LCA1 FCA1 LS1</w:t>
       </w:r>
-    </w:p>
-    <w:p>
-      <w:r>
-        <w:t>:MAIL GIA ESISTENTE NEL DB</w:t>
+      <w:r>
+        <w:t>:</w:t>
+      </w:r>
+      <w:r>
+        <w:t xml:space="preserve"> E-</w:t>
+      </w:r>
+      <w:r>
+        <w:t xml:space="preserve">mail già esistente nel </w:t>
+      </w:r>
+      <w:r>
+        <w:t>DB</w:t>
+      </w:r>
+      <w:r>
+        <w:t>.</w:t>
       </w:r>
     </w:p>
     <w:p/>
@@ -3849,6 +3858,7 @@
     </w:tbl>
     <w:p>
       <w:r>
+        <w:lastRenderedPageBreak/>
         <w:t xml:space="preserve">*Rispetta il formato: La Stringa deve contenere un carattere speciale, un carattere </w:t>
       </w:r>
       <w:proofErr w:type="spellStart"/>
@@ -3875,10 +3885,17 @@
         </w:rPr>
         <w:t>LN1 FN1 LC1 FC1 LU1 FU1 EU1 LE1 FE1 EE1 LP2 CCP1 LI1 LT1 FT1 LCI1 LCA1 FCA1 LS1</w:t>
       </w:r>
-    </w:p>
-    <w:p>
-      <w:r>
-        <w:t>:LUNGHEZZA PASSWORD NON CORRETTA</w:t>
+      <w:r>
+        <w:t>:</w:t>
+      </w:r>
+      <w:r>
+        <w:t xml:space="preserve"> </w:t>
+      </w:r>
+      <w:r>
+        <w:t>lunghezza password non corretta</w:t>
+      </w:r>
+      <w:r>
+        <w:t>.</w:t>
       </w:r>
     </w:p>
     <w:p>
@@ -3895,10 +3912,17 @@
         </w:rPr>
         <w:t>LN1 FN1 LC1 FC1 LU1 FU1 EU1 LE1 FE1 EE1 LP1 FP2 CCP1 LI1 LT1 FT1 LCI1 LCA1 FCA1 LS1</w:t>
       </w:r>
-    </w:p>
-    <w:p>
-      <w:r>
-        <w:t>:FORMATO PASSWORD NON CORRETTO</w:t>
+      <w:r>
+        <w:t>:</w:t>
+      </w:r>
+      <w:r>
+        <w:t xml:space="preserve"> </w:t>
+      </w:r>
+      <w:r>
+        <w:t>formato password non corretto</w:t>
+      </w:r>
+      <w:r>
+        <w:t>.</w:t>
       </w:r>
     </w:p>
     <w:p/>
@@ -4767,7 +4791,6 @@
     </w:p>
     <w:p>
       <w:r>
-        <w:lastRenderedPageBreak/>
         <w:t>:LUNGHEZZA STATO NON CORRETTA</w:t>
       </w:r>
     </w:p>
@@ -5265,6 +5288,12 @@
               <w:rPr>
                 <w:lang w:val="en-US"/>
               </w:rPr>
+              <w:t xml:space="preserve"> </w:t>
+            </w:r>
+            <w:r>
+              <w:rPr>
+                <w:lang w:val="en-US"/>
+              </w:rPr>
               <w:t>[if EE_EXI</w:t>
             </w:r>
             <w:r>
@@ -5283,7 +5312,25 @@
               <w:rPr>
                 <w:lang w:val="en-US"/>
               </w:rPr>
-              <w:t>[property ASSOCIATA_VALID]</w:t>
+              <w:t xml:space="preserve"> </w:t>
+            </w:r>
+            <w:r>
+              <w:rPr>
+                <w:lang w:val="en-US"/>
+              </w:rPr>
+              <w:t xml:space="preserve">[property </w:t>
+            </w:r>
+            <w:r>
+              <w:rPr>
+                <w:lang w:val="en-US"/>
+              </w:rPr>
+              <w:t>ASP</w:t>
+            </w:r>
+            <w:r>
+              <w:rPr>
+                <w:lang w:val="en-US"/>
+              </w:rPr>
+              <w:t>_VALID]</w:t>
             </w:r>
           </w:p>
           <w:p>
@@ -5291,7 +5338,13 @@
               <w:t>2.Password non associata all</w:t>
             </w:r>
             <w:r>
-              <w:t>’ e-mail[property NOT_ASSOCIATA_VALID]</w:t>
+              <w:t>’ e-mail[property NOT_</w:t>
+            </w:r>
+            <w:r>
+              <w:t>ASP</w:t>
+            </w:r>
+            <w:r>
+              <w:t>_VALID]</w:t>
             </w:r>
           </w:p>
         </w:tc>
@@ -5521,18 +5574,15 @@
           <w:szCs w:val="28"/>
         </w:rPr>
       </w:pPr>
-      <w:proofErr w:type="spellStart"/>
-      <w:r>
-        <w:rPr>
-          <w:b/>
-          <w:bCs/>
-          <w:sz w:val="28"/>
-          <w:szCs w:val="28"/>
-        </w:rPr>
-        <w:lastRenderedPageBreak/>
+      <w:r>
+        <w:rPr>
+          <w:b/>
+          <w:bCs/>
+          <w:sz w:val="28"/>
+          <w:szCs w:val="28"/>
+        </w:rPr>
         <w:t>TC_AggiungiArticolo</w:t>
       </w:r>
-      <w:proofErr w:type="spellEnd"/>
     </w:p>
     <w:p>
       <w:pPr>
@@ -5571,6 +5621,13 @@
           <w:szCs w:val="28"/>
         </w:rPr>
       </w:pPr>
+      <w:r>
+        <w:rPr>
+          <w:sz w:val="28"/>
+          <w:szCs w:val="28"/>
+        </w:rPr>
+        <w:t xml:space="preserve">CodiceArticolo, </w:t>
+      </w:r>
       <w:r>
         <w:rPr>
           <w:sz w:val="28"/>
@@ -5630,10 +5687,10 @@
               <w:jc w:val="center"/>
             </w:pPr>
             <w:r>
-              <w:t>Parametro: Nome</w:t>
-            </w:r>
-            <w:r>
-              <w:t>Articolo</w:t>
+              <w:t xml:space="preserve">Parametro: </w:t>
+            </w:r>
+            <w:r>
+              <w:t>CodiceArticolo</w:t>
             </w:r>
           </w:p>
         </w:tc>
@@ -5676,20 +5733,17 @@
           </w:tcPr>
           <w:p>
             <w:r>
-              <w:t>Lunghezza Nome</w:t>
-            </w:r>
-            <w:r>
-              <w:t>Articolo</w:t>
-            </w:r>
-            <w:r>
-              <w:t xml:space="preserve"> LN</w:t>
-            </w:r>
-            <w:r>
-              <w:t>A</w:t>
+              <w:t>Esistenza CodiceArticolo</w:t>
             </w:r>
             <w:r>
               <w:t xml:space="preserve"> </w:t>
             </w:r>
+            <w:r>
+              <w:t>ECA</w:t>
+            </w:r>
+            <w:r>
+              <w:t xml:space="preserve"> </w:t>
+            </w:r>
           </w:p>
         </w:tc>
         <w:tc>
@@ -5698,222 +5752,54 @@
           </w:tcPr>
           <w:p>
             <w:r>
-              <w:t>1. Lunghezza corretta&gt;1 e &lt;=15 [property LN</w:t>
-            </w:r>
-            <w:r>
-              <w:t>A</w:t>
-            </w:r>
-            <w:r>
-              <w:t>_VALID]</w:t>
-            </w:r>
-          </w:p>
-          <w:p>
-            <w:r>
-              <w:t xml:space="preserve">2. Lunghezza non corretta </w:t>
-            </w:r>
-          </w:p>
-        </w:tc>
-      </w:tr>
-      <w:tr>
-        <w:tc>
-          <w:tcPr>
-            <w:tcW w:w="3256" w:type="dxa"/>
-            <w:shd w:val="clear" w:color="auto" w:fill="92D050"/>
-          </w:tcPr>
-          <w:p>
-            <w:r>
-              <w:t>Formato Nome</w:t>
-            </w:r>
-            <w:r>
-              <w:t>Articolo</w:t>
-            </w:r>
-            <w:r>
-              <w:t xml:space="preserve"> FN</w:t>
-            </w:r>
-            <w:r>
-              <w:t>A</w:t>
-            </w:r>
-          </w:p>
-        </w:tc>
-        <w:tc>
-          <w:tcPr>
-            <w:tcW w:w="6372" w:type="dxa"/>
-          </w:tcPr>
-          <w:p>
-            <w:r>
-              <w:t>1. Rispetta il formato     [if LN</w:t>
-            </w:r>
-            <w:r>
-              <w:t>A</w:t>
-            </w:r>
-            <w:r>
-              <w:t>_VALID][property FN</w:t>
-            </w:r>
-            <w:r>
-              <w:t>A</w:t>
-            </w:r>
-            <w:r>
-              <w:t>_VALID]</w:t>
-            </w:r>
-          </w:p>
-          <w:p>
-            <w:r>
-              <w:t xml:space="preserve">2. Non rispetta il </w:t>
-            </w:r>
-            <w:r>
-              <w:t>formato [</w:t>
-            </w:r>
-            <w:r>
-              <w:t>property FN</w:t>
-            </w:r>
-            <w:r>
-              <w:t>A</w:t>
-            </w:r>
-            <w:r>
-              <w:t>_NOT_VALID]</w:t>
-            </w:r>
-          </w:p>
-        </w:tc>
-      </w:tr>
-      <w:tr>
-        <w:tc>
-          <w:tcPr>
-            <w:tcW w:w="3256" w:type="dxa"/>
-            <w:shd w:val="clear" w:color="auto" w:fill="92D050"/>
-          </w:tcPr>
-          <w:p>
-            <w:r>
-              <w:t xml:space="preserve">Esistenza </w:t>
-            </w:r>
-            <w:r>
-              <w:t>NomeArticolo</w:t>
-            </w:r>
-            <w:r>
-              <w:t xml:space="preserve"> E</w:t>
-            </w:r>
-            <w:r>
-              <w:t>NA</w:t>
-            </w:r>
-          </w:p>
-        </w:tc>
-        <w:tc>
-          <w:tcPr>
-            <w:tcW w:w="6372" w:type="dxa"/>
-          </w:tcPr>
-          <w:p>
-            <w:r>
               <w:t>1. Non esiste nel Database [property E</w:t>
             </w:r>
             <w:r>
-              <w:t>NA</w:t>
+              <w:t>CA</w:t>
             </w:r>
             <w:r>
               <w:t>_NOT_EXIST]</w:t>
             </w:r>
           </w:p>
           <w:p>
-            <w:pPr>
-              <w:rPr>
-                <w:lang w:val="en-GB"/>
-              </w:rPr>
-            </w:pPr>
-            <w:r>
-              <w:t xml:space="preserve">2. Esiste nel Database.        </w:t>
-            </w:r>
-            <w:r>
-              <w:rPr>
-                <w:lang w:val="en-US"/>
-              </w:rPr>
-              <w:t>[if F</w:t>
-            </w:r>
-            <w:r>
-              <w:rPr>
-                <w:lang w:val="en-US"/>
-              </w:rPr>
-              <w:t>NA</w:t>
-            </w:r>
-            <w:r>
-              <w:rPr>
-                <w:lang w:val="en-US"/>
-              </w:rPr>
-              <w:t>_</w:t>
-            </w:r>
-            <w:r>
-              <w:rPr>
-                <w:lang w:val="en-US"/>
-              </w:rPr>
-              <w:t>VALID] [</w:t>
-            </w:r>
-            <w:r>
-              <w:rPr>
-                <w:lang w:val="en-US"/>
-              </w:rPr>
-              <w:t>property E</w:t>
-            </w:r>
-            <w:r>
-              <w:rPr>
-                <w:lang w:val="en-US"/>
-              </w:rPr>
-              <w:t>NA</w:t>
-            </w:r>
-            <w:r>
-              <w:rPr>
-                <w:lang w:val="en-US"/>
-              </w:rPr>
-              <w:t>_EXIST]</w:t>
+            <w:r>
+              <w:t xml:space="preserve">2. Esiste nel Database.      </w:t>
+            </w:r>
+            <w:r>
+              <w:t xml:space="preserve"> [property EPF_EXIST]</w:t>
             </w:r>
           </w:p>
         </w:tc>
       </w:tr>
     </w:tbl>
     <w:p>
-      <w:r>
-        <w:t>*Rispetta il formato: La Stringa non presenta caratteri speciali e/o numeri.</w:t>
-      </w:r>
-    </w:p>
-    <w:p>
-      <w:r>
-        <w:rPr>
-          <w:b/>
-          <w:bCs/>
-        </w:rPr>
-        <w:t xml:space="preserve">LNA2 LPF1 FPF1 EPF1 LD1 FD1 FC1 PC1: </w:t>
-      </w:r>
-      <w:r>
-        <w:t>lunghezza nome articolo non corretta.</w:t>
-      </w:r>
-    </w:p>
-    <w:p>
-      <w:r>
-        <w:rPr>
-          <w:b/>
-          <w:bCs/>
-        </w:rPr>
-        <w:t xml:space="preserve">LNA1 FNA2 LPF1 FPF1 EPF1 LD1 FD1 FC1 PC1: </w:t>
-      </w:r>
-      <w:r>
-        <w:t>NomeArticolo non rispetta il formato.</w:t>
-      </w:r>
-    </w:p>
-    <w:p>
-      <w:r>
-        <w:rPr>
-          <w:b/>
-          <w:bCs/>
-        </w:rPr>
-        <w:t>LNA1 FNA1 ENA2 LPF1 FPF1 EPF1 LD1 FD1 FC1 PC1:</w:t>
-      </w:r>
-      <w:r>
-        <w:t xml:space="preserve"> NomeArticolo già in uso.</w:t>
-      </w:r>
-    </w:p>
-    <w:p>
-      <w:pPr>
-        <w:rPr>
-          <w:sz w:val="28"/>
-          <w:szCs w:val="28"/>
-        </w:rPr>
-      </w:pPr>
+      <w:pPr>
+        <w:rPr>
+          <w:b/>
+          <w:bCs/>
+        </w:rPr>
+      </w:pPr>
+      <w:r>
+        <w:rPr>
+          <w:b/>
+          <w:bCs/>
+        </w:rPr>
+        <w:t>ECA</w:t>
+      </w:r>
+      <w:r>
+        <w:rPr>
+          <w:b/>
+          <w:bCs/>
+        </w:rPr>
+        <w:t>2</w:t>
+      </w:r>
+      <w:r>
+        <w:rPr>
+          <w:b/>
+          <w:bCs/>
+        </w:rPr>
+        <w:t xml:space="preserve"> LNA1 FNA1 ENA1 LPF1 FPF1 EPF1 LD1 FD1 FC1 PC1</w:t>
+      </w:r>
     </w:p>
     <w:p>
       <w:pPr>
@@ -5945,10 +5831,10 @@
               <w:jc w:val="center"/>
             </w:pPr>
             <w:r>
-              <w:t xml:space="preserve">Parametro: </w:t>
-            </w:r>
-            <w:r>
-              <w:t>PercorsoFoto</w:t>
+              <w:t>Parametro: Nome</w:t>
+            </w:r>
+            <w:r>
+              <w:t>Articolo</w:t>
             </w:r>
           </w:p>
         </w:tc>
@@ -5991,18 +5877,19 @@
           </w:tcPr>
           <w:p>
             <w:r>
-              <w:t xml:space="preserve">Lunghezza </w:t>
-            </w:r>
-            <w:proofErr w:type="spellStart"/>
-            <w:r>
-              <w:t>PercorsoFoto</w:t>
-            </w:r>
-            <w:proofErr w:type="spellEnd"/>
-            <w:r>
-              <w:t xml:space="preserve"> L</w:t>
-            </w:r>
-            <w:r>
-              <w:t>PF</w:t>
+              <w:t>Lunghezza Nome</w:t>
+            </w:r>
+            <w:r>
+              <w:t>Articolo</w:t>
+            </w:r>
+            <w:r>
+              <w:t xml:space="preserve"> LN</w:t>
+            </w:r>
+            <w:r>
+              <w:t>A</w:t>
+            </w:r>
+            <w:r>
+              <w:t xml:space="preserve"> </w:t>
             </w:r>
           </w:p>
         </w:tc>
@@ -6012,10 +5899,10 @@
           </w:tcPr>
           <w:p>
             <w:r>
-              <w:t xml:space="preserve">1. Lunghezza corretta&gt;1 e &lt;=15 [property </w:t>
-            </w:r>
-            <w:r>
-              <w:t>LPF</w:t>
+              <w:t>1. Lunghezza corretta&gt;1 e &lt;=15 [property LN</w:t>
+            </w:r>
+            <w:r>
+              <w:t>A</w:t>
             </w:r>
             <w:r>
               <w:t>_VALID]</w:t>
@@ -6036,19 +5923,16 @@
           </w:tcPr>
           <w:p>
             <w:r>
-              <w:t xml:space="preserve">Formato </w:t>
-            </w:r>
-            <w:r>
-              <w:t>PercorsoFoto</w:t>
-            </w:r>
-            <w:r>
-              <w:t xml:space="preserve"> </w:t>
-            </w:r>
-            <w:r>
-              <w:t>F</w:t>
-            </w:r>
-            <w:r>
-              <w:t>PF</w:t>
+              <w:t>Formato Nome</w:t>
+            </w:r>
+            <w:r>
+              <w:t>Articolo</w:t>
+            </w:r>
+            <w:r>
+              <w:t xml:space="preserve"> FN</w:t>
+            </w:r>
+            <w:r>
+              <w:t>A</w:t>
             </w:r>
           </w:p>
         </w:tc>
@@ -6058,39 +5942,34 @@
           </w:tcPr>
           <w:p>
             <w:r>
-              <w:t>1. Rispetta il formato        [if L</w:t>
-            </w:r>
-            <w:r>
-              <w:t>PF</w:t>
-            </w:r>
-            <w:r>
-              <w:t xml:space="preserve">_VALID][property </w:t>
-            </w:r>
-            <w:r>
-              <w:t>F</w:t>
-            </w:r>
-            <w:r>
-              <w:t>PF</w:t>
+              <w:t>1. Rispetta il formato     [if LN</w:t>
+            </w:r>
+            <w:r>
+              <w:t>A</w:t>
+            </w:r>
+            <w:r>
+              <w:t>_VALID][property FN</w:t>
+            </w:r>
+            <w:r>
+              <w:t>A</w:t>
             </w:r>
             <w:r>
               <w:t>_VALID]</w:t>
             </w:r>
           </w:p>
           <w:p>
-            <w:pPr>
-              <w:jc w:val="both"/>
-            </w:pPr>
-            <w:r>
-              <w:t xml:space="preserve">2. Non rispetta il formato [property </w:t>
-            </w:r>
-            <w:r>
-              <w:t>F</w:t>
-            </w:r>
-            <w:r>
-              <w:t>PF</w:t>
-            </w:r>
-            <w:r>
-              <w:t xml:space="preserve"> </w:t>
+            <w:r>
+              <w:lastRenderedPageBreak/>
+              <w:t xml:space="preserve">2. Non rispetta il </w:t>
+            </w:r>
+            <w:r>
+              <w:t>formato [</w:t>
+            </w:r>
+            <w:r>
+              <w:t>property FN</w:t>
+            </w:r>
+            <w:r>
+              <w:t>A</w:t>
             </w:r>
             <w:r>
               <w:t>_NOT_VALID]</w:t>
@@ -6106,21 +5985,17 @@
           </w:tcPr>
           <w:p>
             <w:r>
+              <w:lastRenderedPageBreak/>
               <w:t xml:space="preserve">Esistenza </w:t>
             </w:r>
-            <w:proofErr w:type="spellStart"/>
-            <w:r>
-              <w:t>PercorsoFoto</w:t>
-            </w:r>
-            <w:proofErr w:type="spellEnd"/>
-            <w:r>
-              <w:t xml:space="preserve"> </w:t>
-            </w:r>
-            <w:r>
-              <w:t>E</w:t>
-            </w:r>
-            <w:r>
-              <w:t>PF</w:t>
+            <w:r>
+              <w:t>NomeArticolo</w:t>
+            </w:r>
+            <w:r>
+              <w:t xml:space="preserve"> E</w:t>
+            </w:r>
+            <w:r>
+              <w:t>NA</w:t>
             </w:r>
           </w:p>
         </w:tc>
@@ -6133,7 +6008,7 @@
               <w:t>1. Non esiste nel Database [property E</w:t>
             </w:r>
             <w:r>
-              <w:t>PF</w:t>
+              <w:t>NA</w:t>
             </w:r>
             <w:r>
               <w:t>_NOT_EXIST]</w:t>
@@ -6152,37 +6027,37 @@
               <w:rPr>
                 <w:lang w:val="en-US"/>
               </w:rPr>
-              <w:t xml:space="preserve">[if </w:t>
+              <w:t>[if F</w:t>
             </w:r>
             <w:r>
               <w:rPr>
                 <w:lang w:val="en-US"/>
               </w:rPr>
-              <w:t>FPF</w:t>
+              <w:t>NA</w:t>
             </w:r>
             <w:r>
               <w:rPr>
                 <w:lang w:val="en-US"/>
               </w:rPr>
-              <w:t>_VALID]</w:t>
+              <w:t>_</w:t>
             </w:r>
             <w:r>
               <w:rPr>
                 <w:lang w:val="en-US"/>
               </w:rPr>
-              <w:t xml:space="preserve"> </w:t>
+              <w:t>VALID] [</w:t>
             </w:r>
             <w:r>
               <w:rPr>
                 <w:lang w:val="en-US"/>
               </w:rPr>
-              <w:t xml:space="preserve">[property </w:t>
+              <w:t>property E</w:t>
             </w:r>
             <w:r>
               <w:rPr>
-                <w:lang w:val="en-GB"/>
+                <w:lang w:val="en-US"/>
               </w:rPr>
-              <w:t>EPF</w:t>
+              <w:t>NA</w:t>
             </w:r>
             <w:r>
               <w:rPr>
@@ -6195,67 +6070,74 @@
       </w:tr>
     </w:tbl>
     <w:p>
-      <w:pPr>
-        <w:rPr>
-          <w:b/>
-          <w:bCs/>
-          <w:lang w:val="en-GB"/>
-        </w:rPr>
-      </w:pPr>
-    </w:p>
-    <w:p>
-      <w:pPr>
-        <w:jc w:val="both"/>
-      </w:pPr>
-      <w:r>
-        <w:rPr>
-          <w:b/>
-          <w:bCs/>
-        </w:rPr>
-        <w:t xml:space="preserve">LNA1 FNA1 ENA1 LPF2 LD1 FD1 FC1 PC1: </w:t>
-      </w:r>
-      <w:r>
-        <w:t xml:space="preserve">lunghezza </w:t>
-      </w:r>
-      <w:r>
-        <w:t>P</w:t>
-      </w:r>
-      <w:r>
-        <w:t>erco</w:t>
-      </w:r>
-      <w:r>
-        <w:t>rsoFoto non corretta.</w:t>
-      </w:r>
-    </w:p>
-    <w:p>
-      <w:pPr>
-        <w:jc w:val="both"/>
-      </w:pPr>
-      <w:r>
-        <w:rPr>
-          <w:b/>
-          <w:bCs/>
-        </w:rPr>
-        <w:t xml:space="preserve">LNA1 FNA1 ENA1 LPF1 FPF2 LD1 FD1 FC1 PC1: </w:t>
-      </w:r>
-      <w:r>
-        <w:t xml:space="preserve">Formato </w:t>
-      </w:r>
-      <w:r>
-        <w:t>PercorsoFoto non rispettato.</w:t>
-      </w:r>
-    </w:p>
-    <w:p>
-      <w:r>
-        <w:rPr>
-          <w:b/>
-          <w:bCs/>
-        </w:rPr>
-        <w:t xml:space="preserve">LNA1 FNA1 ENA1 LPF1 FPF1 EPF2 LD1 FD1 FC1 PC1: </w:t>
-      </w:r>
-      <w:r>
-        <w:t>PercorsoFoto già in uso.</w:t>
-      </w:r>
+      <w:r>
+        <w:t>*Rispetta il formato: La Stringa non presenta caratteri speciali e/o numeri.</w:t>
+      </w:r>
+    </w:p>
+    <w:p>
+      <w:r>
+        <w:rPr>
+          <w:b/>
+          <w:bCs/>
+        </w:rPr>
+        <w:t xml:space="preserve">ECA1 </w:t>
+      </w:r>
+      <w:r>
+        <w:rPr>
+          <w:b/>
+          <w:bCs/>
+        </w:rPr>
+        <w:t xml:space="preserve">LNA2 LPF1 FPF1 EPF1 LD1 FD1 FC1 PC1: </w:t>
+      </w:r>
+      <w:r>
+        <w:t>lunghezza nome articolo non corretta.</w:t>
+      </w:r>
+    </w:p>
+    <w:p>
+      <w:r>
+        <w:rPr>
+          <w:b/>
+          <w:bCs/>
+        </w:rPr>
+        <w:t xml:space="preserve">ECA1 </w:t>
+      </w:r>
+      <w:r>
+        <w:rPr>
+          <w:b/>
+          <w:bCs/>
+        </w:rPr>
+        <w:t xml:space="preserve">LNA1 FNA2 LPF1 FPF1 EPF1 LD1 FD1 FC1 PC1: </w:t>
+      </w:r>
+      <w:r>
+        <w:t>NomeArticolo non rispetta il formato.</w:t>
+      </w:r>
+    </w:p>
+    <w:p>
+      <w:r>
+        <w:rPr>
+          <w:b/>
+          <w:bCs/>
+        </w:rPr>
+        <w:t xml:space="preserve">ECA1 </w:t>
+      </w:r>
+      <w:r>
+        <w:rPr>
+          <w:b/>
+          <w:bCs/>
+        </w:rPr>
+        <w:t>LNA1 FNA1 ENA2 LPF1 FPF1 EPF1 LD1 FD1 FC1 PC1:</w:t>
+      </w:r>
+      <w:r>
+        <w:t xml:space="preserve"> NomeArticolo già in uso.</w:t>
+      </w:r>
+    </w:p>
+    <w:p>
+      <w:pPr>
+        <w:rPr>
+          <w:sz w:val="28"/>
+          <w:szCs w:val="28"/>
+        </w:rPr>
+      </w:pPr>
     </w:p>
     <w:p>
       <w:pPr>
@@ -6290,7 +6172,7 @@
               <w:t xml:space="preserve">Parametro: </w:t>
             </w:r>
             <w:r>
-              <w:t>Descrizione</w:t>
+              <w:t>PercorsoFoto</w:t>
             </w:r>
           </w:p>
         </w:tc>
@@ -6336,13 +6218,13 @@
               <w:t xml:space="preserve">Lunghezza </w:t>
             </w:r>
             <w:r>
-              <w:t>Descrizione</w:t>
+              <w:t>PercorsoFoto</w:t>
             </w:r>
             <w:r>
               <w:t xml:space="preserve"> L</w:t>
             </w:r>
             <w:r>
-              <w:t>D</w:t>
+              <w:t>PF</w:t>
             </w:r>
           </w:p>
         </w:tc>
@@ -6352,25 +6234,10 @@
           </w:tcPr>
           <w:p>
             <w:r>
-              <w:t>1. Lunghezza corretta</w:t>
-            </w:r>
-            <w:r>
-              <w:t xml:space="preserve"> </w:t>
-            </w:r>
-            <w:r>
-              <w:t>&gt;</w:t>
-            </w:r>
-            <w:r>
-              <w:t xml:space="preserve"> </w:t>
-            </w:r>
-            <w:r>
-              <w:t>5</w:t>
-            </w:r>
-            <w:r>
-              <w:t xml:space="preserve"> [property </w:t>
-            </w:r>
-            <w:r>
-              <w:t>LD</w:t>
+              <w:t xml:space="preserve">1. Lunghezza corretta&gt;1 e &lt;=15 [property </w:t>
+            </w:r>
+            <w:r>
+              <w:t>LPF</w:t>
             </w:r>
             <w:r>
               <w:t>_VALID]</w:t>
@@ -6394,13 +6261,16 @@
               <w:t xml:space="preserve">Formato </w:t>
             </w:r>
             <w:r>
-              <w:t>Descrizione</w:t>
+              <w:t>PercorsoFoto</w:t>
             </w:r>
             <w:r>
               <w:t xml:space="preserve"> </w:t>
             </w:r>
             <w:r>
-              <w:t>FD</w:t>
+              <w:t>F</w:t>
+            </w:r>
+            <w:r>
+              <w:t>PF</w:t>
             </w:r>
           </w:p>
         </w:tc>
@@ -6413,13 +6283,16 @@
               <w:t>1. Rispetta il formato        [if L</w:t>
             </w:r>
             <w:r>
-              <w:t>D</w:t>
-            </w:r>
-            <w:r>
-              <w:t>_VALID][property F</w:t>
-            </w:r>
-            <w:r>
-              <w:t>D</w:t>
+              <w:t>PF</w:t>
+            </w:r>
+            <w:r>
+              <w:t xml:space="preserve">_VALID][property </w:t>
+            </w:r>
+            <w:r>
+              <w:t>F</w:t>
+            </w:r>
+            <w:r>
+              <w:t>PF</w:t>
             </w:r>
             <w:r>
               <w:t>_VALID]</w:t>
@@ -6430,13 +6303,112 @@
               <w:jc w:val="both"/>
             </w:pPr>
             <w:r>
-              <w:t>2. Non rispetta il formato [property F</w:t>
-            </w:r>
-            <w:r>
-              <w:t>D</w:t>
-            </w:r>
-            <w:r>
-              <w:t xml:space="preserve"> _NOT_VALID]</w:t>
+              <w:t xml:space="preserve">2. Non rispetta il formato [property </w:t>
+            </w:r>
+            <w:r>
+              <w:t>F</w:t>
+            </w:r>
+            <w:r>
+              <w:t>PF</w:t>
+            </w:r>
+            <w:r>
+              <w:t xml:space="preserve"> </w:t>
+            </w:r>
+            <w:r>
+              <w:t>_NOT_VALID]</w:t>
+            </w:r>
+          </w:p>
+        </w:tc>
+      </w:tr>
+      <w:tr>
+        <w:tc>
+          <w:tcPr>
+            <w:tcW w:w="3256" w:type="dxa"/>
+            <w:shd w:val="clear" w:color="auto" w:fill="92D050"/>
+          </w:tcPr>
+          <w:p>
+            <w:r>
+              <w:t xml:space="preserve">Esistenza </w:t>
+            </w:r>
+            <w:r>
+              <w:t>PercorsoFoto</w:t>
+            </w:r>
+            <w:r>
+              <w:t xml:space="preserve"> </w:t>
+            </w:r>
+            <w:r>
+              <w:t>E</w:t>
+            </w:r>
+            <w:r>
+              <w:t>PF</w:t>
+            </w:r>
+          </w:p>
+        </w:tc>
+        <w:tc>
+          <w:tcPr>
+            <w:tcW w:w="6372" w:type="dxa"/>
+          </w:tcPr>
+          <w:p>
+            <w:r>
+              <w:t>1. Non esiste nel Database [property E</w:t>
+            </w:r>
+            <w:r>
+              <w:t>PF</w:t>
+            </w:r>
+            <w:r>
+              <w:t>_NOT_EXIST]</w:t>
+            </w:r>
+          </w:p>
+          <w:p>
+            <w:pPr>
+              <w:rPr>
+                <w:lang w:val="en-GB"/>
+              </w:rPr>
+            </w:pPr>
+            <w:r>
+              <w:t xml:space="preserve">2. Esiste nel Database.        </w:t>
+            </w:r>
+            <w:r>
+              <w:rPr>
+                <w:lang w:val="en-US"/>
+              </w:rPr>
+              <w:t xml:space="preserve">[if </w:t>
+            </w:r>
+            <w:r>
+              <w:rPr>
+                <w:lang w:val="en-US"/>
+              </w:rPr>
+              <w:t>FPF</w:t>
+            </w:r>
+            <w:r>
+              <w:rPr>
+                <w:lang w:val="en-US"/>
+              </w:rPr>
+              <w:t>_VALID]</w:t>
+            </w:r>
+            <w:r>
+              <w:rPr>
+                <w:lang w:val="en-US"/>
+              </w:rPr>
+              <w:t xml:space="preserve"> </w:t>
+            </w:r>
+            <w:r>
+              <w:rPr>
+                <w:lang w:val="en-US"/>
+              </w:rPr>
+              <w:t xml:space="preserve">[property </w:t>
+            </w:r>
+            <w:r>
+              <w:rPr>
+                <w:lang w:val="en-GB"/>
+              </w:rPr>
+              <w:t>EPF</w:t>
+            </w:r>
+            <w:r>
+              <w:rPr>
+                <w:lang w:val="en-US"/>
+              </w:rPr>
+              <w:t>_EXIST]</w:t>
             </w:r>
           </w:p>
         </w:tc>
@@ -6447,31 +6419,83 @@
         <w:rPr>
           <w:b/>
           <w:bCs/>
-        </w:rPr>
-      </w:pPr>
-    </w:p>
-    <w:p>
-      <w:r>
-        <w:rPr>
-          <w:b/>
-          <w:bCs/>
-        </w:rPr>
-        <w:t xml:space="preserve">LNA1 FNA1 ENA1 LPF1 FPF1 EPF1 LD2 FC1 PC1: </w:t>
-      </w:r>
-      <w:r>
-        <w:t>lunghezza descrizione non corretta.</w:t>
-      </w:r>
-    </w:p>
-    <w:p>
-      <w:r>
-        <w:rPr>
-          <w:b/>
-          <w:bCs/>
-        </w:rPr>
-        <w:t xml:space="preserve">LNA1 FNA1 ENA1 LPF1 FPF1 EPF1 LD1 FD2 FC1 PC1: </w:t>
-      </w:r>
-      <w:r>
-        <w:t>formato descrizione non corretto.</w:t>
+          <w:lang w:val="en-GB"/>
+        </w:rPr>
+      </w:pPr>
+    </w:p>
+    <w:p>
+      <w:pPr>
+        <w:jc w:val="both"/>
+      </w:pPr>
+      <w:r>
+        <w:rPr>
+          <w:b/>
+          <w:bCs/>
+        </w:rPr>
+        <w:t xml:space="preserve">ECA1 </w:t>
+      </w:r>
+      <w:r>
+        <w:rPr>
+          <w:b/>
+          <w:bCs/>
+        </w:rPr>
+        <w:t xml:space="preserve">LNA1 FNA1 ENA1 LPF2 LD1 FD1 FC1 PC1: </w:t>
+      </w:r>
+      <w:r>
+        <w:t xml:space="preserve">lunghezza </w:t>
+      </w:r>
+      <w:r>
+        <w:t>P</w:t>
+      </w:r>
+      <w:r>
+        <w:t>erco</w:t>
+      </w:r>
+      <w:r>
+        <w:t>rsoFoto non corretta.</w:t>
+      </w:r>
+    </w:p>
+    <w:p>
+      <w:pPr>
+        <w:jc w:val="both"/>
+      </w:pPr>
+      <w:r>
+        <w:rPr>
+          <w:b/>
+          <w:bCs/>
+        </w:rPr>
+        <w:t xml:space="preserve">ECA1 </w:t>
+      </w:r>
+      <w:r>
+        <w:rPr>
+          <w:b/>
+          <w:bCs/>
+        </w:rPr>
+        <w:t xml:space="preserve">LNA1 FNA1 ENA1 LPF1 FPF2 LD1 FD1 FC1 PC1: </w:t>
+      </w:r>
+      <w:r>
+        <w:t xml:space="preserve">Formato </w:t>
+      </w:r>
+      <w:r>
+        <w:t>PercorsoFoto non rispettato.</w:t>
+      </w:r>
+    </w:p>
+    <w:p>
+      <w:r>
+        <w:rPr>
+          <w:b/>
+          <w:bCs/>
+        </w:rPr>
+        <w:t xml:space="preserve">ECA1 </w:t>
+      </w:r>
+      <w:r>
+        <w:rPr>
+          <w:b/>
+          <w:bCs/>
+        </w:rPr>
+        <w:t xml:space="preserve">LNA1 FNA1 ENA1 LPF1 FPF1 EPF2 LD1 FD1 FC1 PC1: </w:t>
+      </w:r>
+      <w:r>
+        <w:t>PercorsoFoto già in uso.</w:t>
       </w:r>
     </w:p>
     <w:p>
@@ -6507,7 +6531,7 @@
               <w:t xml:space="preserve">Parametro: </w:t>
             </w:r>
             <w:r>
-              <w:t>Costo</w:t>
+              <w:t>Descrizione</w:t>
             </w:r>
           </w:p>
         </w:tc>
@@ -6550,17 +6574,74 @@
           </w:tcPr>
           <w:p>
             <w:r>
-              <w:lastRenderedPageBreak/>
+              <w:t xml:space="preserve">Lunghezza </w:t>
+            </w:r>
+            <w:r>
+              <w:t>Descrizione</w:t>
+            </w:r>
+            <w:r>
+              <w:t xml:space="preserve"> L</w:t>
+            </w:r>
+            <w:r>
+              <w:t>D</w:t>
+            </w:r>
+          </w:p>
+        </w:tc>
+        <w:tc>
+          <w:tcPr>
+            <w:tcW w:w="6372" w:type="dxa"/>
+          </w:tcPr>
+          <w:p>
+            <w:r>
+              <w:t>1. Lunghezza corretta</w:t>
+            </w:r>
+            <w:r>
+              <w:t xml:space="preserve"> </w:t>
+            </w:r>
+            <w:r>
+              <w:t>&gt;</w:t>
+            </w:r>
+            <w:r>
+              <w:t xml:space="preserve"> </w:t>
+            </w:r>
+            <w:r>
+              <w:t>5</w:t>
+            </w:r>
+            <w:r>
+              <w:t xml:space="preserve"> [property </w:t>
+            </w:r>
+            <w:r>
+              <w:t>LD</w:t>
+            </w:r>
+            <w:r>
+              <w:t>_VALID]</w:t>
+            </w:r>
+          </w:p>
+          <w:p>
+            <w:r>
+              <w:t xml:space="preserve">2. Lunghezza non corretta </w:t>
+            </w:r>
+          </w:p>
+        </w:tc>
+      </w:tr>
+      <w:tr>
+        <w:tc>
+          <w:tcPr>
+            <w:tcW w:w="3256" w:type="dxa"/>
+            <w:shd w:val="clear" w:color="auto" w:fill="92D050"/>
+          </w:tcPr>
+          <w:p>
+            <w:r>
               <w:t xml:space="preserve">Formato </w:t>
             </w:r>
             <w:r>
-              <w:t>Costo</w:t>
+              <w:t>Descrizione</w:t>
             </w:r>
             <w:r>
               <w:t xml:space="preserve"> </w:t>
             </w:r>
             <w:r>
-              <w:t>FC</w:t>
+              <w:t>FD</w:t>
             </w:r>
           </w:p>
         </w:tc>
@@ -6570,7 +6651,13 @@
           </w:tcPr>
           <w:p>
             <w:r>
-              <w:t>1. Rispetta il formato        [property F</w:t>
+              <w:t>1. Rispetta il formato        [if L</w:t>
+            </w:r>
+            <w:r>
+              <w:t>D</w:t>
+            </w:r>
+            <w:r>
+              <w:t>_VALID][property F</w:t>
             </w:r>
             <w:r>
               <w:t>D</w:t>
@@ -6595,67 +6682,6 @@
           </w:p>
         </w:tc>
       </w:tr>
-      <w:tr>
-        <w:tc>
-          <w:tcPr>
-            <w:tcW w:w="3256" w:type="dxa"/>
-            <w:shd w:val="clear" w:color="auto" w:fill="92D050"/>
-          </w:tcPr>
-          <w:p>
-            <w:r>
-              <w:t>Positività Costo PC</w:t>
-            </w:r>
-          </w:p>
-        </w:tc>
-        <w:tc>
-          <w:tcPr>
-            <w:tcW w:w="6372" w:type="dxa"/>
-          </w:tcPr>
-          <w:p>
-            <w:r>
-              <w:t xml:space="preserve">1. Costo positivo        </w:t>
-            </w:r>
-            <w:r>
-              <w:t xml:space="preserve">   </w:t>
-            </w:r>
-            <w:r>
-              <w:t xml:space="preserve">[if </w:t>
-            </w:r>
-            <w:r>
-              <w:t>FD</w:t>
-            </w:r>
-            <w:r>
-              <w:t xml:space="preserve">_VALID][property </w:t>
-            </w:r>
-            <w:r>
-              <w:t>PC</w:t>
-            </w:r>
-            <w:r>
-              <w:t>_VALID]</w:t>
-            </w:r>
-          </w:p>
-          <w:p>
-            <w:r>
-              <w:t xml:space="preserve">2. Costo negativo       </w:t>
-            </w:r>
-            <w:r>
-              <w:t xml:space="preserve">  </w:t>
-            </w:r>
-            <w:r>
-              <w:t xml:space="preserve"> </w:t>
-            </w:r>
-            <w:r>
-              <w:t xml:space="preserve">[property </w:t>
-            </w:r>
-            <w:r>
-              <w:t>PC</w:t>
-            </w:r>
-            <w:r>
-              <w:t xml:space="preserve"> _NOT_VALID]</w:t>
-            </w:r>
-          </w:p>
-        </w:tc>
-      </w:tr>
     </w:tbl>
     <w:p>
       <w:pPr>
@@ -6671,190 +6697,53 @@
           <w:b/>
           <w:bCs/>
         </w:rPr>
-        <w:t xml:space="preserve">LNA1 FNA1 ENA1 LPF1 FPF1 EPF1 LD1 FD1 FC2 : </w:t>
-      </w:r>
-      <w:r>
-        <w:t>Formato costo non rispettato.</w:t>
-      </w:r>
-    </w:p>
-    <w:p>
-      <w:r>
-        <w:rPr>
-          <w:b/>
-          <w:bCs/>
-        </w:rPr>
-        <w:t>LNA1 FNA1 ENA1 LPF1 FPF1 EPF1 LD1 FD1 FC1 PC2: “</w:t>
-      </w:r>
-      <w:r>
-        <w:t>Costo non valido &lt; 0”.</w:t>
-      </w:r>
-    </w:p>
-    <w:p>
-      <w:pPr>
-        <w:rPr>
-          <w:b/>
-          <w:bCs/>
-        </w:rPr>
-      </w:pPr>
-    </w:p>
-    <w:p>
-      <w:pPr>
-        <w:rPr>
-          <w:b/>
-          <w:bCs/>
-        </w:rPr>
-      </w:pPr>
-      <w:r>
-        <w:rPr>
-          <w:b/>
-          <w:bCs/>
-        </w:rPr>
-        <w:t>TEST FRAME :</w:t>
-      </w:r>
-    </w:p>
-    <w:p>
-      <w:pPr>
-        <w:rPr>
-          <w:b/>
-          <w:bCs/>
-        </w:rPr>
-      </w:pPr>
-      <w:r>
-        <w:rPr>
-          <w:b/>
-          <w:bCs/>
-        </w:rPr>
-        <w:t>Le combinazioni sono state sviluppate di seguito alle tabelle dei parametri.</w:t>
-      </w:r>
-    </w:p>
-    <w:p>
-      <w:pPr>
-        <w:rPr>
-          <w:b/>
-          <w:bCs/>
-        </w:rPr>
-      </w:pPr>
-      <w:r>
-        <w:rPr>
-          <w:b/>
-          <w:bCs/>
-        </w:rPr>
-        <w:t>TC_</w:t>
-      </w:r>
-      <w:r>
-        <w:rPr>
-          <w:b/>
-          <w:bCs/>
-          <w:sz w:val="28"/>
-          <w:szCs w:val="28"/>
-        </w:rPr>
-        <w:t xml:space="preserve"> </w:t>
-      </w:r>
-      <w:proofErr w:type="spellStart"/>
-      <w:r>
-        <w:rPr>
-          <w:b/>
-          <w:bCs/>
-          <w:sz w:val="28"/>
-          <w:szCs w:val="28"/>
-        </w:rPr>
-        <w:t>AggiungiArticolo</w:t>
-      </w:r>
-      <w:proofErr w:type="spellEnd"/>
-      <w:r>
-        <w:rPr>
-          <w:b/>
-          <w:bCs/>
-        </w:rPr>
-        <w:t xml:space="preserve"> _SUCCESSUFUL:</w:t>
-      </w:r>
-    </w:p>
-    <w:p>
-      <w:pPr>
-        <w:rPr>
-          <w:b/>
-          <w:bCs/>
-        </w:rPr>
-      </w:pPr>
-      <w:r>
-        <w:rPr>
-          <w:b/>
-          <w:bCs/>
-        </w:rPr>
-        <w:t>LNA1 FNA1 ENA1 LPF1 FPF1 EPF1 LD1 FD1 FC1 PC1</w:t>
-      </w:r>
-    </w:p>
-    <w:p>
-      <w:pPr>
-        <w:rPr>
-          <w:sz w:val="28"/>
-          <w:szCs w:val="28"/>
-        </w:rPr>
-      </w:pPr>
-    </w:p>
-    <w:p>
-      <w:pPr>
-        <w:rPr>
-          <w:b/>
-          <w:bCs/>
-          <w:sz w:val="32"/>
-          <w:szCs w:val="32"/>
-        </w:rPr>
-      </w:pPr>
-      <w:r>
-        <w:rPr>
-          <w:b/>
-          <w:bCs/>
-          <w:sz w:val="32"/>
-          <w:szCs w:val="32"/>
-        </w:rPr>
-        <w:t>TC_ModificaArticolo</w:t>
-      </w:r>
-    </w:p>
-    <w:p>
-      <w:pPr>
-        <w:rPr>
-          <w:sz w:val="28"/>
-          <w:szCs w:val="28"/>
-        </w:rPr>
-      </w:pPr>
-    </w:p>
-    <w:p>
-      <w:pPr>
-        <w:rPr>
-          <w:sz w:val="28"/>
-          <w:szCs w:val="28"/>
-        </w:rPr>
-      </w:pPr>
-      <w:r>
-        <w:rPr>
-          <w:sz w:val="28"/>
-          <w:szCs w:val="28"/>
-        </w:rPr>
-        <w:t>PARAMETRI</w:t>
-      </w:r>
-      <w:r>
-        <w:rPr>
-          <w:sz w:val="28"/>
-          <w:szCs w:val="28"/>
-        </w:rPr>
-        <w:t>:</w:t>
-      </w:r>
-    </w:p>
-    <w:p>
-      <w:pPr>
-        <w:rPr>
-          <w:sz w:val="28"/>
-          <w:szCs w:val="28"/>
-        </w:rPr>
-      </w:pPr>
-      <w:r>
-        <w:rPr>
-          <w:sz w:val="28"/>
-          <w:szCs w:val="28"/>
-        </w:rPr>
-        <w:t>PercorsoFoto, Descrizione, Costo.</w:t>
-      </w:r>
+        <w:t xml:space="preserve">ECA1 </w:t>
+      </w:r>
+      <w:r>
+        <w:rPr>
+          <w:b/>
+          <w:bCs/>
+        </w:rPr>
+        <w:t xml:space="preserve">LNA1 FNA1 ENA1 LPF1 FPF1 EPF1 LD2 FC1 PC1: </w:t>
+      </w:r>
+      <w:r>
+        <w:t>lunghezza descrizione non corretta.</w:t>
+      </w:r>
+    </w:p>
+    <w:p>
+      <w:r>
+        <w:rPr>
+          <w:b/>
+          <w:bCs/>
+        </w:rPr>
+        <w:t xml:space="preserve">ECA1 </w:t>
+      </w:r>
+      <w:r>
+        <w:rPr>
+          <w:b/>
+          <w:bCs/>
+        </w:rPr>
+        <w:t xml:space="preserve">LNA1 FNA1 ENA1 LPF1 FPF1 EPF1 LD1 FD2 FC1 PC1: </w:t>
+      </w:r>
+      <w:r>
+        <w:t>formato descrizione non corretto.</w:t>
+      </w:r>
+    </w:p>
+    <w:p>
+      <w:pPr>
+        <w:rPr>
+          <w:sz w:val="28"/>
+          <w:szCs w:val="28"/>
+        </w:rPr>
+      </w:pPr>
+    </w:p>
+    <w:p>
+      <w:pPr>
+        <w:rPr>
+          <w:sz w:val="28"/>
+          <w:szCs w:val="28"/>
+        </w:rPr>
+      </w:pPr>
     </w:p>
     <w:tbl>
       <w:tblPr>
@@ -6881,7 +6770,7 @@
               <w:t xml:space="preserve">Parametro: </w:t>
             </w:r>
             <w:r>
-              <w:t>PercorsoFoto</w:t>
+              <w:t>Costo</w:t>
             </w:r>
           </w:p>
         </w:tc>
@@ -6924,16 +6813,16 @@
           </w:tcPr>
           <w:p>
             <w:r>
-              <w:t xml:space="preserve">Lunghezza </w:t>
-            </w:r>
-            <w:r>
-              <w:t>PercorsoFoto</w:t>
-            </w:r>
-            <w:r>
-              <w:t xml:space="preserve"> L</w:t>
-            </w:r>
-            <w:r>
-              <w:t>PF</w:t>
+              <w:t xml:space="preserve">Formato </w:t>
+            </w:r>
+            <w:r>
+              <w:t>Costo</w:t>
+            </w:r>
+            <w:r>
+              <w:t xml:space="preserve"> </w:t>
+            </w:r>
+            <w:r>
+              <w:t>FC</w:t>
             </w:r>
           </w:p>
         </w:tc>
@@ -6943,59 +6832,10 @@
           </w:tcPr>
           <w:p>
             <w:r>
-              <w:t xml:space="preserve">1. Lunghezza corretta&gt;1 e &lt;=15 [property </w:t>
-            </w:r>
-            <w:r>
-              <w:t>LPF</w:t>
-            </w:r>
-            <w:r>
-              <w:t>_VALID]</w:t>
-            </w:r>
-          </w:p>
-          <w:p>
-            <w:r>
-              <w:t xml:space="preserve">2. Lunghezza non corretta </w:t>
-            </w:r>
-          </w:p>
-        </w:tc>
-      </w:tr>
-      <w:tr>
-        <w:tc>
-          <w:tcPr>
-            <w:tcW w:w="3256" w:type="dxa"/>
-            <w:shd w:val="clear" w:color="auto" w:fill="92D050"/>
-          </w:tcPr>
-          <w:p>
-            <w:r>
-              <w:t xml:space="preserve">Formato </w:t>
-            </w:r>
-            <w:r>
-              <w:t>PercorsoFoto</w:t>
-            </w:r>
-            <w:r>
-              <w:t xml:space="preserve"> F</w:t>
-            </w:r>
-            <w:r>
-              <w:t>PF</w:t>
-            </w:r>
-          </w:p>
-        </w:tc>
-        <w:tc>
-          <w:tcPr>
-            <w:tcW w:w="6372" w:type="dxa"/>
-          </w:tcPr>
-          <w:p>
-            <w:r>
-              <w:t>1. Rispetta il formato        [if L</w:t>
-            </w:r>
-            <w:r>
-              <w:t>PF</w:t>
-            </w:r>
-            <w:r>
-              <w:t>_VALID][property F</w:t>
-            </w:r>
-            <w:r>
-              <w:t>PF</w:t>
+              <w:t>1. Rispetta il formato        [property F</w:t>
+            </w:r>
+            <w:r>
+              <w:t>D</w:t>
             </w:r>
             <w:r>
               <w:t>_VALID]</w:t>
@@ -7009,7 +6849,7 @@
               <w:t>2. Non rispetta il formato [property F</w:t>
             </w:r>
             <w:r>
-              <w:t>PF</w:t>
+              <w:t>D</w:t>
             </w:r>
             <w:r>
               <w:t xml:space="preserve"> _NOT_VALID]</w:t>
@@ -7025,16 +6865,7 @@
           </w:tcPr>
           <w:p>
             <w:r>
-              <w:t xml:space="preserve">Esistenza </w:t>
-            </w:r>
-            <w:r>
-              <w:t>PercorsoFoto</w:t>
-            </w:r>
-            <w:r>
-              <w:t xml:space="preserve"> E</w:t>
-            </w:r>
-            <w:r>
-              <w:t>PF</w:t>
+              <w:t>Positività Costo PC</w:t>
             </w:r>
           </w:p>
         </w:tc>
@@ -7044,65 +6875,45 @@
           </w:tcPr>
           <w:p>
             <w:r>
-              <w:t>1. Non esiste nel Database [property E</w:t>
-            </w:r>
-            <w:r>
-              <w:t>PF</w:t>
-            </w:r>
-            <w:r>
-              <w:t>_NOT_EXIST]</w:t>
-            </w:r>
-          </w:p>
-          <w:p>
-            <w:pPr>
-              <w:rPr>
-                <w:lang w:val="en-GB"/>
-              </w:rPr>
-            </w:pPr>
-            <w:r>
-              <w:t xml:space="preserve">2. Esiste nel Database.        </w:t>
-            </w:r>
-            <w:r>
-              <w:rPr>
-                <w:lang w:val="en-US"/>
-              </w:rPr>
+              <w:t xml:space="preserve">1. Costo positivo        </w:t>
+            </w:r>
+            <w:r>
+              <w:t xml:space="preserve">   </w:t>
+            </w:r>
+            <w:r>
               <w:t xml:space="preserve">[if </w:t>
             </w:r>
             <w:r>
-              <w:rPr>
-                <w:lang w:val="en-US"/>
-              </w:rPr>
-              <w:t>FPF</w:t>
-            </w:r>
-            <w:r>
-              <w:rPr>
-                <w:lang w:val="en-US"/>
-              </w:rPr>
+              <w:t>FD</w:t>
+            </w:r>
+            <w:r>
+              <w:t xml:space="preserve">_VALID][property </w:t>
+            </w:r>
+            <w:r>
+              <w:t>PC</w:t>
+            </w:r>
+            <w:r>
               <w:t>_VALID]</w:t>
             </w:r>
-            <w:r>
-              <w:rPr>
-                <w:lang w:val="en-US"/>
-              </w:rPr>
+          </w:p>
+          <w:p>
+            <w:r>
+              <w:t xml:space="preserve">2. Costo negativo       </w:t>
+            </w:r>
+            <w:r>
+              <w:t xml:space="preserve">  </w:t>
+            </w:r>
+            <w:r>
               <w:t xml:space="preserve"> </w:t>
             </w:r>
             <w:r>
-              <w:rPr>
-                <w:lang w:val="en-US"/>
-              </w:rPr>
               <w:t xml:space="preserve">[property </w:t>
             </w:r>
             <w:r>
-              <w:rPr>
-                <w:lang w:val="en-GB"/>
-              </w:rPr>
-              <w:t>EPF</w:t>
-            </w:r>
-            <w:r>
-              <w:rPr>
-                <w:lang w:val="en-US"/>
-              </w:rPr>
-              <w:t>_EXIST]</w:t>
+              <w:t>PC</w:t>
+            </w:r>
+            <w:r>
+              <w:t xml:space="preserve"> _NOT_VALID]</w:t>
             </w:r>
           </w:p>
         </w:tc>
@@ -7113,71 +6924,210 @@
         <w:rPr>
           <w:b/>
           <w:bCs/>
-          <w:lang w:val="en-GB"/>
-        </w:rPr>
-      </w:pPr>
-    </w:p>
-    <w:p>
-      <w:pPr>
-        <w:jc w:val="both"/>
-      </w:pPr>
-      <w:r>
-        <w:rPr>
-          <w:b/>
-          <w:bCs/>
-        </w:rPr>
-        <w:t xml:space="preserve">LPF2 LD1 FD1 FC1 PC1: </w:t>
-      </w:r>
-      <w:r>
-        <w:t xml:space="preserve">lunghezza </w:t>
-      </w:r>
-      <w:r>
-        <w:t>P</w:t>
-      </w:r>
-      <w:r>
-        <w:t>erco</w:t>
-      </w:r>
-      <w:r>
-        <w:t>rsoFoto non corretta.</w:t>
-      </w:r>
-    </w:p>
-    <w:p>
-      <w:pPr>
-        <w:jc w:val="both"/>
-      </w:pPr>
-      <w:r>
-        <w:rPr>
-          <w:b/>
-          <w:bCs/>
-        </w:rPr>
-        <w:t xml:space="preserve">LPF1 FPF2 LD1 FD1 FC1 PC1: </w:t>
-      </w:r>
-      <w:r>
-        <w:t xml:space="preserve">Formato </w:t>
-      </w:r>
-      <w:r>
-        <w:t>PercorsoFoto non rispettato.</w:t>
-      </w:r>
-    </w:p>
-    <w:p>
-      <w:r>
-        <w:rPr>
-          <w:b/>
-          <w:bCs/>
-        </w:rPr>
-        <w:t xml:space="preserve">LPF1 FPF1 EPF2 LD1 FD1 FC1 PC1: </w:t>
-      </w:r>
-      <w:r>
-        <w:t>PercorsoFoto già in uso.</w:t>
-      </w:r>
-    </w:p>
-    <w:p>
-      <w:pPr>
-        <w:rPr>
-          <w:sz w:val="28"/>
-          <w:szCs w:val="28"/>
-        </w:rPr>
-      </w:pPr>
+        </w:rPr>
+      </w:pPr>
+    </w:p>
+    <w:p>
+      <w:r>
+        <w:rPr>
+          <w:b/>
+          <w:bCs/>
+        </w:rPr>
+        <w:t xml:space="preserve">ECA1 </w:t>
+      </w:r>
+      <w:r>
+        <w:rPr>
+          <w:b/>
+          <w:bCs/>
+        </w:rPr>
+        <w:t xml:space="preserve">LNA1 FNA1 ENA1 LPF1 FPF1 EPF1 LD1 FD1 FC2 : </w:t>
+      </w:r>
+      <w:r>
+        <w:t>Formato costo non rispettato.</w:t>
+      </w:r>
+    </w:p>
+    <w:p>
+      <w:r>
+        <w:rPr>
+          <w:b/>
+          <w:bCs/>
+        </w:rPr>
+        <w:t xml:space="preserve">ECA1 </w:t>
+      </w:r>
+      <w:r>
+        <w:rPr>
+          <w:b/>
+          <w:bCs/>
+        </w:rPr>
+        <w:t>LNA1 FNA1 ENA1 LPF1 FPF1 EPF1 LD1 FD1 FC1 PC2: “</w:t>
+      </w:r>
+      <w:r>
+        <w:t>Costo non valido &lt; 0”.</w:t>
+      </w:r>
+    </w:p>
+    <w:p>
+      <w:pPr>
+        <w:rPr>
+          <w:b/>
+          <w:bCs/>
+        </w:rPr>
+      </w:pPr>
+    </w:p>
+    <w:p>
+      <w:pPr>
+        <w:rPr>
+          <w:b/>
+          <w:bCs/>
+        </w:rPr>
+      </w:pPr>
+      <w:r>
+        <w:rPr>
+          <w:b/>
+          <w:bCs/>
+        </w:rPr>
+        <w:lastRenderedPageBreak/>
+        <w:t>TEST FRAME :</w:t>
+      </w:r>
+    </w:p>
+    <w:p>
+      <w:pPr>
+        <w:rPr>
+          <w:b/>
+          <w:bCs/>
+        </w:rPr>
+      </w:pPr>
+      <w:r>
+        <w:rPr>
+          <w:b/>
+          <w:bCs/>
+        </w:rPr>
+        <w:t>Le combinazioni sono state sviluppate di seguito alle tabelle dei parametri.</w:t>
+      </w:r>
+    </w:p>
+    <w:p>
+      <w:pPr>
+        <w:rPr>
+          <w:b/>
+          <w:bCs/>
+        </w:rPr>
+      </w:pPr>
+      <w:r>
+        <w:rPr>
+          <w:b/>
+          <w:bCs/>
+        </w:rPr>
+        <w:t>TC_</w:t>
+      </w:r>
+      <w:r>
+        <w:rPr>
+          <w:b/>
+          <w:bCs/>
+          <w:sz w:val="28"/>
+          <w:szCs w:val="28"/>
+        </w:rPr>
+        <w:t xml:space="preserve"> AggiungiArticolo</w:t>
+      </w:r>
+      <w:r>
+        <w:rPr>
+          <w:b/>
+          <w:bCs/>
+        </w:rPr>
+        <w:t xml:space="preserve"> _SUCCESSUFUL:</w:t>
+      </w:r>
+    </w:p>
+    <w:p>
+      <w:pPr>
+        <w:rPr>
+          <w:b/>
+          <w:bCs/>
+        </w:rPr>
+      </w:pPr>
+      <w:r>
+        <w:rPr>
+          <w:b/>
+          <w:bCs/>
+        </w:rPr>
+        <w:t xml:space="preserve">ECA1 </w:t>
+      </w:r>
+      <w:r>
+        <w:rPr>
+          <w:b/>
+          <w:bCs/>
+        </w:rPr>
+        <w:t>LNA1 FNA1 ENA1 LPF1 FPF1 EPF1 LD1 FD1 FC1 PC1</w:t>
+      </w:r>
+    </w:p>
+    <w:p>
+      <w:pPr>
+        <w:rPr>
+          <w:sz w:val="28"/>
+          <w:szCs w:val="28"/>
+        </w:rPr>
+      </w:pPr>
+    </w:p>
+    <w:p>
+      <w:pPr>
+        <w:rPr>
+          <w:b/>
+          <w:bCs/>
+          <w:sz w:val="32"/>
+          <w:szCs w:val="32"/>
+        </w:rPr>
+      </w:pPr>
+      <w:r>
+        <w:rPr>
+          <w:b/>
+          <w:bCs/>
+          <w:sz w:val="32"/>
+          <w:szCs w:val="32"/>
+        </w:rPr>
+        <w:t>TC_ModificaArticolo</w:t>
+      </w:r>
+    </w:p>
+    <w:p>
+      <w:pPr>
+        <w:rPr>
+          <w:sz w:val="28"/>
+          <w:szCs w:val="28"/>
+        </w:rPr>
+      </w:pPr>
+    </w:p>
+    <w:p>
+      <w:pPr>
+        <w:rPr>
+          <w:sz w:val="28"/>
+          <w:szCs w:val="28"/>
+        </w:rPr>
+      </w:pPr>
+      <w:r>
+        <w:rPr>
+          <w:sz w:val="28"/>
+          <w:szCs w:val="28"/>
+        </w:rPr>
+        <w:t>PARAMETRI</w:t>
+      </w:r>
+      <w:r>
+        <w:rPr>
+          <w:sz w:val="28"/>
+          <w:szCs w:val="28"/>
+        </w:rPr>
+        <w:t>:</w:t>
+      </w:r>
+    </w:p>
+    <w:p>
+      <w:pPr>
+        <w:rPr>
+          <w:sz w:val="28"/>
+          <w:szCs w:val="28"/>
+        </w:rPr>
+      </w:pPr>
+      <w:r>
+        <w:rPr>
+          <w:sz w:val="28"/>
+          <w:szCs w:val="28"/>
+        </w:rPr>
+        <w:t>PercorsoFoto, Descrizione, Costo.</w:t>
+      </w:r>
     </w:p>
     <w:tbl>
       <w:tblPr>
@@ -7204,7 +7154,7 @@
               <w:t xml:space="preserve">Parametro: </w:t>
             </w:r>
             <w:r>
-              <w:t>Descrizione</w:t>
+              <w:t>PercorsoFoto</w:t>
             </w:r>
           </w:p>
         </w:tc>
@@ -7250,13 +7200,13 @@
               <w:t xml:space="preserve">Lunghezza </w:t>
             </w:r>
             <w:r>
-              <w:t>Descrizione</w:t>
+              <w:t>PercorsoFoto</w:t>
             </w:r>
             <w:r>
               <w:t xml:space="preserve"> L</w:t>
             </w:r>
             <w:r>
-              <w:t>D</w:t>
+              <w:t>PF</w:t>
             </w:r>
           </w:p>
         </w:tc>
@@ -7266,22 +7216,10 @@
           </w:tcPr>
           <w:p>
             <w:r>
-              <w:t>1. Lunghezza corretta</w:t>
-            </w:r>
-            <w:r>
-              <w:t xml:space="preserve"> </w:t>
-            </w:r>
-            <w:r>
-              <w:t>&gt;</w:t>
-            </w:r>
-            <w:r>
-              <w:t xml:space="preserve"> 5</w:t>
-            </w:r>
-            <w:r>
-              <w:t xml:space="preserve"> [property </w:t>
-            </w:r>
-            <w:r>
-              <w:t>LD</w:t>
+              <w:t xml:space="preserve">1. Lunghezza corretta&gt;1 e &lt;=15 [property </w:t>
+            </w:r>
+            <w:r>
+              <w:t>LPF</w:t>
             </w:r>
             <w:r>
               <w:t>_VALID]</w:t>
@@ -7305,13 +7243,13 @@
               <w:t xml:space="preserve">Formato </w:t>
             </w:r>
             <w:r>
-              <w:t>Descrizione</w:t>
-            </w:r>
-            <w:r>
-              <w:t xml:space="preserve"> </w:t>
-            </w:r>
-            <w:r>
-              <w:t>FD</w:t>
+              <w:t>PercorsoFoto</w:t>
+            </w:r>
+            <w:r>
+              <w:t xml:space="preserve"> F</w:t>
+            </w:r>
+            <w:r>
+              <w:t>PF</w:t>
             </w:r>
           </w:p>
         </w:tc>
@@ -7324,13 +7262,13 @@
               <w:t>1. Rispetta il formato        [if L</w:t>
             </w:r>
             <w:r>
-              <w:t>D</w:t>
+              <w:t>PF</w:t>
             </w:r>
             <w:r>
               <w:t>_VALID][property F</w:t>
             </w:r>
             <w:r>
-              <w:t>D</w:t>
+              <w:t>PF</w:t>
             </w:r>
             <w:r>
               <w:t>_VALID]</w:t>
@@ -7344,10 +7282,100 @@
               <w:t>2. Non rispetta il formato [property F</w:t>
             </w:r>
             <w:r>
-              <w:t>D</w:t>
+              <w:t>PF</w:t>
             </w:r>
             <w:r>
               <w:t xml:space="preserve"> _NOT_VALID]</w:t>
+            </w:r>
+          </w:p>
+        </w:tc>
+      </w:tr>
+      <w:tr>
+        <w:tc>
+          <w:tcPr>
+            <w:tcW w:w="3256" w:type="dxa"/>
+            <w:shd w:val="clear" w:color="auto" w:fill="92D050"/>
+          </w:tcPr>
+          <w:p>
+            <w:r>
+              <w:t xml:space="preserve">Esistenza </w:t>
+            </w:r>
+            <w:r>
+              <w:t>PercorsoFoto</w:t>
+            </w:r>
+            <w:r>
+              <w:t xml:space="preserve"> E</w:t>
+            </w:r>
+            <w:r>
+              <w:t>PF</w:t>
+            </w:r>
+          </w:p>
+        </w:tc>
+        <w:tc>
+          <w:tcPr>
+            <w:tcW w:w="6372" w:type="dxa"/>
+          </w:tcPr>
+          <w:p>
+            <w:r>
+              <w:t>1. Non esiste nel Database [property E</w:t>
+            </w:r>
+            <w:r>
+              <w:t>PF</w:t>
+            </w:r>
+            <w:r>
+              <w:t>_NOT_EXIST]</w:t>
+            </w:r>
+          </w:p>
+          <w:p>
+            <w:pPr>
+              <w:rPr>
+                <w:lang w:val="en-GB"/>
+              </w:rPr>
+            </w:pPr>
+            <w:r>
+              <w:t xml:space="preserve">2. Esiste nel Database.        </w:t>
+            </w:r>
+            <w:r>
+              <w:rPr>
+                <w:lang w:val="en-US"/>
+              </w:rPr>
+              <w:t xml:space="preserve">[if </w:t>
+            </w:r>
+            <w:r>
+              <w:rPr>
+                <w:lang w:val="en-US"/>
+              </w:rPr>
+              <w:t>FPF</w:t>
+            </w:r>
+            <w:r>
+              <w:rPr>
+                <w:lang w:val="en-US"/>
+              </w:rPr>
+              <w:t>_VALID]</w:t>
+            </w:r>
+            <w:r>
+              <w:rPr>
+                <w:lang w:val="en-US"/>
+              </w:rPr>
+              <w:t xml:space="preserve"> </w:t>
+            </w:r>
+            <w:r>
+              <w:rPr>
+                <w:lang w:val="en-US"/>
+              </w:rPr>
+              <w:t xml:space="preserve">[property </w:t>
+            </w:r>
+            <w:r>
+              <w:rPr>
+                <w:lang w:val="en-GB"/>
+              </w:rPr>
+              <w:t>EPF</w:t>
+            </w:r>
+            <w:r>
+              <w:rPr>
+                <w:lang w:val="en-US"/>
+              </w:rPr>
+              <w:t>_EXIST]</w:t>
             </w:r>
           </w:p>
         </w:tc>
@@ -7358,31 +7386,62 @@
         <w:rPr>
           <w:b/>
           <w:bCs/>
-        </w:rPr>
-      </w:pPr>
-    </w:p>
-    <w:p>
-      <w:r>
-        <w:rPr>
-          <w:b/>
-          <w:bCs/>
-        </w:rPr>
-        <w:t xml:space="preserve">LPF1 FPF1 EPF1 LD2 FC1 PC1: </w:t>
-      </w:r>
-      <w:r>
-        <w:t>lunghezza descrizione non corretta.</w:t>
-      </w:r>
-    </w:p>
-    <w:p>
-      <w:r>
-        <w:rPr>
-          <w:b/>
-          <w:bCs/>
-        </w:rPr>
-        <w:t xml:space="preserve">LPF1 FPF1 EPF1 LD1 FD2 FC1 PC1: </w:t>
-      </w:r>
-      <w:r>
-        <w:t>formato descrizione non corretto.</w:t>
+          <w:lang w:val="en-GB"/>
+        </w:rPr>
+      </w:pPr>
+    </w:p>
+    <w:p>
+      <w:pPr>
+        <w:jc w:val="both"/>
+      </w:pPr>
+      <w:r>
+        <w:rPr>
+          <w:b/>
+          <w:bCs/>
+        </w:rPr>
+        <w:t xml:space="preserve">LPF2 LD1 FD1 FC1 PC1: </w:t>
+      </w:r>
+      <w:r>
+        <w:t xml:space="preserve">lunghezza </w:t>
+      </w:r>
+      <w:r>
+        <w:t>P</w:t>
+      </w:r>
+      <w:r>
+        <w:t>erco</w:t>
+      </w:r>
+      <w:r>
+        <w:t>rsoFoto non corretta.</w:t>
+      </w:r>
+    </w:p>
+    <w:p>
+      <w:pPr>
+        <w:jc w:val="both"/>
+      </w:pPr>
+      <w:r>
+        <w:rPr>
+          <w:b/>
+          <w:bCs/>
+        </w:rPr>
+        <w:t xml:space="preserve">LPF1 FPF2 LD1 FD1 FC1 PC1: </w:t>
+      </w:r>
+      <w:r>
+        <w:t xml:space="preserve">Formato </w:t>
+      </w:r>
+      <w:r>
+        <w:t>PercorsoFoto non rispettato.</w:t>
+      </w:r>
+    </w:p>
+    <w:p>
+      <w:r>
+        <w:rPr>
+          <w:b/>
+          <w:bCs/>
+        </w:rPr>
+        <w:t xml:space="preserve">LPF1 FPF1 EPF2 LD1 FD1 FC1 PC1: </w:t>
+      </w:r>
+      <w:r>
+        <w:t>PercorsoFoto già in uso.</w:t>
       </w:r>
     </w:p>
     <w:p>
@@ -7418,7 +7477,7 @@
               <w:t xml:space="preserve">Parametro: </w:t>
             </w:r>
             <w:r>
-              <w:t>Costo</w:t>
+              <w:t>Descrizione</w:t>
             </w:r>
           </w:p>
         </w:tc>
@@ -7461,16 +7520,71 @@
           </w:tcPr>
           <w:p>
             <w:r>
+              <w:t xml:space="preserve">Lunghezza </w:t>
+            </w:r>
+            <w:r>
+              <w:t>Descrizione</w:t>
+            </w:r>
+            <w:r>
+              <w:t xml:space="preserve"> L</w:t>
+            </w:r>
+            <w:r>
+              <w:t>D</w:t>
+            </w:r>
+          </w:p>
+        </w:tc>
+        <w:tc>
+          <w:tcPr>
+            <w:tcW w:w="6372" w:type="dxa"/>
+          </w:tcPr>
+          <w:p>
+            <w:r>
+              <w:t>1. Lunghezza corretta</w:t>
+            </w:r>
+            <w:r>
+              <w:t xml:space="preserve"> </w:t>
+            </w:r>
+            <w:r>
+              <w:t>&gt;</w:t>
+            </w:r>
+            <w:r>
+              <w:t xml:space="preserve"> 5</w:t>
+            </w:r>
+            <w:r>
+              <w:t xml:space="preserve"> [property </w:t>
+            </w:r>
+            <w:r>
+              <w:t>LD</w:t>
+            </w:r>
+            <w:r>
+              <w:t>_VALID]</w:t>
+            </w:r>
+          </w:p>
+          <w:p>
+            <w:r>
+              <w:t xml:space="preserve">2. Lunghezza non corretta </w:t>
+            </w:r>
+          </w:p>
+        </w:tc>
+      </w:tr>
+      <w:tr>
+        <w:tc>
+          <w:tcPr>
+            <w:tcW w:w="3256" w:type="dxa"/>
+            <w:shd w:val="clear" w:color="auto" w:fill="92D050"/>
+          </w:tcPr>
+          <w:p>
+            <w:r>
               <w:t xml:space="preserve">Formato </w:t>
             </w:r>
             <w:r>
-              <w:t>Costo</w:t>
+              <w:t>Descrizione</w:t>
             </w:r>
             <w:r>
               <w:t xml:space="preserve"> </w:t>
             </w:r>
             <w:r>
-              <w:t>FC</w:t>
+              <w:t>FD</w:t>
             </w:r>
           </w:p>
         </w:tc>
@@ -7480,7 +7594,13 @@
           </w:tcPr>
           <w:p>
             <w:r>
-              <w:t>1. Rispetta il formato        [property F</w:t>
+              <w:t>1. Rispetta il formato        [if L</w:t>
+            </w:r>
+            <w:r>
+              <w:t>D</w:t>
+            </w:r>
+            <w:r>
+              <w:t>_VALID][property F</w:t>
             </w:r>
             <w:r>
               <w:t>D</w:t>
@@ -7505,6 +7625,159 @@
           </w:p>
         </w:tc>
       </w:tr>
+    </w:tbl>
+    <w:p>
+      <w:pPr>
+        <w:rPr>
+          <w:b/>
+          <w:bCs/>
+        </w:rPr>
+      </w:pPr>
+    </w:p>
+    <w:p>
+      <w:r>
+        <w:rPr>
+          <w:b/>
+          <w:bCs/>
+        </w:rPr>
+        <w:t xml:space="preserve">LPF1 FPF1 EPF1 LD2 FC1 PC1: </w:t>
+      </w:r>
+      <w:r>
+        <w:t>lunghezza descrizione non corretta.</w:t>
+      </w:r>
+    </w:p>
+    <w:p>
+      <w:r>
+        <w:rPr>
+          <w:b/>
+          <w:bCs/>
+        </w:rPr>
+        <w:t xml:space="preserve">LPF1 FPF1 EPF1 LD1 FD2 FC1 PC1: </w:t>
+      </w:r>
+      <w:r>
+        <w:t>formato descrizione non corretto.</w:t>
+      </w:r>
+    </w:p>
+    <w:p>
+      <w:pPr>
+        <w:rPr>
+          <w:sz w:val="28"/>
+          <w:szCs w:val="28"/>
+        </w:rPr>
+      </w:pPr>
+    </w:p>
+    <w:tbl>
+      <w:tblPr>
+        <w:tblStyle w:val="Grigliatabella"/>
+        <w:tblW w:w="0" w:type="auto"/>
+        <w:tblLook w:val="04A0" w:firstRow="1" w:lastRow="0" w:firstColumn="1" w:lastColumn="0" w:noHBand="0" w:noVBand="1"/>
+      </w:tblPr>
+      <w:tblGrid>
+        <w:gridCol w:w="3256"/>
+        <w:gridCol w:w="6372"/>
+      </w:tblGrid>
+      <w:tr>
+        <w:tc>
+          <w:tcPr>
+            <w:tcW w:w="9628" w:type="dxa"/>
+            <w:gridSpan w:val="2"/>
+            <w:shd w:val="clear" w:color="auto" w:fill="92D050"/>
+          </w:tcPr>
+          <w:p>
+            <w:pPr>
+              <w:jc w:val="center"/>
+            </w:pPr>
+            <w:r>
+              <w:t xml:space="preserve">Parametro: </w:t>
+            </w:r>
+            <w:r>
+              <w:t>Costo</w:t>
+            </w:r>
+          </w:p>
+        </w:tc>
+      </w:tr>
+      <w:tr>
+        <w:tc>
+          <w:tcPr>
+            <w:tcW w:w="3256" w:type="dxa"/>
+            <w:shd w:val="clear" w:color="auto" w:fill="92D050"/>
+          </w:tcPr>
+          <w:p>
+            <w:pPr>
+              <w:jc w:val="center"/>
+            </w:pPr>
+            <w:r>
+              <w:t>Categorie</w:t>
+            </w:r>
+          </w:p>
+        </w:tc>
+        <w:tc>
+          <w:tcPr>
+            <w:tcW w:w="6372" w:type="dxa"/>
+            <w:shd w:val="clear" w:color="auto" w:fill="92D050"/>
+          </w:tcPr>
+          <w:p>
+            <w:pPr>
+              <w:jc w:val="center"/>
+            </w:pPr>
+            <w:r>
+              <w:t>Scelte</w:t>
+            </w:r>
+          </w:p>
+        </w:tc>
+      </w:tr>
+      <w:tr>
+        <w:tc>
+          <w:tcPr>
+            <w:tcW w:w="3256" w:type="dxa"/>
+            <w:shd w:val="clear" w:color="auto" w:fill="92D050"/>
+          </w:tcPr>
+          <w:p>
+            <w:r>
+              <w:t xml:space="preserve">Formato </w:t>
+            </w:r>
+            <w:r>
+              <w:t>Costo</w:t>
+            </w:r>
+            <w:r>
+              <w:t xml:space="preserve"> </w:t>
+            </w:r>
+            <w:r>
+              <w:t>FC</w:t>
+            </w:r>
+          </w:p>
+        </w:tc>
+        <w:tc>
+          <w:tcPr>
+            <w:tcW w:w="6372" w:type="dxa"/>
+          </w:tcPr>
+          <w:p>
+            <w:r>
+              <w:t>1. Rispetta il formato        [property F</w:t>
+            </w:r>
+            <w:r>
+              <w:t>D</w:t>
+            </w:r>
+            <w:r>
+              <w:t>_VALID]</w:t>
+            </w:r>
+          </w:p>
+          <w:p>
+            <w:pPr>
+              <w:jc w:val="both"/>
+            </w:pPr>
+            <w:r>
+              <w:t>2. Non rispetta il formato [property F</w:t>
+            </w:r>
+            <w:r>
+              <w:t>D</w:t>
+            </w:r>
+            <w:r>
+              <w:t xml:space="preserve"> _NOT_VALID]</w:t>
+            </w:r>
+          </w:p>
+        </w:tc>
+      </w:tr>
       <w:tr>
         <w:tc>
           <w:tcPr>
@@ -7689,6 +7962,7 @@
           <w:b/>
           <w:bCs/>
         </w:rPr>
+        <w:lastRenderedPageBreak/>
         <w:t>LPF1 FPF1 EPF1 LD1 FD1 FC1 PC1</w:t>
       </w:r>
     </w:p>
@@ -7709,7 +7983,6 @@
           <w:szCs w:val="28"/>
         </w:rPr>
       </w:pPr>
-      <w:proofErr w:type="spellStart"/>
       <w:r>
         <w:rPr>
           <w:b/>
@@ -7737,7 +8010,6 @@
         </w:rPr>
         <w:t>Articolo</w:t>
       </w:r>
-      <w:proofErr w:type="spellEnd"/>
     </w:p>
     <w:p>
       <w:pPr>
@@ -7767,6 +8039,392 @@
           <w:szCs w:val="28"/>
         </w:rPr>
         <w:t>Capire se bisogna testare anche parametri autogenerati dal sistema.</w:t>
+      </w:r>
+    </w:p>
+    <w:p>
+      <w:pPr>
+        <w:rPr>
+          <w:sz w:val="28"/>
+          <w:szCs w:val="28"/>
+        </w:rPr>
+      </w:pPr>
+    </w:p>
+    <w:p>
+      <w:pPr>
+        <w:rPr>
+          <w:b/>
+          <w:bCs/>
+          <w:sz w:val="28"/>
+          <w:szCs w:val="28"/>
+        </w:rPr>
+      </w:pPr>
+      <w:r>
+        <w:rPr>
+          <w:b/>
+          <w:bCs/>
+          <w:sz w:val="28"/>
+          <w:szCs w:val="28"/>
+        </w:rPr>
+        <w:t>TC_</w:t>
+      </w:r>
+      <w:r>
+        <w:rPr>
+          <w:b/>
+          <w:bCs/>
+          <w:sz w:val="28"/>
+          <w:szCs w:val="28"/>
+        </w:rPr>
+        <w:t>AggiornaArticolo</w:t>
+      </w:r>
+    </w:p>
+    <w:p>
+      <w:pPr>
+        <w:rPr>
+          <w:sz w:val="28"/>
+          <w:szCs w:val="28"/>
+        </w:rPr>
+      </w:pPr>
+    </w:p>
+    <w:p>
+      <w:pPr>
+        <w:rPr>
+          <w:sz w:val="28"/>
+          <w:szCs w:val="28"/>
+        </w:rPr>
+      </w:pPr>
+      <w:r>
+        <w:rPr>
+          <w:sz w:val="28"/>
+          <w:szCs w:val="28"/>
+        </w:rPr>
+        <w:t>PRAMETRO: Quantità.</w:t>
+      </w:r>
+    </w:p>
+    <w:p>
+      <w:pPr>
+        <w:rPr>
+          <w:sz w:val="28"/>
+          <w:szCs w:val="28"/>
+        </w:rPr>
+      </w:pPr>
+    </w:p>
+    <w:tbl>
+      <w:tblPr>
+        <w:tblStyle w:val="Grigliatabella"/>
+        <w:tblW w:w="0" w:type="auto"/>
+        <w:tblLook w:val="04A0" w:firstRow="1" w:lastRow="0" w:firstColumn="1" w:lastColumn="0" w:noHBand="0" w:noVBand="1"/>
+      </w:tblPr>
+      <w:tblGrid>
+        <w:gridCol w:w="3256"/>
+        <w:gridCol w:w="6372"/>
+      </w:tblGrid>
+      <w:tr>
+        <w:tc>
+          <w:tcPr>
+            <w:tcW w:w="9628" w:type="dxa"/>
+            <w:gridSpan w:val="2"/>
+            <w:shd w:val="clear" w:color="auto" w:fill="92D050"/>
+          </w:tcPr>
+          <w:p>
+            <w:pPr>
+              <w:jc w:val="center"/>
+            </w:pPr>
+            <w:r>
+              <w:t xml:space="preserve">Parametro: </w:t>
+            </w:r>
+            <w:r>
+              <w:t>Quantità</w:t>
+            </w:r>
+          </w:p>
+        </w:tc>
+      </w:tr>
+      <w:tr>
+        <w:tc>
+          <w:tcPr>
+            <w:tcW w:w="3256" w:type="dxa"/>
+            <w:shd w:val="clear" w:color="auto" w:fill="92D050"/>
+          </w:tcPr>
+          <w:p>
+            <w:pPr>
+              <w:jc w:val="center"/>
+            </w:pPr>
+            <w:r>
+              <w:t>Categorie</w:t>
+            </w:r>
+          </w:p>
+        </w:tc>
+        <w:tc>
+          <w:tcPr>
+            <w:tcW w:w="6372" w:type="dxa"/>
+            <w:shd w:val="clear" w:color="auto" w:fill="92D050"/>
+          </w:tcPr>
+          <w:p>
+            <w:pPr>
+              <w:jc w:val="center"/>
+            </w:pPr>
+            <w:r>
+              <w:t>Scelte</w:t>
+            </w:r>
+          </w:p>
+        </w:tc>
+      </w:tr>
+      <w:tr>
+        <w:tc>
+          <w:tcPr>
+            <w:tcW w:w="3256" w:type="dxa"/>
+            <w:shd w:val="clear" w:color="auto" w:fill="92D050"/>
+          </w:tcPr>
+          <w:p>
+            <w:r>
+              <w:t xml:space="preserve">Formato </w:t>
+            </w:r>
+            <w:r>
+              <w:t>Quantità</w:t>
+            </w:r>
+            <w:r>
+              <w:t xml:space="preserve"> </w:t>
+            </w:r>
+            <w:r>
+              <w:t>F</w:t>
+            </w:r>
+            <w:r>
+              <w:t>Q</w:t>
+            </w:r>
+          </w:p>
+        </w:tc>
+        <w:tc>
+          <w:tcPr>
+            <w:tcW w:w="6372" w:type="dxa"/>
+          </w:tcPr>
+          <w:p>
+            <w:r>
+              <w:t>1. Rispetta il formato        [property F</w:t>
+            </w:r>
+            <w:r>
+              <w:t>Q</w:t>
+            </w:r>
+            <w:r>
+              <w:t>_VALID]</w:t>
+            </w:r>
+          </w:p>
+          <w:p>
+            <w:pPr>
+              <w:jc w:val="both"/>
+            </w:pPr>
+            <w:r>
+              <w:t>2. Non rispetta il formato [property F</w:t>
+            </w:r>
+            <w:r>
+              <w:t>Q</w:t>
+            </w:r>
+            <w:r>
+              <w:t xml:space="preserve"> _NOT_VALID]</w:t>
+            </w:r>
+          </w:p>
+        </w:tc>
+      </w:tr>
+      <w:tr>
+        <w:tc>
+          <w:tcPr>
+            <w:tcW w:w="3256" w:type="dxa"/>
+            <w:shd w:val="clear" w:color="auto" w:fill="92D050"/>
+          </w:tcPr>
+          <w:p>
+            <w:r>
+              <w:t xml:space="preserve">Positività </w:t>
+            </w:r>
+            <w:r>
+              <w:t>Quantità</w:t>
+            </w:r>
+            <w:r>
+              <w:t xml:space="preserve"> </w:t>
+            </w:r>
+            <w:r>
+              <w:t>PQ</w:t>
+            </w:r>
+          </w:p>
+        </w:tc>
+        <w:tc>
+          <w:tcPr>
+            <w:tcW w:w="6372" w:type="dxa"/>
+          </w:tcPr>
+          <w:p>
+            <w:r>
+              <w:t xml:space="preserve">1. Costo positivo           </w:t>
+            </w:r>
+            <w:r>
+              <w:t xml:space="preserve">[if </w:t>
+            </w:r>
+            <w:r>
+              <w:t>F</w:t>
+            </w:r>
+            <w:r>
+              <w:t>Q</w:t>
+            </w:r>
+            <w:r>
+              <w:t xml:space="preserve">_VALID][property </w:t>
+            </w:r>
+            <w:r>
+              <w:t>P</w:t>
+            </w:r>
+            <w:r>
+              <w:t>Q</w:t>
+            </w:r>
+            <w:r>
+              <w:t>_VALID]</w:t>
+            </w:r>
+          </w:p>
+          <w:p>
+            <w:r>
+              <w:t xml:space="preserve">2. Costo negativo          </w:t>
+            </w:r>
+            <w:r>
+              <w:t xml:space="preserve">[property </w:t>
+            </w:r>
+            <w:r>
+              <w:t>P</w:t>
+            </w:r>
+            <w:r>
+              <w:t>Q</w:t>
+            </w:r>
+            <w:r>
+              <w:t xml:space="preserve"> _NOT_VALID]</w:t>
+            </w:r>
+          </w:p>
+        </w:tc>
+      </w:tr>
+    </w:tbl>
+    <w:p>
+      <w:pPr>
+        <w:rPr>
+          <w:b/>
+          <w:bCs/>
+        </w:rPr>
+      </w:pPr>
+      <w:r>
+        <w:rPr>
+          <w:b/>
+          <w:bCs/>
+        </w:rPr>
+        <w:t>TEST FRAME :</w:t>
+      </w:r>
+    </w:p>
+    <w:p>
+      <w:pPr>
+        <w:rPr>
+          <w:b/>
+          <w:bCs/>
+        </w:rPr>
+      </w:pPr>
+      <w:r>
+        <w:rPr>
+          <w:b/>
+          <w:bCs/>
+        </w:rPr>
+        <w:t>Le combinazioni sono state sviluppate di seguito alle tabelle dei parametri.</w:t>
+      </w:r>
+    </w:p>
+    <w:p>
+      <w:r>
+        <w:rPr>
+          <w:b/>
+          <w:bCs/>
+        </w:rPr>
+        <w:t xml:space="preserve">FQ2: </w:t>
+      </w:r>
+      <w:r>
+        <w:t>la quantità non rispetta il formato.</w:t>
+      </w:r>
+    </w:p>
+    <w:p>
+      <w:r>
+        <w:rPr>
+          <w:b/>
+          <w:bCs/>
+        </w:rPr>
+        <w:t>FQ1 PQ</w:t>
+      </w:r>
+      <w:r>
+        <w:rPr>
+          <w:b/>
+          <w:bCs/>
+        </w:rPr>
+        <w:t xml:space="preserve">2: </w:t>
+      </w:r>
+      <w:r>
+        <w:t>quantità inserita negativa.</w:t>
+      </w:r>
+    </w:p>
+    <w:p>
+      <w:pPr>
+        <w:rPr>
+          <w:b/>
+          <w:bCs/>
+        </w:rPr>
+      </w:pPr>
+    </w:p>
+    <w:p>
+      <w:pPr>
+        <w:rPr>
+          <w:b/>
+          <w:bCs/>
+        </w:rPr>
+      </w:pPr>
+      <w:r>
+        <w:rPr>
+          <w:b/>
+          <w:bCs/>
+        </w:rPr>
+        <w:t>TC_</w:t>
+      </w:r>
+      <w:r>
+        <w:rPr>
+          <w:b/>
+          <w:bCs/>
+          <w:sz w:val="28"/>
+          <w:szCs w:val="28"/>
+        </w:rPr>
+        <w:t xml:space="preserve"> </w:t>
+      </w:r>
+      <w:r>
+        <w:rPr>
+          <w:b/>
+          <w:bCs/>
+          <w:sz w:val="28"/>
+          <w:szCs w:val="28"/>
+        </w:rPr>
+        <w:t>Aggiorna</w:t>
+      </w:r>
+      <w:r>
+        <w:rPr>
+          <w:b/>
+          <w:bCs/>
+          <w:sz w:val="28"/>
+          <w:szCs w:val="28"/>
+        </w:rPr>
+        <w:t>Articolo</w:t>
+      </w:r>
+      <w:r>
+        <w:rPr>
+          <w:b/>
+          <w:bCs/>
+        </w:rPr>
+        <w:t xml:space="preserve"> _SUCCESSUFUL:</w:t>
+      </w:r>
+    </w:p>
+    <w:p>
+      <w:pPr>
+        <w:rPr>
+          <w:b/>
+          <w:bCs/>
+        </w:rPr>
+      </w:pPr>
+      <w:r>
+        <w:rPr>
+          <w:b/>
+          <w:bCs/>
+        </w:rPr>
+        <w:t>FQ1 PQ1</w:t>
       </w:r>
     </w:p>
     <w:sectPr>

--- a/Deliverables/Edil CommerceDesign_TestPlan.docx
+++ b/Deliverables/Edil CommerceDesign_TestPlan.docx
@@ -111,7 +111,6 @@
           <w:lang w:val="en-GB"/>
         </w:rPr>
       </w:pPr>
-      <w:proofErr w:type="spellStart"/>
       <w:r>
         <w:rPr>
           <w:rFonts w:ascii="Arial" w:hAnsi="Arial"/>
@@ -119,9 +118,8 @@
           <w:sz w:val="36"/>
           <w:lang w:val="en-GB"/>
         </w:rPr>
-        <w:t>Edil</w:t>
-      </w:r>
-      <w:proofErr w:type="spellEnd"/>
+        <w:t>Edil CommerceDesign</w:t>
+      </w:r>
       <w:r>
         <w:rPr>
           <w:rFonts w:ascii="Arial" w:hAnsi="Arial"/>
@@ -129,9 +127,8 @@
           <w:sz w:val="36"/>
           <w:lang w:val="en-GB"/>
         </w:rPr>
-        <w:t xml:space="preserve"> </w:t>
-      </w:r>
-      <w:proofErr w:type="spellStart"/>
+        <w:br/>
+      </w:r>
       <w:r>
         <w:rPr>
           <w:rFonts w:ascii="Arial" w:hAnsi="Arial"/>
@@ -139,9 +136,8 @@
           <w:sz w:val="36"/>
           <w:lang w:val="en-GB"/>
         </w:rPr>
-        <w:t>CommerceDesign</w:t>
-      </w:r>
-      <w:proofErr w:type="spellEnd"/>
+        <w:t>Test Plan</w:t>
+      </w:r>
       <w:r>
         <w:rPr>
           <w:rFonts w:ascii="Arial" w:hAnsi="Arial"/>
@@ -150,44 +146,7 @@
           <w:lang w:val="en-GB"/>
         </w:rPr>
         <w:br/>
-      </w:r>
-      <w:r>
-        <w:rPr>
-          <w:rFonts w:ascii="Arial" w:hAnsi="Arial"/>
-          <w:b/>
-          <w:sz w:val="36"/>
-          <w:lang w:val="en-GB"/>
-        </w:rPr>
-        <w:t>Test Plan</w:t>
-      </w:r>
-      <w:r>
-        <w:rPr>
-          <w:rFonts w:ascii="Arial" w:hAnsi="Arial"/>
-          <w:b/>
-          <w:sz w:val="36"/>
-          <w:lang w:val="en-GB"/>
-        </w:rPr>
-        <w:br/>
-      </w:r>
-      <w:proofErr w:type="spellStart"/>
-      <w:r>
-        <w:rPr>
-          <w:rFonts w:ascii="Arial" w:hAnsi="Arial"/>
-          <w:b/>
-          <w:sz w:val="36"/>
-          <w:lang w:val="en-GB"/>
-        </w:rPr>
-        <w:t>Versione</w:t>
-      </w:r>
-      <w:proofErr w:type="spellEnd"/>
-      <w:r>
-        <w:rPr>
-          <w:rFonts w:ascii="Arial" w:hAnsi="Arial"/>
-          <w:b/>
-          <w:sz w:val="36"/>
-          <w:lang w:val="en-GB"/>
-        </w:rPr>
-        <w:t xml:space="preserve"> 1.0</w:t>
+        <w:t>Versione 1.0</w:t>
       </w:r>
       <w:r>
         <w:rPr>
@@ -403,7 +362,13 @@
         <w:rPr>
           <w:sz w:val="32"/>
         </w:rPr>
-        <w:t>20</w:t>
+        <w:t>2</w:t>
+      </w:r>
+      <w:r>
+        <w:rPr>
+          <w:sz w:val="32"/>
+        </w:rPr>
+        <w:t>5</w:t>
       </w:r>
       <w:r>
         <w:rPr>
@@ -1730,7 +1695,28 @@
           <w:sz w:val="28"/>
           <w:szCs w:val="28"/>
         </w:rPr>
-        <w:t>Scelta metodo di pagamento</w:t>
+        <w:t>Aggiungi</w:t>
+      </w:r>
+      <w:r>
+        <w:rPr>
+          <w:sz w:val="28"/>
+          <w:szCs w:val="28"/>
+        </w:rPr>
+        <w:t>/modifica</w:t>
+      </w:r>
+      <w:r>
+        <w:rPr>
+          <w:sz w:val="28"/>
+          <w:szCs w:val="28"/>
+        </w:rPr>
+        <w:t xml:space="preserve"> info</w:t>
+      </w:r>
+      <w:r>
+        <w:rPr>
+          <w:sz w:val="28"/>
+          <w:szCs w:val="28"/>
+        </w:rPr>
+        <w:t>rmazioni di spedizione</w:t>
       </w:r>
     </w:p>
     <w:p>
@@ -1750,28 +1736,7 @@
           <w:sz w:val="28"/>
           <w:szCs w:val="28"/>
         </w:rPr>
-        <w:t>Aggiungi</w:t>
-      </w:r>
-      <w:r>
-        <w:rPr>
-          <w:sz w:val="28"/>
-          <w:szCs w:val="28"/>
-        </w:rPr>
-        <w:t>/modifica</w:t>
-      </w:r>
-      <w:r>
-        <w:rPr>
-          <w:sz w:val="28"/>
-          <w:szCs w:val="28"/>
-        </w:rPr>
-        <w:t xml:space="preserve"> info</w:t>
-      </w:r>
-      <w:r>
-        <w:rPr>
-          <w:sz w:val="28"/>
-          <w:szCs w:val="28"/>
-        </w:rPr>
-        <w:t>rmazioni di spedizione</w:t>
+        <w:t>Scelta metodo di pagamento</w:t>
       </w:r>
     </w:p>
     <w:p>
@@ -1823,6 +1788,13 @@
         </w:rPr>
         <w:t>Aggiungi articolo</w:t>
       </w:r>
+      <w:r>
+        <w:rPr>
+          <w:sz w:val="28"/>
+          <w:szCs w:val="28"/>
+        </w:rPr>
+        <w:t xml:space="preserve"> </w:t>
+      </w:r>
     </w:p>
     <w:p>
       <w:pPr>
@@ -1987,39 +1959,7 @@
           <w:sz w:val="28"/>
           <w:szCs w:val="28"/>
         </w:rPr>
-        <w:t>Verrà utilizzata la strategia di testing “</w:t>
-      </w:r>
-      <w:proofErr w:type="spellStart"/>
-      <w:r>
-        <w:rPr>
-          <w:sz w:val="28"/>
-          <w:szCs w:val="28"/>
-        </w:rPr>
-        <w:t>Category</w:t>
-      </w:r>
-      <w:proofErr w:type="spellEnd"/>
-      <w:r>
-        <w:rPr>
-          <w:sz w:val="28"/>
-          <w:szCs w:val="28"/>
-        </w:rPr>
-        <w:t xml:space="preserve"> </w:t>
-      </w:r>
-      <w:proofErr w:type="spellStart"/>
-      <w:r>
-        <w:rPr>
-          <w:sz w:val="28"/>
-          <w:szCs w:val="28"/>
-        </w:rPr>
-        <w:t>Partition</w:t>
-      </w:r>
-      <w:proofErr w:type="spellEnd"/>
-      <w:r>
-        <w:rPr>
-          <w:sz w:val="28"/>
-          <w:szCs w:val="28"/>
-        </w:rPr>
-        <w:t>”, per generare test funzionali da specifiche informali.</w:t>
+        <w:t>Verrà utilizzata la strategia di testing “Category Partition”, per generare test funzionali da specifiche informali.</w:t>
       </w:r>
       <w:r>
         <w:rPr>
@@ -2110,17 +2050,8 @@
           <w:szCs w:val="28"/>
         </w:rPr>
         <w:lastRenderedPageBreak/>
-        <w:t>Per il test di integrazione utilizziamo il Tool “</w:t>
-      </w:r>
-      <w:proofErr w:type="spellStart"/>
-      <w:r>
-        <w:rPr>
-          <w:sz w:val="28"/>
-          <w:szCs w:val="28"/>
-        </w:rPr>
-        <w:t>JUnit</w:t>
-      </w:r>
-      <w:proofErr w:type="spellEnd"/>
+        <w:t>Per il test di integrazione utilizziamo il Tool “JUnit</w:t>
+      </w:r>
       <w:r>
         <w:rPr>
           <w:sz w:val="28"/>
@@ -2198,23 +2129,7 @@
           <w:sz w:val="28"/>
           <w:szCs w:val="28"/>
         </w:rPr>
-        <w:t xml:space="preserve"> utilizzando il tool “</w:t>
-      </w:r>
-      <w:proofErr w:type="spellStart"/>
-      <w:r>
-        <w:rPr>
-          <w:sz w:val="28"/>
-          <w:szCs w:val="28"/>
-        </w:rPr>
-        <w:t>Selenium</w:t>
-      </w:r>
-      <w:proofErr w:type="spellEnd"/>
-      <w:r>
-        <w:rPr>
-          <w:sz w:val="28"/>
-          <w:szCs w:val="28"/>
-        </w:rPr>
-        <w:t>”, per il testing completo d</w:t>
+        <w:t xml:space="preserve"> utilizzando il tool “Selenium”, per il testing completo d</w:t>
       </w:r>
       <w:r>
         <w:rPr>
@@ -2775,7 +2690,10 @@
           <w:b/>
           <w:bCs/>
         </w:rPr>
-        <w:t>CCP1 LI1 LT1 FT1 LCI1 LCA1 FCA1 LS1 : ERRORE LUNGHEZZA NOME</w:t>
+        <w:t xml:space="preserve">CCP1 LI1 LT1 FT1 LCI1 LCA1 FCA1 LS1 : </w:t>
+      </w:r>
+      <w:r>
+        <w:t>errore lunghezza nome</w:t>
       </w:r>
     </w:p>
     <w:p/>
@@ -2807,14 +2725,17 @@
         </w:rPr>
         <w:t>CCP1 LI1 LT1 FT1 LCI1 LCA1 FCA1 LS1</w:t>
       </w:r>
-    </w:p>
-    <w:p>
-      <w:r>
-        <w:t>ERRORE FORMATO NOME</w:t>
-      </w:r>
-    </w:p>
-    <w:p/>
-    <w:p/>
+      <w:r>
+        <w:rPr>
+          <w:b/>
+          <w:bCs/>
+        </w:rPr>
+        <w:t xml:space="preserve">: </w:t>
+      </w:r>
+      <w:r>
+        <w:t>Errore formato nome</w:t>
+      </w:r>
+    </w:p>
     <w:p/>
     <w:tbl>
       <w:tblPr>
@@ -2998,15 +2919,7 @@
           <w:b/>
           <w:bCs/>
         </w:rPr>
-        <w:t xml:space="preserve">CCP1 LI1 LT1 FT1 LCI1 LCA1 FCA1 </w:t>
-      </w:r>
-      <w:r>
-        <w:rPr>
-          <w:b/>
-          <w:bCs/>
-        </w:rPr>
-        <w:lastRenderedPageBreak/>
-        <w:t xml:space="preserve">LS1: </w:t>
+        <w:t xml:space="preserve">CCP1 LI1 LT1 FT1 LCI1 LCA1 FCA1 LS1: </w:t>
       </w:r>
       <w:r>
         <w:t>lunghezza cognome non corretta</w:t>
@@ -3057,8 +2970,6 @@
         <w:t>.</w:t>
       </w:r>
     </w:p>
-    <w:p/>
-    <w:p/>
     <w:tbl>
       <w:tblPr>
         <w:tblStyle w:val="Grigliatabella"/>
@@ -3081,6 +2992,7 @@
               <w:jc w:val="center"/>
             </w:pPr>
             <w:r>
+              <w:lastRenderedPageBreak/>
               <w:t>Parametro:</w:t>
             </w:r>
             <w:r>
@@ -3217,9 +3129,6 @@
               <w:t xml:space="preserve">1. Non esiste nel Database </w:t>
             </w:r>
             <w:r>
-              <w:rPr>
-                <w:lang w:val="en-US"/>
-              </w:rPr>
               <w:t>[if FU_VALID]</w:t>
             </w:r>
             <w:r>
@@ -3509,61 +3418,19 @@
               <w:rPr>
                 <w:lang w:val="en-GB"/>
               </w:rPr>
-              <w:t xml:space="preserve">1. Non </w:t>
-            </w:r>
-            <w:proofErr w:type="spellStart"/>
-            <w:r>
-              <w:rPr>
-                <w:lang w:val="en-GB"/>
-              </w:rPr>
-              <w:t>esiste</w:t>
-            </w:r>
-            <w:proofErr w:type="spellEnd"/>
+              <w:t xml:space="preserve">1. Non esiste nel Database  </w:t>
+            </w:r>
             <w:r>
               <w:rPr>
                 <w:lang w:val="en-GB"/>
               </w:rPr>
               <w:t xml:space="preserve"> </w:t>
             </w:r>
-            <w:proofErr w:type="spellStart"/>
-            <w:r>
-              <w:rPr>
-                <w:lang w:val="en-GB"/>
-              </w:rPr>
-              <w:t>nel</w:t>
-            </w:r>
-            <w:proofErr w:type="spellEnd"/>
-            <w:r>
-              <w:rPr>
-                <w:lang w:val="en-GB"/>
-              </w:rPr>
-              <w:t xml:space="preserve"> Database</w:t>
-            </w:r>
-            <w:proofErr w:type="gramStart"/>
-            <w:r>
-              <w:rPr>
-                <w:lang w:val="en-GB"/>
-              </w:rPr>
-              <w:t xml:space="preserve">  </w:t>
-            </w:r>
-            <w:r>
-              <w:rPr>
-                <w:lang w:val="en-GB"/>
-              </w:rPr>
-              <w:t xml:space="preserve"> </w:t>
-            </w:r>
             <w:r>
               <w:rPr>
                 <w:lang w:val="en-US"/>
               </w:rPr>
-              <w:t>[</w:t>
-            </w:r>
-            <w:proofErr w:type="gramEnd"/>
-            <w:r>
-              <w:rPr>
-                <w:lang w:val="en-US"/>
-              </w:rPr>
-              <w:t>if FE_VALID]</w:t>
+              <w:t>[if FE_VALID]</w:t>
             </w:r>
             <w:r>
               <w:rPr>
@@ -3605,15 +3472,7 @@
         <w:t>*Rispetta il formato: La Stringa presenta un carattere ”@”, almeno un carattere “.”</w:t>
       </w:r>
       <w:r>
-        <w:t xml:space="preserve"> e almeno </w:t>
-      </w:r>
-      <w:proofErr w:type="gramStart"/>
-      <w:r>
-        <w:t>4</w:t>
-      </w:r>
-      <w:proofErr w:type="gramEnd"/>
-      <w:r>
-        <w:t xml:space="preserve"> caratteri dopo la @. </w:t>
+        <w:t xml:space="preserve"> e almeno 4 caratteri dopo la @. </w:t>
       </w:r>
     </w:p>
     <w:p>
@@ -3858,58 +3717,50 @@
     </w:tbl>
     <w:p>
       <w:r>
+        <w:t>*Rispetta il formato: La Stringa deve contenere un carattere speciale, un carattere maiusc e un numero.</w:t>
+      </w:r>
+    </w:p>
+    <w:p/>
+    <w:p>
+      <w:pPr>
+        <w:rPr>
+          <w:b/>
+          <w:bCs/>
+        </w:rPr>
+      </w:pPr>
+      <w:r>
+        <w:rPr>
+          <w:b/>
+          <w:bCs/>
+        </w:rPr>
+        <w:t>LN1 FN1 LC1 FC1 LU1 FU1 EU1 LE1 FE1 EE1 LP2 CCP1 LI1 LT1 FT1 LCI1 LCA1 FCA1 LS1</w:t>
+      </w:r>
+      <w:r>
+        <w:t>:</w:t>
+      </w:r>
+      <w:r>
+        <w:t xml:space="preserve"> </w:t>
+      </w:r>
+      <w:r>
+        <w:t>lunghezza password non corretta</w:t>
+      </w:r>
+      <w:r>
+        <w:t>.</w:t>
+      </w:r>
+    </w:p>
+    <w:p>
+      <w:pPr>
+        <w:rPr>
+          <w:b/>
+          <w:bCs/>
+        </w:rPr>
+      </w:pPr>
+      <w:r>
+        <w:rPr>
+          <w:b/>
+          <w:bCs/>
+        </w:rPr>
         <w:lastRenderedPageBreak/>
-        <w:t xml:space="preserve">*Rispetta il formato: La Stringa deve contenere un carattere speciale, un carattere </w:t>
-      </w:r>
-      <w:proofErr w:type="spellStart"/>
-      <w:r>
-        <w:t>maiusc</w:t>
-      </w:r>
-      <w:proofErr w:type="spellEnd"/>
-      <w:r>
-        <w:t xml:space="preserve"> e un numero.</w:t>
-      </w:r>
-    </w:p>
-    <w:p/>
-    <w:p>
-      <w:pPr>
-        <w:rPr>
-          <w:b/>
-          <w:bCs/>
-        </w:rPr>
-      </w:pPr>
-      <w:r>
-        <w:rPr>
-          <w:b/>
-          <w:bCs/>
-        </w:rPr>
-        <w:t>LN1 FN1 LC1 FC1 LU1 FU1 EU1 LE1 FE1 EE1 LP2 CCP1 LI1 LT1 FT1 LCI1 LCA1 FCA1 LS1</w:t>
-      </w:r>
-      <w:r>
-        <w:t>:</w:t>
-      </w:r>
-      <w:r>
-        <w:t xml:space="preserve"> </w:t>
-      </w:r>
-      <w:r>
-        <w:t>lunghezza password non corretta</w:t>
-      </w:r>
-      <w:r>
-        <w:t>.</w:t>
-      </w:r>
-    </w:p>
-    <w:p>
-      <w:pPr>
-        <w:rPr>
-          <w:b/>
-          <w:bCs/>
-        </w:rPr>
-      </w:pPr>
-      <w:r>
-        <w:rPr>
-          <w:b/>
-          <w:bCs/>
-        </w:rPr>
         <w:t>LN1 FN1 LC1 FC1 LU1 FU1 EU1 LE1 FE1 EE1 LP1 FP2 CCP1 LI1 LT1 FT1 LCI1 LCA1 FCA1 LS1</w:t>
       </w:r>
       <w:r>
@@ -4198,10 +4049,6 @@
     </w:p>
     <w:p/>
     <w:p/>
-    <w:p/>
-    <w:p/>
-    <w:p/>
-    <w:p/>
     <w:tbl>
       <w:tblPr>
         <w:tblStyle w:val="Grigliatabella"/>
@@ -4496,15 +4343,7 @@
     </w:p>
     <w:p>
       <w:r>
-        <w:t xml:space="preserve">:LUNGHEZZA </w:t>
-      </w:r>
-      <w:proofErr w:type="gramStart"/>
-      <w:r>
-        <w:t>CITTA</w:t>
-      </w:r>
-      <w:proofErr w:type="gramEnd"/>
-      <w:r>
-        <w:t xml:space="preserve"> NON CORRETTA</w:t>
+        <w:t>:LUNGHEZZA CITTA NON CORRETTA</w:t>
       </w:r>
     </w:p>
     <w:p/>
@@ -4530,6 +4369,7 @@
               <w:jc w:val="center"/>
             </w:pPr>
             <w:r>
+              <w:lastRenderedPageBreak/>
               <w:t>Parametro:</w:t>
             </w:r>
             <w:r>
@@ -4905,7 +4745,6 @@
           <w:szCs w:val="28"/>
         </w:rPr>
       </w:pPr>
-      <w:proofErr w:type="spellStart"/>
       <w:r>
         <w:rPr>
           <w:b/>
@@ -4915,7 +4754,6 @@
         </w:rPr>
         <w:t>TC_ModificaInformazioniPersonali</w:t>
       </w:r>
-      <w:proofErr w:type="spellEnd"/>
     </w:p>
     <w:p>
       <w:pPr>
@@ -5023,6 +4861,86 @@
         <w:rPr>
           <w:b/>
           <w:bCs/>
+          <w:sz w:val="20"/>
+          <w:szCs w:val="20"/>
+        </w:rPr>
+      </w:pPr>
+    </w:p>
+    <w:p>
+      <w:pPr>
+        <w:rPr>
+          <w:b/>
+          <w:bCs/>
+          <w:sz w:val="20"/>
+          <w:szCs w:val="20"/>
+        </w:rPr>
+      </w:pPr>
+    </w:p>
+    <w:p>
+      <w:pPr>
+        <w:rPr>
+          <w:b/>
+          <w:bCs/>
+          <w:sz w:val="20"/>
+          <w:szCs w:val="20"/>
+        </w:rPr>
+      </w:pPr>
+    </w:p>
+    <w:p>
+      <w:pPr>
+        <w:rPr>
+          <w:b/>
+          <w:bCs/>
+          <w:sz w:val="20"/>
+          <w:szCs w:val="20"/>
+        </w:rPr>
+      </w:pPr>
+    </w:p>
+    <w:p>
+      <w:pPr>
+        <w:rPr>
+          <w:b/>
+          <w:bCs/>
+          <w:sz w:val="20"/>
+          <w:szCs w:val="20"/>
+        </w:rPr>
+      </w:pPr>
+    </w:p>
+    <w:p>
+      <w:pPr>
+        <w:rPr>
+          <w:b/>
+          <w:bCs/>
+          <w:sz w:val="20"/>
+          <w:szCs w:val="20"/>
+        </w:rPr>
+      </w:pPr>
+    </w:p>
+    <w:p>
+      <w:pPr>
+        <w:rPr>
+          <w:b/>
+          <w:bCs/>
+          <w:sz w:val="20"/>
+          <w:szCs w:val="20"/>
+        </w:rPr>
+      </w:pPr>
+    </w:p>
+    <w:p>
+      <w:pPr>
+        <w:rPr>
+          <w:b/>
+          <w:bCs/>
+          <w:sz w:val="20"/>
+          <w:szCs w:val="20"/>
+        </w:rPr>
+      </w:pPr>
+    </w:p>
+    <w:p>
+      <w:pPr>
+        <w:rPr>
+          <w:b/>
+          <w:bCs/>
           <w:sz w:val="32"/>
           <w:szCs w:val="32"/>
         </w:rPr>
@@ -5034,6 +4952,7 @@
           <w:sz w:val="32"/>
           <w:szCs w:val="32"/>
         </w:rPr>
+        <w:lastRenderedPageBreak/>
         <w:t>TC_LOGIN</w:t>
       </w:r>
     </w:p>
@@ -5179,17 +5098,6 @@
         <w:rPr>
           <w:b/>
           <w:bCs/>
-          <w:sz w:val="32"/>
-          <w:szCs w:val="32"/>
-          <w:lang w:val="en-US"/>
-        </w:rPr>
-      </w:pPr>
-    </w:p>
-    <w:p>
-      <w:pPr>
-        <w:rPr>
-          <w:b/>
-          <w:bCs/>
           <w:sz w:val="20"/>
           <w:szCs w:val="20"/>
           <w:lang w:val="en-US"/>
@@ -5499,16 +5407,6 @@
     </w:p>
     <w:p>
       <w:pPr>
-        <w:rPr>
-          <w:b/>
-          <w:bCs/>
-          <w:sz w:val="20"/>
-          <w:szCs w:val="20"/>
-        </w:rPr>
-      </w:pPr>
-    </w:p>
-    <w:p>
-      <w:pPr>
         <w:jc w:val="center"/>
         <w:rPr>
           <w:b/>
@@ -5784,21 +5682,7 @@
           <w:b/>
           <w:bCs/>
         </w:rPr>
-        <w:t>ECA</w:t>
-      </w:r>
-      <w:r>
-        <w:rPr>
-          <w:b/>
-          <w:bCs/>
-        </w:rPr>
-        <w:t>2</w:t>
-      </w:r>
-      <w:r>
-        <w:rPr>
-          <w:b/>
-          <w:bCs/>
-        </w:rPr>
-        <w:t xml:space="preserve"> LNA1 FNA1 ENA1 LPF1 FPF1 EPF1 LD1 FD1 FC1 PC1</w:t>
+        <w:t>ECA2 LNA1 FNA1 ENA1 LPF1 FPF1 EPF1 LD1 FD1 FC1 PC1</w:t>
       </w:r>
     </w:p>
     <w:p>
@@ -5959,7 +5843,6 @@
           </w:p>
           <w:p>
             <w:r>
-              <w:lastRenderedPageBreak/>
               <w:t xml:space="preserve">2. Non rispetta il </w:t>
             </w:r>
             <w:r>
@@ -5985,7 +5868,6 @@
           </w:tcPr>
           <w:p>
             <w:r>
-              <w:lastRenderedPageBreak/>
               <w:t xml:space="preserve">Esistenza </w:t>
             </w:r>
             <w:r>
@@ -6071,6 +5953,7 @@
     </w:tbl>
     <w:p>
       <w:r>
+        <w:lastRenderedPageBreak/>
         <w:t>*Rispetta il formato: La Stringa non presenta caratteri speciali e/o numeri.</w:t>
       </w:r>
     </w:p>
@@ -6985,7 +6868,6 @@
           <w:b/>
           <w:bCs/>
         </w:rPr>
-        <w:lastRenderedPageBreak/>
         <w:t>TEST FRAME :</w:t>
       </w:r>
     </w:p>
@@ -7056,14 +6938,6 @@
         </w:rPr>
         <w:t>LNA1 FNA1 ENA1 LPF1 FPF1 EPF1 LD1 FD1 FC1 PC1</w:t>
       </w:r>
-    </w:p>
-    <w:p>
-      <w:pPr>
-        <w:rPr>
-          <w:sz w:val="28"/>
-          <w:szCs w:val="28"/>
-        </w:rPr>
-      </w:pPr>
     </w:p>
     <w:p>
       <w:pPr>
@@ -7081,6 +6955,7 @@
           <w:sz w:val="32"/>
           <w:szCs w:val="32"/>
         </w:rPr>
+        <w:lastRenderedPageBreak/>
         <w:t>TC_ModificaArticolo</w:t>
       </w:r>
     </w:p>
@@ -7832,14 +7707,6 @@
       </w:tr>
     </w:tbl>
     <w:p>
-      <w:pPr>
-        <w:rPr>
-          <w:b/>
-          <w:bCs/>
-        </w:rPr>
-      </w:pPr>
-    </w:p>
-    <w:p>
       <w:r>
         <w:rPr>
           <w:b/>
@@ -7870,14 +7737,6 @@
           <w:bCs/>
         </w:rPr>
       </w:pPr>
-    </w:p>
-    <w:p>
-      <w:pPr>
-        <w:rPr>
-          <w:b/>
-          <w:bCs/>
-        </w:rPr>
-      </w:pPr>
       <w:r>
         <w:rPr>
           <w:b/>
@@ -7962,34 +7821,74 @@
           <w:b/>
           <w:bCs/>
         </w:rPr>
+        <w:t>LPF1 FPF1 EPF1 LD1 FD1 FC1 PC1</w:t>
+      </w:r>
+    </w:p>
+    <w:p>
+      <w:pPr>
+        <w:rPr>
+          <w:sz w:val="28"/>
+          <w:szCs w:val="28"/>
+        </w:rPr>
+      </w:pPr>
+    </w:p>
+    <w:p>
+      <w:pPr>
+        <w:rPr>
+          <w:sz w:val="28"/>
+          <w:szCs w:val="28"/>
+        </w:rPr>
+      </w:pPr>
+    </w:p>
+    <w:p>
+      <w:pPr>
+        <w:rPr>
+          <w:sz w:val="28"/>
+          <w:szCs w:val="28"/>
+        </w:rPr>
+      </w:pPr>
+    </w:p>
+    <w:p>
+      <w:pPr>
+        <w:rPr>
+          <w:sz w:val="28"/>
+          <w:szCs w:val="28"/>
+        </w:rPr>
+      </w:pPr>
+    </w:p>
+    <w:p>
+      <w:pPr>
+        <w:rPr>
+          <w:sz w:val="28"/>
+          <w:szCs w:val="28"/>
+        </w:rPr>
+      </w:pPr>
+    </w:p>
+    <w:p>
+      <w:pPr>
+        <w:rPr>
+          <w:sz w:val="28"/>
+          <w:szCs w:val="28"/>
+        </w:rPr>
+      </w:pPr>
+    </w:p>
+    <w:p>
+      <w:pPr>
+        <w:rPr>
+          <w:b/>
+          <w:bCs/>
+          <w:sz w:val="28"/>
+          <w:szCs w:val="28"/>
+        </w:rPr>
+      </w:pPr>
+      <w:r>
+        <w:rPr>
+          <w:b/>
+          <w:bCs/>
+          <w:sz w:val="28"/>
+          <w:szCs w:val="28"/>
+        </w:rPr>
         <w:lastRenderedPageBreak/>
-        <w:t>LPF1 FPF1 EPF1 LD1 FD1 FC1 PC1</w:t>
-      </w:r>
-    </w:p>
-    <w:p>
-      <w:pPr>
-        <w:rPr>
-          <w:sz w:val="28"/>
-          <w:szCs w:val="28"/>
-        </w:rPr>
-      </w:pPr>
-    </w:p>
-    <w:p>
-      <w:pPr>
-        <w:rPr>
-          <w:b/>
-          <w:bCs/>
-          <w:sz w:val="28"/>
-          <w:szCs w:val="28"/>
-        </w:rPr>
-      </w:pPr>
-      <w:r>
-        <w:rPr>
-          <w:b/>
-          <w:bCs/>
-          <w:sz w:val="28"/>
-          <w:szCs w:val="28"/>
-        </w:rPr>
         <w:t>TC_</w:t>
       </w:r>
       <w:r>
@@ -7999,7 +7898,16 @@
           <w:sz w:val="28"/>
           <w:szCs w:val="28"/>
         </w:rPr>
-        <w:t>Rimuovi</w:t>
+        <w:t>Aggiorna</w:t>
+      </w:r>
+      <w:r>
+        <w:rPr>
+          <w:b/>
+          <w:bCs/>
+          <w:sz w:val="28"/>
+          <w:szCs w:val="28"/>
+        </w:rPr>
+        <w:t>Giacenza</w:t>
       </w:r>
       <w:r>
         <w:rPr>
@@ -8009,72 +7917,6 @@
           <w:szCs w:val="28"/>
         </w:rPr>
         <w:t>Articolo</w:t>
-      </w:r>
-    </w:p>
-    <w:p>
-      <w:pPr>
-        <w:rPr>
-          <w:sz w:val="28"/>
-          <w:szCs w:val="28"/>
-        </w:rPr>
-      </w:pPr>
-      <w:r>
-        <w:rPr>
-          <w:sz w:val="28"/>
-          <w:szCs w:val="28"/>
-        </w:rPr>
-        <w:t>Da implementare.</w:t>
-      </w:r>
-    </w:p>
-    <w:p>
-      <w:pPr>
-        <w:rPr>
-          <w:sz w:val="28"/>
-          <w:szCs w:val="28"/>
-        </w:rPr>
-      </w:pPr>
-      <w:r>
-        <w:rPr>
-          <w:sz w:val="28"/>
-          <w:szCs w:val="28"/>
-        </w:rPr>
-        <w:t>Capire se bisogna testare anche parametri autogenerati dal sistema.</w:t>
-      </w:r>
-    </w:p>
-    <w:p>
-      <w:pPr>
-        <w:rPr>
-          <w:sz w:val="28"/>
-          <w:szCs w:val="28"/>
-        </w:rPr>
-      </w:pPr>
-    </w:p>
-    <w:p>
-      <w:pPr>
-        <w:rPr>
-          <w:b/>
-          <w:bCs/>
-          <w:sz w:val="28"/>
-          <w:szCs w:val="28"/>
-        </w:rPr>
-      </w:pPr>
-      <w:r>
-        <w:rPr>
-          <w:b/>
-          <w:bCs/>
-          <w:sz w:val="28"/>
-          <w:szCs w:val="28"/>
-        </w:rPr>
-        <w:t>TC_</w:t>
-      </w:r>
-      <w:r>
-        <w:rPr>
-          <w:b/>
-          <w:bCs/>
-          <w:sz w:val="28"/>
-          <w:szCs w:val="28"/>
-        </w:rPr>
-        <w:t>AggiornaArticolo</w:t>
       </w:r>
     </w:p>
     <w:p>
@@ -8185,10 +8027,7 @@
               <w:t xml:space="preserve"> </w:t>
             </w:r>
             <w:r>
-              <w:t>F</w:t>
-            </w:r>
-            <w:r>
-              <w:t>Q</w:t>
+              <w:t>FQ</w:t>
             </w:r>
           </w:p>
         </w:tc>
@@ -8231,17 +8070,3605 @@
           </w:tcPr>
           <w:p>
             <w:r>
-              <w:t xml:space="preserve">Positività </w:t>
+              <w:t>Positività Quantità PQ</w:t>
+            </w:r>
+          </w:p>
+        </w:tc>
+        <w:tc>
+          <w:tcPr>
+            <w:tcW w:w="6372" w:type="dxa"/>
+          </w:tcPr>
+          <w:p>
+            <w:r>
+              <w:t xml:space="preserve">1. </w:t>
             </w:r>
             <w:r>
               <w:t>Quantità</w:t>
             </w:r>
             <w:r>
+              <w:t xml:space="preserve"> positiv</w:t>
+            </w:r>
+            <w:r>
+              <w:t>a</w:t>
+            </w:r>
+            <w:r>
+              <w:t xml:space="preserve">         </w:t>
+            </w:r>
+            <w:r>
+              <w:t xml:space="preserve">[if </w:t>
+            </w:r>
+            <w:r>
+              <w:t>FQ</w:t>
+            </w:r>
+            <w:r>
+              <w:t xml:space="preserve">_VALID][property </w:t>
+            </w:r>
+            <w:r>
+              <w:t>PQ</w:t>
+            </w:r>
+            <w:r>
+              <w:t>_VALID]</w:t>
+            </w:r>
+          </w:p>
+          <w:p>
+            <w:r>
+              <w:t xml:space="preserve">2. </w:t>
+            </w:r>
+            <w:r>
+              <w:t>Quantità</w:t>
+            </w:r>
+            <w:r>
+              <w:t xml:space="preserve"> negativ</w:t>
+            </w:r>
+            <w:r>
+              <w:t>a</w:t>
+            </w:r>
+            <w:r>
+              <w:t xml:space="preserve">          </w:t>
+            </w:r>
+            <w:r>
+              <w:t xml:space="preserve">[property </w:t>
+            </w:r>
+            <w:r>
+              <w:t>PQ</w:t>
+            </w:r>
+            <w:r>
+              <w:t xml:space="preserve"> _NOT_VALID]</w:t>
+            </w:r>
+          </w:p>
+        </w:tc>
+      </w:tr>
+    </w:tbl>
+    <w:p>
+      <w:pPr>
+        <w:rPr>
+          <w:b/>
+          <w:bCs/>
+        </w:rPr>
+      </w:pPr>
+      <w:r>
+        <w:rPr>
+          <w:b/>
+          <w:bCs/>
+        </w:rPr>
+        <w:t>TEST FRAME :</w:t>
+      </w:r>
+    </w:p>
+    <w:p>
+      <w:pPr>
+        <w:rPr>
+          <w:b/>
+          <w:bCs/>
+        </w:rPr>
+      </w:pPr>
+      <w:r>
+        <w:rPr>
+          <w:b/>
+          <w:bCs/>
+        </w:rPr>
+        <w:t>Le combinazioni sono state sviluppate di seguito alle tabelle dei parametri.</w:t>
+      </w:r>
+    </w:p>
+    <w:p>
+      <w:r>
+        <w:rPr>
+          <w:b/>
+          <w:bCs/>
+        </w:rPr>
+        <w:t xml:space="preserve">FQ2: </w:t>
+      </w:r>
+      <w:r>
+        <w:t>la quantità non rispetta il formato.</w:t>
+      </w:r>
+    </w:p>
+    <w:p>
+      <w:r>
+        <w:rPr>
+          <w:b/>
+          <w:bCs/>
+        </w:rPr>
+        <w:t xml:space="preserve">FQ1 PQ2: </w:t>
+      </w:r>
+      <w:r>
+        <w:t>quantità inserita negativa.</w:t>
+      </w:r>
+    </w:p>
+    <w:p>
+      <w:pPr>
+        <w:rPr>
+          <w:b/>
+          <w:bCs/>
+        </w:rPr>
+      </w:pPr>
+    </w:p>
+    <w:p>
+      <w:pPr>
+        <w:rPr>
+          <w:b/>
+          <w:bCs/>
+        </w:rPr>
+      </w:pPr>
+      <w:r>
+        <w:rPr>
+          <w:b/>
+          <w:bCs/>
+        </w:rPr>
+        <w:t>TC_</w:t>
+      </w:r>
+      <w:r>
+        <w:rPr>
+          <w:b/>
+          <w:bCs/>
+          <w:sz w:val="28"/>
+          <w:szCs w:val="28"/>
+        </w:rPr>
+        <w:t xml:space="preserve"> </w:t>
+      </w:r>
+      <w:r>
+        <w:rPr>
+          <w:b/>
+          <w:bCs/>
+          <w:sz w:val="28"/>
+          <w:szCs w:val="28"/>
+        </w:rPr>
+        <w:t>Aggiorna</w:t>
+      </w:r>
+      <w:r>
+        <w:rPr>
+          <w:b/>
+          <w:bCs/>
+          <w:sz w:val="28"/>
+          <w:szCs w:val="28"/>
+        </w:rPr>
+        <w:t>Giacienza</w:t>
+      </w:r>
+      <w:r>
+        <w:rPr>
+          <w:b/>
+          <w:bCs/>
+          <w:sz w:val="28"/>
+          <w:szCs w:val="28"/>
+        </w:rPr>
+        <w:t>Articolo</w:t>
+      </w:r>
+      <w:r>
+        <w:rPr>
+          <w:b/>
+          <w:bCs/>
+        </w:rPr>
+        <w:t xml:space="preserve"> _SUCCESSUFUL:</w:t>
+      </w:r>
+    </w:p>
+    <w:p>
+      <w:pPr>
+        <w:rPr>
+          <w:b/>
+          <w:bCs/>
+        </w:rPr>
+      </w:pPr>
+      <w:r>
+        <w:rPr>
+          <w:b/>
+          <w:bCs/>
+        </w:rPr>
+        <w:t>FQ1 PQ1</w:t>
+      </w:r>
+    </w:p>
+    <w:p>
+      <w:pPr>
+        <w:rPr>
+          <w:b/>
+          <w:bCs/>
+        </w:rPr>
+      </w:pPr>
+    </w:p>
+    <w:p>
+      <w:pPr>
+        <w:jc w:val="center"/>
+        <w:rPr>
+          <w:b/>
+          <w:bCs/>
+          <w:sz w:val="32"/>
+          <w:szCs w:val="32"/>
+        </w:rPr>
+      </w:pPr>
+      <w:r>
+        <w:rPr>
+          <w:b/>
+          <w:bCs/>
+          <w:sz w:val="32"/>
+          <w:szCs w:val="32"/>
+        </w:rPr>
+        <w:t>TEST GUI_</w:t>
+      </w:r>
+      <w:r>
+        <w:rPr>
+          <w:b/>
+          <w:bCs/>
+          <w:sz w:val="32"/>
+          <w:szCs w:val="32"/>
+        </w:rPr>
+        <w:t>ORDONE</w:t>
+      </w:r>
+    </w:p>
+    <w:p>
+      <w:pPr>
+        <w:jc w:val="center"/>
+        <w:rPr>
+          <w:b/>
+          <w:bCs/>
+          <w:sz w:val="32"/>
+          <w:szCs w:val="32"/>
+        </w:rPr>
+      </w:pPr>
+    </w:p>
+    <w:p>
+      <w:pPr>
+        <w:rPr>
+          <w:b/>
+          <w:bCs/>
+          <w:sz w:val="32"/>
+          <w:szCs w:val="32"/>
+        </w:rPr>
+      </w:pPr>
+      <w:r>
+        <w:rPr>
+          <w:b/>
+          <w:bCs/>
+          <w:sz w:val="32"/>
+          <w:szCs w:val="32"/>
+        </w:rPr>
+        <w:t>TC_AggiungiInformazioniDiSpedizione</w:t>
+      </w:r>
+    </w:p>
+    <w:p>
+      <w:pPr>
+        <w:rPr>
+          <w:sz w:val="28"/>
+          <w:szCs w:val="28"/>
+        </w:rPr>
+      </w:pPr>
+      <w:r>
+        <w:rPr>
+          <w:sz w:val="28"/>
+          <w:szCs w:val="28"/>
+        </w:rPr>
+        <w:t xml:space="preserve">PARAMETRI: </w:t>
+      </w:r>
+    </w:p>
+    <w:p>
+      <w:pPr>
+        <w:rPr>
+          <w:sz w:val="28"/>
+          <w:szCs w:val="28"/>
+        </w:rPr>
+      </w:pPr>
+      <w:r>
+        <w:rPr>
+          <w:sz w:val="28"/>
+          <w:szCs w:val="28"/>
+        </w:rPr>
+        <w:t>Nome, Cognome, E-mail,</w:t>
+      </w:r>
+      <w:r>
+        <w:rPr>
+          <w:sz w:val="28"/>
+          <w:szCs w:val="28"/>
+        </w:rPr>
+        <w:t xml:space="preserve"> </w:t>
+      </w:r>
+      <w:r>
+        <w:rPr>
+          <w:sz w:val="28"/>
+          <w:szCs w:val="28"/>
+        </w:rPr>
+        <w:t>Indirizzo, Telefono, Città, Cap, Stato.</w:t>
+      </w:r>
+    </w:p>
+    <w:p/>
+    <w:p/>
+    <w:tbl>
+      <w:tblPr>
+        <w:tblStyle w:val="Grigliatabella"/>
+        <w:tblW w:w="0" w:type="auto"/>
+        <w:tblLook w:val="04A0" w:firstRow="1" w:lastRow="0" w:firstColumn="1" w:lastColumn="0" w:noHBand="0" w:noVBand="1"/>
+      </w:tblPr>
+      <w:tblGrid>
+        <w:gridCol w:w="2802"/>
+        <w:gridCol w:w="6826"/>
+      </w:tblGrid>
+      <w:tr>
+        <w:trPr>
+          <w:trHeight w:val="83"/>
+        </w:trPr>
+        <w:tc>
+          <w:tcPr>
+            <w:tcW w:w="9628" w:type="dxa"/>
+            <w:gridSpan w:val="2"/>
+            <w:shd w:val="clear" w:color="auto" w:fill="92D050"/>
+          </w:tcPr>
+          <w:p>
+            <w:pPr>
+              <w:jc w:val="center"/>
+            </w:pPr>
+            <w:r>
+              <w:t>Parametro: Nome</w:t>
+            </w:r>
+          </w:p>
+        </w:tc>
+      </w:tr>
+      <w:tr>
+        <w:tc>
+          <w:tcPr>
+            <w:tcW w:w="2802" w:type="dxa"/>
+            <w:shd w:val="clear" w:color="auto" w:fill="92D050"/>
+          </w:tcPr>
+          <w:p>
+            <w:pPr>
+              <w:jc w:val="center"/>
+            </w:pPr>
+            <w:r>
+              <w:t>Categorie</w:t>
+            </w:r>
+          </w:p>
+        </w:tc>
+        <w:tc>
+          <w:tcPr>
+            <w:tcW w:w="6826" w:type="dxa"/>
+            <w:shd w:val="clear" w:color="auto" w:fill="92D050"/>
+          </w:tcPr>
+          <w:p>
+            <w:pPr>
+              <w:jc w:val="center"/>
+            </w:pPr>
+            <w:r>
+              <w:t>Scelte</w:t>
+            </w:r>
+          </w:p>
+        </w:tc>
+      </w:tr>
+      <w:tr>
+        <w:tc>
+          <w:tcPr>
+            <w:tcW w:w="2802" w:type="dxa"/>
+            <w:shd w:val="clear" w:color="auto" w:fill="92D050"/>
+          </w:tcPr>
+          <w:p>
+            <w:r>
+              <w:t xml:space="preserve">Lunghezza Nome LN </w:t>
+            </w:r>
+          </w:p>
+        </w:tc>
+        <w:tc>
+          <w:tcPr>
+            <w:tcW w:w="6826" w:type="dxa"/>
+          </w:tcPr>
+          <w:p>
+            <w:r>
+              <w:t>1. Lunghezza corretta&gt;1 e &lt;=15  [property LN_VALID]</w:t>
+            </w:r>
+          </w:p>
+          <w:p>
+            <w:r>
+              <w:t xml:space="preserve">2. Lunghezza non corretta </w:t>
+            </w:r>
+          </w:p>
+        </w:tc>
+      </w:tr>
+      <w:tr>
+        <w:tc>
+          <w:tcPr>
+            <w:tcW w:w="2802" w:type="dxa"/>
+            <w:shd w:val="clear" w:color="auto" w:fill="92D050"/>
+          </w:tcPr>
+          <w:p>
+            <w:r>
+              <w:t>Formato Nome FN</w:t>
+            </w:r>
+          </w:p>
+        </w:tc>
+        <w:tc>
+          <w:tcPr>
+            <w:tcW w:w="6826" w:type="dxa"/>
+          </w:tcPr>
+          <w:p>
+            <w:r>
+              <w:t>1. Rispetta il formato        [if LN_VALID][property FN_VALID]</w:t>
+            </w:r>
+          </w:p>
+          <w:p>
+            <w:r>
+              <w:t>2. Non rispetta il formato  [property FN_NOT_VALID ]</w:t>
+            </w:r>
+          </w:p>
+          <w:p/>
+        </w:tc>
+      </w:tr>
+    </w:tbl>
+    <w:p>
+      <w:r>
+        <w:t>*Rispetta il formato: La Stringa non presenta caratteri speciali e/o numeri.</w:t>
+      </w:r>
+    </w:p>
+    <w:p>
+      <w:pPr>
+        <w:rPr>
+          <w:b/>
+          <w:bCs/>
+        </w:rPr>
+      </w:pPr>
+      <w:r>
+        <w:rPr>
+          <w:b/>
+          <w:bCs/>
+        </w:rPr>
+        <w:t>LN</w:t>
+      </w:r>
+      <w:r>
+        <w:rPr>
+          <w:b/>
+          <w:bCs/>
+        </w:rPr>
+        <w:t xml:space="preserve">2 </w:t>
+      </w:r>
+      <w:r>
+        <w:rPr>
+          <w:b/>
+          <w:bCs/>
+        </w:rPr>
+        <w:t>LC1</w:t>
+      </w:r>
+      <w:r>
+        <w:rPr>
+          <w:b/>
+          <w:bCs/>
+        </w:rPr>
+        <w:t xml:space="preserve"> FC1</w:t>
+      </w:r>
+      <w:r>
+        <w:rPr>
+          <w:b/>
+          <w:bCs/>
+        </w:rPr>
+        <w:t xml:space="preserve"> LE1 FE1</w:t>
+      </w:r>
+      <w:r>
+        <w:rPr>
+          <w:b/>
+          <w:bCs/>
+        </w:rPr>
+        <w:t xml:space="preserve"> </w:t>
+      </w:r>
+      <w:r>
+        <w:rPr>
+          <w:b/>
+          <w:bCs/>
+        </w:rPr>
+        <w:t>LI1 LT1 FT1 LCI1 LCA1 FCA1 LS1</w:t>
+      </w:r>
+      <w:r>
+        <w:rPr>
+          <w:b/>
+          <w:bCs/>
+        </w:rPr>
+        <w:t xml:space="preserve">: </w:t>
+      </w:r>
+      <w:r>
+        <w:t>errore lunghezza nome</w:t>
+      </w:r>
+    </w:p>
+    <w:p>
+      <w:pPr>
+        <w:rPr>
+          <w:b/>
+          <w:bCs/>
+        </w:rPr>
+      </w:pPr>
+      <w:r>
+        <w:rPr>
+          <w:b/>
+          <w:bCs/>
+        </w:rPr>
+        <w:t>LN1 FN</w:t>
+      </w:r>
+      <w:r>
+        <w:rPr>
+          <w:b/>
+          <w:bCs/>
+        </w:rPr>
+        <w:t>2</w:t>
+      </w:r>
+      <w:r>
+        <w:rPr>
+          <w:b/>
+          <w:bCs/>
+        </w:rPr>
+        <w:t xml:space="preserve"> LC1 </w:t>
+      </w:r>
+      <w:r>
+        <w:rPr>
+          <w:b/>
+          <w:bCs/>
+        </w:rPr>
+        <w:t xml:space="preserve">FC1 </w:t>
+      </w:r>
+      <w:r>
+        <w:rPr>
+          <w:b/>
+          <w:bCs/>
+        </w:rPr>
+        <w:t>LE1 FE1</w:t>
+      </w:r>
+      <w:r>
+        <w:rPr>
+          <w:b/>
+          <w:bCs/>
+        </w:rPr>
+        <w:t xml:space="preserve"> </w:t>
+      </w:r>
+      <w:r>
+        <w:rPr>
+          <w:b/>
+          <w:bCs/>
+        </w:rPr>
+        <w:t>LI1 LT1 FT1 LCI1 LCA1 FCA1 LS1</w:t>
+      </w:r>
+      <w:r>
+        <w:rPr>
+          <w:b/>
+          <w:bCs/>
+        </w:rPr>
+        <w:t xml:space="preserve">: </w:t>
+      </w:r>
+      <w:r>
+        <w:t>errore formato nome</w:t>
+      </w:r>
+    </w:p>
+    <w:p/>
+    <w:tbl>
+      <w:tblPr>
+        <w:tblStyle w:val="Grigliatabella"/>
+        <w:tblW w:w="0" w:type="auto"/>
+        <w:tblLook w:val="04A0" w:firstRow="1" w:lastRow="0" w:firstColumn="1" w:lastColumn="0" w:noHBand="0" w:noVBand="1"/>
+      </w:tblPr>
+      <w:tblGrid>
+        <w:gridCol w:w="2943"/>
+        <w:gridCol w:w="6685"/>
+      </w:tblGrid>
+      <w:tr>
+        <w:tc>
+          <w:tcPr>
+            <w:tcW w:w="9628" w:type="dxa"/>
+            <w:gridSpan w:val="2"/>
+            <w:shd w:val="clear" w:color="auto" w:fill="92D050"/>
+          </w:tcPr>
+          <w:p>
+            <w:pPr>
+              <w:jc w:val="center"/>
+            </w:pPr>
+            <w:r>
+              <w:t>Parametro: Cognome</w:t>
+            </w:r>
+          </w:p>
+        </w:tc>
+      </w:tr>
+      <w:tr>
+        <w:tc>
+          <w:tcPr>
+            <w:tcW w:w="2943" w:type="dxa"/>
+            <w:shd w:val="clear" w:color="auto" w:fill="92D050"/>
+          </w:tcPr>
+          <w:p>
+            <w:pPr>
+              <w:jc w:val="center"/>
+            </w:pPr>
+            <w:r>
+              <w:t>Categorie</w:t>
+            </w:r>
+          </w:p>
+        </w:tc>
+        <w:tc>
+          <w:tcPr>
+            <w:tcW w:w="6685" w:type="dxa"/>
+            <w:shd w:val="clear" w:color="auto" w:fill="92D050"/>
+          </w:tcPr>
+          <w:p>
+            <w:pPr>
+              <w:jc w:val="center"/>
+            </w:pPr>
+            <w:r>
+              <w:t>Scelte</w:t>
+            </w:r>
+          </w:p>
+        </w:tc>
+      </w:tr>
+      <w:tr>
+        <w:tc>
+          <w:tcPr>
+            <w:tcW w:w="2943" w:type="dxa"/>
+            <w:shd w:val="clear" w:color="auto" w:fill="92D050"/>
+          </w:tcPr>
+          <w:p>
+            <w:r>
+              <w:t xml:space="preserve">Lunghezza Cognome LC </w:t>
+            </w:r>
+          </w:p>
+        </w:tc>
+        <w:tc>
+          <w:tcPr>
+            <w:tcW w:w="6685" w:type="dxa"/>
+          </w:tcPr>
+          <w:p>
+            <w:r>
+              <w:t>1. Lunghezza corretta&gt;1 e &lt;=15  [property LC_VALID]</w:t>
+            </w:r>
+          </w:p>
+          <w:p>
+            <w:r>
+              <w:t xml:space="preserve">2. Lunghezza non corretta </w:t>
+            </w:r>
+          </w:p>
+        </w:tc>
+      </w:tr>
+      <w:tr>
+        <w:tc>
+          <w:tcPr>
+            <w:tcW w:w="2943" w:type="dxa"/>
+            <w:shd w:val="clear" w:color="auto" w:fill="92D050"/>
+          </w:tcPr>
+          <w:p>
+            <w:r>
+              <w:t>Formato Cognome FC</w:t>
+            </w:r>
+          </w:p>
+        </w:tc>
+        <w:tc>
+          <w:tcPr>
+            <w:tcW w:w="6685" w:type="dxa"/>
+          </w:tcPr>
+          <w:p>
+            <w:r>
+              <w:t>1. Rispetta il formato       [if LC_VALID][property FC_VALID]</w:t>
+            </w:r>
+          </w:p>
+          <w:p>
+            <w:r>
+              <w:t>2. Non rispetta il formato [property FC_NOT_VALID ]</w:t>
+            </w:r>
+          </w:p>
+          <w:p/>
+        </w:tc>
+      </w:tr>
+    </w:tbl>
+    <w:p>
+      <w:r>
+        <w:t>*Rispetta il formato: La Stringa non presenta caratteri speciali e/o numeri.</w:t>
+      </w:r>
+    </w:p>
+    <w:p>
+      <w:pPr>
+        <w:rPr>
+          <w:b/>
+          <w:bCs/>
+        </w:rPr>
+      </w:pPr>
+      <w:r>
+        <w:rPr>
+          <w:b/>
+          <w:bCs/>
+        </w:rPr>
+        <w:t>LN1 FN1 LC</w:t>
+      </w:r>
+      <w:r>
+        <w:rPr>
+          <w:b/>
+          <w:bCs/>
+        </w:rPr>
+        <w:t>2</w:t>
+      </w:r>
+      <w:r>
+        <w:rPr>
+          <w:b/>
+          <w:bCs/>
+        </w:rPr>
+        <w:t xml:space="preserve"> LE1 FE1</w:t>
+      </w:r>
+      <w:r>
+        <w:rPr>
+          <w:b/>
+          <w:bCs/>
+        </w:rPr>
+        <w:t xml:space="preserve"> </w:t>
+      </w:r>
+      <w:r>
+        <w:rPr>
+          <w:b/>
+          <w:bCs/>
+        </w:rPr>
+        <w:t>LI1 LT1 FT1 LCI1 LCA1 FCA1 LS1</w:t>
+      </w:r>
+      <w:r>
+        <w:rPr>
+          <w:b/>
+          <w:bCs/>
+        </w:rPr>
+        <w:t>:</w:t>
+      </w:r>
+      <w:r>
+        <w:t xml:space="preserve"> </w:t>
+      </w:r>
+      <w:r>
+        <w:t>lunghezza cognome non corretta</w:t>
+      </w:r>
+      <w:r>
+        <w:t>.</w:t>
+      </w:r>
+    </w:p>
+    <w:p>
+      <w:r>
+        <w:rPr>
+          <w:b/>
+          <w:bCs/>
+        </w:rPr>
+        <w:t>LN1 FN1 LC</w:t>
+      </w:r>
+      <w:r>
+        <w:rPr>
+          <w:b/>
+          <w:bCs/>
+        </w:rPr>
+        <w:t>1 FC2</w:t>
+      </w:r>
+      <w:r>
+        <w:rPr>
+          <w:b/>
+          <w:bCs/>
+        </w:rPr>
+        <w:t xml:space="preserve"> LE1 FE1</w:t>
+      </w:r>
+      <w:r>
+        <w:rPr>
+          <w:b/>
+          <w:bCs/>
+        </w:rPr>
+        <w:t xml:space="preserve"> </w:t>
+      </w:r>
+      <w:r>
+        <w:rPr>
+          <w:b/>
+          <w:bCs/>
+        </w:rPr>
+        <w:t>LI1 LT1 FT1 LCI1 LCA1 FCA1 LS1</w:t>
+      </w:r>
+      <w:r>
+        <w:rPr>
+          <w:b/>
+          <w:bCs/>
+        </w:rPr>
+        <w:t>:</w:t>
+      </w:r>
+      <w:r>
+        <w:t xml:space="preserve"> </w:t>
+      </w:r>
+      <w:r>
+        <w:t>Formato cognome non corretto</w:t>
+      </w:r>
+      <w:r>
+        <w:t>.</w:t>
+      </w:r>
+    </w:p>
+    <w:tbl>
+      <w:tblPr>
+        <w:tblStyle w:val="Grigliatabella"/>
+        <w:tblW w:w="0" w:type="auto"/>
+        <w:tblLook w:val="04A0" w:firstRow="1" w:lastRow="0" w:firstColumn="1" w:lastColumn="0" w:noHBand="0" w:noVBand="1"/>
+      </w:tblPr>
+      <w:tblGrid>
+        <w:gridCol w:w="3510"/>
+        <w:gridCol w:w="6118"/>
+      </w:tblGrid>
+      <w:tr>
+        <w:tc>
+          <w:tcPr>
+            <w:tcW w:w="9628" w:type="dxa"/>
+            <w:gridSpan w:val="2"/>
+            <w:shd w:val="clear" w:color="auto" w:fill="92D050"/>
+          </w:tcPr>
+          <w:p>
+            <w:pPr>
+              <w:jc w:val="center"/>
+            </w:pPr>
+            <w:r>
+              <w:t>Parametro: E-mail</w:t>
+            </w:r>
+          </w:p>
+        </w:tc>
+      </w:tr>
+      <w:tr>
+        <w:tc>
+          <w:tcPr>
+            <w:tcW w:w="3510" w:type="dxa"/>
+            <w:shd w:val="clear" w:color="auto" w:fill="92D050"/>
+          </w:tcPr>
+          <w:p>
+            <w:pPr>
+              <w:jc w:val="center"/>
+            </w:pPr>
+            <w:r>
+              <w:lastRenderedPageBreak/>
+              <w:t>Categorie</w:t>
+            </w:r>
+          </w:p>
+        </w:tc>
+        <w:tc>
+          <w:tcPr>
+            <w:tcW w:w="6118" w:type="dxa"/>
+            <w:shd w:val="clear" w:color="auto" w:fill="92D050"/>
+          </w:tcPr>
+          <w:p>
+            <w:pPr>
+              <w:jc w:val="center"/>
+            </w:pPr>
+            <w:r>
+              <w:t>Scelte</w:t>
+            </w:r>
+          </w:p>
+        </w:tc>
+      </w:tr>
+      <w:tr>
+        <w:tc>
+          <w:tcPr>
+            <w:tcW w:w="3510" w:type="dxa"/>
+            <w:shd w:val="clear" w:color="auto" w:fill="92D050"/>
+          </w:tcPr>
+          <w:p>
+            <w:r>
+              <w:t xml:space="preserve">Lunghezza E-mail LE </w:t>
+            </w:r>
+          </w:p>
+        </w:tc>
+        <w:tc>
+          <w:tcPr>
+            <w:tcW w:w="6118" w:type="dxa"/>
+          </w:tcPr>
+          <w:p>
+            <w:r>
+              <w:t>1. Lunghezza corretta&gt;10 e &lt;=30   [property LE_VALID]</w:t>
+            </w:r>
+          </w:p>
+          <w:p>
+            <w:r>
+              <w:t xml:space="preserve">2. Lunghezza non corretta </w:t>
+            </w:r>
+          </w:p>
+        </w:tc>
+      </w:tr>
+      <w:tr>
+        <w:tc>
+          <w:tcPr>
+            <w:tcW w:w="3510" w:type="dxa"/>
+            <w:shd w:val="clear" w:color="auto" w:fill="92D050"/>
+          </w:tcPr>
+          <w:p>
+            <w:r>
+              <w:t>Formato E-mail FE</w:t>
+            </w:r>
+          </w:p>
+        </w:tc>
+        <w:tc>
+          <w:tcPr>
+            <w:tcW w:w="6118" w:type="dxa"/>
+          </w:tcPr>
+          <w:p>
+            <w:r>
+              <w:t>1. Rispetta il formato         [if LE_VALID][property FE_VALID]</w:t>
+            </w:r>
+          </w:p>
+          <w:p>
+            <w:r>
+              <w:t>2. Non rispetta il formato  [property FE_NOT_VALID ]</w:t>
+            </w:r>
+          </w:p>
+        </w:tc>
+      </w:tr>
+    </w:tbl>
+    <w:p>
+      <w:r>
+        <w:t xml:space="preserve">*Rispetta il formato: La Stringa presenta un carattere ”@”, almeno un carattere “.” e almeno 4 caratteri dopo la @. </w:t>
+      </w:r>
+    </w:p>
+    <w:p>
+      <w:r>
+        <w:rPr>
+          <w:b/>
+          <w:bCs/>
+        </w:rPr>
+        <w:t>LN1 FN1 LC</w:t>
+      </w:r>
+      <w:r>
+        <w:rPr>
+          <w:b/>
+          <w:bCs/>
+        </w:rPr>
+        <w:t>1 FC1</w:t>
+      </w:r>
+      <w:r>
+        <w:rPr>
+          <w:b/>
+          <w:bCs/>
+        </w:rPr>
+        <w:t xml:space="preserve"> LE</w:t>
+      </w:r>
+      <w:r>
+        <w:rPr>
+          <w:b/>
+          <w:bCs/>
+        </w:rPr>
+        <w:t xml:space="preserve">2 </w:t>
+      </w:r>
+      <w:r>
+        <w:rPr>
+          <w:b/>
+          <w:bCs/>
+        </w:rPr>
+        <w:t>LI1 LT1 FT1 LCI1 LCA1 FCA1 LS1</w:t>
+      </w:r>
+      <w:r>
+        <w:rPr>
+          <w:b/>
+          <w:bCs/>
+        </w:rPr>
+        <w:t xml:space="preserve">: </w:t>
+      </w:r>
+      <w:r>
+        <w:t>Lunghezza e-mail non corretta.</w:t>
+      </w:r>
+    </w:p>
+    <w:p>
+      <w:r>
+        <w:rPr>
+          <w:b/>
+          <w:bCs/>
+        </w:rPr>
+        <w:t>LN1 FN1 LC</w:t>
+      </w:r>
+      <w:r>
+        <w:rPr>
+          <w:b/>
+          <w:bCs/>
+        </w:rPr>
+        <w:t>1 FC1</w:t>
+      </w:r>
+      <w:r>
+        <w:rPr>
+          <w:b/>
+          <w:bCs/>
+        </w:rPr>
+        <w:t xml:space="preserve"> LE1 FE</w:t>
+      </w:r>
+      <w:r>
+        <w:rPr>
+          <w:b/>
+          <w:bCs/>
+        </w:rPr>
+        <w:t xml:space="preserve">2 </w:t>
+      </w:r>
+      <w:r>
+        <w:rPr>
+          <w:b/>
+          <w:bCs/>
+        </w:rPr>
+        <w:t>LI1 LT1 FT1 LCI1 LCA1 FCA1 LS1</w:t>
+      </w:r>
+      <w:r>
+        <w:rPr>
+          <w:b/>
+          <w:bCs/>
+        </w:rPr>
+        <w:t>:</w:t>
+      </w:r>
+      <w:r>
+        <w:t xml:space="preserve"> Formato e-mail non corretto.</w:t>
+      </w:r>
+    </w:p>
+    <w:p/>
+    <w:tbl>
+      <w:tblPr>
+        <w:tblStyle w:val="Grigliatabella"/>
+        <w:tblW w:w="0" w:type="auto"/>
+        <w:tblLook w:val="04A0" w:firstRow="1" w:lastRow="0" w:firstColumn="1" w:lastColumn="0" w:noHBand="0" w:noVBand="1"/>
+      </w:tblPr>
+      <w:tblGrid>
+        <w:gridCol w:w="3510"/>
+        <w:gridCol w:w="6118"/>
+      </w:tblGrid>
+      <w:tr>
+        <w:tc>
+          <w:tcPr>
+            <w:tcW w:w="9628" w:type="dxa"/>
+            <w:gridSpan w:val="2"/>
+            <w:shd w:val="clear" w:color="auto" w:fill="92D050"/>
+          </w:tcPr>
+          <w:p>
+            <w:pPr>
+              <w:jc w:val="center"/>
+            </w:pPr>
+            <w:r>
+              <w:t>Parametro: Indirizzo</w:t>
+            </w:r>
+          </w:p>
+        </w:tc>
+      </w:tr>
+      <w:tr>
+        <w:tc>
+          <w:tcPr>
+            <w:tcW w:w="3510" w:type="dxa"/>
+            <w:shd w:val="clear" w:color="auto" w:fill="92D050"/>
+          </w:tcPr>
+          <w:p>
+            <w:pPr>
+              <w:jc w:val="center"/>
+            </w:pPr>
+            <w:r>
+              <w:t>Categorie</w:t>
+            </w:r>
+          </w:p>
+        </w:tc>
+        <w:tc>
+          <w:tcPr>
+            <w:tcW w:w="6118" w:type="dxa"/>
+            <w:shd w:val="clear" w:color="auto" w:fill="92D050"/>
+          </w:tcPr>
+          <w:p>
+            <w:pPr>
+              <w:jc w:val="center"/>
+            </w:pPr>
+            <w:r>
+              <w:t>Scelte</w:t>
+            </w:r>
+          </w:p>
+        </w:tc>
+      </w:tr>
+      <w:tr>
+        <w:tc>
+          <w:tcPr>
+            <w:tcW w:w="3510" w:type="dxa"/>
+            <w:shd w:val="clear" w:color="auto" w:fill="92D050"/>
+          </w:tcPr>
+          <w:p>
+            <w:r>
+              <w:t>Lunghezza Indirizzo LI</w:t>
+            </w:r>
+          </w:p>
+        </w:tc>
+        <w:tc>
+          <w:tcPr>
+            <w:tcW w:w="6118" w:type="dxa"/>
+          </w:tcPr>
+          <w:p>
+            <w:r>
+              <w:t>1. Lunghezza corretta&gt;8 [property LI_VALID]</w:t>
+            </w:r>
+          </w:p>
+          <w:p>
+            <w:r>
+              <w:t>2. Lunghezza non corretta</w:t>
+            </w:r>
+          </w:p>
+        </w:tc>
+      </w:tr>
+    </w:tbl>
+    <w:p>
+      <w:r>
+        <w:rPr>
+          <w:b/>
+          <w:bCs/>
+        </w:rPr>
+        <w:t>LN1 FN1 LC</w:t>
+      </w:r>
+      <w:r>
+        <w:rPr>
+          <w:b/>
+          <w:bCs/>
+        </w:rPr>
+        <w:t>1 FC1</w:t>
+      </w:r>
+      <w:r>
+        <w:rPr>
+          <w:b/>
+          <w:bCs/>
+        </w:rPr>
+        <w:t xml:space="preserve"> LE1 FE1</w:t>
+      </w:r>
+      <w:r>
+        <w:rPr>
+          <w:b/>
+          <w:bCs/>
+        </w:rPr>
+        <w:t xml:space="preserve"> </w:t>
+      </w:r>
+      <w:r>
+        <w:rPr>
+          <w:b/>
+          <w:bCs/>
+        </w:rPr>
+        <w:t>LI</w:t>
+      </w:r>
+      <w:r>
+        <w:rPr>
+          <w:b/>
+          <w:bCs/>
+        </w:rPr>
+        <w:t>2</w:t>
+      </w:r>
+      <w:r>
+        <w:rPr>
+          <w:b/>
+          <w:bCs/>
+        </w:rPr>
+        <w:t xml:space="preserve"> LT1 FT1 LCI1 LCA1 FCA1 LS1</w:t>
+      </w:r>
+      <w:r>
+        <w:rPr>
+          <w:b/>
+          <w:bCs/>
+        </w:rPr>
+        <w:t xml:space="preserve">: </w:t>
+      </w:r>
+      <w:r>
+        <w:t>Lunghezza indirizzo non corretto.</w:t>
+      </w:r>
+    </w:p>
+    <w:p/>
+    <w:tbl>
+      <w:tblPr>
+        <w:tblStyle w:val="Grigliatabella"/>
+        <w:tblW w:w="0" w:type="auto"/>
+        <w:tblLook w:val="04A0" w:firstRow="1" w:lastRow="0" w:firstColumn="1" w:lastColumn="0" w:noHBand="0" w:noVBand="1"/>
+      </w:tblPr>
+      <w:tblGrid>
+        <w:gridCol w:w="3510"/>
+        <w:gridCol w:w="6118"/>
+      </w:tblGrid>
+      <w:tr>
+        <w:tc>
+          <w:tcPr>
+            <w:tcW w:w="9628" w:type="dxa"/>
+            <w:gridSpan w:val="2"/>
+            <w:shd w:val="clear" w:color="auto" w:fill="92D050"/>
+          </w:tcPr>
+          <w:p>
+            <w:pPr>
+              <w:jc w:val="center"/>
+            </w:pPr>
+            <w:r>
+              <w:t>Parametro: Telefono</w:t>
+            </w:r>
+          </w:p>
+        </w:tc>
+      </w:tr>
+      <w:tr>
+        <w:tc>
+          <w:tcPr>
+            <w:tcW w:w="3510" w:type="dxa"/>
+            <w:shd w:val="clear" w:color="auto" w:fill="92D050"/>
+          </w:tcPr>
+          <w:p>
+            <w:pPr>
+              <w:jc w:val="center"/>
+            </w:pPr>
+            <w:r>
+              <w:t>Categorie</w:t>
+            </w:r>
+          </w:p>
+        </w:tc>
+        <w:tc>
+          <w:tcPr>
+            <w:tcW w:w="6118" w:type="dxa"/>
+            <w:shd w:val="clear" w:color="auto" w:fill="92D050"/>
+          </w:tcPr>
+          <w:p>
+            <w:pPr>
+              <w:jc w:val="center"/>
+            </w:pPr>
+            <w:r>
+              <w:t>Scelte</w:t>
+            </w:r>
+          </w:p>
+        </w:tc>
+      </w:tr>
+      <w:tr>
+        <w:tc>
+          <w:tcPr>
+            <w:tcW w:w="3510" w:type="dxa"/>
+            <w:shd w:val="clear" w:color="auto" w:fill="92D050"/>
+          </w:tcPr>
+          <w:p>
+            <w:r>
+              <w:t xml:space="preserve">Lunghezza Telefono LT </w:t>
+            </w:r>
+          </w:p>
+        </w:tc>
+        <w:tc>
+          <w:tcPr>
+            <w:tcW w:w="6118" w:type="dxa"/>
+          </w:tcPr>
+          <w:p>
+            <w:r>
+              <w:t>1. Lunghezza corretta&gt;8 e &lt;=10 [property LT_VALID]</w:t>
+            </w:r>
+          </w:p>
+          <w:p>
+            <w:r>
+              <w:t>2. Lunghezza non corretta</w:t>
+            </w:r>
+          </w:p>
+        </w:tc>
+      </w:tr>
+      <w:tr>
+        <w:tc>
+          <w:tcPr>
+            <w:tcW w:w="3510" w:type="dxa"/>
+            <w:shd w:val="clear" w:color="auto" w:fill="92D050"/>
+          </w:tcPr>
+          <w:p>
+            <w:r>
+              <w:t>Formato Telefono FT</w:t>
+            </w:r>
+          </w:p>
+        </w:tc>
+        <w:tc>
+          <w:tcPr>
+            <w:tcW w:w="6118" w:type="dxa"/>
+          </w:tcPr>
+          <w:p>
+            <w:r>
+              <w:t>1. Rispetta il formato         [if LT_VALID][property FT_VALID]</w:t>
+            </w:r>
+          </w:p>
+          <w:p>
+            <w:r>
+              <w:t>2. Non rispetta il formato  [property FT_NOT_VALID ]</w:t>
+            </w:r>
+          </w:p>
+        </w:tc>
+      </w:tr>
+    </w:tbl>
+    <w:p>
+      <w:r>
+        <w:t>*Rispetta il formato: La Stringa deve contenere solo numeri.</w:t>
+      </w:r>
+    </w:p>
+    <w:p>
+      <w:r>
+        <w:rPr>
+          <w:b/>
+          <w:bCs/>
+        </w:rPr>
+        <w:t>LN1 FN1 LC</w:t>
+      </w:r>
+      <w:r>
+        <w:rPr>
+          <w:b/>
+          <w:bCs/>
+        </w:rPr>
+        <w:t>1 FC1</w:t>
+      </w:r>
+      <w:r>
+        <w:rPr>
+          <w:b/>
+          <w:bCs/>
+        </w:rPr>
+        <w:t xml:space="preserve"> LE1 FE1</w:t>
+      </w:r>
+      <w:r>
+        <w:rPr>
+          <w:b/>
+          <w:bCs/>
+        </w:rPr>
+        <w:t xml:space="preserve"> </w:t>
+      </w:r>
+      <w:r>
+        <w:rPr>
+          <w:b/>
+          <w:bCs/>
+        </w:rPr>
+        <w:t>LI1 LT</w:t>
+      </w:r>
+      <w:r>
+        <w:rPr>
+          <w:b/>
+          <w:bCs/>
+        </w:rPr>
+        <w:t>2</w:t>
+      </w:r>
+      <w:r>
+        <w:rPr>
+          <w:b/>
+          <w:bCs/>
+        </w:rPr>
+        <w:t xml:space="preserve"> LCI1 LCA1 FCA1 LS1</w:t>
+      </w:r>
+      <w:r>
+        <w:rPr>
+          <w:b/>
+          <w:bCs/>
+        </w:rPr>
+        <w:t xml:space="preserve">: </w:t>
+      </w:r>
+      <w:r>
+        <w:t>Lunghezza telefono non corretta.</w:t>
+      </w:r>
+    </w:p>
+    <w:p>
+      <w:r>
+        <w:rPr>
+          <w:b/>
+          <w:bCs/>
+        </w:rPr>
+        <w:t>LN1 FN1 LC</w:t>
+      </w:r>
+      <w:r>
+        <w:rPr>
+          <w:b/>
+          <w:bCs/>
+        </w:rPr>
+        <w:t>1 FC1</w:t>
+      </w:r>
+      <w:r>
+        <w:rPr>
+          <w:b/>
+          <w:bCs/>
+        </w:rPr>
+        <w:t xml:space="preserve"> LE1 FE1</w:t>
+      </w:r>
+      <w:r>
+        <w:rPr>
+          <w:b/>
+          <w:bCs/>
+        </w:rPr>
+        <w:t xml:space="preserve"> </w:t>
+      </w:r>
+      <w:r>
+        <w:rPr>
+          <w:b/>
+          <w:bCs/>
+        </w:rPr>
+        <w:t>LI1 LT1 FT</w:t>
+      </w:r>
+      <w:r>
+        <w:rPr>
+          <w:b/>
+          <w:bCs/>
+        </w:rPr>
+        <w:t>2</w:t>
+      </w:r>
+      <w:r>
+        <w:rPr>
+          <w:b/>
+          <w:bCs/>
+        </w:rPr>
+        <w:t xml:space="preserve"> LCI1 LCA1 FCA1 LS1</w:t>
+      </w:r>
+      <w:r>
+        <w:rPr>
+          <w:b/>
+          <w:bCs/>
+        </w:rPr>
+        <w:t>:</w:t>
+      </w:r>
+      <w:r>
+        <w:rPr>
+          <w:b/>
+          <w:bCs/>
+        </w:rPr>
+        <w:t xml:space="preserve"> </w:t>
+      </w:r>
+      <w:r>
+        <w:t>Formato telefono non corretto.</w:t>
+      </w:r>
+    </w:p>
+    <w:p/>
+    <w:tbl>
+      <w:tblPr>
+        <w:tblStyle w:val="Grigliatabella"/>
+        <w:tblW w:w="0" w:type="auto"/>
+        <w:tblLook w:val="04A0" w:firstRow="1" w:lastRow="0" w:firstColumn="1" w:lastColumn="0" w:noHBand="0" w:noVBand="1"/>
+      </w:tblPr>
+      <w:tblGrid>
+        <w:gridCol w:w="3369"/>
+        <w:gridCol w:w="6259"/>
+      </w:tblGrid>
+      <w:tr>
+        <w:tc>
+          <w:tcPr>
+            <w:tcW w:w="9628" w:type="dxa"/>
+            <w:gridSpan w:val="2"/>
+            <w:shd w:val="clear" w:color="auto" w:fill="92D050"/>
+          </w:tcPr>
+          <w:p>
+            <w:pPr>
+              <w:jc w:val="center"/>
+            </w:pPr>
+            <w:r>
+              <w:t>Parametro: Città</w:t>
+            </w:r>
+          </w:p>
+        </w:tc>
+      </w:tr>
+      <w:tr>
+        <w:tc>
+          <w:tcPr>
+            <w:tcW w:w="3369" w:type="dxa"/>
+            <w:shd w:val="clear" w:color="auto" w:fill="92D050"/>
+          </w:tcPr>
+          <w:p>
+            <w:pPr>
+              <w:jc w:val="center"/>
+            </w:pPr>
+            <w:r>
+              <w:t>Categorie</w:t>
+            </w:r>
+          </w:p>
+        </w:tc>
+        <w:tc>
+          <w:tcPr>
+            <w:tcW w:w="6259" w:type="dxa"/>
+            <w:shd w:val="clear" w:color="auto" w:fill="92D050"/>
+          </w:tcPr>
+          <w:p>
+            <w:pPr>
+              <w:jc w:val="center"/>
+            </w:pPr>
+            <w:r>
+              <w:t>Scelte</w:t>
+            </w:r>
+          </w:p>
+        </w:tc>
+      </w:tr>
+      <w:tr>
+        <w:tc>
+          <w:tcPr>
+            <w:tcW w:w="3369" w:type="dxa"/>
+            <w:shd w:val="clear" w:color="auto" w:fill="92D050"/>
+          </w:tcPr>
+          <w:p>
+            <w:r>
+              <w:t>Lunghezza Città LCI</w:t>
+            </w:r>
+          </w:p>
+        </w:tc>
+        <w:tc>
+          <w:tcPr>
+            <w:tcW w:w="6259" w:type="dxa"/>
+          </w:tcPr>
+          <w:p>
+            <w:r>
+              <w:t>1. Lunghezza corretta&gt;4  [property LCI_VALID]</w:t>
+            </w:r>
+          </w:p>
+          <w:p>
+            <w:r>
+              <w:t>2. Lunghezza non corretta</w:t>
+            </w:r>
+          </w:p>
+        </w:tc>
+      </w:tr>
+    </w:tbl>
+    <w:p>
+      <w:r>
+        <w:rPr>
+          <w:b/>
+          <w:bCs/>
+        </w:rPr>
+        <w:t>LN1 FN1 LC</w:t>
+      </w:r>
+      <w:r>
+        <w:rPr>
+          <w:b/>
+          <w:bCs/>
+        </w:rPr>
+        <w:t>1 FC1</w:t>
+      </w:r>
+      <w:r>
+        <w:rPr>
+          <w:b/>
+          <w:bCs/>
+        </w:rPr>
+        <w:t xml:space="preserve"> LE1 FE1</w:t>
+      </w:r>
+      <w:r>
+        <w:rPr>
+          <w:b/>
+          <w:bCs/>
+        </w:rPr>
+        <w:t xml:space="preserve"> </w:t>
+      </w:r>
+      <w:r>
+        <w:rPr>
+          <w:b/>
+          <w:bCs/>
+        </w:rPr>
+        <w:t>LI1 LT1 FT1 LCI</w:t>
+      </w:r>
+      <w:r>
+        <w:rPr>
+          <w:b/>
+          <w:bCs/>
+        </w:rPr>
+        <w:t>2</w:t>
+      </w:r>
+      <w:r>
+        <w:rPr>
+          <w:b/>
+          <w:bCs/>
+        </w:rPr>
+        <w:t xml:space="preserve"> LCA1 FCA1 LS1</w:t>
+      </w:r>
+      <w:r>
+        <w:rPr>
+          <w:b/>
+          <w:bCs/>
+        </w:rPr>
+        <w:t>:</w:t>
+      </w:r>
+      <w:r>
+        <w:t xml:space="preserve"> Lunghezza città non corretta.</w:t>
+      </w:r>
+    </w:p>
+    <w:p/>
+    <w:tbl>
+      <w:tblPr>
+        <w:tblStyle w:val="Grigliatabella"/>
+        <w:tblW w:w="0" w:type="auto"/>
+        <w:tblLook w:val="04A0" w:firstRow="1" w:lastRow="0" w:firstColumn="1" w:lastColumn="0" w:noHBand="0" w:noVBand="1"/>
+      </w:tblPr>
+      <w:tblGrid>
+        <w:gridCol w:w="3369"/>
+        <w:gridCol w:w="6259"/>
+      </w:tblGrid>
+      <w:tr>
+        <w:tc>
+          <w:tcPr>
+            <w:tcW w:w="9628" w:type="dxa"/>
+            <w:gridSpan w:val="2"/>
+            <w:shd w:val="clear" w:color="auto" w:fill="92D050"/>
+          </w:tcPr>
+          <w:p>
+            <w:pPr>
+              <w:jc w:val="center"/>
+            </w:pPr>
+            <w:r>
+              <w:t>Parametro: Cap</w:t>
+            </w:r>
+          </w:p>
+        </w:tc>
+      </w:tr>
+      <w:tr>
+        <w:tc>
+          <w:tcPr>
+            <w:tcW w:w="3369" w:type="dxa"/>
+            <w:shd w:val="clear" w:color="auto" w:fill="92D050"/>
+          </w:tcPr>
+          <w:p>
+            <w:pPr>
+              <w:jc w:val="center"/>
+            </w:pPr>
+            <w:r>
+              <w:t>Categorie</w:t>
+            </w:r>
+          </w:p>
+        </w:tc>
+        <w:tc>
+          <w:tcPr>
+            <w:tcW w:w="6259" w:type="dxa"/>
+            <w:shd w:val="clear" w:color="auto" w:fill="92D050"/>
+          </w:tcPr>
+          <w:p>
+            <w:pPr>
+              <w:jc w:val="center"/>
+            </w:pPr>
+            <w:r>
+              <w:t>Scelte</w:t>
+            </w:r>
+          </w:p>
+        </w:tc>
+      </w:tr>
+      <w:tr>
+        <w:tc>
+          <w:tcPr>
+            <w:tcW w:w="3369" w:type="dxa"/>
+            <w:shd w:val="clear" w:color="auto" w:fill="92D050"/>
+          </w:tcPr>
+          <w:p>
+            <w:r>
+              <w:t>Lunghezza Cap LCA</w:t>
+            </w:r>
+          </w:p>
+        </w:tc>
+        <w:tc>
+          <w:tcPr>
+            <w:tcW w:w="6259" w:type="dxa"/>
+          </w:tcPr>
+          <w:p>
+            <w:r>
+              <w:t>1. Lunghezza corretta=5  [property LCA_VALID]</w:t>
+            </w:r>
+          </w:p>
+          <w:p>
+            <w:r>
+              <w:t>2. Lunghezza non corretta</w:t>
+            </w:r>
+          </w:p>
+        </w:tc>
+      </w:tr>
+      <w:tr>
+        <w:tc>
+          <w:tcPr>
+            <w:tcW w:w="3369" w:type="dxa"/>
+            <w:shd w:val="clear" w:color="auto" w:fill="92D050"/>
+          </w:tcPr>
+          <w:p>
+            <w:r>
+              <w:t>Formato Cap FCA</w:t>
+            </w:r>
+          </w:p>
+        </w:tc>
+        <w:tc>
+          <w:tcPr>
+            <w:tcW w:w="6259" w:type="dxa"/>
+          </w:tcPr>
+          <w:p>
+            <w:r>
+              <w:t>1. Rispetta il formato       [if LCA_VALID][property FCA_VALID]</w:t>
+            </w:r>
+          </w:p>
+          <w:p>
+            <w:r>
+              <w:t>2. Non rispetta il formato [property FCA_NOT_VALID ]</w:t>
+            </w:r>
+          </w:p>
+        </w:tc>
+      </w:tr>
+    </w:tbl>
+    <w:p>
+      <w:r>
+        <w:t>*Rispetta il formato: La Stringa deve contenere solo numeri.</w:t>
+      </w:r>
+    </w:p>
+    <w:p>
+      <w:r>
+        <w:rPr>
+          <w:b/>
+          <w:bCs/>
+        </w:rPr>
+        <w:t>LN1 FN1 LC</w:t>
+      </w:r>
+      <w:r>
+        <w:rPr>
+          <w:b/>
+          <w:bCs/>
+        </w:rPr>
+        <w:t>1 FC1</w:t>
+      </w:r>
+      <w:r>
+        <w:rPr>
+          <w:b/>
+          <w:bCs/>
+        </w:rPr>
+        <w:t xml:space="preserve"> LE1 FE1</w:t>
+      </w:r>
+      <w:r>
+        <w:rPr>
+          <w:b/>
+          <w:bCs/>
+        </w:rPr>
+        <w:t xml:space="preserve"> </w:t>
+      </w:r>
+      <w:r>
+        <w:rPr>
+          <w:b/>
+          <w:bCs/>
+        </w:rPr>
+        <w:t>LI1 LT1 FT1 LCI1 LCA</w:t>
+      </w:r>
+      <w:r>
+        <w:rPr>
+          <w:b/>
+          <w:bCs/>
+        </w:rPr>
+        <w:t>2</w:t>
+      </w:r>
+      <w:r>
+        <w:rPr>
+          <w:b/>
+          <w:bCs/>
+        </w:rPr>
+        <w:t xml:space="preserve"> LS1</w:t>
+      </w:r>
+      <w:r>
+        <w:rPr>
+          <w:b/>
+          <w:bCs/>
+        </w:rPr>
+        <w:t xml:space="preserve">: </w:t>
+      </w:r>
+      <w:r>
+        <w:t>lunghezza Cap non corretta.</w:t>
+      </w:r>
+    </w:p>
+    <w:p>
+      <w:r>
+        <w:rPr>
+          <w:b/>
+          <w:bCs/>
+        </w:rPr>
+        <w:t>LN1 FN1 LC</w:t>
+      </w:r>
+      <w:r>
+        <w:rPr>
+          <w:b/>
+          <w:bCs/>
+        </w:rPr>
+        <w:t>1 FC1</w:t>
+      </w:r>
+      <w:r>
+        <w:rPr>
+          <w:b/>
+          <w:bCs/>
+        </w:rPr>
+        <w:t xml:space="preserve"> LE1 FE1</w:t>
+      </w:r>
+      <w:r>
+        <w:rPr>
+          <w:b/>
+          <w:bCs/>
+        </w:rPr>
+        <w:t xml:space="preserve"> </w:t>
+      </w:r>
+      <w:r>
+        <w:rPr>
+          <w:b/>
+          <w:bCs/>
+        </w:rPr>
+        <w:t>LI1 LT1 FT1 LCI1 LCA1 FCA</w:t>
+      </w:r>
+      <w:r>
+        <w:rPr>
+          <w:b/>
+          <w:bCs/>
+        </w:rPr>
+        <w:t>2</w:t>
+      </w:r>
+      <w:r>
+        <w:rPr>
+          <w:b/>
+          <w:bCs/>
+        </w:rPr>
+        <w:t xml:space="preserve"> LS1</w:t>
+      </w:r>
+      <w:r>
+        <w:rPr>
+          <w:b/>
+          <w:bCs/>
+        </w:rPr>
+        <w:t xml:space="preserve">: </w:t>
+      </w:r>
+      <w:r>
+        <w:t>Formato Cap non corretto.</w:t>
+      </w:r>
+    </w:p>
+    <w:p/>
+    <w:tbl>
+      <w:tblPr>
+        <w:tblStyle w:val="Grigliatabella"/>
+        <w:tblW w:w="0" w:type="auto"/>
+        <w:tblLook w:val="04A0" w:firstRow="1" w:lastRow="0" w:firstColumn="1" w:lastColumn="0" w:noHBand="0" w:noVBand="1"/>
+      </w:tblPr>
+      <w:tblGrid>
+        <w:gridCol w:w="3369"/>
+        <w:gridCol w:w="6259"/>
+      </w:tblGrid>
+      <w:tr>
+        <w:tc>
+          <w:tcPr>
+            <w:tcW w:w="9628" w:type="dxa"/>
+            <w:gridSpan w:val="2"/>
+            <w:shd w:val="clear" w:color="auto" w:fill="92D050"/>
+          </w:tcPr>
+          <w:p>
+            <w:pPr>
+              <w:jc w:val="center"/>
+            </w:pPr>
+            <w:r>
+              <w:t>Parametro: Stato</w:t>
+            </w:r>
+          </w:p>
+        </w:tc>
+      </w:tr>
+      <w:tr>
+        <w:tc>
+          <w:tcPr>
+            <w:tcW w:w="3369" w:type="dxa"/>
+            <w:shd w:val="clear" w:color="auto" w:fill="92D050"/>
+          </w:tcPr>
+          <w:p>
+            <w:pPr>
+              <w:jc w:val="center"/>
+            </w:pPr>
+            <w:r>
+              <w:lastRenderedPageBreak/>
+              <w:t>Categorie</w:t>
+            </w:r>
+          </w:p>
+        </w:tc>
+        <w:tc>
+          <w:tcPr>
+            <w:tcW w:w="6259" w:type="dxa"/>
+            <w:shd w:val="clear" w:color="auto" w:fill="92D050"/>
+          </w:tcPr>
+          <w:p>
+            <w:pPr>
+              <w:jc w:val="center"/>
+            </w:pPr>
+            <w:r>
+              <w:t>Scelte</w:t>
+            </w:r>
+          </w:p>
+        </w:tc>
+      </w:tr>
+      <w:tr>
+        <w:tc>
+          <w:tcPr>
+            <w:tcW w:w="3369" w:type="dxa"/>
+            <w:shd w:val="clear" w:color="auto" w:fill="92D050"/>
+          </w:tcPr>
+          <w:p>
+            <w:r>
+              <w:t>Lunghezza Stato LS</w:t>
+            </w:r>
+          </w:p>
+        </w:tc>
+        <w:tc>
+          <w:tcPr>
+            <w:tcW w:w="6259" w:type="dxa"/>
+          </w:tcPr>
+          <w:p>
+            <w:r>
+              <w:t>1. Lunghezza corretta&gt;=4 e &lt;=20  [property LS_VALID]</w:t>
+            </w:r>
+          </w:p>
+          <w:p>
+            <w:r>
+              <w:t>2. Lunghezza non corretta</w:t>
+            </w:r>
+          </w:p>
+          <w:p/>
+        </w:tc>
+      </w:tr>
+    </w:tbl>
+    <w:p>
+      <w:r>
+        <w:rPr>
+          <w:b/>
+          <w:bCs/>
+        </w:rPr>
+        <w:t>LN1 FN1 LC</w:t>
+      </w:r>
+      <w:r>
+        <w:rPr>
+          <w:b/>
+          <w:bCs/>
+        </w:rPr>
+        <w:t>1 FC1</w:t>
+      </w:r>
+      <w:r>
+        <w:rPr>
+          <w:b/>
+          <w:bCs/>
+        </w:rPr>
+        <w:t xml:space="preserve"> LE1 FE1</w:t>
+      </w:r>
+      <w:r>
+        <w:rPr>
+          <w:b/>
+          <w:bCs/>
+        </w:rPr>
+        <w:t xml:space="preserve"> </w:t>
+      </w:r>
+      <w:r>
+        <w:rPr>
+          <w:b/>
+          <w:bCs/>
+        </w:rPr>
+        <w:t>LI1 LT1 FT1 LCI1 LCA1 FCA1 LS</w:t>
+      </w:r>
+      <w:r>
+        <w:rPr>
+          <w:b/>
+          <w:bCs/>
+        </w:rPr>
+        <w:t xml:space="preserve">2: </w:t>
+      </w:r>
+      <w:r>
+        <w:t>Lunghezza stato non corretta.</w:t>
+      </w:r>
+    </w:p>
+    <w:p/>
+    <w:p>
+      <w:pPr>
+        <w:rPr>
+          <w:b/>
+          <w:bCs/>
+        </w:rPr>
+      </w:pPr>
+      <w:r>
+        <w:rPr>
+          <w:b/>
+          <w:bCs/>
+        </w:rPr>
+        <w:t>TEST FRAME :</w:t>
+      </w:r>
+    </w:p>
+    <w:p>
+      <w:pPr>
+        <w:rPr>
+          <w:b/>
+          <w:bCs/>
+        </w:rPr>
+      </w:pPr>
+      <w:r>
+        <w:rPr>
+          <w:b/>
+          <w:bCs/>
+        </w:rPr>
+        <w:t>Le combinazioni sono state sviluppate di seguito alle tabelle dei parametri.</w:t>
+      </w:r>
+    </w:p>
+    <w:p>
+      <w:pPr>
+        <w:rPr>
+          <w:b/>
+          <w:bCs/>
+        </w:rPr>
+      </w:pPr>
+      <w:r>
+        <w:rPr>
+          <w:b/>
+          <w:bCs/>
+        </w:rPr>
+        <w:t>TC_</w:t>
+      </w:r>
+      <w:r>
+        <w:rPr>
+          <w:b/>
+          <w:bCs/>
+        </w:rPr>
+        <w:t xml:space="preserve"> AggiungiInformazioniDiSpedizione </w:t>
+      </w:r>
+      <w:r>
+        <w:rPr>
+          <w:b/>
+          <w:bCs/>
+        </w:rPr>
+        <w:t>_SUCCESSUFUL:</w:t>
+      </w:r>
+    </w:p>
+    <w:p>
+      <w:r>
+        <w:rPr>
+          <w:b/>
+          <w:bCs/>
+        </w:rPr>
+        <w:t>LN1 FN1 LC1</w:t>
+      </w:r>
+      <w:r>
+        <w:rPr>
+          <w:b/>
+          <w:bCs/>
+        </w:rPr>
+        <w:t xml:space="preserve"> FC1</w:t>
+      </w:r>
+      <w:r>
+        <w:rPr>
+          <w:b/>
+          <w:bCs/>
+        </w:rPr>
+        <w:t xml:space="preserve"> LE1 FE1</w:t>
+      </w:r>
+      <w:r>
+        <w:rPr>
+          <w:b/>
+          <w:bCs/>
+        </w:rPr>
+        <w:t xml:space="preserve"> </w:t>
+      </w:r>
+      <w:r>
+        <w:rPr>
+          <w:b/>
+          <w:bCs/>
+        </w:rPr>
+        <w:t>LI1 LT1 FT1 LCI1 LCA1 FCA1 LS1</w:t>
+      </w:r>
+      <w:r>
+        <w:rPr>
+          <w:b/>
+          <w:bCs/>
+        </w:rPr>
+        <w:t xml:space="preserve">: </w:t>
+      </w:r>
+      <w:r>
+        <w:t>Informazioni di spedizione aggiunte correttamente.</w:t>
+      </w:r>
+    </w:p>
+    <w:p>
+      <w:pPr>
+        <w:rPr>
+          <w:b/>
+          <w:bCs/>
+          <w:sz w:val="28"/>
+          <w:szCs w:val="28"/>
+        </w:rPr>
+      </w:pPr>
+    </w:p>
+    <w:p>
+      <w:pPr>
+        <w:rPr>
+          <w:b/>
+          <w:bCs/>
+          <w:sz w:val="28"/>
+          <w:szCs w:val="28"/>
+        </w:rPr>
+      </w:pPr>
+      <w:r>
+        <w:rPr>
+          <w:b/>
+          <w:bCs/>
+          <w:sz w:val="28"/>
+          <w:szCs w:val="28"/>
+        </w:rPr>
+        <w:t>TC</w:t>
+      </w:r>
+      <w:r>
+        <w:rPr>
+          <w:b/>
+          <w:bCs/>
+          <w:sz w:val="28"/>
+          <w:szCs w:val="28"/>
+        </w:rPr>
+        <w:t>_SecltaMetdoDiPagamento</w:t>
+      </w:r>
+    </w:p>
+    <w:p>
+      <w:pPr>
+        <w:rPr>
+          <w:sz w:val="28"/>
+          <w:szCs w:val="28"/>
+        </w:rPr>
+      </w:pPr>
+      <w:r>
+        <w:rPr>
+          <w:sz w:val="28"/>
+          <w:szCs w:val="28"/>
+        </w:rPr>
+        <w:t>PARAMETRI</w:t>
+      </w:r>
+      <w:r>
+        <w:rPr>
+          <w:sz w:val="28"/>
+          <w:szCs w:val="28"/>
+        </w:rPr>
+        <w:t>:</w:t>
+      </w:r>
+    </w:p>
+    <w:p>
+      <w:pPr>
+        <w:rPr>
+          <w:sz w:val="28"/>
+          <w:szCs w:val="28"/>
+        </w:rPr>
+      </w:pPr>
+      <w:r>
+        <w:rPr>
+          <w:sz w:val="28"/>
+          <w:szCs w:val="28"/>
+        </w:rPr>
+        <w:t>Intestatario della carta, NumeroCarta, Mese, Anno, CVV.</w:t>
+      </w:r>
+    </w:p>
+    <w:p>
+      <w:pPr>
+        <w:rPr>
+          <w:sz w:val="28"/>
+          <w:szCs w:val="28"/>
+        </w:rPr>
+      </w:pPr>
+    </w:p>
+    <w:tbl>
+      <w:tblPr>
+        <w:tblStyle w:val="Grigliatabella"/>
+        <w:tblW w:w="0" w:type="auto"/>
+        <w:tblLook w:val="04A0" w:firstRow="1" w:lastRow="0" w:firstColumn="1" w:lastColumn="0" w:noHBand="0" w:noVBand="1"/>
+      </w:tblPr>
+      <w:tblGrid>
+        <w:gridCol w:w="2802"/>
+        <w:gridCol w:w="6826"/>
+      </w:tblGrid>
+      <w:tr>
+        <w:trPr>
+          <w:trHeight w:val="83"/>
+        </w:trPr>
+        <w:tc>
+          <w:tcPr>
+            <w:tcW w:w="9628" w:type="dxa"/>
+            <w:gridSpan w:val="2"/>
+            <w:shd w:val="clear" w:color="auto" w:fill="92D050"/>
+          </w:tcPr>
+          <w:p>
+            <w:pPr>
+              <w:jc w:val="center"/>
+            </w:pPr>
+            <w:r>
+              <w:t xml:space="preserve">Parametro: </w:t>
+            </w:r>
+            <w:r>
+              <w:t>Intestatario</w:t>
+            </w:r>
+          </w:p>
+        </w:tc>
+      </w:tr>
+      <w:tr>
+        <w:tc>
+          <w:tcPr>
+            <w:tcW w:w="2802" w:type="dxa"/>
+            <w:shd w:val="clear" w:color="auto" w:fill="92D050"/>
+          </w:tcPr>
+          <w:p>
+            <w:pPr>
+              <w:jc w:val="center"/>
+            </w:pPr>
+            <w:r>
+              <w:t>Categorie</w:t>
+            </w:r>
+          </w:p>
+        </w:tc>
+        <w:tc>
+          <w:tcPr>
+            <w:tcW w:w="6826" w:type="dxa"/>
+            <w:shd w:val="clear" w:color="auto" w:fill="92D050"/>
+          </w:tcPr>
+          <w:p>
+            <w:pPr>
+              <w:jc w:val="center"/>
+            </w:pPr>
+            <w:r>
+              <w:t>Scelte</w:t>
+            </w:r>
+          </w:p>
+        </w:tc>
+      </w:tr>
+      <w:tr>
+        <w:tc>
+          <w:tcPr>
+            <w:tcW w:w="2802" w:type="dxa"/>
+            <w:shd w:val="clear" w:color="auto" w:fill="92D050"/>
+          </w:tcPr>
+          <w:p>
+            <w:r>
+              <w:t xml:space="preserve">Lunghezza </w:t>
+            </w:r>
+            <w:r>
+              <w:t>Intestatario</w:t>
+            </w:r>
+            <w:r>
+              <w:t xml:space="preserve"> L</w:t>
+            </w:r>
+            <w:r>
+              <w:t>I</w:t>
+            </w:r>
+            <w:r>
               <w:t xml:space="preserve"> </w:t>
             </w:r>
+          </w:p>
+        </w:tc>
+        <w:tc>
+          <w:tcPr>
+            <w:tcW w:w="6826" w:type="dxa"/>
+          </w:tcPr>
+          <w:p>
+            <w:r>
+              <w:t>1. Lunghezza corretta&gt;1 e &lt;=</w:t>
+            </w:r>
+            <w:r>
+              <w:t>40</w:t>
+            </w:r>
+            <w:r>
+              <w:t xml:space="preserve">  [property L</w:t>
+            </w:r>
+            <w:r>
+              <w:t>I</w:t>
+            </w:r>
+            <w:r>
+              <w:t>_VALID]</w:t>
+            </w:r>
+          </w:p>
+          <w:p>
+            <w:r>
+              <w:t xml:space="preserve">2. Lunghezza non corretta </w:t>
+            </w:r>
+          </w:p>
+        </w:tc>
+      </w:tr>
+      <w:tr>
+        <w:tc>
+          <w:tcPr>
+            <w:tcW w:w="2802" w:type="dxa"/>
+            <w:shd w:val="clear" w:color="auto" w:fill="92D050"/>
+          </w:tcPr>
+          <w:p>
+            <w:r>
+              <w:t xml:space="preserve">Formato </w:t>
+            </w:r>
+            <w:r>
+              <w:t>Intestatario</w:t>
+            </w:r>
+            <w:r>
+              <w:t xml:space="preserve"> F</w:t>
+            </w:r>
+            <w:r>
+              <w:t>I</w:t>
+            </w:r>
+          </w:p>
+        </w:tc>
+        <w:tc>
+          <w:tcPr>
+            <w:tcW w:w="6826" w:type="dxa"/>
+          </w:tcPr>
+          <w:p>
+            <w:r>
+              <w:t>1. Rispetta il formato        [if L</w:t>
+            </w:r>
+            <w:r>
+              <w:t>I</w:t>
+            </w:r>
+            <w:r>
+              <w:t>_VALID][property F</w:t>
+            </w:r>
+            <w:r>
+              <w:t>I</w:t>
+            </w:r>
+            <w:r>
+              <w:t>_VALID]</w:t>
+            </w:r>
+          </w:p>
+          <w:p>
+            <w:r>
+              <w:t>2. Non rispetta il formato  [property F</w:t>
+            </w:r>
+            <w:r>
+              <w:t>I</w:t>
+            </w:r>
+            <w:r>
+              <w:t>_NOT_VALID ]</w:t>
+            </w:r>
+          </w:p>
+          <w:p/>
+        </w:tc>
+      </w:tr>
+    </w:tbl>
+    <w:p>
+      <w:pPr>
+        <w:rPr>
+          <w:sz w:val="28"/>
+          <w:szCs w:val="28"/>
+        </w:rPr>
+      </w:pPr>
+    </w:p>
+    <w:tbl>
+      <w:tblPr>
+        <w:tblStyle w:val="Grigliatabella"/>
+        <w:tblW w:w="0" w:type="auto"/>
+        <w:tblLook w:val="04A0" w:firstRow="1" w:lastRow="0" w:firstColumn="1" w:lastColumn="0" w:noHBand="0" w:noVBand="1"/>
+      </w:tblPr>
+      <w:tblGrid>
+        <w:gridCol w:w="2802"/>
+        <w:gridCol w:w="6826"/>
+      </w:tblGrid>
+      <w:tr>
+        <w:trPr>
+          <w:trHeight w:val="83"/>
+        </w:trPr>
+        <w:tc>
+          <w:tcPr>
+            <w:tcW w:w="9628" w:type="dxa"/>
+            <w:gridSpan w:val="2"/>
+            <w:shd w:val="clear" w:color="auto" w:fill="92D050"/>
+          </w:tcPr>
+          <w:p>
+            <w:pPr>
+              <w:jc w:val="center"/>
+            </w:pPr>
+            <w:r>
+              <w:t xml:space="preserve">Parametro: </w:t>
+            </w:r>
+            <w:r>
+              <w:t>NumeroCarta</w:t>
+            </w:r>
+          </w:p>
+        </w:tc>
+      </w:tr>
+      <w:tr>
+        <w:tc>
+          <w:tcPr>
+            <w:tcW w:w="2802" w:type="dxa"/>
+            <w:shd w:val="clear" w:color="auto" w:fill="92D050"/>
+          </w:tcPr>
+          <w:p>
+            <w:pPr>
+              <w:jc w:val="center"/>
+            </w:pPr>
+            <w:r>
+              <w:t>Categorie</w:t>
+            </w:r>
+          </w:p>
+        </w:tc>
+        <w:tc>
+          <w:tcPr>
+            <w:tcW w:w="6826" w:type="dxa"/>
+            <w:shd w:val="clear" w:color="auto" w:fill="92D050"/>
+          </w:tcPr>
+          <w:p>
+            <w:pPr>
+              <w:jc w:val="center"/>
+            </w:pPr>
+            <w:r>
+              <w:t>Scelte</w:t>
+            </w:r>
+          </w:p>
+        </w:tc>
+      </w:tr>
+      <w:tr>
+        <w:tc>
+          <w:tcPr>
+            <w:tcW w:w="2802" w:type="dxa"/>
+            <w:shd w:val="clear" w:color="auto" w:fill="92D050"/>
+          </w:tcPr>
+          <w:p>
+            <w:r>
+              <w:t xml:space="preserve">Lunghezza </w:t>
+            </w:r>
+            <w:r>
+              <w:t>NumeroCarta</w:t>
+            </w:r>
+            <w:r>
+              <w:t xml:space="preserve"> L</w:t>
+            </w:r>
+            <w:r>
+              <w:t>NC</w:t>
+            </w:r>
+          </w:p>
+        </w:tc>
+        <w:tc>
+          <w:tcPr>
+            <w:tcW w:w="6826" w:type="dxa"/>
+          </w:tcPr>
+          <w:p>
+            <w:r>
+              <w:t>1. Lunghezza corretta</w:t>
+            </w:r>
+            <w:r>
+              <w:t xml:space="preserve"> = 16</w:t>
+            </w:r>
+            <w:r>
+              <w:t xml:space="preserve">  [property L</w:t>
+            </w:r>
+            <w:r>
+              <w:t>NC</w:t>
+            </w:r>
+            <w:r>
+              <w:t>_VALID]</w:t>
+            </w:r>
+          </w:p>
+          <w:p>
+            <w:r>
+              <w:t xml:space="preserve">2. Lunghezza non corretta </w:t>
+            </w:r>
+          </w:p>
+        </w:tc>
+      </w:tr>
+      <w:tr>
+        <w:tc>
+          <w:tcPr>
+            <w:tcW w:w="2802" w:type="dxa"/>
+            <w:shd w:val="clear" w:color="auto" w:fill="92D050"/>
+          </w:tcPr>
+          <w:p>
+            <w:r>
+              <w:t xml:space="preserve">Formato </w:t>
+            </w:r>
+            <w:r>
+              <w:t>NumeroCarta</w:t>
+            </w:r>
+            <w:r>
+              <w:t xml:space="preserve"> F</w:t>
+            </w:r>
+            <w:r>
+              <w:t>NC</w:t>
+            </w:r>
+          </w:p>
+        </w:tc>
+        <w:tc>
+          <w:tcPr>
+            <w:tcW w:w="6826" w:type="dxa"/>
+          </w:tcPr>
+          <w:p>
+            <w:r>
+              <w:t>1. Rispetta il formato        [if L</w:t>
+            </w:r>
+            <w:r>
+              <w:t>NC</w:t>
+            </w:r>
+            <w:r>
+              <w:t>_VALID][property F</w:t>
+            </w:r>
+            <w:r>
+              <w:t>NC</w:t>
+            </w:r>
+            <w:r>
+              <w:t>_VALID]</w:t>
+            </w:r>
+          </w:p>
+          <w:p>
+            <w:r>
+              <w:t>2. Non rispetta il formato  [property F</w:t>
+            </w:r>
+            <w:r>
+              <w:t>NC</w:t>
+            </w:r>
+            <w:r>
+              <w:t>_NOT_VALID ]</w:t>
+            </w:r>
+          </w:p>
+          <w:p/>
+        </w:tc>
+      </w:tr>
+    </w:tbl>
+    <w:p>
+      <w:pPr>
+        <w:rPr>
+          <w:sz w:val="28"/>
+          <w:szCs w:val="28"/>
+        </w:rPr>
+      </w:pPr>
+    </w:p>
+    <w:tbl>
+      <w:tblPr>
+        <w:tblStyle w:val="Grigliatabella"/>
+        <w:tblW w:w="0" w:type="auto"/>
+        <w:tblLook w:val="04A0" w:firstRow="1" w:lastRow="0" w:firstColumn="1" w:lastColumn="0" w:noHBand="0" w:noVBand="1"/>
+      </w:tblPr>
+      <w:tblGrid>
+        <w:gridCol w:w="2802"/>
+        <w:gridCol w:w="6826"/>
+      </w:tblGrid>
+      <w:tr>
+        <w:trPr>
+          <w:trHeight w:val="83"/>
+        </w:trPr>
+        <w:tc>
+          <w:tcPr>
+            <w:tcW w:w="9628" w:type="dxa"/>
+            <w:gridSpan w:val="2"/>
+            <w:shd w:val="clear" w:color="auto" w:fill="92D050"/>
+          </w:tcPr>
+          <w:p>
+            <w:pPr>
+              <w:jc w:val="center"/>
+            </w:pPr>
+            <w:r>
+              <w:t xml:space="preserve">Parametro: </w:t>
+            </w:r>
+            <w:r>
+              <w:t>Mese</w:t>
+            </w:r>
+          </w:p>
+        </w:tc>
+      </w:tr>
+      <w:tr>
+        <w:tc>
+          <w:tcPr>
+            <w:tcW w:w="2802" w:type="dxa"/>
+            <w:shd w:val="clear" w:color="auto" w:fill="92D050"/>
+          </w:tcPr>
+          <w:p>
+            <w:pPr>
+              <w:jc w:val="center"/>
+            </w:pPr>
+            <w:r>
+              <w:t>Categorie</w:t>
+            </w:r>
+          </w:p>
+        </w:tc>
+        <w:tc>
+          <w:tcPr>
+            <w:tcW w:w="6826" w:type="dxa"/>
+            <w:shd w:val="clear" w:color="auto" w:fill="92D050"/>
+          </w:tcPr>
+          <w:p>
+            <w:pPr>
+              <w:jc w:val="center"/>
+            </w:pPr>
+            <w:r>
+              <w:t>Scelte</w:t>
+            </w:r>
+          </w:p>
+        </w:tc>
+      </w:tr>
+      <w:tr>
+        <w:tc>
+          <w:tcPr>
+            <w:tcW w:w="2802" w:type="dxa"/>
+            <w:shd w:val="clear" w:color="auto" w:fill="92D050"/>
+          </w:tcPr>
+          <w:p>
+            <w:r>
+              <w:t>Validità Mese M</w:t>
+            </w:r>
+          </w:p>
+        </w:tc>
+        <w:tc>
+          <w:tcPr>
+            <w:tcW w:w="6826" w:type="dxa"/>
+          </w:tcPr>
+          <w:p>
+            <w:r>
+              <w:t xml:space="preserve">1. </w:t>
+            </w:r>
+            <w:r>
+              <w:t>Mese valido</w:t>
+            </w:r>
+            <w:r>
+              <w:t xml:space="preserve">  [property </w:t>
+            </w:r>
+            <w:r>
+              <w:t>M</w:t>
+            </w:r>
+            <w:r>
+              <w:t>_VALID]</w:t>
+            </w:r>
+          </w:p>
+          <w:p>
+            <w:r>
+              <w:t xml:space="preserve">2. </w:t>
+            </w:r>
+            <w:r>
+              <w:t>Mese non valido</w:t>
+            </w:r>
+            <w:r>
+              <w:t xml:space="preserve"> [property </w:t>
+            </w:r>
+            <w:r>
+              <w:t>M</w:t>
+            </w:r>
+            <w:r>
+              <w:t>_</w:t>
+            </w:r>
+            <w:r>
+              <w:t>NOT_</w:t>
+            </w:r>
+            <w:r>
+              <w:t>VALID]</w:t>
+            </w:r>
+          </w:p>
+        </w:tc>
+      </w:tr>
+    </w:tbl>
+    <w:p>
+      <w:pPr>
+        <w:rPr>
+          <w:sz w:val="28"/>
+          <w:szCs w:val="28"/>
+        </w:rPr>
+      </w:pPr>
+    </w:p>
+    <w:p>
+      <w:pPr>
+        <w:rPr>
+          <w:sz w:val="28"/>
+          <w:szCs w:val="28"/>
+        </w:rPr>
+      </w:pPr>
+    </w:p>
+    <w:tbl>
+      <w:tblPr>
+        <w:tblStyle w:val="Grigliatabella"/>
+        <w:tblW w:w="0" w:type="auto"/>
+        <w:tblLook w:val="04A0" w:firstRow="1" w:lastRow="0" w:firstColumn="1" w:lastColumn="0" w:noHBand="0" w:noVBand="1"/>
+      </w:tblPr>
+      <w:tblGrid>
+        <w:gridCol w:w="2802"/>
+        <w:gridCol w:w="6826"/>
+      </w:tblGrid>
+      <w:tr>
+        <w:trPr>
+          <w:trHeight w:val="83"/>
+        </w:trPr>
+        <w:tc>
+          <w:tcPr>
+            <w:tcW w:w="9628" w:type="dxa"/>
+            <w:gridSpan w:val="2"/>
+            <w:shd w:val="clear" w:color="auto" w:fill="92D050"/>
+          </w:tcPr>
+          <w:p>
+            <w:pPr>
+              <w:jc w:val="center"/>
+            </w:pPr>
+            <w:r>
+              <w:t xml:space="preserve">Parametro: </w:t>
+            </w:r>
+            <w:r>
+              <w:t>Anno</w:t>
+            </w:r>
+          </w:p>
+        </w:tc>
+      </w:tr>
+      <w:tr>
+        <w:tc>
+          <w:tcPr>
+            <w:tcW w:w="2802" w:type="dxa"/>
+            <w:shd w:val="clear" w:color="auto" w:fill="92D050"/>
+          </w:tcPr>
+          <w:p>
+            <w:pPr>
+              <w:jc w:val="center"/>
+            </w:pPr>
+            <w:r>
+              <w:t>Categorie</w:t>
+            </w:r>
+          </w:p>
+        </w:tc>
+        <w:tc>
+          <w:tcPr>
+            <w:tcW w:w="6826" w:type="dxa"/>
+            <w:shd w:val="clear" w:color="auto" w:fill="92D050"/>
+          </w:tcPr>
+          <w:p>
+            <w:pPr>
+              <w:jc w:val="center"/>
+            </w:pPr>
+            <w:r>
+              <w:t>Scelte</w:t>
+            </w:r>
+          </w:p>
+        </w:tc>
+      </w:tr>
+      <w:tr>
+        <w:tc>
+          <w:tcPr>
+            <w:tcW w:w="2802" w:type="dxa"/>
+            <w:shd w:val="clear" w:color="auto" w:fill="92D050"/>
+          </w:tcPr>
+          <w:p>
+            <w:r>
+              <w:t>Validità Anno A</w:t>
+            </w:r>
+          </w:p>
+        </w:tc>
+        <w:tc>
+          <w:tcPr>
+            <w:tcW w:w="6826" w:type="dxa"/>
+          </w:tcPr>
+          <w:p>
+            <w:r>
+              <w:t xml:space="preserve">1. </w:t>
+            </w:r>
+            <w:r>
+              <w:t>Anno valido</w:t>
+            </w:r>
+            <w:r>
+              <w:t xml:space="preserve">  [property </w:t>
+            </w:r>
+            <w:r>
+              <w:t>A</w:t>
+            </w:r>
+            <w:r>
+              <w:t>_VALID]</w:t>
+            </w:r>
+          </w:p>
+          <w:p>
+            <w:r>
+              <w:t xml:space="preserve">2. </w:t>
+            </w:r>
+            <w:r>
+              <w:t>Anno non valido</w:t>
+            </w:r>
+            <w:r>
+              <w:t xml:space="preserve"> [property </w:t>
+            </w:r>
+            <w:r>
+              <w:t>A</w:t>
+            </w:r>
+            <w:r>
+              <w:t>_</w:t>
+            </w:r>
+            <w:r>
+              <w:t>NOT_</w:t>
+            </w:r>
+            <w:r>
+              <w:t>VALID]</w:t>
+            </w:r>
+          </w:p>
+        </w:tc>
+      </w:tr>
+    </w:tbl>
+    <w:p>
+      <w:pPr>
+        <w:rPr>
+          <w:b/>
+          <w:bCs/>
+        </w:rPr>
+      </w:pPr>
+    </w:p>
+    <w:tbl>
+      <w:tblPr>
+        <w:tblStyle w:val="Grigliatabella"/>
+        <w:tblW w:w="0" w:type="auto"/>
+        <w:tblLook w:val="04A0" w:firstRow="1" w:lastRow="0" w:firstColumn="1" w:lastColumn="0" w:noHBand="0" w:noVBand="1"/>
+      </w:tblPr>
+      <w:tblGrid>
+        <w:gridCol w:w="2802"/>
+        <w:gridCol w:w="6826"/>
+      </w:tblGrid>
+      <w:tr>
+        <w:trPr>
+          <w:trHeight w:val="83"/>
+        </w:trPr>
+        <w:tc>
+          <w:tcPr>
+            <w:tcW w:w="9628" w:type="dxa"/>
+            <w:gridSpan w:val="2"/>
+            <w:shd w:val="clear" w:color="auto" w:fill="92D050"/>
+          </w:tcPr>
+          <w:p>
+            <w:pPr>
+              <w:jc w:val="center"/>
+            </w:pPr>
+            <w:r>
+              <w:t xml:space="preserve">Parametro: </w:t>
+            </w:r>
+            <w:r>
+              <w:t>CVV</w:t>
+            </w:r>
+          </w:p>
+        </w:tc>
+      </w:tr>
+      <w:tr>
+        <w:tc>
+          <w:tcPr>
+            <w:tcW w:w="2802" w:type="dxa"/>
+            <w:shd w:val="clear" w:color="auto" w:fill="92D050"/>
+          </w:tcPr>
+          <w:p>
+            <w:pPr>
+              <w:jc w:val="center"/>
+            </w:pPr>
+            <w:r>
+              <w:t>Categorie</w:t>
+            </w:r>
+          </w:p>
+        </w:tc>
+        <w:tc>
+          <w:tcPr>
+            <w:tcW w:w="6826" w:type="dxa"/>
+            <w:shd w:val="clear" w:color="auto" w:fill="92D050"/>
+          </w:tcPr>
+          <w:p>
+            <w:pPr>
+              <w:jc w:val="center"/>
+            </w:pPr>
+            <w:r>
+              <w:t>Scelte</w:t>
+            </w:r>
+          </w:p>
+        </w:tc>
+      </w:tr>
+      <w:tr>
+        <w:tc>
+          <w:tcPr>
+            <w:tcW w:w="2802" w:type="dxa"/>
+            <w:shd w:val="clear" w:color="auto" w:fill="92D050"/>
+          </w:tcPr>
+          <w:p>
+            <w:r>
+              <w:t>Lunghezza</w:t>
+            </w:r>
+            <w:r>
+              <w:t xml:space="preserve"> CVV</w:t>
+            </w:r>
+            <w:r>
+              <w:t xml:space="preserve"> </w:t>
+            </w:r>
+            <w:r>
+              <w:t>LC</w:t>
+            </w:r>
+          </w:p>
+        </w:tc>
+        <w:tc>
+          <w:tcPr>
+            <w:tcW w:w="6826" w:type="dxa"/>
+          </w:tcPr>
+          <w:p>
+            <w:r>
+              <w:t>1. Lunghezza corretta</w:t>
+            </w:r>
+            <w:r>
+              <w:t xml:space="preserve"> = 3</w:t>
+            </w:r>
+            <w:r>
+              <w:t xml:space="preserve">  [property L</w:t>
+            </w:r>
+            <w:r>
+              <w:t>C</w:t>
+            </w:r>
+            <w:r>
+              <w:t>_VALID]</w:t>
+            </w:r>
+          </w:p>
+          <w:p>
+            <w:r>
+              <w:t xml:space="preserve">2. Lunghezza non corretta </w:t>
+            </w:r>
+          </w:p>
+        </w:tc>
+      </w:tr>
+      <w:tr>
+        <w:tc>
+          <w:tcPr>
+            <w:tcW w:w="2802" w:type="dxa"/>
+            <w:shd w:val="clear" w:color="auto" w:fill="92D050"/>
+          </w:tcPr>
+          <w:p>
+            <w:r>
+              <w:lastRenderedPageBreak/>
+              <w:t xml:space="preserve">Formato </w:t>
+            </w:r>
+            <w:r>
+              <w:t>CVV FC</w:t>
+            </w:r>
+          </w:p>
+        </w:tc>
+        <w:tc>
+          <w:tcPr>
+            <w:tcW w:w="6826" w:type="dxa"/>
+          </w:tcPr>
+          <w:p>
+            <w:r>
+              <w:t>1. Rispetta il formato        [if L</w:t>
+            </w:r>
+            <w:r>
+              <w:t>C</w:t>
+            </w:r>
+            <w:r>
+              <w:t>_VALID][property F</w:t>
+            </w:r>
+            <w:r>
+              <w:t>C</w:t>
+            </w:r>
+            <w:r>
+              <w:t>_VALID]</w:t>
+            </w:r>
+          </w:p>
+          <w:p>
+            <w:r>
+              <w:t>2. Non rispetta il formato  [property F</w:t>
+            </w:r>
+            <w:r>
+              <w:t>C</w:t>
+            </w:r>
+            <w:r>
+              <w:t>_NOT_VALID ]</w:t>
+            </w:r>
+          </w:p>
+          <w:p/>
+        </w:tc>
+      </w:tr>
+    </w:tbl>
+    <w:p>
+      <w:pPr>
+        <w:rPr>
+          <w:b/>
+          <w:bCs/>
+        </w:rPr>
+      </w:pPr>
+    </w:p>
+    <w:p>
+      <w:pPr>
+        <w:rPr>
+          <w:b/>
+          <w:bCs/>
+        </w:rPr>
+      </w:pPr>
+      <w:r>
+        <w:rPr>
+          <w:b/>
+          <w:bCs/>
+        </w:rPr>
+        <w:t>TC_</w:t>
+      </w:r>
+      <w:r>
+        <w:rPr>
+          <w:b/>
+          <w:bCs/>
+        </w:rPr>
+        <w:t>SceltaMetodoDiPagamento</w:t>
+      </w:r>
+      <w:r>
+        <w:rPr>
+          <w:b/>
+          <w:bCs/>
+        </w:rPr>
+        <w:t>_SUCCESSFUL</w:t>
+      </w:r>
+      <w:r>
+        <w:rPr>
+          <w:b/>
+          <w:bCs/>
+        </w:rPr>
+        <w:t>:</w:t>
+      </w:r>
+    </w:p>
+    <w:p>
+      <w:pPr>
+        <w:rPr>
+          <w:b/>
+          <w:bCs/>
+        </w:rPr>
+      </w:pPr>
+      <w:r>
+        <w:rPr>
+          <w:b/>
+          <w:bCs/>
+        </w:rPr>
+        <w:t>LI</w:t>
+      </w:r>
+      <w:r>
+        <w:rPr>
+          <w:b/>
+          <w:bCs/>
+        </w:rPr>
+        <w:t xml:space="preserve">1 </w:t>
+      </w:r>
+      <w:r>
+        <w:rPr>
+          <w:b/>
+          <w:bCs/>
+        </w:rPr>
+        <w:t xml:space="preserve"> FI</w:t>
+      </w:r>
+      <w:r>
+        <w:rPr>
+          <w:b/>
+          <w:bCs/>
+        </w:rPr>
+        <w:t xml:space="preserve">1 </w:t>
+      </w:r>
+      <w:r>
+        <w:rPr>
+          <w:b/>
+          <w:bCs/>
+        </w:rPr>
+        <w:t xml:space="preserve"> LNC</w:t>
+      </w:r>
+      <w:r>
+        <w:rPr>
+          <w:b/>
+          <w:bCs/>
+        </w:rPr>
+        <w:t xml:space="preserve">1 </w:t>
+      </w:r>
+      <w:r>
+        <w:rPr>
+          <w:b/>
+          <w:bCs/>
+        </w:rPr>
+        <w:t xml:space="preserve"> FNC</w:t>
+      </w:r>
+      <w:r>
+        <w:rPr>
+          <w:b/>
+          <w:bCs/>
+        </w:rPr>
+        <w:t>1  M1 A1  LC1  FC1:</w:t>
+      </w:r>
+    </w:p>
+    <w:p>
+      <w:r>
+        <w:rPr>
+          <w:b/>
+          <w:bCs/>
+        </w:rPr>
+        <w:t>LI2  LNC1  FNC1  M1  A1  LC1  FC1:</w:t>
+      </w:r>
+      <w:r>
+        <w:t xml:space="preserve"> Lunghezza intestatario non corretta.</w:t>
+      </w:r>
+    </w:p>
+    <w:p>
+      <w:r>
+        <w:rPr>
+          <w:b/>
+          <w:bCs/>
+        </w:rPr>
+        <w:t>LI1  FI2  LNC1  FNC1  M1  A1  LC1  FC1:</w:t>
+      </w:r>
+      <w:r>
+        <w:t xml:space="preserve"> Formato intestatario non rispettato.</w:t>
+      </w:r>
+    </w:p>
+    <w:p>
+      <w:r>
+        <w:rPr>
+          <w:b/>
+          <w:bCs/>
+        </w:rPr>
+        <w:t xml:space="preserve">LI1  FI1  LNC2  M1  A1  LC1  FC1: </w:t>
+      </w:r>
+      <w:r>
+        <w:t>Lunghezza NumeroCarta non corretto.</w:t>
+      </w:r>
+    </w:p>
+    <w:p>
+      <w:r>
+        <w:rPr>
+          <w:b/>
+          <w:bCs/>
+        </w:rPr>
+        <w:t>LI1  FI1  LNC1  FNC2  M1  A1  LC1  FC1:</w:t>
+      </w:r>
+      <w:r>
+        <w:t xml:space="preserve"> </w:t>
+      </w:r>
+      <w:r>
+        <w:t>Formato NumeroCarta non corretto.</w:t>
+      </w:r>
+    </w:p>
+    <w:p>
+      <w:r>
+        <w:rPr>
+          <w:b/>
+          <w:bCs/>
+        </w:rPr>
+        <w:t>LI1  FI1  LNC1  FNC1  M2  A1  LC1  FC1:</w:t>
+      </w:r>
+      <w:r>
+        <w:t>Mese non valido.</w:t>
+      </w:r>
+    </w:p>
+    <w:p>
+      <w:r>
+        <w:rPr>
+          <w:b/>
+          <w:bCs/>
+        </w:rPr>
+        <w:t>LI1  FI1  LNC1  FNC1  M1  A2  LC1  FC1:</w:t>
+      </w:r>
+      <w:r>
+        <w:t>Anno</w:t>
+      </w:r>
+      <w:r>
+        <w:t xml:space="preserve"> non valido.</w:t>
+      </w:r>
+    </w:p>
+    <w:p>
+      <w:pPr>
+        <w:rPr>
+          <w:b/>
+          <w:bCs/>
+        </w:rPr>
+      </w:pPr>
+      <w:r>
+        <w:rPr>
+          <w:b/>
+          <w:bCs/>
+        </w:rPr>
+        <w:t xml:space="preserve">LI1  FI1  LNC1  FNC1  M1 A1  LC2: </w:t>
+      </w:r>
+      <w:r>
+        <w:t>Lunghezza CVV non corretta.</w:t>
+      </w:r>
+    </w:p>
+    <w:p>
+      <w:pPr>
+        <w:rPr>
+          <w:b/>
+          <w:bCs/>
+        </w:rPr>
+      </w:pPr>
+      <w:r>
+        <w:rPr>
+          <w:b/>
+          <w:bCs/>
+        </w:rPr>
+        <w:t xml:space="preserve">LI1  FI1  LNC1  FNC1  M1 A1  LC1  FC2: </w:t>
+      </w:r>
+      <w:r>
+        <w:t>Formato CVV non corretto.</w:t>
+      </w:r>
+    </w:p>
+    <w:p>
+      <w:pPr>
+        <w:rPr>
+          <w:b/>
+          <w:bCs/>
+        </w:rPr>
+      </w:pPr>
+    </w:p>
+    <w:p>
+      <w:pPr>
+        <w:rPr>
+          <w:b/>
+          <w:bCs/>
+        </w:rPr>
+      </w:pPr>
+    </w:p>
+    <w:p>
+      <w:pPr>
+        <w:rPr>
+          <w:b/>
+          <w:bCs/>
+        </w:rPr>
+      </w:pPr>
+    </w:p>
+    <w:p>
+      <w:pPr>
+        <w:jc w:val="center"/>
+        <w:rPr>
+          <w:b/>
+          <w:bCs/>
+          <w:sz w:val="32"/>
+          <w:szCs w:val="32"/>
+        </w:rPr>
+      </w:pPr>
+      <w:r>
+        <w:rPr>
+          <w:b/>
+          <w:bCs/>
+          <w:sz w:val="32"/>
+          <w:szCs w:val="32"/>
+        </w:rPr>
+        <w:t>TEST GUI_</w:t>
+      </w:r>
+      <w:r>
+        <w:rPr>
+          <w:b/>
+          <w:bCs/>
+          <w:sz w:val="32"/>
+          <w:szCs w:val="32"/>
+        </w:rPr>
+        <w:t>CARRELLO</w:t>
+      </w:r>
+    </w:p>
+    <w:p>
+      <w:pPr>
+        <w:rPr>
+          <w:b/>
+          <w:bCs/>
+          <w:sz w:val="28"/>
+          <w:szCs w:val="28"/>
+        </w:rPr>
+      </w:pPr>
+    </w:p>
+    <w:p>
+      <w:pPr>
+        <w:rPr>
+          <w:b/>
+          <w:bCs/>
+          <w:sz w:val="28"/>
+          <w:szCs w:val="28"/>
+        </w:rPr>
+      </w:pPr>
+      <w:r>
+        <w:rPr>
+          <w:b/>
+          <w:bCs/>
+          <w:sz w:val="28"/>
+          <w:szCs w:val="28"/>
+        </w:rPr>
+        <w:t>TC</w:t>
+      </w:r>
+      <w:r>
+        <w:rPr>
+          <w:b/>
+          <w:bCs/>
+          <w:sz w:val="28"/>
+          <w:szCs w:val="28"/>
+        </w:rPr>
+        <w:t>_AggiungiArticolo</w:t>
+      </w:r>
+    </w:p>
+    <w:p>
+      <w:pPr>
+        <w:rPr>
+          <w:sz w:val="28"/>
+          <w:szCs w:val="28"/>
+        </w:rPr>
+      </w:pPr>
+      <w:r>
+        <w:rPr>
+          <w:sz w:val="28"/>
+          <w:szCs w:val="28"/>
+        </w:rPr>
+        <w:t>PARAMETRI</w:t>
+      </w:r>
+      <w:r>
+        <w:rPr>
+          <w:sz w:val="28"/>
+          <w:szCs w:val="28"/>
+        </w:rPr>
+        <w:t>:</w:t>
+      </w:r>
+    </w:p>
+    <w:p>
+      <w:pPr>
+        <w:rPr>
+          <w:sz w:val="28"/>
+          <w:szCs w:val="28"/>
+        </w:rPr>
+      </w:pPr>
+      <w:r>
+        <w:rPr>
+          <w:sz w:val="28"/>
+          <w:szCs w:val="28"/>
+        </w:rPr>
+        <w:t xml:space="preserve">Articolo, </w:t>
+      </w:r>
+      <w:r>
+        <w:rPr>
+          <w:sz w:val="28"/>
+          <w:szCs w:val="28"/>
+        </w:rPr>
+        <w:t>Quantità.</w:t>
+      </w:r>
+    </w:p>
+    <w:tbl>
+      <w:tblPr>
+        <w:tblStyle w:val="Grigliatabella"/>
+        <w:tblW w:w="0" w:type="auto"/>
+        <w:tblLook w:val="04A0" w:firstRow="1" w:lastRow="0" w:firstColumn="1" w:lastColumn="0" w:noHBand="0" w:noVBand="1"/>
+      </w:tblPr>
+      <w:tblGrid>
+        <w:gridCol w:w="3256"/>
+        <w:gridCol w:w="6372"/>
+      </w:tblGrid>
+      <w:tr>
+        <w:tc>
+          <w:tcPr>
+            <w:tcW w:w="9628" w:type="dxa"/>
+            <w:gridSpan w:val="2"/>
+            <w:shd w:val="clear" w:color="auto" w:fill="92D050"/>
+          </w:tcPr>
+          <w:p>
+            <w:pPr>
+              <w:jc w:val="center"/>
+            </w:pPr>
+            <w:r>
+              <w:t xml:space="preserve">Parametro: </w:t>
+            </w:r>
+            <w:r>
+              <w:t>Articolo</w:t>
+            </w:r>
+          </w:p>
+        </w:tc>
+      </w:tr>
+      <w:tr>
+        <w:tc>
+          <w:tcPr>
+            <w:tcW w:w="3256" w:type="dxa"/>
+            <w:shd w:val="clear" w:color="auto" w:fill="92D050"/>
+          </w:tcPr>
+          <w:p>
+            <w:pPr>
+              <w:jc w:val="center"/>
+            </w:pPr>
+            <w:r>
+              <w:t>Categorie</w:t>
+            </w:r>
+          </w:p>
+        </w:tc>
+        <w:tc>
+          <w:tcPr>
+            <w:tcW w:w="6372" w:type="dxa"/>
+            <w:shd w:val="clear" w:color="auto" w:fill="92D050"/>
+          </w:tcPr>
+          <w:p>
+            <w:pPr>
+              <w:jc w:val="center"/>
+            </w:pPr>
+            <w:r>
+              <w:t>Scelte</w:t>
+            </w:r>
+          </w:p>
+        </w:tc>
+      </w:tr>
+      <w:tr>
+        <w:tc>
+          <w:tcPr>
+            <w:tcW w:w="3256" w:type="dxa"/>
+            <w:shd w:val="clear" w:color="auto" w:fill="92D050"/>
+          </w:tcPr>
+          <w:p>
+            <w:r>
+              <w:t>Articolo presente nel carrello</w:t>
+            </w:r>
+            <w:r>
+              <w:t xml:space="preserve"> </w:t>
+            </w:r>
+            <w:r>
+              <w:t>AP</w:t>
+            </w:r>
+          </w:p>
+        </w:tc>
+        <w:tc>
+          <w:tcPr>
+            <w:tcW w:w="6372" w:type="dxa"/>
+          </w:tcPr>
+          <w:p>
+            <w:r>
+              <w:t xml:space="preserve">1. </w:t>
+            </w:r>
+            <w:r>
+              <w:t>Articolo presente nel carrello</w:t>
+            </w:r>
+            <w:r>
+              <w:t xml:space="preserve"> [property </w:t>
+            </w:r>
+            <w:r>
+              <w:t>AP</w:t>
+            </w:r>
+            <w:r>
+              <w:t>_</w:t>
+            </w:r>
+            <w:r>
+              <w:t>EXIST</w:t>
+            </w:r>
+            <w:r>
+              <w:t>]</w:t>
+            </w:r>
+          </w:p>
+          <w:p>
+            <w:r>
+              <w:t>2.</w:t>
+            </w:r>
+            <w:r>
+              <w:t>Articolo</w:t>
+            </w:r>
+            <w:r>
+              <w:t xml:space="preserve"> non</w:t>
+            </w:r>
+            <w:r>
+              <w:t xml:space="preserve"> presente nel carrello</w:t>
+            </w:r>
+            <w:r>
+              <w:t xml:space="preserve"> [property </w:t>
+            </w:r>
+            <w:r>
+              <w:t>AP_</w:t>
+            </w:r>
+            <w:r>
+              <w:t>NOT_</w:t>
+            </w:r>
+            <w:r>
+              <w:t>EXIST</w:t>
+            </w:r>
+            <w:r>
+              <w:t>]</w:t>
+            </w:r>
+          </w:p>
+        </w:tc>
+      </w:tr>
+    </w:tbl>
+    <w:p>
+      <w:pPr>
+        <w:rPr>
+          <w:sz w:val="28"/>
+          <w:szCs w:val="28"/>
+        </w:rPr>
+      </w:pPr>
+    </w:p>
+    <w:tbl>
+      <w:tblPr>
+        <w:tblStyle w:val="Grigliatabella"/>
+        <w:tblW w:w="0" w:type="auto"/>
+        <w:tblLook w:val="04A0" w:firstRow="1" w:lastRow="0" w:firstColumn="1" w:lastColumn="0" w:noHBand="0" w:noVBand="1"/>
+      </w:tblPr>
+      <w:tblGrid>
+        <w:gridCol w:w="3256"/>
+        <w:gridCol w:w="6372"/>
+      </w:tblGrid>
+      <w:tr>
+        <w:tc>
+          <w:tcPr>
+            <w:tcW w:w="9628" w:type="dxa"/>
+            <w:gridSpan w:val="2"/>
+            <w:shd w:val="clear" w:color="auto" w:fill="92D050"/>
+          </w:tcPr>
+          <w:p>
+            <w:pPr>
+              <w:jc w:val="center"/>
+            </w:pPr>
+            <w:r>
+              <w:t xml:space="preserve">Parametro: </w:t>
+            </w:r>
+            <w:r>
+              <w:t>Quantità</w:t>
+            </w:r>
+          </w:p>
+        </w:tc>
+      </w:tr>
+      <w:tr>
+        <w:tc>
+          <w:tcPr>
+            <w:tcW w:w="3256" w:type="dxa"/>
+            <w:shd w:val="clear" w:color="auto" w:fill="92D050"/>
+          </w:tcPr>
+          <w:p>
+            <w:pPr>
+              <w:jc w:val="center"/>
+            </w:pPr>
+            <w:r>
+              <w:t>Categorie</w:t>
+            </w:r>
+          </w:p>
+        </w:tc>
+        <w:tc>
+          <w:tcPr>
+            <w:tcW w:w="6372" w:type="dxa"/>
+            <w:shd w:val="clear" w:color="auto" w:fill="92D050"/>
+          </w:tcPr>
+          <w:p>
+            <w:pPr>
+              <w:jc w:val="center"/>
+            </w:pPr>
+            <w:r>
+              <w:t>Scelte</w:t>
+            </w:r>
+          </w:p>
+        </w:tc>
+      </w:tr>
+      <w:tr>
+        <w:tc>
+          <w:tcPr>
+            <w:tcW w:w="3256" w:type="dxa"/>
+            <w:shd w:val="clear" w:color="auto" w:fill="92D050"/>
+          </w:tcPr>
+          <w:p>
+            <w:r>
+              <w:t xml:space="preserve">Formato </w:t>
+            </w:r>
+            <w:r>
+              <w:t>Quantità</w:t>
+            </w:r>
+            <w:r>
+              <w:t xml:space="preserve"> </w:t>
+            </w:r>
+            <w:r>
+              <w:t>FQ</w:t>
+            </w:r>
+          </w:p>
+        </w:tc>
+        <w:tc>
+          <w:tcPr>
+            <w:tcW w:w="6372" w:type="dxa"/>
+          </w:tcPr>
+          <w:p>
+            <w:r>
+              <w:t>1. Rispetta il formato        [property F</w:t>
+            </w:r>
+            <w:r>
+              <w:t>Q</w:t>
+            </w:r>
+            <w:r>
+              <w:t>_VALID]</w:t>
+            </w:r>
+          </w:p>
+          <w:p>
+            <w:pPr>
+              <w:jc w:val="both"/>
+            </w:pPr>
+            <w:r>
+              <w:t>2. Non rispetta il formato [property F</w:t>
+            </w:r>
+            <w:r>
+              <w:t>Q</w:t>
+            </w:r>
+            <w:r>
+              <w:t xml:space="preserve"> _NOT_VALID]</w:t>
+            </w:r>
+          </w:p>
+        </w:tc>
+      </w:tr>
+      <w:tr>
+        <w:tc>
+          <w:tcPr>
+            <w:tcW w:w="3256" w:type="dxa"/>
+            <w:shd w:val="clear" w:color="auto" w:fill="92D050"/>
+          </w:tcPr>
+          <w:p>
+            <w:r>
+              <w:t>Positività Quantità PQ</w:t>
+            </w:r>
+          </w:p>
+        </w:tc>
+        <w:tc>
+          <w:tcPr>
+            <w:tcW w:w="6372" w:type="dxa"/>
+          </w:tcPr>
+          <w:p>
+            <w:r>
+              <w:t xml:space="preserve">1. Quantità positiva         </w:t>
+            </w:r>
+            <w:r>
+              <w:t xml:space="preserve">[if </w:t>
+            </w:r>
+            <w:r>
+              <w:t>FQ</w:t>
+            </w:r>
+            <w:r>
+              <w:t xml:space="preserve">_VALID][property </w:t>
+            </w:r>
             <w:r>
               <w:t>PQ</w:t>
             </w:r>
+            <w:r>
+              <w:t>_VALID]</w:t>
+            </w:r>
+          </w:p>
+          <w:p>
+            <w:r>
+              <w:t xml:space="preserve">2. Quantità negativa          </w:t>
+            </w:r>
+            <w:r>
+              <w:t xml:space="preserve">[property </w:t>
+            </w:r>
+            <w:r>
+              <w:t>PQ</w:t>
+            </w:r>
+            <w:r>
+              <w:t xml:space="preserve"> _NOT_VALID]</w:t>
+            </w:r>
+          </w:p>
+        </w:tc>
+      </w:tr>
+      <w:tr>
+        <w:tc>
+          <w:tcPr>
+            <w:tcW w:w="3256" w:type="dxa"/>
+            <w:shd w:val="clear" w:color="auto" w:fill="92D050"/>
+          </w:tcPr>
+          <w:p>
+            <w:r>
+              <w:t>Disponibilità Magazzino DM</w:t>
+            </w:r>
           </w:p>
         </w:tc>
         <w:tc>
@@ -8250,25 +11677,495 @@
           </w:tcPr>
           <w:p>
             <w:r>
-              <w:t xml:space="preserve">1. Costo positivo           </w:t>
+              <w:t xml:space="preserve">1. Quantità disponibile    </w:t>
             </w:r>
             <w:r>
               <w:t xml:space="preserve">[if </w:t>
             </w:r>
             <w:r>
-              <w:t>F</w:t>
+              <w:t>PQ</w:t>
+            </w:r>
+            <w:r>
+              <w:t>_VALID]</w:t>
+            </w:r>
+            <w:r>
+              <w:t xml:space="preserve">[property </w:t>
+            </w:r>
+            <w:r>
+              <w:t>DM</w:t>
+            </w:r>
+            <w:r>
+              <w:t>_VALID]</w:t>
+            </w:r>
+          </w:p>
+          <w:p>
+            <w:r>
+              <w:t xml:space="preserve">2 Quantità non disponibile    </w:t>
+            </w:r>
+            <w:r>
+              <w:t xml:space="preserve">[property </w:t>
+            </w:r>
+            <w:r>
+              <w:t>DM</w:t>
+            </w:r>
+            <w:r>
+              <w:t>_</w:t>
+            </w:r>
+            <w:r>
+              <w:t>NOT_</w:t>
+            </w:r>
+            <w:r>
+              <w:t>VALID]</w:t>
+            </w:r>
+          </w:p>
+        </w:tc>
+      </w:tr>
+    </w:tbl>
+    <w:p>
+      <w:pPr>
+        <w:rPr>
+          <w:sz w:val="28"/>
+          <w:szCs w:val="28"/>
+        </w:rPr>
+      </w:pPr>
+    </w:p>
+    <w:p>
+      <w:pPr>
+        <w:rPr>
+          <w:b/>
+          <w:bCs/>
+        </w:rPr>
+      </w:pPr>
+      <w:r>
+        <w:rPr>
+          <w:b/>
+          <w:bCs/>
+        </w:rPr>
+        <w:t>TC_</w:t>
+      </w:r>
+      <w:r>
+        <w:rPr>
+          <w:b/>
+          <w:bCs/>
+          <w:sz w:val="28"/>
+          <w:szCs w:val="28"/>
+        </w:rPr>
+        <w:t xml:space="preserve"> </w:t>
+      </w:r>
+      <w:r>
+        <w:rPr>
+          <w:b/>
+          <w:bCs/>
+          <w:sz w:val="28"/>
+          <w:szCs w:val="28"/>
+        </w:rPr>
+        <w:t>Aggiungi</w:t>
+      </w:r>
+      <w:r>
+        <w:rPr>
+          <w:b/>
+          <w:bCs/>
+          <w:sz w:val="28"/>
+          <w:szCs w:val="28"/>
+        </w:rPr>
+        <w:t>Articolo</w:t>
+      </w:r>
+      <w:r>
+        <w:rPr>
+          <w:b/>
+          <w:bCs/>
+        </w:rPr>
+        <w:t xml:space="preserve"> _SUCCESSUFUL:</w:t>
+      </w:r>
+    </w:p>
+    <w:p>
+      <w:r>
+        <w:rPr>
+          <w:b/>
+          <w:bCs/>
+        </w:rPr>
+        <w:t xml:space="preserve">AP2 FQ1 PQ1 DM1: </w:t>
+      </w:r>
+      <w:r>
+        <w:t>Articol</w:t>
+      </w:r>
+      <w:r>
+        <w:t>o aggiunto al carrello.</w:t>
+      </w:r>
+    </w:p>
+    <w:p>
+      <w:r>
+        <w:rPr>
+          <w:b/>
+          <w:bCs/>
+        </w:rPr>
+        <w:t>AP</w:t>
+      </w:r>
+      <w:r>
+        <w:rPr>
+          <w:b/>
+          <w:bCs/>
+        </w:rPr>
+        <w:t>1</w:t>
+      </w:r>
+      <w:r>
+        <w:rPr>
+          <w:b/>
+          <w:bCs/>
+        </w:rPr>
+        <w:t xml:space="preserve"> FQ1 PQ1 DM1:</w:t>
+      </w:r>
+      <w:r>
+        <w:rPr>
+          <w:b/>
+          <w:bCs/>
+        </w:rPr>
+        <w:t xml:space="preserve"> </w:t>
+      </w:r>
+      <w:r>
+        <w:t>Articolo già presente nel carrello.</w:t>
+      </w:r>
+    </w:p>
+    <w:p>
+      <w:r>
+        <w:rPr>
+          <w:b/>
+          <w:bCs/>
+        </w:rPr>
+        <w:t>AP2 FQ</w:t>
+      </w:r>
+      <w:r>
+        <w:rPr>
+          <w:b/>
+          <w:bCs/>
+        </w:rPr>
+        <w:t>2</w:t>
+      </w:r>
+      <w:r>
+        <w:rPr>
+          <w:b/>
+          <w:bCs/>
+        </w:rPr>
+        <w:t>:</w:t>
+      </w:r>
+      <w:r>
+        <w:rPr>
+          <w:b/>
+          <w:bCs/>
+        </w:rPr>
+        <w:t xml:space="preserve"> </w:t>
+      </w:r>
+      <w:r>
+        <w:t>La quantità non rispetta il formato.</w:t>
+      </w:r>
+    </w:p>
+    <w:p>
+      <w:r>
+        <w:rPr>
+          <w:b/>
+          <w:bCs/>
+        </w:rPr>
+        <w:t>AP2 FQ1 PQ</w:t>
+      </w:r>
+      <w:r>
+        <w:rPr>
+          <w:b/>
+          <w:bCs/>
+        </w:rPr>
+        <w:t>2</w:t>
+      </w:r>
+      <w:r>
+        <w:rPr>
+          <w:b/>
+          <w:bCs/>
+        </w:rPr>
+        <w:t>:</w:t>
+      </w:r>
+      <w:r>
+        <w:t xml:space="preserve"> </w:t>
+      </w:r>
+      <w:r>
+        <w:t>Quantità inserita negativa.</w:t>
+      </w:r>
+    </w:p>
+    <w:p>
+      <w:r>
+        <w:rPr>
+          <w:b/>
+          <w:bCs/>
+        </w:rPr>
+        <w:t>AP2 FQ1 PQ1 DM:</w:t>
+      </w:r>
+      <w:r>
+        <w:rPr>
+          <w:b/>
+          <w:bCs/>
+        </w:rPr>
+        <w:t xml:space="preserve"> </w:t>
+      </w:r>
+      <w:r>
+        <w:t xml:space="preserve">Quantità non disponibile nel magazzino. </w:t>
+      </w:r>
+    </w:p>
+    <w:p>
+      <w:pPr>
+        <w:rPr>
+          <w:b/>
+          <w:bCs/>
+          <w:sz w:val="28"/>
+          <w:szCs w:val="28"/>
+        </w:rPr>
+      </w:pPr>
+    </w:p>
+    <w:p>
+      <w:pPr>
+        <w:rPr>
+          <w:b/>
+          <w:bCs/>
+          <w:sz w:val="28"/>
+          <w:szCs w:val="28"/>
+        </w:rPr>
+      </w:pPr>
+    </w:p>
+    <w:p>
+      <w:pPr>
+        <w:rPr>
+          <w:b/>
+          <w:bCs/>
+          <w:sz w:val="28"/>
+          <w:szCs w:val="28"/>
+        </w:rPr>
+      </w:pPr>
+    </w:p>
+    <w:p>
+      <w:pPr>
+        <w:rPr>
+          <w:b/>
+          <w:bCs/>
+          <w:sz w:val="28"/>
+          <w:szCs w:val="28"/>
+        </w:rPr>
+      </w:pPr>
+    </w:p>
+    <w:p>
+      <w:pPr>
+        <w:rPr>
+          <w:b/>
+          <w:bCs/>
+          <w:sz w:val="28"/>
+          <w:szCs w:val="28"/>
+        </w:rPr>
+      </w:pPr>
+      <w:r>
+        <w:rPr>
+          <w:b/>
+          <w:bCs/>
+          <w:sz w:val="28"/>
+          <w:szCs w:val="28"/>
+        </w:rPr>
+        <w:lastRenderedPageBreak/>
+        <w:t>TC</w:t>
+      </w:r>
+      <w:r>
+        <w:rPr>
+          <w:b/>
+          <w:bCs/>
+          <w:sz w:val="28"/>
+          <w:szCs w:val="28"/>
+        </w:rPr>
+        <w:t>_</w:t>
+      </w:r>
+      <w:r>
+        <w:rPr>
+          <w:b/>
+          <w:bCs/>
+          <w:sz w:val="28"/>
+          <w:szCs w:val="28"/>
+        </w:rPr>
+        <w:t>ModificaQuantitàArticolo</w:t>
+      </w:r>
+    </w:p>
+    <w:p>
+      <w:pPr>
+        <w:rPr>
+          <w:sz w:val="28"/>
+          <w:szCs w:val="28"/>
+        </w:rPr>
+      </w:pPr>
+      <w:r>
+        <w:rPr>
+          <w:sz w:val="28"/>
+          <w:szCs w:val="28"/>
+        </w:rPr>
+        <w:t>PARAMETRI:</w:t>
+      </w:r>
+    </w:p>
+    <w:p>
+      <w:pPr>
+        <w:rPr>
+          <w:sz w:val="28"/>
+          <w:szCs w:val="28"/>
+        </w:rPr>
+      </w:pPr>
+      <w:r>
+        <w:rPr>
+          <w:sz w:val="28"/>
+          <w:szCs w:val="28"/>
+        </w:rPr>
+        <w:t>Quantità.</w:t>
+      </w:r>
+    </w:p>
+    <w:p>
+      <w:pPr>
+        <w:rPr>
+          <w:sz w:val="28"/>
+          <w:szCs w:val="28"/>
+        </w:rPr>
+      </w:pPr>
+    </w:p>
+    <w:tbl>
+      <w:tblPr>
+        <w:tblStyle w:val="Grigliatabella"/>
+        <w:tblW w:w="0" w:type="auto"/>
+        <w:tblLook w:val="04A0" w:firstRow="1" w:lastRow="0" w:firstColumn="1" w:lastColumn="0" w:noHBand="0" w:noVBand="1"/>
+      </w:tblPr>
+      <w:tblGrid>
+        <w:gridCol w:w="3256"/>
+        <w:gridCol w:w="6372"/>
+      </w:tblGrid>
+      <w:tr>
+        <w:tc>
+          <w:tcPr>
+            <w:tcW w:w="9628" w:type="dxa"/>
+            <w:gridSpan w:val="2"/>
+            <w:shd w:val="clear" w:color="auto" w:fill="92D050"/>
+          </w:tcPr>
+          <w:p>
+            <w:pPr>
+              <w:jc w:val="center"/>
+            </w:pPr>
+            <w:r>
+              <w:t xml:space="preserve">Parametro: </w:t>
+            </w:r>
+            <w:r>
+              <w:t>Quantità</w:t>
+            </w:r>
+          </w:p>
+        </w:tc>
+      </w:tr>
+      <w:tr>
+        <w:tc>
+          <w:tcPr>
+            <w:tcW w:w="3256" w:type="dxa"/>
+            <w:shd w:val="clear" w:color="auto" w:fill="92D050"/>
+          </w:tcPr>
+          <w:p>
+            <w:pPr>
+              <w:jc w:val="center"/>
+            </w:pPr>
+            <w:r>
+              <w:t>Categorie</w:t>
+            </w:r>
+          </w:p>
+        </w:tc>
+        <w:tc>
+          <w:tcPr>
+            <w:tcW w:w="6372" w:type="dxa"/>
+            <w:shd w:val="clear" w:color="auto" w:fill="92D050"/>
+          </w:tcPr>
+          <w:p>
+            <w:pPr>
+              <w:jc w:val="center"/>
+            </w:pPr>
+            <w:r>
+              <w:t>Scelte</w:t>
+            </w:r>
+          </w:p>
+        </w:tc>
+      </w:tr>
+      <w:tr>
+        <w:tc>
+          <w:tcPr>
+            <w:tcW w:w="3256" w:type="dxa"/>
+            <w:shd w:val="clear" w:color="auto" w:fill="92D050"/>
+          </w:tcPr>
+          <w:p>
+            <w:r>
+              <w:t xml:space="preserve">Formato </w:t>
+            </w:r>
+            <w:r>
+              <w:t>Quantità</w:t>
+            </w:r>
+            <w:r>
+              <w:t xml:space="preserve"> </w:t>
+            </w:r>
+            <w:r>
+              <w:t>FQ</w:t>
+            </w:r>
+          </w:p>
+        </w:tc>
+        <w:tc>
+          <w:tcPr>
+            <w:tcW w:w="6372" w:type="dxa"/>
+          </w:tcPr>
+          <w:p>
+            <w:r>
+              <w:t>1. Rispetta il formato        [property F</w:t>
             </w:r>
             <w:r>
               <w:t>Q</w:t>
             </w:r>
             <w:r>
+              <w:t>_VALID]</w:t>
+            </w:r>
+          </w:p>
+          <w:p>
+            <w:pPr>
+              <w:jc w:val="both"/>
+            </w:pPr>
+            <w:r>
+              <w:t>2. Non rispetta il formato [property F</w:t>
+            </w:r>
+            <w:r>
+              <w:t>Q</w:t>
+            </w:r>
+            <w:r>
+              <w:t xml:space="preserve"> _NOT_VALID]</w:t>
+            </w:r>
+          </w:p>
+        </w:tc>
+      </w:tr>
+      <w:tr>
+        <w:tc>
+          <w:tcPr>
+            <w:tcW w:w="3256" w:type="dxa"/>
+            <w:shd w:val="clear" w:color="auto" w:fill="92D050"/>
+          </w:tcPr>
+          <w:p>
+            <w:r>
+              <w:t>Positività Quantità PQ</w:t>
+            </w:r>
+          </w:p>
+        </w:tc>
+        <w:tc>
+          <w:tcPr>
+            <w:tcW w:w="6372" w:type="dxa"/>
+          </w:tcPr>
+          <w:p>
+            <w:r>
+              <w:t xml:space="preserve">1. Quantità positiva         </w:t>
+            </w:r>
+            <w:r>
+              <w:t xml:space="preserve">[if </w:t>
+            </w:r>
+            <w:r>
+              <w:t>FQ</w:t>
+            </w:r>
+            <w:r>
               <w:t xml:space="preserve">_VALID][property </w:t>
             </w:r>
             <w:r>
-              <w:t>P</w:t>
-            </w:r>
-            <w:r>
-              <w:t>Q</w:t>
+              <w:t>PQ</w:t>
             </w:r>
             <w:r>
               <w:t>_VALID]</w:t>
@@ -8276,16 +12173,13 @@
           </w:p>
           <w:p>
             <w:r>
-              <w:t xml:space="preserve">2. Costo negativo          </w:t>
+              <w:t xml:space="preserve">2. Quantità negativa          </w:t>
             </w:r>
             <w:r>
               <w:t xml:space="preserve">[property </w:t>
             </w:r>
             <w:r>
-              <w:t>P</w:t>
-            </w:r>
-            <w:r>
-              <w:t>Q</w:t>
+              <w:t>PQ</w:t>
             </w:r>
             <w:r>
               <w:t xml:space="preserve"> _NOT_VALID]</w:t>
@@ -8293,47 +12187,159 @@
           </w:p>
         </w:tc>
       </w:tr>
+      <w:tr>
+        <w:tc>
+          <w:tcPr>
+            <w:tcW w:w="3256" w:type="dxa"/>
+            <w:shd w:val="clear" w:color="auto" w:fill="92D050"/>
+          </w:tcPr>
+          <w:p>
+            <w:r>
+              <w:t>Disponibilità Magazzino DM</w:t>
+            </w:r>
+          </w:p>
+        </w:tc>
+        <w:tc>
+          <w:tcPr>
+            <w:tcW w:w="6372" w:type="dxa"/>
+          </w:tcPr>
+          <w:p>
+            <w:r>
+              <w:t xml:space="preserve">1. Quantità disponibile    </w:t>
+            </w:r>
+            <w:r>
+              <w:t xml:space="preserve">[property </w:t>
+            </w:r>
+            <w:r>
+              <w:t>DM</w:t>
+            </w:r>
+            <w:r>
+              <w:t>_VALID]</w:t>
+            </w:r>
+          </w:p>
+          <w:p>
+            <w:r>
+              <w:t xml:space="preserve">2 Quantità non disponibile    </w:t>
+            </w:r>
+            <w:r>
+              <w:t xml:space="preserve">[property </w:t>
+            </w:r>
+            <w:r>
+              <w:t>DM</w:t>
+            </w:r>
+            <w:r>
+              <w:t>_</w:t>
+            </w:r>
+            <w:r>
+              <w:t>NOT_</w:t>
+            </w:r>
+            <w:r>
+              <w:t>VALID]</w:t>
+            </w:r>
+          </w:p>
+        </w:tc>
+      </w:tr>
     </w:tbl>
     <w:p>
       <w:pPr>
         <w:rPr>
-          <w:b/>
-          <w:bCs/>
-        </w:rPr>
-      </w:pPr>
-      <w:r>
-        <w:rPr>
-          <w:b/>
-          <w:bCs/>
-        </w:rPr>
-        <w:t>TEST FRAME :</w:t>
-      </w:r>
-    </w:p>
-    <w:p>
-      <w:pPr>
-        <w:rPr>
-          <w:b/>
-          <w:bCs/>
-        </w:rPr>
-      </w:pPr>
-      <w:r>
-        <w:rPr>
-          <w:b/>
-          <w:bCs/>
-        </w:rPr>
-        <w:t>Le combinazioni sono state sviluppate di seguito alle tabelle dei parametri.</w:t>
-      </w:r>
-    </w:p>
-    <w:p>
-      <w:r>
-        <w:rPr>
-          <w:b/>
-          <w:bCs/>
-        </w:rPr>
-        <w:t xml:space="preserve">FQ2: </w:t>
-      </w:r>
-      <w:r>
-        <w:t>la quantità non rispetta il formato.</w:t>
+          <w:sz w:val="28"/>
+          <w:szCs w:val="28"/>
+        </w:rPr>
+      </w:pPr>
+    </w:p>
+    <w:p>
+      <w:pPr>
+        <w:rPr>
+          <w:b/>
+          <w:bCs/>
+        </w:rPr>
+      </w:pPr>
+      <w:r>
+        <w:rPr>
+          <w:b/>
+          <w:bCs/>
+        </w:rPr>
+        <w:t>TC_</w:t>
+      </w:r>
+      <w:r>
+        <w:rPr>
+          <w:b/>
+          <w:bCs/>
+          <w:sz w:val="28"/>
+          <w:szCs w:val="28"/>
+        </w:rPr>
+        <w:t xml:space="preserve"> </w:t>
+      </w:r>
+      <w:r>
+        <w:rPr>
+          <w:b/>
+          <w:bCs/>
+          <w:sz w:val="28"/>
+          <w:szCs w:val="28"/>
+        </w:rPr>
+        <w:t>ModificaQuantità</w:t>
+      </w:r>
+      <w:r>
+        <w:rPr>
+          <w:b/>
+          <w:bCs/>
+          <w:sz w:val="28"/>
+          <w:szCs w:val="28"/>
+        </w:rPr>
+        <w:t>Articolo</w:t>
+      </w:r>
+      <w:r>
+        <w:rPr>
+          <w:b/>
+          <w:bCs/>
+        </w:rPr>
+        <w:t xml:space="preserve"> _SUCCESSUFUL:</w:t>
+      </w:r>
+    </w:p>
+    <w:p>
+      <w:r>
+        <w:rPr>
+          <w:b/>
+          <w:bCs/>
+        </w:rPr>
+        <w:t xml:space="preserve">FQ1 PQ1 DM1: </w:t>
+      </w:r>
+      <w:r>
+        <w:t>Quantità articolo modificata.</w:t>
+      </w:r>
+    </w:p>
+    <w:p>
+      <w:r>
+        <w:rPr>
+          <w:b/>
+          <w:bCs/>
+        </w:rPr>
+        <w:t>FQ</w:t>
+      </w:r>
+      <w:r>
+        <w:rPr>
+          <w:b/>
+          <w:bCs/>
+        </w:rPr>
+        <w:t>2</w:t>
+      </w:r>
+      <w:r>
+        <w:rPr>
+          <w:b/>
+          <w:bCs/>
+        </w:rPr>
+        <w:t>:</w:t>
+      </w:r>
+      <w:r>
+        <w:rPr>
+          <w:b/>
+          <w:bCs/>
+        </w:rPr>
+        <w:t xml:space="preserve"> </w:t>
+      </w:r>
+      <w:r>
+        <w:t>La quantità non rispetta il formato.</w:t>
       </w:r>
     </w:p>
     <w:p>
@@ -8349,83 +12355,63 @@
           <w:b/>
           <w:bCs/>
         </w:rPr>
-        <w:t xml:space="preserve">2: </w:t>
-      </w:r>
-      <w:r>
-        <w:t>quantità inserita negativa.</w:t>
-      </w:r>
-    </w:p>
-    <w:p>
-      <w:pPr>
-        <w:rPr>
-          <w:b/>
-          <w:bCs/>
-        </w:rPr>
-      </w:pPr>
-    </w:p>
-    <w:p>
-      <w:pPr>
-        <w:rPr>
-          <w:b/>
-          <w:bCs/>
-        </w:rPr>
-      </w:pPr>
-      <w:r>
-        <w:rPr>
-          <w:b/>
-          <w:bCs/>
-        </w:rPr>
-        <w:t>TC_</w:t>
-      </w:r>
-      <w:r>
-        <w:rPr>
-          <w:b/>
-          <w:bCs/>
-          <w:sz w:val="28"/>
-          <w:szCs w:val="28"/>
-        </w:rPr>
+        <w:t>2</w:t>
+      </w:r>
+      <w:r>
+        <w:rPr>
+          <w:b/>
+          <w:bCs/>
+        </w:rPr>
+        <w:t>:</w:t>
+      </w:r>
+      <w:r>
         <w:t xml:space="preserve"> </w:t>
       </w:r>
       <w:r>
-        <w:rPr>
-          <w:b/>
-          <w:bCs/>
-          <w:sz w:val="28"/>
-          <w:szCs w:val="28"/>
-        </w:rPr>
-        <w:t>Aggiorna</w:t>
-      </w:r>
-      <w:r>
-        <w:rPr>
-          <w:b/>
-          <w:bCs/>
-          <w:sz w:val="28"/>
-          <w:szCs w:val="28"/>
-        </w:rPr>
-        <w:t>Articolo</w:t>
-      </w:r>
-      <w:r>
-        <w:rPr>
-          <w:b/>
-          <w:bCs/>
-        </w:rPr>
-        <w:t xml:space="preserve"> _SUCCESSUFUL:</w:t>
-      </w:r>
-    </w:p>
-    <w:p>
-      <w:pPr>
-        <w:rPr>
-          <w:b/>
-          <w:bCs/>
-        </w:rPr>
-      </w:pPr>
-      <w:r>
-        <w:rPr>
-          <w:b/>
-          <w:bCs/>
-        </w:rPr>
-        <w:t>FQ1 PQ1</w:t>
-      </w:r>
+        <w:t>Quantità inserita negativa.</w:t>
+      </w:r>
+    </w:p>
+    <w:p>
+      <w:r>
+        <w:rPr>
+          <w:b/>
+          <w:bCs/>
+        </w:rPr>
+        <w:t>FQ1 PQ1 DM</w:t>
+      </w:r>
+      <w:r>
+        <w:rPr>
+          <w:b/>
+          <w:bCs/>
+        </w:rPr>
+        <w:t>2</w:t>
+      </w:r>
+      <w:r>
+        <w:rPr>
+          <w:b/>
+          <w:bCs/>
+        </w:rPr>
+        <w:t>:</w:t>
+      </w:r>
+      <w:r>
+        <w:rPr>
+          <w:b/>
+          <w:bCs/>
+        </w:rPr>
+        <w:t xml:space="preserve"> </w:t>
+      </w:r>
+      <w:r>
+        <w:t xml:space="preserve">Quantità non disponibile nel magazzino. </w:t>
+      </w:r>
+    </w:p>
+    <w:p/>
+    <w:p>
+      <w:pPr>
+        <w:rPr>
+          <w:sz w:val="28"/>
+          <w:szCs w:val="28"/>
+        </w:rPr>
+      </w:pPr>
     </w:p>
     <w:sectPr>
       <w:footerReference w:type="default" r:id="rId9"/>

--- a/Deliverables/Edil CommerceDesign_TestPlan.docx
+++ b/Deliverables/Edil CommerceDesign_TestPlan.docx
@@ -111,6 +111,7 @@
           <w:lang w:val="en-GB"/>
         </w:rPr>
       </w:pPr>
+      <w:proofErr w:type="spellStart"/>
       <w:r>
         <w:rPr>
           <w:rFonts w:ascii="Arial" w:hAnsi="Arial"/>
@@ -118,8 +119,9 @@
           <w:sz w:val="36"/>
           <w:lang w:val="en-GB"/>
         </w:rPr>
-        <w:t>Edil CommerceDesign</w:t>
-      </w:r>
+        <w:t>Edil</w:t>
+      </w:r>
+      <w:proofErr w:type="spellEnd"/>
       <w:r>
         <w:rPr>
           <w:rFonts w:ascii="Arial" w:hAnsi="Arial"/>
@@ -127,8 +129,9 @@
           <w:sz w:val="36"/>
           <w:lang w:val="en-GB"/>
         </w:rPr>
-        <w:br/>
-      </w:r>
+        <w:t xml:space="preserve"> </w:t>
+      </w:r>
+      <w:proofErr w:type="spellStart"/>
       <w:r>
         <w:rPr>
           <w:rFonts w:ascii="Arial" w:hAnsi="Arial"/>
@@ -136,8 +139,9 @@
           <w:sz w:val="36"/>
           <w:lang w:val="en-GB"/>
         </w:rPr>
-        <w:t>Test Plan</w:t>
-      </w:r>
+        <w:t>CommerceDesign</w:t>
+      </w:r>
+      <w:proofErr w:type="spellEnd"/>
       <w:r>
         <w:rPr>
           <w:rFonts w:ascii="Arial" w:hAnsi="Arial"/>
@@ -146,7 +150,44 @@
           <w:lang w:val="en-GB"/>
         </w:rPr>
         <w:br/>
-        <w:t>Versione 1.0</w:t>
+      </w:r>
+      <w:r>
+        <w:rPr>
+          <w:rFonts w:ascii="Arial" w:hAnsi="Arial"/>
+          <w:b/>
+          <w:sz w:val="36"/>
+          <w:lang w:val="en-GB"/>
+        </w:rPr>
+        <w:t>Test Plan</w:t>
+      </w:r>
+      <w:r>
+        <w:rPr>
+          <w:rFonts w:ascii="Arial" w:hAnsi="Arial"/>
+          <w:b/>
+          <w:sz w:val="36"/>
+          <w:lang w:val="en-GB"/>
+        </w:rPr>
+        <w:br/>
+      </w:r>
+      <w:proofErr w:type="spellStart"/>
+      <w:r>
+        <w:rPr>
+          <w:rFonts w:ascii="Arial" w:hAnsi="Arial"/>
+          <w:b/>
+          <w:sz w:val="36"/>
+          <w:lang w:val="en-GB"/>
+        </w:rPr>
+        <w:t>Versione</w:t>
+      </w:r>
+      <w:proofErr w:type="spellEnd"/>
+      <w:r>
+        <w:rPr>
+          <w:rFonts w:ascii="Arial" w:hAnsi="Arial"/>
+          <w:b/>
+          <w:sz w:val="36"/>
+          <w:lang w:val="en-GB"/>
+        </w:rPr>
+        <w:t xml:space="preserve"> 1.0</w:t>
       </w:r>
       <w:r>
         <w:rPr>
@@ -1226,6 +1267,7 @@
           <w:szCs w:val="28"/>
         </w:rPr>
       </w:pPr>
+      <w:proofErr w:type="spellStart"/>
       <w:r>
         <w:rPr>
           <w:b/>
@@ -1240,7 +1282,15 @@
           <w:sz w:val="28"/>
           <w:szCs w:val="28"/>
         </w:rPr>
-        <w:t xml:space="preserve">equirements </w:t>
+        <w:t>equirements</w:t>
+      </w:r>
+      <w:proofErr w:type="spellEnd"/>
+      <w:r>
+        <w:rPr>
+          <w:sz w:val="28"/>
+          <w:szCs w:val="28"/>
+        </w:rPr>
+        <w:t xml:space="preserve"> </w:t>
       </w:r>
       <w:r>
         <w:rPr>
@@ -1258,6 +1308,7 @@
         </w:rPr>
         <w:t xml:space="preserve">nalysis </w:t>
       </w:r>
+      <w:proofErr w:type="spellStart"/>
       <w:r>
         <w:rPr>
           <w:b/>
@@ -1274,6 +1325,7 @@
         </w:rPr>
         <w:t>ocument</w:t>
       </w:r>
+      <w:proofErr w:type="spellEnd"/>
       <w:r>
         <w:rPr>
           <w:sz w:val="28"/>
@@ -1327,6 +1379,7 @@
         </w:rPr>
         <w:t xml:space="preserve">esign </w:t>
       </w:r>
+      <w:proofErr w:type="spellStart"/>
       <w:r>
         <w:rPr>
           <w:b/>
@@ -1343,6 +1396,7 @@
         </w:rPr>
         <w:t>ocument</w:t>
       </w:r>
+      <w:proofErr w:type="spellEnd"/>
       <w:r>
         <w:rPr>
           <w:sz w:val="28"/>
@@ -1427,6 +1481,7 @@
           <w:szCs w:val="28"/>
         </w:rPr>
       </w:pPr>
+      <w:proofErr w:type="spellStart"/>
       <w:r>
         <w:rPr>
           <w:sz w:val="28"/>
@@ -1439,7 +1494,15 @@
           <w:sz w:val="28"/>
           <w:szCs w:val="28"/>
         </w:rPr>
-        <w:t>Account:</w:t>
+        <w:t>Account</w:t>
+      </w:r>
+      <w:proofErr w:type="spellEnd"/>
+      <w:r>
+        <w:rPr>
+          <w:sz w:val="28"/>
+          <w:szCs w:val="28"/>
+        </w:rPr>
+        <w:t>:</w:t>
       </w:r>
     </w:p>
     <w:p>
@@ -1518,6 +1581,7 @@
           <w:szCs w:val="28"/>
         </w:rPr>
       </w:pPr>
+      <w:proofErr w:type="spellStart"/>
       <w:r>
         <w:rPr>
           <w:sz w:val="28"/>
@@ -1530,7 +1594,15 @@
           <w:sz w:val="28"/>
           <w:szCs w:val="28"/>
         </w:rPr>
-        <w:t>Articolo:</w:t>
+        <w:t>Articolo</w:t>
+      </w:r>
+      <w:proofErr w:type="spellEnd"/>
+      <w:r>
+        <w:rPr>
+          <w:sz w:val="28"/>
+          <w:szCs w:val="28"/>
+        </w:rPr>
+        <w:t>:</w:t>
       </w:r>
     </w:p>
     <w:p>
@@ -1663,6 +1735,7 @@
           <w:szCs w:val="28"/>
         </w:rPr>
       </w:pPr>
+      <w:proofErr w:type="spellStart"/>
       <w:r>
         <w:rPr>
           <w:sz w:val="28"/>
@@ -1675,7 +1748,15 @@
           <w:sz w:val="28"/>
           <w:szCs w:val="28"/>
         </w:rPr>
-        <w:t>Ordine:</w:t>
+        <w:t>Ordine</w:t>
+      </w:r>
+      <w:proofErr w:type="spellEnd"/>
+      <w:r>
+        <w:rPr>
+          <w:sz w:val="28"/>
+          <w:szCs w:val="28"/>
+        </w:rPr>
+        <w:t>:</w:t>
       </w:r>
     </w:p>
     <w:p>
@@ -1754,6 +1835,7 @@
           <w:szCs w:val="28"/>
         </w:rPr>
       </w:pPr>
+      <w:proofErr w:type="spellStart"/>
       <w:r>
         <w:rPr>
           <w:sz w:val="28"/>
@@ -1766,7 +1848,15 @@
           <w:sz w:val="28"/>
           <w:szCs w:val="28"/>
         </w:rPr>
-        <w:t>Carrello:</w:t>
+        <w:t>Carrello</w:t>
+      </w:r>
+      <w:proofErr w:type="spellEnd"/>
+      <w:r>
+        <w:rPr>
+          <w:sz w:val="28"/>
+          <w:szCs w:val="28"/>
+        </w:rPr>
+        <w:t>:</w:t>
       </w:r>
     </w:p>
     <w:p>
@@ -1959,7 +2049,39 @@
           <w:sz w:val="28"/>
           <w:szCs w:val="28"/>
         </w:rPr>
-        <w:t>Verrà utilizzata la strategia di testing “Category Partition”, per generare test funzionali da specifiche informali.</w:t>
+        <w:t>Verrà utilizzata la strategia di testing “</w:t>
+      </w:r>
+      <w:proofErr w:type="spellStart"/>
+      <w:r>
+        <w:rPr>
+          <w:sz w:val="28"/>
+          <w:szCs w:val="28"/>
+        </w:rPr>
+        <w:t>Category</w:t>
+      </w:r>
+      <w:proofErr w:type="spellEnd"/>
+      <w:r>
+        <w:rPr>
+          <w:sz w:val="28"/>
+          <w:szCs w:val="28"/>
+        </w:rPr>
+        <w:t xml:space="preserve"> </w:t>
+      </w:r>
+      <w:proofErr w:type="spellStart"/>
+      <w:r>
+        <w:rPr>
+          <w:sz w:val="28"/>
+          <w:szCs w:val="28"/>
+        </w:rPr>
+        <w:t>Partition</w:t>
+      </w:r>
+      <w:proofErr w:type="spellEnd"/>
+      <w:r>
+        <w:rPr>
+          <w:sz w:val="28"/>
+          <w:szCs w:val="28"/>
+        </w:rPr>
+        <w:t>”, per generare test funzionali da specifiche informali.</w:t>
       </w:r>
       <w:r>
         <w:rPr>
@@ -2050,8 +2172,17 @@
           <w:szCs w:val="28"/>
         </w:rPr>
         <w:lastRenderedPageBreak/>
-        <w:t>Per il test di integrazione utilizziamo il Tool “JUnit</w:t>
-      </w:r>
+        <w:t>Per il test di integrazione utilizziamo il Tool “</w:t>
+      </w:r>
+      <w:proofErr w:type="spellStart"/>
+      <w:r>
+        <w:rPr>
+          <w:sz w:val="28"/>
+          <w:szCs w:val="28"/>
+        </w:rPr>
+        <w:t>JUnit</w:t>
+      </w:r>
+      <w:proofErr w:type="spellEnd"/>
       <w:r>
         <w:rPr>
           <w:sz w:val="28"/>
@@ -2129,7 +2260,23 @@
           <w:sz w:val="28"/>
           <w:szCs w:val="28"/>
         </w:rPr>
-        <w:t xml:space="preserve"> utilizzando il tool “Selenium”, per il testing completo d</w:t>
+        <w:t xml:space="preserve"> utilizzando il tool “</w:t>
+      </w:r>
+      <w:proofErr w:type="spellStart"/>
+      <w:r>
+        <w:rPr>
+          <w:sz w:val="28"/>
+          <w:szCs w:val="28"/>
+        </w:rPr>
+        <w:t>Selenium</w:t>
+      </w:r>
+      <w:proofErr w:type="spellEnd"/>
+      <w:r>
+        <w:rPr>
+          <w:sz w:val="28"/>
+          <w:szCs w:val="28"/>
+        </w:rPr>
+        <w:t>”, per il testing completo d</w:t>
       </w:r>
       <w:r>
         <w:rPr>
@@ -2170,6 +2317,69 @@
         <w:t>MATERIALE PER IL TESTING</w:t>
       </w:r>
       <w:bookmarkEnd w:id="5"/>
+    </w:p>
+    <w:p>
+      <w:pPr>
+        <w:rPr>
+          <w:lang w:val="en-US"/>
+        </w:rPr>
+      </w:pPr>
+    </w:p>
+    <w:p>
+      <w:pPr>
+        <w:rPr>
+          <w:lang w:val="en-US"/>
+        </w:rPr>
+      </w:pPr>
+    </w:p>
+    <w:p>
+      <w:pPr>
+        <w:rPr>
+          <w:lang w:val="en-US"/>
+        </w:rPr>
+      </w:pPr>
+    </w:p>
+    <w:p>
+      <w:pPr>
+        <w:rPr>
+          <w:lang w:val="en-US"/>
+        </w:rPr>
+      </w:pPr>
+    </w:p>
+    <w:p>
+      <w:pPr>
+        <w:rPr>
+          <w:lang w:val="en-US"/>
+        </w:rPr>
+      </w:pPr>
+    </w:p>
+    <w:p>
+      <w:pPr>
+        <w:rPr>
+          <w:lang w:val="en-US"/>
+        </w:rPr>
+      </w:pPr>
+    </w:p>
+    <w:p>
+      <w:pPr>
+        <w:rPr>
+          <w:lang w:val="en-US"/>
+        </w:rPr>
+      </w:pPr>
+    </w:p>
+    <w:p>
+      <w:pPr>
+        <w:rPr>
+          <w:lang w:val="en-US"/>
+        </w:rPr>
+      </w:pPr>
+    </w:p>
+    <w:p>
+      <w:pPr>
+        <w:rPr>
+          <w:lang w:val="en-US"/>
+        </w:rPr>
+      </w:pPr>
     </w:p>
     <w:p>
       <w:pPr>
@@ -2256,19 +2466,13 @@
     <w:p>
       <w:pPr>
         <w:rPr>
-          <w:lang w:val="en-US"/>
-        </w:rPr>
-      </w:pPr>
-    </w:p>
-    <w:p>
-      <w:pPr>
-        <w:rPr>
           <w:b/>
           <w:bCs/>
           <w:sz w:val="32"/>
           <w:szCs w:val="32"/>
         </w:rPr>
       </w:pPr>
+      <w:proofErr w:type="spellStart"/>
       <w:r>
         <w:rPr>
           <w:b/>
@@ -2305,6 +2509,7 @@
         </w:rPr>
         <w:t>egistrazione</w:t>
       </w:r>
+      <w:proofErr w:type="spellEnd"/>
     </w:p>
     <w:p>
       <w:pPr>
@@ -2650,47 +2855,3931 @@
       </w:r>
     </w:p>
     <w:p/>
-    <w:p>
-      <w:pPr>
-        <w:rPr>
-          <w:b/>
-          <w:bCs/>
-        </w:rPr>
-      </w:pPr>
-      <w:r>
-        <w:rPr>
-          <w:b/>
-          <w:bCs/>
-        </w:rPr>
-        <w:t>LN2 LC1 FC1 LU1 FU1 EU</w:t>
-      </w:r>
-      <w:r>
-        <w:rPr>
-          <w:b/>
-          <w:bCs/>
-        </w:rPr>
-        <w:t>1</w:t>
-      </w:r>
-      <w:r>
-        <w:rPr>
-          <w:b/>
-          <w:bCs/>
-        </w:rPr>
-        <w:t xml:space="preserve"> LE1 FE1 EE1 LP1 FP1</w:t>
-      </w:r>
-      <w:r>
-        <w:rPr>
-          <w:b/>
-          <w:bCs/>
-        </w:rPr>
-        <w:t xml:space="preserve"> </w:t>
-      </w:r>
-      <w:r>
-        <w:rPr>
-          <w:b/>
-          <w:bCs/>
-        </w:rPr>
-        <w:t xml:space="preserve">CCP1 LI1 LT1 FT1 LCI1 LCA1 FCA1 LS1 : </w:t>
+    <w:tbl>
+      <w:tblPr>
+        <w:tblStyle w:val="Grigliatabella"/>
+        <w:tblW w:w="0" w:type="auto"/>
+        <w:tblLook w:val="04A0" w:firstRow="1" w:lastRow="0" w:firstColumn="1" w:lastColumn="0" w:noHBand="0" w:noVBand="1"/>
+      </w:tblPr>
+      <w:tblGrid>
+        <w:gridCol w:w="2943"/>
+        <w:gridCol w:w="6685"/>
+      </w:tblGrid>
+      <w:tr>
+        <w:tc>
+          <w:tcPr>
+            <w:tcW w:w="9628" w:type="dxa"/>
+            <w:gridSpan w:val="2"/>
+            <w:shd w:val="clear" w:color="auto" w:fill="92D050"/>
+          </w:tcPr>
+          <w:p>
+            <w:pPr>
+              <w:jc w:val="center"/>
+            </w:pPr>
+            <w:r>
+              <w:t>Parametro:</w:t>
+            </w:r>
+            <w:r>
+              <w:t xml:space="preserve"> </w:t>
+            </w:r>
+            <w:r>
+              <w:t>Cognome</w:t>
+            </w:r>
+          </w:p>
+        </w:tc>
+      </w:tr>
+      <w:tr>
+        <w:tc>
+          <w:tcPr>
+            <w:tcW w:w="2943" w:type="dxa"/>
+            <w:shd w:val="clear" w:color="auto" w:fill="92D050"/>
+          </w:tcPr>
+          <w:p>
+            <w:pPr>
+              <w:jc w:val="center"/>
+            </w:pPr>
+            <w:r>
+              <w:t>Categorie</w:t>
+            </w:r>
+          </w:p>
+        </w:tc>
+        <w:tc>
+          <w:tcPr>
+            <w:tcW w:w="6685" w:type="dxa"/>
+            <w:shd w:val="clear" w:color="auto" w:fill="92D050"/>
+          </w:tcPr>
+          <w:p>
+            <w:pPr>
+              <w:jc w:val="center"/>
+            </w:pPr>
+            <w:r>
+              <w:t>Scelte</w:t>
+            </w:r>
+          </w:p>
+        </w:tc>
+      </w:tr>
+      <w:tr>
+        <w:tc>
+          <w:tcPr>
+            <w:tcW w:w="2943" w:type="dxa"/>
+            <w:shd w:val="clear" w:color="auto" w:fill="92D050"/>
+          </w:tcPr>
+          <w:p>
+            <w:r>
+              <w:t xml:space="preserve">Lunghezza Cognome LC </w:t>
+            </w:r>
+          </w:p>
+        </w:tc>
+        <w:tc>
+          <w:tcPr>
+            <w:tcW w:w="6685" w:type="dxa"/>
+          </w:tcPr>
+          <w:p>
+            <w:r>
+              <w:t>1. Lunghezza</w:t>
+            </w:r>
+            <w:r>
+              <w:t xml:space="preserve"> corretta</w:t>
+            </w:r>
+            <w:r>
+              <w:t>&gt;1 e &lt;=15  [property L</w:t>
+            </w:r>
+            <w:r>
+              <w:t>C</w:t>
+            </w:r>
+            <w:r>
+              <w:t>_VALID]</w:t>
+            </w:r>
+          </w:p>
+          <w:p>
+            <w:r>
+              <w:t xml:space="preserve">2. Lunghezza non corretta </w:t>
+            </w:r>
+          </w:p>
+        </w:tc>
+      </w:tr>
+      <w:tr>
+        <w:tc>
+          <w:tcPr>
+            <w:tcW w:w="2943" w:type="dxa"/>
+            <w:shd w:val="clear" w:color="auto" w:fill="92D050"/>
+          </w:tcPr>
+          <w:p>
+            <w:r>
+              <w:t>Formato Cognome FC</w:t>
+            </w:r>
+          </w:p>
+        </w:tc>
+        <w:tc>
+          <w:tcPr>
+            <w:tcW w:w="6685" w:type="dxa"/>
+          </w:tcPr>
+          <w:p>
+            <w:r>
+              <w:t>1. Rispetta il formato       [if L</w:t>
+            </w:r>
+            <w:r>
+              <w:t>C</w:t>
+            </w:r>
+            <w:r>
+              <w:t>_VALID][property F</w:t>
+            </w:r>
+            <w:r>
+              <w:t>C</w:t>
+            </w:r>
+            <w:r>
+              <w:t>_VALID]</w:t>
+            </w:r>
+          </w:p>
+          <w:p>
+            <w:r>
+              <w:t>2. Non rispetta il formato [property F</w:t>
+            </w:r>
+            <w:r>
+              <w:t>C</w:t>
+            </w:r>
+            <w:r>
+              <w:t>_NOT_VALID ]</w:t>
+            </w:r>
+          </w:p>
+          <w:p/>
+        </w:tc>
+      </w:tr>
+    </w:tbl>
+    <w:p>
+      <w:r>
+        <w:t>*Rispetta il formato: La Stringa non presenta caratteri speciali e/o numeri.</w:t>
+      </w:r>
+    </w:p>
+    <w:p/>
+    <w:p>
+      <w:pPr>
+        <w:rPr>
+          <w:b/>
+          <w:bCs/>
+        </w:rPr>
+      </w:pPr>
+    </w:p>
+    <w:tbl>
+      <w:tblPr>
+        <w:tblStyle w:val="Grigliatabella"/>
+        <w:tblW w:w="0" w:type="auto"/>
+        <w:tblLook w:val="04A0" w:firstRow="1" w:lastRow="0" w:firstColumn="1" w:lastColumn="0" w:noHBand="0" w:noVBand="1"/>
+      </w:tblPr>
+      <w:tblGrid>
+        <w:gridCol w:w="3227"/>
+        <w:gridCol w:w="6401"/>
+      </w:tblGrid>
+      <w:tr>
+        <w:tc>
+          <w:tcPr>
+            <w:tcW w:w="9628" w:type="dxa"/>
+            <w:gridSpan w:val="2"/>
+            <w:shd w:val="clear" w:color="auto" w:fill="92D050"/>
+          </w:tcPr>
+          <w:p>
+            <w:pPr>
+              <w:jc w:val="center"/>
+            </w:pPr>
+            <w:r>
+              <w:lastRenderedPageBreak/>
+              <w:t>Parametro:</w:t>
+            </w:r>
+            <w:r>
+              <w:t xml:space="preserve"> </w:t>
+            </w:r>
+            <w:r>
+              <w:t>Username</w:t>
+            </w:r>
+          </w:p>
+        </w:tc>
+      </w:tr>
+      <w:tr>
+        <w:tc>
+          <w:tcPr>
+            <w:tcW w:w="3227" w:type="dxa"/>
+            <w:shd w:val="clear" w:color="auto" w:fill="92D050"/>
+          </w:tcPr>
+          <w:p>
+            <w:pPr>
+              <w:jc w:val="center"/>
+            </w:pPr>
+            <w:r>
+              <w:t>Categorie</w:t>
+            </w:r>
+          </w:p>
+        </w:tc>
+        <w:tc>
+          <w:tcPr>
+            <w:tcW w:w="6401" w:type="dxa"/>
+            <w:shd w:val="clear" w:color="auto" w:fill="92D050"/>
+          </w:tcPr>
+          <w:p>
+            <w:pPr>
+              <w:jc w:val="center"/>
+            </w:pPr>
+            <w:r>
+              <w:t>Scelte</w:t>
+            </w:r>
+          </w:p>
+        </w:tc>
+      </w:tr>
+      <w:tr>
+        <w:tc>
+          <w:tcPr>
+            <w:tcW w:w="3227" w:type="dxa"/>
+            <w:shd w:val="clear" w:color="auto" w:fill="92D050"/>
+          </w:tcPr>
+          <w:p>
+            <w:r>
+              <w:t xml:space="preserve">Lunghezza Username LU </w:t>
+            </w:r>
+          </w:p>
+        </w:tc>
+        <w:tc>
+          <w:tcPr>
+            <w:tcW w:w="6401" w:type="dxa"/>
+          </w:tcPr>
+          <w:p>
+            <w:r>
+              <w:t>1. Lunghezza</w:t>
+            </w:r>
+            <w:r>
+              <w:t xml:space="preserve"> corretta</w:t>
+            </w:r>
+            <w:r>
+              <w:t>&gt;1 e &lt;=10   [property LU_VALID]</w:t>
+            </w:r>
+          </w:p>
+          <w:p>
+            <w:r>
+              <w:t xml:space="preserve">2. Lunghezza non corretta </w:t>
+            </w:r>
+          </w:p>
+        </w:tc>
+      </w:tr>
+      <w:tr>
+        <w:tc>
+          <w:tcPr>
+            <w:tcW w:w="3227" w:type="dxa"/>
+            <w:shd w:val="clear" w:color="auto" w:fill="92D050"/>
+          </w:tcPr>
+          <w:p>
+            <w:r>
+              <w:t>Formato Username FU</w:t>
+            </w:r>
+          </w:p>
+        </w:tc>
+        <w:tc>
+          <w:tcPr>
+            <w:tcW w:w="6401" w:type="dxa"/>
+          </w:tcPr>
+          <w:p>
+            <w:r>
+              <w:t xml:space="preserve">1. Rispetta il formato       </w:t>
+            </w:r>
+            <w:r>
+              <w:t xml:space="preserve">  </w:t>
+            </w:r>
+            <w:r>
+              <w:t>[if LU_VALID][property FU_VALID]</w:t>
+            </w:r>
+          </w:p>
+          <w:p>
+            <w:r>
+              <w:t xml:space="preserve">2. Non rispetta il formato </w:t>
+            </w:r>
+            <w:r>
+              <w:t xml:space="preserve"> </w:t>
+            </w:r>
+            <w:r>
+              <w:t>[property FU_NOT_VALID ]</w:t>
+            </w:r>
+          </w:p>
+        </w:tc>
+      </w:tr>
+      <w:tr>
+        <w:tc>
+          <w:tcPr>
+            <w:tcW w:w="3227" w:type="dxa"/>
+            <w:shd w:val="clear" w:color="auto" w:fill="92D050"/>
+          </w:tcPr>
+          <w:p>
+            <w:r>
+              <w:t>Esistenza Username EU</w:t>
+            </w:r>
+          </w:p>
+        </w:tc>
+        <w:tc>
+          <w:tcPr>
+            <w:tcW w:w="6401" w:type="dxa"/>
+          </w:tcPr>
+          <w:p>
+            <w:r>
+              <w:t xml:space="preserve">1. Non esiste nel Database </w:t>
+            </w:r>
+            <w:r>
+              <w:t>[if FU_VALID]</w:t>
+            </w:r>
+            <w:r>
+              <w:t xml:space="preserve"> [property EU_NOT_EXIST]</w:t>
+            </w:r>
+          </w:p>
+          <w:p>
+            <w:pPr>
+              <w:rPr>
+                <w:lang w:val="en-US"/>
+              </w:rPr>
+            </w:pPr>
+            <w:r>
+              <w:t>2</w:t>
+            </w:r>
+            <w:r>
+              <w:t>. Esiste nel Database</w:t>
+            </w:r>
+            <w:r>
+              <w:t xml:space="preserve">.        </w:t>
+            </w:r>
+            <w:r>
+              <w:rPr>
+                <w:lang w:val="en-US"/>
+              </w:rPr>
+              <w:t>[property EU_EXIST]</w:t>
+            </w:r>
+          </w:p>
+        </w:tc>
+      </w:tr>
+    </w:tbl>
+    <w:p>
+      <w:r>
+        <w:t>*Rispetta il formato: La Stringa non presenta caratteri speciali.</w:t>
+      </w:r>
+    </w:p>
+    <w:p/>
+    <w:p/>
+    <w:tbl>
+      <w:tblPr>
+        <w:tblStyle w:val="Grigliatabella"/>
+        <w:tblW w:w="0" w:type="auto"/>
+        <w:tblLook w:val="04A0" w:firstRow="1" w:lastRow="0" w:firstColumn="1" w:lastColumn="0" w:noHBand="0" w:noVBand="1"/>
+      </w:tblPr>
+      <w:tblGrid>
+        <w:gridCol w:w="3510"/>
+        <w:gridCol w:w="6118"/>
+      </w:tblGrid>
+      <w:tr>
+        <w:tc>
+          <w:tcPr>
+            <w:tcW w:w="9628" w:type="dxa"/>
+            <w:gridSpan w:val="2"/>
+            <w:shd w:val="clear" w:color="auto" w:fill="92D050"/>
+          </w:tcPr>
+          <w:p>
+            <w:pPr>
+              <w:jc w:val="center"/>
+            </w:pPr>
+            <w:r>
+              <w:t>Parametro:</w:t>
+            </w:r>
+            <w:r>
+              <w:t xml:space="preserve"> </w:t>
+            </w:r>
+            <w:r>
+              <w:t>E-mail</w:t>
+            </w:r>
+          </w:p>
+        </w:tc>
+      </w:tr>
+      <w:tr>
+        <w:tc>
+          <w:tcPr>
+            <w:tcW w:w="3510" w:type="dxa"/>
+            <w:shd w:val="clear" w:color="auto" w:fill="92D050"/>
+          </w:tcPr>
+          <w:p>
+            <w:pPr>
+              <w:jc w:val="center"/>
+            </w:pPr>
+            <w:r>
+              <w:t>Categorie</w:t>
+            </w:r>
+          </w:p>
+        </w:tc>
+        <w:tc>
+          <w:tcPr>
+            <w:tcW w:w="6118" w:type="dxa"/>
+            <w:shd w:val="clear" w:color="auto" w:fill="92D050"/>
+          </w:tcPr>
+          <w:p>
+            <w:pPr>
+              <w:jc w:val="center"/>
+            </w:pPr>
+            <w:r>
+              <w:t>Scelte</w:t>
+            </w:r>
+          </w:p>
+        </w:tc>
+      </w:tr>
+      <w:tr>
+        <w:tc>
+          <w:tcPr>
+            <w:tcW w:w="3510" w:type="dxa"/>
+            <w:shd w:val="clear" w:color="auto" w:fill="92D050"/>
+          </w:tcPr>
+          <w:p>
+            <w:r>
+              <w:t xml:space="preserve">Lunghezza E-mail LE </w:t>
+            </w:r>
+          </w:p>
+        </w:tc>
+        <w:tc>
+          <w:tcPr>
+            <w:tcW w:w="6118" w:type="dxa"/>
+          </w:tcPr>
+          <w:p>
+            <w:r>
+              <w:t>1. Lunghezza</w:t>
+            </w:r>
+            <w:r>
+              <w:t xml:space="preserve"> corretta</w:t>
+            </w:r>
+            <w:r>
+              <w:t>&gt;10 e &lt;=30   [property L</w:t>
+            </w:r>
+            <w:r>
+              <w:t>E</w:t>
+            </w:r>
+            <w:r>
+              <w:t>_VALID]</w:t>
+            </w:r>
+          </w:p>
+          <w:p>
+            <w:r>
+              <w:t>2. Lunghezza</w:t>
+            </w:r>
+            <w:r>
+              <w:t xml:space="preserve"> non corretta</w:t>
+            </w:r>
+            <w:r>
+              <w:t xml:space="preserve"> </w:t>
+            </w:r>
+          </w:p>
+        </w:tc>
+      </w:tr>
+      <w:tr>
+        <w:tc>
+          <w:tcPr>
+            <w:tcW w:w="3510" w:type="dxa"/>
+            <w:shd w:val="clear" w:color="auto" w:fill="92D050"/>
+          </w:tcPr>
+          <w:p>
+            <w:r>
+              <w:t>Formato E-mail FE</w:t>
+            </w:r>
+          </w:p>
+        </w:tc>
+        <w:tc>
+          <w:tcPr>
+            <w:tcW w:w="6118" w:type="dxa"/>
+          </w:tcPr>
+          <w:p>
+            <w:r>
+              <w:t>1. Rispetta il formato         [if LE_VALID][property FE_VALID]</w:t>
+            </w:r>
+          </w:p>
+          <w:p>
+            <w:r>
+              <w:t>2. Non rispetta il formato  [property FE_NOT_VALID ]</w:t>
+            </w:r>
+          </w:p>
+        </w:tc>
+      </w:tr>
+      <w:tr>
+        <w:tc>
+          <w:tcPr>
+            <w:tcW w:w="3510" w:type="dxa"/>
+            <w:shd w:val="clear" w:color="auto" w:fill="92D050"/>
+          </w:tcPr>
+          <w:p>
+            <w:r>
+              <w:t>Esistenza E-mail EE</w:t>
+            </w:r>
+          </w:p>
+        </w:tc>
+        <w:tc>
+          <w:tcPr>
+            <w:tcW w:w="6118" w:type="dxa"/>
+          </w:tcPr>
+          <w:p>
+            <w:pPr>
+              <w:rPr>
+                <w:lang w:val="en-GB"/>
+              </w:rPr>
+            </w:pPr>
+            <w:r>
+              <w:rPr>
+                <w:lang w:val="en-GB"/>
+              </w:rPr>
+              <w:t>1. Non esiste nel Database</w:t>
+            </w:r>
+            <w:proofErr w:type="gramStart"/>
+            <w:r>
+              <w:rPr>
+                <w:lang w:val="en-GB"/>
+              </w:rPr>
+              <w:t xml:space="preserve">  </w:t>
+            </w:r>
+            <w:r>
+              <w:rPr>
+                <w:lang w:val="en-GB"/>
+              </w:rPr>
+              <w:t xml:space="preserve"> </w:t>
+            </w:r>
+            <w:r>
+              <w:rPr>
+                <w:lang w:val="en-US"/>
+              </w:rPr>
+              <w:t>[</w:t>
+            </w:r>
+            <w:proofErr w:type="gramEnd"/>
+            <w:r>
+              <w:rPr>
+                <w:lang w:val="en-US"/>
+              </w:rPr>
+              <w:t>if FE_VALID]</w:t>
+            </w:r>
+            <w:r>
+              <w:rPr>
+                <w:lang w:val="en-GB"/>
+              </w:rPr>
+              <w:t>[property EE_NOT_EXIST]</w:t>
+            </w:r>
+          </w:p>
+          <w:p>
+            <w:pPr>
+              <w:rPr>
+                <w:lang w:val="en-US"/>
+              </w:rPr>
+            </w:pPr>
+            <w:r>
+              <w:t>2</w:t>
+            </w:r>
+            <w:r>
+              <w:t xml:space="preserve">. Esiste nel Database.        </w:t>
+            </w:r>
+            <w:r>
+              <w:rPr>
+                <w:lang w:val="en-US"/>
+              </w:rPr>
+              <w:t>[</w:t>
+            </w:r>
+            <w:r>
+              <w:rPr>
+                <w:lang w:val="en-US"/>
+              </w:rPr>
+              <w:t>property EE_EXIST]</w:t>
+            </w:r>
+          </w:p>
+        </w:tc>
+      </w:tr>
+    </w:tbl>
+    <w:p>
+      <w:r>
+        <w:t>*Rispetta il formato: La Stringa presenta un carattere ”@”, almeno un carattere “.”</w:t>
+      </w:r>
+      <w:r>
+        <w:t xml:space="preserve"> e almeno </w:t>
+      </w:r>
+      <w:proofErr w:type="gramStart"/>
+      <w:r>
+        <w:t>4</w:t>
+      </w:r>
+      <w:proofErr w:type="gramEnd"/>
+      <w:r>
+        <w:t xml:space="preserve"> caratteri dopo la @. </w:t>
+      </w:r>
+    </w:p>
+    <w:p/>
+    <w:p>
+      <w:pPr>
+        <w:rPr>
+          <w:b/>
+          <w:bCs/>
+        </w:rPr>
+      </w:pPr>
+    </w:p>
+    <w:p/>
+    <w:tbl>
+      <w:tblPr>
+        <w:tblStyle w:val="Grigliatabella"/>
+        <w:tblW w:w="0" w:type="auto"/>
+        <w:tblLook w:val="04A0" w:firstRow="1" w:lastRow="0" w:firstColumn="1" w:lastColumn="0" w:noHBand="0" w:noVBand="1"/>
+      </w:tblPr>
+      <w:tblGrid>
+        <w:gridCol w:w="3510"/>
+        <w:gridCol w:w="6118"/>
+      </w:tblGrid>
+      <w:tr>
+        <w:tc>
+          <w:tcPr>
+            <w:tcW w:w="9628" w:type="dxa"/>
+            <w:gridSpan w:val="2"/>
+            <w:shd w:val="clear" w:color="auto" w:fill="92D050"/>
+          </w:tcPr>
+          <w:p>
+            <w:pPr>
+              <w:jc w:val="center"/>
+            </w:pPr>
+            <w:r>
+              <w:t>Parametro:</w:t>
+            </w:r>
+            <w:r>
+              <w:t xml:space="preserve"> </w:t>
+            </w:r>
+            <w:r>
+              <w:t>Password</w:t>
+            </w:r>
+          </w:p>
+        </w:tc>
+      </w:tr>
+      <w:tr>
+        <w:tc>
+          <w:tcPr>
+            <w:tcW w:w="3510" w:type="dxa"/>
+            <w:shd w:val="clear" w:color="auto" w:fill="92D050"/>
+          </w:tcPr>
+          <w:p>
+            <w:pPr>
+              <w:jc w:val="center"/>
+            </w:pPr>
+            <w:r>
+              <w:t>Categorie</w:t>
+            </w:r>
+          </w:p>
+        </w:tc>
+        <w:tc>
+          <w:tcPr>
+            <w:tcW w:w="6118" w:type="dxa"/>
+            <w:shd w:val="clear" w:color="auto" w:fill="92D050"/>
+          </w:tcPr>
+          <w:p>
+            <w:pPr>
+              <w:jc w:val="center"/>
+            </w:pPr>
+            <w:r>
+              <w:t>Scelte</w:t>
+            </w:r>
+          </w:p>
+        </w:tc>
+      </w:tr>
+      <w:tr>
+        <w:tc>
+          <w:tcPr>
+            <w:tcW w:w="3510" w:type="dxa"/>
+            <w:shd w:val="clear" w:color="auto" w:fill="92D050"/>
+          </w:tcPr>
+          <w:p>
+            <w:r>
+              <w:t xml:space="preserve">Lunghezza Password LP </w:t>
+            </w:r>
+          </w:p>
+        </w:tc>
+        <w:tc>
+          <w:tcPr>
+            <w:tcW w:w="6118" w:type="dxa"/>
+          </w:tcPr>
+          <w:p>
+            <w:r>
+              <w:t>1. Lunghezza corretta&gt;=8 [property LP_VALID]</w:t>
+            </w:r>
+          </w:p>
+          <w:p>
+            <w:r>
+              <w:t>2. Lunghezza non corretta</w:t>
+            </w:r>
+          </w:p>
+        </w:tc>
+      </w:tr>
+      <w:tr>
+        <w:tc>
+          <w:tcPr>
+            <w:tcW w:w="3510" w:type="dxa"/>
+            <w:shd w:val="clear" w:color="auto" w:fill="92D050"/>
+          </w:tcPr>
+          <w:p>
+            <w:r>
+              <w:t>Formato Password FP</w:t>
+            </w:r>
+          </w:p>
+        </w:tc>
+        <w:tc>
+          <w:tcPr>
+            <w:tcW w:w="6118" w:type="dxa"/>
+          </w:tcPr>
+          <w:p>
+            <w:r>
+              <w:t>1. Rispetta il formato         [if LP_VALID][property FP_VALID]</w:t>
+            </w:r>
+          </w:p>
+          <w:p>
+            <w:r>
+              <w:t>2. Non rispetta il formato  [property FP_NOT_VALID ]</w:t>
+            </w:r>
+          </w:p>
+        </w:tc>
+      </w:tr>
+    </w:tbl>
+    <w:p>
+      <w:r>
+        <w:t xml:space="preserve">*Rispetta il formato: La Stringa deve contenere un carattere speciale, un carattere </w:t>
+      </w:r>
+      <w:proofErr w:type="spellStart"/>
+      <w:r>
+        <w:t>maiusc</w:t>
+      </w:r>
+      <w:proofErr w:type="spellEnd"/>
+      <w:r>
+        <w:t xml:space="preserve"> e un numero.</w:t>
+      </w:r>
+    </w:p>
+    <w:p/>
+    <w:p>
+      <w:pPr>
+        <w:rPr>
+          <w:b/>
+          <w:bCs/>
+        </w:rPr>
+      </w:pPr>
+    </w:p>
+    <w:tbl>
+      <w:tblPr>
+        <w:tblStyle w:val="Grigliatabella"/>
+        <w:tblW w:w="0" w:type="auto"/>
+        <w:tblLook w:val="04A0" w:firstRow="1" w:lastRow="0" w:firstColumn="1" w:lastColumn="0" w:noHBand="0" w:noVBand="1"/>
+      </w:tblPr>
+      <w:tblGrid>
+        <w:gridCol w:w="3510"/>
+        <w:gridCol w:w="6118"/>
+      </w:tblGrid>
+      <w:tr>
+        <w:tc>
+          <w:tcPr>
+            <w:tcW w:w="9628" w:type="dxa"/>
+            <w:gridSpan w:val="2"/>
+            <w:shd w:val="clear" w:color="auto" w:fill="92D050"/>
+          </w:tcPr>
+          <w:p>
+            <w:pPr>
+              <w:jc w:val="center"/>
+            </w:pPr>
+            <w:r>
+              <w:t>Parametro:</w:t>
+            </w:r>
+            <w:r>
+              <w:t xml:space="preserve"> </w:t>
+            </w:r>
+            <w:r>
+              <w:t>Conferma_Password</w:t>
+            </w:r>
+          </w:p>
+        </w:tc>
+      </w:tr>
+      <w:tr>
+        <w:tc>
+          <w:tcPr>
+            <w:tcW w:w="3510" w:type="dxa"/>
+            <w:shd w:val="clear" w:color="auto" w:fill="92D050"/>
+          </w:tcPr>
+          <w:p>
+            <w:pPr>
+              <w:jc w:val="center"/>
+            </w:pPr>
+            <w:r>
+              <w:t>Categorie</w:t>
+            </w:r>
+          </w:p>
+        </w:tc>
+        <w:tc>
+          <w:tcPr>
+            <w:tcW w:w="6118" w:type="dxa"/>
+            <w:shd w:val="clear" w:color="auto" w:fill="92D050"/>
+          </w:tcPr>
+          <w:p>
+            <w:pPr>
+              <w:jc w:val="center"/>
+            </w:pPr>
+            <w:r>
+              <w:t>Scelte</w:t>
+            </w:r>
+          </w:p>
+        </w:tc>
+      </w:tr>
+      <w:tr>
+        <w:tc>
+          <w:tcPr>
+            <w:tcW w:w="3510" w:type="dxa"/>
+            <w:shd w:val="clear" w:color="auto" w:fill="92D050"/>
+          </w:tcPr>
+          <w:p>
+            <w:r>
+              <w:t>Coincide Conferma_Password CCP</w:t>
+            </w:r>
+          </w:p>
+        </w:tc>
+        <w:tc>
+          <w:tcPr>
+            <w:tcW w:w="6118" w:type="dxa"/>
+          </w:tcPr>
+          <w:p>
+            <w:r>
+              <w:t>1. Coincide con il campo Password</w:t>
+            </w:r>
+            <w:r>
+              <w:t xml:space="preserve"> [</w:t>
+            </w:r>
+            <w:r>
+              <w:t xml:space="preserve">if </w:t>
+            </w:r>
+            <w:r>
+              <w:t>FP_VALIDO]</w:t>
+            </w:r>
+            <w:r>
+              <w:t>[property Coin</w:t>
+            </w:r>
+            <w:r>
+              <w:t>c</w:t>
+            </w:r>
+            <w:r>
+              <w:t>ide]</w:t>
+            </w:r>
+          </w:p>
+          <w:p>
+            <w:r>
+              <w:t>2. Non coincide con il campo Password</w:t>
+            </w:r>
+          </w:p>
+          <w:p/>
+        </w:tc>
+      </w:tr>
+    </w:tbl>
+    <w:p/>
+    <w:p/>
+    <w:tbl>
+      <w:tblPr>
+        <w:tblStyle w:val="Grigliatabella"/>
+        <w:tblW w:w="0" w:type="auto"/>
+        <w:tblLook w:val="04A0" w:firstRow="1" w:lastRow="0" w:firstColumn="1" w:lastColumn="0" w:noHBand="0" w:noVBand="1"/>
+      </w:tblPr>
+      <w:tblGrid>
+        <w:gridCol w:w="3510"/>
+        <w:gridCol w:w="6118"/>
+      </w:tblGrid>
+      <w:tr>
+        <w:tc>
+          <w:tcPr>
+            <w:tcW w:w="9628" w:type="dxa"/>
+            <w:gridSpan w:val="2"/>
+            <w:shd w:val="clear" w:color="auto" w:fill="92D050"/>
+          </w:tcPr>
+          <w:p>
+            <w:pPr>
+              <w:jc w:val="center"/>
+            </w:pPr>
+            <w:r>
+              <w:t>Parametro: Indirizzo</w:t>
+            </w:r>
+          </w:p>
+        </w:tc>
+      </w:tr>
+      <w:tr>
+        <w:tc>
+          <w:tcPr>
+            <w:tcW w:w="3510" w:type="dxa"/>
+            <w:shd w:val="clear" w:color="auto" w:fill="92D050"/>
+          </w:tcPr>
+          <w:p>
+            <w:pPr>
+              <w:jc w:val="center"/>
+            </w:pPr>
+            <w:r>
+              <w:t>Categorie</w:t>
+            </w:r>
+          </w:p>
+        </w:tc>
+        <w:tc>
+          <w:tcPr>
+            <w:tcW w:w="6118" w:type="dxa"/>
+            <w:shd w:val="clear" w:color="auto" w:fill="92D050"/>
+          </w:tcPr>
+          <w:p>
+            <w:pPr>
+              <w:jc w:val="center"/>
+            </w:pPr>
+            <w:r>
+              <w:t>Scelte</w:t>
+            </w:r>
+          </w:p>
+        </w:tc>
+      </w:tr>
+      <w:tr>
+        <w:tc>
+          <w:tcPr>
+            <w:tcW w:w="3510" w:type="dxa"/>
+            <w:shd w:val="clear" w:color="auto" w:fill="92D050"/>
+          </w:tcPr>
+          <w:p>
+            <w:r>
+              <w:t>Lunghezza Indirizzo LI</w:t>
+            </w:r>
+          </w:p>
+        </w:tc>
+        <w:tc>
+          <w:tcPr>
+            <w:tcW w:w="6118" w:type="dxa"/>
+          </w:tcPr>
+          <w:p>
+            <w:r>
+              <w:t>1. Lunghezza corretta&gt;8</w:t>
+            </w:r>
+            <w:r>
+              <w:t xml:space="preserve"> </w:t>
+            </w:r>
+            <w:r>
+              <w:t>[property L</w:t>
+            </w:r>
+            <w:r>
+              <w:t>I</w:t>
+            </w:r>
+            <w:r>
+              <w:t>_VALID]</w:t>
+            </w:r>
+          </w:p>
+          <w:p>
+            <w:r>
+              <w:lastRenderedPageBreak/>
+              <w:t>2. Lunghezza non corretta</w:t>
+            </w:r>
+          </w:p>
+        </w:tc>
+      </w:tr>
+    </w:tbl>
+    <w:p/>
+    <w:p/>
+    <w:tbl>
+      <w:tblPr>
+        <w:tblStyle w:val="Grigliatabella"/>
+        <w:tblW w:w="0" w:type="auto"/>
+        <w:tblLook w:val="04A0" w:firstRow="1" w:lastRow="0" w:firstColumn="1" w:lastColumn="0" w:noHBand="0" w:noVBand="1"/>
+      </w:tblPr>
+      <w:tblGrid>
+        <w:gridCol w:w="3510"/>
+        <w:gridCol w:w="6118"/>
+      </w:tblGrid>
+      <w:tr>
+        <w:tc>
+          <w:tcPr>
+            <w:tcW w:w="9628" w:type="dxa"/>
+            <w:gridSpan w:val="2"/>
+            <w:shd w:val="clear" w:color="auto" w:fill="92D050"/>
+          </w:tcPr>
+          <w:p>
+            <w:pPr>
+              <w:jc w:val="center"/>
+            </w:pPr>
+            <w:r>
+              <w:t>Parametro:</w:t>
+            </w:r>
+            <w:r>
+              <w:t xml:space="preserve"> </w:t>
+            </w:r>
+            <w:r>
+              <w:t>Telefono</w:t>
+            </w:r>
+          </w:p>
+        </w:tc>
+      </w:tr>
+      <w:tr>
+        <w:tc>
+          <w:tcPr>
+            <w:tcW w:w="3510" w:type="dxa"/>
+            <w:shd w:val="clear" w:color="auto" w:fill="92D050"/>
+          </w:tcPr>
+          <w:p>
+            <w:pPr>
+              <w:jc w:val="center"/>
+            </w:pPr>
+            <w:r>
+              <w:t>Categorie</w:t>
+            </w:r>
+          </w:p>
+        </w:tc>
+        <w:tc>
+          <w:tcPr>
+            <w:tcW w:w="6118" w:type="dxa"/>
+            <w:shd w:val="clear" w:color="auto" w:fill="92D050"/>
+          </w:tcPr>
+          <w:p>
+            <w:pPr>
+              <w:jc w:val="center"/>
+            </w:pPr>
+            <w:r>
+              <w:t>Scelte</w:t>
+            </w:r>
+          </w:p>
+        </w:tc>
+      </w:tr>
+      <w:tr>
+        <w:tc>
+          <w:tcPr>
+            <w:tcW w:w="3510" w:type="dxa"/>
+            <w:shd w:val="clear" w:color="auto" w:fill="92D050"/>
+          </w:tcPr>
+          <w:p>
+            <w:r>
+              <w:t xml:space="preserve">Lunghezza Telefono LT </w:t>
+            </w:r>
+          </w:p>
+        </w:tc>
+        <w:tc>
+          <w:tcPr>
+            <w:tcW w:w="6118" w:type="dxa"/>
+          </w:tcPr>
+          <w:p>
+            <w:r>
+              <w:t>1. Lunghezza corretta&gt;8 e &lt;=10 [property LT_VALID]</w:t>
+            </w:r>
+          </w:p>
+          <w:p>
+            <w:r>
+              <w:t>2. Lunghezza non corretta</w:t>
+            </w:r>
+          </w:p>
+        </w:tc>
+      </w:tr>
+      <w:tr>
+        <w:tc>
+          <w:tcPr>
+            <w:tcW w:w="3510" w:type="dxa"/>
+            <w:shd w:val="clear" w:color="auto" w:fill="92D050"/>
+          </w:tcPr>
+          <w:p>
+            <w:r>
+              <w:t>Formato Telefono FT</w:t>
+            </w:r>
+          </w:p>
+        </w:tc>
+        <w:tc>
+          <w:tcPr>
+            <w:tcW w:w="6118" w:type="dxa"/>
+          </w:tcPr>
+          <w:p>
+            <w:r>
+              <w:t>1. Rispetta il formato         [if LT_VALID][property FT_VALID]</w:t>
+            </w:r>
+          </w:p>
+          <w:p>
+            <w:r>
+              <w:t>2. Non rispetta il formato  [property FT_NOT_VALID ]</w:t>
+            </w:r>
+          </w:p>
+        </w:tc>
+      </w:tr>
+    </w:tbl>
+    <w:p>
+      <w:r>
+        <w:t>*Rispetta il formato: La Stringa deve contenere solo numeri.</w:t>
+      </w:r>
+    </w:p>
+    <w:p/>
+    <w:tbl>
+      <w:tblPr>
+        <w:tblStyle w:val="Grigliatabella"/>
+        <w:tblW w:w="0" w:type="auto"/>
+        <w:tblLook w:val="04A0" w:firstRow="1" w:lastRow="0" w:firstColumn="1" w:lastColumn="0" w:noHBand="0" w:noVBand="1"/>
+      </w:tblPr>
+      <w:tblGrid>
+        <w:gridCol w:w="3369"/>
+        <w:gridCol w:w="6259"/>
+      </w:tblGrid>
+      <w:tr>
+        <w:tc>
+          <w:tcPr>
+            <w:tcW w:w="9628" w:type="dxa"/>
+            <w:gridSpan w:val="2"/>
+            <w:shd w:val="clear" w:color="auto" w:fill="92D050"/>
+          </w:tcPr>
+          <w:p>
+            <w:pPr>
+              <w:jc w:val="center"/>
+            </w:pPr>
+            <w:r>
+              <w:t xml:space="preserve">Parametro: </w:t>
+            </w:r>
+            <w:r>
+              <w:t>Città</w:t>
+            </w:r>
+          </w:p>
+        </w:tc>
+      </w:tr>
+      <w:tr>
+        <w:tc>
+          <w:tcPr>
+            <w:tcW w:w="3369" w:type="dxa"/>
+            <w:shd w:val="clear" w:color="auto" w:fill="92D050"/>
+          </w:tcPr>
+          <w:p>
+            <w:pPr>
+              <w:jc w:val="center"/>
+            </w:pPr>
+            <w:r>
+              <w:t>Categorie</w:t>
+            </w:r>
+          </w:p>
+        </w:tc>
+        <w:tc>
+          <w:tcPr>
+            <w:tcW w:w="6259" w:type="dxa"/>
+            <w:shd w:val="clear" w:color="auto" w:fill="92D050"/>
+          </w:tcPr>
+          <w:p>
+            <w:pPr>
+              <w:jc w:val="center"/>
+            </w:pPr>
+            <w:r>
+              <w:t>Scelte</w:t>
+            </w:r>
+          </w:p>
+        </w:tc>
+      </w:tr>
+      <w:tr>
+        <w:tc>
+          <w:tcPr>
+            <w:tcW w:w="3369" w:type="dxa"/>
+            <w:shd w:val="clear" w:color="auto" w:fill="92D050"/>
+          </w:tcPr>
+          <w:p>
+            <w:r>
+              <w:t>Lunghezza Città LCI</w:t>
+            </w:r>
+          </w:p>
+        </w:tc>
+        <w:tc>
+          <w:tcPr>
+            <w:tcW w:w="6259" w:type="dxa"/>
+          </w:tcPr>
+          <w:p>
+            <w:r>
+              <w:t>1. Lunghezza corretta&gt;4  [property LCI_VALID]</w:t>
+            </w:r>
+          </w:p>
+          <w:p>
+            <w:r>
+              <w:t>2. Lunghezza non corretta</w:t>
+            </w:r>
+          </w:p>
+        </w:tc>
+      </w:tr>
+    </w:tbl>
+    <w:p/>
+    <w:p/>
+    <w:tbl>
+      <w:tblPr>
+        <w:tblStyle w:val="Grigliatabella"/>
+        <w:tblW w:w="0" w:type="auto"/>
+        <w:tblLook w:val="04A0" w:firstRow="1" w:lastRow="0" w:firstColumn="1" w:lastColumn="0" w:noHBand="0" w:noVBand="1"/>
+      </w:tblPr>
+      <w:tblGrid>
+        <w:gridCol w:w="3369"/>
+        <w:gridCol w:w="6259"/>
+      </w:tblGrid>
+      <w:tr>
+        <w:tc>
+          <w:tcPr>
+            <w:tcW w:w="9628" w:type="dxa"/>
+            <w:gridSpan w:val="2"/>
+            <w:shd w:val="clear" w:color="auto" w:fill="92D050"/>
+          </w:tcPr>
+          <w:p>
+            <w:pPr>
+              <w:jc w:val="center"/>
+            </w:pPr>
+            <w:r>
+              <w:t>Parametro:</w:t>
+            </w:r>
+            <w:r>
+              <w:t xml:space="preserve"> </w:t>
+            </w:r>
+            <w:r>
+              <w:t>Cap</w:t>
+            </w:r>
+          </w:p>
+        </w:tc>
+      </w:tr>
+      <w:tr>
+        <w:tc>
+          <w:tcPr>
+            <w:tcW w:w="3369" w:type="dxa"/>
+            <w:shd w:val="clear" w:color="auto" w:fill="92D050"/>
+          </w:tcPr>
+          <w:p>
+            <w:pPr>
+              <w:jc w:val="center"/>
+            </w:pPr>
+            <w:r>
+              <w:t>Categorie</w:t>
+            </w:r>
+          </w:p>
+        </w:tc>
+        <w:tc>
+          <w:tcPr>
+            <w:tcW w:w="6259" w:type="dxa"/>
+            <w:shd w:val="clear" w:color="auto" w:fill="92D050"/>
+          </w:tcPr>
+          <w:p>
+            <w:pPr>
+              <w:jc w:val="center"/>
+            </w:pPr>
+            <w:r>
+              <w:t>Scelte</w:t>
+            </w:r>
+          </w:p>
+        </w:tc>
+      </w:tr>
+      <w:tr>
+        <w:tc>
+          <w:tcPr>
+            <w:tcW w:w="3369" w:type="dxa"/>
+            <w:shd w:val="clear" w:color="auto" w:fill="92D050"/>
+          </w:tcPr>
+          <w:p>
+            <w:r>
+              <w:t>Lunghezza Cap LCA</w:t>
+            </w:r>
+          </w:p>
+        </w:tc>
+        <w:tc>
+          <w:tcPr>
+            <w:tcW w:w="6259" w:type="dxa"/>
+          </w:tcPr>
+          <w:p>
+            <w:r>
+              <w:t>1. Lunghezza corretta=5  [property LCA_VALID]</w:t>
+            </w:r>
+          </w:p>
+          <w:p>
+            <w:r>
+              <w:t>2. Lunghezza non corretta</w:t>
+            </w:r>
+          </w:p>
+        </w:tc>
+      </w:tr>
+      <w:tr>
+        <w:tc>
+          <w:tcPr>
+            <w:tcW w:w="3369" w:type="dxa"/>
+            <w:shd w:val="clear" w:color="auto" w:fill="92D050"/>
+          </w:tcPr>
+          <w:p>
+            <w:r>
+              <w:t>Formato Cap FCA</w:t>
+            </w:r>
+          </w:p>
+        </w:tc>
+        <w:tc>
+          <w:tcPr>
+            <w:tcW w:w="6259" w:type="dxa"/>
+          </w:tcPr>
+          <w:p>
+            <w:r>
+              <w:t>1. Rispetta il formato       [if LCA_VALID][property FCA_VALID]</w:t>
+            </w:r>
+          </w:p>
+          <w:p>
+            <w:r>
+              <w:t>2. Non rispetta il formato [property F</w:t>
+            </w:r>
+            <w:r>
+              <w:t>CA</w:t>
+            </w:r>
+            <w:r>
+              <w:t>_NOT_VALID ]</w:t>
+            </w:r>
+          </w:p>
+        </w:tc>
+      </w:tr>
+    </w:tbl>
+    <w:p>
+      <w:r>
+        <w:t>*Rispetta il formato: La Stringa deve contenere solo numeri.</w:t>
+      </w:r>
+    </w:p>
+    <w:p/>
+    <w:tbl>
+      <w:tblPr>
+        <w:tblStyle w:val="Grigliatabella"/>
+        <w:tblW w:w="0" w:type="auto"/>
+        <w:tblLook w:val="04A0" w:firstRow="1" w:lastRow="0" w:firstColumn="1" w:lastColumn="0" w:noHBand="0" w:noVBand="1"/>
+      </w:tblPr>
+      <w:tblGrid>
+        <w:gridCol w:w="3369"/>
+        <w:gridCol w:w="6259"/>
+      </w:tblGrid>
+      <w:tr>
+        <w:tc>
+          <w:tcPr>
+            <w:tcW w:w="9628" w:type="dxa"/>
+            <w:gridSpan w:val="2"/>
+            <w:shd w:val="clear" w:color="auto" w:fill="92D050"/>
+          </w:tcPr>
+          <w:p>
+            <w:pPr>
+              <w:jc w:val="center"/>
+            </w:pPr>
+            <w:r>
+              <w:t>Parametro: Stato</w:t>
+            </w:r>
+          </w:p>
+        </w:tc>
+      </w:tr>
+      <w:tr>
+        <w:tc>
+          <w:tcPr>
+            <w:tcW w:w="3369" w:type="dxa"/>
+            <w:shd w:val="clear" w:color="auto" w:fill="92D050"/>
+          </w:tcPr>
+          <w:p>
+            <w:pPr>
+              <w:jc w:val="center"/>
+            </w:pPr>
+            <w:r>
+              <w:t>Categorie</w:t>
+            </w:r>
+          </w:p>
+        </w:tc>
+        <w:tc>
+          <w:tcPr>
+            <w:tcW w:w="6259" w:type="dxa"/>
+            <w:shd w:val="clear" w:color="auto" w:fill="92D050"/>
+          </w:tcPr>
+          <w:p>
+            <w:pPr>
+              <w:jc w:val="center"/>
+            </w:pPr>
+            <w:r>
+              <w:t>Scelte</w:t>
+            </w:r>
+          </w:p>
+        </w:tc>
+      </w:tr>
+      <w:tr>
+        <w:tc>
+          <w:tcPr>
+            <w:tcW w:w="3369" w:type="dxa"/>
+            <w:shd w:val="clear" w:color="auto" w:fill="92D050"/>
+          </w:tcPr>
+          <w:p>
+            <w:r>
+              <w:t>Lunghezza Stato LS</w:t>
+            </w:r>
+          </w:p>
+        </w:tc>
+        <w:tc>
+          <w:tcPr>
+            <w:tcW w:w="6259" w:type="dxa"/>
+          </w:tcPr>
+          <w:p>
+            <w:r>
+              <w:t>1. Lunghezza corretta&gt;=4 e &lt;=20  [property L</w:t>
+            </w:r>
+            <w:r>
+              <w:t>S</w:t>
+            </w:r>
+            <w:r>
+              <w:t>_VALID]</w:t>
+            </w:r>
+          </w:p>
+          <w:p>
+            <w:r>
+              <w:t>2. Lunghezza non corretta</w:t>
+            </w:r>
+          </w:p>
+          <w:p/>
+        </w:tc>
+      </w:tr>
+    </w:tbl>
+    <w:p>
+      <w:pPr>
+        <w:rPr>
+          <w:b/>
+          <w:bCs/>
+        </w:rPr>
+      </w:pPr>
+    </w:p>
+    <w:p>
+      <w:pPr>
+        <w:rPr>
+          <w:b/>
+          <w:bCs/>
+        </w:rPr>
+      </w:pPr>
+      <w:r>
+        <w:rPr>
+          <w:b/>
+          <w:bCs/>
+        </w:rPr>
+        <w:t>TEST FRAME :</w:t>
+      </w:r>
+    </w:p>
+    <w:p>
+      <w:pPr>
+        <w:rPr>
+          <w:b/>
+          <w:bCs/>
+        </w:rPr>
+      </w:pPr>
+      <w:r>
+        <w:rPr>
+          <w:b/>
+          <w:bCs/>
+        </w:rPr>
+        <w:t>Le combinazioni sono state sviluppate di seguito alle tabelle dei parametri.</w:t>
+      </w:r>
+    </w:p>
+    <w:p>
+      <w:pPr>
+        <w:rPr>
+          <w:b/>
+          <w:bCs/>
+        </w:rPr>
+      </w:pPr>
+    </w:p>
+    <w:tbl>
+      <w:tblPr>
+        <w:tblStyle w:val="Grigliatabella"/>
+        <w:tblW w:w="0" w:type="auto"/>
+        <w:tblLook w:val="04A0" w:firstRow="1" w:lastRow="0" w:firstColumn="1" w:lastColumn="0" w:noHBand="0" w:noVBand="1"/>
+      </w:tblPr>
+      <w:tblGrid>
+        <w:gridCol w:w="4815"/>
+        <w:gridCol w:w="3118"/>
+        <w:gridCol w:w="1695"/>
+      </w:tblGrid>
+      <w:tr>
+        <w:tc>
+          <w:tcPr>
+            <w:tcW w:w="4815" w:type="dxa"/>
+          </w:tcPr>
+          <w:p>
+            <w:pPr>
+              <w:rPr>
+                <w:b/>
+                <w:bCs/>
+              </w:rPr>
+            </w:pPr>
+            <w:r>
+              <w:rPr>
+                <w:b/>
+                <w:bCs/>
+              </w:rPr>
+              <w:t>CODICE</w:t>
+            </w:r>
+          </w:p>
+        </w:tc>
+        <w:tc>
+          <w:tcPr>
+            <w:tcW w:w="3118" w:type="dxa"/>
+          </w:tcPr>
+          <w:p>
+            <w:pPr>
+              <w:rPr>
+                <w:b/>
+                <w:bCs/>
+              </w:rPr>
+            </w:pPr>
+            <w:r>
+              <w:rPr>
+                <w:b/>
+                <w:bCs/>
+              </w:rPr>
+              <w:t>COMBINAZIONE</w:t>
+            </w:r>
+          </w:p>
+        </w:tc>
+        <w:tc>
+          <w:tcPr>
+            <w:tcW w:w="1695" w:type="dxa"/>
+          </w:tcPr>
+          <w:p>
+            <w:pPr>
+              <w:rPr>
+                <w:b/>
+                <w:bCs/>
+              </w:rPr>
+            </w:pPr>
+            <w:r>
+              <w:rPr>
+                <w:b/>
+                <w:bCs/>
+              </w:rPr>
+              <w:t>ESITO</w:t>
+            </w:r>
+          </w:p>
+        </w:tc>
+      </w:tr>
+      <w:tr>
+        <w:tc>
+          <w:tcPr>
+            <w:tcW w:w="4815" w:type="dxa"/>
+          </w:tcPr>
+          <w:p>
+            <w:pPr>
+              <w:rPr>
+                <w:sz w:val="20"/>
+                <w:szCs w:val="20"/>
+              </w:rPr>
+            </w:pPr>
+            <w:r>
+              <w:rPr>
+                <w:sz w:val="20"/>
+                <w:szCs w:val="20"/>
+              </w:rPr>
+              <w:t>TC_REGISTRAZIONE_SUCCESSUFUL</w:t>
+            </w:r>
+          </w:p>
+          <w:p>
+            <w:pPr>
+              <w:rPr>
+                <w:sz w:val="20"/>
+                <w:szCs w:val="20"/>
+              </w:rPr>
+            </w:pPr>
+          </w:p>
+        </w:tc>
+        <w:tc>
+          <w:tcPr>
+            <w:tcW w:w="3118" w:type="dxa"/>
+          </w:tcPr>
+          <w:p>
+            <w:pPr>
+              <w:rPr>
+                <w:sz w:val="20"/>
+                <w:szCs w:val="20"/>
+              </w:rPr>
+            </w:pPr>
+            <w:r>
+              <w:rPr>
+                <w:sz w:val="20"/>
+                <w:szCs w:val="20"/>
+              </w:rPr>
+              <w:t>LN1 FN1 LC1 FC1 LU1 FU1 EU1 LE1 FE1 EE1 LP1 FP1 CCP1 LI1 LT1 FT1 LCI1 LCA1 FCA1 LS1</w:t>
+            </w:r>
+          </w:p>
+          <w:p>
+            <w:pPr>
+              <w:rPr>
+                <w:sz w:val="20"/>
+                <w:szCs w:val="20"/>
+              </w:rPr>
+            </w:pPr>
+          </w:p>
+        </w:tc>
+        <w:tc>
+          <w:tcPr>
+            <w:tcW w:w="1695" w:type="dxa"/>
+          </w:tcPr>
+          <w:p>
+            <w:pPr>
+              <w:rPr>
+                <w:sz w:val="18"/>
+                <w:szCs w:val="18"/>
+              </w:rPr>
+            </w:pPr>
+            <w:r>
+              <w:rPr>
+                <w:sz w:val="18"/>
+                <w:szCs w:val="18"/>
+              </w:rPr>
+              <w:t>“Registrazione avvenuta con successo”</w:t>
+            </w:r>
+          </w:p>
+        </w:tc>
+      </w:tr>
+      <w:tr>
+        <w:tc>
+          <w:tcPr>
+            <w:tcW w:w="4815" w:type="dxa"/>
+          </w:tcPr>
+          <w:p>
+            <w:pPr>
+              <w:rPr>
+                <w:b/>
+                <w:bCs/>
+                <w:sz w:val="20"/>
+                <w:szCs w:val="20"/>
+              </w:rPr>
+            </w:pPr>
+            <w:r>
+              <w:rPr>
+                <w:b/>
+                <w:bCs/>
+                <w:sz w:val="20"/>
+                <w:szCs w:val="20"/>
+              </w:rPr>
+              <w:t>TC_LUNGHEZZA_STATO_NON_CORRETTA</w:t>
+            </w:r>
+          </w:p>
+        </w:tc>
+        <w:tc>
+          <w:tcPr>
+            <w:tcW w:w="3118" w:type="dxa"/>
+          </w:tcPr>
+          <w:p>
+            <w:pPr>
+              <w:rPr>
+                <w:b/>
+                <w:bCs/>
+                <w:sz w:val="20"/>
+                <w:szCs w:val="20"/>
+              </w:rPr>
+            </w:pPr>
+            <w:r>
+              <w:rPr>
+                <w:b/>
+                <w:bCs/>
+                <w:sz w:val="20"/>
+                <w:szCs w:val="20"/>
+              </w:rPr>
+              <w:t>LN1 FN1 LC1 FC1 LU1 FU1 EU1 LE1 FE1 EE1 LP1 FP1 CCP1 LI1 LT1 FT1 LCI1 LCA1 FCA1 LS2</w:t>
+            </w:r>
+          </w:p>
+          <w:p>
+            <w:pPr>
+              <w:rPr>
+                <w:b/>
+                <w:bCs/>
+                <w:sz w:val="20"/>
+                <w:szCs w:val="20"/>
+              </w:rPr>
+            </w:pPr>
+          </w:p>
+        </w:tc>
+        <w:tc>
+          <w:tcPr>
+            <w:tcW w:w="1695" w:type="dxa"/>
+          </w:tcPr>
+          <w:p>
+            <w:pPr>
+              <w:rPr>
+                <w:b/>
+                <w:bCs/>
+                <w:sz w:val="20"/>
+                <w:szCs w:val="20"/>
+              </w:rPr>
+            </w:pPr>
+            <w:r>
+              <w:rPr>
+                <w:b/>
+                <w:bCs/>
+                <w:sz w:val="20"/>
+                <w:szCs w:val="20"/>
+              </w:rPr>
+              <w:t>“Errore nel campo stato”</w:t>
+            </w:r>
+          </w:p>
+        </w:tc>
+      </w:tr>
+      <w:tr>
+        <w:tc>
+          <w:tcPr>
+            <w:tcW w:w="4815" w:type="dxa"/>
+          </w:tcPr>
+          <w:p>
+            <w:pPr>
+              <w:rPr>
+                <w:b/>
+                <w:bCs/>
+                <w:sz w:val="20"/>
+                <w:szCs w:val="20"/>
+              </w:rPr>
+            </w:pPr>
+            <w:r>
+              <w:rPr>
+                <w:b/>
+                <w:bCs/>
+                <w:sz w:val="20"/>
+                <w:szCs w:val="20"/>
+              </w:rPr>
+              <w:t>TC_</w:t>
+            </w:r>
+            <w:r>
+              <w:rPr>
+                <w:sz w:val="20"/>
+                <w:szCs w:val="20"/>
+              </w:rPr>
+              <w:t xml:space="preserve"> </w:t>
+            </w:r>
+            <w:r>
+              <w:rPr>
+                <w:sz w:val="20"/>
+                <w:szCs w:val="20"/>
+              </w:rPr>
+              <w:t>FORMATO</w:t>
+            </w:r>
+            <w:r>
+              <w:rPr>
+                <w:sz w:val="20"/>
+                <w:szCs w:val="20"/>
+              </w:rPr>
+              <w:t>_</w:t>
+            </w:r>
+            <w:r>
+              <w:rPr>
+                <w:sz w:val="20"/>
+                <w:szCs w:val="20"/>
+              </w:rPr>
+              <w:t>CAP</w:t>
+            </w:r>
+            <w:r>
+              <w:rPr>
+                <w:sz w:val="20"/>
+                <w:szCs w:val="20"/>
+              </w:rPr>
+              <w:t>_</w:t>
+            </w:r>
+            <w:r>
+              <w:rPr>
+                <w:sz w:val="20"/>
+                <w:szCs w:val="20"/>
+              </w:rPr>
+              <w:t>NON</w:t>
+            </w:r>
+            <w:r>
+              <w:rPr>
+                <w:sz w:val="20"/>
+                <w:szCs w:val="20"/>
+              </w:rPr>
+              <w:t>_</w:t>
+            </w:r>
+            <w:r>
+              <w:rPr>
+                <w:sz w:val="20"/>
+                <w:szCs w:val="20"/>
+              </w:rPr>
+              <w:t>CORRETTO</w:t>
+            </w:r>
+          </w:p>
+        </w:tc>
+        <w:tc>
+          <w:tcPr>
+            <w:tcW w:w="3118" w:type="dxa"/>
+          </w:tcPr>
+          <w:p>
+            <w:pPr>
+              <w:rPr>
+                <w:b/>
+                <w:bCs/>
+                <w:sz w:val="20"/>
+                <w:szCs w:val="20"/>
+              </w:rPr>
+            </w:pPr>
+            <w:r>
+              <w:rPr>
+                <w:b/>
+                <w:bCs/>
+                <w:sz w:val="20"/>
+                <w:szCs w:val="20"/>
+              </w:rPr>
+              <w:t>LN1 FN1 LC1 FC1 LU1 FU1 EU1 LE1 FE1 EE1 LP1 FP1 CCP1 LI1 LT1 FT1 LCI1 LCA1 FCA2 LS1</w:t>
+            </w:r>
+          </w:p>
+          <w:p>
+            <w:pPr>
+              <w:rPr>
+                <w:b/>
+                <w:bCs/>
+                <w:sz w:val="20"/>
+                <w:szCs w:val="20"/>
+              </w:rPr>
+            </w:pPr>
+          </w:p>
+        </w:tc>
+        <w:tc>
+          <w:tcPr>
+            <w:tcW w:w="1695" w:type="dxa"/>
+          </w:tcPr>
+          <w:p>
+            <w:pPr>
+              <w:rPr>
+                <w:b/>
+                <w:bCs/>
+              </w:rPr>
+            </w:pPr>
+            <w:r>
+              <w:rPr>
+                <w:b/>
+                <w:bCs/>
+              </w:rPr>
+              <w:t>“F</w:t>
+            </w:r>
+            <w:r>
+              <w:rPr>
+                <w:b/>
+                <w:bCs/>
+              </w:rPr>
+              <w:t>ormato nome non corretto”</w:t>
+            </w:r>
+            <w:r>
+              <w:rPr>
+                <w:b/>
+                <w:bCs/>
+              </w:rPr>
+              <w:t xml:space="preserve"> </w:t>
+            </w:r>
+          </w:p>
+        </w:tc>
+      </w:tr>
+      <w:tr>
+        <w:tc>
+          <w:tcPr>
+            <w:tcW w:w="4815" w:type="dxa"/>
+          </w:tcPr>
+          <w:p>
+            <w:pPr>
+              <w:rPr>
+                <w:b/>
+                <w:bCs/>
+                <w:sz w:val="20"/>
+                <w:szCs w:val="20"/>
+              </w:rPr>
+            </w:pPr>
+            <w:r>
+              <w:rPr>
+                <w:b/>
+                <w:bCs/>
+                <w:sz w:val="20"/>
+                <w:szCs w:val="20"/>
+              </w:rPr>
+              <w:t>TC_</w:t>
+            </w:r>
+            <w:r>
+              <w:rPr>
+                <w:sz w:val="20"/>
+                <w:szCs w:val="20"/>
+              </w:rPr>
+              <w:t xml:space="preserve"> </w:t>
+            </w:r>
+            <w:r>
+              <w:rPr>
+                <w:sz w:val="20"/>
+                <w:szCs w:val="20"/>
+              </w:rPr>
+              <w:t>LUNGHEZZA</w:t>
+            </w:r>
+            <w:r>
+              <w:rPr>
+                <w:sz w:val="20"/>
+                <w:szCs w:val="20"/>
+              </w:rPr>
+              <w:t>_</w:t>
+            </w:r>
+            <w:r>
+              <w:rPr>
+                <w:sz w:val="20"/>
+                <w:szCs w:val="20"/>
+              </w:rPr>
+              <w:t>CAP</w:t>
+            </w:r>
+            <w:r>
+              <w:rPr>
+                <w:sz w:val="20"/>
+                <w:szCs w:val="20"/>
+              </w:rPr>
+              <w:t>_</w:t>
+            </w:r>
+            <w:r>
+              <w:rPr>
+                <w:sz w:val="20"/>
+                <w:szCs w:val="20"/>
+              </w:rPr>
+              <w:t>NON</w:t>
+            </w:r>
+            <w:r>
+              <w:rPr>
+                <w:sz w:val="20"/>
+                <w:szCs w:val="20"/>
+              </w:rPr>
+              <w:t>_</w:t>
+            </w:r>
+            <w:r>
+              <w:rPr>
+                <w:sz w:val="20"/>
+                <w:szCs w:val="20"/>
+              </w:rPr>
+              <w:t>Q</w:t>
+            </w:r>
+            <w:r>
+              <w:rPr>
+                <w:sz w:val="20"/>
+                <w:szCs w:val="20"/>
+              </w:rPr>
+              <w:t>CORRETTA</w:t>
+            </w:r>
+          </w:p>
+        </w:tc>
+        <w:tc>
+          <w:tcPr>
+            <w:tcW w:w="3118" w:type="dxa"/>
+          </w:tcPr>
+          <w:p>
+            <w:pPr>
+              <w:rPr>
+                <w:b/>
+                <w:bCs/>
+                <w:sz w:val="20"/>
+                <w:szCs w:val="20"/>
+              </w:rPr>
+            </w:pPr>
+            <w:r>
+              <w:rPr>
+                <w:b/>
+                <w:bCs/>
+                <w:sz w:val="20"/>
+                <w:szCs w:val="20"/>
+              </w:rPr>
+              <w:t xml:space="preserve">LN1 FN1 LC1 FC1 LU1 FU1 </w:t>
+            </w:r>
+            <w:r>
+              <w:rPr>
+                <w:b/>
+                <w:bCs/>
+                <w:sz w:val="20"/>
+                <w:szCs w:val="20"/>
+              </w:rPr>
+              <w:lastRenderedPageBreak/>
+              <w:t>EU1 LE1 FE1 EE1 LP1 FP1 CCP1 LI1 LT1 FT1 LCI1 LCA2 LS1</w:t>
+            </w:r>
+          </w:p>
+          <w:p>
+            <w:pPr>
+              <w:rPr>
+                <w:b/>
+                <w:bCs/>
+                <w:sz w:val="20"/>
+                <w:szCs w:val="20"/>
+              </w:rPr>
+            </w:pPr>
+          </w:p>
+        </w:tc>
+        <w:tc>
+          <w:tcPr>
+            <w:tcW w:w="1695" w:type="dxa"/>
+          </w:tcPr>
+          <w:p>
+            <w:pPr>
+              <w:rPr>
+                <w:b/>
+                <w:bCs/>
+              </w:rPr>
+            </w:pPr>
+            <w:r>
+              <w:rPr>
+                <w:b/>
+                <w:bCs/>
+              </w:rPr>
+              <w:lastRenderedPageBreak/>
+              <w:t xml:space="preserve">“Lunghezza </w:t>
+            </w:r>
+            <w:r>
+              <w:rPr>
+                <w:b/>
+                <w:bCs/>
+              </w:rPr>
+              <w:lastRenderedPageBreak/>
+              <w:t>Cap non corretta”</w:t>
+            </w:r>
+          </w:p>
+        </w:tc>
+      </w:tr>
+      <w:tr>
+        <w:tc>
+          <w:tcPr>
+            <w:tcW w:w="4815" w:type="dxa"/>
+          </w:tcPr>
+          <w:p>
+            <w:pPr>
+              <w:rPr>
+                <w:b/>
+                <w:bCs/>
+                <w:sz w:val="20"/>
+                <w:szCs w:val="20"/>
+              </w:rPr>
+            </w:pPr>
+            <w:r>
+              <w:rPr>
+                <w:b/>
+                <w:bCs/>
+                <w:sz w:val="20"/>
+                <w:szCs w:val="20"/>
+              </w:rPr>
+              <w:t>TC_</w:t>
+            </w:r>
+            <w:r>
+              <w:rPr>
+                <w:sz w:val="20"/>
+                <w:szCs w:val="20"/>
+              </w:rPr>
+              <w:t xml:space="preserve"> </w:t>
+            </w:r>
+            <w:r>
+              <w:rPr>
+                <w:sz w:val="20"/>
+                <w:szCs w:val="20"/>
+              </w:rPr>
+              <w:t>LUNGHEZZA</w:t>
+            </w:r>
+            <w:r>
+              <w:rPr>
+                <w:sz w:val="20"/>
+                <w:szCs w:val="20"/>
+              </w:rPr>
+              <w:t>_</w:t>
+            </w:r>
+            <w:proofErr w:type="gramStart"/>
+            <w:r>
+              <w:rPr>
+                <w:sz w:val="20"/>
+                <w:szCs w:val="20"/>
+              </w:rPr>
+              <w:t>CITTA</w:t>
+            </w:r>
+            <w:proofErr w:type="gramEnd"/>
+            <w:r>
+              <w:rPr>
+                <w:sz w:val="20"/>
+                <w:szCs w:val="20"/>
+              </w:rPr>
+              <w:t>_</w:t>
+            </w:r>
+            <w:r>
+              <w:rPr>
+                <w:sz w:val="20"/>
+                <w:szCs w:val="20"/>
+              </w:rPr>
+              <w:t>NON</w:t>
+            </w:r>
+            <w:r>
+              <w:rPr>
+                <w:sz w:val="20"/>
+                <w:szCs w:val="20"/>
+              </w:rPr>
+              <w:t>_</w:t>
+            </w:r>
+            <w:r>
+              <w:rPr>
+                <w:sz w:val="20"/>
+                <w:szCs w:val="20"/>
+              </w:rPr>
+              <w:t>CORRETTA</w:t>
+            </w:r>
+          </w:p>
+        </w:tc>
+        <w:tc>
+          <w:tcPr>
+            <w:tcW w:w="3118" w:type="dxa"/>
+          </w:tcPr>
+          <w:p>
+            <w:pPr>
+              <w:rPr>
+                <w:b/>
+                <w:bCs/>
+                <w:sz w:val="20"/>
+                <w:szCs w:val="20"/>
+              </w:rPr>
+            </w:pPr>
+            <w:r>
+              <w:rPr>
+                <w:b/>
+                <w:bCs/>
+                <w:sz w:val="20"/>
+                <w:szCs w:val="20"/>
+              </w:rPr>
+              <w:t>LN1 FN1 LC1 FC1 LU1 FU1 EU1 LE1 FE1 EE1 LP1 FP1 CCP1 LI1 LT1 FT1 LCI2 LCA1 FCA1 LS1</w:t>
+            </w:r>
+          </w:p>
+          <w:p>
+            <w:pPr>
+              <w:rPr>
+                <w:b/>
+                <w:bCs/>
+                <w:sz w:val="20"/>
+                <w:szCs w:val="20"/>
+              </w:rPr>
+            </w:pPr>
+          </w:p>
+        </w:tc>
+        <w:tc>
+          <w:tcPr>
+            <w:tcW w:w="1695" w:type="dxa"/>
+          </w:tcPr>
+          <w:p>
+            <w:pPr>
+              <w:rPr>
+                <w:b/>
+                <w:bCs/>
+              </w:rPr>
+            </w:pPr>
+            <w:r>
+              <w:rPr>
+                <w:b/>
+                <w:bCs/>
+              </w:rPr>
+              <w:t>“Lunghezza Città non corretta”</w:t>
+            </w:r>
+          </w:p>
+        </w:tc>
+      </w:tr>
+      <w:tr>
+        <w:tc>
+          <w:tcPr>
+            <w:tcW w:w="4815" w:type="dxa"/>
+          </w:tcPr>
+          <w:p>
+            <w:pPr>
+              <w:rPr>
+                <w:b/>
+                <w:bCs/>
+                <w:sz w:val="20"/>
+                <w:szCs w:val="20"/>
+              </w:rPr>
+            </w:pPr>
+            <w:r>
+              <w:rPr>
+                <w:b/>
+                <w:bCs/>
+                <w:sz w:val="20"/>
+                <w:szCs w:val="20"/>
+              </w:rPr>
+              <w:t xml:space="preserve">TC_ </w:t>
+            </w:r>
+            <w:r>
+              <w:rPr>
+                <w:b/>
+                <w:bCs/>
+                <w:sz w:val="20"/>
+                <w:szCs w:val="20"/>
+              </w:rPr>
+              <w:t>TELEFONO</w:t>
+            </w:r>
+            <w:r>
+              <w:rPr>
+                <w:b/>
+                <w:bCs/>
+                <w:sz w:val="20"/>
+                <w:szCs w:val="20"/>
+              </w:rPr>
+              <w:t>_</w:t>
+            </w:r>
+            <w:r>
+              <w:rPr>
+                <w:b/>
+                <w:bCs/>
+                <w:sz w:val="20"/>
+                <w:szCs w:val="20"/>
+              </w:rPr>
+              <w:t>NON</w:t>
+            </w:r>
+            <w:r>
+              <w:rPr>
+                <w:b/>
+                <w:bCs/>
+                <w:sz w:val="20"/>
+                <w:szCs w:val="20"/>
+              </w:rPr>
+              <w:t>_</w:t>
+            </w:r>
+            <w:r>
+              <w:rPr>
+                <w:b/>
+                <w:bCs/>
+                <w:sz w:val="20"/>
+                <w:szCs w:val="20"/>
+              </w:rPr>
+              <w:t>RISPETTA</w:t>
+            </w:r>
+            <w:r>
+              <w:rPr>
+                <w:b/>
+                <w:bCs/>
+                <w:sz w:val="20"/>
+                <w:szCs w:val="20"/>
+              </w:rPr>
+              <w:t>_</w:t>
+            </w:r>
+            <w:r>
+              <w:rPr>
+                <w:b/>
+                <w:bCs/>
+                <w:sz w:val="20"/>
+                <w:szCs w:val="20"/>
+              </w:rPr>
+              <w:t>IL</w:t>
+            </w:r>
+            <w:r>
+              <w:rPr>
+                <w:b/>
+                <w:bCs/>
+                <w:sz w:val="20"/>
+                <w:szCs w:val="20"/>
+              </w:rPr>
+              <w:t>_</w:t>
+            </w:r>
+            <w:r>
+              <w:rPr>
+                <w:b/>
+                <w:bCs/>
+                <w:sz w:val="20"/>
+                <w:szCs w:val="20"/>
+              </w:rPr>
+              <w:t>FORMATO</w:t>
+            </w:r>
+          </w:p>
+        </w:tc>
+        <w:tc>
+          <w:tcPr>
+            <w:tcW w:w="3118" w:type="dxa"/>
+          </w:tcPr>
+          <w:p>
+            <w:pPr>
+              <w:rPr>
+                <w:b/>
+                <w:bCs/>
+                <w:sz w:val="20"/>
+                <w:szCs w:val="20"/>
+              </w:rPr>
+            </w:pPr>
+            <w:r>
+              <w:rPr>
+                <w:b/>
+                <w:bCs/>
+                <w:sz w:val="20"/>
+                <w:szCs w:val="20"/>
+              </w:rPr>
+              <w:t>LN1 FN1 LC1 FC1 LU1 FU1 EU1 LE1 FE1 EE1 LP1 FP1 CCP1 LI1 LT1 FT2 LCI1 LCA1 FCA1 LS1</w:t>
+            </w:r>
+          </w:p>
+          <w:p>
+            <w:pPr>
+              <w:rPr>
+                <w:b/>
+                <w:bCs/>
+                <w:sz w:val="20"/>
+                <w:szCs w:val="20"/>
+              </w:rPr>
+            </w:pPr>
+          </w:p>
+        </w:tc>
+        <w:tc>
+          <w:tcPr>
+            <w:tcW w:w="1695" w:type="dxa"/>
+          </w:tcPr>
+          <w:p>
+            <w:pPr>
+              <w:rPr>
+                <w:b/>
+                <w:bCs/>
+              </w:rPr>
+            </w:pPr>
+            <w:r>
+              <w:rPr>
+                <w:b/>
+                <w:bCs/>
+              </w:rPr>
+              <w:t>“Formato Telefono non corretto”</w:t>
+            </w:r>
+          </w:p>
+        </w:tc>
+      </w:tr>
+      <w:tr>
+        <w:tc>
+          <w:tcPr>
+            <w:tcW w:w="4815" w:type="dxa"/>
+          </w:tcPr>
+          <w:p>
+            <w:pPr>
+              <w:rPr>
+                <w:b/>
+                <w:bCs/>
+                <w:sz w:val="20"/>
+                <w:szCs w:val="20"/>
+              </w:rPr>
+            </w:pPr>
+            <w:r>
+              <w:rPr>
+                <w:b/>
+                <w:bCs/>
+                <w:sz w:val="20"/>
+                <w:szCs w:val="20"/>
+              </w:rPr>
+              <w:t xml:space="preserve">TC_ </w:t>
+            </w:r>
+            <w:r>
+              <w:rPr>
+                <w:b/>
+                <w:bCs/>
+                <w:sz w:val="20"/>
+                <w:szCs w:val="20"/>
+              </w:rPr>
+              <w:t>LUNGHEZZA</w:t>
+            </w:r>
+            <w:r>
+              <w:rPr>
+                <w:b/>
+                <w:bCs/>
+                <w:sz w:val="20"/>
+                <w:szCs w:val="20"/>
+              </w:rPr>
+              <w:t>_</w:t>
+            </w:r>
+            <w:r>
+              <w:rPr>
+                <w:b/>
+                <w:bCs/>
+                <w:sz w:val="20"/>
+                <w:szCs w:val="20"/>
+              </w:rPr>
+              <w:t>TELEFONO</w:t>
+            </w:r>
+            <w:r>
+              <w:rPr>
+                <w:b/>
+                <w:bCs/>
+                <w:sz w:val="20"/>
+                <w:szCs w:val="20"/>
+              </w:rPr>
+              <w:t>_</w:t>
+            </w:r>
+            <w:r>
+              <w:rPr>
+                <w:b/>
+                <w:bCs/>
+                <w:sz w:val="20"/>
+                <w:szCs w:val="20"/>
+              </w:rPr>
+              <w:t>NON</w:t>
+            </w:r>
+            <w:r>
+              <w:rPr>
+                <w:b/>
+                <w:bCs/>
+                <w:sz w:val="20"/>
+                <w:szCs w:val="20"/>
+              </w:rPr>
+              <w:t>_</w:t>
+            </w:r>
+            <w:r>
+              <w:rPr>
+                <w:b/>
+                <w:bCs/>
+                <w:sz w:val="20"/>
+                <w:szCs w:val="20"/>
+              </w:rPr>
+              <w:t>CORRETTA</w:t>
+            </w:r>
+          </w:p>
+        </w:tc>
+        <w:tc>
+          <w:tcPr>
+            <w:tcW w:w="3118" w:type="dxa"/>
+          </w:tcPr>
+          <w:p>
+            <w:pPr>
+              <w:rPr>
+                <w:b/>
+                <w:bCs/>
+                <w:sz w:val="20"/>
+                <w:szCs w:val="20"/>
+              </w:rPr>
+            </w:pPr>
+            <w:r>
+              <w:rPr>
+                <w:b/>
+                <w:bCs/>
+                <w:sz w:val="20"/>
+                <w:szCs w:val="20"/>
+              </w:rPr>
+              <w:t>LN1 FN1 LC1 FC1 LU1 FU1 EU1 LE1 FE1 EE1 LP1 FP1 CCP1 LI1 LT2 LCI1 LCA1 FCA1 LS1</w:t>
+            </w:r>
+          </w:p>
+          <w:p>
+            <w:pPr>
+              <w:rPr>
+                <w:b/>
+                <w:bCs/>
+                <w:sz w:val="20"/>
+                <w:szCs w:val="20"/>
+              </w:rPr>
+            </w:pPr>
+          </w:p>
+        </w:tc>
+        <w:tc>
+          <w:tcPr>
+            <w:tcW w:w="1695" w:type="dxa"/>
+          </w:tcPr>
+          <w:p>
+            <w:pPr>
+              <w:rPr>
+                <w:b/>
+                <w:bCs/>
+              </w:rPr>
+            </w:pPr>
+            <w:r>
+              <w:rPr>
+                <w:b/>
+                <w:bCs/>
+              </w:rPr>
+              <w:t>“Lunghezza Telefono non corretta”</w:t>
+            </w:r>
+          </w:p>
+        </w:tc>
+      </w:tr>
+      <w:tr>
+        <w:tc>
+          <w:tcPr>
+            <w:tcW w:w="4815" w:type="dxa"/>
+          </w:tcPr>
+          <w:p>
+            <w:pPr>
+              <w:rPr>
+                <w:b/>
+                <w:bCs/>
+                <w:sz w:val="20"/>
+                <w:szCs w:val="20"/>
+              </w:rPr>
+            </w:pPr>
+            <w:r>
+              <w:rPr>
+                <w:sz w:val="20"/>
+                <w:szCs w:val="20"/>
+              </w:rPr>
+              <w:t>TC_</w:t>
+            </w:r>
+            <w:r>
+              <w:rPr>
+                <w:sz w:val="20"/>
+                <w:szCs w:val="20"/>
+              </w:rPr>
+              <w:t>LUNGHEZZA</w:t>
+            </w:r>
+            <w:r>
+              <w:rPr>
+                <w:sz w:val="20"/>
+                <w:szCs w:val="20"/>
+              </w:rPr>
+              <w:t>_</w:t>
+            </w:r>
+            <w:r>
+              <w:rPr>
+                <w:sz w:val="20"/>
+                <w:szCs w:val="20"/>
+              </w:rPr>
+              <w:t>INDIRIZZO</w:t>
+            </w:r>
+            <w:r>
+              <w:rPr>
+                <w:sz w:val="20"/>
+                <w:szCs w:val="20"/>
+              </w:rPr>
+              <w:t>_</w:t>
+            </w:r>
+            <w:r>
+              <w:rPr>
+                <w:sz w:val="20"/>
+                <w:szCs w:val="20"/>
+              </w:rPr>
+              <w:t>NON</w:t>
+            </w:r>
+            <w:r>
+              <w:rPr>
+                <w:sz w:val="20"/>
+                <w:szCs w:val="20"/>
+              </w:rPr>
+              <w:t>_</w:t>
+            </w:r>
+            <w:r>
+              <w:rPr>
+                <w:sz w:val="20"/>
+                <w:szCs w:val="20"/>
+              </w:rPr>
+              <w:t>CORRETTA</w:t>
+            </w:r>
+          </w:p>
+        </w:tc>
+        <w:tc>
+          <w:tcPr>
+            <w:tcW w:w="3118" w:type="dxa"/>
+          </w:tcPr>
+          <w:p>
+            <w:pPr>
+              <w:rPr>
+                <w:b/>
+                <w:bCs/>
+                <w:sz w:val="20"/>
+                <w:szCs w:val="20"/>
+              </w:rPr>
+            </w:pPr>
+            <w:r>
+              <w:rPr>
+                <w:b/>
+                <w:bCs/>
+                <w:sz w:val="20"/>
+                <w:szCs w:val="20"/>
+              </w:rPr>
+              <w:t>LN1 FN1 LC1 FC1 LU1 FU1 EU1 LE1 FE1 EE1 LP1 FP1 CCP1 LI2 LT1 FT1 LCI1 LCA1 FCA1 LS1</w:t>
+            </w:r>
+          </w:p>
+          <w:p>
+            <w:pPr>
+              <w:rPr>
+                <w:b/>
+                <w:bCs/>
+                <w:sz w:val="20"/>
+                <w:szCs w:val="20"/>
+              </w:rPr>
+            </w:pPr>
+          </w:p>
+        </w:tc>
+        <w:tc>
+          <w:tcPr>
+            <w:tcW w:w="1695" w:type="dxa"/>
+          </w:tcPr>
+          <w:p>
+            <w:pPr>
+              <w:rPr>
+                <w:b/>
+                <w:bCs/>
+              </w:rPr>
+            </w:pPr>
+            <w:r>
+              <w:rPr>
+                <w:b/>
+                <w:bCs/>
+              </w:rPr>
+              <w:t>“Lunghezza Indirizzo non corretta”</w:t>
+            </w:r>
+          </w:p>
+        </w:tc>
+      </w:tr>
+      <w:tr>
+        <w:tc>
+          <w:tcPr>
+            <w:tcW w:w="4815" w:type="dxa"/>
+          </w:tcPr>
+          <w:p>
+            <w:pPr>
+              <w:rPr>
+                <w:b/>
+                <w:bCs/>
+                <w:sz w:val="20"/>
+                <w:szCs w:val="20"/>
+              </w:rPr>
+            </w:pPr>
+            <w:r>
+              <w:rPr>
+                <w:b/>
+                <w:bCs/>
+                <w:sz w:val="20"/>
+                <w:szCs w:val="20"/>
+              </w:rPr>
+              <w:t>TC_</w:t>
+            </w:r>
+            <w:r>
+              <w:rPr>
+                <w:sz w:val="20"/>
+                <w:szCs w:val="20"/>
+              </w:rPr>
+              <w:t xml:space="preserve"> </w:t>
+            </w:r>
+            <w:r>
+              <w:rPr>
+                <w:sz w:val="20"/>
+                <w:szCs w:val="20"/>
+              </w:rPr>
+              <w:t>CONFERMA_PASSWORD</w:t>
+            </w:r>
+            <w:r>
+              <w:rPr>
+                <w:sz w:val="20"/>
+                <w:szCs w:val="20"/>
+              </w:rPr>
+              <w:t>_</w:t>
+            </w:r>
+            <w:r>
+              <w:rPr>
+                <w:sz w:val="20"/>
+                <w:szCs w:val="20"/>
+              </w:rPr>
+              <w:t>NON</w:t>
+            </w:r>
+            <w:r>
+              <w:rPr>
+                <w:sz w:val="20"/>
+                <w:szCs w:val="20"/>
+              </w:rPr>
+              <w:t>_</w:t>
+            </w:r>
+            <w:r>
+              <w:rPr>
+                <w:sz w:val="20"/>
+                <w:szCs w:val="20"/>
+              </w:rPr>
+              <w:t>COINCIDE</w:t>
+            </w:r>
+            <w:r>
+              <w:rPr>
+                <w:sz w:val="20"/>
+                <w:szCs w:val="20"/>
+              </w:rPr>
+              <w:t>_</w:t>
+            </w:r>
+            <w:r>
+              <w:rPr>
+                <w:sz w:val="20"/>
+                <w:szCs w:val="20"/>
+              </w:rPr>
+              <w:t>CON IL</w:t>
+            </w:r>
+            <w:r>
+              <w:rPr>
+                <w:sz w:val="20"/>
+                <w:szCs w:val="20"/>
+              </w:rPr>
+              <w:t>_</w:t>
+            </w:r>
+            <w:r>
+              <w:rPr>
+                <w:sz w:val="20"/>
+                <w:szCs w:val="20"/>
+              </w:rPr>
+              <w:t>CAMPO</w:t>
+            </w:r>
+            <w:r>
+              <w:rPr>
+                <w:sz w:val="20"/>
+                <w:szCs w:val="20"/>
+              </w:rPr>
+              <w:t>_</w:t>
+            </w:r>
+            <w:r>
+              <w:rPr>
+                <w:sz w:val="20"/>
+                <w:szCs w:val="20"/>
+              </w:rPr>
+              <w:t>PASSWORD</w:t>
+            </w:r>
+          </w:p>
+        </w:tc>
+        <w:tc>
+          <w:tcPr>
+            <w:tcW w:w="3118" w:type="dxa"/>
+          </w:tcPr>
+          <w:p>
+            <w:pPr>
+              <w:rPr>
+                <w:b/>
+                <w:bCs/>
+                <w:sz w:val="20"/>
+                <w:szCs w:val="20"/>
+              </w:rPr>
+            </w:pPr>
+            <w:r>
+              <w:rPr>
+                <w:b/>
+                <w:bCs/>
+                <w:sz w:val="20"/>
+                <w:szCs w:val="20"/>
+              </w:rPr>
+              <w:t>LN1 FN1 LC1 FC1 LU1 FU1 EU1 LE1 FE1 EE1 LP1 FP1 CCP2 LI1 LT1 FT1 LCI1 LCA1 FCA1 LS1</w:t>
+            </w:r>
+          </w:p>
+          <w:p>
+            <w:pPr>
+              <w:rPr>
+                <w:b/>
+                <w:bCs/>
+                <w:sz w:val="20"/>
+                <w:szCs w:val="20"/>
+              </w:rPr>
+            </w:pPr>
+          </w:p>
+        </w:tc>
+        <w:tc>
+          <w:tcPr>
+            <w:tcW w:w="1695" w:type="dxa"/>
+          </w:tcPr>
+          <w:p>
+            <w:pPr>
+              <w:rPr>
+                <w:b/>
+                <w:bCs/>
+              </w:rPr>
+            </w:pPr>
+            <w:r>
+              <w:rPr>
+                <w:b/>
+                <w:bCs/>
+              </w:rPr>
+              <w:t>“Le password non coincidono”</w:t>
+            </w:r>
+          </w:p>
+        </w:tc>
+      </w:tr>
+      <w:tr>
+        <w:tc>
+          <w:tcPr>
+            <w:tcW w:w="4815" w:type="dxa"/>
+          </w:tcPr>
+          <w:p>
+            <w:pPr>
+              <w:rPr>
+                <w:b/>
+                <w:bCs/>
+                <w:sz w:val="20"/>
+                <w:szCs w:val="20"/>
+              </w:rPr>
+            </w:pPr>
+            <w:r>
+              <w:rPr>
+                <w:b/>
+                <w:bCs/>
+                <w:sz w:val="20"/>
+                <w:szCs w:val="20"/>
+              </w:rPr>
+              <w:t>TC_FORMATO_PASSWORD_ERRATO</w:t>
+            </w:r>
+          </w:p>
+        </w:tc>
+        <w:tc>
+          <w:tcPr>
+            <w:tcW w:w="3118" w:type="dxa"/>
+          </w:tcPr>
+          <w:p>
+            <w:pPr>
+              <w:rPr>
+                <w:b/>
+                <w:bCs/>
+                <w:sz w:val="20"/>
+                <w:szCs w:val="20"/>
+              </w:rPr>
+            </w:pPr>
+            <w:r>
+              <w:rPr>
+                <w:b/>
+                <w:bCs/>
+                <w:sz w:val="20"/>
+                <w:szCs w:val="20"/>
+              </w:rPr>
+              <w:t>LN1 FN1 LC1 FC1 LU1 FU1 EU1 LE1 FE1 EE1 LP1 FP2 CCP1 LI1 LT1 FT1 LCI1 LCA1 FCA1 LS1</w:t>
+            </w:r>
+          </w:p>
+        </w:tc>
+        <w:tc>
+          <w:tcPr>
+            <w:tcW w:w="1695" w:type="dxa"/>
+          </w:tcPr>
+          <w:p>
+            <w:pPr>
+              <w:rPr>
+                <w:b/>
+                <w:bCs/>
+              </w:rPr>
+            </w:pPr>
+            <w:r>
+              <w:rPr>
+                <w:b/>
+                <w:bCs/>
+              </w:rPr>
+              <w:t>“Formato Password errato”</w:t>
+            </w:r>
+          </w:p>
+        </w:tc>
+      </w:tr>
+      <w:tr>
+        <w:tc>
+          <w:tcPr>
+            <w:tcW w:w="4815" w:type="dxa"/>
+          </w:tcPr>
+          <w:p>
+            <w:pPr>
+              <w:rPr>
+                <w:b/>
+                <w:bCs/>
+                <w:sz w:val="20"/>
+                <w:szCs w:val="20"/>
+              </w:rPr>
+            </w:pPr>
+            <w:r>
+              <w:rPr>
+                <w:b/>
+                <w:bCs/>
+                <w:sz w:val="20"/>
+                <w:szCs w:val="20"/>
+              </w:rPr>
+              <w:t>TC_</w:t>
+            </w:r>
+            <w:r>
+              <w:rPr>
+                <w:sz w:val="20"/>
+                <w:szCs w:val="20"/>
+              </w:rPr>
+              <w:t xml:space="preserve"> LUNGHEZZA_PASSWORD_NON_CORRETTA</w:t>
+            </w:r>
+          </w:p>
+        </w:tc>
+        <w:tc>
+          <w:tcPr>
+            <w:tcW w:w="3118" w:type="dxa"/>
+          </w:tcPr>
+          <w:p>
+            <w:pPr>
+              <w:rPr>
+                <w:b/>
+                <w:bCs/>
+                <w:sz w:val="20"/>
+                <w:szCs w:val="20"/>
+              </w:rPr>
+            </w:pPr>
+            <w:r>
+              <w:rPr>
+                <w:b/>
+                <w:bCs/>
+                <w:sz w:val="20"/>
+                <w:szCs w:val="20"/>
+              </w:rPr>
+              <w:t>LN1 FN1 LC1 FC1 LU1 FU1 EU1 LE1 FE1 EE1 LP2 CCP1 LI1 LT1 FT1 LCI1 LCA1 FCA1 LS1</w:t>
+            </w:r>
+          </w:p>
+        </w:tc>
+        <w:tc>
+          <w:tcPr>
+            <w:tcW w:w="1695" w:type="dxa"/>
+          </w:tcPr>
+          <w:p>
+            <w:pPr>
+              <w:rPr>
+                <w:b/>
+                <w:bCs/>
+              </w:rPr>
+            </w:pPr>
+            <w:r>
+              <w:rPr>
+                <w:b/>
+                <w:bCs/>
+              </w:rPr>
+              <w:t>“Lunghezza password non corretta”</w:t>
+            </w:r>
+          </w:p>
+        </w:tc>
+      </w:tr>
+      <w:tr>
+        <w:tc>
+          <w:tcPr>
+            <w:tcW w:w="4815" w:type="dxa"/>
+          </w:tcPr>
+          <w:p>
+            <w:pPr>
+              <w:rPr>
+                <w:b/>
+                <w:bCs/>
+                <w:sz w:val="20"/>
+                <w:szCs w:val="20"/>
+              </w:rPr>
+            </w:pPr>
+            <w:r>
+              <w:rPr>
+                <w:b/>
+                <w:bCs/>
+                <w:sz w:val="20"/>
+                <w:szCs w:val="20"/>
+              </w:rPr>
+              <w:t>TC_</w:t>
+            </w:r>
+            <w:r>
+              <w:rPr>
+                <w:sz w:val="20"/>
+                <w:szCs w:val="20"/>
+              </w:rPr>
+              <w:t xml:space="preserve"> EMAIL_ESISTENTE_NEL_DB</w:t>
+            </w:r>
+          </w:p>
+        </w:tc>
+        <w:tc>
+          <w:tcPr>
+            <w:tcW w:w="3118" w:type="dxa"/>
+          </w:tcPr>
+          <w:p>
+            <w:pPr>
+              <w:rPr>
+                <w:b/>
+                <w:bCs/>
+                <w:sz w:val="20"/>
+                <w:szCs w:val="20"/>
+              </w:rPr>
+            </w:pPr>
+            <w:r>
+              <w:rPr>
+                <w:b/>
+                <w:bCs/>
+                <w:sz w:val="20"/>
+                <w:szCs w:val="20"/>
+              </w:rPr>
+              <w:t>LN1 FN1 LC1 FC1 LU1 FU1 EU1 LE1 FE1 EE2 LP1 FP1 CCP1 LI1 LT1 FT1 LCI1 LCA1 FCA1 LS1</w:t>
+            </w:r>
+          </w:p>
+        </w:tc>
+        <w:tc>
+          <w:tcPr>
+            <w:tcW w:w="1695" w:type="dxa"/>
+          </w:tcPr>
+          <w:p>
+            <w:pPr>
+              <w:rPr>
+                <w:b/>
+                <w:bCs/>
+              </w:rPr>
+            </w:pPr>
+            <w:r>
+              <w:rPr>
+                <w:b/>
+                <w:bCs/>
+              </w:rPr>
+              <w:t>“Mail già esistente nel DB”</w:t>
+            </w:r>
+          </w:p>
+        </w:tc>
+      </w:tr>
+      <w:tr>
+        <w:tc>
+          <w:tcPr>
+            <w:tcW w:w="4815" w:type="dxa"/>
+          </w:tcPr>
+          <w:p>
+            <w:pPr>
+              <w:rPr>
+                <w:b/>
+                <w:bCs/>
+                <w:sz w:val="20"/>
+                <w:szCs w:val="20"/>
+              </w:rPr>
+            </w:pPr>
+            <w:r>
+              <w:rPr>
+                <w:b/>
+                <w:bCs/>
+                <w:sz w:val="20"/>
+                <w:szCs w:val="20"/>
+              </w:rPr>
+              <w:t>TC_FORMATO_MAIL_ERRORE</w:t>
+            </w:r>
+          </w:p>
+        </w:tc>
+        <w:tc>
+          <w:tcPr>
+            <w:tcW w:w="3118" w:type="dxa"/>
+          </w:tcPr>
+          <w:p>
+            <w:pPr>
+              <w:rPr>
+                <w:b/>
+                <w:bCs/>
+                <w:sz w:val="20"/>
+                <w:szCs w:val="20"/>
+              </w:rPr>
+            </w:pPr>
+            <w:r>
+              <w:rPr>
+                <w:b/>
+                <w:bCs/>
+                <w:sz w:val="20"/>
+                <w:szCs w:val="20"/>
+              </w:rPr>
+              <w:t>LN1 FN1 LC1 FC1 LU1 FU1 EU1 LE1 FE2 LP1 FP1 CCP1 LI1 LT1 FT1 LCI1 LCA1 FCA1 LS1</w:t>
+            </w:r>
+          </w:p>
+        </w:tc>
+        <w:tc>
+          <w:tcPr>
+            <w:tcW w:w="1695" w:type="dxa"/>
+          </w:tcPr>
+          <w:p>
+            <w:pPr>
+              <w:rPr>
+                <w:b/>
+                <w:bCs/>
+              </w:rPr>
+            </w:pPr>
+            <w:r>
+              <w:rPr>
+                <w:b/>
+                <w:bCs/>
+              </w:rPr>
+              <w:t>“Formato e-mail non corretto”</w:t>
+            </w:r>
+          </w:p>
+        </w:tc>
+      </w:tr>
+      <w:tr>
+        <w:tc>
+          <w:tcPr>
+            <w:tcW w:w="4815" w:type="dxa"/>
+          </w:tcPr>
+          <w:p>
+            <w:pPr>
+              <w:rPr>
+                <w:b/>
+                <w:bCs/>
+                <w:sz w:val="20"/>
+                <w:szCs w:val="20"/>
+              </w:rPr>
+            </w:pPr>
+            <w:r>
+              <w:rPr>
+                <w:b/>
+                <w:bCs/>
+                <w:sz w:val="20"/>
+                <w:szCs w:val="20"/>
+              </w:rPr>
+              <w:t>TC_LUNGHEZZA_MAIL_ERRORE</w:t>
+            </w:r>
+          </w:p>
+        </w:tc>
+        <w:tc>
+          <w:tcPr>
+            <w:tcW w:w="3118" w:type="dxa"/>
+          </w:tcPr>
+          <w:p>
+            <w:pPr>
+              <w:rPr>
+                <w:b/>
+                <w:bCs/>
+                <w:sz w:val="20"/>
+                <w:szCs w:val="20"/>
+              </w:rPr>
+            </w:pPr>
+            <w:r>
+              <w:rPr>
+                <w:b/>
+                <w:bCs/>
+                <w:sz w:val="20"/>
+                <w:szCs w:val="20"/>
+              </w:rPr>
+              <w:t>LN1 FN1 LC1 FC1 LU1 FU1 EU1 LE2 LP1 FP1 CCP1 LI1 LT1 FT1 LCI1 LCA1 FCA1 LS1</w:t>
+            </w:r>
+          </w:p>
+          <w:p>
+            <w:pPr>
+              <w:rPr>
+                <w:b/>
+                <w:bCs/>
+                <w:sz w:val="20"/>
+                <w:szCs w:val="20"/>
+              </w:rPr>
+            </w:pPr>
+          </w:p>
+        </w:tc>
+        <w:tc>
+          <w:tcPr>
+            <w:tcW w:w="1695" w:type="dxa"/>
+          </w:tcPr>
+          <w:p>
+            <w:pPr>
+              <w:rPr>
+                <w:b/>
+                <w:bCs/>
+              </w:rPr>
+            </w:pPr>
+            <w:r>
+              <w:rPr>
+                <w:b/>
+                <w:bCs/>
+              </w:rPr>
+              <w:t>“Lunghezza mail non corretta”</w:t>
+            </w:r>
+          </w:p>
+        </w:tc>
+      </w:tr>
+      <w:tr>
+        <w:tc>
+          <w:tcPr>
+            <w:tcW w:w="4815" w:type="dxa"/>
+          </w:tcPr>
+          <w:p>
+            <w:pPr>
+              <w:rPr>
+                <w:b/>
+                <w:bCs/>
+                <w:sz w:val="20"/>
+                <w:szCs w:val="20"/>
+              </w:rPr>
+            </w:pPr>
+            <w:r>
+              <w:rPr>
+                <w:b/>
+                <w:bCs/>
+                <w:sz w:val="20"/>
+                <w:szCs w:val="20"/>
+              </w:rPr>
+              <w:t>TC_USERNAME_ESISTENTE</w:t>
+            </w:r>
+          </w:p>
+        </w:tc>
+        <w:tc>
+          <w:tcPr>
+            <w:tcW w:w="3118" w:type="dxa"/>
+          </w:tcPr>
+          <w:p>
+            <w:pPr>
+              <w:rPr>
+                <w:b/>
+                <w:bCs/>
+                <w:sz w:val="20"/>
+                <w:szCs w:val="20"/>
+              </w:rPr>
+            </w:pPr>
+            <w:r>
+              <w:rPr>
+                <w:b/>
+                <w:bCs/>
+                <w:sz w:val="20"/>
+                <w:szCs w:val="20"/>
+              </w:rPr>
+              <w:t>LN1 FN1 LC1 FC1 LU1 FU1 EU2 LE1 FE1 EE1 LP1 FP1 CCP1 LI1 LT1 FT1 LCI1 LCA1 FCA1 LS1</w:t>
+            </w:r>
+          </w:p>
+        </w:tc>
+        <w:tc>
+          <w:tcPr>
+            <w:tcW w:w="1695" w:type="dxa"/>
+          </w:tcPr>
+          <w:p>
+            <w:pPr>
+              <w:rPr>
+                <w:b/>
+                <w:bCs/>
+              </w:rPr>
+            </w:pPr>
+            <w:r>
+              <w:rPr>
+                <w:b/>
+                <w:bCs/>
+              </w:rPr>
+              <w:t xml:space="preserve">“Username </w:t>
+            </w:r>
+            <w:proofErr w:type="spellStart"/>
+            <w:r>
+              <w:rPr>
+                <w:b/>
+                <w:bCs/>
+              </w:rPr>
+              <w:t>gia</w:t>
+            </w:r>
+            <w:proofErr w:type="spellEnd"/>
+            <w:r>
+              <w:rPr>
+                <w:b/>
+                <w:bCs/>
+              </w:rPr>
+              <w:t xml:space="preserve"> esistente nel DB”</w:t>
+            </w:r>
+          </w:p>
+        </w:tc>
+      </w:tr>
+      <w:tr>
+        <w:tc>
+          <w:tcPr>
+            <w:tcW w:w="4815" w:type="dxa"/>
+          </w:tcPr>
+          <w:p>
+            <w:pPr>
+              <w:rPr>
+                <w:b/>
+                <w:bCs/>
+                <w:sz w:val="20"/>
+                <w:szCs w:val="20"/>
+              </w:rPr>
+            </w:pPr>
+            <w:r>
+              <w:rPr>
+                <w:b/>
+                <w:bCs/>
+                <w:sz w:val="20"/>
+                <w:szCs w:val="20"/>
+              </w:rPr>
+              <w:t>TC_FORMATO_USERNAME_ERRORE</w:t>
+            </w:r>
+          </w:p>
+        </w:tc>
+        <w:tc>
+          <w:tcPr>
+            <w:tcW w:w="3118" w:type="dxa"/>
+          </w:tcPr>
+          <w:p>
+            <w:pPr>
+              <w:rPr>
+                <w:b/>
+                <w:bCs/>
+                <w:sz w:val="20"/>
+                <w:szCs w:val="20"/>
+              </w:rPr>
+            </w:pPr>
+            <w:r>
+              <w:rPr>
+                <w:b/>
+                <w:bCs/>
+                <w:sz w:val="20"/>
+                <w:szCs w:val="20"/>
+              </w:rPr>
+              <w:t>LN1 FN1 LC1 FC1 LU1 FU2 LE1 FE1 EE1 LP1 FP1 CCP1 LI1 LT1 FT1 LCI1 LCA1 FCA1 LS1</w:t>
+            </w:r>
+          </w:p>
+        </w:tc>
+        <w:tc>
+          <w:tcPr>
+            <w:tcW w:w="1695" w:type="dxa"/>
+          </w:tcPr>
+          <w:p>
+            <w:pPr>
+              <w:rPr>
+                <w:b/>
+                <w:bCs/>
+              </w:rPr>
+            </w:pPr>
+            <w:r>
+              <w:rPr>
+                <w:b/>
+                <w:bCs/>
+              </w:rPr>
+              <w:t>“Formato username non corretto”</w:t>
+            </w:r>
+          </w:p>
+        </w:tc>
+      </w:tr>
+      <w:tr>
+        <w:tc>
+          <w:tcPr>
+            <w:tcW w:w="4815" w:type="dxa"/>
+          </w:tcPr>
+          <w:p>
+            <w:pPr>
+              <w:rPr>
+                <w:b/>
+                <w:bCs/>
+                <w:sz w:val="20"/>
+                <w:szCs w:val="20"/>
+              </w:rPr>
+            </w:pPr>
+            <w:r>
+              <w:rPr>
+                <w:b/>
+                <w:bCs/>
+                <w:sz w:val="20"/>
+                <w:szCs w:val="20"/>
+              </w:rPr>
+              <w:t>TC_LUNGHEZZA_USERNAME_ERRORE</w:t>
+            </w:r>
+          </w:p>
+        </w:tc>
+        <w:tc>
+          <w:tcPr>
+            <w:tcW w:w="3118" w:type="dxa"/>
+          </w:tcPr>
+          <w:p>
+            <w:pPr>
+              <w:rPr>
+                <w:b/>
+                <w:bCs/>
+                <w:sz w:val="20"/>
+                <w:szCs w:val="20"/>
+              </w:rPr>
+            </w:pPr>
+            <w:r>
+              <w:rPr>
+                <w:b/>
+                <w:bCs/>
+                <w:sz w:val="20"/>
+                <w:szCs w:val="20"/>
+              </w:rPr>
+              <w:t>LN1 FN1 LC1 FC1 LU2 LE1 FE1 EE1 LP1 FP1 CCP1 LI1 LT1 FT1 LCI1 LCA1 FCA1 LS1</w:t>
+            </w:r>
+          </w:p>
+          <w:p>
+            <w:pPr>
+              <w:rPr>
+                <w:b/>
+                <w:bCs/>
+                <w:sz w:val="20"/>
+                <w:szCs w:val="20"/>
+              </w:rPr>
+            </w:pPr>
+          </w:p>
+        </w:tc>
+        <w:tc>
+          <w:tcPr>
+            <w:tcW w:w="1695" w:type="dxa"/>
+          </w:tcPr>
+          <w:p>
+            <w:pPr>
+              <w:rPr>
+                <w:b/>
+                <w:bCs/>
+              </w:rPr>
+            </w:pPr>
+            <w:r>
+              <w:rPr>
+                <w:b/>
+                <w:bCs/>
+              </w:rPr>
+              <w:t>“Lunghezza username non corretta”</w:t>
+            </w:r>
+          </w:p>
+        </w:tc>
+      </w:tr>
+      <w:tr>
+        <w:tc>
+          <w:tcPr>
+            <w:tcW w:w="4815" w:type="dxa"/>
+          </w:tcPr>
+          <w:p>
+            <w:pPr>
+              <w:rPr>
+                <w:b/>
+                <w:bCs/>
+                <w:sz w:val="20"/>
+                <w:szCs w:val="20"/>
+              </w:rPr>
+            </w:pPr>
+            <w:r>
+              <w:rPr>
+                <w:b/>
+                <w:bCs/>
+                <w:sz w:val="20"/>
+                <w:szCs w:val="20"/>
+              </w:rPr>
+              <w:lastRenderedPageBreak/>
+              <w:t>TC_FORMATO_COGNOME_ERRORE</w:t>
+            </w:r>
+          </w:p>
+        </w:tc>
+        <w:tc>
+          <w:tcPr>
+            <w:tcW w:w="3118" w:type="dxa"/>
+          </w:tcPr>
+          <w:p>
+            <w:pPr>
+              <w:rPr>
+                <w:b/>
+                <w:bCs/>
+                <w:sz w:val="20"/>
+                <w:szCs w:val="20"/>
+              </w:rPr>
+            </w:pPr>
+            <w:r>
+              <w:rPr>
+                <w:b/>
+                <w:bCs/>
+                <w:sz w:val="20"/>
+                <w:szCs w:val="20"/>
+              </w:rPr>
+              <w:t>LN1 FN1 LC1 FC2 LU1 FU1 EU1 LE1 FE1 EE1 LP1 FP1 CCP1 LI1 LT1 FT1 LCI1 LCA1 FCA1 LS1</w:t>
+            </w:r>
+          </w:p>
+        </w:tc>
+        <w:tc>
+          <w:tcPr>
+            <w:tcW w:w="1695" w:type="dxa"/>
+          </w:tcPr>
+          <w:p>
+            <w:pPr>
+              <w:rPr>
+                <w:b/>
+                <w:bCs/>
+              </w:rPr>
+            </w:pPr>
+            <w:r>
+              <w:rPr>
+                <w:b/>
+                <w:bCs/>
+              </w:rPr>
+              <w:t>“Formato cognome non corretto”</w:t>
+            </w:r>
+          </w:p>
+        </w:tc>
+      </w:tr>
+      <w:tr>
+        <w:tc>
+          <w:tcPr>
+            <w:tcW w:w="4815" w:type="dxa"/>
+          </w:tcPr>
+          <w:p>
+            <w:pPr>
+              <w:rPr>
+                <w:b/>
+                <w:bCs/>
+                <w:sz w:val="20"/>
+                <w:szCs w:val="20"/>
+              </w:rPr>
+            </w:pPr>
+          </w:p>
+          <w:p>
+            <w:pPr>
+              <w:rPr>
+                <w:b/>
+                <w:bCs/>
+                <w:sz w:val="20"/>
+                <w:szCs w:val="20"/>
+              </w:rPr>
+            </w:pPr>
+            <w:r>
+              <w:rPr>
+                <w:b/>
+                <w:bCs/>
+                <w:sz w:val="20"/>
+                <w:szCs w:val="20"/>
+              </w:rPr>
+              <w:t>TC_LUNGHEZZA_COGNOME_ERRORE</w:t>
+            </w:r>
+          </w:p>
+        </w:tc>
+        <w:tc>
+          <w:tcPr>
+            <w:tcW w:w="3118" w:type="dxa"/>
+          </w:tcPr>
+          <w:p>
+            <w:pPr>
+              <w:rPr>
+                <w:b/>
+                <w:bCs/>
+                <w:sz w:val="20"/>
+                <w:szCs w:val="20"/>
+              </w:rPr>
+            </w:pPr>
+          </w:p>
+          <w:p>
+            <w:pPr>
+              <w:rPr>
+                <w:b/>
+                <w:bCs/>
+                <w:sz w:val="20"/>
+                <w:szCs w:val="20"/>
+              </w:rPr>
+            </w:pPr>
+            <w:r>
+              <w:rPr>
+                <w:b/>
+                <w:bCs/>
+                <w:sz w:val="20"/>
+                <w:szCs w:val="20"/>
+              </w:rPr>
+              <w:t>LN1 FN1 LC2 LU1 FU1 EU1 LE1 FE1 EE1 LP1 FP1 CCP1 LI1 LT1 FT1 LCI1 LCA1 FCA1 LS1</w:t>
+            </w:r>
+          </w:p>
+        </w:tc>
+        <w:tc>
+          <w:tcPr>
+            <w:tcW w:w="1695" w:type="dxa"/>
+          </w:tcPr>
+          <w:p>
+            <w:pPr>
+              <w:rPr>
+                <w:b/>
+                <w:bCs/>
+              </w:rPr>
+            </w:pPr>
+            <w:r>
+              <w:rPr>
+                <w:b/>
+                <w:bCs/>
+              </w:rPr>
+              <w:t>“Lunghezza cognome non corretta”</w:t>
+            </w:r>
+          </w:p>
+        </w:tc>
+      </w:tr>
+      <w:tr>
+        <w:tc>
+          <w:tcPr>
+            <w:tcW w:w="4815" w:type="dxa"/>
+          </w:tcPr>
+          <w:p>
+            <w:pPr>
+              <w:rPr>
+                <w:b/>
+                <w:bCs/>
+                <w:sz w:val="20"/>
+                <w:szCs w:val="20"/>
+              </w:rPr>
+            </w:pPr>
+            <w:r>
+              <w:rPr>
+                <w:b/>
+                <w:bCs/>
+                <w:sz w:val="20"/>
+                <w:szCs w:val="20"/>
+              </w:rPr>
+              <w:t>TC_FORMATO_NOME_ERRORE</w:t>
+            </w:r>
+          </w:p>
+        </w:tc>
+        <w:tc>
+          <w:tcPr>
+            <w:tcW w:w="3118" w:type="dxa"/>
+          </w:tcPr>
+          <w:p>
+            <w:pPr>
+              <w:rPr>
+                <w:b/>
+                <w:bCs/>
+                <w:sz w:val="20"/>
+                <w:szCs w:val="20"/>
+              </w:rPr>
+            </w:pPr>
+            <w:r>
+              <w:rPr>
+                <w:b/>
+                <w:bCs/>
+                <w:sz w:val="20"/>
+                <w:szCs w:val="20"/>
+              </w:rPr>
+              <w:t>LN1 FN2 LC1 FC1 LU1 FU1 EU1 LE1 FE1 EE1 LP1 FP1 CCP1 LI1 LT1 FT1 LCI1 LCA1 FCA1 LS1</w:t>
+            </w:r>
+          </w:p>
+        </w:tc>
+        <w:tc>
+          <w:tcPr>
+            <w:tcW w:w="1695" w:type="dxa"/>
+          </w:tcPr>
+          <w:p>
+            <w:pPr>
+              <w:rPr>
+                <w:b/>
+                <w:bCs/>
+              </w:rPr>
+            </w:pPr>
+            <w:r>
+              <w:rPr>
+                <w:b/>
+                <w:bCs/>
+              </w:rPr>
+              <w:t>“Formato nome non corretto”</w:t>
+            </w:r>
+          </w:p>
+        </w:tc>
+      </w:tr>
+      <w:tr>
+        <w:tc>
+          <w:tcPr>
+            <w:tcW w:w="4815" w:type="dxa"/>
+          </w:tcPr>
+          <w:p>
+            <w:pPr>
+              <w:rPr>
+                <w:b/>
+                <w:bCs/>
+                <w:sz w:val="20"/>
+                <w:szCs w:val="20"/>
+              </w:rPr>
+            </w:pPr>
+            <w:r>
+              <w:rPr>
+                <w:b/>
+                <w:bCs/>
+                <w:sz w:val="20"/>
+                <w:szCs w:val="20"/>
+              </w:rPr>
+              <w:t>TC_LUNGHEZZA_NOME_ERRORE</w:t>
+            </w:r>
+          </w:p>
+        </w:tc>
+        <w:tc>
+          <w:tcPr>
+            <w:tcW w:w="3118" w:type="dxa"/>
+          </w:tcPr>
+          <w:p>
+            <w:pPr>
+              <w:rPr>
+                <w:b/>
+                <w:bCs/>
+                <w:sz w:val="20"/>
+                <w:szCs w:val="20"/>
+              </w:rPr>
+            </w:pPr>
+            <w:r>
+              <w:rPr>
+                <w:b/>
+                <w:bCs/>
+                <w:sz w:val="20"/>
+                <w:szCs w:val="20"/>
+              </w:rPr>
+              <w:t>LN2 LC1 FC1 LU1 FU1 EU1 LE1 FE1 EE1 LP1 FP1 CCP1 LI1 LT1 FT1 LCI1 LCA1 FCA1 LS1</w:t>
+            </w:r>
+          </w:p>
+        </w:tc>
+        <w:tc>
+          <w:tcPr>
+            <w:tcW w:w="1695" w:type="dxa"/>
+          </w:tcPr>
+          <w:p>
+            <w:pPr>
+              <w:rPr>
+                <w:b/>
+                <w:bCs/>
+              </w:rPr>
+            </w:pPr>
+            <w:r>
+              <w:rPr>
+                <w:b/>
+                <w:bCs/>
+              </w:rPr>
+              <w:t>“Lunghezza nome non corretta”</w:t>
+            </w:r>
+          </w:p>
+        </w:tc>
+      </w:tr>
+    </w:tbl>
+    <w:p>
+      <w:pPr>
+        <w:rPr>
+          <w:b/>
+          <w:bCs/>
+        </w:rPr>
+      </w:pPr>
+    </w:p>
+    <w:p>
+      <w:pPr>
+        <w:rPr>
+          <w:b/>
+          <w:bCs/>
+        </w:rPr>
+      </w:pPr>
+    </w:p>
+    <w:p>
+      <w:pPr>
+        <w:rPr>
+          <w:b/>
+          <w:bCs/>
+          <w:sz w:val="20"/>
+          <w:szCs w:val="20"/>
+        </w:rPr>
+      </w:pPr>
+    </w:p>
+    <w:p>
+      <w:pPr>
+        <w:rPr>
+          <w:b/>
+          <w:bCs/>
+          <w:sz w:val="20"/>
+          <w:szCs w:val="20"/>
+        </w:rPr>
+      </w:pPr>
+    </w:p>
+    <w:p>
+      <w:pPr>
+        <w:rPr>
+          <w:b/>
+          <w:bCs/>
+          <w:sz w:val="28"/>
+          <w:szCs w:val="28"/>
+        </w:rPr>
+      </w:pPr>
+      <w:r>
+        <w:rPr>
+          <w:b/>
+          <w:bCs/>
+          <w:sz w:val="28"/>
+          <w:szCs w:val="28"/>
+        </w:rPr>
+        <w:t>TC_Modifica</w:t>
+      </w:r>
+      <w:r>
+        <w:rPr>
+          <w:b/>
+          <w:bCs/>
+          <w:sz w:val="28"/>
+          <w:szCs w:val="28"/>
+        </w:rPr>
+        <w:t>-</w:t>
+      </w:r>
+      <w:r>
+        <w:rPr>
+          <w:b/>
+          <w:bCs/>
+          <w:sz w:val="28"/>
+          <w:szCs w:val="28"/>
+        </w:rPr>
+        <w:t>Informazioni</w:t>
+      </w:r>
+      <w:r>
+        <w:rPr>
+          <w:b/>
+          <w:bCs/>
+          <w:sz w:val="28"/>
+          <w:szCs w:val="28"/>
+        </w:rPr>
+        <w:t>-</w:t>
+      </w:r>
+      <w:r>
+        <w:rPr>
+          <w:b/>
+          <w:bCs/>
+          <w:sz w:val="28"/>
+          <w:szCs w:val="28"/>
+        </w:rPr>
+        <w:t>Personali</w:t>
+      </w:r>
+    </w:p>
+    <w:p>
+      <w:pPr>
+        <w:rPr>
+          <w:sz w:val="28"/>
+          <w:szCs w:val="28"/>
+        </w:rPr>
+      </w:pPr>
+    </w:p>
+    <w:p>
+      <w:pPr>
+        <w:rPr>
+          <w:sz w:val="28"/>
+          <w:szCs w:val="28"/>
+        </w:rPr>
+      </w:pPr>
+      <w:r>
+        <w:rPr>
+          <w:sz w:val="28"/>
+          <w:szCs w:val="28"/>
+        </w:rPr>
+        <w:t xml:space="preserve">PARAMETRI: </w:t>
+      </w:r>
+    </w:p>
+    <w:p>
+      <w:pPr>
+        <w:rPr>
+          <w:sz w:val="28"/>
+          <w:szCs w:val="28"/>
+        </w:rPr>
+      </w:pPr>
+      <w:r>
+        <w:rPr>
+          <w:sz w:val="28"/>
+          <w:szCs w:val="28"/>
+        </w:rPr>
+        <w:t>Nome, Cognome, Username, E-mail, Password, Conferma_Password, Indirizzo, Telefono, Città, Cap, Stato.</w:t>
+      </w:r>
+    </w:p>
+    <w:p>
+      <w:pPr>
+        <w:rPr>
+          <w:sz w:val="28"/>
+          <w:szCs w:val="28"/>
+        </w:rPr>
+      </w:pPr>
+    </w:p>
+    <w:p/>
+    <w:tbl>
+      <w:tblPr>
+        <w:tblStyle w:val="Grigliatabella"/>
+        <w:tblW w:w="0" w:type="auto"/>
+        <w:tblLook w:val="04A0" w:firstRow="1" w:lastRow="0" w:firstColumn="1" w:lastColumn="0" w:noHBand="0" w:noVBand="1"/>
+      </w:tblPr>
+      <w:tblGrid>
+        <w:gridCol w:w="2802"/>
+        <w:gridCol w:w="6826"/>
+      </w:tblGrid>
+      <w:tr>
+        <w:trPr>
+          <w:trHeight w:val="83"/>
+        </w:trPr>
+        <w:tc>
+          <w:tcPr>
+            <w:tcW w:w="9628" w:type="dxa"/>
+            <w:gridSpan w:val="2"/>
+            <w:shd w:val="clear" w:color="auto" w:fill="92D050"/>
+          </w:tcPr>
+          <w:p>
+            <w:pPr>
+              <w:jc w:val="center"/>
+            </w:pPr>
+            <w:r>
+              <w:t>Parametro: Nome</w:t>
+            </w:r>
+          </w:p>
+        </w:tc>
+      </w:tr>
+      <w:tr>
+        <w:tc>
+          <w:tcPr>
+            <w:tcW w:w="2802" w:type="dxa"/>
+            <w:shd w:val="clear" w:color="auto" w:fill="92D050"/>
+          </w:tcPr>
+          <w:p>
+            <w:pPr>
+              <w:jc w:val="center"/>
+            </w:pPr>
+            <w:r>
+              <w:t>Categorie</w:t>
+            </w:r>
+          </w:p>
+        </w:tc>
+        <w:tc>
+          <w:tcPr>
+            <w:tcW w:w="6826" w:type="dxa"/>
+            <w:shd w:val="clear" w:color="auto" w:fill="92D050"/>
+          </w:tcPr>
+          <w:p>
+            <w:pPr>
+              <w:jc w:val="center"/>
+            </w:pPr>
+            <w:r>
+              <w:t>Scelte</w:t>
+            </w:r>
+          </w:p>
+        </w:tc>
+      </w:tr>
+      <w:tr>
+        <w:tc>
+          <w:tcPr>
+            <w:tcW w:w="2802" w:type="dxa"/>
+            <w:shd w:val="clear" w:color="auto" w:fill="92D050"/>
+          </w:tcPr>
+          <w:p>
+            <w:r>
+              <w:t xml:space="preserve">Lunghezza Nome LN </w:t>
+            </w:r>
+          </w:p>
+        </w:tc>
+        <w:tc>
+          <w:tcPr>
+            <w:tcW w:w="6826" w:type="dxa"/>
+          </w:tcPr>
+          <w:p>
+            <w:r>
+              <w:t>1. Lunghezza corretta&gt;1 e &lt;=15  [property LN_VALID]</w:t>
+            </w:r>
+          </w:p>
+          <w:p>
+            <w:r>
+              <w:t xml:space="preserve">2. Lunghezza non corretta </w:t>
+            </w:r>
+          </w:p>
+        </w:tc>
+      </w:tr>
+      <w:tr>
+        <w:tc>
+          <w:tcPr>
+            <w:tcW w:w="2802" w:type="dxa"/>
+            <w:shd w:val="clear" w:color="auto" w:fill="92D050"/>
+          </w:tcPr>
+          <w:p>
+            <w:r>
+              <w:t>Formato Nome FN</w:t>
+            </w:r>
+          </w:p>
+        </w:tc>
+        <w:tc>
+          <w:tcPr>
+            <w:tcW w:w="6826" w:type="dxa"/>
+          </w:tcPr>
+          <w:p>
+            <w:r>
+              <w:t>1. Rispetta il formato        [if LN_VALID][property FN_VALID]</w:t>
+            </w:r>
+          </w:p>
+          <w:p>
+            <w:r>
+              <w:t>2. Non rispetta il formato  [property FN_NOT_VALID ]</w:t>
+            </w:r>
+          </w:p>
+          <w:p/>
+        </w:tc>
+      </w:tr>
+    </w:tbl>
+    <w:p>
+      <w:r>
+        <w:t>*Rispetta il formato: La Stringa non presenta caratteri speciali e/o numeri.</w:t>
+      </w:r>
+    </w:p>
+    <w:p/>
+    <w:p>
+      <w:pPr>
+        <w:rPr>
+          <w:b/>
+          <w:bCs/>
+        </w:rPr>
+      </w:pPr>
+      <w:r>
+        <w:rPr>
+          <w:b/>
+          <w:bCs/>
+        </w:rPr>
+        <w:t xml:space="preserve">LN2 LC1 FC1 LU1 FU1 EU1 LE1 FE1 EE1 LP1 FP1 CCP1 LI1 LT1 FT1 LCI1 LCA1 FCA1 LS1 : </w:t>
       </w:r>
       <w:r>
         <w:t>errore lunghezza nome</w:t>
@@ -2709,21 +6798,7 @@
           <w:b/>
           <w:bCs/>
         </w:rPr>
-        <w:t>LN1 FN2 LC1 FC1 LU1 FU1 EU1 LE1 FE1 EE1 LP1 FP1</w:t>
-      </w:r>
-      <w:r>
-        <w:rPr>
-          <w:b/>
-          <w:bCs/>
-        </w:rPr>
-        <w:t xml:space="preserve"> </w:t>
-      </w:r>
-      <w:r>
-        <w:rPr>
-          <w:b/>
-          <w:bCs/>
-        </w:rPr>
-        <w:t>CCP1 LI1 LT1 FT1 LCI1 LCA1 FCA1 LS1</w:t>
+        <w:t>LN1 FN2 LC1 FC1 LU1 FU1 EU1 LE1 FE1 EE1 LP1 FP1 CCP1 LI1 LT1 FT1 LCI1 LCA1 FCA1 LS1</w:t>
       </w:r>
       <w:r>
         <w:rPr>
@@ -2759,13 +6834,7 @@
               <w:jc w:val="center"/>
             </w:pPr>
             <w:r>
-              <w:t>Parametro:</w:t>
-            </w:r>
-            <w:r>
-              <w:t xml:space="preserve"> </w:t>
-            </w:r>
-            <w:r>
-              <w:t>Cognome</w:t>
+              <w:t>Parametro: Cognome</w:t>
             </w:r>
           </w:p>
         </w:tc>
@@ -2818,19 +6887,7 @@
           </w:tcPr>
           <w:p>
             <w:r>
-              <w:t>1. Lunghezza</w:t>
-            </w:r>
-            <w:r>
-              <w:t xml:space="preserve"> corretta</w:t>
-            </w:r>
-            <w:r>
-              <w:t>&gt;1 e &lt;=15  [property L</w:t>
-            </w:r>
-            <w:r>
-              <w:t>C</w:t>
-            </w:r>
-            <w:r>
-              <w:t>_VALID]</w:t>
+              <w:t>1. Lunghezza corretta&gt;1 e &lt;=15  [property LC_VALID]</w:t>
             </w:r>
           </w:p>
           <w:p>
@@ -2858,30 +6915,12 @@
           </w:tcPr>
           <w:p>
             <w:r>
-              <w:t>1. Rispetta il formato       [if L</w:t>
-            </w:r>
-            <w:r>
-              <w:t>C</w:t>
-            </w:r>
-            <w:r>
-              <w:t>_VALID][property F</w:t>
-            </w:r>
-            <w:r>
-              <w:t>C</w:t>
-            </w:r>
-            <w:r>
-              <w:t>_VALID]</w:t>
-            </w:r>
-          </w:p>
-          <w:p>
-            <w:r>
-              <w:t>2. Non rispetta il formato [property F</w:t>
-            </w:r>
-            <w:r>
-              <w:t>C</w:t>
-            </w:r>
-            <w:r>
-              <w:t>_NOT_VALID ]</w:t>
+              <w:t>1. Rispetta il formato       [if LC_VALID][property FC_VALID]</w:t>
+            </w:r>
+          </w:p>
+          <w:p>
+            <w:r>
+              <w:t>2. Non rispetta il formato [property FC_NOT_VALID ]</w:t>
             </w:r>
           </w:p>
           <w:p/>
@@ -2905,21 +6944,15 @@
           <w:b/>
           <w:bCs/>
         </w:rPr>
-        <w:t>LN1 FN1 LC2 LU1 FU1 EU1 LE1 FE1 EE1 LP1 FP1</w:t>
-      </w:r>
-      <w:r>
-        <w:rPr>
-          <w:b/>
-          <w:bCs/>
-        </w:rPr>
-        <w:t xml:space="preserve"> </w:t>
-      </w:r>
-      <w:r>
-        <w:rPr>
-          <w:b/>
-          <w:bCs/>
-        </w:rPr>
-        <w:t xml:space="preserve">CCP1 LI1 LT1 FT1 LCI1 LCA1 FCA1 LS1: </w:t>
+        <w:t xml:space="preserve">LN1 FN1 LC2 LU1 FU1 EU1 LE1 FE1 EE1 LP1 FP1 CCP1 LI1 LT1 FT1 LCI1 LCA1 FCA1 </w:t>
+      </w:r>
+      <w:r>
+        <w:rPr>
+          <w:b/>
+          <w:bCs/>
+        </w:rPr>
+        <w:lastRenderedPageBreak/>
+        <w:t xml:space="preserve">LS1: </w:t>
       </w:r>
       <w:r>
         <w:t>lunghezza cognome non corretta</w:t>
@@ -2940,21 +6973,7 @@
           <w:b/>
           <w:bCs/>
         </w:rPr>
-        <w:t>LN1 FN1 LC1 FC2 LU1 FU1 EU1 LE1 FE1 EE1 LP1 FP1</w:t>
-      </w:r>
-      <w:r>
-        <w:rPr>
-          <w:b/>
-          <w:bCs/>
-        </w:rPr>
-        <w:t xml:space="preserve"> </w:t>
-      </w:r>
-      <w:r>
-        <w:rPr>
-          <w:b/>
-          <w:bCs/>
-        </w:rPr>
-        <w:t>CCP1 LI1 LT1 FT1 LCI1 LCA1 FCA1 LS1:</w:t>
+        <w:t>LN1 FN1 LC1 FC2 LU1 FU1 EU1 LE1 FE1 EE1 LP1 FP1 CCP1 LI1 LT1 FT1 LCI1 LCA1 FCA1 LS1:</w:t>
       </w:r>
       <w:r>
         <w:rPr>
@@ -2992,14 +7011,7 @@
               <w:jc w:val="center"/>
             </w:pPr>
             <w:r>
-              <w:lastRenderedPageBreak/>
-              <w:t>Parametro:</w:t>
-            </w:r>
-            <w:r>
-              <w:t xml:space="preserve"> </w:t>
-            </w:r>
-            <w:r>
-              <w:t>Username</w:t>
+              <w:t>Parametro: Username</w:t>
             </w:r>
           </w:p>
         </w:tc>
@@ -3052,13 +7064,7 @@
           </w:tcPr>
           <w:p>
             <w:r>
-              <w:t>1. Lunghezza</w:t>
-            </w:r>
-            <w:r>
-              <w:t xml:space="preserve"> corretta</w:t>
-            </w:r>
-            <w:r>
-              <w:t>&gt;1 e &lt;=10   [property LU_VALID]</w:t>
+              <w:t>1. Lunghezza corretta&gt;1 e &lt;=10   [property LU_VALID]</w:t>
             </w:r>
           </w:p>
           <w:p>
@@ -3086,24 +7092,12 @@
           </w:tcPr>
           <w:p>
             <w:r>
-              <w:t xml:space="preserve">1. Rispetta il formato       </w:t>
-            </w:r>
-            <w:r>
-              <w:t xml:space="preserve">  </w:t>
-            </w:r>
-            <w:r>
-              <w:t>[if LU_VALID][property FU_VALID]</w:t>
-            </w:r>
-          </w:p>
-          <w:p>
-            <w:r>
-              <w:t xml:space="preserve">2. Non rispetta il formato </w:t>
-            </w:r>
-            <w:r>
-              <w:t xml:space="preserve"> </w:t>
-            </w:r>
-            <w:r>
-              <w:t>[property FU_NOT_VALID ]</w:t>
+              <w:t>1. Rispetta il formato         [if LU_VALID][property FU_VALID]</w:t>
+            </w:r>
+          </w:p>
+          <w:p>
+            <w:r>
+              <w:t>2. Non rispetta il formato  [property FU_NOT_VALID ]</w:t>
             </w:r>
           </w:p>
         </w:tc>
@@ -3142,13 +7136,7 @@
               </w:rPr>
             </w:pPr>
             <w:r>
-              <w:t>2</w:t>
-            </w:r>
-            <w:r>
-              <w:t>. Esiste nel Database</w:t>
-            </w:r>
-            <w:r>
-              <w:t xml:space="preserve">.        </w:t>
+              <w:t xml:space="preserve">2. Esiste nel Database.        </w:t>
             </w:r>
             <w:r>
               <w:rPr>
@@ -3178,29 +7166,12 @@
           <w:b/>
           <w:bCs/>
         </w:rPr>
-        <w:t>LN1 FN1 LC1 FC1 LU2 LE1 FE1 EE1 LP1 FP1 CCP1</w:t>
-      </w:r>
-      <w:r>
-        <w:rPr>
-          <w:b/>
-          <w:bCs/>
-        </w:rPr>
-        <w:t xml:space="preserve"> </w:t>
-      </w:r>
-      <w:r>
-        <w:rPr>
-          <w:b/>
-          <w:bCs/>
-        </w:rPr>
-        <w:t>LI1 LT1 FT1 LCI1 LCA1 FCA1 LS1</w:t>
-      </w:r>
-    </w:p>
-    <w:p>
-      <w:r>
-        <w:t xml:space="preserve">: </w:t>
-      </w:r>
-      <w:r>
-        <w:t>lunghezza username non corretta</w:t>
+        <w:t>LN1 FN1 LC1 FC1 LU2 LE1 FE1 EE1 LP1 FP1 CCP1 LI1 LT1 FT1 LCI1 LCA1 FCA1 LS1</w:t>
+      </w:r>
+    </w:p>
+    <w:p>
+      <w:r>
+        <w:t>: lunghezza username non corretta</w:t>
       </w:r>
       <w:r>
         <w:t>.</w:t>
@@ -3221,10 +7192,7 @@
         <w:t>LN1 FN1 LC1 FC1 LU1 FU2 LE1 FE1 EE1 LP1 FP1 CCP1 LI1 LT1 FT1 LCI1 LCA1 FCA1 LS1</w:t>
       </w:r>
       <w:r>
-        <w:t xml:space="preserve">: </w:t>
-      </w:r>
-      <w:r>
-        <w:t>formato username non corretto</w:t>
+        <w:t>: formato username non corretto</w:t>
       </w:r>
       <w:r>
         <w:t>.</w:t>
@@ -3245,10 +7213,7 @@
         <w:t>LN1 FN1 LC1 FC1 LU1 FU1 EU2 LE1 FE1 EE1 LP1 FP1 CCP1 LI1 LT1 FT1 LCI1 LCA1 FCA1 LS1</w:t>
       </w:r>
       <w:r>
-        <w:t>:</w:t>
-      </w:r>
-      <w:r>
-        <w:t xml:space="preserve">username già esistente nel </w:t>
+        <w:t xml:space="preserve">:username già esistente nel </w:t>
       </w:r>
       <w:r>
         <w:t>DB.</w:t>
@@ -3277,191 +7242,172 @@
               <w:jc w:val="center"/>
             </w:pPr>
             <w:r>
-              <w:t>Parametro:</w:t>
-            </w:r>
-            <w:r>
+              <w:t>Parametro: E-mail</w:t>
+            </w:r>
+          </w:p>
+        </w:tc>
+      </w:tr>
+      <w:tr>
+        <w:tc>
+          <w:tcPr>
+            <w:tcW w:w="3510" w:type="dxa"/>
+            <w:shd w:val="clear" w:color="auto" w:fill="92D050"/>
+          </w:tcPr>
+          <w:p>
+            <w:pPr>
+              <w:jc w:val="center"/>
+            </w:pPr>
+            <w:r>
+              <w:t>Categorie</w:t>
+            </w:r>
+          </w:p>
+        </w:tc>
+        <w:tc>
+          <w:tcPr>
+            <w:tcW w:w="6118" w:type="dxa"/>
+            <w:shd w:val="clear" w:color="auto" w:fill="92D050"/>
+          </w:tcPr>
+          <w:p>
+            <w:pPr>
+              <w:jc w:val="center"/>
+            </w:pPr>
+            <w:r>
+              <w:t>Scelte</w:t>
+            </w:r>
+          </w:p>
+        </w:tc>
+      </w:tr>
+      <w:tr>
+        <w:tc>
+          <w:tcPr>
+            <w:tcW w:w="3510" w:type="dxa"/>
+            <w:shd w:val="clear" w:color="auto" w:fill="92D050"/>
+          </w:tcPr>
+          <w:p>
+            <w:r>
+              <w:t xml:space="preserve">Lunghezza E-mail LE </w:t>
+            </w:r>
+          </w:p>
+        </w:tc>
+        <w:tc>
+          <w:tcPr>
+            <w:tcW w:w="6118" w:type="dxa"/>
+          </w:tcPr>
+          <w:p>
+            <w:r>
+              <w:t>1. Lunghezza corretta&gt;10 e &lt;=30   [property LE_VALID]</w:t>
+            </w:r>
+          </w:p>
+          <w:p>
+            <w:r>
+              <w:t xml:space="preserve">2. Lunghezza non corretta </w:t>
+            </w:r>
+          </w:p>
+        </w:tc>
+      </w:tr>
+      <w:tr>
+        <w:tc>
+          <w:tcPr>
+            <w:tcW w:w="3510" w:type="dxa"/>
+            <w:shd w:val="clear" w:color="auto" w:fill="92D050"/>
+          </w:tcPr>
+          <w:p>
+            <w:r>
+              <w:t>Formato E-mail FE</w:t>
+            </w:r>
+          </w:p>
+        </w:tc>
+        <w:tc>
+          <w:tcPr>
+            <w:tcW w:w="6118" w:type="dxa"/>
+          </w:tcPr>
+          <w:p>
+            <w:r>
+              <w:t>1. Rispetta il formato         [if LE_VALID][property FE_VALID]</w:t>
+            </w:r>
+          </w:p>
+          <w:p>
+            <w:r>
+              <w:t>2. Non rispetta il formato  [property FE_NOT_VALID ]</w:t>
+            </w:r>
+          </w:p>
+        </w:tc>
+      </w:tr>
+      <w:tr>
+        <w:tc>
+          <w:tcPr>
+            <w:tcW w:w="3510" w:type="dxa"/>
+            <w:shd w:val="clear" w:color="auto" w:fill="92D050"/>
+          </w:tcPr>
+          <w:p>
+            <w:r>
+              <w:t>Esistenza E-mail EE</w:t>
+            </w:r>
+          </w:p>
+        </w:tc>
+        <w:tc>
+          <w:tcPr>
+            <w:tcW w:w="6118" w:type="dxa"/>
+          </w:tcPr>
+          <w:p>
+            <w:pPr>
+              <w:rPr>
+                <w:lang w:val="en-GB"/>
+              </w:rPr>
+            </w:pPr>
+            <w:r>
+              <w:rPr>
+                <w:lang w:val="en-GB"/>
+              </w:rPr>
+              <w:t>1. Non esiste nel Database</w:t>
+            </w:r>
+            <w:proofErr w:type="gramStart"/>
+            <w:r>
+              <w:rPr>
+                <w:lang w:val="en-GB"/>
+              </w:rPr>
+              <w:t xml:space="preserve">  </w:t>
+            </w:r>
+            <w:r>
+              <w:rPr>
+                <w:lang w:val="en-GB"/>
+              </w:rPr>
               <w:t xml:space="preserve"> </w:t>
             </w:r>
             <w:r>
-              <w:t>E-mail</w:t>
-            </w:r>
-          </w:p>
-        </w:tc>
-      </w:tr>
-      <w:tr>
-        <w:tc>
-          <w:tcPr>
-            <w:tcW w:w="3510" w:type="dxa"/>
-            <w:shd w:val="clear" w:color="auto" w:fill="92D050"/>
-          </w:tcPr>
-          <w:p>
-            <w:pPr>
-              <w:jc w:val="center"/>
-            </w:pPr>
-            <w:r>
-              <w:t>Categorie</w:t>
-            </w:r>
-          </w:p>
-        </w:tc>
-        <w:tc>
-          <w:tcPr>
-            <w:tcW w:w="6118" w:type="dxa"/>
-            <w:shd w:val="clear" w:color="auto" w:fill="92D050"/>
-          </w:tcPr>
-          <w:p>
-            <w:pPr>
-              <w:jc w:val="center"/>
-            </w:pPr>
-            <w:r>
-              <w:t>Scelte</w:t>
-            </w:r>
-          </w:p>
-        </w:tc>
-      </w:tr>
-      <w:tr>
-        <w:tc>
-          <w:tcPr>
-            <w:tcW w:w="3510" w:type="dxa"/>
-            <w:shd w:val="clear" w:color="auto" w:fill="92D050"/>
-          </w:tcPr>
-          <w:p>
-            <w:r>
-              <w:t xml:space="preserve">Lunghezza E-mail LE </w:t>
-            </w:r>
-          </w:p>
-        </w:tc>
-        <w:tc>
-          <w:tcPr>
-            <w:tcW w:w="6118" w:type="dxa"/>
-          </w:tcPr>
-          <w:p>
-            <w:r>
-              <w:t>1. Lunghezza</w:t>
-            </w:r>
-            <w:r>
-              <w:t xml:space="preserve"> corretta</w:t>
-            </w:r>
-            <w:r>
-              <w:t>&gt;10 e &lt;=30   [property L</w:t>
-            </w:r>
-            <w:r>
-              <w:t>E</w:t>
-            </w:r>
-            <w:r>
-              <w:t>_VALID]</w:t>
-            </w:r>
-          </w:p>
-          <w:p>
-            <w:r>
-              <w:t>2. Lunghezza</w:t>
-            </w:r>
-            <w:r>
-              <w:t xml:space="preserve"> non corretta</w:t>
-            </w:r>
-            <w:r>
-              <w:t xml:space="preserve"> </w:t>
-            </w:r>
-          </w:p>
-        </w:tc>
-      </w:tr>
-      <w:tr>
-        <w:tc>
-          <w:tcPr>
-            <w:tcW w:w="3510" w:type="dxa"/>
-            <w:shd w:val="clear" w:color="auto" w:fill="92D050"/>
-          </w:tcPr>
-          <w:p>
-            <w:r>
-              <w:t>Formato E-mail FE</w:t>
-            </w:r>
-          </w:p>
-        </w:tc>
-        <w:tc>
-          <w:tcPr>
-            <w:tcW w:w="6118" w:type="dxa"/>
-          </w:tcPr>
-          <w:p>
-            <w:r>
-              <w:t>1. Rispetta il formato         [if LE_VALID][property FE_VALID]</w:t>
-            </w:r>
-          </w:p>
-          <w:p>
-            <w:r>
-              <w:t>2. Non rispetta il formato  [property FE_NOT_VALID ]</w:t>
-            </w:r>
-          </w:p>
-        </w:tc>
-      </w:tr>
-      <w:tr>
-        <w:tc>
-          <w:tcPr>
-            <w:tcW w:w="3510" w:type="dxa"/>
-            <w:shd w:val="clear" w:color="auto" w:fill="92D050"/>
-          </w:tcPr>
-          <w:p>
-            <w:r>
-              <w:t>Esistenza E-mail EE</w:t>
-            </w:r>
-          </w:p>
-        </w:tc>
-        <w:tc>
-          <w:tcPr>
-            <w:tcW w:w="6118" w:type="dxa"/>
-          </w:tcPr>
-          <w:p>
-            <w:pPr>
+              <w:rPr>
+                <w:lang w:val="en-US"/>
+              </w:rPr>
+              <w:t>[</w:t>
+            </w:r>
+            <w:proofErr w:type="gramEnd"/>
+            <w:r>
+              <w:rPr>
+                <w:lang w:val="en-US"/>
+              </w:rPr>
+              <w:t>if FE_VALID]</w:t>
+            </w:r>
+            <w:r>
               <w:rPr>
                 <w:lang w:val="en-GB"/>
               </w:rPr>
-            </w:pPr>
-            <w:r>
-              <w:rPr>
-                <w:lang w:val="en-GB"/>
-              </w:rPr>
-              <w:t xml:space="preserve">1. Non esiste nel Database  </w:t>
-            </w:r>
-            <w:r>
-              <w:rPr>
-                <w:lang w:val="en-GB"/>
-              </w:rPr>
-              <w:t xml:space="preserve"> </w:t>
-            </w:r>
-            <w:r>
+              <w:t>[property EE_NOT_EXIST]</w:t>
+            </w:r>
+          </w:p>
+          <w:p>
+            <w:pPr>
               <w:rPr>
                 <w:lang w:val="en-US"/>
               </w:rPr>
-              <w:t>[if FE_VALID]</w:t>
-            </w:r>
-            <w:r>
-              <w:rPr>
-                <w:lang w:val="en-GB"/>
-              </w:rPr>
-              <w:t>[property EE_NOT_EXIST]</w:t>
-            </w:r>
-          </w:p>
-          <w:p>
-            <w:pPr>
+            </w:pPr>
+            <w:r>
+              <w:t xml:space="preserve">2. Esiste nel Database.        </w:t>
+            </w:r>
+            <w:r>
               <w:rPr>
                 <w:lang w:val="en-US"/>
               </w:rPr>
-            </w:pPr>
-            <w:r>
-              <w:t>2</w:t>
-            </w:r>
-            <w:r>
-              <w:t xml:space="preserve">. Esiste nel Database.        </w:t>
-            </w:r>
-            <w:r>
-              <w:rPr>
-                <w:lang w:val="en-US"/>
-              </w:rPr>
-              <w:t>[</w:t>
-            </w:r>
-            <w:r>
-              <w:rPr>
-                <w:lang w:val="en-US"/>
-              </w:rPr>
-              <w:t>property EE_EXIST]</w:t>
+              <w:t>[property EE_EXIST]</w:t>
             </w:r>
           </w:p>
         </w:tc>
@@ -3469,126 +7415,83 @@
     </w:tbl>
     <w:p>
       <w:r>
-        <w:t>*Rispetta il formato: La Stringa presenta un carattere ”@”, almeno un carattere “.”</w:t>
-      </w:r>
-      <w:r>
-        <w:t xml:space="preserve"> e almeno 4 caratteri dopo la @. </w:t>
-      </w:r>
-    </w:p>
-    <w:p>
-      <w:pPr>
-        <w:rPr>
-          <w:b/>
-          <w:bCs/>
-        </w:rPr>
-      </w:pPr>
-      <w:r>
-        <w:rPr>
-          <w:b/>
-          <w:bCs/>
-        </w:rPr>
-        <w:t>LN1 FN1 LC1 FC1 LU1 FU1 EU1 LE2 LP1 FP1</w:t>
-      </w:r>
-      <w:r>
-        <w:rPr>
-          <w:b/>
-          <w:bCs/>
-        </w:rPr>
+        <w:t xml:space="preserve">*Rispetta il formato: La Stringa presenta un carattere ”@”, almeno un carattere “.” e almeno </w:t>
+      </w:r>
+      <w:proofErr w:type="gramStart"/>
+      <w:r>
+        <w:t>4</w:t>
+      </w:r>
+      <w:proofErr w:type="gramEnd"/>
+      <w:r>
+        <w:t xml:space="preserve"> caratteri dopo la @. </w:t>
+      </w:r>
+    </w:p>
+    <w:p>
+      <w:pPr>
+        <w:rPr>
+          <w:b/>
+          <w:bCs/>
+        </w:rPr>
+      </w:pPr>
+      <w:r>
+        <w:rPr>
+          <w:b/>
+          <w:bCs/>
+        </w:rPr>
+        <w:t>LN1 FN1 LC1 FC1 LU1 FU1 EU1 LE2 LP1 FP1 CCP1 LI1 LT1 FT1 LCI1 LCA1 FCA1 LS1</w:t>
+      </w:r>
+    </w:p>
+    <w:p>
+      <w:r>
+        <w:t>:lunghezza mail non corretta</w:t>
+      </w:r>
+      <w:r>
+        <w:t>.</w:t>
+      </w:r>
+    </w:p>
+    <w:p>
+      <w:r>
+        <w:rPr>
+          <w:b/>
+          <w:bCs/>
+        </w:rPr>
+        <w:t>LN1 FN1 LC1 FC1 LU1 FU1 EU1 LE1 FE2 LP1 FP1 CCP1 LI1 LT1 FT1 LCI1 LCA1 FCA1 LS1</w:t>
+      </w:r>
+      <w:r>
+        <w:t>:</w:t>
+      </w:r>
+      <w:r>
         <w:t xml:space="preserve"> </w:t>
       </w:r>
       <w:r>
-        <w:rPr>
-          <w:b/>
-          <w:bCs/>
-        </w:rPr>
-        <w:t>CCP1 LI1 LT1 FT1 LCI1 LCA1 FCA1 LS1</w:t>
-      </w:r>
-    </w:p>
-    <w:p>
+        <w:t>formato mail non corretto</w:t>
+      </w:r>
+      <w:r>
+        <w:t>.</w:t>
+      </w:r>
+    </w:p>
+    <w:p>
+      <w:pPr>
+        <w:rPr>
+          <w:b/>
+          <w:bCs/>
+        </w:rPr>
+      </w:pPr>
+      <w:r>
+        <w:rPr>
+          <w:b/>
+          <w:bCs/>
+        </w:rPr>
+        <w:t>LN1 FN1 LC1 FC1 LU1 FU1 EU1 LE1 FE1 EE2 LP1 FP1 CCP1 LI1 LT1 FT1 LCI1 LCA1 FCA1 LS1</w:t>
+      </w:r>
       <w:r>
         <w:t>:</w:t>
       </w:r>
       <w:r>
-        <w:t>lunghezza mail non corretta</w:t>
-      </w:r>
-      <w:r>
-        <w:t>.</w:t>
-      </w:r>
-    </w:p>
-    <w:p>
-      <w:r>
-        <w:rPr>
-          <w:b/>
-          <w:bCs/>
-        </w:rPr>
-        <w:t>LN1 FN1 LC1 FC1 LU1 FU1 EU1 LE1 FE2 LP1 FP1</w:t>
-      </w:r>
-      <w:r>
-        <w:rPr>
-          <w:b/>
-          <w:bCs/>
-        </w:rPr>
-        <w:t xml:space="preserve"> </w:t>
-      </w:r>
-      <w:r>
-        <w:rPr>
-          <w:b/>
-          <w:bCs/>
-        </w:rPr>
-        <w:t>CCP1 LI1 LT1 FT1 LCI1 LCA1 FCA1 LS1</w:t>
-      </w:r>
-      <w:r>
-        <w:t>:</w:t>
-      </w:r>
-      <w:r>
-        <w:t xml:space="preserve"> </w:t>
-      </w:r>
-      <w:r>
-        <w:t>formato mail non corretto</w:t>
-      </w:r>
-      <w:r>
-        <w:t>.</w:t>
-      </w:r>
-    </w:p>
-    <w:p>
-      <w:pPr>
-        <w:rPr>
-          <w:b/>
-          <w:bCs/>
-        </w:rPr>
-      </w:pPr>
-      <w:r>
-        <w:rPr>
-          <w:b/>
-          <w:bCs/>
-        </w:rPr>
-        <w:t>LN1 FN1 LC1 FC1 LU1 FU1 EU1 LE1 FE1 EE2 LP1 FP1</w:t>
-      </w:r>
-      <w:r>
-        <w:rPr>
-          <w:b/>
-          <w:bCs/>
-        </w:rPr>
-        <w:t xml:space="preserve"> </w:t>
-      </w:r>
-      <w:r>
-        <w:rPr>
-          <w:b/>
-          <w:bCs/>
-        </w:rPr>
-        <w:t>CCP1 LI1 LT1 FT1 LCI1 LCA1 FCA1 LS1</w:t>
-      </w:r>
-      <w:r>
-        <w:t>:</w:t>
-      </w:r>
-      <w:r>
         <w:t xml:space="preserve"> E-</w:t>
       </w:r>
       <w:r>
-        <w:t xml:space="preserve">mail già esistente nel </w:t>
-      </w:r>
-      <w:r>
-        <w:t>DB</w:t>
+        <w:t>mail già esistente nel DB</w:t>
       </w:r>
       <w:r>
         <w:t>.</w:t>
@@ -3617,13 +7520,7 @@
               <w:jc w:val="center"/>
             </w:pPr>
             <w:r>
-              <w:t>Parametro:</w:t>
-            </w:r>
-            <w:r>
-              <w:t xml:space="preserve"> </w:t>
-            </w:r>
-            <w:r>
-              <w:t>Password</w:t>
+              <w:t>Parametro: Password</w:t>
             </w:r>
           </w:p>
         </w:tc>
@@ -3717,7 +7614,15 @@
     </w:tbl>
     <w:p>
       <w:r>
-        <w:t>*Rispetta il formato: La Stringa deve contenere un carattere speciale, un carattere maiusc e un numero.</w:t>
+        <w:t xml:space="preserve">*Rispetta il formato: La Stringa deve contenere un carattere speciale, un carattere </w:t>
+      </w:r>
+      <w:proofErr w:type="spellStart"/>
+      <w:r>
+        <w:t>maiusc</w:t>
+      </w:r>
+      <w:proofErr w:type="spellEnd"/>
+      <w:r>
+        <w:t xml:space="preserve"> e un numero.</w:t>
       </w:r>
     </w:p>
     <w:p/>
@@ -3760,7 +7665,6 @@
           <w:b/>
           <w:bCs/>
         </w:rPr>
-        <w:lastRenderedPageBreak/>
         <w:t>LN1 FN1 LC1 FC1 LU1 FU1 EU1 LE1 FE1 EE1 LP1 FP2 CCP1 LI1 LT1 FT1 LCI1 LCA1 FCA1 LS1</w:t>
       </w:r>
       <w:r>
@@ -3801,13 +7705,7 @@
               <w:jc w:val="center"/>
             </w:pPr>
             <w:r>
-              <w:t>Parametro:</w:t>
-            </w:r>
-            <w:r>
-              <w:t xml:space="preserve"> </w:t>
-            </w:r>
-            <w:r>
-              <w:t>Conferma_Password</w:t>
+              <w:t>Parametro: Conferma_Password</w:t>
             </w:r>
           </w:p>
         </w:tc>
@@ -3860,25 +7758,7 @@
           </w:tcPr>
           <w:p>
             <w:r>
-              <w:t>1. Coincide con il campo Password</w:t>
-            </w:r>
-            <w:r>
-              <w:t xml:space="preserve"> [</w:t>
-            </w:r>
-            <w:r>
-              <w:t xml:space="preserve">if </w:t>
-            </w:r>
-            <w:r>
-              <w:t>FP_VALIDO]</w:t>
-            </w:r>
-            <w:r>
-              <w:t>[property Coin</w:t>
-            </w:r>
-            <w:r>
-              <w:t>c</w:t>
-            </w:r>
-            <w:r>
-              <w:t>ide]</w:t>
+              <w:t>1. Coincide con il campo Password [if FP_VALIDO][property Coincide]</w:t>
             </w:r>
           </w:p>
           <w:p>
@@ -3902,29 +7782,12 @@
           <w:b/>
           <w:bCs/>
         </w:rPr>
-        <w:t xml:space="preserve">LN1 FN1 LC1 FC1 LU1 FU1 EU1 LE1 FE1 EE1 LP1 FP1 </w:t>
-      </w:r>
-      <w:r>
-        <w:rPr>
-          <w:b/>
-          <w:bCs/>
-        </w:rPr>
-        <w:t>CCP2</w:t>
-      </w:r>
-      <w:r>
-        <w:rPr>
-          <w:b/>
-          <w:bCs/>
-        </w:rPr>
-        <w:t xml:space="preserve"> LI1 LT1 FT1 LCI1 LCA1 FCA1 LS1</w:t>
-      </w:r>
-    </w:p>
-    <w:p>
-      <w:r>
-        <w:t>:</w:t>
-      </w:r>
-      <w:r>
-        <w:t>CONFERMA_PASSWORD NON COINCIDE CON IL CAMPO PASSWORD</w:t>
+        <w:t>LN1 FN1 LC1 FC1 LU1 FU1 EU1 LE1 FE1 EE1 LP1 FP1 CCP2 LI1 LT1 FT1 LCI1 LCA1 FCA1 LS1</w:t>
+      </w:r>
+    </w:p>
+    <w:p>
+      <w:r>
+        <w:t>:CONFERMA_PASSWORD NON COINCIDE CON IL CAMPO PASSWORD</w:t>
       </w:r>
     </w:p>
     <w:p/>
@@ -4004,19 +7867,7 @@
           </w:tcPr>
           <w:p>
             <w:r>
-              <w:t>1. Lunghezza corretta&gt;8</w:t>
-            </w:r>
-            <w:r>
-              <w:t xml:space="preserve"> </w:t>
-            </w:r>
-            <w:r>
-              <w:t>[property L</w:t>
-            </w:r>
-            <w:r>
-              <w:t>I</w:t>
-            </w:r>
-            <w:r>
-              <w:t>_VALID]</w:t>
+              <w:t>1. Lunghezza corretta&gt;8 [property LI_VALID]</w:t>
             </w:r>
           </w:p>
           <w:p>
@@ -4071,13 +7922,7 @@
               <w:jc w:val="center"/>
             </w:pPr>
             <w:r>
-              <w:t>Parametro:</w:t>
-            </w:r>
-            <w:r>
-              <w:t xml:space="preserve"> </w:t>
-            </w:r>
-            <w:r>
-              <w:t>Telefono</w:t>
+              <w:t>Parametro: Telefono</w:t>
             </w:r>
           </w:p>
         </w:tc>
@@ -4259,10 +8104,7 @@
               <w:jc w:val="center"/>
             </w:pPr>
             <w:r>
-              <w:t xml:space="preserve">Parametro: </w:t>
-            </w:r>
-            <w:r>
-              <w:t>Città</w:t>
+              <w:t>Parametro: Città</w:t>
             </w:r>
           </w:p>
         </w:tc>
@@ -4326,199 +8168,6 @@
         </w:tc>
       </w:tr>
     </w:tbl>
-    <w:p>
-      <w:pPr>
-        <w:rPr>
-          <w:b/>
-          <w:bCs/>
-        </w:rPr>
-      </w:pPr>
-      <w:r>
-        <w:rPr>
-          <w:b/>
-          <w:bCs/>
-        </w:rPr>
-        <w:t>LN1 FN1 LC1 FC1 LU1 FU1 EU1 LE1 FE1 EE1 LP1 FP1 CCP1 LI1 LT1 FT1 LCI2 LCA1 FCA1 LS1</w:t>
-      </w:r>
-    </w:p>
-    <w:p>
-      <w:r>
-        <w:t>:LUNGHEZZA CITTA NON CORRETTA</w:t>
-      </w:r>
-    </w:p>
-    <w:p/>
-    <w:tbl>
-      <w:tblPr>
-        <w:tblStyle w:val="Grigliatabella"/>
-        <w:tblW w:w="0" w:type="auto"/>
-        <w:tblLook w:val="04A0" w:firstRow="1" w:lastRow="0" w:firstColumn="1" w:lastColumn="0" w:noHBand="0" w:noVBand="1"/>
-      </w:tblPr>
-      <w:tblGrid>
-        <w:gridCol w:w="3369"/>
-        <w:gridCol w:w="6259"/>
-      </w:tblGrid>
-      <w:tr>
-        <w:tc>
-          <w:tcPr>
-            <w:tcW w:w="9628" w:type="dxa"/>
-            <w:gridSpan w:val="2"/>
-            <w:shd w:val="clear" w:color="auto" w:fill="92D050"/>
-          </w:tcPr>
-          <w:p>
-            <w:pPr>
-              <w:jc w:val="center"/>
-            </w:pPr>
-            <w:r>
-              <w:lastRenderedPageBreak/>
-              <w:t>Parametro:</w:t>
-            </w:r>
-            <w:r>
-              <w:t xml:space="preserve"> </w:t>
-            </w:r>
-            <w:r>
-              <w:t>Cap</w:t>
-            </w:r>
-          </w:p>
-        </w:tc>
-      </w:tr>
-      <w:tr>
-        <w:tc>
-          <w:tcPr>
-            <w:tcW w:w="3369" w:type="dxa"/>
-            <w:shd w:val="clear" w:color="auto" w:fill="92D050"/>
-          </w:tcPr>
-          <w:p>
-            <w:pPr>
-              <w:jc w:val="center"/>
-            </w:pPr>
-            <w:r>
-              <w:t>Categorie</w:t>
-            </w:r>
-          </w:p>
-        </w:tc>
-        <w:tc>
-          <w:tcPr>
-            <w:tcW w:w="6259" w:type="dxa"/>
-            <w:shd w:val="clear" w:color="auto" w:fill="92D050"/>
-          </w:tcPr>
-          <w:p>
-            <w:pPr>
-              <w:jc w:val="center"/>
-            </w:pPr>
-            <w:r>
-              <w:t>Scelte</w:t>
-            </w:r>
-          </w:p>
-        </w:tc>
-      </w:tr>
-      <w:tr>
-        <w:tc>
-          <w:tcPr>
-            <w:tcW w:w="3369" w:type="dxa"/>
-            <w:shd w:val="clear" w:color="auto" w:fill="92D050"/>
-          </w:tcPr>
-          <w:p>
-            <w:r>
-              <w:t>Lunghezza Cap LCA</w:t>
-            </w:r>
-          </w:p>
-        </w:tc>
-        <w:tc>
-          <w:tcPr>
-            <w:tcW w:w="6259" w:type="dxa"/>
-          </w:tcPr>
-          <w:p>
-            <w:r>
-              <w:t>1. Lunghezza corretta=5  [property LCA_VALID]</w:t>
-            </w:r>
-          </w:p>
-          <w:p>
-            <w:r>
-              <w:t>2. Lunghezza non corretta</w:t>
-            </w:r>
-          </w:p>
-        </w:tc>
-      </w:tr>
-      <w:tr>
-        <w:tc>
-          <w:tcPr>
-            <w:tcW w:w="3369" w:type="dxa"/>
-            <w:shd w:val="clear" w:color="auto" w:fill="92D050"/>
-          </w:tcPr>
-          <w:p>
-            <w:r>
-              <w:t>Formato Cap FCA</w:t>
-            </w:r>
-          </w:p>
-        </w:tc>
-        <w:tc>
-          <w:tcPr>
-            <w:tcW w:w="6259" w:type="dxa"/>
-          </w:tcPr>
-          <w:p>
-            <w:r>
-              <w:t>1. Rispetta il formato       [if LCA_VALID][property FCA_VALID]</w:t>
-            </w:r>
-          </w:p>
-          <w:p>
-            <w:r>
-              <w:t>2. Non rispetta il formato [property F</w:t>
-            </w:r>
-            <w:r>
-              <w:t>CA</w:t>
-            </w:r>
-            <w:r>
-              <w:t>_NOT_VALID ]</w:t>
-            </w:r>
-          </w:p>
-        </w:tc>
-      </w:tr>
-    </w:tbl>
-    <w:p>
-      <w:r>
-        <w:t>*Rispetta il formato: La Stringa deve contenere solo numeri.</w:t>
-      </w:r>
-    </w:p>
-    <w:p>
-      <w:pPr>
-        <w:rPr>
-          <w:b/>
-          <w:bCs/>
-        </w:rPr>
-      </w:pPr>
-      <w:r>
-        <w:rPr>
-          <w:b/>
-          <w:bCs/>
-        </w:rPr>
-        <w:t>LN1 FN1 LC1 FC1 LU1 FU1 EU1 LE1 FE1 EE1 LP1 FP1 CCP1 LI1 LT1 FT1 LCI1 LCA2 LS1</w:t>
-      </w:r>
-    </w:p>
-    <w:p>
-      <w:r>
-        <w:t>:LUNGHEZZA CAP NON CORRETTA</w:t>
-      </w:r>
-    </w:p>
-    <w:p>
-      <w:pPr>
-        <w:rPr>
-          <w:b/>
-          <w:bCs/>
-        </w:rPr>
-      </w:pPr>
-      <w:r>
-        <w:rPr>
-          <w:b/>
-          <w:bCs/>
-        </w:rPr>
-        <w:t>LN1 FN1 LC1 FC1 LU1 FU1 EU1 LE1 FE1 EE1 LP1 FP1 CCP1 LI1 LT1 FT1 LCI1 LCA1 FCA2 LS1</w:t>
-      </w:r>
-    </w:p>
-    <w:p>
-      <w:r>
-        <w:t>:FORMATO CAP NON CORRETTO</w:t>
-      </w:r>
-    </w:p>
     <w:p/>
     <w:p/>
     <w:tbl>
@@ -4543,6 +8192,127 @@
               <w:jc w:val="center"/>
             </w:pPr>
             <w:r>
+              <w:t>Parametro: Cap</w:t>
+            </w:r>
+          </w:p>
+        </w:tc>
+      </w:tr>
+      <w:tr>
+        <w:tc>
+          <w:tcPr>
+            <w:tcW w:w="3369" w:type="dxa"/>
+            <w:shd w:val="clear" w:color="auto" w:fill="92D050"/>
+          </w:tcPr>
+          <w:p>
+            <w:pPr>
+              <w:jc w:val="center"/>
+            </w:pPr>
+            <w:r>
+              <w:t>Categorie</w:t>
+            </w:r>
+          </w:p>
+        </w:tc>
+        <w:tc>
+          <w:tcPr>
+            <w:tcW w:w="6259" w:type="dxa"/>
+            <w:shd w:val="clear" w:color="auto" w:fill="92D050"/>
+          </w:tcPr>
+          <w:p>
+            <w:pPr>
+              <w:jc w:val="center"/>
+            </w:pPr>
+            <w:r>
+              <w:t>Scelte</w:t>
+            </w:r>
+          </w:p>
+        </w:tc>
+      </w:tr>
+      <w:tr>
+        <w:tc>
+          <w:tcPr>
+            <w:tcW w:w="3369" w:type="dxa"/>
+            <w:shd w:val="clear" w:color="auto" w:fill="92D050"/>
+          </w:tcPr>
+          <w:p>
+            <w:r>
+              <w:t>Lunghezza Cap LCA</w:t>
+            </w:r>
+          </w:p>
+        </w:tc>
+        <w:tc>
+          <w:tcPr>
+            <w:tcW w:w="6259" w:type="dxa"/>
+          </w:tcPr>
+          <w:p>
+            <w:r>
+              <w:t>1. Lunghezza corretta=5  [property LCA_VALID]</w:t>
+            </w:r>
+          </w:p>
+          <w:p>
+            <w:r>
+              <w:t>2. Lunghezza non corretta</w:t>
+            </w:r>
+          </w:p>
+        </w:tc>
+      </w:tr>
+      <w:tr>
+        <w:tc>
+          <w:tcPr>
+            <w:tcW w:w="3369" w:type="dxa"/>
+            <w:shd w:val="clear" w:color="auto" w:fill="92D050"/>
+          </w:tcPr>
+          <w:p>
+            <w:r>
+              <w:t>Formato Cap FCA</w:t>
+            </w:r>
+          </w:p>
+        </w:tc>
+        <w:tc>
+          <w:tcPr>
+            <w:tcW w:w="6259" w:type="dxa"/>
+          </w:tcPr>
+          <w:p>
+            <w:r>
+              <w:t>1. Rispetta il formato       [if LCA_VALID][property FCA_VALID]</w:t>
+            </w:r>
+          </w:p>
+          <w:p>
+            <w:r>
+              <w:t>2. Non rispetta il formato [property FCA_NOT_VALID ]</w:t>
+            </w:r>
+          </w:p>
+        </w:tc>
+      </w:tr>
+    </w:tbl>
+    <w:p>
+      <w:r>
+        <w:t>*Rispetta il formato: La Stringa deve contenere solo numeri.</w:t>
+      </w:r>
+    </w:p>
+    <w:p/>
+    <w:p/>
+    <w:tbl>
+      <w:tblPr>
+        <w:tblStyle w:val="Grigliatabella"/>
+        <w:tblW w:w="0" w:type="auto"/>
+        <w:tblLook w:val="04A0" w:firstRow="1" w:lastRow="0" w:firstColumn="1" w:lastColumn="0" w:noHBand="0" w:noVBand="1"/>
+      </w:tblPr>
+      <w:tblGrid>
+        <w:gridCol w:w="3369"/>
+        <w:gridCol w:w="6259"/>
+      </w:tblGrid>
+      <w:tr>
+        <w:tc>
+          <w:tcPr>
+            <w:tcW w:w="9628" w:type="dxa"/>
+            <w:gridSpan w:val="2"/>
+            <w:shd w:val="clear" w:color="auto" w:fill="92D050"/>
+          </w:tcPr>
+          <w:p>
+            <w:pPr>
+              <w:jc w:val="center"/>
+            </w:pPr>
+            <w:r>
               <w:t>Parametro: Stato</w:t>
             </w:r>
           </w:p>
@@ -4596,13 +8366,7 @@
           </w:tcPr>
           <w:p>
             <w:r>
-              <w:t>1. Lunghezza corretta&gt;=4 e &lt;=20  [property L</w:t>
-            </w:r>
-            <w:r>
-              <w:t>S</w:t>
-            </w:r>
-            <w:r>
-              <w:t>_VALID]</w:t>
+              <w:t>1. Lunghezza corretta&gt;=4 e &lt;=20  [property LS_VALID]</w:t>
             </w:r>
           </w:p>
           <w:p>
@@ -4614,26 +8378,7 @@
         </w:tc>
       </w:tr>
     </w:tbl>
-    <w:p>
-      <w:pPr>
-        <w:rPr>
-          <w:b/>
-          <w:bCs/>
-        </w:rPr>
-      </w:pPr>
-      <w:r>
-        <w:rPr>
-          <w:b/>
-          <w:bCs/>
-        </w:rPr>
-        <w:t>LN1 FN1 LC1 FC1 LU1 FU1 EU1 LE1 FE1 EE1 LP1 FP1 CCP1 LI1 LT1 FT1 LCI1 LCA1 FCA1 LS2</w:t>
-      </w:r>
-    </w:p>
-    <w:p>
-      <w:r>
-        <w:t>:LUNGHEZZA STATO NON CORRETTA</w:t>
-      </w:r>
-    </w:p>
+    <w:p/>
     <w:p>
       <w:pPr>
         <w:rPr>
@@ -4679,42 +8424,54 @@
           <w:bCs/>
         </w:rPr>
       </w:pPr>
-      <w:r>
-        <w:rPr>
-          <w:b/>
-          <w:bCs/>
-        </w:rPr>
-        <w:t>TC_REGISTRAZIONE_SUCCESSUFUL:</w:t>
-      </w:r>
-    </w:p>
-    <w:p>
-      <w:pPr>
-        <w:rPr>
-          <w:b/>
-          <w:bCs/>
-        </w:rPr>
-      </w:pPr>
-      <w:r>
-        <w:rPr>
-          <w:b/>
-          <w:bCs/>
-        </w:rPr>
-        <w:t>LN1 FN1 LC1 FC1 LU1 FU1 EU1 LE1 FE1 EE1 LP1 FP1</w:t>
-      </w:r>
-      <w:r>
-        <w:rPr>
-          <w:b/>
-          <w:bCs/>
-        </w:rPr>
-        <w:t xml:space="preserve"> </w:t>
-      </w:r>
-      <w:r>
-        <w:rPr>
-          <w:b/>
-          <w:bCs/>
-        </w:rPr>
-        <w:t>CCP1 LI1 LT1 FT1 LCI1 LCA1 FCA1 LS1</w:t>
-      </w:r>
+    </w:p>
+    <w:p>
+      <w:pPr>
+        <w:rPr>
+          <w:b/>
+          <w:bCs/>
+        </w:rPr>
+      </w:pPr>
+    </w:p>
+    <w:p>
+      <w:pPr>
+        <w:rPr>
+          <w:b/>
+          <w:bCs/>
+        </w:rPr>
+      </w:pPr>
+    </w:p>
+    <w:p>
+      <w:pPr>
+        <w:rPr>
+          <w:b/>
+          <w:bCs/>
+        </w:rPr>
+      </w:pPr>
+    </w:p>
+    <w:p>
+      <w:pPr>
+        <w:rPr>
+          <w:b/>
+          <w:bCs/>
+        </w:rPr>
+      </w:pPr>
+    </w:p>
+    <w:p>
+      <w:pPr>
+        <w:rPr>
+          <w:b/>
+          <w:bCs/>
+        </w:rPr>
+      </w:pPr>
+    </w:p>
+    <w:p>
+      <w:pPr>
+        <w:rPr>
+          <w:b/>
+          <w:bCs/>
+        </w:rPr>
+      </w:pPr>
     </w:p>
     <w:p>
       <w:pPr>
@@ -4731,216 +8488,6 @@
         <w:rPr>
           <w:b/>
           <w:bCs/>
-          <w:sz w:val="20"/>
-          <w:szCs w:val="20"/>
-        </w:rPr>
-      </w:pPr>
-    </w:p>
-    <w:p>
-      <w:pPr>
-        <w:rPr>
-          <w:b/>
-          <w:bCs/>
-          <w:sz w:val="28"/>
-          <w:szCs w:val="28"/>
-        </w:rPr>
-      </w:pPr>
-      <w:r>
-        <w:rPr>
-          <w:b/>
-          <w:bCs/>
-          <w:sz w:val="28"/>
-          <w:szCs w:val="28"/>
-        </w:rPr>
-        <w:t>TC_ModificaInformazioniPersonali</w:t>
-      </w:r>
-    </w:p>
-    <w:p>
-      <w:pPr>
-        <w:rPr>
-          <w:sz w:val="28"/>
-          <w:szCs w:val="28"/>
-        </w:rPr>
-      </w:pPr>
-    </w:p>
-    <w:p>
-      <w:pPr>
-        <w:rPr>
-          <w:sz w:val="28"/>
-          <w:szCs w:val="28"/>
-        </w:rPr>
-      </w:pPr>
-      <w:r>
-        <w:rPr>
-          <w:sz w:val="28"/>
-          <w:szCs w:val="28"/>
-        </w:rPr>
-        <w:t xml:space="preserve">PARAMETRI: </w:t>
-      </w:r>
-    </w:p>
-    <w:p>
-      <w:pPr>
-        <w:rPr>
-          <w:sz w:val="28"/>
-          <w:szCs w:val="28"/>
-        </w:rPr>
-      </w:pPr>
-      <w:r>
-        <w:rPr>
-          <w:sz w:val="28"/>
-          <w:szCs w:val="28"/>
-        </w:rPr>
-        <w:t>Nome, Cognome, Username, E-mail, Password, Conferma_Password, Indirizzo, Telefono, Città, Cap, Stato.</w:t>
-      </w:r>
-    </w:p>
-    <w:p>
-      <w:pPr>
-        <w:rPr>
-          <w:sz w:val="28"/>
-          <w:szCs w:val="28"/>
-        </w:rPr>
-      </w:pPr>
-    </w:p>
-    <w:p>
-      <w:pPr>
-        <w:rPr>
-          <w:sz w:val="28"/>
-          <w:szCs w:val="28"/>
-        </w:rPr>
-      </w:pPr>
-      <w:r>
-        <w:rPr>
-          <w:sz w:val="28"/>
-          <w:szCs w:val="28"/>
-        </w:rPr>
-        <w:t>TEST uguale alla registrazione.</w:t>
-      </w:r>
-    </w:p>
-    <w:p>
-      <w:pPr>
-        <w:rPr>
-          <w:b/>
-          <w:bCs/>
-          <w:sz w:val="20"/>
-          <w:szCs w:val="20"/>
-        </w:rPr>
-      </w:pPr>
-    </w:p>
-    <w:p>
-      <w:pPr>
-        <w:rPr>
-          <w:b/>
-          <w:bCs/>
-          <w:sz w:val="20"/>
-          <w:szCs w:val="20"/>
-        </w:rPr>
-      </w:pPr>
-    </w:p>
-    <w:p>
-      <w:pPr>
-        <w:rPr>
-          <w:b/>
-          <w:bCs/>
-          <w:sz w:val="20"/>
-          <w:szCs w:val="20"/>
-        </w:rPr>
-      </w:pPr>
-    </w:p>
-    <w:p>
-      <w:pPr>
-        <w:rPr>
-          <w:b/>
-          <w:bCs/>
-          <w:sz w:val="20"/>
-          <w:szCs w:val="20"/>
-        </w:rPr>
-      </w:pPr>
-    </w:p>
-    <w:p>
-      <w:pPr>
-        <w:rPr>
-          <w:b/>
-          <w:bCs/>
-          <w:sz w:val="20"/>
-          <w:szCs w:val="20"/>
-        </w:rPr>
-      </w:pPr>
-    </w:p>
-    <w:p>
-      <w:pPr>
-        <w:rPr>
-          <w:b/>
-          <w:bCs/>
-          <w:sz w:val="20"/>
-          <w:szCs w:val="20"/>
-        </w:rPr>
-      </w:pPr>
-    </w:p>
-    <w:p>
-      <w:pPr>
-        <w:rPr>
-          <w:b/>
-          <w:bCs/>
-          <w:sz w:val="20"/>
-          <w:szCs w:val="20"/>
-        </w:rPr>
-      </w:pPr>
-    </w:p>
-    <w:p>
-      <w:pPr>
-        <w:rPr>
-          <w:b/>
-          <w:bCs/>
-          <w:sz w:val="20"/>
-          <w:szCs w:val="20"/>
-        </w:rPr>
-      </w:pPr>
-    </w:p>
-    <w:p>
-      <w:pPr>
-        <w:rPr>
-          <w:b/>
-          <w:bCs/>
-          <w:sz w:val="20"/>
-          <w:szCs w:val="20"/>
-        </w:rPr>
-      </w:pPr>
-    </w:p>
-    <w:p>
-      <w:pPr>
-        <w:rPr>
-          <w:b/>
-          <w:bCs/>
-          <w:sz w:val="20"/>
-          <w:szCs w:val="20"/>
-        </w:rPr>
-      </w:pPr>
-    </w:p>
-    <w:p>
-      <w:pPr>
-        <w:rPr>
-          <w:b/>
-          <w:bCs/>
-          <w:sz w:val="20"/>
-          <w:szCs w:val="20"/>
-        </w:rPr>
-      </w:pPr>
-    </w:p>
-    <w:p>
-      <w:pPr>
-        <w:rPr>
-          <w:b/>
-          <w:bCs/>
-          <w:sz w:val="20"/>
-          <w:szCs w:val="20"/>
-        </w:rPr>
-      </w:pPr>
-    </w:p>
-    <w:p>
-      <w:pPr>
-        <w:rPr>
-          <w:b/>
-          <w:bCs/>
           <w:sz w:val="32"/>
           <w:szCs w:val="32"/>
         </w:rPr>
@@ -4952,7 +8499,6 @@
           <w:sz w:val="32"/>
           <w:szCs w:val="32"/>
         </w:rPr>
-        <w:lastRenderedPageBreak/>
         <w:t>TC_LOGIN</w:t>
       </w:r>
     </w:p>
@@ -5267,16 +8813,15 @@
           <w:szCs w:val="20"/>
         </w:rPr>
       </w:pPr>
-    </w:p>
-    <w:p>
-      <w:pPr>
+      <w:r>
         <w:rPr>
           <w:b/>
           <w:bCs/>
           <w:sz w:val="20"/>
           <w:szCs w:val="20"/>
         </w:rPr>
-      </w:pPr>
+        <w:t>TEST_FRAME:</w:t>
+      </w:r>
     </w:p>
     <w:p>
       <w:pPr>
@@ -5287,34 +8832,297 @@
           <w:szCs w:val="20"/>
         </w:rPr>
       </w:pPr>
-      <w:r>
+    </w:p>
+    <w:tbl>
+      <w:tblPr>
+        <w:tblStyle w:val="Grigliatabella"/>
+        <w:tblW w:w="0" w:type="auto"/>
+        <w:tblLook w:val="04A0" w:firstRow="1" w:lastRow="0" w:firstColumn="1" w:lastColumn="0" w:noHBand="0" w:noVBand="1"/>
+      </w:tblPr>
+      <w:tblGrid>
+        <w:gridCol w:w="4106"/>
+        <w:gridCol w:w="3827"/>
+        <w:gridCol w:w="1695"/>
+      </w:tblGrid>
+      <w:tr>
+        <w:tc>
+          <w:tcPr>
+            <w:tcW w:w="4106" w:type="dxa"/>
+          </w:tcPr>
+          <w:p>
+            <w:pPr>
+              <w:rPr>
+                <w:b/>
+                <w:bCs/>
+              </w:rPr>
+            </w:pPr>
+            <w:r>
+              <w:rPr>
+                <w:b/>
+                <w:bCs/>
+              </w:rPr>
+              <w:t>CODICE</w:t>
+            </w:r>
+          </w:p>
+        </w:tc>
+        <w:tc>
+          <w:tcPr>
+            <w:tcW w:w="3827" w:type="dxa"/>
+          </w:tcPr>
+          <w:p>
+            <w:pPr>
+              <w:rPr>
+                <w:b/>
+                <w:bCs/>
+              </w:rPr>
+            </w:pPr>
+            <w:r>
+              <w:rPr>
+                <w:b/>
+                <w:bCs/>
+              </w:rPr>
+              <w:t>COMBINAZIONE</w:t>
+            </w:r>
+          </w:p>
+        </w:tc>
+        <w:tc>
+          <w:tcPr>
+            <w:tcW w:w="1695" w:type="dxa"/>
+          </w:tcPr>
+          <w:p>
+            <w:pPr>
+              <w:rPr>
+                <w:b/>
+                <w:bCs/>
+              </w:rPr>
+            </w:pPr>
+            <w:r>
+              <w:rPr>
+                <w:b/>
+                <w:bCs/>
+              </w:rPr>
+              <w:t>ESITO</w:t>
+            </w:r>
+          </w:p>
+        </w:tc>
+      </w:tr>
+      <w:tr>
+        <w:tc>
+          <w:tcPr>
+            <w:tcW w:w="4106" w:type="dxa"/>
+          </w:tcPr>
+          <w:p>
+            <w:pPr>
+              <w:rPr>
+                <w:sz w:val="20"/>
+                <w:szCs w:val="20"/>
+              </w:rPr>
+            </w:pPr>
+            <w:r>
+              <w:rPr>
+                <w:b/>
+                <w:bCs/>
+                <w:sz w:val="20"/>
+                <w:szCs w:val="20"/>
+              </w:rPr>
+              <w:t>TC_LOGIN_SUCCESSFUL</w:t>
+            </w:r>
+          </w:p>
+        </w:tc>
+        <w:tc>
+          <w:tcPr>
+            <w:tcW w:w="3827" w:type="dxa"/>
+          </w:tcPr>
+          <w:p>
+            <w:pPr>
+              <w:rPr>
+                <w:b/>
+                <w:bCs/>
+                <w:sz w:val="22"/>
+                <w:szCs w:val="22"/>
+              </w:rPr>
+            </w:pPr>
+            <w:r>
+              <w:rPr>
+                <w:b/>
+                <w:bCs/>
+                <w:sz w:val="22"/>
+                <w:szCs w:val="22"/>
+              </w:rPr>
+              <w:t>EE1.ASP1</w:t>
+            </w:r>
+          </w:p>
+        </w:tc>
+        <w:tc>
+          <w:tcPr>
+            <w:tcW w:w="1695" w:type="dxa"/>
+          </w:tcPr>
+          <w:p>
+            <w:pPr>
+              <w:rPr>
+                <w:sz w:val="18"/>
+                <w:szCs w:val="18"/>
+              </w:rPr>
+            </w:pPr>
+            <w:r>
+              <w:rPr>
+                <w:sz w:val="18"/>
+                <w:szCs w:val="18"/>
+              </w:rPr>
+              <w:t>“Login effettuato”</w:t>
+            </w:r>
+          </w:p>
+        </w:tc>
+      </w:tr>
+      <w:tr>
+        <w:tc>
+          <w:tcPr>
+            <w:tcW w:w="4106" w:type="dxa"/>
+          </w:tcPr>
+          <w:p>
+            <w:pPr>
+              <w:rPr>
+                <w:sz w:val="20"/>
+                <w:szCs w:val="20"/>
+              </w:rPr>
+            </w:pPr>
+            <w:r>
+              <w:rPr>
+                <w:b/>
+                <w:bCs/>
+                <w:sz w:val="20"/>
+                <w:szCs w:val="20"/>
+              </w:rPr>
+              <w:t>TC_LOGIN_MAIL_ERRATA</w:t>
+            </w:r>
+          </w:p>
+        </w:tc>
+        <w:tc>
+          <w:tcPr>
+            <w:tcW w:w="3827" w:type="dxa"/>
+          </w:tcPr>
+          <w:p>
+            <w:pPr>
+              <w:rPr>
+                <w:b/>
+                <w:bCs/>
+                <w:sz w:val="22"/>
+                <w:szCs w:val="22"/>
+              </w:rPr>
+            </w:pPr>
+            <w:r>
+              <w:rPr>
+                <w:b/>
+                <w:bCs/>
+                <w:sz w:val="22"/>
+                <w:szCs w:val="22"/>
+              </w:rPr>
+              <w:t>EE2</w:t>
+            </w:r>
+          </w:p>
+        </w:tc>
+        <w:tc>
+          <w:tcPr>
+            <w:tcW w:w="1695" w:type="dxa"/>
+          </w:tcPr>
+          <w:p>
+            <w:pPr>
+              <w:rPr>
+                <w:sz w:val="18"/>
+                <w:szCs w:val="18"/>
+              </w:rPr>
+            </w:pPr>
+            <w:r>
+              <w:rPr>
+                <w:sz w:val="18"/>
+                <w:szCs w:val="18"/>
+              </w:rPr>
+              <w:t>“Mail non trovata”</w:t>
+            </w:r>
+          </w:p>
+        </w:tc>
+      </w:tr>
+      <w:tr>
+        <w:tc>
+          <w:tcPr>
+            <w:tcW w:w="4106" w:type="dxa"/>
+          </w:tcPr>
+          <w:p>
+            <w:pPr>
+              <w:rPr>
+                <w:sz w:val="20"/>
+                <w:szCs w:val="20"/>
+              </w:rPr>
+            </w:pPr>
+            <w:r>
+              <w:rPr>
+                <w:b/>
+                <w:bCs/>
+                <w:sz w:val="20"/>
+                <w:szCs w:val="20"/>
+              </w:rPr>
+              <w:t>TC_LOGIN_PASS_ERRATA</w:t>
+            </w:r>
+          </w:p>
+        </w:tc>
+        <w:tc>
+          <w:tcPr>
+            <w:tcW w:w="3827" w:type="dxa"/>
+          </w:tcPr>
+          <w:p>
+            <w:pPr>
+              <w:tabs>
+                <w:tab w:val="left" w:pos="1320"/>
+              </w:tabs>
+              <w:rPr>
+                <w:b/>
+                <w:bCs/>
+                <w:sz w:val="22"/>
+                <w:szCs w:val="22"/>
+              </w:rPr>
+            </w:pPr>
+            <w:r>
+              <w:rPr>
+                <w:b/>
+                <w:bCs/>
+                <w:sz w:val="22"/>
+                <w:szCs w:val="22"/>
+              </w:rPr>
+              <w:t>EE1.ASP2</w:t>
+            </w:r>
+          </w:p>
+        </w:tc>
+        <w:tc>
+          <w:tcPr>
+            <w:tcW w:w="1695" w:type="dxa"/>
+          </w:tcPr>
+          <w:p>
+            <w:pPr>
+              <w:rPr>
+                <w:sz w:val="18"/>
+                <w:szCs w:val="18"/>
+              </w:rPr>
+            </w:pPr>
+            <w:r>
+              <w:rPr>
+                <w:sz w:val="18"/>
+                <w:szCs w:val="18"/>
+              </w:rPr>
+              <w:t>“Password errata”</w:t>
+            </w:r>
+          </w:p>
+        </w:tc>
+      </w:tr>
+    </w:tbl>
+    <w:p>
+      <w:pPr>
         <w:rPr>
           <w:b/>
           <w:bCs/>
           <w:sz w:val="20"/>
           <w:szCs w:val="20"/>
         </w:rPr>
-        <w:t xml:space="preserve">TC_LOGIN_SUCCESSFUL: </w:t>
-      </w:r>
-    </w:p>
-    <w:p>
-      <w:pPr>
-        <w:rPr>
-          <w:b/>
-          <w:bCs/>
-          <w:sz w:val="22"/>
-          <w:szCs w:val="22"/>
-        </w:rPr>
-      </w:pPr>
-      <w:r>
-        <w:rPr>
-          <w:b/>
-          <w:bCs/>
-          <w:sz w:val="22"/>
-          <w:szCs w:val="22"/>
-        </w:rPr>
-        <w:t>EE1.ASP1</w:t>
-      </w:r>
+      </w:pPr>
     </w:p>
     <w:p>
       <w:pPr>
@@ -5325,85 +9133,6 @@
           <w:szCs w:val="20"/>
         </w:rPr>
       </w:pPr>
-      <w:r>
-        <w:rPr>
-          <w:b/>
-          <w:bCs/>
-          <w:sz w:val="20"/>
-          <w:szCs w:val="20"/>
-        </w:rPr>
-        <w:t>TC_LOGIN_MAIL_ERRATA:</w:t>
-      </w:r>
-    </w:p>
-    <w:p>
-      <w:pPr>
-        <w:rPr>
-          <w:b/>
-          <w:bCs/>
-          <w:sz w:val="22"/>
-          <w:szCs w:val="22"/>
-        </w:rPr>
-      </w:pPr>
-      <w:r>
-        <w:rPr>
-          <w:b/>
-          <w:bCs/>
-          <w:sz w:val="22"/>
-          <w:szCs w:val="22"/>
-        </w:rPr>
-        <w:t>EE2</w:t>
-      </w:r>
-    </w:p>
-    <w:p>
-      <w:pPr>
-        <w:rPr>
-          <w:b/>
-          <w:bCs/>
-          <w:sz w:val="20"/>
-          <w:szCs w:val="20"/>
-        </w:rPr>
-      </w:pPr>
-      <w:r>
-        <w:rPr>
-          <w:b/>
-          <w:bCs/>
-          <w:sz w:val="20"/>
-          <w:szCs w:val="20"/>
-        </w:rPr>
-        <w:t>TC_LOGIN_PASS_ERRATA:</w:t>
-      </w:r>
-    </w:p>
-    <w:p>
-      <w:pPr>
-        <w:tabs>
-          <w:tab w:val="left" w:pos="1320"/>
-        </w:tabs>
-        <w:rPr>
-          <w:b/>
-          <w:bCs/>
-          <w:sz w:val="22"/>
-          <w:szCs w:val="22"/>
-        </w:rPr>
-      </w:pPr>
-      <w:r>
-        <w:rPr>
-          <w:b/>
-          <w:bCs/>
-          <w:sz w:val="22"/>
-          <w:szCs w:val="22"/>
-        </w:rPr>
-        <w:t>EE1.ASP2</w:t>
-      </w:r>
-    </w:p>
-    <w:p>
-      <w:pPr>
-        <w:rPr>
-          <w:b/>
-          <w:bCs/>
-          <w:sz w:val="20"/>
-          <w:szCs w:val="20"/>
-        </w:rPr>
-      </w:pPr>
     </w:p>
     <w:p>
       <w:pPr>
@@ -5422,6 +9151,7 @@
           <w:sz w:val="32"/>
           <w:szCs w:val="32"/>
         </w:rPr>
+        <w:lastRenderedPageBreak/>
         <w:t>TEST GUI_ARTICOLO</w:t>
       </w:r>
     </w:p>
@@ -5441,7 +9171,27 @@
           <w:sz w:val="28"/>
           <w:szCs w:val="28"/>
         </w:rPr>
-        <w:t>Chiedere per codiceArticolo autogenerato e per categori</w:t>
+        <w:t xml:space="preserve">Chiedere per </w:t>
+      </w:r>
+      <w:proofErr w:type="gramStart"/>
+      <w:r>
+        <w:rPr>
+          <w:b/>
+          <w:bCs/>
+          <w:sz w:val="28"/>
+          <w:szCs w:val="28"/>
+        </w:rPr>
+        <w:t>codiceArticolo</w:t>
+      </w:r>
+      <w:proofErr w:type="gramEnd"/>
+      <w:r>
+        <w:rPr>
+          <w:b/>
+          <w:bCs/>
+          <w:sz w:val="28"/>
+          <w:szCs w:val="28"/>
+        </w:rPr>
+        <w:t xml:space="preserve"> autogenerato e per categori</w:t>
       </w:r>
       <w:r>
         <w:rPr>
@@ -5715,11 +9465,16 @@
               <w:jc w:val="center"/>
             </w:pPr>
             <w:r>
-              <w:t>Parametro: Nome</w:t>
+              <w:t xml:space="preserve">Parametro: </w:t>
+            </w:r>
+            <w:proofErr w:type="spellStart"/>
+            <w:r>
+              <w:t>Nome</w:t>
             </w:r>
             <w:r>
               <w:t>Articolo</w:t>
             </w:r>
+            <w:proofErr w:type="spellEnd"/>
           </w:p>
         </w:tc>
       </w:tr>
@@ -5761,11 +9516,16 @@
           </w:tcPr>
           <w:p>
             <w:r>
-              <w:t>Lunghezza Nome</w:t>
+              <w:t xml:space="preserve">Lunghezza </w:t>
+            </w:r>
+            <w:proofErr w:type="spellStart"/>
+            <w:r>
+              <w:t>Nome</w:t>
             </w:r>
             <w:r>
               <w:t>Articolo</w:t>
             </w:r>
+            <w:proofErr w:type="spellEnd"/>
             <w:r>
               <w:t xml:space="preserve"> LN</w:t>
             </w:r>
@@ -5807,11 +9567,16 @@
           </w:tcPr>
           <w:p>
             <w:r>
-              <w:t>Formato Nome</w:t>
+              <w:t xml:space="preserve">Formato </w:t>
+            </w:r>
+            <w:proofErr w:type="spellStart"/>
+            <w:r>
+              <w:t>Nome</w:t>
             </w:r>
             <w:r>
               <w:t>Articolo</w:t>
             </w:r>
+            <w:proofErr w:type="spellEnd"/>
             <w:r>
               <w:t xml:space="preserve"> FN</w:t>
             </w:r>
@@ -5870,9 +9635,11 @@
             <w:r>
               <w:t xml:space="preserve">Esistenza </w:t>
             </w:r>
+            <w:proofErr w:type="spellStart"/>
             <w:r>
               <w:t>NomeArticolo</w:t>
             </w:r>
+            <w:proofErr w:type="spellEnd"/>
             <w:r>
               <w:t xml:space="preserve"> E</w:t>
             </w:r>
@@ -5953,7 +9720,6 @@
     </w:tbl>
     <w:p>
       <w:r>
-        <w:lastRenderedPageBreak/>
         <w:t>*Rispetta il formato: La Stringa non presenta caratteri speciali e/o numeri.</w:t>
       </w:r>
     </w:p>
@@ -5991,8 +9757,13 @@
         </w:rPr>
         <w:t xml:space="preserve">LNA1 FNA2 LPF1 FPF1 EPF1 LD1 FD1 FC1 PC1: </w:t>
       </w:r>
-      <w:r>
-        <w:t>NomeArticolo non rispetta il formato.</w:t>
+      <w:proofErr w:type="spellStart"/>
+      <w:r>
+        <w:t>NomeArticolo</w:t>
+      </w:r>
+      <w:proofErr w:type="spellEnd"/>
+      <w:r>
+        <w:t xml:space="preserve"> non rispetta il formato.</w:t>
       </w:r>
     </w:p>
     <w:p>
@@ -6011,7 +9782,15 @@
         <w:t>LNA1 FNA1 ENA2 LPF1 FPF1 EPF1 LD1 FD1 FC1 PC1:</w:t>
       </w:r>
       <w:r>
-        <w:t xml:space="preserve"> NomeArticolo già in uso.</w:t>
+        <w:t xml:space="preserve"> </w:t>
+      </w:r>
+      <w:proofErr w:type="spellStart"/>
+      <w:r>
+        <w:t>NomeArticolo</w:t>
+      </w:r>
+      <w:proofErr w:type="spellEnd"/>
+      <w:r>
+        <w:t xml:space="preserve"> già in uso.</w:t>
       </w:r>
     </w:p>
     <w:p>
@@ -6054,9 +9833,11 @@
             <w:r>
               <w:t xml:space="preserve">Parametro: </w:t>
             </w:r>
+            <w:proofErr w:type="spellStart"/>
             <w:r>
               <w:t>PercorsoFoto</w:t>
             </w:r>
+            <w:proofErr w:type="spellEnd"/>
           </w:p>
         </w:tc>
       </w:tr>
@@ -6100,9 +9881,11 @@
             <w:r>
               <w:t xml:space="preserve">Lunghezza </w:t>
             </w:r>
+            <w:proofErr w:type="spellStart"/>
             <w:r>
               <w:t>PercorsoFoto</w:t>
             </w:r>
+            <w:proofErr w:type="spellEnd"/>
             <w:r>
               <w:t xml:space="preserve"> L</w:t>
             </w:r>
@@ -6143,9 +9926,11 @@
             <w:r>
               <w:t xml:space="preserve">Formato </w:t>
             </w:r>
+            <w:proofErr w:type="spellStart"/>
             <w:r>
               <w:t>PercorsoFoto</w:t>
             </w:r>
+            <w:proofErr w:type="spellEnd"/>
             <w:r>
               <w:t xml:space="preserve"> </w:t>
             </w:r>
@@ -6213,9 +9998,11 @@
             <w:r>
               <w:t xml:space="preserve">Esistenza </w:t>
             </w:r>
+            <w:proofErr w:type="spellStart"/>
             <w:r>
               <w:t>PercorsoFoto</w:t>
             </w:r>
+            <w:proofErr w:type="spellEnd"/>
             <w:r>
               <w:t xml:space="preserve"> </w:t>
             </w:r>
@@ -6327,6 +10114,8 @@
       <w:r>
         <w:t xml:space="preserve">lunghezza </w:t>
       </w:r>
+      <w:proofErr w:type="spellStart"/>
+      <w:proofErr w:type="gramStart"/>
       <w:r>
         <w:t>P</w:t>
       </w:r>
@@ -6334,7 +10123,12 @@
         <w:t>erco</w:t>
       </w:r>
       <w:r>
-        <w:t>rsoFoto non corretta.</w:t>
+        <w:t>rsoFoto</w:t>
+      </w:r>
+      <w:proofErr w:type="spellEnd"/>
+      <w:proofErr w:type="gramEnd"/>
+      <w:r>
+        <w:t xml:space="preserve"> non corretta.</w:t>
       </w:r>
     </w:p>
     <w:p>
@@ -6358,8 +10152,15 @@
       <w:r>
         <w:t xml:space="preserve">Formato </w:t>
       </w:r>
-      <w:r>
-        <w:t>PercorsoFoto non rispettato.</w:t>
+      <w:proofErr w:type="spellStart"/>
+      <w:proofErr w:type="gramStart"/>
+      <w:r>
+        <w:t>PercorsoFoto</w:t>
+      </w:r>
+      <w:proofErr w:type="spellEnd"/>
+      <w:proofErr w:type="gramEnd"/>
+      <w:r>
+        <w:t xml:space="preserve"> non rispettato.</w:t>
       </w:r>
     </w:p>
     <w:p>
@@ -6377,8 +10178,15 @@
         </w:rPr>
         <w:t xml:space="preserve">LNA1 FNA1 ENA1 LPF1 FPF1 EPF2 LD1 FD1 FC1 PC1: </w:t>
       </w:r>
-      <w:r>
-        <w:t>PercorsoFoto già in uso.</w:t>
+      <w:proofErr w:type="spellStart"/>
+      <w:proofErr w:type="gramStart"/>
+      <w:r>
+        <w:t>PercorsoFoto</w:t>
+      </w:r>
+      <w:proofErr w:type="spellEnd"/>
+      <w:proofErr w:type="gramEnd"/>
+      <w:r>
+        <w:t xml:space="preserve"> già in uso.</w:t>
       </w:r>
     </w:p>
     <w:p>
@@ -6430,6 +10238,7 @@
               <w:jc w:val="center"/>
             </w:pPr>
             <w:r>
+              <w:lastRenderedPageBreak/>
               <w:t>Categorie</w:t>
             </w:r>
           </w:p>
@@ -6907,8 +10716,19 @@
           <w:sz w:val="28"/>
           <w:szCs w:val="28"/>
         </w:rPr>
-        <w:t xml:space="preserve"> AggiungiArticolo</w:t>
-      </w:r>
+        <w:t xml:space="preserve"> </w:t>
+      </w:r>
+      <w:proofErr w:type="spellStart"/>
+      <w:r>
+        <w:rPr>
+          <w:b/>
+          <w:bCs/>
+          <w:sz w:val="28"/>
+          <w:szCs w:val="28"/>
+        </w:rPr>
+        <w:t>AggiungiArticolo</w:t>
+      </w:r>
+      <w:proofErr w:type="spellEnd"/>
       <w:r>
         <w:rPr>
           <w:b/>
@@ -6948,16 +10768,67 @@
           <w:szCs w:val="32"/>
         </w:rPr>
       </w:pPr>
-      <w:r>
+    </w:p>
+    <w:p>
+      <w:pPr>
         <w:rPr>
           <w:b/>
           <w:bCs/>
           <w:sz w:val="32"/>
           <w:szCs w:val="32"/>
         </w:rPr>
-        <w:lastRenderedPageBreak/>
+      </w:pPr>
+    </w:p>
+    <w:p>
+      <w:pPr>
+        <w:rPr>
+          <w:b/>
+          <w:bCs/>
+          <w:sz w:val="32"/>
+          <w:szCs w:val="32"/>
+        </w:rPr>
+      </w:pPr>
+    </w:p>
+    <w:p>
+      <w:pPr>
+        <w:rPr>
+          <w:b/>
+          <w:bCs/>
+          <w:sz w:val="32"/>
+          <w:szCs w:val="32"/>
+        </w:rPr>
+      </w:pPr>
+    </w:p>
+    <w:p>
+      <w:pPr>
+        <w:rPr>
+          <w:b/>
+          <w:bCs/>
+          <w:sz w:val="32"/>
+          <w:szCs w:val="32"/>
+        </w:rPr>
+      </w:pPr>
+    </w:p>
+    <w:p>
+      <w:pPr>
+        <w:rPr>
+          <w:b/>
+          <w:bCs/>
+          <w:sz w:val="32"/>
+          <w:szCs w:val="32"/>
+        </w:rPr>
+      </w:pPr>
+      <w:proofErr w:type="spellStart"/>
+      <w:r>
+        <w:rPr>
+          <w:b/>
+          <w:bCs/>
+          <w:sz w:val="32"/>
+          <w:szCs w:val="32"/>
+        </w:rPr>
         <w:t>TC_ModificaArticolo</w:t>
       </w:r>
+      <w:proofErr w:type="spellEnd"/>
     </w:p>
     <w:p>
       <w:pPr>
@@ -6996,12 +10867,21 @@
           <w:szCs w:val="28"/>
         </w:rPr>
       </w:pPr>
-      <w:r>
-        <w:rPr>
-          <w:sz w:val="28"/>
-          <w:szCs w:val="28"/>
-        </w:rPr>
-        <w:t>PercorsoFoto, Descrizione, Costo.</w:t>
+      <w:proofErr w:type="spellStart"/>
+      <w:r>
+        <w:rPr>
+          <w:sz w:val="28"/>
+          <w:szCs w:val="28"/>
+        </w:rPr>
+        <w:t>PercorsoFoto</w:t>
+      </w:r>
+      <w:proofErr w:type="spellEnd"/>
+      <w:r>
+        <w:rPr>
+          <w:sz w:val="28"/>
+          <w:szCs w:val="28"/>
+        </w:rPr>
+        <w:t>, Descrizione, Costo.</w:t>
       </w:r>
     </w:p>
     <w:tbl>
@@ -7028,9 +10908,11 @@
             <w:r>
               <w:t xml:space="preserve">Parametro: </w:t>
             </w:r>
+            <w:proofErr w:type="spellStart"/>
             <w:r>
               <w:t>PercorsoFoto</w:t>
             </w:r>
+            <w:proofErr w:type="spellEnd"/>
           </w:p>
         </w:tc>
       </w:tr>
@@ -7074,9 +10956,11 @@
             <w:r>
               <w:t xml:space="preserve">Lunghezza </w:t>
             </w:r>
+            <w:proofErr w:type="spellStart"/>
             <w:r>
               <w:t>PercorsoFoto</w:t>
             </w:r>
+            <w:proofErr w:type="spellEnd"/>
             <w:r>
               <w:t xml:space="preserve"> L</w:t>
             </w:r>
@@ -7117,9 +11001,11 @@
             <w:r>
               <w:t xml:space="preserve">Formato </w:t>
             </w:r>
+            <w:proofErr w:type="spellStart"/>
             <w:r>
               <w:t>PercorsoFoto</w:t>
             </w:r>
+            <w:proofErr w:type="spellEnd"/>
             <w:r>
               <w:t xml:space="preserve"> F</w:t>
             </w:r>
@@ -7175,9 +11061,11 @@
             <w:r>
               <w:t xml:space="preserve">Esistenza </w:t>
             </w:r>
+            <w:proofErr w:type="spellStart"/>
             <w:r>
               <w:t>PercorsoFoto</w:t>
             </w:r>
+            <w:proofErr w:type="spellEnd"/>
             <w:r>
               <w:t xml:space="preserve"> E</w:t>
             </w:r>
@@ -7259,65 +11147,10 @@
     <w:p>
       <w:pPr>
         <w:rPr>
-          <w:b/>
-          <w:bCs/>
-          <w:lang w:val="en-GB"/>
-        </w:rPr>
-      </w:pPr>
-    </w:p>
-    <w:p>
-      <w:pPr>
-        <w:jc w:val="both"/>
-      </w:pPr>
-      <w:r>
-        <w:rPr>
-          <w:b/>
-          <w:bCs/>
-        </w:rPr>
-        <w:t xml:space="preserve">LPF2 LD1 FD1 FC1 PC1: </w:t>
-      </w:r>
-      <w:r>
-        <w:t xml:space="preserve">lunghezza </w:t>
-      </w:r>
-      <w:r>
-        <w:t>P</w:t>
-      </w:r>
-      <w:r>
-        <w:t>erco</w:t>
-      </w:r>
-      <w:r>
-        <w:t>rsoFoto non corretta.</w:t>
-      </w:r>
-    </w:p>
-    <w:p>
-      <w:pPr>
-        <w:jc w:val="both"/>
-      </w:pPr>
-      <w:r>
-        <w:rPr>
-          <w:b/>
-          <w:bCs/>
-        </w:rPr>
-        <w:t xml:space="preserve">LPF1 FPF2 LD1 FD1 FC1 PC1: </w:t>
-      </w:r>
-      <w:r>
-        <w:t xml:space="preserve">Formato </w:t>
-      </w:r>
-      <w:r>
-        <w:t>PercorsoFoto non rispettato.</w:t>
-      </w:r>
-    </w:p>
-    <w:p>
-      <w:r>
-        <w:rPr>
-          <w:b/>
-          <w:bCs/>
-        </w:rPr>
-        <w:t xml:space="preserve">LPF1 FPF1 EPF2 LD1 FD1 FC1 PC1: </w:t>
-      </w:r>
-      <w:r>
-        <w:t>PercorsoFoto già in uso.</w:t>
-      </w:r>
+          <w:sz w:val="28"/>
+          <w:szCs w:val="28"/>
+        </w:rPr>
+      </w:pPr>
     </w:p>
     <w:p>
       <w:pPr>
@@ -7349,6 +11182,7 @@
               <w:jc w:val="center"/>
             </w:pPr>
             <w:r>
+              <w:lastRenderedPageBreak/>
               <w:t xml:space="preserve">Parametro: </w:t>
             </w:r>
             <w:r>
@@ -7501,38 +11335,7 @@
         </w:tc>
       </w:tr>
     </w:tbl>
-    <w:p>
-      <w:pPr>
-        <w:rPr>
-          <w:b/>
-          <w:bCs/>
-        </w:rPr>
-      </w:pPr>
-    </w:p>
-    <w:p>
-      <w:r>
-        <w:rPr>
-          <w:b/>
-          <w:bCs/>
-        </w:rPr>
-        <w:t xml:space="preserve">LPF1 FPF1 EPF1 LD2 FC1 PC1: </w:t>
-      </w:r>
-      <w:r>
-        <w:t>lunghezza descrizione non corretta.</w:t>
-      </w:r>
-    </w:p>
-    <w:p>
-      <w:r>
-        <w:rPr>
-          <w:b/>
-          <w:bCs/>
-        </w:rPr>
-        <w:t xml:space="preserve">LPF1 FPF1 EPF1 LD1 FD2 FC1 PC1: </w:t>
-      </w:r>
-      <w:r>
-        <w:t>formato descrizione non corretto.</w:t>
-      </w:r>
-    </w:p>
+    <w:p/>
     <w:p>
       <w:pPr>
         <w:rPr>
@@ -7706,29 +11509,14 @@
         </w:tc>
       </w:tr>
     </w:tbl>
-    <w:p>
-      <w:r>
-        <w:rPr>
-          <w:b/>
-          <w:bCs/>
-        </w:rPr>
-        <w:t xml:space="preserve">LPF1 FPF1 EPF1 LD1 FD1 FC2 : </w:t>
-      </w:r>
-      <w:r>
-        <w:t>Formato costo non rispettato.</w:t>
-      </w:r>
-    </w:p>
-    <w:p>
-      <w:r>
-        <w:rPr>
-          <w:b/>
-          <w:bCs/>
-        </w:rPr>
-        <w:t>LPF1 FPF1 EPF1 LD1 FD1 FC1 PC2: “</w:t>
-      </w:r>
-      <w:r>
-        <w:t>Costo non valido &lt; 0”.</w:t>
-      </w:r>
+    <w:p/>
+    <w:p>
+      <w:pPr>
+        <w:rPr>
+          <w:b/>
+          <w:bCs/>
+        </w:rPr>
+      </w:pPr>
     </w:p>
     <w:p>
       <w:pPr>
@@ -7763,14 +11551,737 @@
     <w:p>
       <w:pPr>
         <w:rPr>
-          <w:b/>
-          <w:bCs/>
-        </w:rPr>
-      </w:pPr>
-      <w:r>
-        <w:rPr>
-          <w:b/>
-          <w:bCs/>
+          <w:sz w:val="28"/>
+          <w:szCs w:val="28"/>
+        </w:rPr>
+      </w:pPr>
+    </w:p>
+    <w:tbl>
+      <w:tblPr>
+        <w:tblStyle w:val="Grigliatabella"/>
+        <w:tblW w:w="0" w:type="auto"/>
+        <w:tblLook w:val="04A0" w:firstRow="1" w:lastRow="0" w:firstColumn="1" w:lastColumn="0" w:noHBand="0" w:noVBand="1"/>
+      </w:tblPr>
+      <w:tblGrid>
+        <w:gridCol w:w="6012"/>
+        <w:gridCol w:w="2389"/>
+        <w:gridCol w:w="1227"/>
+      </w:tblGrid>
+      <w:tr>
+        <w:tc>
+          <w:tcPr>
+            <w:tcW w:w="6147" w:type="dxa"/>
+          </w:tcPr>
+          <w:p>
+            <w:pPr>
+              <w:rPr>
+                <w:b/>
+                <w:bCs/>
+              </w:rPr>
+            </w:pPr>
+            <w:r>
+              <w:rPr>
+                <w:b/>
+                <w:bCs/>
+              </w:rPr>
+              <w:t>CODICE</w:t>
+            </w:r>
+          </w:p>
+        </w:tc>
+        <w:tc>
+          <w:tcPr>
+            <w:tcW w:w="2423" w:type="dxa"/>
+          </w:tcPr>
+          <w:p>
+            <w:pPr>
+              <w:rPr>
+                <w:b/>
+                <w:bCs/>
+              </w:rPr>
+            </w:pPr>
+            <w:r>
+              <w:rPr>
+                <w:b/>
+                <w:bCs/>
+              </w:rPr>
+              <w:t>COMBINAZIONE</w:t>
+            </w:r>
+          </w:p>
+        </w:tc>
+        <w:tc>
+          <w:tcPr>
+            <w:tcW w:w="1058" w:type="dxa"/>
+          </w:tcPr>
+          <w:p>
+            <w:pPr>
+              <w:rPr>
+                <w:b/>
+                <w:bCs/>
+              </w:rPr>
+            </w:pPr>
+            <w:r>
+              <w:rPr>
+                <w:b/>
+                <w:bCs/>
+              </w:rPr>
+              <w:t>ESITO</w:t>
+            </w:r>
+          </w:p>
+        </w:tc>
+      </w:tr>
+      <w:tr>
+        <w:tc>
+          <w:tcPr>
+            <w:tcW w:w="6147" w:type="dxa"/>
+          </w:tcPr>
+          <w:p>
+            <w:pPr>
+              <w:rPr>
+                <w:b/>
+                <w:bCs/>
+                <w:sz w:val="20"/>
+                <w:szCs w:val="20"/>
+              </w:rPr>
+            </w:pPr>
+            <w:r>
+              <w:rPr>
+                <w:b/>
+                <w:bCs/>
+                <w:sz w:val="20"/>
+                <w:szCs w:val="20"/>
+              </w:rPr>
+              <w:t xml:space="preserve">TC_ </w:t>
+            </w:r>
+            <w:r>
+              <w:rPr>
+                <w:b/>
+                <w:bCs/>
+                <w:sz w:val="20"/>
+                <w:szCs w:val="20"/>
+              </w:rPr>
+              <w:t>MODIFICA_ARTICOLO</w:t>
+            </w:r>
+            <w:r>
+              <w:rPr>
+                <w:b/>
+                <w:bCs/>
+                <w:sz w:val="20"/>
+                <w:szCs w:val="20"/>
+              </w:rPr>
+              <w:t>_SUCCESSUFUL</w:t>
+            </w:r>
+          </w:p>
+        </w:tc>
+        <w:tc>
+          <w:tcPr>
+            <w:tcW w:w="2423" w:type="dxa"/>
+          </w:tcPr>
+          <w:p>
+            <w:pPr>
+              <w:rPr>
+                <w:b/>
+                <w:bCs/>
+                <w:sz w:val="20"/>
+                <w:szCs w:val="20"/>
+              </w:rPr>
+            </w:pPr>
+            <w:r>
+              <w:rPr>
+                <w:b/>
+                <w:bCs/>
+                <w:sz w:val="20"/>
+                <w:szCs w:val="20"/>
+              </w:rPr>
+              <w:t>LPF1 FPF1 EPF1 LD1 FD1 FC1 PC1</w:t>
+            </w:r>
+          </w:p>
+          <w:p>
+            <w:pPr>
+              <w:rPr>
+                <w:b/>
+                <w:bCs/>
+                <w:sz w:val="20"/>
+                <w:szCs w:val="20"/>
+              </w:rPr>
+            </w:pPr>
+          </w:p>
+        </w:tc>
+        <w:tc>
+          <w:tcPr>
+            <w:tcW w:w="1058" w:type="dxa"/>
+          </w:tcPr>
+          <w:p>
+            <w:pPr>
+              <w:rPr>
+                <w:b/>
+                <w:bCs/>
+                <w:sz w:val="20"/>
+                <w:szCs w:val="20"/>
+              </w:rPr>
+            </w:pPr>
+            <w:r>
+              <w:rPr>
+                <w:b/>
+                <w:bCs/>
+                <w:sz w:val="20"/>
+                <w:szCs w:val="20"/>
+              </w:rPr>
+              <w:t>“</w:t>
+            </w:r>
+            <w:r>
+              <w:rPr>
+                <w:b/>
+                <w:bCs/>
+                <w:sz w:val="20"/>
+                <w:szCs w:val="20"/>
+              </w:rPr>
+              <w:t>Articolo modificato”</w:t>
+            </w:r>
+          </w:p>
+        </w:tc>
+      </w:tr>
+      <w:tr>
+        <w:tc>
+          <w:tcPr>
+            <w:tcW w:w="6147" w:type="dxa"/>
+          </w:tcPr>
+          <w:p>
+            <w:pPr>
+              <w:rPr>
+                <w:b/>
+                <w:bCs/>
+                <w:sz w:val="20"/>
+                <w:szCs w:val="20"/>
+              </w:rPr>
+            </w:pPr>
+            <w:r>
+              <w:rPr>
+                <w:b/>
+                <w:bCs/>
+                <w:sz w:val="20"/>
+                <w:szCs w:val="20"/>
+              </w:rPr>
+              <w:t>TC_</w:t>
+            </w:r>
+            <w:r>
+              <w:rPr>
+                <w:b/>
+                <w:bCs/>
+                <w:sz w:val="20"/>
+                <w:szCs w:val="20"/>
+              </w:rPr>
+              <w:t>LUNGHEZZA_</w:t>
+            </w:r>
+            <w:r>
+              <w:rPr>
+                <w:b/>
+                <w:bCs/>
+                <w:sz w:val="20"/>
+                <w:szCs w:val="20"/>
+              </w:rPr>
+              <w:t>COSTO_NON_VALIDO</w:t>
+            </w:r>
+          </w:p>
+        </w:tc>
+        <w:tc>
+          <w:tcPr>
+            <w:tcW w:w="2423" w:type="dxa"/>
+          </w:tcPr>
+          <w:p>
+            <w:pPr>
+              <w:rPr>
+                <w:b/>
+                <w:bCs/>
+                <w:sz w:val="20"/>
+                <w:szCs w:val="20"/>
+              </w:rPr>
+            </w:pPr>
+            <w:r>
+              <w:rPr>
+                <w:b/>
+                <w:bCs/>
+                <w:sz w:val="20"/>
+                <w:szCs w:val="20"/>
+              </w:rPr>
+              <w:t>LPF1 FPF1 EPF1 LD1 FD1 FC1 PC2</w:t>
+            </w:r>
+          </w:p>
+        </w:tc>
+        <w:tc>
+          <w:tcPr>
+            <w:tcW w:w="1058" w:type="dxa"/>
+          </w:tcPr>
+          <w:p>
+            <w:pPr>
+              <w:rPr>
+                <w:b/>
+                <w:bCs/>
+                <w:sz w:val="20"/>
+                <w:szCs w:val="20"/>
+              </w:rPr>
+            </w:pPr>
+            <w:r>
+              <w:rPr>
+                <w:b/>
+                <w:bCs/>
+                <w:sz w:val="20"/>
+                <w:szCs w:val="20"/>
+              </w:rPr>
+              <w:t>“</w:t>
+            </w:r>
+          </w:p>
+        </w:tc>
+      </w:tr>
+      <w:tr>
+        <w:tc>
+          <w:tcPr>
+            <w:tcW w:w="6147" w:type="dxa"/>
+          </w:tcPr>
+          <w:p>
+            <w:pPr>
+              <w:rPr>
+                <w:b/>
+                <w:bCs/>
+                <w:sz w:val="20"/>
+                <w:szCs w:val="20"/>
+              </w:rPr>
+            </w:pPr>
+            <w:r>
+              <w:rPr>
+                <w:b/>
+                <w:bCs/>
+                <w:sz w:val="20"/>
+                <w:szCs w:val="20"/>
+              </w:rPr>
+              <w:t>TC_FORMATO_COSTO_NON_VALIDO</w:t>
+            </w:r>
+          </w:p>
+        </w:tc>
+        <w:tc>
+          <w:tcPr>
+            <w:tcW w:w="2423" w:type="dxa"/>
+          </w:tcPr>
+          <w:p>
+            <w:pPr>
+              <w:rPr>
+                <w:b/>
+                <w:bCs/>
+                <w:sz w:val="20"/>
+                <w:szCs w:val="20"/>
+              </w:rPr>
+            </w:pPr>
+            <w:r>
+              <w:rPr>
+                <w:b/>
+                <w:bCs/>
+                <w:sz w:val="20"/>
+                <w:szCs w:val="20"/>
+              </w:rPr>
+              <w:t>LPF1 FPF1 EPF1 LD1 FD1 FC2</w:t>
+            </w:r>
+          </w:p>
+        </w:tc>
+        <w:tc>
+          <w:tcPr>
+            <w:tcW w:w="1058" w:type="dxa"/>
+          </w:tcPr>
+          <w:p>
+            <w:pPr>
+              <w:rPr>
+                <w:b/>
+                <w:bCs/>
+                <w:sz w:val="20"/>
+                <w:szCs w:val="20"/>
+              </w:rPr>
+            </w:pPr>
+          </w:p>
+        </w:tc>
+      </w:tr>
+      <w:tr>
+        <w:tc>
+          <w:tcPr>
+            <w:tcW w:w="6147" w:type="dxa"/>
+          </w:tcPr>
+          <w:p>
+            <w:pPr>
+              <w:rPr>
+                <w:b/>
+                <w:bCs/>
+                <w:sz w:val="20"/>
+                <w:szCs w:val="20"/>
+              </w:rPr>
+            </w:pPr>
+            <w:r>
+              <w:rPr>
+                <w:b/>
+                <w:bCs/>
+                <w:sz w:val="20"/>
+                <w:szCs w:val="20"/>
+              </w:rPr>
+              <w:t>TC_FORMATO_DESCRIZIONE_NON_CORRETTO</w:t>
+            </w:r>
+          </w:p>
+        </w:tc>
+        <w:tc>
+          <w:tcPr>
+            <w:tcW w:w="2423" w:type="dxa"/>
+          </w:tcPr>
+          <w:p>
+            <w:pPr>
+              <w:rPr>
+                <w:b/>
+                <w:bCs/>
+                <w:sz w:val="20"/>
+                <w:szCs w:val="20"/>
+              </w:rPr>
+            </w:pPr>
+            <w:r>
+              <w:rPr>
+                <w:b/>
+                <w:bCs/>
+                <w:sz w:val="20"/>
+                <w:szCs w:val="20"/>
+              </w:rPr>
+              <w:t>LPF1 FPF1 EPF1 LD1 FD2 FC1 PC1</w:t>
+            </w:r>
+          </w:p>
+        </w:tc>
+        <w:tc>
+          <w:tcPr>
+            <w:tcW w:w="1058" w:type="dxa"/>
+          </w:tcPr>
+          <w:p>
+            <w:pPr>
+              <w:rPr>
+                <w:b/>
+                <w:bCs/>
+                <w:sz w:val="20"/>
+                <w:szCs w:val="20"/>
+              </w:rPr>
+            </w:pPr>
+          </w:p>
+        </w:tc>
+      </w:tr>
+      <w:tr>
+        <w:tc>
+          <w:tcPr>
+            <w:tcW w:w="6147" w:type="dxa"/>
+          </w:tcPr>
+          <w:p>
+            <w:pPr>
+              <w:rPr>
+                <w:b/>
+                <w:bCs/>
+                <w:sz w:val="20"/>
+                <w:szCs w:val="20"/>
+              </w:rPr>
+            </w:pPr>
+            <w:r>
+              <w:rPr>
+                <w:b/>
+                <w:bCs/>
+                <w:sz w:val="20"/>
+                <w:szCs w:val="20"/>
+              </w:rPr>
+              <w:t>TC_LUNGHEZZA_DESCRIZIONE_NON_CORRETTO</w:t>
+            </w:r>
+          </w:p>
+        </w:tc>
+        <w:tc>
+          <w:tcPr>
+            <w:tcW w:w="2423" w:type="dxa"/>
+          </w:tcPr>
+          <w:p>
+            <w:pPr>
+              <w:rPr>
+                <w:b/>
+                <w:bCs/>
+                <w:sz w:val="20"/>
+                <w:szCs w:val="20"/>
+              </w:rPr>
+            </w:pPr>
+            <w:r>
+              <w:rPr>
+                <w:b/>
+                <w:bCs/>
+                <w:sz w:val="20"/>
+                <w:szCs w:val="20"/>
+              </w:rPr>
+              <w:t>LPF1 FPF1 EPF1 LD2 FC1 PC1:</w:t>
+            </w:r>
+          </w:p>
+        </w:tc>
+        <w:tc>
+          <w:tcPr>
+            <w:tcW w:w="1058" w:type="dxa"/>
+          </w:tcPr>
+          <w:p>
+            <w:pPr>
+              <w:rPr>
+                <w:b/>
+                <w:bCs/>
+                <w:sz w:val="20"/>
+                <w:szCs w:val="20"/>
+              </w:rPr>
+            </w:pPr>
+          </w:p>
+        </w:tc>
+      </w:tr>
+      <w:tr>
+        <w:tc>
+          <w:tcPr>
+            <w:tcW w:w="6147" w:type="dxa"/>
+          </w:tcPr>
+          <w:p>
+            <w:pPr>
+              <w:rPr>
+                <w:b/>
+                <w:bCs/>
+                <w:sz w:val="20"/>
+                <w:szCs w:val="20"/>
+              </w:rPr>
+            </w:pPr>
+            <w:r>
+              <w:rPr>
+                <w:b/>
+                <w:bCs/>
+                <w:sz w:val="20"/>
+                <w:szCs w:val="20"/>
+              </w:rPr>
+              <w:t>TC_PERCORSO_FOTO_IN_USO</w:t>
+            </w:r>
+          </w:p>
+        </w:tc>
+        <w:tc>
+          <w:tcPr>
+            <w:tcW w:w="2423" w:type="dxa"/>
+          </w:tcPr>
+          <w:p>
+            <w:pPr>
+              <w:rPr>
+                <w:b/>
+                <w:bCs/>
+                <w:sz w:val="20"/>
+                <w:szCs w:val="20"/>
+              </w:rPr>
+            </w:pPr>
+            <w:r>
+              <w:rPr>
+                <w:b/>
+                <w:bCs/>
+                <w:sz w:val="20"/>
+                <w:szCs w:val="20"/>
+              </w:rPr>
+              <w:t>LPF1 FPF1 EPF2 LD1 FD1 FC1 PC1</w:t>
+            </w:r>
+          </w:p>
+        </w:tc>
+        <w:tc>
+          <w:tcPr>
+            <w:tcW w:w="1058" w:type="dxa"/>
+          </w:tcPr>
+          <w:p>
+            <w:pPr>
+              <w:rPr>
+                <w:b/>
+                <w:bCs/>
+                <w:sz w:val="20"/>
+                <w:szCs w:val="20"/>
+              </w:rPr>
+            </w:pPr>
+          </w:p>
+        </w:tc>
+      </w:tr>
+      <w:tr>
+        <w:tc>
+          <w:tcPr>
+            <w:tcW w:w="6147" w:type="dxa"/>
+          </w:tcPr>
+          <w:p>
+            <w:pPr>
+              <w:rPr>
+                <w:b/>
+                <w:bCs/>
+                <w:sz w:val="20"/>
+                <w:szCs w:val="20"/>
+              </w:rPr>
+            </w:pPr>
+            <w:r>
+              <w:rPr>
+                <w:b/>
+                <w:bCs/>
+                <w:sz w:val="20"/>
+                <w:szCs w:val="20"/>
+              </w:rPr>
+              <w:t>TC_FORMATO_PERCORSO_FOTO_ERRORE</w:t>
+            </w:r>
+          </w:p>
+        </w:tc>
+        <w:tc>
+          <w:tcPr>
+            <w:tcW w:w="2423" w:type="dxa"/>
+          </w:tcPr>
+          <w:p>
+            <w:pPr>
+              <w:rPr>
+                <w:b/>
+                <w:bCs/>
+                <w:sz w:val="20"/>
+                <w:szCs w:val="20"/>
+              </w:rPr>
+            </w:pPr>
+            <w:r>
+              <w:rPr>
+                <w:b/>
+                <w:bCs/>
+                <w:sz w:val="20"/>
+                <w:szCs w:val="20"/>
+              </w:rPr>
+              <w:t>LPF1 FPF2 LD1 FD1 FC1 PC1</w:t>
+            </w:r>
+          </w:p>
+        </w:tc>
+        <w:tc>
+          <w:tcPr>
+            <w:tcW w:w="1058" w:type="dxa"/>
+          </w:tcPr>
+          <w:p>
+            <w:pPr>
+              <w:rPr>
+                <w:b/>
+                <w:bCs/>
+                <w:sz w:val="20"/>
+                <w:szCs w:val="20"/>
+              </w:rPr>
+            </w:pPr>
+          </w:p>
+        </w:tc>
+      </w:tr>
+      <w:tr>
+        <w:tc>
+          <w:tcPr>
+            <w:tcW w:w="6147" w:type="dxa"/>
+          </w:tcPr>
+          <w:p>
+            <w:pPr>
+              <w:rPr>
+                <w:b/>
+                <w:bCs/>
+                <w:sz w:val="20"/>
+                <w:szCs w:val="20"/>
+              </w:rPr>
+            </w:pPr>
+            <w:r>
+              <w:rPr>
+                <w:b/>
+                <w:bCs/>
+                <w:sz w:val="20"/>
+                <w:szCs w:val="20"/>
+              </w:rPr>
+              <w:t>TC_LUNGHEZZA_PERCORSO_FOTO_ERRORE</w:t>
+            </w:r>
+          </w:p>
+        </w:tc>
+        <w:tc>
+          <w:tcPr>
+            <w:tcW w:w="2423" w:type="dxa"/>
+          </w:tcPr>
+          <w:p>
+            <w:pPr>
+              <w:rPr>
+                <w:b/>
+                <w:bCs/>
+                <w:sz w:val="20"/>
+                <w:szCs w:val="20"/>
+                <w:lang w:val="en-US"/>
+              </w:rPr>
+            </w:pPr>
+            <w:r>
+              <w:rPr>
+                <w:b/>
+                <w:bCs/>
+                <w:sz w:val="20"/>
+                <w:szCs w:val="20"/>
+                <w:lang w:val="en-US"/>
+              </w:rPr>
+              <w:t>LPF2 LD1 FD1 FC1 PC1</w:t>
+            </w:r>
+          </w:p>
+        </w:tc>
+        <w:tc>
+          <w:tcPr>
+            <w:tcW w:w="1058" w:type="dxa"/>
+          </w:tcPr>
+          <w:p>
+            <w:pPr>
+              <w:rPr>
+                <w:b/>
+                <w:bCs/>
+                <w:sz w:val="20"/>
+                <w:szCs w:val="20"/>
+                <w:lang w:val="en-US"/>
+              </w:rPr>
+            </w:pPr>
+          </w:p>
+        </w:tc>
+      </w:tr>
+    </w:tbl>
+    <w:p>
+      <w:pPr>
+        <w:rPr>
+          <w:b/>
+          <w:bCs/>
+          <w:sz w:val="28"/>
+          <w:szCs w:val="28"/>
+        </w:rPr>
+      </w:pPr>
+    </w:p>
+    <w:p>
+      <w:pPr>
+        <w:rPr>
+          <w:b/>
+          <w:bCs/>
+          <w:sz w:val="28"/>
+          <w:szCs w:val="28"/>
+        </w:rPr>
+      </w:pPr>
+    </w:p>
+    <w:p>
+      <w:pPr>
+        <w:rPr>
+          <w:b/>
+          <w:bCs/>
+          <w:sz w:val="28"/>
+          <w:szCs w:val="28"/>
+        </w:rPr>
+      </w:pPr>
+    </w:p>
+    <w:p>
+      <w:pPr>
+        <w:rPr>
+          <w:b/>
+          <w:bCs/>
+          <w:sz w:val="28"/>
+          <w:szCs w:val="28"/>
+        </w:rPr>
+      </w:pPr>
+    </w:p>
+    <w:p>
+      <w:pPr>
+        <w:rPr>
+          <w:b/>
+          <w:bCs/>
+          <w:sz w:val="28"/>
+          <w:szCs w:val="28"/>
+        </w:rPr>
+      </w:pPr>
+      <w:proofErr w:type="spellStart"/>
+      <w:r>
+        <w:rPr>
+          <w:b/>
+          <w:bCs/>
+          <w:sz w:val="28"/>
+          <w:szCs w:val="28"/>
         </w:rPr>
         <w:t>TC_</w:t>
       </w:r>
@@ -7781,16 +12292,16 @@
           <w:sz w:val="28"/>
           <w:szCs w:val="28"/>
         </w:rPr>
-        <w:t xml:space="preserve"> </w:t>
-      </w:r>
-      <w:r>
-        <w:rPr>
-          <w:b/>
-          <w:bCs/>
-          <w:sz w:val="28"/>
-          <w:szCs w:val="28"/>
-        </w:rPr>
-        <w:t>Modifica</w:t>
+        <w:t>Aggiorna</w:t>
+      </w:r>
+      <w:r>
+        <w:rPr>
+          <w:b/>
+          <w:bCs/>
+          <w:sz w:val="28"/>
+          <w:szCs w:val="28"/>
+        </w:rPr>
+        <w:t>Giacenza</w:t>
       </w:r>
       <w:r>
         <w:rPr>
@@ -7801,123 +12312,7 @@
         </w:rPr>
         <w:t>Articolo</w:t>
       </w:r>
-      <w:r>
-        <w:rPr>
-          <w:b/>
-          <w:bCs/>
-        </w:rPr>
-        <w:t xml:space="preserve"> _SUCCESSUFUL:</w:t>
-      </w:r>
-    </w:p>
-    <w:p>
-      <w:pPr>
-        <w:rPr>
-          <w:b/>
-          <w:bCs/>
-        </w:rPr>
-      </w:pPr>
-      <w:r>
-        <w:rPr>
-          <w:b/>
-          <w:bCs/>
-        </w:rPr>
-        <w:t>LPF1 FPF1 EPF1 LD1 FD1 FC1 PC1</w:t>
-      </w:r>
-    </w:p>
-    <w:p>
-      <w:pPr>
-        <w:rPr>
-          <w:sz w:val="28"/>
-          <w:szCs w:val="28"/>
-        </w:rPr>
-      </w:pPr>
-    </w:p>
-    <w:p>
-      <w:pPr>
-        <w:rPr>
-          <w:sz w:val="28"/>
-          <w:szCs w:val="28"/>
-        </w:rPr>
-      </w:pPr>
-    </w:p>
-    <w:p>
-      <w:pPr>
-        <w:rPr>
-          <w:sz w:val="28"/>
-          <w:szCs w:val="28"/>
-        </w:rPr>
-      </w:pPr>
-    </w:p>
-    <w:p>
-      <w:pPr>
-        <w:rPr>
-          <w:sz w:val="28"/>
-          <w:szCs w:val="28"/>
-        </w:rPr>
-      </w:pPr>
-    </w:p>
-    <w:p>
-      <w:pPr>
-        <w:rPr>
-          <w:sz w:val="28"/>
-          <w:szCs w:val="28"/>
-        </w:rPr>
-      </w:pPr>
-    </w:p>
-    <w:p>
-      <w:pPr>
-        <w:rPr>
-          <w:sz w:val="28"/>
-          <w:szCs w:val="28"/>
-        </w:rPr>
-      </w:pPr>
-    </w:p>
-    <w:p>
-      <w:pPr>
-        <w:rPr>
-          <w:b/>
-          <w:bCs/>
-          <w:sz w:val="28"/>
-          <w:szCs w:val="28"/>
-        </w:rPr>
-      </w:pPr>
-      <w:r>
-        <w:rPr>
-          <w:b/>
-          <w:bCs/>
-          <w:sz w:val="28"/>
-          <w:szCs w:val="28"/>
-        </w:rPr>
-        <w:lastRenderedPageBreak/>
-        <w:t>TC_</w:t>
-      </w:r>
-      <w:r>
-        <w:rPr>
-          <w:b/>
-          <w:bCs/>
-          <w:sz w:val="28"/>
-          <w:szCs w:val="28"/>
-        </w:rPr>
-        <w:t>Aggiorna</w:t>
-      </w:r>
-      <w:r>
-        <w:rPr>
-          <w:b/>
-          <w:bCs/>
-          <w:sz w:val="28"/>
-          <w:szCs w:val="28"/>
-        </w:rPr>
-        <w:t>Giacenza</w:t>
-      </w:r>
-      <w:r>
-        <w:rPr>
-          <w:b/>
-          <w:bCs/>
-          <w:sz w:val="28"/>
-          <w:szCs w:val="28"/>
-        </w:rPr>
-        <w:t>Articolo</w:t>
-      </w:r>
+      <w:proofErr w:type="spellEnd"/>
     </w:p>
     <w:p>
       <w:pPr>
@@ -8151,6 +12546,7 @@
           <w:b/>
           <w:bCs/>
         </w:rPr>
+        <w:lastRenderedPageBreak/>
         <w:t>TEST FRAME :</w:t>
       </w:r>
     </w:p>
@@ -8224,6 +12620,7 @@
         </w:rPr>
         <w:t xml:space="preserve"> </w:t>
       </w:r>
+      <w:proofErr w:type="spellStart"/>
       <w:r>
         <w:rPr>
           <w:b/>
@@ -8251,6 +12648,7 @@
         </w:rPr>
         <w:t>Articolo</w:t>
       </w:r>
+      <w:proofErr w:type="spellEnd"/>
       <w:r>
         <w:rPr>
           <w:b/>
@@ -8273,6 +12671,1501 @@
         </w:rPr>
         <w:t>FQ1 PQ1</w:t>
       </w:r>
+    </w:p>
+    <w:p>
+      <w:pPr>
+        <w:rPr>
+          <w:b/>
+          <w:bCs/>
+        </w:rPr>
+      </w:pPr>
+    </w:p>
+    <w:p>
+      <w:pPr>
+        <w:rPr>
+          <w:b/>
+          <w:bCs/>
+        </w:rPr>
+      </w:pPr>
+    </w:p>
+    <w:p>
+      <w:pPr>
+        <w:rPr>
+          <w:b/>
+          <w:bCs/>
+        </w:rPr>
+      </w:pPr>
+    </w:p>
+    <w:p>
+      <w:pPr>
+        <w:rPr>
+          <w:b/>
+          <w:bCs/>
+          <w:sz w:val="28"/>
+          <w:szCs w:val="28"/>
+        </w:rPr>
+      </w:pPr>
+      <w:r>
+        <w:rPr>
+          <w:b/>
+          <w:bCs/>
+        </w:rPr>
+        <w:t>TC_</w:t>
+      </w:r>
+      <w:r>
+        <w:rPr>
+          <w:b/>
+          <w:bCs/>
+          <w:sz w:val="28"/>
+          <w:szCs w:val="28"/>
+        </w:rPr>
+        <w:t xml:space="preserve"> </w:t>
+      </w:r>
+      <w:r>
+        <w:rPr>
+          <w:b/>
+          <w:bCs/>
+          <w:sz w:val="28"/>
+          <w:szCs w:val="28"/>
+        </w:rPr>
+        <w:t>Aggiungi-Recensione</w:t>
+      </w:r>
+    </w:p>
+    <w:p>
+      <w:pPr>
+        <w:rPr>
+          <w:b/>
+          <w:bCs/>
+        </w:rPr>
+      </w:pPr>
+      <w:r>
+        <w:rPr>
+          <w:b/>
+          <w:bCs/>
+          <w:sz w:val="28"/>
+          <w:szCs w:val="28"/>
+        </w:rPr>
+        <w:t>PARAMETRI: Corpo, Valutazione</w:t>
+      </w:r>
+    </w:p>
+    <w:p>
+      <w:pPr>
+        <w:rPr>
+          <w:b/>
+          <w:bCs/>
+        </w:rPr>
+      </w:pPr>
+    </w:p>
+    <w:p>
+      <w:pPr>
+        <w:rPr>
+          <w:b/>
+          <w:bCs/>
+        </w:rPr>
+      </w:pPr>
+    </w:p>
+    <w:tbl>
+      <w:tblPr>
+        <w:tblStyle w:val="Grigliatabella"/>
+        <w:tblW w:w="0" w:type="auto"/>
+        <w:tblLook w:val="04A0" w:firstRow="1" w:lastRow="0" w:firstColumn="1" w:lastColumn="0" w:noHBand="0" w:noVBand="1"/>
+      </w:tblPr>
+      <w:tblGrid>
+        <w:gridCol w:w="2802"/>
+        <w:gridCol w:w="6826"/>
+      </w:tblGrid>
+      <w:tr>
+        <w:trPr>
+          <w:trHeight w:val="83"/>
+        </w:trPr>
+        <w:tc>
+          <w:tcPr>
+            <w:tcW w:w="9628" w:type="dxa"/>
+            <w:gridSpan w:val="2"/>
+            <w:shd w:val="clear" w:color="auto" w:fill="92D050"/>
+          </w:tcPr>
+          <w:p>
+            <w:pPr>
+              <w:jc w:val="center"/>
+            </w:pPr>
+            <w:r>
+              <w:t xml:space="preserve">Parametro: </w:t>
+            </w:r>
+            <w:r>
+              <w:t>Corpo</w:t>
+            </w:r>
+          </w:p>
+        </w:tc>
+      </w:tr>
+      <w:tr>
+        <w:tc>
+          <w:tcPr>
+            <w:tcW w:w="2802" w:type="dxa"/>
+            <w:shd w:val="clear" w:color="auto" w:fill="92D050"/>
+          </w:tcPr>
+          <w:p>
+            <w:pPr>
+              <w:jc w:val="center"/>
+            </w:pPr>
+            <w:r>
+              <w:t>Categorie</w:t>
+            </w:r>
+          </w:p>
+        </w:tc>
+        <w:tc>
+          <w:tcPr>
+            <w:tcW w:w="6826" w:type="dxa"/>
+            <w:shd w:val="clear" w:color="auto" w:fill="92D050"/>
+          </w:tcPr>
+          <w:p>
+            <w:pPr>
+              <w:jc w:val="center"/>
+            </w:pPr>
+            <w:r>
+              <w:t>Scelte</w:t>
+            </w:r>
+          </w:p>
+        </w:tc>
+      </w:tr>
+      <w:tr>
+        <w:tc>
+          <w:tcPr>
+            <w:tcW w:w="2802" w:type="dxa"/>
+            <w:shd w:val="clear" w:color="auto" w:fill="92D050"/>
+          </w:tcPr>
+          <w:p>
+            <w:r>
+              <w:t xml:space="preserve">Lunghezza </w:t>
+            </w:r>
+            <w:r>
+              <w:t>Corpo</w:t>
+            </w:r>
+            <w:r>
+              <w:t xml:space="preserve"> L</w:t>
+            </w:r>
+            <w:r>
+              <w:t>C</w:t>
+            </w:r>
+            <w:r>
+              <w:t xml:space="preserve"> </w:t>
+            </w:r>
+          </w:p>
+        </w:tc>
+        <w:tc>
+          <w:tcPr>
+            <w:tcW w:w="6826" w:type="dxa"/>
+          </w:tcPr>
+          <w:p>
+            <w:r>
+              <w:t>1. Lunghezza corretta&gt;1 e &lt;=</w:t>
+            </w:r>
+            <w:r>
+              <w:t>2</w:t>
+            </w:r>
+            <w:r>
+              <w:t>00</w:t>
+            </w:r>
+            <w:r>
+              <w:t xml:space="preserve">  [property LN_VALID]</w:t>
+            </w:r>
+          </w:p>
+          <w:p>
+            <w:r>
+              <w:t xml:space="preserve">2. Lunghezza non corretta </w:t>
+            </w:r>
+          </w:p>
+        </w:tc>
+      </w:tr>
+    </w:tbl>
+    <w:p>
+      <w:pPr>
+        <w:rPr>
+          <w:b/>
+          <w:bCs/>
+        </w:rPr>
+      </w:pPr>
+    </w:p>
+    <w:p>
+      <w:pPr>
+        <w:rPr>
+          <w:b/>
+          <w:bCs/>
+        </w:rPr>
+      </w:pPr>
+    </w:p>
+    <w:tbl>
+      <w:tblPr>
+        <w:tblStyle w:val="Grigliatabella"/>
+        <w:tblW w:w="0" w:type="auto"/>
+        <w:tblLook w:val="04A0" w:firstRow="1" w:lastRow="0" w:firstColumn="1" w:lastColumn="0" w:noHBand="0" w:noVBand="1"/>
+      </w:tblPr>
+      <w:tblGrid>
+        <w:gridCol w:w="2802"/>
+        <w:gridCol w:w="6826"/>
+      </w:tblGrid>
+      <w:tr>
+        <w:trPr>
+          <w:trHeight w:val="83"/>
+        </w:trPr>
+        <w:tc>
+          <w:tcPr>
+            <w:tcW w:w="9628" w:type="dxa"/>
+            <w:gridSpan w:val="2"/>
+            <w:shd w:val="clear" w:color="auto" w:fill="92D050"/>
+          </w:tcPr>
+          <w:p>
+            <w:pPr>
+              <w:jc w:val="center"/>
+            </w:pPr>
+            <w:r>
+              <w:t xml:space="preserve">Parametro: </w:t>
+            </w:r>
+            <w:r>
+              <w:t>Valutazione</w:t>
+            </w:r>
+          </w:p>
+        </w:tc>
+      </w:tr>
+      <w:tr>
+        <w:tc>
+          <w:tcPr>
+            <w:tcW w:w="2802" w:type="dxa"/>
+            <w:shd w:val="clear" w:color="auto" w:fill="92D050"/>
+          </w:tcPr>
+          <w:p>
+            <w:pPr>
+              <w:jc w:val="center"/>
+            </w:pPr>
+            <w:r>
+              <w:t>Categorie</w:t>
+            </w:r>
+          </w:p>
+        </w:tc>
+        <w:tc>
+          <w:tcPr>
+            <w:tcW w:w="6826" w:type="dxa"/>
+            <w:shd w:val="clear" w:color="auto" w:fill="92D050"/>
+          </w:tcPr>
+          <w:p>
+            <w:pPr>
+              <w:jc w:val="center"/>
+            </w:pPr>
+            <w:r>
+              <w:t>Scelte</w:t>
+            </w:r>
+          </w:p>
+        </w:tc>
+      </w:tr>
+      <w:tr>
+        <w:tc>
+          <w:tcPr>
+            <w:tcW w:w="2802" w:type="dxa"/>
+            <w:shd w:val="clear" w:color="auto" w:fill="92D050"/>
+          </w:tcPr>
+          <w:p>
+            <w:r>
+              <w:t xml:space="preserve">Lunghezza </w:t>
+            </w:r>
+            <w:r>
+              <w:t>Valutazione</w:t>
+            </w:r>
+            <w:r>
+              <w:t xml:space="preserve"> L</w:t>
+            </w:r>
+            <w:r>
+              <w:t>V</w:t>
+            </w:r>
+            <w:r>
+              <w:t xml:space="preserve"> </w:t>
+            </w:r>
+          </w:p>
+        </w:tc>
+        <w:tc>
+          <w:tcPr>
+            <w:tcW w:w="6826" w:type="dxa"/>
+          </w:tcPr>
+          <w:p>
+            <w:r>
+              <w:t>1. Lunghezza corretta&gt;1 e &lt;=</w:t>
+            </w:r>
+            <w:r>
+              <w:t>5</w:t>
+            </w:r>
+            <w:r>
+              <w:t xml:space="preserve">  [property LN_VALID]</w:t>
+            </w:r>
+          </w:p>
+          <w:p>
+            <w:r>
+              <w:t xml:space="preserve">2. Lunghezza non corretta </w:t>
+            </w:r>
+          </w:p>
+        </w:tc>
+      </w:tr>
+    </w:tbl>
+    <w:p>
+      <w:pPr>
+        <w:rPr>
+          <w:b/>
+          <w:bCs/>
+        </w:rPr>
+      </w:pPr>
+    </w:p>
+    <w:tbl>
+      <w:tblPr>
+        <w:tblStyle w:val="Grigliatabella"/>
+        <w:tblW w:w="0" w:type="auto"/>
+        <w:tblLook w:val="04A0" w:firstRow="1" w:lastRow="0" w:firstColumn="1" w:lastColumn="0" w:noHBand="0" w:noVBand="1"/>
+      </w:tblPr>
+      <w:tblGrid>
+        <w:gridCol w:w="3823"/>
+        <w:gridCol w:w="2693"/>
+        <w:gridCol w:w="3112"/>
+      </w:tblGrid>
+      <w:tr>
+        <w:tc>
+          <w:tcPr>
+            <w:tcW w:w="3823" w:type="dxa"/>
+          </w:tcPr>
+          <w:p>
+            <w:pPr>
+              <w:rPr>
+                <w:b/>
+                <w:bCs/>
+              </w:rPr>
+            </w:pPr>
+            <w:r>
+              <w:rPr>
+                <w:b/>
+                <w:bCs/>
+              </w:rPr>
+              <w:t>CODICE</w:t>
+            </w:r>
+          </w:p>
+        </w:tc>
+        <w:tc>
+          <w:tcPr>
+            <w:tcW w:w="2693" w:type="dxa"/>
+          </w:tcPr>
+          <w:p>
+            <w:pPr>
+              <w:rPr>
+                <w:b/>
+                <w:bCs/>
+              </w:rPr>
+            </w:pPr>
+            <w:r>
+              <w:rPr>
+                <w:b/>
+                <w:bCs/>
+              </w:rPr>
+              <w:t>COMBINAZIONE</w:t>
+            </w:r>
+          </w:p>
+        </w:tc>
+        <w:tc>
+          <w:tcPr>
+            <w:tcW w:w="3112" w:type="dxa"/>
+          </w:tcPr>
+          <w:p>
+            <w:pPr>
+              <w:rPr>
+                <w:b/>
+                <w:bCs/>
+              </w:rPr>
+            </w:pPr>
+            <w:r>
+              <w:rPr>
+                <w:b/>
+                <w:bCs/>
+              </w:rPr>
+              <w:t>ESITO</w:t>
+            </w:r>
+          </w:p>
+        </w:tc>
+      </w:tr>
+      <w:tr>
+        <w:tc>
+          <w:tcPr>
+            <w:tcW w:w="3823" w:type="dxa"/>
+          </w:tcPr>
+          <w:p>
+            <w:pPr>
+              <w:rPr>
+                <w:b/>
+                <w:bCs/>
+                <w:sz w:val="18"/>
+                <w:szCs w:val="18"/>
+              </w:rPr>
+            </w:pPr>
+            <w:r>
+              <w:rPr>
+                <w:b/>
+                <w:bCs/>
+                <w:sz w:val="16"/>
+                <w:szCs w:val="16"/>
+              </w:rPr>
+              <w:t>TC_</w:t>
+            </w:r>
+            <w:r>
+              <w:rPr>
+                <w:b/>
+                <w:bCs/>
+                <w:sz w:val="18"/>
+                <w:szCs w:val="18"/>
+              </w:rPr>
+              <w:t xml:space="preserve"> Aggiungi-</w:t>
+            </w:r>
+            <w:proofErr w:type="spellStart"/>
+            <w:r>
+              <w:rPr>
+                <w:b/>
+                <w:bCs/>
+                <w:sz w:val="18"/>
+                <w:szCs w:val="18"/>
+              </w:rPr>
+              <w:t>Recensione</w:t>
+            </w:r>
+            <w:r>
+              <w:rPr>
+                <w:b/>
+                <w:bCs/>
+                <w:sz w:val="18"/>
+                <w:szCs w:val="18"/>
+              </w:rPr>
+              <w:t>_Successful</w:t>
+            </w:r>
+            <w:proofErr w:type="spellEnd"/>
+          </w:p>
+          <w:p>
+            <w:pPr>
+              <w:rPr>
+                <w:b/>
+                <w:bCs/>
+              </w:rPr>
+            </w:pPr>
+          </w:p>
+        </w:tc>
+        <w:tc>
+          <w:tcPr>
+            <w:tcW w:w="2693" w:type="dxa"/>
+          </w:tcPr>
+          <w:p>
+            <w:pPr>
+              <w:rPr>
+                <w:b/>
+                <w:bCs/>
+              </w:rPr>
+            </w:pPr>
+            <w:r>
+              <w:rPr>
+                <w:b/>
+                <w:bCs/>
+              </w:rPr>
+              <w:t>LC1.LV1</w:t>
+            </w:r>
+          </w:p>
+        </w:tc>
+        <w:tc>
+          <w:tcPr>
+            <w:tcW w:w="3112" w:type="dxa"/>
+          </w:tcPr>
+          <w:p>
+            <w:pPr>
+              <w:rPr>
+                <w:b/>
+                <w:bCs/>
+              </w:rPr>
+            </w:pPr>
+            <w:r>
+              <w:rPr>
+                <w:b/>
+                <w:bCs/>
+              </w:rPr>
+              <w:t>“Recensione inserita”</w:t>
+            </w:r>
+          </w:p>
+        </w:tc>
+      </w:tr>
+      <w:tr>
+        <w:tc>
+          <w:tcPr>
+            <w:tcW w:w="3823" w:type="dxa"/>
+          </w:tcPr>
+          <w:p>
+            <w:pPr>
+              <w:rPr>
+                <w:b/>
+                <w:bCs/>
+                <w:sz w:val="18"/>
+                <w:szCs w:val="18"/>
+              </w:rPr>
+            </w:pPr>
+            <w:r>
+              <w:rPr>
+                <w:b/>
+                <w:bCs/>
+                <w:sz w:val="16"/>
+                <w:szCs w:val="16"/>
+              </w:rPr>
+              <w:t>TC_</w:t>
+            </w:r>
+            <w:r>
+              <w:rPr>
+                <w:b/>
+                <w:bCs/>
+                <w:sz w:val="18"/>
+                <w:szCs w:val="18"/>
+              </w:rPr>
+              <w:t xml:space="preserve"> Aggiungi-</w:t>
+            </w:r>
+            <w:proofErr w:type="spellStart"/>
+            <w:r>
+              <w:rPr>
+                <w:b/>
+                <w:bCs/>
+                <w:sz w:val="18"/>
+                <w:szCs w:val="18"/>
+              </w:rPr>
+              <w:t>Recensione_</w:t>
+            </w:r>
+            <w:r>
+              <w:rPr>
+                <w:b/>
+                <w:bCs/>
+                <w:sz w:val="18"/>
+                <w:szCs w:val="18"/>
+              </w:rPr>
+              <w:t>ErroreTesto</w:t>
+            </w:r>
+            <w:proofErr w:type="spellEnd"/>
+          </w:p>
+          <w:p>
+            <w:pPr>
+              <w:rPr>
+                <w:b/>
+                <w:bCs/>
+              </w:rPr>
+            </w:pPr>
+          </w:p>
+        </w:tc>
+        <w:tc>
+          <w:tcPr>
+            <w:tcW w:w="2693" w:type="dxa"/>
+          </w:tcPr>
+          <w:p>
+            <w:pPr>
+              <w:rPr>
+                <w:b/>
+                <w:bCs/>
+              </w:rPr>
+            </w:pPr>
+            <w:r>
+              <w:rPr>
+                <w:b/>
+                <w:bCs/>
+              </w:rPr>
+              <w:t>LC1.LV2</w:t>
+            </w:r>
+          </w:p>
+        </w:tc>
+        <w:tc>
+          <w:tcPr>
+            <w:tcW w:w="3112" w:type="dxa"/>
+          </w:tcPr>
+          <w:p>
+            <w:pPr>
+              <w:rPr>
+                <w:b/>
+                <w:bCs/>
+              </w:rPr>
+            </w:pPr>
+            <w:r>
+              <w:rPr>
+                <w:b/>
+                <w:bCs/>
+              </w:rPr>
+              <w:t xml:space="preserve">“Errore </w:t>
+            </w:r>
+            <w:r>
+              <w:rPr>
+                <w:b/>
+                <w:bCs/>
+              </w:rPr>
+              <w:t>Testo</w:t>
+            </w:r>
+            <w:r>
+              <w:rPr>
+                <w:b/>
+                <w:bCs/>
+              </w:rPr>
+              <w:t>”</w:t>
+            </w:r>
+          </w:p>
+        </w:tc>
+      </w:tr>
+      <w:tr>
+        <w:tc>
+          <w:tcPr>
+            <w:tcW w:w="3823" w:type="dxa"/>
+          </w:tcPr>
+          <w:p>
+            <w:pPr>
+              <w:rPr>
+                <w:b/>
+                <w:bCs/>
+                <w:sz w:val="18"/>
+                <w:szCs w:val="18"/>
+              </w:rPr>
+            </w:pPr>
+            <w:r>
+              <w:rPr>
+                <w:b/>
+                <w:bCs/>
+                <w:sz w:val="16"/>
+                <w:szCs w:val="16"/>
+              </w:rPr>
+              <w:t>TC_</w:t>
+            </w:r>
+            <w:r>
+              <w:rPr>
+                <w:b/>
+                <w:bCs/>
+                <w:sz w:val="18"/>
+                <w:szCs w:val="18"/>
+              </w:rPr>
+              <w:t xml:space="preserve"> Aggiungi-</w:t>
+            </w:r>
+            <w:proofErr w:type="spellStart"/>
+            <w:r>
+              <w:rPr>
+                <w:b/>
+                <w:bCs/>
+                <w:sz w:val="18"/>
+                <w:szCs w:val="18"/>
+              </w:rPr>
+              <w:t>Recensione_</w:t>
+            </w:r>
+            <w:r>
+              <w:rPr>
+                <w:b/>
+                <w:bCs/>
+                <w:sz w:val="18"/>
+                <w:szCs w:val="18"/>
+              </w:rPr>
+              <w:t>ErroreValutazione</w:t>
+            </w:r>
+            <w:proofErr w:type="spellEnd"/>
+          </w:p>
+          <w:p>
+            <w:pPr>
+              <w:rPr>
+                <w:b/>
+                <w:bCs/>
+              </w:rPr>
+            </w:pPr>
+          </w:p>
+        </w:tc>
+        <w:tc>
+          <w:tcPr>
+            <w:tcW w:w="2693" w:type="dxa"/>
+          </w:tcPr>
+          <w:p>
+            <w:pPr>
+              <w:rPr>
+                <w:b/>
+                <w:bCs/>
+              </w:rPr>
+            </w:pPr>
+            <w:r>
+              <w:rPr>
+                <w:b/>
+                <w:bCs/>
+              </w:rPr>
+              <w:t>LC2</w:t>
+            </w:r>
+          </w:p>
+        </w:tc>
+        <w:tc>
+          <w:tcPr>
+            <w:tcW w:w="3112" w:type="dxa"/>
+          </w:tcPr>
+          <w:p>
+            <w:pPr>
+              <w:rPr>
+                <w:b/>
+                <w:bCs/>
+              </w:rPr>
+            </w:pPr>
+            <w:r>
+              <w:rPr>
+                <w:b/>
+                <w:bCs/>
+              </w:rPr>
+              <w:t>“Errore Valutazione”</w:t>
+            </w:r>
+          </w:p>
+        </w:tc>
+      </w:tr>
+    </w:tbl>
+    <w:p>
+      <w:pPr>
+        <w:rPr>
+          <w:b/>
+          <w:bCs/>
+        </w:rPr>
+      </w:pPr>
+    </w:p>
+    <w:p>
+      <w:pPr>
+        <w:rPr>
+          <w:b/>
+          <w:bCs/>
+        </w:rPr>
+      </w:pPr>
+    </w:p>
+    <w:p>
+      <w:pPr>
+        <w:rPr>
+          <w:b/>
+          <w:bCs/>
+          <w:sz w:val="28"/>
+          <w:szCs w:val="28"/>
+        </w:rPr>
+      </w:pPr>
+      <w:r>
+        <w:rPr>
+          <w:b/>
+          <w:bCs/>
+        </w:rPr>
+        <w:t>TC_</w:t>
+      </w:r>
+      <w:r>
+        <w:rPr>
+          <w:b/>
+          <w:bCs/>
+          <w:sz w:val="28"/>
+          <w:szCs w:val="28"/>
+        </w:rPr>
+        <w:t xml:space="preserve"> </w:t>
+      </w:r>
+      <w:r>
+        <w:rPr>
+          <w:b/>
+          <w:bCs/>
+          <w:sz w:val="28"/>
+          <w:szCs w:val="28"/>
+        </w:rPr>
+        <w:t>Modifica</w:t>
+      </w:r>
+      <w:r>
+        <w:rPr>
+          <w:b/>
+          <w:bCs/>
+          <w:sz w:val="28"/>
+          <w:szCs w:val="28"/>
+        </w:rPr>
+        <w:t>-Recensione</w:t>
+      </w:r>
+    </w:p>
+    <w:p>
+      <w:pPr>
+        <w:rPr>
+          <w:b/>
+          <w:bCs/>
+        </w:rPr>
+      </w:pPr>
+      <w:r>
+        <w:rPr>
+          <w:b/>
+          <w:bCs/>
+          <w:sz w:val="28"/>
+          <w:szCs w:val="28"/>
+        </w:rPr>
+        <w:t>PARAMETRI: Corpo, Valutazione</w:t>
+      </w:r>
+    </w:p>
+    <w:p>
+      <w:pPr>
+        <w:rPr>
+          <w:b/>
+          <w:bCs/>
+        </w:rPr>
+      </w:pPr>
+    </w:p>
+    <w:p>
+      <w:pPr>
+        <w:rPr>
+          <w:b/>
+          <w:bCs/>
+        </w:rPr>
+      </w:pPr>
+    </w:p>
+    <w:tbl>
+      <w:tblPr>
+        <w:tblStyle w:val="Grigliatabella"/>
+        <w:tblW w:w="0" w:type="auto"/>
+        <w:tblLook w:val="04A0" w:firstRow="1" w:lastRow="0" w:firstColumn="1" w:lastColumn="0" w:noHBand="0" w:noVBand="1"/>
+      </w:tblPr>
+      <w:tblGrid>
+        <w:gridCol w:w="2802"/>
+        <w:gridCol w:w="6826"/>
+      </w:tblGrid>
+      <w:tr>
+        <w:trPr>
+          <w:trHeight w:val="83"/>
+        </w:trPr>
+        <w:tc>
+          <w:tcPr>
+            <w:tcW w:w="9628" w:type="dxa"/>
+            <w:gridSpan w:val="2"/>
+            <w:shd w:val="clear" w:color="auto" w:fill="92D050"/>
+          </w:tcPr>
+          <w:p>
+            <w:pPr>
+              <w:jc w:val="center"/>
+            </w:pPr>
+            <w:r>
+              <w:t xml:space="preserve">Parametro: </w:t>
+            </w:r>
+            <w:r>
+              <w:t>Corpo</w:t>
+            </w:r>
+          </w:p>
+        </w:tc>
+      </w:tr>
+      <w:tr>
+        <w:tc>
+          <w:tcPr>
+            <w:tcW w:w="2802" w:type="dxa"/>
+            <w:shd w:val="clear" w:color="auto" w:fill="92D050"/>
+          </w:tcPr>
+          <w:p>
+            <w:pPr>
+              <w:jc w:val="center"/>
+            </w:pPr>
+            <w:r>
+              <w:t>Categorie</w:t>
+            </w:r>
+          </w:p>
+        </w:tc>
+        <w:tc>
+          <w:tcPr>
+            <w:tcW w:w="6826" w:type="dxa"/>
+            <w:shd w:val="clear" w:color="auto" w:fill="92D050"/>
+          </w:tcPr>
+          <w:p>
+            <w:pPr>
+              <w:jc w:val="center"/>
+            </w:pPr>
+            <w:r>
+              <w:t>Scelte</w:t>
+            </w:r>
+          </w:p>
+        </w:tc>
+      </w:tr>
+      <w:tr>
+        <w:tc>
+          <w:tcPr>
+            <w:tcW w:w="2802" w:type="dxa"/>
+            <w:shd w:val="clear" w:color="auto" w:fill="92D050"/>
+          </w:tcPr>
+          <w:p>
+            <w:r>
+              <w:t xml:space="preserve">Lunghezza </w:t>
+            </w:r>
+            <w:r>
+              <w:t>Corpo</w:t>
+            </w:r>
+            <w:r>
+              <w:t xml:space="preserve"> L</w:t>
+            </w:r>
+            <w:r>
+              <w:t>C</w:t>
+            </w:r>
+            <w:r>
+              <w:t xml:space="preserve"> </w:t>
+            </w:r>
+          </w:p>
+        </w:tc>
+        <w:tc>
+          <w:tcPr>
+            <w:tcW w:w="6826" w:type="dxa"/>
+          </w:tcPr>
+          <w:p>
+            <w:r>
+              <w:t>1. Lunghezza corretta&gt;1 e &lt;=</w:t>
+            </w:r>
+            <w:r>
+              <w:t>2</w:t>
+            </w:r>
+            <w:r>
+              <w:t>00</w:t>
+            </w:r>
+            <w:r>
+              <w:t xml:space="preserve">  [property LN_VALID]</w:t>
+            </w:r>
+          </w:p>
+          <w:p>
+            <w:r>
+              <w:t xml:space="preserve">2. Lunghezza non corretta </w:t>
+            </w:r>
+          </w:p>
+        </w:tc>
+      </w:tr>
+    </w:tbl>
+    <w:p>
+      <w:pPr>
+        <w:rPr>
+          <w:b/>
+          <w:bCs/>
+        </w:rPr>
+      </w:pPr>
+    </w:p>
+    <w:p>
+      <w:pPr>
+        <w:rPr>
+          <w:b/>
+          <w:bCs/>
+        </w:rPr>
+      </w:pPr>
+    </w:p>
+    <w:tbl>
+      <w:tblPr>
+        <w:tblStyle w:val="Grigliatabella"/>
+        <w:tblW w:w="0" w:type="auto"/>
+        <w:tblLook w:val="04A0" w:firstRow="1" w:lastRow="0" w:firstColumn="1" w:lastColumn="0" w:noHBand="0" w:noVBand="1"/>
+      </w:tblPr>
+      <w:tblGrid>
+        <w:gridCol w:w="2802"/>
+        <w:gridCol w:w="6826"/>
+      </w:tblGrid>
+      <w:tr>
+        <w:trPr>
+          <w:trHeight w:val="83"/>
+        </w:trPr>
+        <w:tc>
+          <w:tcPr>
+            <w:tcW w:w="9628" w:type="dxa"/>
+            <w:gridSpan w:val="2"/>
+            <w:shd w:val="clear" w:color="auto" w:fill="92D050"/>
+          </w:tcPr>
+          <w:p>
+            <w:pPr>
+              <w:jc w:val="center"/>
+            </w:pPr>
+            <w:r>
+              <w:t xml:space="preserve">Parametro: </w:t>
+            </w:r>
+            <w:r>
+              <w:t>Valutazione</w:t>
+            </w:r>
+          </w:p>
+        </w:tc>
+      </w:tr>
+      <w:tr>
+        <w:tc>
+          <w:tcPr>
+            <w:tcW w:w="2802" w:type="dxa"/>
+            <w:shd w:val="clear" w:color="auto" w:fill="92D050"/>
+          </w:tcPr>
+          <w:p>
+            <w:pPr>
+              <w:jc w:val="center"/>
+            </w:pPr>
+            <w:r>
+              <w:t>Categorie</w:t>
+            </w:r>
+          </w:p>
+        </w:tc>
+        <w:tc>
+          <w:tcPr>
+            <w:tcW w:w="6826" w:type="dxa"/>
+            <w:shd w:val="clear" w:color="auto" w:fill="92D050"/>
+          </w:tcPr>
+          <w:p>
+            <w:pPr>
+              <w:jc w:val="center"/>
+            </w:pPr>
+            <w:r>
+              <w:t>Scelte</w:t>
+            </w:r>
+          </w:p>
+        </w:tc>
+      </w:tr>
+      <w:tr>
+        <w:tc>
+          <w:tcPr>
+            <w:tcW w:w="2802" w:type="dxa"/>
+            <w:shd w:val="clear" w:color="auto" w:fill="92D050"/>
+          </w:tcPr>
+          <w:p>
+            <w:r>
+              <w:t xml:space="preserve">Lunghezza </w:t>
+            </w:r>
+            <w:r>
+              <w:t>Valutazione</w:t>
+            </w:r>
+            <w:r>
+              <w:t xml:space="preserve"> L</w:t>
+            </w:r>
+            <w:r>
+              <w:t>V</w:t>
+            </w:r>
+            <w:r>
+              <w:t xml:space="preserve"> </w:t>
+            </w:r>
+          </w:p>
+        </w:tc>
+        <w:tc>
+          <w:tcPr>
+            <w:tcW w:w="6826" w:type="dxa"/>
+          </w:tcPr>
+          <w:p>
+            <w:r>
+              <w:t>1. Lunghezza corretta&gt;1 e &lt;=</w:t>
+            </w:r>
+            <w:r>
+              <w:t>5</w:t>
+            </w:r>
+            <w:r>
+              <w:t xml:space="preserve">  [property LN_VALID]</w:t>
+            </w:r>
+          </w:p>
+          <w:p>
+            <w:r>
+              <w:t xml:space="preserve">2. Lunghezza non corretta </w:t>
+            </w:r>
+          </w:p>
+        </w:tc>
+      </w:tr>
+    </w:tbl>
+    <w:p>
+      <w:pPr>
+        <w:rPr>
+          <w:b/>
+          <w:bCs/>
+        </w:rPr>
+      </w:pPr>
+    </w:p>
+    <w:tbl>
+      <w:tblPr>
+        <w:tblStyle w:val="Grigliatabella"/>
+        <w:tblW w:w="0" w:type="auto"/>
+        <w:tblLook w:val="04A0" w:firstRow="1" w:lastRow="0" w:firstColumn="1" w:lastColumn="0" w:noHBand="0" w:noVBand="1"/>
+      </w:tblPr>
+      <w:tblGrid>
+        <w:gridCol w:w="3823"/>
+        <w:gridCol w:w="2693"/>
+        <w:gridCol w:w="3112"/>
+      </w:tblGrid>
+      <w:tr>
+        <w:tc>
+          <w:tcPr>
+            <w:tcW w:w="3823" w:type="dxa"/>
+          </w:tcPr>
+          <w:p>
+            <w:pPr>
+              <w:rPr>
+                <w:b/>
+                <w:bCs/>
+              </w:rPr>
+            </w:pPr>
+            <w:r>
+              <w:rPr>
+                <w:b/>
+                <w:bCs/>
+              </w:rPr>
+              <w:t>CODICE</w:t>
+            </w:r>
+          </w:p>
+        </w:tc>
+        <w:tc>
+          <w:tcPr>
+            <w:tcW w:w="2693" w:type="dxa"/>
+          </w:tcPr>
+          <w:p>
+            <w:pPr>
+              <w:rPr>
+                <w:b/>
+                <w:bCs/>
+              </w:rPr>
+            </w:pPr>
+            <w:r>
+              <w:rPr>
+                <w:b/>
+                <w:bCs/>
+              </w:rPr>
+              <w:t>COMBINAZIONE</w:t>
+            </w:r>
+          </w:p>
+        </w:tc>
+        <w:tc>
+          <w:tcPr>
+            <w:tcW w:w="3112" w:type="dxa"/>
+          </w:tcPr>
+          <w:p>
+            <w:pPr>
+              <w:rPr>
+                <w:b/>
+                <w:bCs/>
+              </w:rPr>
+            </w:pPr>
+            <w:r>
+              <w:rPr>
+                <w:b/>
+                <w:bCs/>
+              </w:rPr>
+              <w:t>ESITO</w:t>
+            </w:r>
+          </w:p>
+        </w:tc>
+      </w:tr>
+      <w:tr>
+        <w:tc>
+          <w:tcPr>
+            <w:tcW w:w="3823" w:type="dxa"/>
+          </w:tcPr>
+          <w:p>
+            <w:pPr>
+              <w:rPr>
+                <w:b/>
+                <w:bCs/>
+                <w:sz w:val="18"/>
+                <w:szCs w:val="18"/>
+              </w:rPr>
+            </w:pPr>
+            <w:r>
+              <w:rPr>
+                <w:b/>
+                <w:bCs/>
+                <w:sz w:val="16"/>
+                <w:szCs w:val="16"/>
+              </w:rPr>
+              <w:lastRenderedPageBreak/>
+              <w:t>TC_</w:t>
+            </w:r>
+            <w:r>
+              <w:rPr>
+                <w:b/>
+                <w:bCs/>
+                <w:sz w:val="18"/>
+                <w:szCs w:val="18"/>
+              </w:rPr>
+              <w:t xml:space="preserve"> Aggiungi-</w:t>
+            </w:r>
+            <w:proofErr w:type="spellStart"/>
+            <w:r>
+              <w:rPr>
+                <w:b/>
+                <w:bCs/>
+                <w:sz w:val="18"/>
+                <w:szCs w:val="18"/>
+              </w:rPr>
+              <w:t>Recensione_Successful</w:t>
+            </w:r>
+            <w:proofErr w:type="spellEnd"/>
+          </w:p>
+          <w:p>
+            <w:pPr>
+              <w:rPr>
+                <w:b/>
+                <w:bCs/>
+              </w:rPr>
+            </w:pPr>
+          </w:p>
+        </w:tc>
+        <w:tc>
+          <w:tcPr>
+            <w:tcW w:w="2693" w:type="dxa"/>
+          </w:tcPr>
+          <w:p>
+            <w:pPr>
+              <w:rPr>
+                <w:b/>
+                <w:bCs/>
+              </w:rPr>
+            </w:pPr>
+            <w:r>
+              <w:rPr>
+                <w:b/>
+                <w:bCs/>
+              </w:rPr>
+              <w:t>LC1.LV1</w:t>
+            </w:r>
+          </w:p>
+        </w:tc>
+        <w:tc>
+          <w:tcPr>
+            <w:tcW w:w="3112" w:type="dxa"/>
+          </w:tcPr>
+          <w:p>
+            <w:pPr>
+              <w:rPr>
+                <w:b/>
+                <w:bCs/>
+              </w:rPr>
+            </w:pPr>
+            <w:r>
+              <w:rPr>
+                <w:b/>
+                <w:bCs/>
+              </w:rPr>
+              <w:t xml:space="preserve">“Recensione </w:t>
+            </w:r>
+            <w:r>
+              <w:rPr>
+                <w:b/>
+                <w:bCs/>
+              </w:rPr>
+              <w:t>Modificata</w:t>
+            </w:r>
+            <w:r>
+              <w:rPr>
+                <w:b/>
+                <w:bCs/>
+              </w:rPr>
+              <w:t>”</w:t>
+            </w:r>
+          </w:p>
+        </w:tc>
+      </w:tr>
+      <w:tr>
+        <w:tc>
+          <w:tcPr>
+            <w:tcW w:w="3823" w:type="dxa"/>
+          </w:tcPr>
+          <w:p>
+            <w:pPr>
+              <w:rPr>
+                <w:b/>
+                <w:bCs/>
+                <w:sz w:val="18"/>
+                <w:szCs w:val="18"/>
+              </w:rPr>
+            </w:pPr>
+            <w:r>
+              <w:rPr>
+                <w:b/>
+                <w:bCs/>
+                <w:sz w:val="16"/>
+                <w:szCs w:val="16"/>
+              </w:rPr>
+              <w:t>TC_</w:t>
+            </w:r>
+            <w:r>
+              <w:rPr>
+                <w:b/>
+                <w:bCs/>
+                <w:sz w:val="18"/>
+                <w:szCs w:val="18"/>
+              </w:rPr>
+              <w:t xml:space="preserve"> Aggiungi-</w:t>
+            </w:r>
+            <w:proofErr w:type="spellStart"/>
+            <w:r>
+              <w:rPr>
+                <w:b/>
+                <w:bCs/>
+                <w:sz w:val="18"/>
+                <w:szCs w:val="18"/>
+              </w:rPr>
+              <w:t>Recensione_</w:t>
+            </w:r>
+            <w:r>
+              <w:rPr>
+                <w:b/>
+                <w:bCs/>
+                <w:sz w:val="18"/>
+                <w:szCs w:val="18"/>
+              </w:rPr>
+              <w:t>ErroreTesto</w:t>
+            </w:r>
+            <w:proofErr w:type="spellEnd"/>
+          </w:p>
+          <w:p>
+            <w:pPr>
+              <w:rPr>
+                <w:b/>
+                <w:bCs/>
+              </w:rPr>
+            </w:pPr>
+          </w:p>
+        </w:tc>
+        <w:tc>
+          <w:tcPr>
+            <w:tcW w:w="2693" w:type="dxa"/>
+          </w:tcPr>
+          <w:p>
+            <w:pPr>
+              <w:rPr>
+                <w:b/>
+                <w:bCs/>
+              </w:rPr>
+            </w:pPr>
+            <w:r>
+              <w:rPr>
+                <w:b/>
+                <w:bCs/>
+              </w:rPr>
+              <w:t>LC1.LV2</w:t>
+            </w:r>
+          </w:p>
+        </w:tc>
+        <w:tc>
+          <w:tcPr>
+            <w:tcW w:w="3112" w:type="dxa"/>
+          </w:tcPr>
+          <w:p>
+            <w:pPr>
+              <w:rPr>
+                <w:b/>
+                <w:bCs/>
+              </w:rPr>
+            </w:pPr>
+            <w:r>
+              <w:rPr>
+                <w:b/>
+                <w:bCs/>
+              </w:rPr>
+              <w:t xml:space="preserve">“Errore </w:t>
+            </w:r>
+            <w:r>
+              <w:rPr>
+                <w:b/>
+                <w:bCs/>
+              </w:rPr>
+              <w:t>Testo</w:t>
+            </w:r>
+            <w:r>
+              <w:rPr>
+                <w:b/>
+                <w:bCs/>
+              </w:rPr>
+              <w:t>”</w:t>
+            </w:r>
+          </w:p>
+        </w:tc>
+      </w:tr>
+      <w:tr>
+        <w:tc>
+          <w:tcPr>
+            <w:tcW w:w="3823" w:type="dxa"/>
+          </w:tcPr>
+          <w:p>
+            <w:pPr>
+              <w:rPr>
+                <w:b/>
+                <w:bCs/>
+                <w:sz w:val="18"/>
+                <w:szCs w:val="18"/>
+              </w:rPr>
+            </w:pPr>
+            <w:r>
+              <w:rPr>
+                <w:b/>
+                <w:bCs/>
+                <w:sz w:val="16"/>
+                <w:szCs w:val="16"/>
+              </w:rPr>
+              <w:t>TC_</w:t>
+            </w:r>
+            <w:r>
+              <w:rPr>
+                <w:b/>
+                <w:bCs/>
+                <w:sz w:val="18"/>
+                <w:szCs w:val="18"/>
+              </w:rPr>
+              <w:t xml:space="preserve"> Aggiungi-</w:t>
+            </w:r>
+            <w:proofErr w:type="spellStart"/>
+            <w:r>
+              <w:rPr>
+                <w:b/>
+                <w:bCs/>
+                <w:sz w:val="18"/>
+                <w:szCs w:val="18"/>
+              </w:rPr>
+              <w:t>Recensione_</w:t>
+            </w:r>
+            <w:r>
+              <w:rPr>
+                <w:b/>
+                <w:bCs/>
+                <w:sz w:val="18"/>
+                <w:szCs w:val="18"/>
+              </w:rPr>
+              <w:t>ErroreValutazione</w:t>
+            </w:r>
+            <w:proofErr w:type="spellEnd"/>
+          </w:p>
+          <w:p>
+            <w:pPr>
+              <w:rPr>
+                <w:b/>
+                <w:bCs/>
+              </w:rPr>
+            </w:pPr>
+          </w:p>
+        </w:tc>
+        <w:tc>
+          <w:tcPr>
+            <w:tcW w:w="2693" w:type="dxa"/>
+          </w:tcPr>
+          <w:p>
+            <w:pPr>
+              <w:rPr>
+                <w:b/>
+                <w:bCs/>
+              </w:rPr>
+            </w:pPr>
+            <w:r>
+              <w:rPr>
+                <w:b/>
+                <w:bCs/>
+              </w:rPr>
+              <w:t>LC2</w:t>
+            </w:r>
+          </w:p>
+        </w:tc>
+        <w:tc>
+          <w:tcPr>
+            <w:tcW w:w="3112" w:type="dxa"/>
+          </w:tcPr>
+          <w:p>
+            <w:pPr>
+              <w:rPr>
+                <w:b/>
+                <w:bCs/>
+              </w:rPr>
+            </w:pPr>
+            <w:r>
+              <w:rPr>
+                <w:b/>
+                <w:bCs/>
+              </w:rPr>
+              <w:t>“Errore Valutazione”</w:t>
+            </w:r>
+          </w:p>
+        </w:tc>
+      </w:tr>
+    </w:tbl>
+    <w:p>
+      <w:pPr>
+        <w:rPr>
+          <w:b/>
+          <w:bCs/>
+        </w:rPr>
+      </w:pPr>
+    </w:p>
+    <w:p>
+      <w:pPr>
+        <w:rPr>
+          <w:b/>
+          <w:bCs/>
+        </w:rPr>
+      </w:pPr>
     </w:p>
     <w:p>
       <w:pPr>
@@ -8308,38 +14201,58 @@
           <w:sz w:val="32"/>
           <w:szCs w:val="32"/>
         </w:rPr>
-        <w:t>ORDONE</w:t>
-      </w:r>
-    </w:p>
-    <w:p>
-      <w:pPr>
-        <w:jc w:val="center"/>
+        <w:t>ORD</w:t>
+      </w:r>
+      <w:r>
         <w:rPr>
           <w:b/>
           <w:bCs/>
           <w:sz w:val="32"/>
           <w:szCs w:val="32"/>
         </w:rPr>
-      </w:pPr>
-    </w:p>
-    <w:p>
-      <w:pPr>
+        <w:t>I</w:t>
+      </w:r>
+      <w:r>
         <w:rPr>
           <w:b/>
           <w:bCs/>
           <w:sz w:val="32"/>
           <w:szCs w:val="32"/>
         </w:rPr>
-      </w:pPr>
-      <w:r>
+        <w:t>NE</w:t>
+      </w:r>
+    </w:p>
+    <w:p>
+      <w:pPr>
+        <w:jc w:val="center"/>
         <w:rPr>
           <w:b/>
           <w:bCs/>
           <w:sz w:val="32"/>
           <w:szCs w:val="32"/>
         </w:rPr>
+      </w:pPr>
+    </w:p>
+    <w:p>
+      <w:pPr>
+        <w:rPr>
+          <w:b/>
+          <w:bCs/>
+          <w:sz w:val="32"/>
+          <w:szCs w:val="32"/>
+        </w:rPr>
+      </w:pPr>
+      <w:proofErr w:type="spellStart"/>
+      <w:r>
+        <w:rPr>
+          <w:b/>
+          <w:bCs/>
+          <w:sz w:val="32"/>
+          <w:szCs w:val="32"/>
+        </w:rPr>
         <w:t>TC_AggiungiInformazioniDiSpedizione</w:t>
       </w:r>
+      <w:proofErr w:type="spellEnd"/>
     </w:p>
     <w:p>
       <w:pPr>
@@ -8915,7 +14828,6 @@
               <w:jc w:val="center"/>
             </w:pPr>
             <w:r>
-              <w:lastRenderedPageBreak/>
               <w:t>Categorie</w:t>
             </w:r>
           </w:p>
@@ -8994,7 +14906,15 @@
     </w:tbl>
     <w:p>
       <w:r>
-        <w:t xml:space="preserve">*Rispetta il formato: La Stringa presenta un carattere ”@”, almeno un carattere “.” e almeno 4 caratteri dopo la @. </w:t>
+        <w:t xml:space="preserve">*Rispetta il formato: La Stringa presenta un carattere ”@”, almeno un carattere “.” e almeno </w:t>
+      </w:r>
+      <w:proofErr w:type="gramStart"/>
+      <w:r>
+        <w:t>4</w:t>
+      </w:r>
+      <w:proofErr w:type="gramEnd"/>
+      <w:r>
+        <w:t xml:space="preserve"> caratteri dopo la @. </w:t>
       </w:r>
     </w:p>
     <w:p>
@@ -9088,7 +15008,11 @@
         <w:t>:</w:t>
       </w:r>
       <w:r>
-        <w:t xml:space="preserve"> Formato e-mail non corretto.</w:t>
+        <w:t xml:space="preserve"> Formato e-mail non </w:t>
+      </w:r>
+      <w:r>
+        <w:lastRenderedPageBreak/>
+        <w:t>corretto.</w:t>
       </w:r>
     </w:p>
     <w:p/>
@@ -9917,7 +15841,6 @@
               <w:jc w:val="center"/>
             </w:pPr>
             <w:r>
-              <w:lastRenderedPageBreak/>
               <w:t>Categorie</w:t>
             </w:r>
           </w:p>
@@ -10064,7 +15987,23 @@
           <w:b/>
           <w:bCs/>
         </w:rPr>
-        <w:t xml:space="preserve"> AggiungiInformazioniDiSpedizione </w:t>
+        <w:t xml:space="preserve"> </w:t>
+      </w:r>
+      <w:proofErr w:type="spellStart"/>
+      <w:r>
+        <w:rPr>
+          <w:b/>
+          <w:bCs/>
+        </w:rPr>
+        <w:t>AggiungiInformazioniDiSpedizione</w:t>
+      </w:r>
+      <w:proofErr w:type="spellEnd"/>
+      <w:r>
+        <w:rPr>
+          <w:b/>
+          <w:bCs/>
+        </w:rPr>
+        <w:t xml:space="preserve"> </w:t>
       </w:r>
       <w:r>
         <w:rPr>
@@ -10080,6 +16019,7 @@
           <w:b/>
           <w:bCs/>
         </w:rPr>
+        <w:lastRenderedPageBreak/>
         <w:t>LN1 FN1 LC1</w:t>
       </w:r>
       <w:r>
@@ -10140,6 +16080,7 @@
           <w:szCs w:val="28"/>
         </w:rPr>
       </w:pPr>
+      <w:proofErr w:type="spellStart"/>
       <w:r>
         <w:rPr>
           <w:b/>
@@ -10158,6 +16099,7 @@
         </w:rPr>
         <w:t>_SecltaMetdoDiPagamento</w:t>
       </w:r>
+      <w:proofErr w:type="spellEnd"/>
     </w:p>
     <w:p>
       <w:pPr>
@@ -10193,7 +16135,23 @@
           <w:sz w:val="28"/>
           <w:szCs w:val="28"/>
         </w:rPr>
-        <w:t>Intestatario della carta, NumeroCarta, Mese, Anno, CVV.</w:t>
+        <w:t xml:space="preserve">Intestatario della carta, </w:t>
+      </w:r>
+      <w:proofErr w:type="spellStart"/>
+      <w:r>
+        <w:rPr>
+          <w:sz w:val="28"/>
+          <w:szCs w:val="28"/>
+        </w:rPr>
+        <w:t>NumeroCarta</w:t>
+      </w:r>
+      <w:proofErr w:type="spellEnd"/>
+      <w:r>
+        <w:rPr>
+          <w:sz w:val="28"/>
+          <w:szCs w:val="28"/>
+        </w:rPr>
+        <w:t>, Mese, Anno, CVV.</w:t>
       </w:r>
     </w:p>
     <w:p>
@@ -10411,9 +16369,11 @@
             <w:r>
               <w:t xml:space="preserve">Parametro: </w:t>
             </w:r>
+            <w:proofErr w:type="spellStart"/>
             <w:r>
               <w:t>NumeroCarta</w:t>
             </w:r>
+            <w:proofErr w:type="spellEnd"/>
           </w:p>
         </w:tc>
       </w:tr>
@@ -10457,9 +16417,11 @@
             <w:r>
               <w:t xml:space="preserve">Lunghezza </w:t>
             </w:r>
+            <w:proofErr w:type="spellStart"/>
             <w:r>
               <w:t>NumeroCarta</w:t>
             </w:r>
+            <w:proofErr w:type="spellEnd"/>
             <w:r>
               <w:t xml:space="preserve"> L</w:t>
             </w:r>
@@ -10506,9 +16468,11 @@
             <w:r>
               <w:t xml:space="preserve">Formato </w:t>
             </w:r>
+            <w:proofErr w:type="spellStart"/>
             <w:r>
               <w:t>NumeroCarta</w:t>
             </w:r>
+            <w:proofErr w:type="spellEnd"/>
             <w:r>
               <w:t xml:space="preserve"> F</w:t>
             </w:r>
@@ -10949,7 +16913,6 @@
           </w:tcPr>
           <w:p>
             <w:r>
-              <w:lastRenderedPageBreak/>
               <w:t xml:space="preserve">Formato </w:t>
             </w:r>
             <w:r>
@@ -11008,6 +16971,7 @@
           <w:bCs/>
         </w:rPr>
       </w:pPr>
+      <w:proofErr w:type="spellStart"/>
       <w:r>
         <w:rPr>
           <w:b/>
@@ -11029,6 +16993,7 @@
         </w:rPr>
         <w:t>_SUCCESSFUL</w:t>
       </w:r>
+      <w:proofErr w:type="spellEnd"/>
       <w:r>
         <w:rPr>
           <w:b/>
@@ -11134,7 +17099,17 @@
         <w:t xml:space="preserve">LI1  FI1  LNC2  M1  A1  LC1  FC1: </w:t>
       </w:r>
       <w:r>
-        <w:t>Lunghezza NumeroCarta non corretto.</w:t>
+        <w:t xml:space="preserve">Lunghezza </w:t>
+      </w:r>
+      <w:proofErr w:type="spellStart"/>
+      <w:proofErr w:type="gramStart"/>
+      <w:r>
+        <w:t>NumeroCarta</w:t>
+      </w:r>
+      <w:proofErr w:type="spellEnd"/>
+      <w:proofErr w:type="gramEnd"/>
+      <w:r>
+        <w:t xml:space="preserve"> non corretto.</w:t>
       </w:r>
     </w:p>
     <w:p>
@@ -11149,15 +17124,26 @@
         <w:t xml:space="preserve"> </w:t>
       </w:r>
       <w:r>
-        <w:t>Formato NumeroCarta non corretto.</w:t>
-      </w:r>
-    </w:p>
-    <w:p>
-      <w:r>
-        <w:rPr>
-          <w:b/>
-          <w:bCs/>
-        </w:rPr>
+        <w:t xml:space="preserve">Formato </w:t>
+      </w:r>
+      <w:proofErr w:type="spellStart"/>
+      <w:proofErr w:type="gramStart"/>
+      <w:r>
+        <w:t>NumeroCarta</w:t>
+      </w:r>
+      <w:proofErr w:type="spellEnd"/>
+      <w:proofErr w:type="gramEnd"/>
+      <w:r>
+        <w:t xml:space="preserve"> non corretto.</w:t>
+      </w:r>
+    </w:p>
+    <w:p>
+      <w:r>
+        <w:rPr>
+          <w:b/>
+          <w:bCs/>
+        </w:rPr>
+        <w:lastRenderedPageBreak/>
         <w:t>LI1  FI1  LNC1  FNC1  M2  A1  LC1  FC1:</w:t>
       </w:r>
       <w:r>
@@ -11287,6 +17273,7 @@
           <w:szCs w:val="28"/>
         </w:rPr>
       </w:pPr>
+      <w:proofErr w:type="spellStart"/>
       <w:r>
         <w:rPr>
           <w:b/>
@@ -11305,6 +17292,7 @@
         </w:rPr>
         <w:t>_AggiungiArticolo</w:t>
       </w:r>
+      <w:proofErr w:type="spellEnd"/>
     </w:p>
     <w:p>
       <w:pPr>
@@ -11752,6 +17740,7 @@
         </w:rPr>
         <w:t xml:space="preserve"> </w:t>
       </w:r>
+      <w:proofErr w:type="spellStart"/>
       <w:r>
         <w:rPr>
           <w:b/>
@@ -11770,6 +17759,7 @@
         </w:rPr>
         <w:t>Articolo</w:t>
       </w:r>
+      <w:proofErr w:type="spellEnd"/>
       <w:r>
         <w:rPr>
           <w:b/>
@@ -11956,14 +17946,14 @@
           <w:szCs w:val="28"/>
         </w:rPr>
       </w:pPr>
-      <w:r>
-        <w:rPr>
-          <w:b/>
-          <w:bCs/>
-          <w:sz w:val="28"/>
-          <w:szCs w:val="28"/>
-        </w:rPr>
-        <w:lastRenderedPageBreak/>
+      <w:proofErr w:type="spellStart"/>
+      <w:r>
+        <w:rPr>
+          <w:b/>
+          <w:bCs/>
+          <w:sz w:val="28"/>
+          <w:szCs w:val="28"/>
+        </w:rPr>
         <w:t>TC</w:t>
       </w:r>
       <w:r>
@@ -11984,6 +17974,7 @@
         </w:rPr>
         <w:t>ModificaQuantitàArticolo</w:t>
       </w:r>
+      <w:proofErr w:type="spellEnd"/>
     </w:p>
     <w:p>
       <w:pPr>
@@ -12173,6 +18164,7 @@
           </w:p>
           <w:p>
             <w:r>
+              <w:lastRenderedPageBreak/>
               <w:t xml:space="preserve">2. Quantità negativa          </w:t>
             </w:r>
             <w:r>
@@ -12195,6 +18187,7 @@
           </w:tcPr>
           <w:p>
             <w:r>
+              <w:lastRenderedPageBreak/>
               <w:t>Disponibilità Magazzino DM</w:t>
             </w:r>
           </w:p>
@@ -12271,6 +18264,7 @@
         </w:rPr>
         <w:t xml:space="preserve"> </w:t>
       </w:r>
+      <w:proofErr w:type="spellStart"/>
       <w:r>
         <w:rPr>
           <w:b/>
@@ -12289,6 +18283,7 @@
         </w:rPr>
         <w:t>Articolo</w:t>
       </w:r>
+      <w:proofErr w:type="spellEnd"/>
       <w:r>
         <w:rPr>
           <w:b/>

--- a/Deliverables/Edil CommerceDesign_TestPlan.docx
+++ b/Deliverables/Edil CommerceDesign_TestPlan.docx
@@ -111,7 +111,6 @@
           <w:lang w:val="en-GB"/>
         </w:rPr>
       </w:pPr>
-      <w:proofErr w:type="spellStart"/>
       <w:r>
         <w:rPr>
           <w:rFonts w:ascii="Arial" w:hAnsi="Arial"/>
@@ -119,9 +118,8 @@
           <w:sz w:val="36"/>
           <w:lang w:val="en-GB"/>
         </w:rPr>
-        <w:t>Edil</w:t>
-      </w:r>
-      <w:proofErr w:type="spellEnd"/>
+        <w:t>Edil CommerceDesign</w:t>
+      </w:r>
       <w:r>
         <w:rPr>
           <w:rFonts w:ascii="Arial" w:hAnsi="Arial"/>
@@ -129,9 +127,8 @@
           <w:sz w:val="36"/>
           <w:lang w:val="en-GB"/>
         </w:rPr>
-        <w:t xml:space="preserve"> </w:t>
-      </w:r>
-      <w:proofErr w:type="spellStart"/>
+        <w:br/>
+      </w:r>
       <w:r>
         <w:rPr>
           <w:rFonts w:ascii="Arial" w:hAnsi="Arial"/>
@@ -139,9 +136,8 @@
           <w:sz w:val="36"/>
           <w:lang w:val="en-GB"/>
         </w:rPr>
-        <w:t>CommerceDesign</w:t>
-      </w:r>
-      <w:proofErr w:type="spellEnd"/>
+        <w:t>Test Plan</w:t>
+      </w:r>
       <w:r>
         <w:rPr>
           <w:rFonts w:ascii="Arial" w:hAnsi="Arial"/>
@@ -150,44 +146,7 @@
           <w:lang w:val="en-GB"/>
         </w:rPr>
         <w:br/>
-      </w:r>
-      <w:r>
-        <w:rPr>
-          <w:rFonts w:ascii="Arial" w:hAnsi="Arial"/>
-          <w:b/>
-          <w:sz w:val="36"/>
-          <w:lang w:val="en-GB"/>
-        </w:rPr>
-        <w:t>Test Plan</w:t>
-      </w:r>
-      <w:r>
-        <w:rPr>
-          <w:rFonts w:ascii="Arial" w:hAnsi="Arial"/>
-          <w:b/>
-          <w:sz w:val="36"/>
-          <w:lang w:val="en-GB"/>
-        </w:rPr>
-        <w:br/>
-      </w:r>
-      <w:proofErr w:type="spellStart"/>
-      <w:r>
-        <w:rPr>
-          <w:rFonts w:ascii="Arial" w:hAnsi="Arial"/>
-          <w:b/>
-          <w:sz w:val="36"/>
-          <w:lang w:val="en-GB"/>
-        </w:rPr>
-        <w:t>Versione</w:t>
-      </w:r>
-      <w:proofErr w:type="spellEnd"/>
-      <w:r>
-        <w:rPr>
-          <w:rFonts w:ascii="Arial" w:hAnsi="Arial"/>
-          <w:b/>
-          <w:sz w:val="36"/>
-          <w:lang w:val="en-GB"/>
-        </w:rPr>
-        <w:t xml:space="preserve"> 1.0</w:t>
+        <w:t>Versione 1.0</w:t>
       </w:r>
       <w:r>
         <w:rPr>
@@ -565,6 +524,7 @@
       <w:sdtPr>
         <w:rPr>
           <w:rFonts w:eastAsia="Lucida Sans Unicode" w:cs="Times New Roman"/>
+          <w:b w:val="0"/>
           <w:color w:val="0563C1" w:themeColor="hyperlink"/>
           <w:kern w:val="1"/>
           <w:sz w:val="24"/>
@@ -2359,39 +2319,7 @@
           <w:sz w:val="28"/>
           <w:szCs w:val="28"/>
         </w:rPr>
-        <w:t>Verrà utilizzata la strategia di testing “</w:t>
-      </w:r>
-      <w:proofErr w:type="spellStart"/>
-      <w:r>
-        <w:rPr>
-          <w:sz w:val="28"/>
-          <w:szCs w:val="28"/>
-        </w:rPr>
-        <w:t>Category</w:t>
-      </w:r>
-      <w:proofErr w:type="spellEnd"/>
-      <w:r>
-        <w:rPr>
-          <w:sz w:val="28"/>
-          <w:szCs w:val="28"/>
-        </w:rPr>
-        <w:t xml:space="preserve"> </w:t>
-      </w:r>
-      <w:proofErr w:type="spellStart"/>
-      <w:r>
-        <w:rPr>
-          <w:sz w:val="28"/>
-          <w:szCs w:val="28"/>
-        </w:rPr>
-        <w:t>Partition</w:t>
-      </w:r>
-      <w:proofErr w:type="spellEnd"/>
-      <w:r>
-        <w:rPr>
-          <w:sz w:val="28"/>
-          <w:szCs w:val="28"/>
-        </w:rPr>
-        <w:t>”, per generare test funzionali da specifiche informali.</w:t>
+        <w:t>Verrà utilizzata la strategia di testing “Category Partition”, per generare test funzionali da specifiche informali.</w:t>
       </w:r>
       <w:r>
         <w:rPr>
@@ -2729,6 +2657,9 @@
         <w:t xml:space="preserve">TEST </w:t>
       </w:r>
       <w:r>
+        <w:rPr>
+          <w:lang w:val="en-US"/>
+        </w:rPr>
         <w:t>CASES</w:t>
       </w:r>
       <w:bookmarkEnd w:id="6"/>
@@ -2777,17 +2708,14 @@
           <w:bCs/>
           <w:sz w:val="28"/>
           <w:szCs w:val="28"/>
-          <w:lang w:val="en-GB"/>
-        </w:rPr>
-      </w:pPr>
-      <w:proofErr w:type="spellStart"/>
+        </w:rPr>
+      </w:pPr>
       <w:r>
         <w:rPr>
           <w:b/>
           <w:bCs/>
           <w:sz w:val="28"/>
           <w:szCs w:val="28"/>
-          <w:lang w:val="en-GB"/>
         </w:rPr>
         <w:t>T</w:t>
       </w:r>
@@ -2797,7 +2725,6 @@
           <w:bCs/>
           <w:sz w:val="28"/>
           <w:szCs w:val="28"/>
-          <w:lang w:val="en-GB"/>
         </w:rPr>
         <w:t>C</w:t>
       </w:r>
@@ -2807,7 +2734,6 @@
           <w:bCs/>
           <w:sz w:val="28"/>
           <w:szCs w:val="28"/>
-          <w:lang w:val="en-GB"/>
         </w:rPr>
         <w:t>_R</w:t>
       </w:r>
@@ -2817,11 +2743,9 @@
           <w:bCs/>
           <w:sz w:val="28"/>
           <w:szCs w:val="28"/>
-          <w:lang w:val="en-GB"/>
         </w:rPr>
         <w:t>egistrazione</w:t>
       </w:r>
-      <w:proofErr w:type="spellEnd"/>
     </w:p>
     <w:p>
       <w:pPr>
@@ -2830,7 +2754,6 @@
           <w:bCs/>
           <w:sz w:val="28"/>
           <w:szCs w:val="28"/>
-          <w:lang w:val="en-GB"/>
         </w:rPr>
       </w:pPr>
     </w:p>
@@ -3701,63 +3624,49 @@
               <w:rPr>
                 <w:lang w:val="en-GB"/>
               </w:rPr>
-              <w:t>1. Non esiste nel Database</w:t>
-            </w:r>
-            <w:proofErr w:type="gramStart"/>
+              <w:t xml:space="preserve">1. Non esiste nel Database  </w:t>
+            </w:r>
             <w:r>
               <w:rPr>
                 <w:lang w:val="en-GB"/>
               </w:rPr>
-              <w:t xml:space="preserve">  </w:t>
+              <w:t xml:space="preserve"> </w:t>
+            </w:r>
+            <w:r>
+              <w:rPr>
+                <w:lang w:val="en-US"/>
+              </w:rPr>
+              <w:t>[if FE_VALID]</w:t>
             </w:r>
             <w:r>
               <w:rPr>
                 <w:lang w:val="en-GB"/>
               </w:rPr>
-              <w:t xml:space="preserve"> </w:t>
-            </w:r>
-            <w:r>
+              <w:t>[property EE_NOT_EXIST]</w:t>
+            </w:r>
+          </w:p>
+          <w:p>
+            <w:pPr>
               <w:rPr>
                 <w:lang w:val="en-US"/>
               </w:rPr>
+            </w:pPr>
+            <w:r>
+              <w:t>2</w:t>
+            </w:r>
+            <w:r>
+              <w:t xml:space="preserve">. Esiste nel Database.        </w:t>
+            </w:r>
+            <w:r>
+              <w:rPr>
+                <w:lang w:val="en-US"/>
+              </w:rPr>
               <w:t>[</w:t>
             </w:r>
-            <w:proofErr w:type="gramEnd"/>
             <w:r>
               <w:rPr>
                 <w:lang w:val="en-US"/>
               </w:rPr>
-              <w:t>if FE_VALID]</w:t>
-            </w:r>
-            <w:r>
-              <w:rPr>
-                <w:lang w:val="en-GB"/>
-              </w:rPr>
-              <w:t>[property EE_NOT_EXIST]</w:t>
-            </w:r>
-          </w:p>
-          <w:p>
-            <w:pPr>
-              <w:rPr>
-                <w:lang w:val="en-US"/>
-              </w:rPr>
-            </w:pPr>
-            <w:r>
-              <w:t>2</w:t>
-            </w:r>
-            <w:r>
-              <w:t xml:space="preserve">. Esiste nel Database.        </w:t>
-            </w:r>
-            <w:r>
-              <w:rPr>
-                <w:lang w:val="en-US"/>
-              </w:rPr>
-              <w:t>[</w:t>
-            </w:r>
-            <w:r>
-              <w:rPr>
-                <w:lang w:val="en-US"/>
-              </w:rPr>
               <w:t>property EE_EXIST]</w:t>
             </w:r>
           </w:p>
@@ -3769,15 +3678,7 @@
         <w:t>*Rispetta il formato: La Stringa presenta un carattere ”@”, almeno un carattere “.”</w:t>
       </w:r>
       <w:r>
-        <w:t xml:space="preserve"> e almeno </w:t>
-      </w:r>
-      <w:proofErr w:type="gramStart"/>
-      <w:r>
-        <w:t>4</w:t>
-      </w:r>
-      <w:proofErr w:type="gramEnd"/>
-      <w:r>
-        <w:t xml:space="preserve"> caratteri dopo la @. </w:t>
+        <w:t xml:space="preserve"> e almeno 4 caratteri dopo la @. </w:t>
       </w:r>
     </w:p>
     <w:p/>
@@ -3904,15 +3805,7 @@
     </w:tbl>
     <w:p>
       <w:r>
-        <w:t xml:space="preserve">*Rispetta il formato: La Stringa deve contenere un carattere speciale, un carattere </w:t>
-      </w:r>
-      <w:proofErr w:type="spellStart"/>
-      <w:r>
-        <w:t>maiusc</w:t>
-      </w:r>
-      <w:proofErr w:type="spellEnd"/>
-      <w:r>
-        <w:t xml:space="preserve"> e un numero.</w:t>
+        <w:t>*Rispetta il formato: La Stringa deve contenere un carattere speciale, un carattere maiusc e un numero.</w:t>
       </w:r>
     </w:p>
     <w:p>
@@ -5038,23 +4931,7 @@
                 <w:sz w:val="21"/>
                 <w:szCs w:val="21"/>
               </w:rPr>
-              <w:t>TC_ LUNGHEZZA_</w:t>
-            </w:r>
-            <w:proofErr w:type="gramStart"/>
-            <w:r>
-              <w:rPr>
-                <w:sz w:val="21"/>
-                <w:szCs w:val="21"/>
-              </w:rPr>
-              <w:t>CITTA</w:t>
-            </w:r>
-            <w:proofErr w:type="gramEnd"/>
-            <w:r>
-              <w:rPr>
-                <w:sz w:val="21"/>
-                <w:szCs w:val="21"/>
-              </w:rPr>
-              <w:t>_NON_CORRETTA</w:t>
+              <w:t>TC_ LUNGHEZZA_CITTA_NON_CORRETTA</w:t>
             </w:r>
           </w:p>
         </w:tc>
@@ -5797,23 +5674,7 @@
                 <w:sz w:val="21"/>
                 <w:szCs w:val="21"/>
               </w:rPr>
-              <w:t xml:space="preserve">“Username </w:t>
-            </w:r>
-            <w:proofErr w:type="spellStart"/>
-            <w:r>
-              <w:rPr>
-                <w:sz w:val="21"/>
-                <w:szCs w:val="21"/>
-              </w:rPr>
-              <w:t>gia</w:t>
-            </w:r>
-            <w:proofErr w:type="spellEnd"/>
-            <w:r>
-              <w:rPr>
-                <w:sz w:val="21"/>
-                <w:szCs w:val="21"/>
-              </w:rPr>
-              <w:t xml:space="preserve"> esistente nel DB”</w:t>
+              <w:t>“Username gia esistente nel DB”</w:t>
             </w:r>
           </w:p>
         </w:tc>
@@ -6268,7 +6129,6 @@
           <w:szCs w:val="28"/>
         </w:rPr>
       </w:pPr>
-      <w:proofErr w:type="spellStart"/>
       <w:r>
         <w:rPr>
           <w:b/>
@@ -6279,7 +6139,6 @@
         <w:lastRenderedPageBreak/>
         <w:t>TC_Modifica</w:t>
       </w:r>
-      <w:proofErr w:type="spellEnd"/>
       <w:r>
         <w:rPr>
           <w:b/>
@@ -6906,54 +6765,40 @@
               <w:rPr>
                 <w:lang w:val="en-GB"/>
               </w:rPr>
-              <w:t>1. Non esiste nel Database</w:t>
-            </w:r>
-            <w:proofErr w:type="gramStart"/>
+              <w:t xml:space="preserve">1. Non esiste nel Database  </w:t>
+            </w:r>
             <w:r>
               <w:rPr>
                 <w:lang w:val="en-GB"/>
               </w:rPr>
-              <w:t xml:space="preserve">  </w:t>
+              <w:t xml:space="preserve"> </w:t>
+            </w:r>
+            <w:r>
+              <w:rPr>
+                <w:lang w:val="en-US"/>
+              </w:rPr>
+              <w:t>[if FE_VALID]</w:t>
             </w:r>
             <w:r>
               <w:rPr>
                 <w:lang w:val="en-GB"/>
               </w:rPr>
-              <w:t xml:space="preserve"> </w:t>
-            </w:r>
-            <w:r>
+              <w:t>[property EE_NOT_EXIST]</w:t>
+            </w:r>
+          </w:p>
+          <w:p>
+            <w:pPr>
               <w:rPr>
                 <w:lang w:val="en-US"/>
               </w:rPr>
-              <w:t>[</w:t>
-            </w:r>
-            <w:proofErr w:type="gramEnd"/>
+            </w:pPr>
+            <w:r>
+              <w:t xml:space="preserve">2. Esiste nel Database.        </w:t>
+            </w:r>
             <w:r>
               <w:rPr>
                 <w:lang w:val="en-US"/>
               </w:rPr>
-              <w:t>if FE_VALID]</w:t>
-            </w:r>
-            <w:r>
-              <w:rPr>
-                <w:lang w:val="en-GB"/>
-              </w:rPr>
-              <w:t>[property EE_NOT_EXIST]</w:t>
-            </w:r>
-          </w:p>
-          <w:p>
-            <w:pPr>
-              <w:rPr>
-                <w:lang w:val="en-US"/>
-              </w:rPr>
-            </w:pPr>
-            <w:r>
-              <w:t xml:space="preserve">2. Esiste nel Database.        </w:t>
-            </w:r>
-            <w:r>
-              <w:rPr>
-                <w:lang w:val="en-US"/>
-              </w:rPr>
               <w:t>[property EE_EXIST]</w:t>
             </w:r>
           </w:p>
@@ -6962,15 +6807,7 @@
     </w:tbl>
     <w:p>
       <w:r>
-        <w:t xml:space="preserve">*Rispetta il formato: La Stringa presenta un carattere ”@”, almeno un carattere “.” e almeno </w:t>
-      </w:r>
-      <w:proofErr w:type="gramStart"/>
-      <w:r>
-        <w:t>4</w:t>
-      </w:r>
-      <w:proofErr w:type="gramEnd"/>
-      <w:r>
-        <w:t xml:space="preserve"> caratteri dopo la @. </w:t>
+        <w:t xml:space="preserve">*Rispetta il formato: La Stringa presenta un carattere ”@”, almeno un carattere “.” e almeno 4 caratteri dopo la @. </w:t>
       </w:r>
     </w:p>
     <w:tbl>
@@ -7090,15 +6927,7 @@
     </w:tbl>
     <w:p>
       <w:r>
-        <w:t xml:space="preserve">*Rispetta il formato: La Stringa deve contenere un carattere speciale, un carattere </w:t>
-      </w:r>
-      <w:proofErr w:type="spellStart"/>
-      <w:r>
-        <w:t>maiusc</w:t>
-      </w:r>
-      <w:proofErr w:type="spellEnd"/>
-      <w:r>
-        <w:t xml:space="preserve"> e un numero.</w:t>
+        <w:t>*Rispetta il formato: La Stringa deve contenere un carattere speciale, un carattere maiusc e un numero.</w:t>
       </w:r>
     </w:p>
     <w:p/>
@@ -8151,23 +7980,7 @@
                 <w:sz w:val="21"/>
                 <w:szCs w:val="21"/>
               </w:rPr>
-              <w:t>TC_ LUNGHEZZA_</w:t>
-            </w:r>
-            <w:proofErr w:type="gramStart"/>
-            <w:r>
-              <w:rPr>
-                <w:sz w:val="21"/>
-                <w:szCs w:val="21"/>
-              </w:rPr>
-              <w:t>CITTA</w:t>
-            </w:r>
-            <w:proofErr w:type="gramEnd"/>
-            <w:r>
-              <w:rPr>
-                <w:sz w:val="21"/>
-                <w:szCs w:val="21"/>
-              </w:rPr>
-              <w:t>_NON_CORRETTA</w:t>
+              <w:t>TC_ LUNGHEZZA_CITTA_NON_CORRETTA</w:t>
             </w:r>
           </w:p>
         </w:tc>
@@ -8902,23 +8715,7 @@
                 <w:sz w:val="21"/>
                 <w:szCs w:val="21"/>
               </w:rPr>
-              <w:t xml:space="preserve">“Username </w:t>
-            </w:r>
-            <w:proofErr w:type="spellStart"/>
-            <w:r>
-              <w:rPr>
-                <w:sz w:val="21"/>
-                <w:szCs w:val="21"/>
-              </w:rPr>
-              <w:t>gia</w:t>
-            </w:r>
-            <w:proofErr w:type="spellEnd"/>
-            <w:r>
-              <w:rPr>
-                <w:sz w:val="21"/>
-                <w:szCs w:val="21"/>
-              </w:rPr>
-              <w:t xml:space="preserve"> esistente nel DB”</w:t>
+              <w:t>“Username gia esistente nel DB”</w:t>
             </w:r>
           </w:p>
         </w:tc>
@@ -9437,7 +9234,10 @@
               <w:jc w:val="center"/>
             </w:pPr>
             <w:r>
-              <w:t>Parametro: E-mail</w:t>
+              <w:t xml:space="preserve">Parametro: </w:t>
+            </w:r>
+            <w:r>
+              <w:t>Username</w:t>
             </w:r>
           </w:p>
         </w:tc>
@@ -9480,7 +9280,19 @@
           </w:tcPr>
           <w:p>
             <w:r>
-              <w:t>Esistenza E-mail EE</w:t>
+              <w:t xml:space="preserve">Esistenza </w:t>
+            </w:r>
+            <w:r>
+              <w:t>Username</w:t>
+            </w:r>
+            <w:r>
+              <w:t xml:space="preserve"> </w:t>
+            </w:r>
+            <w:r>
+              <w:t>U</w:t>
+            </w:r>
+            <w:r>
+              <w:t>E</w:t>
             </w:r>
           </w:p>
         </w:tc>
@@ -9490,7 +9302,13 @@
           </w:tcPr>
           <w:p>
             <w:r>
-              <w:t>1. Non esiste nel Database  [property EE_NOT_EXIST]</w:t>
+              <w:t xml:space="preserve">1. Non esiste nel Database  [property </w:t>
+            </w:r>
+            <w:r>
+              <w:t>U</w:t>
+            </w:r>
+            <w:r>
+              <w:t>E_NOT_EXIST]</w:t>
             </w:r>
           </w:p>
           <w:p>
@@ -9506,7 +9324,19 @@
               <w:rPr>
                 <w:lang w:val="en-US"/>
               </w:rPr>
-              <w:t>[property EE_EXIST]</w:t>
+              <w:t xml:space="preserve">[property </w:t>
+            </w:r>
+            <w:r>
+              <w:rPr>
+                <w:lang w:val="en-US"/>
+              </w:rPr>
+              <w:t>U</w:t>
+            </w:r>
+            <w:r>
+              <w:rPr>
+                <w:lang w:val="en-US"/>
+              </w:rPr>
+              <w:t>E_EXIST]</w:t>
             </w:r>
           </w:p>
         </w:tc>
@@ -9609,24 +9439,42 @@
               <w:rPr>
                 <w:lang w:val="en-US"/>
               </w:rPr>
-              <w:t>1.Password associate all’ e-mail</w:t>
+              <w:t xml:space="preserve">1.Password associate all’ </w:t>
             </w:r>
             <w:r>
               <w:rPr>
                 <w:lang w:val="en-US"/>
               </w:rPr>
+              <w:t>username</w:t>
+            </w:r>
+            <w:r>
+              <w:rPr>
+                <w:lang w:val="en-US"/>
+              </w:rPr>
               <w:t xml:space="preserve"> </w:t>
             </w:r>
             <w:r>
               <w:rPr>
                 <w:lang w:val="en-US"/>
               </w:rPr>
-              <w:t>[if EE_EXI</w:t>
+              <w:t xml:space="preserve">[if </w:t>
             </w:r>
             <w:r>
               <w:rPr>
                 <w:lang w:val="en-US"/>
               </w:rPr>
+              <w:t>U</w:t>
+            </w:r>
+            <w:r>
+              <w:rPr>
+                <w:lang w:val="en-US"/>
+              </w:rPr>
+              <w:t>E_EXI</w:t>
+            </w:r>
+            <w:r>
+              <w:rPr>
+                <w:lang w:val="en-US"/>
+              </w:rPr>
               <w:t>ST</w:t>
             </w:r>
             <w:r>
@@ -9661,16 +9509,45 @@
             </w:r>
           </w:p>
           <w:p>
-            <w:r>
-              <w:t>2.Password non associata all</w:t>
-            </w:r>
-            <w:r>
-              <w:t>’ e-mail[property NOT_</w:t>
-            </w:r>
-            <w:r>
+            <w:pPr>
+              <w:rPr>
+                <w:lang w:val="en-US"/>
+              </w:rPr>
+            </w:pPr>
+            <w:r>
+              <w:rPr>
+                <w:lang w:val="en-US"/>
+              </w:rPr>
+              <w:t>2.Password non associata all’</w:t>
+            </w:r>
+            <w:r>
+              <w:rPr>
+                <w:lang w:val="en-US"/>
+              </w:rPr>
+              <w:t xml:space="preserve"> username</w:t>
+            </w:r>
+            <w:r>
+              <w:rPr>
+                <w:lang w:val="en-US"/>
+              </w:rPr>
+              <w:t xml:space="preserve"> </w:t>
+            </w:r>
+            <w:r>
+              <w:rPr>
+                <w:lang w:val="en-US"/>
+              </w:rPr>
+              <w:t>[property NOT_</w:t>
+            </w:r>
+            <w:r>
+              <w:rPr>
+                <w:lang w:val="en-US"/>
+              </w:rPr>
               <w:t>ASP</w:t>
             </w:r>
             <w:r>
+              <w:rPr>
+                <w:lang w:val="en-US"/>
+              </w:rPr>
               <w:t>_VALID]</w:t>
             </w:r>
           </w:p>
@@ -9684,6 +9561,7 @@
           <w:bCs/>
           <w:sz w:val="20"/>
           <w:szCs w:val="20"/>
+          <w:lang w:val="en-US"/>
         </w:rPr>
       </w:pPr>
     </w:p>
@@ -9916,7 +9794,14 @@
                 <w:sz w:val="21"/>
                 <w:szCs w:val="21"/>
               </w:rPr>
-              <w:t>EE2</w:t>
+              <w:t>U</w:t>
+            </w:r>
+            <w:r>
+              <w:rPr>
+                <w:sz w:val="21"/>
+                <w:szCs w:val="21"/>
+              </w:rPr>
+              <w:t>E2</w:t>
             </w:r>
           </w:p>
         </w:tc>
@@ -9936,7 +9821,35 @@
                 <w:sz w:val="21"/>
                 <w:szCs w:val="21"/>
               </w:rPr>
-              <w:t>“Mail non trovata”</w:t>
+              <w:t>“</w:t>
+            </w:r>
+            <w:r>
+              <w:rPr>
+                <w:sz w:val="21"/>
+                <w:szCs w:val="21"/>
+              </w:rPr>
+              <w:t>Username</w:t>
+            </w:r>
+            <w:r>
+              <w:rPr>
+                <w:sz w:val="21"/>
+                <w:szCs w:val="21"/>
+              </w:rPr>
+              <w:t xml:space="preserve"> non trovat</w:t>
+            </w:r>
+            <w:r>
+              <w:rPr>
+                <w:sz w:val="21"/>
+                <w:szCs w:val="21"/>
+              </w:rPr>
+              <w:t>o</w:t>
+            </w:r>
+            <w:r>
+              <w:rPr>
+                <w:sz w:val="21"/>
+                <w:szCs w:val="21"/>
+              </w:rPr>
+              <w:t>”</w:t>
             </w:r>
           </w:p>
         </w:tc>
@@ -10286,16 +10199,11 @@
               <w:jc w:val="center"/>
             </w:pPr>
             <w:r>
-              <w:t xml:space="preserve">Parametro: </w:t>
-            </w:r>
-            <w:proofErr w:type="spellStart"/>
-            <w:r>
-              <w:t>Nome</w:t>
+              <w:t>Parametro: Nome</w:t>
             </w:r>
             <w:r>
               <w:t>Articolo</w:t>
             </w:r>
-            <w:proofErr w:type="spellEnd"/>
           </w:p>
         </w:tc>
       </w:tr>
@@ -10337,16 +10245,11 @@
           </w:tcPr>
           <w:p>
             <w:r>
-              <w:t xml:space="preserve">Lunghezza </w:t>
-            </w:r>
-            <w:proofErr w:type="spellStart"/>
-            <w:r>
-              <w:t>Nome</w:t>
+              <w:t>Lunghezza Nome</w:t>
             </w:r>
             <w:r>
               <w:t>Articolo</w:t>
             </w:r>
-            <w:proofErr w:type="spellEnd"/>
             <w:r>
               <w:t xml:space="preserve"> LN</w:t>
             </w:r>
@@ -10388,16 +10291,11 @@
           </w:tcPr>
           <w:p>
             <w:r>
-              <w:t xml:space="preserve">Formato </w:t>
-            </w:r>
-            <w:proofErr w:type="spellStart"/>
-            <w:r>
-              <w:t>Nome</w:t>
+              <w:t>Formato Nome</w:t>
             </w:r>
             <w:r>
               <w:t>Articolo</w:t>
             </w:r>
-            <w:proofErr w:type="spellEnd"/>
             <w:r>
               <w:t xml:space="preserve"> FN</w:t>
             </w:r>
@@ -10456,11 +10354,9 @@
             <w:r>
               <w:t xml:space="preserve">Esistenza </w:t>
             </w:r>
-            <w:proofErr w:type="spellStart"/>
             <w:r>
               <w:t>NomeArticolo</w:t>
             </w:r>
-            <w:proofErr w:type="spellEnd"/>
             <w:r>
               <w:t xml:space="preserve"> E</w:t>
             </w:r>
@@ -11204,6 +11100,14 @@
           <w:bCs/>
         </w:rPr>
       </w:pPr>
+    </w:p>
+    <w:p>
+      <w:pPr>
+        <w:rPr>
+          <w:b/>
+          <w:bCs/>
+        </w:rPr>
+      </w:pPr>
       <w:r>
         <w:rPr>
           <w:b/>
@@ -12071,7 +11975,15 @@
                 <w:sz w:val="21"/>
                 <w:szCs w:val="21"/>
               </w:rPr>
-              <w:t>ECA2 LNA1 FNA1 ENA1 LPF1 FPF1 EPF1 LD1 FD1 FC1 PC1</w:t>
+              <w:t xml:space="preserve">ECA2 LNA1 FNA1 ENA1 LPF1 FPF1 EPF1 LD1 FD1 </w:t>
+            </w:r>
+            <w:r>
+              <w:rPr>
+                <w:sz w:val="21"/>
+                <w:szCs w:val="21"/>
+              </w:rPr>
+              <w:lastRenderedPageBreak/>
+              <w:t>FC1 PC1</w:t>
             </w:r>
           </w:p>
         </w:tc>
@@ -12091,6 +12003,7 @@
                 <w:sz w:val="21"/>
                 <w:szCs w:val="21"/>
               </w:rPr>
+              <w:lastRenderedPageBreak/>
               <w:t>“Articolo già esistente”</w:t>
             </w:r>
           </w:p>
@@ -12106,7 +12019,6 @@
           <w:szCs w:val="32"/>
         </w:rPr>
       </w:pPr>
-      <w:proofErr w:type="spellStart"/>
       <w:r>
         <w:rPr>
           <w:b/>
@@ -12114,10 +12026,8 @@
           <w:sz w:val="32"/>
           <w:szCs w:val="32"/>
         </w:rPr>
-        <w:lastRenderedPageBreak/>
         <w:t>TC_ModificaArticolo</w:t>
       </w:r>
-      <w:proofErr w:type="spellEnd"/>
     </w:p>
     <w:p>
       <w:pPr>
@@ -12825,9 +12735,9 @@
         <w:tblLook w:val="04A0" w:firstRow="1" w:lastRow="0" w:firstColumn="1" w:lastColumn="0" w:noHBand="0" w:noVBand="1"/>
       </w:tblPr>
       <w:tblGrid>
-        <w:gridCol w:w="6017"/>
-        <w:gridCol w:w="2392"/>
-        <w:gridCol w:w="1219"/>
+        <w:gridCol w:w="6007"/>
+        <w:gridCol w:w="2390"/>
+        <w:gridCol w:w="1231"/>
       </w:tblGrid>
       <w:tr>
         <w:tc>
@@ -13032,6 +12942,13 @@
                 <w:szCs w:val="21"/>
               </w:rPr>
             </w:pPr>
+            <w:r>
+              <w:rPr>
+                <w:sz w:val="21"/>
+                <w:szCs w:val="21"/>
+              </w:rPr>
+              <w:t>“Lunghezza costo non valida”</w:t>
+            </w:r>
           </w:p>
         </w:tc>
       </w:tr>
@@ -13088,6 +13005,13 @@
                 <w:szCs w:val="21"/>
               </w:rPr>
             </w:pPr>
+            <w:r>
+              <w:rPr>
+                <w:sz w:val="21"/>
+                <w:szCs w:val="21"/>
+              </w:rPr>
+              <w:t>“Formato costo non valido”</w:t>
+            </w:r>
           </w:p>
         </w:tc>
       </w:tr>
@@ -13144,6 +13068,13 @@
                 <w:szCs w:val="21"/>
               </w:rPr>
             </w:pPr>
+            <w:r>
+              <w:rPr>
+                <w:sz w:val="21"/>
+                <w:szCs w:val="21"/>
+              </w:rPr>
+              <w:t>“Formato descrizione non valido”</w:t>
+            </w:r>
           </w:p>
         </w:tc>
       </w:tr>
@@ -13200,6 +13131,13 @@
                 <w:szCs w:val="21"/>
               </w:rPr>
             </w:pPr>
+            <w:r>
+              <w:rPr>
+                <w:sz w:val="21"/>
+                <w:szCs w:val="21"/>
+              </w:rPr>
+              <w:t>“Lunghezza descrizione non valida”</w:t>
+            </w:r>
           </w:p>
         </w:tc>
       </w:tr>
@@ -13241,7 +13179,15 @@
                 <w:sz w:val="21"/>
                 <w:szCs w:val="21"/>
               </w:rPr>
-              <w:t>LPF1 FPF1 EPF2 LD1 FD1 FC1 PC1</w:t>
+              <w:t xml:space="preserve">LPF1 FPF1 EPF2 LD1 </w:t>
+            </w:r>
+            <w:r>
+              <w:rPr>
+                <w:sz w:val="21"/>
+                <w:szCs w:val="21"/>
+              </w:rPr>
+              <w:lastRenderedPageBreak/>
+              <w:t>FD1 FC1 PC1</w:t>
             </w:r>
           </w:p>
         </w:tc>
@@ -13256,6 +13202,36 @@
                 <w:szCs w:val="21"/>
               </w:rPr>
             </w:pPr>
+            <w:r>
+              <w:rPr>
+                <w:sz w:val="21"/>
+                <w:szCs w:val="21"/>
+              </w:rPr>
+              <w:lastRenderedPageBreak/>
+              <w:t xml:space="preserve">“Percorso </w:t>
+            </w:r>
+            <w:r>
+              <w:rPr>
+                <w:sz w:val="21"/>
+                <w:szCs w:val="21"/>
+              </w:rPr>
+              <w:lastRenderedPageBreak/>
+              <w:t xml:space="preserve">foto </w:t>
+            </w:r>
+            <w:r>
+              <w:rPr>
+                <w:sz w:val="21"/>
+                <w:szCs w:val="21"/>
+              </w:rPr>
+              <w:t>già</w:t>
+            </w:r>
+            <w:r>
+              <w:rPr>
+                <w:sz w:val="21"/>
+                <w:szCs w:val="21"/>
+              </w:rPr>
+              <w:t xml:space="preserve"> esistente”</w:t>
+            </w:r>
           </w:p>
         </w:tc>
       </w:tr>
@@ -13312,6 +13288,13 @@
                 <w:szCs w:val="21"/>
               </w:rPr>
             </w:pPr>
+            <w:r>
+              <w:rPr>
+                <w:sz w:val="21"/>
+                <w:szCs w:val="21"/>
+              </w:rPr>
+              <w:t>“Formato percorso foto errato”</w:t>
+            </w:r>
           </w:p>
         </w:tc>
       </w:tr>
@@ -13371,6 +13354,14 @@
                 <w:lang w:val="en-US"/>
               </w:rPr>
             </w:pPr>
+            <w:r>
+              <w:rPr>
+                <w:sz w:val="21"/>
+                <w:szCs w:val="21"/>
+                <w:lang w:val="en-US"/>
+              </w:rPr>
+              <w:t>“Lunghezza percorso foto errata”</w:t>
+            </w:r>
           </w:p>
         </w:tc>
       </w:tr>
@@ -13384,17 +13375,16 @@
           <w:szCs w:val="28"/>
         </w:rPr>
       </w:pPr>
-      <w:proofErr w:type="spellStart"/>
-      <w:r>
+    </w:p>
+    <w:p>
+      <w:pPr>
         <w:rPr>
           <w:b/>
           <w:bCs/>
           <w:sz w:val="28"/>
           <w:szCs w:val="28"/>
         </w:rPr>
-        <w:lastRenderedPageBreak/>
-        <w:t>TC_</w:t>
-      </w:r>
+      </w:pPr>
       <w:r>
         <w:rPr>
           <w:b/>
@@ -13402,7 +13392,7 @@
           <w:sz w:val="28"/>
           <w:szCs w:val="28"/>
         </w:rPr>
-        <w:t>Aggiorna</w:t>
+        <w:t>TC_</w:t>
       </w:r>
       <w:r>
         <w:rPr>
@@ -13411,7 +13401,7 @@
           <w:sz w:val="28"/>
           <w:szCs w:val="28"/>
         </w:rPr>
-        <w:t>Giacenza</w:t>
+        <w:t>Aggiorna</w:t>
       </w:r>
       <w:r>
         <w:rPr>
@@ -13420,9 +13410,17 @@
           <w:sz w:val="28"/>
           <w:szCs w:val="28"/>
         </w:rPr>
+        <w:t>Giacenza</w:t>
+      </w:r>
+      <w:r>
+        <w:rPr>
+          <w:b/>
+          <w:bCs/>
+          <w:sz w:val="28"/>
+          <w:szCs w:val="28"/>
+        </w:rPr>
         <w:t>Articolo</w:t>
       </w:r>
-      <w:proofErr w:type="spellEnd"/>
     </w:p>
     <w:p>
       <w:pPr>
@@ -13991,9 +13989,8 @@
           <w:sz w:val="32"/>
           <w:szCs w:val="32"/>
         </w:rPr>
-        <w:t xml:space="preserve"> </w:t>
-      </w:r>
-      <w:proofErr w:type="spellStart"/>
+        <w:t xml:space="preserve"> Aggiungi</w:t>
+      </w:r>
       <w:r>
         <w:rPr>
           <w:b/>
@@ -14001,7 +13998,7 @@
           <w:sz w:val="32"/>
           <w:szCs w:val="32"/>
         </w:rPr>
-        <w:t>Aggiungi</w:t>
+        <w:t>_</w:t>
       </w:r>
       <w:r>
         <w:rPr>
@@ -14010,18 +14007,8 @@
           <w:sz w:val="32"/>
           <w:szCs w:val="32"/>
         </w:rPr>
-        <w:t>_</w:t>
-      </w:r>
-      <w:r>
-        <w:rPr>
-          <w:b/>
-          <w:bCs/>
-          <w:sz w:val="32"/>
-          <w:szCs w:val="32"/>
-        </w:rPr>
         <w:t>Recensione</w:t>
       </w:r>
-      <w:proofErr w:type="spellEnd"/>
     </w:p>
     <w:p>
       <w:r>
@@ -14462,6 +14449,7 @@
                 <w:sz w:val="20"/>
                 <w:szCs w:val="20"/>
               </w:rPr>
+              <w:lastRenderedPageBreak/>
               <w:t>TC_ AGGIUNGI:RECENSIONE_SUCCESSFUL</w:t>
             </w:r>
           </w:p>
@@ -14678,7 +14666,6 @@
           <w:sz w:val="28"/>
           <w:szCs w:val="28"/>
         </w:rPr>
-        <w:lastRenderedPageBreak/>
         <w:t>TC_</w:t>
       </w:r>
       <w:r>
@@ -14688,9 +14675,8 @@
           <w:sz w:val="32"/>
           <w:szCs w:val="32"/>
         </w:rPr>
-        <w:t xml:space="preserve"> </w:t>
-      </w:r>
-      <w:proofErr w:type="spellStart"/>
+        <w:t xml:space="preserve"> Modifica</w:t>
+      </w:r>
       <w:r>
         <w:rPr>
           <w:b/>
@@ -14698,7 +14684,7 @@
           <w:sz w:val="32"/>
           <w:szCs w:val="32"/>
         </w:rPr>
-        <w:t>Modifica</w:t>
+        <w:t>_</w:t>
       </w:r>
       <w:r>
         <w:rPr>
@@ -14707,18 +14693,8 @@
           <w:sz w:val="32"/>
           <w:szCs w:val="32"/>
         </w:rPr>
-        <w:t>_</w:t>
-      </w:r>
-      <w:r>
-        <w:rPr>
-          <w:b/>
-          <w:bCs/>
-          <w:sz w:val="32"/>
-          <w:szCs w:val="32"/>
-        </w:rPr>
         <w:t>Recensione</w:t>
       </w:r>
-      <w:proofErr w:type="spellEnd"/>
     </w:p>
     <w:p>
       <w:r>
@@ -15813,15 +15789,7 @@
     </w:tbl>
     <w:p>
       <w:r>
-        <w:t xml:space="preserve">*Rispetta il formato: La Stringa presenta un carattere ”@”, almeno un carattere “.” e almeno </w:t>
-      </w:r>
-      <w:proofErr w:type="gramStart"/>
-      <w:r>
-        <w:t>4</w:t>
-      </w:r>
-      <w:proofErr w:type="gramEnd"/>
-      <w:r>
-        <w:t xml:space="preserve"> caratteri dopo la @. </w:t>
+        <w:t xml:space="preserve">*Rispetta il formato: La Stringa presenta un carattere ”@”, almeno un carattere “.” e almeno 4 caratteri dopo la @. </w:t>
       </w:r>
     </w:p>
     <w:p/>
@@ -16358,7 +16326,6 @@
           <w:b/>
           <w:bCs/>
         </w:rPr>
-        <w:lastRenderedPageBreak/>
         <w:t>TEST FRAME :</w:t>
       </w:r>
     </w:p>
@@ -16761,23 +16728,7 @@
                 <w:sz w:val="20"/>
                 <w:szCs w:val="20"/>
               </w:rPr>
-              <w:t>TC_LUNGHEZZA_</w:t>
-            </w:r>
-            <w:proofErr w:type="gramStart"/>
-            <w:r>
-              <w:rPr>
-                <w:sz w:val="20"/>
-                <w:szCs w:val="20"/>
-              </w:rPr>
-              <w:t>CITTA</w:t>
-            </w:r>
-            <w:proofErr w:type="gramEnd"/>
-            <w:r>
-              <w:rPr>
-                <w:sz w:val="20"/>
-                <w:szCs w:val="20"/>
-              </w:rPr>
-              <w:t>_NON_CORRETTA</w:t>
+              <w:t>TC_LUNGHEZZA_CITTA_NON_CORRETTA</w:t>
             </w:r>
           </w:p>
         </w:tc>
@@ -17323,22 +17274,17 @@
                 <w:sz w:val="20"/>
                 <w:szCs w:val="20"/>
               </w:rPr>
-              <w:t>LN1 FN1 LC2 LE1 FE1 LI1 LT1 FT1 LCI1 LCA1 FCA1 LS1</w:t>
-            </w:r>
-          </w:p>
-          <w:p>
-            <w:pPr>
+              <w:t xml:space="preserve">LN1 FN1 LC2 LE1 FE1 LI1 LT1 FT1 LCI1 </w:t>
+            </w:r>
+            <w:r>
               <w:rPr>
                 <w:sz w:val="20"/>
                 <w:szCs w:val="20"/>
               </w:rPr>
-            </w:pPr>
-          </w:p>
-        </w:tc>
-        <w:tc>
-          <w:tcPr>
-            <w:tcW w:w="1625" w:type="dxa"/>
-          </w:tcPr>
+              <w:lastRenderedPageBreak/>
+              <w:t>LCA1 FCA1 LS1</w:t>
+            </w:r>
+          </w:p>
           <w:p>
             <w:pPr>
               <w:rPr>
@@ -17346,12 +17292,34 @@
                 <w:szCs w:val="20"/>
               </w:rPr>
             </w:pPr>
-            <w:r>
+          </w:p>
+        </w:tc>
+        <w:tc>
+          <w:tcPr>
+            <w:tcW w:w="1625" w:type="dxa"/>
+          </w:tcPr>
+          <w:p>
+            <w:pPr>
               <w:rPr>
                 <w:sz w:val="20"/>
                 <w:szCs w:val="20"/>
               </w:rPr>
-              <w:t>“Lunghezza cognome non corretta”</w:t>
+            </w:pPr>
+            <w:r>
+              <w:rPr>
+                <w:sz w:val="20"/>
+                <w:szCs w:val="20"/>
+              </w:rPr>
+              <w:lastRenderedPageBreak/>
+              <w:t xml:space="preserve">“Lunghezza cognome non </w:t>
+            </w:r>
+            <w:r>
+              <w:rPr>
+                <w:sz w:val="20"/>
+                <w:szCs w:val="20"/>
+              </w:rPr>
+              <w:lastRenderedPageBreak/>
+              <w:t>corretta”</w:t>
             </w:r>
           </w:p>
         </w:tc>
@@ -17377,6 +17345,7 @@
                 <w:sz w:val="20"/>
                 <w:szCs w:val="20"/>
               </w:rPr>
+              <w:lastRenderedPageBreak/>
               <w:t>TC_FORMATO_NOME_NON_CORRETTO</w:t>
             </w:r>
           </w:p>
@@ -17516,7 +17485,6 @@
           <w:szCs w:val="28"/>
         </w:rPr>
       </w:pPr>
-      <w:proofErr w:type="spellStart"/>
       <w:r>
         <w:rPr>
           <w:b/>
@@ -17524,7 +17492,6 @@
           <w:sz w:val="28"/>
           <w:szCs w:val="28"/>
         </w:rPr>
-        <w:lastRenderedPageBreak/>
         <w:t>TC</w:t>
       </w:r>
       <w:r>
@@ -17545,7 +17512,6 @@
         </w:rPr>
         <w:t>ValidazioneCarta</w:t>
       </w:r>
-      <w:proofErr w:type="spellEnd"/>
     </w:p>
     <w:p>
       <w:pPr>
@@ -17799,11 +17765,9 @@
             <w:r>
               <w:t xml:space="preserve">Parametro: </w:t>
             </w:r>
-            <w:proofErr w:type="spellStart"/>
             <w:r>
               <w:t>NumeroCarta</w:t>
             </w:r>
-            <w:proofErr w:type="spellEnd"/>
           </w:p>
         </w:tc>
       </w:tr>
@@ -17847,11 +17811,9 @@
             <w:r>
               <w:t xml:space="preserve">Lunghezza </w:t>
             </w:r>
-            <w:proofErr w:type="spellStart"/>
             <w:r>
               <w:t>NumeroCarta</w:t>
             </w:r>
-            <w:proofErr w:type="spellEnd"/>
             <w:r>
               <w:t xml:space="preserve"> L</w:t>
             </w:r>
@@ -17898,11 +17860,9 @@
             <w:r>
               <w:t xml:space="preserve">Formato </w:t>
             </w:r>
-            <w:proofErr w:type="spellStart"/>
             <w:r>
               <w:t>NumeroCarta</w:t>
             </w:r>
-            <w:proofErr w:type="spellEnd"/>
             <w:r>
               <w:t xml:space="preserve"> F</w:t>
             </w:r>
@@ -18764,7 +18724,6 @@
                 <w:sz w:val="20"/>
                 <w:szCs w:val="20"/>
               </w:rPr>
-              <w:lastRenderedPageBreak/>
               <w:t>TC_FORMATO_NUMEROCARTA_NON_CORRETTO</w:t>
             </w:r>
           </w:p>
@@ -19781,6 +19740,7 @@
                 <w:sz w:val="21"/>
                 <w:szCs w:val="21"/>
               </w:rPr>
+              <w:lastRenderedPageBreak/>
               <w:t>TC_FORMATO_QUANTITA_NON_RISPETTATO</w:t>
             </w:r>
           </w:p>
@@ -19962,7 +19922,6 @@
           <w:szCs w:val="28"/>
         </w:rPr>
       </w:pPr>
-      <w:proofErr w:type="spellStart"/>
       <w:r>
         <w:rPr>
           <w:b/>
@@ -19970,7 +19929,6 @@
           <w:sz w:val="28"/>
           <w:szCs w:val="28"/>
         </w:rPr>
-        <w:lastRenderedPageBreak/>
         <w:t>TC</w:t>
       </w:r>
       <w:r>
@@ -19991,7 +19949,6 @@
         </w:rPr>
         <w:t>ModificaQuantitàArticolo</w:t>
       </w:r>
-      <w:proofErr w:type="spellEnd"/>
     </w:p>
     <w:p>
       <w:pPr>
